--- a/Books/RPG_Books/TheWonderManAndHisLovelyAssistant/Notes_TheWonderManAndHisLovelyAssistant.docx
+++ b/Books/RPG_Books/TheWonderManAndHisLovelyAssistant/Notes_TheWonderManAndHisLovelyAssistant.docx
@@ -241,9 +241,11 @@
             <w:tcW w:w="2934" w:type="dxa"/>
           </w:tcPr>
           <w:p>
+            <w:proofErr w:type="spellStart"/>
             <w:r>
               <w:t>Celestines</w:t>
             </w:r>
+            <w:proofErr w:type="spellEnd"/>
           </w:p>
         </w:tc>
         <w:tc>
@@ -490,31 +492,9 @@
                   <w:szCs w:val="22"/>
                   <w:u w:val="single"/>
                 </w:rPr>
-                <w:t>Rufus Remore</w:t>
+                <w:t xml:space="preserve">Rufus </w:t>
               </w:r>
-            </w:hyperlink>
-          </w:p>
-        </w:tc>
-        <w:tc>
-          <w:tcPr>
-            <w:tcW w:w="3912" w:type="dxa"/>
-          </w:tcPr>
-          <w:p/>
-        </w:tc>
-        <w:tc>
-          <w:tcPr>
-            <w:tcW w:w="3912" w:type="dxa"/>
-          </w:tcPr>
-          <w:p/>
-        </w:tc>
-      </w:tr>
-      <w:tr>
-        <w:tc>
-          <w:tcPr>
-            <w:tcW w:w="3912" w:type="dxa"/>
-          </w:tcPr>
-          <w:p>
-            <w:hyperlink r:id="rId10" w:history="1">
+              <w:proofErr w:type="spellStart"/>
               <w:r>
                 <w:rPr>
                   <w:rFonts w:asciiTheme="minorHAnsi" w:eastAsiaTheme="minorHAnsi" w:hAnsiTheme="minorHAnsi" w:cstheme="minorBidi"/>
@@ -523,8 +503,66 @@
                   <w:szCs w:val="22"/>
                   <w:u w:val="single"/>
                 </w:rPr>
-                <w:t>Farrah Hurin</w:t>
+                <w:t>Remore</w:t>
               </w:r>
+              <w:proofErr w:type="spellEnd"/>
+            </w:hyperlink>
+          </w:p>
+        </w:tc>
+        <w:tc>
+          <w:tcPr>
+            <w:tcW w:w="3912" w:type="dxa"/>
+          </w:tcPr>
+          <w:p/>
+        </w:tc>
+        <w:tc>
+          <w:tcPr>
+            <w:tcW w:w="3912" w:type="dxa"/>
+          </w:tcPr>
+          <w:p/>
+        </w:tc>
+      </w:tr>
+      <w:tr>
+        <w:tc>
+          <w:tcPr>
+            <w:tcW w:w="3912" w:type="dxa"/>
+          </w:tcPr>
+          <w:p>
+            <w:hyperlink r:id="rId10" w:history="1">
+              <w:proofErr w:type="spellStart"/>
+              <w:r>
+                <w:rPr>
+                  <w:rFonts w:asciiTheme="minorHAnsi" w:eastAsiaTheme="minorHAnsi" w:hAnsiTheme="minorHAnsi" w:cstheme="minorBidi"/>
+                  <w:color w:val="0000FF"/>
+                  <w:sz w:val="22"/>
+                  <w:szCs w:val="22"/>
+                  <w:u w:val="single"/>
+                </w:rPr>
+                <w:t>Farrah</w:t>
+              </w:r>
+              <w:proofErr w:type="spellEnd"/>
+              <w:r>
+                <w:rPr>
+                  <w:rFonts w:asciiTheme="minorHAnsi" w:eastAsiaTheme="minorHAnsi" w:hAnsiTheme="minorHAnsi" w:cstheme="minorBidi"/>
+                  <w:color w:val="0000FF"/>
+                  <w:sz w:val="22"/>
+                  <w:szCs w:val="22"/>
+                  <w:u w:val="single"/>
+                </w:rPr>
+                <w:t xml:space="preserve"> </w:t>
+              </w:r>
+              <w:proofErr w:type="spellStart"/>
+              <w:r>
+                <w:rPr>
+                  <w:rFonts w:asciiTheme="minorHAnsi" w:eastAsiaTheme="minorHAnsi" w:hAnsiTheme="minorHAnsi" w:cstheme="minorBidi"/>
+                  <w:color w:val="0000FF"/>
+                  <w:sz w:val="22"/>
+                  <w:szCs w:val="22"/>
+                  <w:u w:val="single"/>
+                </w:rPr>
+                <w:t>Hurin</w:t>
+              </w:r>
+              <w:proofErr w:type="spellEnd"/>
             </w:hyperlink>
           </w:p>
         </w:tc>
@@ -591,6 +629,7 @@
                 </w:rPr>
                 <w:t xml:space="preserve">Humphrey </w:t>
               </w:r>
+              <w:proofErr w:type="spellStart"/>
               <w:r>
                 <w:rPr>
                   <w:rFonts w:asciiTheme="minorHAnsi" w:eastAsiaTheme="minorHAnsi" w:hAnsiTheme="minorHAnsi" w:cstheme="minorBidi"/>
@@ -601,6 +640,7 @@
                 </w:rPr>
                 <w:t>Remore</w:t>
               </w:r>
+              <w:proofErr w:type="spellEnd"/>
             </w:hyperlink>
           </w:p>
         </w:tc>
@@ -663,9 +703,11 @@
             <w:tcW w:w="3912" w:type="dxa"/>
           </w:tcPr>
           <w:p>
+            <w:proofErr w:type="spellStart"/>
             <w:r>
               <w:t>Heidel</w:t>
             </w:r>
+            <w:proofErr w:type="spellEnd"/>
           </w:p>
         </w:tc>
         <w:tc>
@@ -688,8 +730,13 @@
           </w:tcPr>
           <w:p>
             <w:r>
-              <w:t xml:space="preserve"> Shab</w:t>
+              <w:t xml:space="preserve"> </w:t>
             </w:r>
+            <w:proofErr w:type="spellStart"/>
+            <w:r>
+              <w:t>Shab</w:t>
+            </w:r>
+            <w:proofErr w:type="spellEnd"/>
           </w:p>
         </w:tc>
         <w:tc>
@@ -860,8 +907,13 @@
       <w:pPr>
         <w:pStyle w:val="H3"/>
       </w:pPr>
-      <w:r>
-        <w:t>Refuge Camp Helpers</w:t>
+      <w:proofErr w:type="spellStart"/>
+      <w:r>
+        <w:t>Refuge</w:t>
+      </w:r>
+      <w:proofErr w:type="spellEnd"/>
+      <w:r>
+        <w:t xml:space="preserve"> Camp Helpers</w:t>
       </w:r>
     </w:p>
     <w:tbl>
@@ -894,12 +946,14 @@
             <w:r>
               <w:t xml:space="preserve">Helper </w:t>
             </w:r>
+            <w:proofErr w:type="spellStart"/>
             <w:r>
               <w:t>cl</w:t>
             </w:r>
             <w:r>
               <w:t>Luke</w:t>
             </w:r>
+            <w:proofErr w:type="spellEnd"/>
           </w:p>
         </w:tc>
         <w:tc>
@@ -1000,9 +1054,11 @@
             <w:tcW w:w="3912" w:type="dxa"/>
           </w:tcPr>
           <w:p>
+            <w:proofErr w:type="spellStart"/>
             <w:r>
               <w:t>Warlo</w:t>
             </w:r>
+            <w:proofErr w:type="spellEnd"/>
           </w:p>
         </w:tc>
         <w:tc>
@@ -1099,9 +1155,11 @@
             <w:r>
               <w:t xml:space="preserve">Luke </w:t>
             </w:r>
+            <w:proofErr w:type="spellStart"/>
             <w:r>
               <w:t>Aetheren</w:t>
             </w:r>
+            <w:proofErr w:type="spellEnd"/>
           </w:p>
         </w:tc>
         <w:tc>
@@ -1191,9 +1249,14 @@
       <w:pPr>
         <w:pStyle w:val="H3"/>
       </w:pPr>
+      <w:proofErr w:type="spellStart"/>
       <w:proofErr w:type="gramStart"/>
       <w:r>
-        <w:t xml:space="preserve">Remore </w:t>
+        <w:t>Remore</w:t>
+      </w:r>
+      <w:proofErr w:type="spellEnd"/>
+      <w:r>
+        <w:t xml:space="preserve"> </w:t>
       </w:r>
       <w:r>
         <w:t xml:space="preserve"> Adventure</w:t>
@@ -1223,9 +1286,11 @@
             <w:r>
               <w:t xml:space="preserve">Gilbert </w:t>
             </w:r>
+            <w:proofErr w:type="spellStart"/>
             <w:r>
               <w:t>Remore</w:t>
             </w:r>
+            <w:proofErr w:type="spellEnd"/>
             <w:r>
               <w:t>, Instructor, Bronze</w:t>
             </w:r>
@@ -1638,9 +1703,11 @@
             <w:tcW w:w="1230" w:type="dxa"/>
           </w:tcPr>
           <w:p>
+            <w:proofErr w:type="spellStart"/>
             <w:r>
               <w:t>Centoids</w:t>
             </w:r>
+            <w:proofErr w:type="spellEnd"/>
           </w:p>
         </w:tc>
         <w:tc>
@@ -1892,8 +1959,13 @@
         <w:t>Luke</w:t>
       </w:r>
       <w:r>
-        <w:t xml:space="preserve"> Aetheren</w:t>
-      </w:r>
+        <w:t xml:space="preserve"> </w:t>
+      </w:r>
+      <w:proofErr w:type="spellStart"/>
+      <w:r>
+        <w:t>Aetheren</w:t>
+      </w:r>
+      <w:proofErr w:type="spellEnd"/>
     </w:p>
     <w:p>
       <w:pPr>
@@ -1922,9 +1994,11 @@
       <w:r>
         <w:tab/>
       </w:r>
+      <w:proofErr w:type="spellStart"/>
       <w:r>
         <w:t>Outworlders</w:t>
       </w:r>
+      <w:proofErr w:type="spellEnd"/>
     </w:p>
     <w:p>
       <w:pPr>
@@ -1979,8 +2053,16 @@
         <w:rPr>
           <w:u w:val="single"/>
         </w:rPr>
-        <w:t>Racial Abilities - Outworlder</w:t>
-      </w:r>
+        <w:t xml:space="preserve">Racial Abilities - </w:t>
+      </w:r>
+      <w:proofErr w:type="spellStart"/>
+      <w:r>
+        <w:rPr>
+          <w:u w:val="single"/>
+        </w:rPr>
+        <w:t>Outworlder</w:t>
+      </w:r>
+      <w:proofErr w:type="spellEnd"/>
     </w:p>
     <w:p>
       <w:pPr>
@@ -2209,8 +2291,13 @@
         <w:t>Attributes – Luke</w:t>
       </w:r>
       <w:r>
-        <w:t xml:space="preserve"> Aetheren</w:t>
-      </w:r>
+        <w:t xml:space="preserve"> </w:t>
+      </w:r>
+      <w:proofErr w:type="spellStart"/>
+      <w:r>
+        <w:t>Aetheren</w:t>
+      </w:r>
+      <w:proofErr w:type="spellEnd"/>
     </w:p>
     <w:p>
       <w:pPr>
@@ -2700,7 +2787,23 @@
     </w:p>
     <w:p>
       <w:r>
-        <w:t>On top – Credendo Videsse (By believing, one sees)</w:t>
+        <w:t xml:space="preserve">On top – </w:t>
+      </w:r>
+      <w:proofErr w:type="spellStart"/>
+      <w:r>
+        <w:t>Credendo</w:t>
+      </w:r>
+      <w:proofErr w:type="spellEnd"/>
+      <w:r>
+        <w:t xml:space="preserve"> </w:t>
+      </w:r>
+      <w:proofErr w:type="spellStart"/>
+      <w:r>
+        <w:t>Videsse</w:t>
+      </w:r>
+      <w:proofErr w:type="spellEnd"/>
+      <w:r>
+        <w:t xml:space="preserve"> (By believing, one sees)</w:t>
       </w:r>
     </w:p>
     <w:p>
@@ -2793,9 +2896,11 @@
       <w:r>
         <w:tab/>
       </w:r>
+      <w:proofErr w:type="spellStart"/>
       <w:r>
         <w:t>Outworlders</w:t>
       </w:r>
+      <w:proofErr w:type="spellEnd"/>
     </w:p>
     <w:p>
       <w:pPr>
@@ -2855,8 +2960,16 @@
         <w:rPr>
           <w:u w:val="single"/>
         </w:rPr>
-        <w:t>Racial Abilities - Outworlder</w:t>
-      </w:r>
+        <w:t xml:space="preserve">Racial Abilities - </w:t>
+      </w:r>
+      <w:proofErr w:type="spellStart"/>
+      <w:r>
+        <w:rPr>
+          <w:u w:val="single"/>
+        </w:rPr>
+        <w:t>Outworlder</w:t>
+      </w:r>
+      <w:proofErr w:type="spellEnd"/>
     </w:p>
     <w:p>
       <w:pPr>
@@ -3201,8 +3314,13 @@
         <w:t>–</w:t>
       </w:r>
       <w:r>
-        <w:t xml:space="preserve"> Outworlder</w:t>
-      </w:r>
+        <w:t xml:space="preserve"> </w:t>
+      </w:r>
+      <w:proofErr w:type="spellStart"/>
+      <w:r>
+        <w:t>Outworlder</w:t>
+      </w:r>
+      <w:proofErr w:type="spellEnd"/>
       <w:r>
         <w:t xml:space="preserve"> (Evolved)</w:t>
       </w:r>
@@ -3347,6 +3465,386 @@
     </w:p>
     <w:p/>
     <w:p/>
+    <w:p/>
+    <w:p/>
+    <w:p/>
+    <w:p/>
+    <w:p/>
+    <w:p/>
+    <w:p/>
+    <w:p/>
+    <w:p/>
+    <w:p/>
+    <w:p/>
+    <w:p/>
+    <w:p/>
+    <w:p/>
+    <w:p/>
+    <w:p/>
+    <w:p>
+      <w:pPr>
+        <w:rPr>
+          <w:lang w:val="en-CA"/>
+        </w:rPr>
+      </w:pPr>
+    </w:p>
+    <w:p>
+      <w:pPr>
+        <w:rPr>
+          <w:lang w:val="en-CA"/>
+        </w:rPr>
+      </w:pPr>
+      <w:r>
+        <w:rPr>
+          <w:lang w:val="en-CA"/>
+        </w:rPr>
+        <w:t>For a moment nothing happened, and then a ball of multicolored light appeared on the bed. It looked just like a monster manifesting.</w:t>
+      </w:r>
+    </w:p>
+    <w:p>
+      <w:pPr>
+        <w:rPr>
+          <w:lang w:val="en-CA"/>
+        </w:rPr>
+      </w:pPr>
+      <w:r>
+        <w:rPr>
+          <w:lang w:val="en-CA"/>
+        </w:rPr>
+        <w:t>“Ur, Luke, there is something coming here,” I said worriedly.</w:t>
+      </w:r>
+    </w:p>
+    <w:p>
+      <w:pPr>
+        <w:rPr>
+          <w:lang w:val="en-CA"/>
+        </w:rPr>
+      </w:pPr>
+      <w:r>
+        <w:rPr>
+          <w:lang w:val="en-CA"/>
+        </w:rPr>
+        <w:t>“That’s okay,” Luke said.</w:t>
+      </w:r>
+    </w:p>
+    <w:p>
+      <w:pPr>
+        <w:rPr>
+          <w:lang w:val="en-CA"/>
+        </w:rPr>
+      </w:pPr>
+    </w:p>
+    <w:p>
+      <w:pPr>
+        <w:rPr>
+          <w:lang w:val="en-CA"/>
+        </w:rPr>
+      </w:pPr>
+      <w:r>
+        <w:rPr>
+          <w:lang w:val="en-CA"/>
+        </w:rPr>
+        <w:lastRenderedPageBreak/>
+        <w:t>Luke opened his eyes and looked at the manifestation. “That is interesting,” Luke said. “I wasn’t expecting that. That’s just my power. Let’s wait a few minutes. I think using a proper summoning ritual would speed this up. Live and learn I guess.”</w:t>
+      </w:r>
+    </w:p>
+    <w:p>
+      <w:pPr>
+        <w:rPr>
+          <w:lang w:val="en-CA"/>
+        </w:rPr>
+      </w:pPr>
+      <w:r>
+        <w:rPr>
+          <w:lang w:val="en-CA"/>
+        </w:rPr>
+        <w:t>“That’s a summons?” I asked.</w:t>
+      </w:r>
+    </w:p>
+    <w:p>
+      <w:pPr>
+        <w:rPr>
+          <w:lang w:val="en-CA"/>
+        </w:rPr>
+      </w:pPr>
+      <w:r>
+        <w:rPr>
+          <w:lang w:val="en-CA"/>
+        </w:rPr>
+        <w:t>“According to the book I absorbed, some powers allow people to obtain familiars. My power is similar but not the same.</w:t>
+      </w:r>
+    </w:p>
+    <w:p>
+      <w:pPr>
+        <w:rPr>
+          <w:lang w:val="en-CA"/>
+        </w:rPr>
+      </w:pPr>
+    </w:p>
+    <w:p>
+      <w:pPr>
+        <w:rPr>
+          <w:lang w:val="en-CA"/>
+        </w:rPr>
+      </w:pPr>
+    </w:p>
+    <w:p>
+      <w:pPr>
+        <w:rPr>
+          <w:lang w:val="en-CA"/>
+        </w:rPr>
+      </w:pPr>
+      <w:r>
+        <w:rPr>
+          <w:lang w:val="en-CA"/>
+        </w:rPr>
+        <w:t>“It is sort of like a familiar,” Luke said. “It’s similar to our bodies. Remember they said our bodies are like monster bodies, except with souls? This is the same, or at least that is what my skill is saying.</w:t>
+      </w:r>
+    </w:p>
+    <w:p>
+      <w:pPr>
+        <w:rPr>
+          <w:lang w:val="en-CA"/>
+        </w:rPr>
+      </w:pPr>
+      <w:r>
+        <w:rPr>
+          <w:lang w:val="en-CA"/>
+        </w:rPr>
+        <w:t>“The</w:t>
+      </w:r>
+    </w:p>
+    <w:p>
+      <w:pPr>
+        <w:rPr>
+          <w:lang w:val="en-CA"/>
+        </w:rPr>
+      </w:pPr>
+      <w:r>
+        <w:rPr>
+          <w:lang w:val="en-CA"/>
+        </w:rPr>
+        <w:t>“The only difference is that I can have multiple of them and can store them as needed. It’s almost ready.”</w:t>
+      </w:r>
+    </w:p>
+    <w:p>
+      <w:pPr>
+        <w:rPr>
+          <w:lang w:val="en-CA"/>
+        </w:rPr>
+      </w:pPr>
+      <w:r>
+        <w:rPr>
+          <w:lang w:val="en-CA"/>
+        </w:rPr>
+        <w:t>Luke went back to sleep.</w:t>
+      </w:r>
+    </w:p>
+    <w:p>
+      <w:pPr>
+        <w:rPr>
+          <w:lang w:val="en-CA"/>
+        </w:rPr>
+      </w:pPr>
+      <w:r>
+        <w:rPr>
+          <w:lang w:val="en-CA"/>
+        </w:rPr>
+        <w:t>The bubble burst and a white fluffy baby rabbit appeared.</w:t>
+      </w:r>
+    </w:p>
+    <w:p>
+      <w:pPr>
+        <w:rPr>
+          <w:lang w:val="en-CA"/>
+        </w:rPr>
+      </w:pPr>
+      <w:r>
+        <w:rPr>
+          <w:lang w:val="en-CA"/>
+        </w:rPr>
+        <w:t>The rabbit tried to walk but fell on its face.</w:t>
+      </w:r>
+    </w:p>
+    <w:p>
+      <w:pPr>
+        <w:rPr>
+          <w:lang w:val="en-CA"/>
+        </w:rPr>
+      </w:pPr>
+      <w:r>
+        <w:rPr>
+          <w:lang w:val="en-CA"/>
+        </w:rPr>
+        <w:t>“Oh my god, that’s so cute,” I exclaimed.</w:t>
+      </w:r>
+    </w:p>
+    <w:p>
+      <w:pPr>
+        <w:rPr>
+          <w:lang w:val="en-CA"/>
+        </w:rPr>
+      </w:pPr>
+      <w:r>
+        <w:rPr>
+          <w:lang w:val="en-CA"/>
+        </w:rPr>
+        <w:lastRenderedPageBreak/>
+        <w:t>The rabbit got up and tried to walk again. Again it fell. It paused and then jumped. That worked. It hopped about and then snuggled up next to me.</w:t>
+      </w:r>
+    </w:p>
+    <w:p>
+      <w:pPr>
+        <w:rPr>
+          <w:lang w:val="en-CA"/>
+        </w:rPr>
+      </w:pPr>
+      <w:r>
+        <w:rPr>
+          <w:lang w:val="en-CA"/>
+        </w:rPr>
+        <w:t>I picked up the cute creature and snuggled it to me.</w:t>
+      </w:r>
+    </w:p>
+    <w:p>
+      <w:pPr>
+        <w:rPr>
+          <w:lang w:val="en-CA"/>
+        </w:rPr>
+      </w:pPr>
+      <w:r>
+        <w:rPr>
+          <w:lang w:val="en-CA"/>
+        </w:rPr>
+        <w:t>Next to me Luke’s face turned red and he smiled.</w:t>
+      </w:r>
+    </w:p>
+    <w:p>
+      <w:pPr>
+        <w:rPr>
+          <w:lang w:val="en-CA"/>
+        </w:rPr>
+      </w:pPr>
+      <w:r>
+        <w:rPr>
+          <w:lang w:val="en-CA"/>
+        </w:rPr>
+        <w:t>“What’s going on?” I asked, confused.</w:t>
+      </w:r>
+    </w:p>
+    <w:p>
+      <w:pPr>
+        <w:rPr>
+          <w:lang w:val="en-CA"/>
+        </w:rPr>
+      </w:pPr>
+      <w:r>
+        <w:rPr>
+          <w:lang w:val="en-CA"/>
+        </w:rPr>
+        <w:t>The rabbit disappeared and Luke opened his eyed.</w:t>
+      </w:r>
+    </w:p>
+    <w:p>
+      <w:pPr>
+        <w:rPr>
+          <w:lang w:val="en-CA"/>
+        </w:rPr>
+      </w:pPr>
+      <w:r>
+        <w:rPr>
+          <w:lang w:val="en-CA"/>
+        </w:rPr>
+        <w:t>Luke sat up and said, “That is a manifestation of my secret power. I can project my consciousness through it. In other words, I felt you snuggling me.”</w:t>
+      </w:r>
+    </w:p>
+    <w:p>
+      <w:pPr>
+        <w:rPr>
+          <w:lang w:val="en-CA"/>
+        </w:rPr>
+      </w:pPr>
+      <w:r>
+        <w:rPr>
+          <w:lang w:val="en-CA"/>
+        </w:rPr>
+        <w:t>Luke grinned and asked, “Don’t you think I’m a dirty old man?”</w:t>
+      </w:r>
+    </w:p>
+    <w:p>
+      <w:pPr>
+        <w:rPr>
+          <w:lang w:val="en-CA"/>
+        </w:rPr>
+      </w:pPr>
+      <w:r>
+        <w:rPr>
+          <w:lang w:val="en-CA"/>
+        </w:rPr>
+        <w:t>I laughed and said, “If you’re a dirty old man, then I’m a cougar for liking new born babies.”</w:t>
+      </w:r>
+    </w:p>
+    <w:p>
+      <w:pPr>
+        <w:rPr>
+          <w:lang w:val="en-CA"/>
+        </w:rPr>
+      </w:pPr>
+      <w:r>
+        <w:rPr>
+          <w:lang w:val="en-CA"/>
+        </w:rPr>
+        <w:t>Luke grinned and said, “Being naughty is the best, isn’t it? We better go to sleep, or Gilbert will get the last laugh as he kicks my ass to the moon.</w:t>
+      </w:r>
+    </w:p>
+    <w:p>
+      <w:pPr>
+        <w:rPr>
+          <w:lang w:val="en-CA"/>
+        </w:rPr>
+      </w:pPr>
+      <w:r>
+        <w:rPr>
+          <w:lang w:val="en-CA"/>
+        </w:rPr>
+        <w:t>“By the way, what animal do you think is the cuddliest?”</w:t>
+      </w:r>
+    </w:p>
+    <w:p>
+      <w:pPr>
+        <w:rPr>
+          <w:lang w:val="en-CA"/>
+        </w:rPr>
+      </w:pPr>
+      <w:r>
+        <w:rPr>
+          <w:lang w:val="en-CA"/>
+        </w:rPr>
+        <w:t>“That would be the bear,” I said.</w:t>
+      </w:r>
+    </w:p>
+    <w:p>
+      <w:pPr>
+        <w:rPr>
+          <w:lang w:val="en-CA"/>
+        </w:rPr>
+      </w:pPr>
+      <w:r>
+        <w:rPr>
+          <w:lang w:val="en-CA"/>
+        </w:rPr>
+        <w:lastRenderedPageBreak/>
+        <w:t>This time the bear took 10 minutes.</w:t>
+      </w:r>
+    </w:p>
+    <w:p>
+      <w:r>
+        <w:rPr>
+          <w:lang w:val="en-CA"/>
+        </w:rPr>
+        <w:t>Luke slipped under the covers and a snow-white polar bear cub appeared on the bed. I slipped under the covers and snuggled with a cuddly bear.</w:t>
+      </w:r>
+    </w:p>
     <w:sectPr>
       <w:headerReference w:type="even" r:id="rId13"/>
       <w:headerReference w:type="default" r:id="rId14"/>
@@ -3516,7 +4014,7 @@
         <v:path o:extrusionok="f" gradientshapeok="t" o:connecttype="rect"/>
         <o:lock v:ext="edit" aspectratio="t"/>
       </v:shapetype>
-      <v:shape id="_x0000_i1194" type="#_x0000_t75" style="width:3in;height:3in;visibility:visible" o:bullet="t">
+      <v:shape id="_x0000_i1058" type="#_x0000_t75" style="width:3in;height:3in;visibility:visible" o:bullet="t">
         <v:imagedata r:id="rId1" o:title="MC900065312[1]"/>
       </v:shape>
     </w:pict>
@@ -7306,7 +7804,7 @@
 </file>
 
 <file path=customXml/itemProps1.xml><?xml version="1.0" encoding="utf-8"?>
-<ds:datastoreItem xmlns:ds="http://schemas.openxmlformats.org/officeDocument/2006/customXml" ds:itemID="{3842A1B7-3442-459C-812B-15206354799F}">
+<ds:datastoreItem xmlns:ds="http://schemas.openxmlformats.org/officeDocument/2006/customXml" ds:itemID="{B8315C47-4A7A-4FD2-A65E-C2B267DD56E6}">
   <ds:schemaRefs>
     <ds:schemaRef ds:uri="http://schemas.openxmlformats.org/officeDocument/2006/bibliography"/>
   </ds:schemaRefs>

--- a/Books/RPG_Books/TheWonderManAndHisLovelyAssistant/Notes_TheWonderManAndHisLovelyAssistant.docx
+++ b/Books/RPG_Books/TheWonderManAndHisLovelyAssistant/Notes_TheWonderManAndHisLovelyAssistant.docx
@@ -72,6 +72,39 @@
       </w:r>
     </w:p>
     <w:p/>
+    <w:p>
+      <w:r>
+        <w:rPr>
+          <w:rFonts w:ascii="MS Gothic" w:eastAsia="MS Gothic" w:hAnsi="MS Gothic" w:cs="MS Gothic" w:hint="eastAsia"/>
+        </w:rPr>
+        <w:lastRenderedPageBreak/>
+        <w:t>━━━━━━━━━━━━</w:t>
+      </w:r>
+      <w:r>
+        <w:rPr>
+          <w:rFonts w:ascii="Calibri" w:hAnsi="Calibri" w:cs="Calibri"/>
+        </w:rPr>
+        <w:t xml:space="preserve"> ◦ </w:t>
+      </w:r>
+      <w:r>
+        <w:rPr>
+          <w:rFonts w:ascii="MS Gothic" w:eastAsia="MS Gothic" w:hAnsi="MS Gothic" w:cs="MS Gothic" w:hint="eastAsia"/>
+        </w:rPr>
+        <w:t>❖</w:t>
+      </w:r>
+      <w:r>
+        <w:rPr>
+          <w:rFonts w:ascii="Calibri" w:hAnsi="Calibri" w:cs="Calibri"/>
+        </w:rPr>
+        <w:t xml:space="preserve"> ◦ </w:t>
+      </w:r>
+      <w:r>
+        <w:rPr>
+          <w:rFonts w:ascii="MS Gothic" w:eastAsia="MS Gothic" w:hAnsi="MS Gothic" w:cs="MS Gothic" w:hint="eastAsia"/>
+        </w:rPr>
+        <w:t>━━━━━━━━━━━━</w:t>
+      </w:r>
+    </w:p>
     <w:p/>
     <w:p>
       <w:pPr>
@@ -451,6 +484,7 @@
     </w:p>
     <w:p>
       <w:r>
+        <w:lastRenderedPageBreak/>
         <w:t>https://he-who-fights-with-monsters.fandom.com/wiki/He_Who_Fights_with_Monsters_Wiki</w:t>
       </w:r>
     </w:p>
@@ -459,7 +493,6 @@
         <w:pStyle w:val="H3"/>
       </w:pPr>
       <w:r>
-        <w:lastRenderedPageBreak/>
         <w:t>Common monster names</w:t>
       </w:r>
       <w:r>
@@ -756,38 +789,6 @@
     <w:p/>
     <w:p/>
     <w:p>
-      <w:r>
-        <w:rPr>
-          <w:rFonts w:ascii="MS Gothic" w:eastAsia="MS Gothic" w:hAnsi="MS Gothic" w:cs="MS Gothic" w:hint="eastAsia"/>
-        </w:rPr>
-        <w:t>━━━━━━━━━━━━</w:t>
-      </w:r>
-      <w:r>
-        <w:rPr>
-          <w:rFonts w:ascii="Calibri" w:hAnsi="Calibri" w:cs="Calibri"/>
-        </w:rPr>
-        <w:t xml:space="preserve"> ◦ </w:t>
-      </w:r>
-      <w:r>
-        <w:rPr>
-          <w:rFonts w:ascii="MS Gothic" w:eastAsia="MS Gothic" w:hAnsi="MS Gothic" w:cs="MS Gothic" w:hint="eastAsia"/>
-        </w:rPr>
-        <w:t>❖</w:t>
-      </w:r>
-      <w:r>
-        <w:rPr>
-          <w:rFonts w:ascii="Calibri" w:hAnsi="Calibri" w:cs="Calibri"/>
-        </w:rPr>
-        <w:t xml:space="preserve"> ◦ </w:t>
-      </w:r>
-      <w:r>
-        <w:rPr>
-          <w:rFonts w:ascii="MS Gothic" w:eastAsia="MS Gothic" w:hAnsi="MS Gothic" w:cs="MS Gothic" w:hint="eastAsia"/>
-        </w:rPr>
-        <w:t>━━━━━━━━━━━━</w:t>
-      </w:r>
-    </w:p>
-    <w:p>
       <w:pPr>
         <w:pStyle w:val="H3"/>
       </w:pPr>
@@ -944,16 +945,11 @@
           </w:tcPr>
           <w:p>
             <w:r>
-              <w:t xml:space="preserve">Helper </w:t>
-            </w:r>
-            <w:proofErr w:type="spellStart"/>
-            <w:r>
-              <w:t>cl</w:t>
+              <w:t xml:space="preserve">Acolyte of </w:t>
             </w:r>
             <w:r>
-              <w:t>Luke</w:t>
+              <w:t>Helper</w:t>
             </w:r>
-            <w:proofErr w:type="spellEnd"/>
           </w:p>
         </w:tc>
         <w:tc>
@@ -970,6 +966,7 @@
           </w:tcPr>
           <w:p>
             <w:r>
+              <w:lastRenderedPageBreak/>
               <w:t>James</w:t>
             </w:r>
           </w:p>
@@ -980,36 +977,10 @@
           </w:tcPr>
           <w:p>
             <w:r>
+              <w:t xml:space="preserve">Acolyte of </w:t>
+            </w:r>
+            <w:r>
               <w:t>Knowledge</w:t>
-            </w:r>
-          </w:p>
-        </w:tc>
-        <w:tc>
-          <w:tcPr>
-            <w:tcW w:w="3912" w:type="dxa"/>
-          </w:tcPr>
-          <w:p/>
-        </w:tc>
-      </w:tr>
-      <w:tr>
-        <w:tc>
-          <w:tcPr>
-            <w:tcW w:w="3912" w:type="dxa"/>
-          </w:tcPr>
-          <w:p>
-            <w:r>
-              <w:lastRenderedPageBreak/>
-              <w:t>Billy</w:t>
-            </w:r>
-          </w:p>
-        </w:tc>
-        <w:tc>
-          <w:tcPr>
-            <w:tcW w:w="3912" w:type="dxa"/>
-          </w:tcPr>
-          <w:p>
-            <w:r>
-              <w:t>Magic Society</w:t>
             </w:r>
           </w:p>
         </w:tc>
@@ -1036,6 +1007,9 @@
             <w:tcW w:w="3912" w:type="dxa"/>
           </w:tcPr>
           <w:p>
+            <w:r>
+              <w:t xml:space="preserve">Acolyte of </w:t>
+            </w:r>
             <w:r>
               <w:t>Helper</w:t>
             </w:r>
@@ -1078,15 +1052,47 @@
           <w:p/>
         </w:tc>
       </w:tr>
+      <w:tr>
+        <w:tc>
+          <w:tcPr>
+            <w:tcW w:w="3912" w:type="dxa"/>
+          </w:tcPr>
+          <w:p>
+            <w:r>
+              <w:t>Billy</w:t>
+            </w:r>
+          </w:p>
+        </w:tc>
+        <w:tc>
+          <w:tcPr>
+            <w:tcW w:w="3912" w:type="dxa"/>
+          </w:tcPr>
+          <w:p>
+            <w:r>
+              <w:t>Magic Society</w:t>
+            </w:r>
+          </w:p>
+        </w:tc>
+        <w:tc>
+          <w:tcPr>
+            <w:tcW w:w="3912" w:type="dxa"/>
+          </w:tcPr>
+          <w:p/>
+        </w:tc>
+      </w:tr>
     </w:tbl>
-    <w:p/>
-    <w:p/>
     <w:p>
       <w:pPr>
         <w:pStyle w:val="H3"/>
       </w:pPr>
       <w:r>
-        <w:t>Adventurers from Earth - 52</w:t>
+        <w:t xml:space="preserve">Adventurers from Earth - </w:t>
+      </w:r>
+      <w:r>
+        <w:t>4</w:t>
+      </w:r>
+      <w:r>
+        <w:t>2</w:t>
       </w:r>
     </w:p>
     <w:tbl>
@@ -1155,11 +1161,9 @@
             <w:r>
               <w:t xml:space="preserve">Luke </w:t>
             </w:r>
-            <w:proofErr w:type="spellStart"/>
             <w:r>
               <w:t>Aetheren</w:t>
             </w:r>
-            <w:proofErr w:type="spellEnd"/>
           </w:p>
         </w:tc>
         <w:tc>
@@ -1249,21 +1253,8 @@
       <w:pPr>
         <w:pStyle w:val="H3"/>
       </w:pPr>
-      <w:proofErr w:type="spellStart"/>
-      <w:proofErr w:type="gramStart"/>
-      <w:r>
-        <w:t>Remore</w:t>
-      </w:r>
-      <w:proofErr w:type="spellEnd"/>
-      <w:r>
-        <w:t xml:space="preserve"> </w:t>
-      </w:r>
-      <w:r>
-        <w:t xml:space="preserve"> Adventure</w:t>
-      </w:r>
-      <w:proofErr w:type="gramEnd"/>
-      <w:r>
-        <w:t xml:space="preserve"> School</w:t>
+      <w:r>
+        <w:t>Watermark Inn</w:t>
       </w:r>
     </w:p>
     <w:tbl>
@@ -1286,11 +1277,9 @@
             <w:r>
               <w:t xml:space="preserve">Gilbert </w:t>
             </w:r>
-            <w:proofErr w:type="spellStart"/>
             <w:r>
-              <w:t>Remore</w:t>
+              <w:t>Sullivan</w:t>
             </w:r>
-            <w:proofErr w:type="spellEnd"/>
             <w:r>
               <w:t>, Instructor, Bronze</w:t>
             </w:r>
@@ -1457,7 +1446,6 @@
               <w:rPr>
                 <w:lang w:val="en-CA"/>
               </w:rPr>
-              <w:lastRenderedPageBreak/>
               <w:t>Clara Barden,  16, Celestine</w:t>
             </w:r>
           </w:p>
@@ -1494,6 +1482,7 @@
               </w:numPr>
             </w:pPr>
             <w:r>
+              <w:lastRenderedPageBreak/>
               <w:t>Stamina</w:t>
             </w:r>
           </w:p>
@@ -1565,7 +1554,86 @@
         <w:pStyle w:val="H3"/>
       </w:pPr>
       <w:r>
+        <w:lastRenderedPageBreak/>
         <w:t>Magic Society</w:t>
+      </w:r>
+    </w:p>
+    <w:tbl>
+      <w:tblPr>
+        <w:tblStyle w:val="TableGrid"/>
+        <w:tblW w:w="0" w:type="auto"/>
+        <w:tblLook w:val="04A0"/>
+      </w:tblPr>
+      <w:tblGrid>
+        <w:gridCol w:w="2802"/>
+        <w:gridCol w:w="5022"/>
+        <w:gridCol w:w="3912"/>
+      </w:tblGrid>
+      <w:tr>
+        <w:tc>
+          <w:tcPr>
+            <w:tcW w:w="2802" w:type="dxa"/>
+          </w:tcPr>
+          <w:p>
+            <w:r>
+              <w:t>Graham Hardy</w:t>
+            </w:r>
+            <w:r>
+              <w:t xml:space="preserve"> - Bronze</w:t>
+            </w:r>
+          </w:p>
+        </w:tc>
+        <w:tc>
+          <w:tcPr>
+            <w:tcW w:w="5022" w:type="dxa"/>
+          </w:tcPr>
+          <w:p/>
+        </w:tc>
+        <w:tc>
+          <w:tcPr>
+            <w:tcW w:w="3912" w:type="dxa"/>
+          </w:tcPr>
+          <w:p/>
+        </w:tc>
+      </w:tr>
+      <w:tr>
+        <w:tc>
+          <w:tcPr>
+            <w:tcW w:w="2802" w:type="dxa"/>
+          </w:tcPr>
+          <w:p>
+            <w:r>
+              <w:rPr>
+                <w:lang w:val="en-CA"/>
+              </w:rPr>
+              <w:t>Mildred</w:t>
+            </w:r>
+          </w:p>
+        </w:tc>
+        <w:tc>
+          <w:tcPr>
+            <w:tcW w:w="5022" w:type="dxa"/>
+          </w:tcPr>
+          <w:p>
+            <w:r>
+              <w:t>Receptionist</w:t>
+            </w:r>
+          </w:p>
+        </w:tc>
+        <w:tc>
+          <w:tcPr>
+            <w:tcW w:w="3912" w:type="dxa"/>
+          </w:tcPr>
+          <w:p/>
+        </w:tc>
+      </w:tr>
+    </w:tbl>
+    <w:p>
+      <w:pPr>
+        <w:pStyle w:val="H3"/>
+      </w:pPr>
+      <w:r>
+        <w:t>Equipment</w:t>
       </w:r>
     </w:p>
     <w:tbl>
@@ -1586,10 +1654,7 @@
           </w:tcPr>
           <w:p>
             <w:r>
-              <w:t>Graham Hardy</w:t>
-            </w:r>
-            <w:r>
-              <w:t xml:space="preserve"> - Bronze</w:t>
+              <w:t>Sand Skimmer</w:t>
             </w:r>
           </w:p>
         </w:tc>
@@ -1606,29 +1671,114 @@
           <w:p/>
         </w:tc>
       </w:tr>
+    </w:tbl>
+    <w:p>
+      <w:pPr>
+        <w:pStyle w:val="H3"/>
+      </w:pPr>
+      <w:r>
+        <w:t>Monsters</w:t>
+      </w:r>
+    </w:p>
+    <w:tbl>
+      <w:tblPr>
+        <w:tblStyle w:val="TableGrid"/>
+        <w:tblW w:w="0" w:type="auto"/>
+        <w:tblLook w:val="04A0"/>
+      </w:tblPr>
+      <w:tblGrid>
+        <w:gridCol w:w="1230"/>
+        <w:gridCol w:w="1005"/>
+        <w:gridCol w:w="9501"/>
+      </w:tblGrid>
       <w:tr>
         <w:tc>
           <w:tcPr>
-            <w:tcW w:w="3912" w:type="dxa"/>
+            <w:tcW w:w="1230" w:type="dxa"/>
           </w:tcPr>
           <w:p>
             <w:r>
-              <w:rPr>
-                <w:lang w:val="en-CA"/>
-              </w:rPr>
-              <w:t>Mildred</w:t>
+              <w:t>Centoids</w:t>
             </w:r>
           </w:p>
         </w:tc>
         <w:tc>
           <w:tcPr>
-            <w:tcW w:w="3912" w:type="dxa"/>
-          </w:tcPr>
-          <w:p/>
-        </w:tc>
-        <w:tc>
-          <w:tcPr>
-            <w:tcW w:w="3912" w:type="dxa"/>
+            <w:tcW w:w="1005" w:type="dxa"/>
+          </w:tcPr>
+          <w:p>
+            <w:r>
+              <w:t>Iron</w:t>
+            </w:r>
+          </w:p>
+        </w:tc>
+        <w:tc>
+          <w:tcPr>
+            <w:tcW w:w="9501" w:type="dxa"/>
+          </w:tcPr>
+          <w:p>
+            <w:r>
+              <w:t>centipede-like creatures</w:t>
+            </w:r>
+          </w:p>
+        </w:tc>
+      </w:tr>
+      <w:tr>
+        <w:tc>
+          <w:tcPr>
+            <w:tcW w:w="1230" w:type="dxa"/>
+          </w:tcPr>
+          <w:p/>
+        </w:tc>
+        <w:tc>
+          <w:tcPr>
+            <w:tcW w:w="1005" w:type="dxa"/>
+          </w:tcPr>
+          <w:p/>
+        </w:tc>
+        <w:tc>
+          <w:tcPr>
+            <w:tcW w:w="9501" w:type="dxa"/>
+          </w:tcPr>
+          <w:p/>
+        </w:tc>
+      </w:tr>
+      <w:tr>
+        <w:tc>
+          <w:tcPr>
+            <w:tcW w:w="1230" w:type="dxa"/>
+          </w:tcPr>
+          <w:p/>
+        </w:tc>
+        <w:tc>
+          <w:tcPr>
+            <w:tcW w:w="1005" w:type="dxa"/>
+          </w:tcPr>
+          <w:p/>
+        </w:tc>
+        <w:tc>
+          <w:tcPr>
+            <w:tcW w:w="9501" w:type="dxa"/>
+          </w:tcPr>
+          <w:p/>
+        </w:tc>
+      </w:tr>
+      <w:tr>
+        <w:tc>
+          <w:tcPr>
+            <w:tcW w:w="1230" w:type="dxa"/>
+          </w:tcPr>
+          <w:p/>
+        </w:tc>
+        <w:tc>
+          <w:tcPr>
+            <w:tcW w:w="1005" w:type="dxa"/>
+          </w:tcPr>
+          <w:p/>
+        </w:tc>
+        <w:tc>
+          <w:tcPr>
+            <w:tcW w:w="9501" w:type="dxa"/>
           </w:tcPr>
           <w:p/>
         </w:tc>
@@ -1639,7 +1789,7 @@
         <w:pStyle w:val="H3"/>
       </w:pPr>
       <w:r>
-        <w:t>Equipment</w:t>
+        <w:t>SS</w:t>
       </w:r>
     </w:p>
     <w:tbl>
@@ -1660,164 +1810,6 @@
           </w:tcPr>
           <w:p>
             <w:r>
-              <w:t>Sand Skimmer</w:t>
-            </w:r>
-          </w:p>
-        </w:tc>
-        <w:tc>
-          <w:tcPr>
-            <w:tcW w:w="3912" w:type="dxa"/>
-          </w:tcPr>
-          <w:p/>
-        </w:tc>
-        <w:tc>
-          <w:tcPr>
-            <w:tcW w:w="3912" w:type="dxa"/>
-          </w:tcPr>
-          <w:p/>
-        </w:tc>
-      </w:tr>
-    </w:tbl>
-    <w:p>
-      <w:pPr>
-        <w:pStyle w:val="H3"/>
-      </w:pPr>
-      <w:r>
-        <w:t>Monsters</w:t>
-      </w:r>
-    </w:p>
-    <w:tbl>
-      <w:tblPr>
-        <w:tblStyle w:val="TableGrid"/>
-        <w:tblW w:w="0" w:type="auto"/>
-        <w:tblLook w:val="04A0"/>
-      </w:tblPr>
-      <w:tblGrid>
-        <w:gridCol w:w="1230"/>
-        <w:gridCol w:w="1005"/>
-        <w:gridCol w:w="9501"/>
-      </w:tblGrid>
-      <w:tr>
-        <w:tc>
-          <w:tcPr>
-            <w:tcW w:w="1230" w:type="dxa"/>
-          </w:tcPr>
-          <w:p>
-            <w:proofErr w:type="spellStart"/>
-            <w:r>
-              <w:t>Centoids</w:t>
-            </w:r>
-            <w:proofErr w:type="spellEnd"/>
-          </w:p>
-        </w:tc>
-        <w:tc>
-          <w:tcPr>
-            <w:tcW w:w="1005" w:type="dxa"/>
-          </w:tcPr>
-          <w:p>
-            <w:r>
-              <w:t>Iron</w:t>
-            </w:r>
-          </w:p>
-        </w:tc>
-        <w:tc>
-          <w:tcPr>
-            <w:tcW w:w="9501" w:type="dxa"/>
-          </w:tcPr>
-          <w:p>
-            <w:r>
-              <w:t>centipede-like creatures</w:t>
-            </w:r>
-          </w:p>
-        </w:tc>
-      </w:tr>
-      <w:tr>
-        <w:tc>
-          <w:tcPr>
-            <w:tcW w:w="1230" w:type="dxa"/>
-          </w:tcPr>
-          <w:p/>
-        </w:tc>
-        <w:tc>
-          <w:tcPr>
-            <w:tcW w:w="1005" w:type="dxa"/>
-          </w:tcPr>
-          <w:p/>
-        </w:tc>
-        <w:tc>
-          <w:tcPr>
-            <w:tcW w:w="9501" w:type="dxa"/>
-          </w:tcPr>
-          <w:p/>
-        </w:tc>
-      </w:tr>
-      <w:tr>
-        <w:tc>
-          <w:tcPr>
-            <w:tcW w:w="1230" w:type="dxa"/>
-          </w:tcPr>
-          <w:p/>
-        </w:tc>
-        <w:tc>
-          <w:tcPr>
-            <w:tcW w:w="1005" w:type="dxa"/>
-          </w:tcPr>
-          <w:p/>
-        </w:tc>
-        <w:tc>
-          <w:tcPr>
-            <w:tcW w:w="9501" w:type="dxa"/>
-          </w:tcPr>
-          <w:p/>
-        </w:tc>
-      </w:tr>
-      <w:tr>
-        <w:tc>
-          <w:tcPr>
-            <w:tcW w:w="1230" w:type="dxa"/>
-          </w:tcPr>
-          <w:p/>
-        </w:tc>
-        <w:tc>
-          <w:tcPr>
-            <w:tcW w:w="1005" w:type="dxa"/>
-          </w:tcPr>
-          <w:p/>
-        </w:tc>
-        <w:tc>
-          <w:tcPr>
-            <w:tcW w:w="9501" w:type="dxa"/>
-          </w:tcPr>
-          <w:p/>
-        </w:tc>
-      </w:tr>
-    </w:tbl>
-    <w:p>
-      <w:pPr>
-        <w:pStyle w:val="H3"/>
-      </w:pPr>
-      <w:r>
-        <w:t>SS</w:t>
-      </w:r>
-    </w:p>
-    <w:tbl>
-      <w:tblPr>
-        <w:tblStyle w:val="TableGrid"/>
-        <w:tblW w:w="0" w:type="auto"/>
-        <w:tblLook w:val="04A0"/>
-      </w:tblPr>
-      <w:tblGrid>
-        <w:gridCol w:w="3912"/>
-        <w:gridCol w:w="3912"/>
-        <w:gridCol w:w="3912"/>
-      </w:tblGrid>
-      <w:tr>
-        <w:tc>
-          <w:tcPr>
-            <w:tcW w:w="3912" w:type="dxa"/>
-          </w:tcPr>
-          <w:p>
-            <w:r>
               <w:t>Fire + Earth + Potent = Volcano Confluence</w:t>
             </w:r>
           </w:p>
@@ -1890,6 +1882,7 @@
         </w:numPr>
       </w:pPr>
       <w:r>
+        <w:lastRenderedPageBreak/>
         <w:t>Minor healing unguent</w:t>
       </w:r>
     </w:p>
@@ -1959,13 +1952,8 @@
         <w:t>Luke</w:t>
       </w:r>
       <w:r>
-        <w:t xml:space="preserve"> </w:t>
-      </w:r>
-      <w:proofErr w:type="spellStart"/>
-      <w:r>
-        <w:t>Aetheren</w:t>
-      </w:r>
-      <w:proofErr w:type="spellEnd"/>
+        <w:t xml:space="preserve"> Aetheren</w:t>
+      </w:r>
     </w:p>
     <w:p>
       <w:pPr>
@@ -2053,16 +2041,8 @@
         <w:rPr>
           <w:u w:val="single"/>
         </w:rPr>
-        <w:t xml:space="preserve">Racial Abilities - </w:t>
-      </w:r>
-      <w:proofErr w:type="spellStart"/>
-      <w:r>
-        <w:rPr>
-          <w:u w:val="single"/>
-        </w:rPr>
-        <w:t>Outworlder</w:t>
-      </w:r>
-      <w:proofErr w:type="spellEnd"/>
+        <w:t>Racial Abilities - Outworlder</w:t>
+      </w:r>
     </w:p>
     <w:p>
       <w:pPr>
@@ -2083,6 +2063,7 @@
           <w:ilvl w:val="1"/>
           <w:numId w:val="26"/>
         </w:numPr>
+        <w:ind w:left="567" w:hanging="283"/>
       </w:pPr>
       <w:r>
         <w:t>Absolute location sense</w:t>
@@ -2095,6 +2076,7 @@
           <w:ilvl w:val="1"/>
           <w:numId w:val="26"/>
         </w:numPr>
+        <w:ind w:left="567" w:hanging="283"/>
       </w:pPr>
       <w:r>
         <w:t>Create internal map of all visited locations, including placement of structures.</w:t>
@@ -2109,7 +2091,6 @@
         </w:numPr>
       </w:pPr>
       <w:r>
-        <w:lastRenderedPageBreak/>
         <w:t>Quantize</w:t>
       </w:r>
       <w:r>
@@ -2123,6 +2104,7 @@
           <w:ilvl w:val="1"/>
           <w:numId w:val="26"/>
         </w:numPr>
+        <w:ind w:left="567" w:hanging="283"/>
       </w:pPr>
       <w:r>
         <w:t>Obtain quantized data about internal states such as health, manna, etc.</w:t>
@@ -2135,6 +2117,7 @@
           <w:ilvl w:val="1"/>
           <w:numId w:val="26"/>
         </w:numPr>
+        <w:ind w:left="567" w:hanging="283"/>
       </w:pPr>
       <w:r>
         <w:t>Obtain identifiable information from people, monsters, and objects.</w:t>
@@ -2149,6 +2132,7 @@
         </w:numPr>
       </w:pPr>
       <w:r>
+        <w:lastRenderedPageBreak/>
         <w:t>Looting</w:t>
       </w:r>
     </w:p>
@@ -2171,6 +2155,7 @@
           <w:ilvl w:val="1"/>
           <w:numId w:val="26"/>
         </w:numPr>
+        <w:ind w:left="567" w:hanging="283"/>
       </w:pPr>
       <w:r>
         <w:t>Costume management – Create distinct sets of clothes to swap in and out of</w:t>
@@ -2183,6 +2168,7 @@
           <w:ilvl w:val="1"/>
           <w:numId w:val="26"/>
         </w:numPr>
+        <w:ind w:left="567" w:hanging="283"/>
       </w:pPr>
       <w:r>
         <w:t>40 slots of stackable storage</w:t>
@@ -2207,6 +2193,7 @@
           <w:ilvl w:val="1"/>
           <w:numId w:val="7"/>
         </w:numPr>
+        <w:ind w:left="567"/>
       </w:pPr>
       <w:r>
         <w:t>Language adaptation</w:t>
@@ -2219,6 +2206,7 @@
           <w:ilvl w:val="1"/>
           <w:numId w:val="7"/>
         </w:numPr>
+        <w:ind w:left="567"/>
       </w:pPr>
       <w:r>
         <w:t>Essence, awaking stones and skill books absorption</w:t>
@@ -2231,6 +2219,7 @@
           <w:ilvl w:val="1"/>
           <w:numId w:val="7"/>
         </w:numPr>
+        <w:ind w:left="567"/>
       </w:pPr>
       <w:r>
         <w:t>Immunity to tracking</w:t>
@@ -2252,6 +2241,7 @@
           <w:ilvl w:val="1"/>
           <w:numId w:val="7"/>
         </w:numPr>
+        <w:ind w:left="567"/>
       </w:pPr>
       <w:r>
         <w:t>Control your identifiable data</w:t>
@@ -2291,13 +2281,8 @@
         <w:t>Attributes – Luke</w:t>
       </w:r>
       <w:r>
-        <w:t xml:space="preserve"> </w:t>
-      </w:r>
-      <w:proofErr w:type="spellStart"/>
-      <w:r>
-        <w:t>Aetheren</w:t>
-      </w:r>
-      <w:proofErr w:type="spellEnd"/>
+        <w:t xml:space="preserve"> Aetheren</w:t>
+      </w:r>
     </w:p>
     <w:p>
       <w:pPr>
@@ -2319,7 +2304,7 @@
         <w:pStyle w:val="StatusUser"/>
         <w:numPr>
           <w:ilvl w:val="1"/>
-          <w:numId w:val="25"/>
+          <w:numId w:val="28"/>
         </w:numPr>
       </w:pPr>
       <w:r>
@@ -2387,11 +2372,20 @@
           <w:ilvl w:val="1"/>
           <w:numId w:val="25"/>
         </w:numPr>
-      </w:pPr>
-      <w:r>
+        <w:rPr>
+          <w:color w:val="FF0000"/>
+        </w:rPr>
+      </w:pPr>
+      <w:r>
+        <w:rPr>
+          <w:color w:val="FF0000"/>
+        </w:rPr>
         <w:t>Midnight eyes</w:t>
       </w:r>
       <w:r>
+        <w:rPr>
+          <w:color w:val="FF0000"/>
+        </w:rPr>
         <w:t xml:space="preserve"> – can see without the need for light, but only in shades of grey</w:t>
       </w:r>
     </w:p>
@@ -2430,12 +2424,21 @@
         <w:pStyle w:val="StatusUser"/>
         <w:numPr>
           <w:ilvl w:val="1"/>
+          <w:numId w:val="31"/>
+        </w:numPr>
+      </w:pPr>
+      <w:r>
+        <w:t>Ritual Magic</w:t>
+      </w:r>
+    </w:p>
+    <w:p>
+      <w:pPr>
+        <w:pStyle w:val="StatusUser"/>
+        <w:numPr>
+          <w:ilvl w:val="1"/>
           <w:numId w:val="25"/>
         </w:numPr>
       </w:pPr>
-      <w:r>
-        <w:t>Ritual Magic</w:t>
-      </w:r>
     </w:p>
     <w:p>
       <w:pPr>
@@ -2457,12 +2460,59 @@
         <w:pStyle w:val="StatusUser"/>
         <w:numPr>
           <w:ilvl w:val="1"/>
+          <w:numId w:val="29"/>
+        </w:numPr>
+      </w:pPr>
+      <w:r>
+        <w:t>Vessel – Can create inhabitable vessels 0, 87%</w:t>
+      </w:r>
+    </w:p>
+    <w:p>
+      <w:pPr>
+        <w:pStyle w:val="StatusUser"/>
+        <w:numPr>
+          <w:ilvl w:val="1"/>
           <w:numId w:val="25"/>
         </w:numPr>
-      </w:pPr>
-      <w:r>
-        <w:lastRenderedPageBreak/>
-        <w:t>Vessel – Can create inhabitable vessels 0, 87%</w:t>
+        <w:rPr>
+          <w:color w:val="FF0000"/>
+        </w:rPr>
+      </w:pPr>
+      <w:r>
+        <w:rPr>
+          <w:color w:val="FF0000"/>
+        </w:rPr>
+        <w:t>Split mind</w:t>
+      </w:r>
+    </w:p>
+    <w:p>
+      <w:pPr>
+        <w:pStyle w:val="StatusUser"/>
+        <w:numPr>
+          <w:ilvl w:val="1"/>
+          <w:numId w:val="25"/>
+        </w:numPr>
+        <w:rPr>
+          <w:color w:val="FF0000"/>
+        </w:rPr>
+      </w:pPr>
+    </w:p>
+    <w:p>
+      <w:pPr>
+        <w:pStyle w:val="StatusUser"/>
+        <w:numPr>
+          <w:ilvl w:val="1"/>
+          <w:numId w:val="25"/>
+        </w:numPr>
+        <w:rPr>
+          <w:color w:val="FF0000"/>
+        </w:rPr>
+      </w:pPr>
+      <w:r>
+        <w:rPr>
+          <w:color w:val="FF0000"/>
+        </w:rPr>
+        <w:t>Gun</w:t>
       </w:r>
     </w:p>
     <w:p>
@@ -2485,11 +2535,11 @@
         <w:pStyle w:val="StatusUser"/>
         <w:numPr>
           <w:ilvl w:val="1"/>
-          <w:numId w:val="25"/>
-        </w:numPr>
-      </w:pPr>
-      <w:r>
-        <w:t>?</w:t>
+          <w:numId w:val="30"/>
+        </w:numPr>
+      </w:pPr>
+      <w:r>
+        <w:t>Lovely Assistant</w:t>
       </w:r>
     </w:p>
     <w:p>
@@ -2497,23 +2547,11 @@
         <w:pStyle w:val="StatusUser"/>
         <w:numPr>
           <w:ilvl w:val="1"/>
-          <w:numId w:val="25"/>
-        </w:numPr>
-        <w:rPr>
-          <w:color w:val="FF0000"/>
-        </w:rPr>
-      </w:pPr>
-      <w:r>
-        <w:rPr>
-          <w:color w:val="FF0000"/>
-        </w:rPr>
-        <w:t>Theatre</w:t>
-      </w:r>
-      <w:r>
-        <w:rPr>
-          <w:color w:val="FF0000"/>
-        </w:rPr>
-        <w:t xml:space="preserve"> (Support)</w:t>
+          <w:numId w:val="30"/>
+        </w:numPr>
+      </w:pPr>
+      <w:r>
+        <w:t>Theatre (Support)</w:t>
       </w:r>
     </w:p>
     <w:p>
@@ -2528,26 +2566,14 @@
           <w:tab w:val="left" w:pos="1418"/>
         </w:tabs>
         <w:ind w:left="1418"/>
-        <w:rPr>
-          <w:color w:val="FF0000"/>
-        </w:rPr>
-      </w:pPr>
-      <w:r>
-        <w:rPr>
-          <w:color w:val="FF0000"/>
-        </w:rPr>
+      </w:pPr>
+      <w:r>
         <w:t xml:space="preserve">Allows </w:t>
       </w:r>
       <w:r>
-        <w:rPr>
-          <w:color w:val="FF0000"/>
-        </w:rPr>
         <w:t>cast members</w:t>
       </w:r>
       <w:r>
-        <w:rPr>
-          <w:color w:val="FF0000"/>
-        </w:rPr>
         <w:t xml:space="preserve"> to broadcast any emotion to an audience</w:t>
       </w:r>
     </w:p>
@@ -2563,15 +2589,9 @@
           <w:tab w:val="left" w:pos="1418"/>
         </w:tabs>
         <w:ind w:left="1418"/>
-        <w:rPr>
-          <w:color w:val="FF0000"/>
-        </w:rPr>
-      </w:pPr>
-      <w:r>
-        <w:rPr>
-          <w:color w:val="FF0000"/>
-        </w:rPr>
-        <w:t>Effect can be augmented using any activity that engages an audience</w:t>
+      </w:pPr>
+      <w:r>
+        <w:t>Status effects will depend on audience engagement</w:t>
       </w:r>
     </w:p>
     <w:p>
@@ -2586,15 +2606,9 @@
           <w:tab w:val="left" w:pos="1418"/>
         </w:tabs>
         <w:ind w:left="1418"/>
-        <w:rPr>
-          <w:color w:val="FF0000"/>
-        </w:rPr>
-      </w:pPr>
-      <w:r>
-        <w:rPr>
-          <w:color w:val="FF0000"/>
-        </w:rPr>
-        <w:t>Can target specific audiences</w:t>
+      </w:pPr>
+      <w:r>
+        <w:t>Effect can be augmented using any activity that engages an audience</w:t>
       </w:r>
     </w:p>
     <w:p>
@@ -2609,15 +2623,12 @@
           <w:tab w:val="left" w:pos="1418"/>
         </w:tabs>
         <w:ind w:left="1418"/>
-        <w:rPr>
-          <w:color w:val="FF0000"/>
-        </w:rPr>
-      </w:pPr>
-      <w:r>
-        <w:rPr>
-          <w:color w:val="FF0000"/>
-        </w:rPr>
-        <w:t>Cannot work on cast</w:t>
+      </w:pPr>
+      <w:r>
+        <w:t xml:space="preserve">Augments auras </w:t>
+      </w:r>
+      <w:r>
+        <w:t>effects</w:t>
       </w:r>
     </w:p>
     <w:p>
@@ -2632,16 +2643,7 @@
           <w:tab w:val="left" w:pos="1418"/>
         </w:tabs>
         <w:ind w:left="1418"/>
-        <w:rPr>
-          <w:color w:val="FF0000"/>
-        </w:rPr>
-      </w:pPr>
-      <w:r>
-        <w:rPr>
-          <w:color w:val="FF0000"/>
-        </w:rPr>
-        <w:t>Augments cast auras based on audience engagement</w:t>
-      </w:r>
+      </w:pPr>
     </w:p>
     <w:p>
       <w:pPr>
@@ -2655,10 +2657,10 @@
           <w:tab w:val="left" w:pos="1418"/>
         </w:tabs>
         <w:ind w:left="1418"/>
-        <w:rPr>
-          <w:color w:val="FF0000"/>
-        </w:rPr>
-      </w:pPr>
+      </w:pPr>
+      <w:r>
+        <w:t>Cannot work on cast</w:t>
+      </w:r>
     </w:p>
     <w:p>
       <w:pPr>
@@ -2672,10 +2674,10 @@
           <w:tab w:val="left" w:pos="1418"/>
         </w:tabs>
         <w:ind w:left="1418"/>
-        <w:rPr>
-          <w:color w:val="FF0000"/>
-        </w:rPr>
-      </w:pPr>
+      </w:pPr>
+      <w:r>
+        <w:t>Audience must be receptive to specified emotion</w:t>
+      </w:r>
     </w:p>
     <w:p>
       <w:pPr>
@@ -2693,12 +2695,6 @@
           <w:color w:val="FF0000"/>
         </w:rPr>
       </w:pPr>
-      <w:r>
-        <w:rPr>
-          <w:color w:val="FF0000"/>
-        </w:rPr>
-        <w:t>Audience must be receptive to specified emotion</w:t>
-      </w:r>
     </w:p>
     <w:p>
       <w:pPr>
@@ -2716,12 +2712,6 @@
           <w:color w:val="FF0000"/>
         </w:rPr>
       </w:pPr>
-      <w:r>
-        <w:rPr>
-          <w:color w:val="FF0000"/>
-        </w:rPr>
-        <w:t>Effects of ally auras are augmented based on the audience engagement</w:t>
-      </w:r>
     </w:p>
     <w:p>
       <w:pPr>
@@ -2743,7 +2733,7 @@
         <w:rPr>
           <w:color w:val="FF0000"/>
         </w:rPr>
-        <w:t>Allies will receive various buffs depending on emotions received</w:t>
+        <w:t>Can target specific audiences</w:t>
       </w:r>
     </w:p>
     <w:p>
@@ -2766,6 +2756,52 @@
         <w:rPr>
           <w:color w:val="FF0000"/>
         </w:rPr>
+        <w:t>Effects of ally auras are augmented based on the audience engagement</w:t>
+      </w:r>
+    </w:p>
+    <w:p>
+      <w:pPr>
+        <w:pStyle w:val="StatusUser"/>
+        <w:numPr>
+          <w:ilvl w:val="2"/>
+          <w:numId w:val="25"/>
+        </w:numPr>
+        <w:tabs>
+          <w:tab w:val="clear" w:pos="1701"/>
+          <w:tab w:val="left" w:pos="1418"/>
+        </w:tabs>
+        <w:ind w:left="1418"/>
+        <w:rPr>
+          <w:color w:val="FF0000"/>
+        </w:rPr>
+      </w:pPr>
+      <w:r>
+        <w:rPr>
+          <w:color w:val="FF0000"/>
+        </w:rPr>
+        <w:t>Allies will receive various buffs depending on emotions received</w:t>
+      </w:r>
+    </w:p>
+    <w:p>
+      <w:pPr>
+        <w:pStyle w:val="StatusUser"/>
+        <w:numPr>
+          <w:ilvl w:val="2"/>
+          <w:numId w:val="25"/>
+        </w:numPr>
+        <w:tabs>
+          <w:tab w:val="clear" w:pos="1701"/>
+          <w:tab w:val="left" w:pos="1418"/>
+        </w:tabs>
+        <w:ind w:left="1418"/>
+        <w:rPr>
+          <w:color w:val="FF0000"/>
+        </w:rPr>
+      </w:pPr>
+      <w:r>
+        <w:rPr>
+          <w:color w:val="FF0000"/>
+        </w:rPr>
         <w:t>Enemies will receive various debuffs depending on emotions received</w:t>
       </w:r>
     </w:p>
@@ -2813,6 +2849,7 @@
     </w:p>
     <w:p>
       <w:r>
+        <w:lastRenderedPageBreak/>
         <w:t>Surrounding it is a ring of rainbow smoke, fading into starry darkness.</w:t>
       </w:r>
     </w:p>
@@ -2821,7 +2858,6 @@
         <w:pStyle w:val="H3"/>
       </w:pPr>
       <w:r>
-        <w:lastRenderedPageBreak/>
         <w:t>Training Regiment</w:t>
       </w:r>
     </w:p>
@@ -2833,6 +2869,169 @@
           <w:numId w:val="4"/>
         </w:numPr>
       </w:pPr>
+    </w:p>
+    <w:p>
+      <w:pPr>
+        <w:pStyle w:val="StatusUser"/>
+        <w:rPr>
+          <w:u w:val="single"/>
+        </w:rPr>
+      </w:pPr>
+      <w:r>
+        <w:rPr>
+          <w:u w:val="single"/>
+        </w:rPr>
+        <w:t xml:space="preserve">Racial Abilities </w:t>
+      </w:r>
+      <w:r>
+        <w:rPr>
+          <w:u w:val="single"/>
+        </w:rPr>
+        <w:t>–</w:t>
+      </w:r>
+      <w:r>
+        <w:rPr>
+          <w:u w:val="single"/>
+        </w:rPr>
+        <w:t xml:space="preserve"> Outworlder</w:t>
+      </w:r>
+    </w:p>
+    <w:p>
+      <w:pPr>
+        <w:pStyle w:val="StatusUser"/>
+        <w:numPr>
+          <w:ilvl w:val="0"/>
+          <w:numId w:val="27"/>
+        </w:numPr>
+      </w:pPr>
+      <w:r>
+        <w:t>Mind Palace</w:t>
+      </w:r>
+    </w:p>
+    <w:p>
+      <w:pPr>
+        <w:pStyle w:val="StatusUser"/>
+        <w:numPr>
+          <w:ilvl w:val="1"/>
+          <w:numId w:val="26"/>
+        </w:numPr>
+        <w:ind w:left="567" w:hanging="283"/>
+      </w:pPr>
+      <w:r>
+        <w:t>Obtain quantized data about internal states such as health, manna, etc.</w:t>
+      </w:r>
+    </w:p>
+    <w:p>
+      <w:pPr>
+        <w:pStyle w:val="StatusUser"/>
+        <w:numPr>
+          <w:ilvl w:val="1"/>
+          <w:numId w:val="27"/>
+        </w:numPr>
+        <w:ind w:left="567" w:hanging="283"/>
+      </w:pPr>
+      <w:r>
+        <w:t>Obtain identifiable information from people, monsters, and objects.</w:t>
+      </w:r>
+    </w:p>
+    <w:p>
+      <w:pPr>
+        <w:pStyle w:val="StatusUser"/>
+        <w:numPr>
+          <w:ilvl w:val="1"/>
+          <w:numId w:val="27"/>
+        </w:numPr>
+        <w:ind w:left="567" w:hanging="283"/>
+      </w:pPr>
+      <w:r>
+        <w:t>Create a mind palace for storing and organizing data</w:t>
+      </w:r>
+    </w:p>
+    <w:p>
+      <w:pPr>
+        <w:pStyle w:val="StatusUser"/>
+        <w:numPr>
+          <w:ilvl w:val="1"/>
+          <w:numId w:val="27"/>
+        </w:numPr>
+        <w:ind w:left="567" w:hanging="283"/>
+      </w:pPr>
+      <w:r>
+        <w:t>Skill books absorption</w:t>
+      </w:r>
+    </w:p>
+    <w:p>
+      <w:pPr>
+        <w:pStyle w:val="StatusUser"/>
+        <w:numPr>
+          <w:ilvl w:val="0"/>
+          <w:numId w:val="27"/>
+        </w:numPr>
+      </w:pPr>
+      <w:r>
+        <w:t>Magical Stranger</w:t>
+      </w:r>
+    </w:p>
+    <w:p>
+      <w:pPr>
+        <w:pStyle w:val="StatusUser"/>
+        <w:numPr>
+          <w:ilvl w:val="1"/>
+          <w:numId w:val="27"/>
+        </w:numPr>
+        <w:ind w:left="567" w:hanging="283"/>
+      </w:pPr>
+      <w:r>
+        <w:t>Language adaptation</w:t>
+      </w:r>
+    </w:p>
+    <w:p>
+      <w:pPr>
+        <w:pStyle w:val="StatusUser"/>
+        <w:numPr>
+          <w:ilvl w:val="1"/>
+          <w:numId w:val="27"/>
+        </w:numPr>
+        <w:ind w:left="567" w:hanging="283"/>
+      </w:pPr>
+      <w:r>
+        <w:t>?</w:t>
+      </w:r>
+    </w:p>
+    <w:p>
+      <w:pPr>
+        <w:pStyle w:val="StatusUser"/>
+        <w:numPr>
+          <w:ilvl w:val="1"/>
+          <w:numId w:val="27"/>
+        </w:numPr>
+        <w:ind w:left="567" w:hanging="283"/>
+      </w:pPr>
+      <w:r>
+        <w:t>Immunity to tracking</w:t>
+      </w:r>
+      <w:r>
+        <w:rPr>
+          <w:vanish/>
+        </w:rPr>
+        <w:t>, identification</w:t>
+      </w:r>
+      <w:r>
+        <w:t xml:space="preserve"> effects</w:t>
+      </w:r>
+    </w:p>
+    <w:p>
+      <w:pPr>
+        <w:pStyle w:val="StatusUser"/>
+        <w:numPr>
+          <w:ilvl w:val="1"/>
+          <w:numId w:val="27"/>
+        </w:numPr>
+        <w:ind w:left="567" w:hanging="283"/>
+      </w:pPr>
+      <w:r>
+        <w:t>Control your identifiable data</w:t>
+      </w:r>
     </w:p>
     <w:p>
       <w:pPr>
@@ -2960,16 +3159,8 @@
         <w:rPr>
           <w:u w:val="single"/>
         </w:rPr>
-        <w:t xml:space="preserve">Racial Abilities - </w:t>
-      </w:r>
-      <w:proofErr w:type="spellStart"/>
-      <w:r>
-        <w:rPr>
-          <w:u w:val="single"/>
-        </w:rPr>
-        <w:t>Outworlder</w:t>
-      </w:r>
-      <w:proofErr w:type="spellEnd"/>
+        <w:t>Racial Abilities - Outworlder</w:t>
+      </w:r>
     </w:p>
     <w:p>
       <w:pPr>
@@ -3121,7 +3312,6 @@
         </w:numPr>
       </w:pPr>
       <w:r>
-        <w:lastRenderedPageBreak/>
         <w:t>Wind, bound to Speed</w:t>
       </w:r>
     </w:p>
@@ -3297,6 +3487,7 @@
         </w:tabs>
       </w:pPr>
       <w:r>
+        <w:lastRenderedPageBreak/>
         <w:t>Keen sight</w:t>
       </w:r>
     </w:p>
@@ -3314,13 +3505,8 @@
         <w:t>–</w:t>
       </w:r>
       <w:r>
-        <w:t xml:space="preserve"> </w:t>
-      </w:r>
-      <w:proofErr w:type="spellStart"/>
-      <w:r>
-        <w:t>Outworlder</w:t>
-      </w:r>
-      <w:proofErr w:type="spellEnd"/>
+        <w:t xml:space="preserve"> Outworlder</w:t>
+      </w:r>
       <w:r>
         <w:t xml:space="preserve"> (Evolved)</w:t>
       </w:r>
@@ -3454,7 +3640,6 @@
         <w:pStyle w:val="H3"/>
       </w:pPr>
       <w:r>
-        <w:lastRenderedPageBreak/>
         <w:t>Crest</w:t>
       </w:r>
     </w:p>
@@ -3544,8 +3729,61 @@
         <w:rPr>
           <w:lang w:val="en-CA"/>
         </w:rPr>
+        <w:t>Luke opened his eyes and looked at the manifestation. “That is interesting,” Luke said. “I wasn’t expecting that. That’s just my power. Let’s wait a few minutes. I think using a proper summoning ritual would speed this up. Live and learn I guess.”</w:t>
+      </w:r>
+    </w:p>
+    <w:p>
+      <w:pPr>
+        <w:rPr>
+          <w:lang w:val="en-CA"/>
+        </w:rPr>
+      </w:pPr>
+      <w:r>
+        <w:rPr>
+          <w:lang w:val="en-CA"/>
+        </w:rPr>
+        <w:t>“That’s a summons?” I asked.</w:t>
+      </w:r>
+    </w:p>
+    <w:p>
+      <w:pPr>
+        <w:rPr>
+          <w:lang w:val="en-CA"/>
+        </w:rPr>
+      </w:pPr>
+      <w:r>
+        <w:rPr>
+          <w:lang w:val="en-CA"/>
+        </w:rPr>
+        <w:t>“According to the book I absorbed, some powers allow people to obtain familiars. My power is similar but not the same.</w:t>
+      </w:r>
+    </w:p>
+    <w:p>
+      <w:pPr>
+        <w:rPr>
+          <w:lang w:val="en-CA"/>
+        </w:rPr>
+      </w:pPr>
+    </w:p>
+    <w:p>
+      <w:pPr>
+        <w:rPr>
+          <w:lang w:val="en-CA"/>
+        </w:rPr>
+      </w:pPr>
+    </w:p>
+    <w:p>
+      <w:pPr>
+        <w:rPr>
+          <w:lang w:val="en-CA"/>
+        </w:rPr>
+      </w:pPr>
+      <w:r>
+        <w:rPr>
+          <w:lang w:val="en-CA"/>
+        </w:rPr>
         <w:lastRenderedPageBreak/>
-        <w:t>Luke opened his eyes and looked at the manifestation. “That is interesting,” Luke said. “I wasn’t expecting that. That’s just my power. Let’s wait a few minutes. I think using a proper summoning ritual would speed this up. Live and learn I guess.”</w:t>
+        <w:t>“It is sort of like a familiar,” Luke said. “It’s similar to our bodies. Remember they said our bodies are like monster bodies, except with souls? This is the same, or at least that is what my skill is saying.</w:t>
       </w:r>
     </w:p>
     <w:p>
@@ -3558,7 +3796,7 @@
         <w:rPr>
           <w:lang w:val="en-CA"/>
         </w:rPr>
-        <w:t>“That’s a summons?” I asked.</w:t>
+        <w:t>“The</w:t>
       </w:r>
     </w:p>
     <w:p>
@@ -3571,7 +3809,7 @@
         <w:rPr>
           <w:lang w:val="en-CA"/>
         </w:rPr>
-        <w:t>“According to the book I absorbed, some powers allow people to obtain familiars. My power is similar but not the same.</w:t>
+        <w:t>“The only difference is that I can have multiple of them and can store them as needed. It’s almost ready.”</w:t>
       </w:r>
     </w:p>
     <w:p>
@@ -3580,13 +3818,12 @@
           <w:lang w:val="en-CA"/>
         </w:rPr>
       </w:pPr>
-    </w:p>
-    <w:p>
-      <w:pPr>
+      <w:r>
         <w:rPr>
           <w:lang w:val="en-CA"/>
         </w:rPr>
-      </w:pPr>
+        <w:t>Luke went back to sleep.</w:t>
+      </w:r>
     </w:p>
     <w:p>
       <w:pPr>
@@ -3598,7 +3835,7 @@
         <w:rPr>
           <w:lang w:val="en-CA"/>
         </w:rPr>
-        <w:t>“It is sort of like a familiar,” Luke said. “It’s similar to our bodies. Remember they said our bodies are like monster bodies, except with souls? This is the same, or at least that is what my skill is saying.</w:t>
+        <w:t>The bubble burst and a white fluffy baby rabbit appeared.</w:t>
       </w:r>
     </w:p>
     <w:p>
@@ -3611,7 +3848,7 @@
         <w:rPr>
           <w:lang w:val="en-CA"/>
         </w:rPr>
-        <w:t>“The</w:t>
+        <w:t>The rabbit tried to walk but fell on its face.</w:t>
       </w:r>
     </w:p>
     <w:p>
@@ -3624,7 +3861,7 @@
         <w:rPr>
           <w:lang w:val="en-CA"/>
         </w:rPr>
-        <w:t>“The only difference is that I can have multiple of them and can store them as needed. It’s almost ready.”</w:t>
+        <w:t>“Oh my god, that’s so cute,” I exclaimed.</w:t>
       </w:r>
     </w:p>
     <w:p>
@@ -3637,7 +3874,7 @@
         <w:rPr>
           <w:lang w:val="en-CA"/>
         </w:rPr>
-        <w:t>Luke went back to sleep.</w:t>
+        <w:t>The rabbit got up and tried to walk again. Again it fell. It paused and then jumped. That worked. It hopped about and then snuggled up next to me.</w:t>
       </w:r>
     </w:p>
     <w:p>
@@ -3650,7 +3887,7 @@
         <w:rPr>
           <w:lang w:val="en-CA"/>
         </w:rPr>
-        <w:t>The bubble burst and a white fluffy baby rabbit appeared.</w:t>
+        <w:t>I picked up the cute creature and snuggled it to me.</w:t>
       </w:r>
     </w:p>
     <w:p>
@@ -3663,7 +3900,7 @@
         <w:rPr>
           <w:lang w:val="en-CA"/>
         </w:rPr>
-        <w:t>The rabbit tried to walk but fell on its face.</w:t>
+        <w:t>Next to me Luke’s face turned red and he smiled.</w:t>
       </w:r>
     </w:p>
     <w:p>
@@ -3676,7 +3913,7 @@
         <w:rPr>
           <w:lang w:val="en-CA"/>
         </w:rPr>
-        <w:t>“Oh my god, that’s so cute,” I exclaimed.</w:t>
+        <w:t>“What’s going on?” I asked, confused.</w:t>
       </w:r>
     </w:p>
     <w:p>
@@ -3689,8 +3926,21 @@
         <w:rPr>
           <w:lang w:val="en-CA"/>
         </w:rPr>
+        <w:t>The rabbit disappeared and Luke opened his eyed.</w:t>
+      </w:r>
+    </w:p>
+    <w:p>
+      <w:pPr>
+        <w:rPr>
+          <w:lang w:val="en-CA"/>
+        </w:rPr>
+      </w:pPr>
+      <w:r>
+        <w:rPr>
+          <w:lang w:val="en-CA"/>
+        </w:rPr>
         <w:lastRenderedPageBreak/>
-        <w:t>The rabbit got up and tried to walk again. Again it fell. It paused and then jumped. That worked. It hopped about and then snuggled up next to me.</w:t>
+        <w:t>Luke sat up and said, “That is a manifestation of my secret power. I can project my consciousness through it. In other words, I felt you snuggling me.”</w:t>
       </w:r>
     </w:p>
     <w:p>
@@ -3703,7 +3953,7 @@
         <w:rPr>
           <w:lang w:val="en-CA"/>
         </w:rPr>
-        <w:t>I picked up the cute creature and snuggled it to me.</w:t>
+        <w:t>Luke grinned and asked, “Don’t you think I’m a dirty old man?”</w:t>
       </w:r>
     </w:p>
     <w:p>
@@ -3716,7 +3966,7 @@
         <w:rPr>
           <w:lang w:val="en-CA"/>
         </w:rPr>
-        <w:t>Next to me Luke’s face turned red and he smiled.</w:t>
+        <w:t>I laughed and said, “If you’re a dirty old man, then I’m a cougar for liking new born babies.”</w:t>
       </w:r>
     </w:p>
     <w:p>
@@ -3729,7 +3979,7 @@
         <w:rPr>
           <w:lang w:val="en-CA"/>
         </w:rPr>
-        <w:t>“What’s going on?” I asked, confused.</w:t>
+        <w:t>Luke grinned and said, “Being naughty is the best, isn’t it? We better go to sleep, or Gilbert will get the last laugh as he kicks my ass to the moon.</w:t>
       </w:r>
     </w:p>
     <w:p>
@@ -3742,7 +3992,7 @@
         <w:rPr>
           <w:lang w:val="en-CA"/>
         </w:rPr>
-        <w:t>The rabbit disappeared and Luke opened his eyed.</w:t>
+        <w:t>“By the way, what animal do you think is the cuddliest?”</w:t>
       </w:r>
     </w:p>
     <w:p>
@@ -3755,7 +4005,7 @@
         <w:rPr>
           <w:lang w:val="en-CA"/>
         </w:rPr>
-        <w:t>Luke sat up and said, “That is a manifestation of my secret power. I can project my consciousness through it. In other words, I felt you snuggling me.”</w:t>
+        <w:t>“That would be the bear,” I said.</w:t>
       </w:r>
     </w:p>
     <w:p>
@@ -3768,72 +4018,6 @@
         <w:rPr>
           <w:lang w:val="en-CA"/>
         </w:rPr>
-        <w:t>Luke grinned and asked, “Don’t you think I’m a dirty old man?”</w:t>
-      </w:r>
-    </w:p>
-    <w:p>
-      <w:pPr>
-        <w:rPr>
-          <w:lang w:val="en-CA"/>
-        </w:rPr>
-      </w:pPr>
-      <w:r>
-        <w:rPr>
-          <w:lang w:val="en-CA"/>
-        </w:rPr>
-        <w:t>I laughed and said, “If you’re a dirty old man, then I’m a cougar for liking new born babies.”</w:t>
-      </w:r>
-    </w:p>
-    <w:p>
-      <w:pPr>
-        <w:rPr>
-          <w:lang w:val="en-CA"/>
-        </w:rPr>
-      </w:pPr>
-      <w:r>
-        <w:rPr>
-          <w:lang w:val="en-CA"/>
-        </w:rPr>
-        <w:t>Luke grinned and said, “Being naughty is the best, isn’t it? We better go to sleep, or Gilbert will get the last laugh as he kicks my ass to the moon.</w:t>
-      </w:r>
-    </w:p>
-    <w:p>
-      <w:pPr>
-        <w:rPr>
-          <w:lang w:val="en-CA"/>
-        </w:rPr>
-      </w:pPr>
-      <w:r>
-        <w:rPr>
-          <w:lang w:val="en-CA"/>
-        </w:rPr>
-        <w:t>“By the way, what animal do you think is the cuddliest?”</w:t>
-      </w:r>
-    </w:p>
-    <w:p>
-      <w:pPr>
-        <w:rPr>
-          <w:lang w:val="en-CA"/>
-        </w:rPr>
-      </w:pPr>
-      <w:r>
-        <w:rPr>
-          <w:lang w:val="en-CA"/>
-        </w:rPr>
-        <w:t>“That would be the bear,” I said.</w:t>
-      </w:r>
-    </w:p>
-    <w:p>
-      <w:pPr>
-        <w:rPr>
-          <w:lang w:val="en-CA"/>
-        </w:rPr>
-      </w:pPr>
-      <w:r>
-        <w:rPr>
-          <w:lang w:val="en-CA"/>
-        </w:rPr>
-        <w:lastRenderedPageBreak/>
         <w:t>This time the bear took 10 minutes.</w:t>
       </w:r>
     </w:p>
@@ -4014,7 +4198,7 @@
         <v:path o:extrusionok="f" gradientshapeok="t" o:connecttype="rect"/>
         <o:lock v:ext="edit" aspectratio="t"/>
       </v:shapetype>
-      <v:shape id="_x0000_i1058" type="#_x0000_t75" style="width:3in;height:3in;visibility:visible" o:bullet="t">
+      <v:shape id="_x0000_i1064" type="#_x0000_t75" style="width:3in;height:3in;visibility:visible" o:bullet="t">
         <v:imagedata r:id="rId1" o:title="MC900065312[1]"/>
       </v:shape>
     </w:pict>
@@ -4764,7 +4948,7 @@
   <w:abstractNum w:abstractNumId="7">
     <w:nsid w:val="22F001F2"/>
     <w:multiLevelType w:val="hybridMultilevel"/>
-    <w:tmpl w:val="886031D6"/>
+    <w:tmpl w:val="2BACE3FA"/>
     <w:lvl w:ilvl="0" w:tplc="04090001">
       <w:start w:val="1"/>
       <w:numFmt w:val="bullet"/>
@@ -4801,16 +4985,16 @@
         <w:rFonts w:ascii="Wingdings" w:hAnsi="Wingdings" w:hint="default"/>
       </w:rPr>
     </w:lvl>
-    <w:lvl w:ilvl="3" w:tplc="04090001" w:tentative="1">
-      <w:start w:val="1"/>
-      <w:numFmt w:val="bullet"/>
-      <w:lvlText w:val=""/>
+    <w:lvl w:ilvl="3" w:tplc="0409000F">
+      <w:start w:val="1"/>
+      <w:numFmt w:val="lowerLetter"/>
+      <w:lvlText w:val="%4."/>
       <w:lvlJc w:val="left"/>
       <w:pPr>
         <w:ind w:left="2520" w:hanging="360"/>
       </w:pPr>
       <w:rPr>
-        <w:rFonts w:ascii="Symbol" w:hAnsi="Symbol" w:hint="default"/>
+        <w:rFonts w:hint="default"/>
       </w:rPr>
     </w:lvl>
     <w:lvl w:ilvl="4" w:tplc="04090003" w:tentative="1">
@@ -5160,6 +5344,232 @@
     </w:lvl>
   </w:abstractNum>
   <w:abstractNum w:abstractNumId="11">
+    <w:nsid w:val="308350BE"/>
+    <w:multiLevelType w:val="hybridMultilevel"/>
+    <w:tmpl w:val="81D0AB5C"/>
+    <w:lvl w:ilvl="0" w:tplc="04090001">
+      <w:start w:val="1"/>
+      <w:numFmt w:val="bullet"/>
+      <w:lvlText w:val=""/>
+      <w:lvlJc w:val="left"/>
+      <w:pPr>
+        <w:ind w:left="360" w:hanging="360"/>
+      </w:pPr>
+      <w:rPr>
+        <w:rFonts w:ascii="Symbol" w:hAnsi="Symbol" w:hint="default"/>
+      </w:rPr>
+    </w:lvl>
+    <w:lvl w:ilvl="1" w:tplc="0409000F">
+      <w:start w:val="1"/>
+      <w:numFmt w:val="decimal"/>
+      <w:lvlText w:val="%2."/>
+      <w:lvlJc w:val="left"/>
+      <w:pPr>
+        <w:ind w:left="1080" w:hanging="360"/>
+      </w:pPr>
+      <w:rPr>
+        <w:rFonts w:hint="default"/>
+      </w:rPr>
+    </w:lvl>
+    <w:lvl w:ilvl="2" w:tplc="04090005">
+      <w:start w:val="1"/>
+      <w:numFmt w:val="bullet"/>
+      <w:lvlText w:val=""/>
+      <w:lvlJc w:val="left"/>
+      <w:pPr>
+        <w:ind w:left="1800" w:hanging="360"/>
+      </w:pPr>
+      <w:rPr>
+        <w:rFonts w:ascii="Wingdings" w:hAnsi="Wingdings" w:hint="default"/>
+      </w:rPr>
+    </w:lvl>
+    <w:lvl w:ilvl="3" w:tplc="04090001" w:tentative="1">
+      <w:start w:val="1"/>
+      <w:numFmt w:val="bullet"/>
+      <w:lvlText w:val=""/>
+      <w:lvlJc w:val="left"/>
+      <w:pPr>
+        <w:ind w:left="2520" w:hanging="360"/>
+      </w:pPr>
+      <w:rPr>
+        <w:rFonts w:ascii="Symbol" w:hAnsi="Symbol" w:hint="default"/>
+      </w:rPr>
+    </w:lvl>
+    <w:lvl w:ilvl="4" w:tplc="04090003" w:tentative="1">
+      <w:start w:val="1"/>
+      <w:numFmt w:val="bullet"/>
+      <w:lvlText w:val="o"/>
+      <w:lvlJc w:val="left"/>
+      <w:pPr>
+        <w:ind w:left="3240" w:hanging="360"/>
+      </w:pPr>
+      <w:rPr>
+        <w:rFonts w:ascii="Courier New" w:hAnsi="Courier New" w:cs="Courier New" w:hint="default"/>
+      </w:rPr>
+    </w:lvl>
+    <w:lvl w:ilvl="5" w:tplc="04090005" w:tentative="1">
+      <w:start w:val="1"/>
+      <w:numFmt w:val="bullet"/>
+      <w:lvlText w:val=""/>
+      <w:lvlJc w:val="left"/>
+      <w:pPr>
+        <w:ind w:left="3960" w:hanging="360"/>
+      </w:pPr>
+      <w:rPr>
+        <w:rFonts w:ascii="Wingdings" w:hAnsi="Wingdings" w:hint="default"/>
+      </w:rPr>
+    </w:lvl>
+    <w:lvl w:ilvl="6" w:tplc="04090001" w:tentative="1">
+      <w:start w:val="1"/>
+      <w:numFmt w:val="bullet"/>
+      <w:lvlText w:val=""/>
+      <w:lvlJc w:val="left"/>
+      <w:pPr>
+        <w:ind w:left="4680" w:hanging="360"/>
+      </w:pPr>
+      <w:rPr>
+        <w:rFonts w:ascii="Symbol" w:hAnsi="Symbol" w:hint="default"/>
+      </w:rPr>
+    </w:lvl>
+    <w:lvl w:ilvl="7" w:tplc="04090003" w:tentative="1">
+      <w:start w:val="1"/>
+      <w:numFmt w:val="bullet"/>
+      <w:lvlText w:val="o"/>
+      <w:lvlJc w:val="left"/>
+      <w:pPr>
+        <w:ind w:left="5400" w:hanging="360"/>
+      </w:pPr>
+      <w:rPr>
+        <w:rFonts w:ascii="Courier New" w:hAnsi="Courier New" w:cs="Courier New" w:hint="default"/>
+      </w:rPr>
+    </w:lvl>
+    <w:lvl w:ilvl="8" w:tplc="04090005" w:tentative="1">
+      <w:start w:val="1"/>
+      <w:numFmt w:val="bullet"/>
+      <w:lvlText w:val=""/>
+      <w:lvlJc w:val="left"/>
+      <w:pPr>
+        <w:ind w:left="6120" w:hanging="360"/>
+      </w:pPr>
+      <w:rPr>
+        <w:rFonts w:ascii="Wingdings" w:hAnsi="Wingdings" w:hint="default"/>
+      </w:rPr>
+    </w:lvl>
+  </w:abstractNum>
+  <w:abstractNum w:abstractNumId="12">
+    <w:nsid w:val="358C03B8"/>
+    <w:multiLevelType w:val="hybridMultilevel"/>
+    <w:tmpl w:val="FA66CDB6"/>
+    <w:lvl w:ilvl="0" w:tplc="069E286C">
+      <w:start w:val="1"/>
+      <w:numFmt w:val="decimal"/>
+      <w:lvlText w:val="%1."/>
+      <w:lvlJc w:val="left"/>
+      <w:pPr>
+        <w:ind w:left="360" w:hanging="360"/>
+      </w:pPr>
+      <w:rPr>
+        <w:rFonts w:hint="default"/>
+      </w:rPr>
+    </w:lvl>
+    <w:lvl w:ilvl="1" w:tplc="04090003">
+      <w:start w:val="1"/>
+      <w:numFmt w:val="bullet"/>
+      <w:lvlText w:val="o"/>
+      <w:lvlJc w:val="left"/>
+      <w:pPr>
+        <w:ind w:left="1080" w:hanging="360"/>
+      </w:pPr>
+      <w:rPr>
+        <w:rFonts w:ascii="Courier New" w:hAnsi="Courier New" w:cs="Courier New" w:hint="default"/>
+      </w:rPr>
+    </w:lvl>
+    <w:lvl w:ilvl="2" w:tplc="04090005" w:tentative="1">
+      <w:start w:val="1"/>
+      <w:numFmt w:val="bullet"/>
+      <w:lvlText w:val=""/>
+      <w:lvlJc w:val="left"/>
+      <w:pPr>
+        <w:ind w:left="1800" w:hanging="360"/>
+      </w:pPr>
+      <w:rPr>
+        <w:rFonts w:ascii="Wingdings" w:hAnsi="Wingdings" w:hint="default"/>
+      </w:rPr>
+    </w:lvl>
+    <w:lvl w:ilvl="3" w:tplc="04090001" w:tentative="1">
+      <w:start w:val="1"/>
+      <w:numFmt w:val="bullet"/>
+      <w:lvlText w:val=""/>
+      <w:lvlJc w:val="left"/>
+      <w:pPr>
+        <w:ind w:left="2520" w:hanging="360"/>
+      </w:pPr>
+      <w:rPr>
+        <w:rFonts w:ascii="Symbol" w:hAnsi="Symbol" w:hint="default"/>
+      </w:rPr>
+    </w:lvl>
+    <w:lvl w:ilvl="4" w:tplc="04090003" w:tentative="1">
+      <w:start w:val="1"/>
+      <w:numFmt w:val="bullet"/>
+      <w:lvlText w:val="o"/>
+      <w:lvlJc w:val="left"/>
+      <w:pPr>
+        <w:ind w:left="3240" w:hanging="360"/>
+      </w:pPr>
+      <w:rPr>
+        <w:rFonts w:ascii="Courier New" w:hAnsi="Courier New" w:cs="Courier New" w:hint="default"/>
+      </w:rPr>
+    </w:lvl>
+    <w:lvl w:ilvl="5" w:tplc="04090005" w:tentative="1">
+      <w:start w:val="1"/>
+      <w:numFmt w:val="bullet"/>
+      <w:lvlText w:val=""/>
+      <w:lvlJc w:val="left"/>
+      <w:pPr>
+        <w:ind w:left="3960" w:hanging="360"/>
+      </w:pPr>
+      <w:rPr>
+        <w:rFonts w:ascii="Wingdings" w:hAnsi="Wingdings" w:hint="default"/>
+      </w:rPr>
+    </w:lvl>
+    <w:lvl w:ilvl="6" w:tplc="04090001" w:tentative="1">
+      <w:start w:val="1"/>
+      <w:numFmt w:val="bullet"/>
+      <w:lvlText w:val=""/>
+      <w:lvlJc w:val="left"/>
+      <w:pPr>
+        <w:ind w:left="4680" w:hanging="360"/>
+      </w:pPr>
+      <w:rPr>
+        <w:rFonts w:ascii="Symbol" w:hAnsi="Symbol" w:hint="default"/>
+      </w:rPr>
+    </w:lvl>
+    <w:lvl w:ilvl="7" w:tplc="04090003" w:tentative="1">
+      <w:start w:val="1"/>
+      <w:numFmt w:val="bullet"/>
+      <w:lvlText w:val="o"/>
+      <w:lvlJc w:val="left"/>
+      <w:pPr>
+        <w:ind w:left="5400" w:hanging="360"/>
+      </w:pPr>
+      <w:rPr>
+        <w:rFonts w:ascii="Courier New" w:hAnsi="Courier New" w:cs="Courier New" w:hint="default"/>
+      </w:rPr>
+    </w:lvl>
+    <w:lvl w:ilvl="8" w:tplc="04090005" w:tentative="1">
+      <w:start w:val="1"/>
+      <w:numFmt w:val="bullet"/>
+      <w:lvlText w:val=""/>
+      <w:lvlJc w:val="left"/>
+      <w:pPr>
+        <w:ind w:left="6120" w:hanging="360"/>
+      </w:pPr>
+      <w:rPr>
+        <w:rFonts w:ascii="Wingdings" w:hAnsi="Wingdings" w:hint="default"/>
+      </w:rPr>
+    </w:lvl>
+  </w:abstractNum>
+  <w:abstractNum w:abstractNumId="13">
     <w:nsid w:val="37950B46"/>
     <w:multiLevelType w:val="hybridMultilevel"/>
     <w:tmpl w:val="4ED0DF16"/>
@@ -5272,7 +5682,7 @@
       </w:rPr>
     </w:lvl>
   </w:abstractNum>
-  <w:abstractNum w:abstractNumId="12">
+  <w:abstractNum w:abstractNumId="14">
     <w:nsid w:val="3A7E3946"/>
     <w:multiLevelType w:val="hybridMultilevel"/>
     <w:tmpl w:val="F538139A"/>
@@ -5385,7 +5795,233 @@
       </w:rPr>
     </w:lvl>
   </w:abstractNum>
-  <w:abstractNum w:abstractNumId="13">
+  <w:abstractNum w:abstractNumId="15">
+    <w:nsid w:val="470D0297"/>
+    <w:multiLevelType w:val="hybridMultilevel"/>
+    <w:tmpl w:val="18002E76"/>
+    <w:lvl w:ilvl="0" w:tplc="04090001">
+      <w:start w:val="1"/>
+      <w:numFmt w:val="bullet"/>
+      <w:lvlText w:val=""/>
+      <w:lvlJc w:val="left"/>
+      <w:pPr>
+        <w:ind w:left="360" w:hanging="360"/>
+      </w:pPr>
+      <w:rPr>
+        <w:rFonts w:ascii="Symbol" w:hAnsi="Symbol" w:hint="default"/>
+      </w:rPr>
+    </w:lvl>
+    <w:lvl w:ilvl="1" w:tplc="0409000F">
+      <w:start w:val="1"/>
+      <w:numFmt w:val="decimal"/>
+      <w:lvlText w:val="%2."/>
+      <w:lvlJc w:val="left"/>
+      <w:pPr>
+        <w:ind w:left="1080" w:hanging="360"/>
+      </w:pPr>
+      <w:rPr>
+        <w:rFonts w:hint="default"/>
+      </w:rPr>
+    </w:lvl>
+    <w:lvl w:ilvl="2" w:tplc="04090005">
+      <w:start w:val="1"/>
+      <w:numFmt w:val="bullet"/>
+      <w:lvlText w:val=""/>
+      <w:lvlJc w:val="left"/>
+      <w:pPr>
+        <w:ind w:left="1800" w:hanging="360"/>
+      </w:pPr>
+      <w:rPr>
+        <w:rFonts w:ascii="Wingdings" w:hAnsi="Wingdings" w:hint="default"/>
+      </w:rPr>
+    </w:lvl>
+    <w:lvl w:ilvl="3" w:tplc="04090001" w:tentative="1">
+      <w:start w:val="1"/>
+      <w:numFmt w:val="bullet"/>
+      <w:lvlText w:val=""/>
+      <w:lvlJc w:val="left"/>
+      <w:pPr>
+        <w:ind w:left="2520" w:hanging="360"/>
+      </w:pPr>
+      <w:rPr>
+        <w:rFonts w:ascii="Symbol" w:hAnsi="Symbol" w:hint="default"/>
+      </w:rPr>
+    </w:lvl>
+    <w:lvl w:ilvl="4" w:tplc="04090003" w:tentative="1">
+      <w:start w:val="1"/>
+      <w:numFmt w:val="bullet"/>
+      <w:lvlText w:val="o"/>
+      <w:lvlJc w:val="left"/>
+      <w:pPr>
+        <w:ind w:left="3240" w:hanging="360"/>
+      </w:pPr>
+      <w:rPr>
+        <w:rFonts w:ascii="Courier New" w:hAnsi="Courier New" w:cs="Courier New" w:hint="default"/>
+      </w:rPr>
+    </w:lvl>
+    <w:lvl w:ilvl="5" w:tplc="04090005" w:tentative="1">
+      <w:start w:val="1"/>
+      <w:numFmt w:val="bullet"/>
+      <w:lvlText w:val=""/>
+      <w:lvlJc w:val="left"/>
+      <w:pPr>
+        <w:ind w:left="3960" w:hanging="360"/>
+      </w:pPr>
+      <w:rPr>
+        <w:rFonts w:ascii="Wingdings" w:hAnsi="Wingdings" w:hint="default"/>
+      </w:rPr>
+    </w:lvl>
+    <w:lvl w:ilvl="6" w:tplc="04090001" w:tentative="1">
+      <w:start w:val="1"/>
+      <w:numFmt w:val="bullet"/>
+      <w:lvlText w:val=""/>
+      <w:lvlJc w:val="left"/>
+      <w:pPr>
+        <w:ind w:left="4680" w:hanging="360"/>
+      </w:pPr>
+      <w:rPr>
+        <w:rFonts w:ascii="Symbol" w:hAnsi="Symbol" w:hint="default"/>
+      </w:rPr>
+    </w:lvl>
+    <w:lvl w:ilvl="7" w:tplc="04090003" w:tentative="1">
+      <w:start w:val="1"/>
+      <w:numFmt w:val="bullet"/>
+      <w:lvlText w:val="o"/>
+      <w:lvlJc w:val="left"/>
+      <w:pPr>
+        <w:ind w:left="5400" w:hanging="360"/>
+      </w:pPr>
+      <w:rPr>
+        <w:rFonts w:ascii="Courier New" w:hAnsi="Courier New" w:cs="Courier New" w:hint="default"/>
+      </w:rPr>
+    </w:lvl>
+    <w:lvl w:ilvl="8" w:tplc="04090005" w:tentative="1">
+      <w:start w:val="1"/>
+      <w:numFmt w:val="bullet"/>
+      <w:lvlText w:val=""/>
+      <w:lvlJc w:val="left"/>
+      <w:pPr>
+        <w:ind w:left="6120" w:hanging="360"/>
+      </w:pPr>
+      <w:rPr>
+        <w:rFonts w:ascii="Wingdings" w:hAnsi="Wingdings" w:hint="default"/>
+      </w:rPr>
+    </w:lvl>
+  </w:abstractNum>
+  <w:abstractNum w:abstractNumId="16">
+    <w:nsid w:val="47B772C2"/>
+    <w:multiLevelType w:val="hybridMultilevel"/>
+    <w:tmpl w:val="AD40F7DE"/>
+    <w:lvl w:ilvl="0" w:tplc="04090001">
+      <w:start w:val="1"/>
+      <w:numFmt w:val="bullet"/>
+      <w:lvlText w:val=""/>
+      <w:lvlJc w:val="left"/>
+      <w:pPr>
+        <w:ind w:left="360" w:hanging="360"/>
+      </w:pPr>
+      <w:rPr>
+        <w:rFonts w:ascii="Symbol" w:hAnsi="Symbol" w:hint="default"/>
+      </w:rPr>
+    </w:lvl>
+    <w:lvl w:ilvl="1" w:tplc="0409000F">
+      <w:start w:val="1"/>
+      <w:numFmt w:val="decimal"/>
+      <w:lvlText w:val="%2."/>
+      <w:lvlJc w:val="left"/>
+      <w:pPr>
+        <w:ind w:left="1080" w:hanging="360"/>
+      </w:pPr>
+      <w:rPr>
+        <w:rFonts w:hint="default"/>
+      </w:rPr>
+    </w:lvl>
+    <w:lvl w:ilvl="2" w:tplc="04090005">
+      <w:start w:val="1"/>
+      <w:numFmt w:val="bullet"/>
+      <w:lvlText w:val=""/>
+      <w:lvlJc w:val="left"/>
+      <w:pPr>
+        <w:ind w:left="1800" w:hanging="360"/>
+      </w:pPr>
+      <w:rPr>
+        <w:rFonts w:ascii="Wingdings" w:hAnsi="Wingdings" w:hint="default"/>
+      </w:rPr>
+    </w:lvl>
+    <w:lvl w:ilvl="3" w:tplc="04090001" w:tentative="1">
+      <w:start w:val="1"/>
+      <w:numFmt w:val="bullet"/>
+      <w:lvlText w:val=""/>
+      <w:lvlJc w:val="left"/>
+      <w:pPr>
+        <w:ind w:left="2520" w:hanging="360"/>
+      </w:pPr>
+      <w:rPr>
+        <w:rFonts w:ascii="Symbol" w:hAnsi="Symbol" w:hint="default"/>
+      </w:rPr>
+    </w:lvl>
+    <w:lvl w:ilvl="4" w:tplc="04090003" w:tentative="1">
+      <w:start w:val="1"/>
+      <w:numFmt w:val="bullet"/>
+      <w:lvlText w:val="o"/>
+      <w:lvlJc w:val="left"/>
+      <w:pPr>
+        <w:ind w:left="3240" w:hanging="360"/>
+      </w:pPr>
+      <w:rPr>
+        <w:rFonts w:ascii="Courier New" w:hAnsi="Courier New" w:cs="Courier New" w:hint="default"/>
+      </w:rPr>
+    </w:lvl>
+    <w:lvl w:ilvl="5" w:tplc="04090005" w:tentative="1">
+      <w:start w:val="1"/>
+      <w:numFmt w:val="bullet"/>
+      <w:lvlText w:val=""/>
+      <w:lvlJc w:val="left"/>
+      <w:pPr>
+        <w:ind w:left="3960" w:hanging="360"/>
+      </w:pPr>
+      <w:rPr>
+        <w:rFonts w:ascii="Wingdings" w:hAnsi="Wingdings" w:hint="default"/>
+      </w:rPr>
+    </w:lvl>
+    <w:lvl w:ilvl="6" w:tplc="04090001" w:tentative="1">
+      <w:start w:val="1"/>
+      <w:numFmt w:val="bullet"/>
+      <w:lvlText w:val=""/>
+      <w:lvlJc w:val="left"/>
+      <w:pPr>
+        <w:ind w:left="4680" w:hanging="360"/>
+      </w:pPr>
+      <w:rPr>
+        <w:rFonts w:ascii="Symbol" w:hAnsi="Symbol" w:hint="default"/>
+      </w:rPr>
+    </w:lvl>
+    <w:lvl w:ilvl="7" w:tplc="04090003" w:tentative="1">
+      <w:start w:val="1"/>
+      <w:numFmt w:val="bullet"/>
+      <w:lvlText w:val="o"/>
+      <w:lvlJc w:val="left"/>
+      <w:pPr>
+        <w:ind w:left="5400" w:hanging="360"/>
+      </w:pPr>
+      <w:rPr>
+        <w:rFonts w:ascii="Courier New" w:hAnsi="Courier New" w:cs="Courier New" w:hint="default"/>
+      </w:rPr>
+    </w:lvl>
+    <w:lvl w:ilvl="8" w:tplc="04090005" w:tentative="1">
+      <w:start w:val="1"/>
+      <w:numFmt w:val="bullet"/>
+      <w:lvlText w:val=""/>
+      <w:lvlJc w:val="left"/>
+      <w:pPr>
+        <w:ind w:left="6120" w:hanging="360"/>
+      </w:pPr>
+      <w:rPr>
+        <w:rFonts w:ascii="Wingdings" w:hAnsi="Wingdings" w:hint="default"/>
+      </w:rPr>
+    </w:lvl>
+  </w:abstractNum>
+  <w:abstractNum w:abstractNumId="17">
     <w:nsid w:val="47CD3AC8"/>
     <w:multiLevelType w:val="hybridMultilevel"/>
     <w:tmpl w:val="9B3CD6AC"/>
@@ -5498,7 +6134,7 @@
       </w:rPr>
     </w:lvl>
   </w:abstractNum>
-  <w:abstractNum w:abstractNumId="14">
+  <w:abstractNum w:abstractNumId="18">
     <w:nsid w:val="4A53212F"/>
     <w:multiLevelType w:val="hybridMultilevel"/>
     <w:tmpl w:val="6CB6E6F2"/>
@@ -5611,7 +6247,7 @@
       </w:rPr>
     </w:lvl>
   </w:abstractNum>
-  <w:abstractNum w:abstractNumId="15">
+  <w:abstractNum w:abstractNumId="19">
     <w:nsid w:val="4BBF15B0"/>
     <w:multiLevelType w:val="hybridMultilevel"/>
     <w:tmpl w:val="48182E9A"/>
@@ -5697,7 +6333,7 @@
       </w:pPr>
     </w:lvl>
   </w:abstractNum>
-  <w:abstractNum w:abstractNumId="16">
+  <w:abstractNum w:abstractNumId="20">
     <w:nsid w:val="572441FC"/>
     <w:multiLevelType w:val="hybridMultilevel"/>
     <w:tmpl w:val="8BF4A7D0"/>
@@ -5786,7 +6422,120 @@
       </w:pPr>
     </w:lvl>
   </w:abstractNum>
-  <w:abstractNum w:abstractNumId="17">
+  <w:abstractNum w:abstractNumId="21">
+    <w:nsid w:val="5F522028"/>
+    <w:multiLevelType w:val="hybridMultilevel"/>
+    <w:tmpl w:val="97A8A708"/>
+    <w:lvl w:ilvl="0" w:tplc="04090001">
+      <w:start w:val="1"/>
+      <w:numFmt w:val="bullet"/>
+      <w:lvlText w:val=""/>
+      <w:lvlJc w:val="left"/>
+      <w:pPr>
+        <w:ind w:left="360" w:hanging="360"/>
+      </w:pPr>
+      <w:rPr>
+        <w:rFonts w:ascii="Symbol" w:hAnsi="Symbol" w:hint="default"/>
+      </w:rPr>
+    </w:lvl>
+    <w:lvl w:ilvl="1" w:tplc="0409000F">
+      <w:start w:val="1"/>
+      <w:numFmt w:val="decimal"/>
+      <w:lvlText w:val="%2."/>
+      <w:lvlJc w:val="left"/>
+      <w:pPr>
+        <w:ind w:left="1080" w:hanging="360"/>
+      </w:pPr>
+      <w:rPr>
+        <w:rFonts w:hint="default"/>
+      </w:rPr>
+    </w:lvl>
+    <w:lvl w:ilvl="2" w:tplc="04090005">
+      <w:start w:val="1"/>
+      <w:numFmt w:val="bullet"/>
+      <w:lvlText w:val=""/>
+      <w:lvlJc w:val="left"/>
+      <w:pPr>
+        <w:ind w:left="1800" w:hanging="360"/>
+      </w:pPr>
+      <w:rPr>
+        <w:rFonts w:ascii="Wingdings" w:hAnsi="Wingdings" w:hint="default"/>
+      </w:rPr>
+    </w:lvl>
+    <w:lvl w:ilvl="3" w:tplc="04090001" w:tentative="1">
+      <w:start w:val="1"/>
+      <w:numFmt w:val="bullet"/>
+      <w:lvlText w:val=""/>
+      <w:lvlJc w:val="left"/>
+      <w:pPr>
+        <w:ind w:left="2520" w:hanging="360"/>
+      </w:pPr>
+      <w:rPr>
+        <w:rFonts w:ascii="Symbol" w:hAnsi="Symbol" w:hint="default"/>
+      </w:rPr>
+    </w:lvl>
+    <w:lvl w:ilvl="4" w:tplc="04090003" w:tentative="1">
+      <w:start w:val="1"/>
+      <w:numFmt w:val="bullet"/>
+      <w:lvlText w:val="o"/>
+      <w:lvlJc w:val="left"/>
+      <w:pPr>
+        <w:ind w:left="3240" w:hanging="360"/>
+      </w:pPr>
+      <w:rPr>
+        <w:rFonts w:ascii="Courier New" w:hAnsi="Courier New" w:cs="Courier New" w:hint="default"/>
+      </w:rPr>
+    </w:lvl>
+    <w:lvl w:ilvl="5" w:tplc="04090005" w:tentative="1">
+      <w:start w:val="1"/>
+      <w:numFmt w:val="bullet"/>
+      <w:lvlText w:val=""/>
+      <w:lvlJc w:val="left"/>
+      <w:pPr>
+        <w:ind w:left="3960" w:hanging="360"/>
+      </w:pPr>
+      <w:rPr>
+        <w:rFonts w:ascii="Wingdings" w:hAnsi="Wingdings" w:hint="default"/>
+      </w:rPr>
+    </w:lvl>
+    <w:lvl w:ilvl="6" w:tplc="04090001" w:tentative="1">
+      <w:start w:val="1"/>
+      <w:numFmt w:val="bullet"/>
+      <w:lvlText w:val=""/>
+      <w:lvlJc w:val="left"/>
+      <w:pPr>
+        <w:ind w:left="4680" w:hanging="360"/>
+      </w:pPr>
+      <w:rPr>
+        <w:rFonts w:ascii="Symbol" w:hAnsi="Symbol" w:hint="default"/>
+      </w:rPr>
+    </w:lvl>
+    <w:lvl w:ilvl="7" w:tplc="04090003" w:tentative="1">
+      <w:start w:val="1"/>
+      <w:numFmt w:val="bullet"/>
+      <w:lvlText w:val="o"/>
+      <w:lvlJc w:val="left"/>
+      <w:pPr>
+        <w:ind w:left="5400" w:hanging="360"/>
+      </w:pPr>
+      <w:rPr>
+        <w:rFonts w:ascii="Courier New" w:hAnsi="Courier New" w:cs="Courier New" w:hint="default"/>
+      </w:rPr>
+    </w:lvl>
+    <w:lvl w:ilvl="8" w:tplc="04090005" w:tentative="1">
+      <w:start w:val="1"/>
+      <w:numFmt w:val="bullet"/>
+      <w:lvlText w:val=""/>
+      <w:lvlJc w:val="left"/>
+      <w:pPr>
+        <w:ind w:left="6120" w:hanging="360"/>
+      </w:pPr>
+      <w:rPr>
+        <w:rFonts w:ascii="Wingdings" w:hAnsi="Wingdings" w:hint="default"/>
+      </w:rPr>
+    </w:lvl>
+  </w:abstractNum>
+  <w:abstractNum w:abstractNumId="22">
     <w:nsid w:val="609E67BD"/>
     <w:multiLevelType w:val="hybridMultilevel"/>
     <w:tmpl w:val="4D229EF8"/>
@@ -5878,7 +6627,120 @@
       </w:pPr>
     </w:lvl>
   </w:abstractNum>
-  <w:abstractNum w:abstractNumId="18">
+  <w:abstractNum w:abstractNumId="23">
+    <w:nsid w:val="62FB14D3"/>
+    <w:multiLevelType w:val="hybridMultilevel"/>
+    <w:tmpl w:val="50322250"/>
+    <w:lvl w:ilvl="0" w:tplc="04090001">
+      <w:start w:val="1"/>
+      <w:numFmt w:val="bullet"/>
+      <w:lvlText w:val=""/>
+      <w:lvlJc w:val="left"/>
+      <w:pPr>
+        <w:ind w:left="360" w:hanging="360"/>
+      </w:pPr>
+      <w:rPr>
+        <w:rFonts w:ascii="Symbol" w:hAnsi="Symbol" w:hint="default"/>
+      </w:rPr>
+    </w:lvl>
+    <w:lvl w:ilvl="1" w:tplc="0409000F">
+      <w:start w:val="1"/>
+      <w:numFmt w:val="decimal"/>
+      <w:lvlText w:val="%2."/>
+      <w:lvlJc w:val="left"/>
+      <w:pPr>
+        <w:ind w:left="1080" w:hanging="360"/>
+      </w:pPr>
+      <w:rPr>
+        <w:rFonts w:hint="default"/>
+      </w:rPr>
+    </w:lvl>
+    <w:lvl w:ilvl="2" w:tplc="04090005">
+      <w:start w:val="1"/>
+      <w:numFmt w:val="bullet"/>
+      <w:lvlText w:val=""/>
+      <w:lvlJc w:val="left"/>
+      <w:pPr>
+        <w:ind w:left="1800" w:hanging="360"/>
+      </w:pPr>
+      <w:rPr>
+        <w:rFonts w:ascii="Wingdings" w:hAnsi="Wingdings" w:hint="default"/>
+      </w:rPr>
+    </w:lvl>
+    <w:lvl w:ilvl="3" w:tplc="04090001" w:tentative="1">
+      <w:start w:val="1"/>
+      <w:numFmt w:val="bullet"/>
+      <w:lvlText w:val=""/>
+      <w:lvlJc w:val="left"/>
+      <w:pPr>
+        <w:ind w:left="2520" w:hanging="360"/>
+      </w:pPr>
+      <w:rPr>
+        <w:rFonts w:ascii="Symbol" w:hAnsi="Symbol" w:hint="default"/>
+      </w:rPr>
+    </w:lvl>
+    <w:lvl w:ilvl="4" w:tplc="04090003" w:tentative="1">
+      <w:start w:val="1"/>
+      <w:numFmt w:val="bullet"/>
+      <w:lvlText w:val="o"/>
+      <w:lvlJc w:val="left"/>
+      <w:pPr>
+        <w:ind w:left="3240" w:hanging="360"/>
+      </w:pPr>
+      <w:rPr>
+        <w:rFonts w:ascii="Courier New" w:hAnsi="Courier New" w:cs="Courier New" w:hint="default"/>
+      </w:rPr>
+    </w:lvl>
+    <w:lvl w:ilvl="5" w:tplc="04090005" w:tentative="1">
+      <w:start w:val="1"/>
+      <w:numFmt w:val="bullet"/>
+      <w:lvlText w:val=""/>
+      <w:lvlJc w:val="left"/>
+      <w:pPr>
+        <w:ind w:left="3960" w:hanging="360"/>
+      </w:pPr>
+      <w:rPr>
+        <w:rFonts w:ascii="Wingdings" w:hAnsi="Wingdings" w:hint="default"/>
+      </w:rPr>
+    </w:lvl>
+    <w:lvl w:ilvl="6" w:tplc="04090001" w:tentative="1">
+      <w:start w:val="1"/>
+      <w:numFmt w:val="bullet"/>
+      <w:lvlText w:val=""/>
+      <w:lvlJc w:val="left"/>
+      <w:pPr>
+        <w:ind w:left="4680" w:hanging="360"/>
+      </w:pPr>
+      <w:rPr>
+        <w:rFonts w:ascii="Symbol" w:hAnsi="Symbol" w:hint="default"/>
+      </w:rPr>
+    </w:lvl>
+    <w:lvl w:ilvl="7" w:tplc="04090003" w:tentative="1">
+      <w:start w:val="1"/>
+      <w:numFmt w:val="bullet"/>
+      <w:lvlText w:val="o"/>
+      <w:lvlJc w:val="left"/>
+      <w:pPr>
+        <w:ind w:left="5400" w:hanging="360"/>
+      </w:pPr>
+      <w:rPr>
+        <w:rFonts w:ascii="Courier New" w:hAnsi="Courier New" w:cs="Courier New" w:hint="default"/>
+      </w:rPr>
+    </w:lvl>
+    <w:lvl w:ilvl="8" w:tplc="04090005" w:tentative="1">
+      <w:start w:val="1"/>
+      <w:numFmt w:val="bullet"/>
+      <w:lvlText w:val=""/>
+      <w:lvlJc w:val="left"/>
+      <w:pPr>
+        <w:ind w:left="6120" w:hanging="360"/>
+      </w:pPr>
+      <w:rPr>
+        <w:rFonts w:ascii="Wingdings" w:hAnsi="Wingdings" w:hint="default"/>
+      </w:rPr>
+    </w:lvl>
+  </w:abstractNum>
+  <w:abstractNum w:abstractNumId="24">
     <w:nsid w:val="684201E2"/>
     <w:multiLevelType w:val="hybridMultilevel"/>
     <w:tmpl w:val="C1AEC142"/>
@@ -5967,7 +6829,7 @@
       </w:pPr>
     </w:lvl>
   </w:abstractNum>
-  <w:abstractNum w:abstractNumId="19">
+  <w:abstractNum w:abstractNumId="25">
     <w:nsid w:val="68A71F47"/>
     <w:multiLevelType w:val="hybridMultilevel"/>
     <w:tmpl w:val="437E8654"/>
@@ -6056,7 +6918,7 @@
       </w:pPr>
     </w:lvl>
   </w:abstractNum>
-  <w:abstractNum w:abstractNumId="20">
+  <w:abstractNum w:abstractNumId="26">
     <w:nsid w:val="6B613B9D"/>
     <w:multiLevelType w:val="hybridMultilevel"/>
     <w:tmpl w:val="5D52A192"/>
@@ -6169,7 +7031,7 @@
       </w:rPr>
     </w:lvl>
   </w:abstractNum>
-  <w:abstractNum w:abstractNumId="21">
+  <w:abstractNum w:abstractNumId="27">
     <w:nsid w:val="782E51D7"/>
     <w:multiLevelType w:val="hybridMultilevel"/>
     <w:tmpl w:val="BEC6338C"/>
@@ -6282,7 +7144,7 @@
       </w:rPr>
     </w:lvl>
   </w:abstractNum>
-  <w:abstractNum w:abstractNumId="22">
+  <w:abstractNum w:abstractNumId="28">
     <w:nsid w:val="78397D8F"/>
     <w:multiLevelType w:val="multilevel"/>
     <w:tmpl w:val="54F6B2BA"/>
@@ -6431,7 +7293,7 @@
       </w:rPr>
     </w:lvl>
   </w:abstractNum>
-  <w:abstractNum w:abstractNumId="23">
+  <w:abstractNum w:abstractNumId="29">
     <w:nsid w:val="7911435E"/>
     <w:multiLevelType w:val="hybridMultilevel"/>
     <w:tmpl w:val="6406C73C"/>
@@ -6520,11 +7382,11 @@
       </w:pPr>
     </w:lvl>
   </w:abstractNum>
-  <w:abstractNum w:abstractNumId="24">
+  <w:abstractNum w:abstractNumId="30">
     <w:nsid w:val="7B05334F"/>
     <w:multiLevelType w:val="hybridMultilevel"/>
-    <w:tmpl w:val="27F2C5F2"/>
-    <w:lvl w:ilvl="0" w:tplc="0409000F">
+    <w:tmpl w:val="FA66CDB6"/>
+    <w:lvl w:ilvl="0" w:tplc="069E286C">
       <w:start w:val="1"/>
       <w:numFmt w:val="decimal"/>
       <w:lvlText w:val="%1."/>
@@ -6633,7 +7495,7 @@
       </w:rPr>
     </w:lvl>
   </w:abstractNum>
-  <w:abstractNum w:abstractNumId="25">
+  <w:abstractNum w:abstractNumId="31">
     <w:nsid w:val="7F326784"/>
     <w:multiLevelType w:val="hybridMultilevel"/>
     <w:tmpl w:val="15BE5720"/>
@@ -6750,7 +7612,7 @@
     <w:abstractNumId w:val="10"/>
   </w:num>
   <w:num w:numId="2">
-    <w:abstractNumId w:val="22"/>
+    <w:abstractNumId w:val="28"/>
   </w:num>
   <w:num w:numId="3">
     <w:abstractNumId w:val="0"/>
@@ -6762,10 +7624,10 @@
     <w:abstractNumId w:val="5"/>
   </w:num>
   <w:num w:numId="6">
-    <w:abstractNumId w:val="15"/>
+    <w:abstractNumId w:val="19"/>
   </w:num>
   <w:num w:numId="7">
-    <w:abstractNumId w:val="24"/>
+    <w:abstractNumId w:val="30"/>
   </w:num>
   <w:num w:numId="8">
     <w:abstractNumId w:val="3"/>
@@ -6774,31 +7636,31 @@
     <w:abstractNumId w:val="9"/>
   </w:num>
   <w:num w:numId="10">
-    <w:abstractNumId w:val="19"/>
+    <w:abstractNumId w:val="25"/>
   </w:num>
   <w:num w:numId="11">
     <w:abstractNumId w:val="6"/>
   </w:num>
   <w:num w:numId="12">
-    <w:abstractNumId w:val="16"/>
+    <w:abstractNumId w:val="20"/>
   </w:num>
   <w:num w:numId="13">
-    <w:abstractNumId w:val="23"/>
+    <w:abstractNumId w:val="29"/>
   </w:num>
   <w:num w:numId="14">
-    <w:abstractNumId w:val="20"/>
+    <w:abstractNumId w:val="26"/>
   </w:num>
   <w:num w:numId="15">
-    <w:abstractNumId w:val="12"/>
+    <w:abstractNumId w:val="14"/>
   </w:num>
   <w:num w:numId="16">
     <w:abstractNumId w:val="8"/>
   </w:num>
   <w:num w:numId="17">
-    <w:abstractNumId w:val="17"/>
+    <w:abstractNumId w:val="22"/>
   </w:num>
   <w:num w:numId="18">
-    <w:abstractNumId w:val="21"/>
+    <w:abstractNumId w:val="27"/>
   </w:num>
   <w:num w:numId="19">
     <w:abstractNumId w:val="2"/>
@@ -6807,22 +7669,40 @@
     <w:abstractNumId w:val="1"/>
   </w:num>
   <w:num w:numId="21">
-    <w:abstractNumId w:val="18"/>
+    <w:abstractNumId w:val="24"/>
   </w:num>
   <w:num w:numId="22">
-    <w:abstractNumId w:val="11"/>
+    <w:abstractNumId w:val="13"/>
   </w:num>
   <w:num w:numId="23">
-    <w:abstractNumId w:val="25"/>
+    <w:abstractNumId w:val="31"/>
   </w:num>
   <w:num w:numId="24">
-    <w:abstractNumId w:val="14"/>
+    <w:abstractNumId w:val="18"/>
   </w:num>
   <w:num w:numId="25">
     <w:abstractNumId w:val="7"/>
   </w:num>
   <w:num w:numId="26">
-    <w:abstractNumId w:val="13"/>
+    <w:abstractNumId w:val="17"/>
+  </w:num>
+  <w:num w:numId="27">
+    <w:abstractNumId w:val="12"/>
+  </w:num>
+  <w:num w:numId="28">
+    <w:abstractNumId w:val="16"/>
+  </w:num>
+  <w:num w:numId="29">
+    <w:abstractNumId w:val="15"/>
+  </w:num>
+  <w:num w:numId="30">
+    <w:abstractNumId w:val="23"/>
+  </w:num>
+  <w:num w:numId="31">
+    <w:abstractNumId w:val="21"/>
+  </w:num>
+  <w:num w:numId="32">
+    <w:abstractNumId w:val="11"/>
   </w:num>
 </w:numbering>
 </file>
@@ -7804,7 +8684,7 @@
 </file>
 
 <file path=customXml/itemProps1.xml><?xml version="1.0" encoding="utf-8"?>
-<ds:datastoreItem xmlns:ds="http://schemas.openxmlformats.org/officeDocument/2006/customXml" ds:itemID="{B8315C47-4A7A-4FD2-A65E-C2B267DD56E6}">
+<ds:datastoreItem xmlns:ds="http://schemas.openxmlformats.org/officeDocument/2006/customXml" ds:itemID="{54B63CB4-DBBB-4D5B-8DF6-DC85E62E8D59}">
   <ds:schemaRefs>
     <ds:schemaRef ds:uri="http://schemas.openxmlformats.org/officeDocument/2006/bibliography"/>
   </ds:schemaRefs>

--- a/Books/RPG_Books/TheWonderManAndHisLovelyAssistant/Notes_TheWonderManAndHisLovelyAssistant.docx
+++ b/Books/RPG_Books/TheWonderManAndHisLovelyAssistant/Notes_TheWonderManAndHisLovelyAssistant.docx
@@ -2508,12 +2508,6 @@
           <w:color w:val="FF0000"/>
         </w:rPr>
       </w:pPr>
-      <w:r>
-        <w:rPr>
-          <w:color w:val="FF0000"/>
-        </w:rPr>
-        <w:t>Gun</w:t>
-      </w:r>
     </w:p>
     <w:p>
       <w:pPr>
@@ -2568,13 +2562,7 @@
         <w:ind w:left="1418"/>
       </w:pPr>
       <w:r>
-        <w:t xml:space="preserve">Allows </w:t>
-      </w:r>
-      <w:r>
-        <w:t>cast members</w:t>
-      </w:r>
-      <w:r>
-        <w:t xml:space="preserve"> to broadcast any emotion to an audience</w:t>
+        <w:t>Can amplify the effect of cast member auras.</w:t>
       </w:r>
     </w:p>
     <w:p>
@@ -2590,9 +2578,6 @@
         </w:tabs>
         <w:ind w:left="1418"/>
       </w:pPr>
-      <w:r>
-        <w:t>Status effects will depend on audience engagement</w:t>
-      </w:r>
     </w:p>
     <w:p>
       <w:pPr>
@@ -2607,9 +2592,6 @@
         </w:tabs>
         <w:ind w:left="1418"/>
       </w:pPr>
-      <w:r>
-        <w:t>Effect can be augmented using any activity that engages an audience</w:t>
-      </w:r>
     </w:p>
     <w:p>
       <w:pPr>
@@ -2625,10 +2607,7 @@
         <w:ind w:left="1418"/>
       </w:pPr>
       <w:r>
-        <w:t xml:space="preserve">Augments auras </w:t>
-      </w:r>
-      <w:r>
-        <w:t>effects</w:t>
+        <w:t>Allows cast members to broadcast any emotion to an audience</w:t>
       </w:r>
     </w:p>
     <w:p>
@@ -2644,6 +2623,9 @@
         </w:tabs>
         <w:ind w:left="1418"/>
       </w:pPr>
+      <w:r>
+        <w:t>Status effects will depend on audience engagement</w:t>
+      </w:r>
     </w:p>
     <w:p>
       <w:pPr>
@@ -2659,7 +2641,7 @@
         <w:ind w:left="1418"/>
       </w:pPr>
       <w:r>
-        <w:t>Cannot work on cast</w:t>
+        <w:t>Effect can be augmented using any activity that engages an audience</w:t>
       </w:r>
     </w:p>
     <w:p>
@@ -2676,7 +2658,10 @@
         <w:ind w:left="1418"/>
       </w:pPr>
       <w:r>
-        <w:t>Audience must be receptive to specified emotion</w:t>
+        <w:t xml:space="preserve">Augments auras </w:t>
+      </w:r>
+      <w:r>
+        <w:t>effects</w:t>
       </w:r>
     </w:p>
     <w:p>
@@ -2691,9 +2676,6 @@
           <w:tab w:val="left" w:pos="1418"/>
         </w:tabs>
         <w:ind w:left="1418"/>
-        <w:rPr>
-          <w:color w:val="FF0000"/>
-        </w:rPr>
       </w:pPr>
     </w:p>
     <w:p>
@@ -2708,10 +2690,10 @@
           <w:tab w:val="left" w:pos="1418"/>
         </w:tabs>
         <w:ind w:left="1418"/>
-        <w:rPr>
-          <w:color w:val="FF0000"/>
-        </w:rPr>
-      </w:pPr>
+      </w:pPr>
+      <w:r>
+        <w:t>Cannot work on cast</w:t>
+      </w:r>
     </w:p>
     <w:p>
       <w:pPr>
@@ -2725,15 +2707,9 @@
           <w:tab w:val="left" w:pos="1418"/>
         </w:tabs>
         <w:ind w:left="1418"/>
-        <w:rPr>
-          <w:color w:val="FF0000"/>
-        </w:rPr>
-      </w:pPr>
-      <w:r>
-        <w:rPr>
-          <w:color w:val="FF0000"/>
-        </w:rPr>
-        <w:t>Can target specific audiences</w:t>
+      </w:pPr>
+      <w:r>
+        <w:t>Audience must be receptive to specified emotion</w:t>
       </w:r>
     </w:p>
     <w:p>
@@ -2752,12 +2728,6 @@
           <w:color w:val="FF0000"/>
         </w:rPr>
       </w:pPr>
-      <w:r>
-        <w:rPr>
-          <w:color w:val="FF0000"/>
-        </w:rPr>
-        <w:t>Effects of ally auras are augmented based on the audience engagement</w:t>
-      </w:r>
     </w:p>
     <w:p>
       <w:pPr>
@@ -2775,12 +2745,6 @@
           <w:color w:val="FF0000"/>
         </w:rPr>
       </w:pPr>
-      <w:r>
-        <w:rPr>
-          <w:color w:val="FF0000"/>
-        </w:rPr>
-        <w:t>Allies will receive various buffs depending on emotions received</w:t>
-      </w:r>
     </w:p>
     <w:p>
       <w:pPr>
@@ -2802,14 +2766,150 @@
         <w:rPr>
           <w:color w:val="FF0000"/>
         </w:rPr>
+        <w:t>Can target specific audiences</w:t>
+      </w:r>
+    </w:p>
+    <w:p>
+      <w:pPr>
+        <w:pStyle w:val="StatusUser"/>
+        <w:numPr>
+          <w:ilvl w:val="2"/>
+          <w:numId w:val="25"/>
+        </w:numPr>
+        <w:tabs>
+          <w:tab w:val="clear" w:pos="1701"/>
+          <w:tab w:val="left" w:pos="1418"/>
+        </w:tabs>
+        <w:ind w:left="1418"/>
+        <w:rPr>
+          <w:color w:val="FF0000"/>
+        </w:rPr>
+      </w:pPr>
+      <w:r>
+        <w:rPr>
+          <w:color w:val="FF0000"/>
+        </w:rPr>
+        <w:t>Effects of ally auras are augmented based on the audience engagement</w:t>
+      </w:r>
+    </w:p>
+    <w:p>
+      <w:pPr>
+        <w:pStyle w:val="StatusUser"/>
+        <w:numPr>
+          <w:ilvl w:val="2"/>
+          <w:numId w:val="25"/>
+        </w:numPr>
+        <w:tabs>
+          <w:tab w:val="clear" w:pos="1701"/>
+          <w:tab w:val="left" w:pos="1418"/>
+        </w:tabs>
+        <w:ind w:left="1418"/>
+        <w:rPr>
+          <w:color w:val="FF0000"/>
+        </w:rPr>
+      </w:pPr>
+      <w:r>
+        <w:rPr>
+          <w:color w:val="FF0000"/>
+        </w:rPr>
+        <w:t>Allies will receive various buffs depending on emotions received</w:t>
+      </w:r>
+    </w:p>
+    <w:p>
+      <w:pPr>
+        <w:pStyle w:val="StatusUser"/>
+        <w:numPr>
+          <w:ilvl w:val="2"/>
+          <w:numId w:val="25"/>
+        </w:numPr>
+        <w:tabs>
+          <w:tab w:val="clear" w:pos="1701"/>
+          <w:tab w:val="left" w:pos="1418"/>
+        </w:tabs>
+        <w:ind w:left="1418"/>
+        <w:rPr>
+          <w:color w:val="FF0000"/>
+        </w:rPr>
+      </w:pPr>
+      <w:r>
+        <w:rPr>
+          <w:color w:val="FF0000"/>
+        </w:rPr>
         <w:t>Enemies will receive various debuffs depending on emotions received</w:t>
       </w:r>
     </w:p>
     <w:p>
       <w:pPr>
+        <w:pStyle w:val="StatusUser"/>
+        <w:numPr>
+          <w:ilvl w:val="1"/>
+          <w:numId w:val="30"/>
+        </w:numPr>
+      </w:pPr>
+    </w:p>
+    <w:p>
+      <w:pPr>
         <w:pStyle w:val="H3"/>
       </w:pPr>
       <w:r>
+        <w:t>Avatars</w:t>
+      </w:r>
+    </w:p>
+    <w:tbl>
+      <w:tblPr>
+        <w:tblStyle w:val="TableGrid"/>
+        <w:tblW w:w="0" w:type="auto"/>
+        <w:tblLook w:val="04A0"/>
+      </w:tblPr>
+      <w:tblGrid>
+        <w:gridCol w:w="1384"/>
+        <w:gridCol w:w="10352"/>
+      </w:tblGrid>
+      <w:tr>
+        <w:tc>
+          <w:tcPr>
+            <w:tcW w:w="1384" w:type="dxa"/>
+          </w:tcPr>
+          <w:p>
+            <w:r>
+              <w:t>White Rabbit</w:t>
+            </w:r>
+          </w:p>
+        </w:tc>
+        <w:tc>
+          <w:tcPr>
+            <w:tcW w:w="10352" w:type="dxa"/>
+          </w:tcPr>
+          <w:p/>
+        </w:tc>
+      </w:tr>
+      <w:tr>
+        <w:tc>
+          <w:tcPr>
+            <w:tcW w:w="1384" w:type="dxa"/>
+          </w:tcPr>
+          <w:p>
+            <w:r>
+              <w:t>Pink Bear</w:t>
+            </w:r>
+          </w:p>
+        </w:tc>
+        <w:tc>
+          <w:tcPr>
+            <w:tcW w:w="10352" w:type="dxa"/>
+          </w:tcPr>
+          <w:p/>
+        </w:tc>
+      </w:tr>
+    </w:tbl>
+    <w:p/>
+    <w:p/>
+    <w:p/>
+    <w:p>
+      <w:pPr>
+        <w:pStyle w:val="H3"/>
+      </w:pPr>
+      <w:r>
         <w:t>Crest</w:t>
       </w:r>
     </w:p>
@@ -2849,7 +2949,6 @@
     </w:p>
     <w:p>
       <w:r>
-        <w:lastRenderedPageBreak/>
         <w:t>Surrounding it is a ring of rainbow smoke, fading into starry darkness.</w:t>
       </w:r>
     </w:p>
@@ -2969,6 +3068,7 @@
         </w:numPr>
       </w:pPr>
       <w:r>
+        <w:lastRenderedPageBreak/>
         <w:t>Magical Stranger</w:t>
       </w:r>
     </w:p>
@@ -3283,6 +3383,7 @@
         <w:contextualSpacing w:val="0"/>
       </w:pPr>
       <w:r>
+        <w:lastRenderedPageBreak/>
         <w:t>Light</w:t>
       </w:r>
       <w:r>
@@ -3367,6 +3468,24 @@
       </w:pPr>
       <w:r>
         <w:t>Piercing Sword</w:t>
+      </w:r>
+    </w:p>
+    <w:p>
+      <w:pPr>
+        <w:pStyle w:val="StatusUser"/>
+        <w:numPr>
+          <w:ilvl w:val="1"/>
+          <w:numId w:val="25"/>
+        </w:numPr>
+        <w:rPr>
+          <w:color w:val="FF0000"/>
+        </w:rPr>
+      </w:pPr>
+      <w:r>
+        <w:rPr>
+          <w:color w:val="FF0000"/>
+        </w:rPr>
+        <w:t>Sister in arms – shares powers with designated female cast members</w:t>
       </w:r>
     </w:p>
     <w:p>
@@ -3487,7 +3606,6 @@
         </w:tabs>
       </w:pPr>
       <w:r>
-        <w:lastRenderedPageBreak/>
         <w:t>Keen sight</w:t>
       </w:r>
     </w:p>
@@ -3520,7 +3638,10 @@
         </w:numPr>
       </w:pPr>
       <w:r>
-        <w:t>Mapping</w:t>
+        <w:rPr>
+          <w:color w:val="FF0000"/>
+        </w:rPr>
+        <w:t>Sister in arms – racial abilities and powers with designated female cast members</w:t>
       </w:r>
     </w:p>
     <w:p>
@@ -3532,7 +3653,10 @@
         </w:numPr>
       </w:pPr>
       <w:r>
-        <w:t>Stats</w:t>
+        <w:t>Light</w:t>
+      </w:r>
+      <w:r>
+        <w:t xml:space="preserve"> Affinity</w:t>
       </w:r>
     </w:p>
     <w:p>
@@ -3543,9 +3667,6 @@
           <w:numId w:val="21"/>
         </w:numPr>
       </w:pPr>
-      <w:r>
-        <w:t>Looting</w:t>
-      </w:r>
     </w:p>
     <w:p>
       <w:pPr>
@@ -3555,9 +3676,6 @@
           <w:numId w:val="21"/>
         </w:numPr>
       </w:pPr>
-      <w:r>
-        <w:t>Inventory</w:t>
-      </w:r>
     </w:p>
     <w:p>
       <w:pPr>
@@ -3568,6 +3686,55 @@
         </w:numPr>
       </w:pPr>
       <w:r>
+        <w:t>Mapping</w:t>
+      </w:r>
+    </w:p>
+    <w:p>
+      <w:pPr>
+        <w:pStyle w:val="StatusUser"/>
+        <w:numPr>
+          <w:ilvl w:val="0"/>
+          <w:numId w:val="21"/>
+        </w:numPr>
+      </w:pPr>
+      <w:r>
+        <w:t>Stats</w:t>
+      </w:r>
+    </w:p>
+    <w:p>
+      <w:pPr>
+        <w:pStyle w:val="StatusUser"/>
+        <w:numPr>
+          <w:ilvl w:val="0"/>
+          <w:numId w:val="21"/>
+        </w:numPr>
+      </w:pPr>
+      <w:r>
+        <w:t>Looting</w:t>
+      </w:r>
+    </w:p>
+    <w:p>
+      <w:pPr>
+        <w:pStyle w:val="StatusUser"/>
+        <w:numPr>
+          <w:ilvl w:val="0"/>
+          <w:numId w:val="21"/>
+        </w:numPr>
+      </w:pPr>
+      <w:r>
+        <w:lastRenderedPageBreak/>
+        <w:t>Inventory</w:t>
+      </w:r>
+    </w:p>
+    <w:p>
+      <w:pPr>
+        <w:pStyle w:val="StatusUser"/>
+        <w:numPr>
+          <w:ilvl w:val="0"/>
+          <w:numId w:val="21"/>
+        </w:numPr>
+      </w:pPr>
+      <w:r>
         <w:t>Bonded companion</w:t>
       </w:r>
     </w:p>
@@ -3628,12 +3795,6 @@
         </w:numPr>
         <w:contextualSpacing w:val="0"/>
       </w:pPr>
-      <w:r>
-        <w:t>Light</w:t>
-      </w:r>
-      <w:r>
-        <w:t xml:space="preserve"> Affinity</w:t>
-      </w:r>
     </w:p>
     <w:p>
       <w:pPr>
@@ -3683,6 +3844,7 @@
         <w:rPr>
           <w:lang w:val="en-CA"/>
         </w:rPr>
+        <w:lastRenderedPageBreak/>
         <w:t>For a moment nothing happened, and then a ball of multicolored light appeared on the bed. It looked just like a monster manifesting.</w:t>
       </w:r>
     </w:p>
@@ -3782,8 +3944,34 @@
         <w:rPr>
           <w:lang w:val="en-CA"/>
         </w:rPr>
+        <w:t>“It is sort of like a familiar,” Luke said. “It’s similar to our bodies. Remember they said our bodies are like monster bodies, except with souls? This is the same, or at least that is what my skill is saying.</w:t>
+      </w:r>
+    </w:p>
+    <w:p>
+      <w:pPr>
+        <w:rPr>
+          <w:lang w:val="en-CA"/>
+        </w:rPr>
+      </w:pPr>
+      <w:r>
+        <w:rPr>
+          <w:lang w:val="en-CA"/>
+        </w:rPr>
+        <w:t>“The</w:t>
+      </w:r>
+    </w:p>
+    <w:p>
+      <w:pPr>
+        <w:rPr>
+          <w:lang w:val="en-CA"/>
+        </w:rPr>
+      </w:pPr>
+      <w:r>
+        <w:rPr>
+          <w:lang w:val="en-CA"/>
+        </w:rPr>
         <w:lastRenderedPageBreak/>
-        <w:t>“It is sort of like a familiar,” Luke said. “It’s similar to our bodies. Remember they said our bodies are like monster bodies, except with souls? This is the same, or at least that is what my skill is saying.</w:t>
+        <w:t>“The only difference is that I can have multiple of them and can store them as needed. It’s almost ready.”</w:t>
       </w:r>
     </w:p>
     <w:p>
@@ -3796,7 +3984,7 @@
         <w:rPr>
           <w:lang w:val="en-CA"/>
         </w:rPr>
-        <w:t>“The</w:t>
+        <w:t>Luke went back to sleep.</w:t>
       </w:r>
     </w:p>
     <w:p>
@@ -3809,7 +3997,7 @@
         <w:rPr>
           <w:lang w:val="en-CA"/>
         </w:rPr>
-        <w:t>“The only difference is that I can have multiple of them and can store them as needed. It’s almost ready.”</w:t>
+        <w:t>The bubble burst and a white fluffy baby rabbit appeared.</w:t>
       </w:r>
     </w:p>
     <w:p>
@@ -3822,7 +4010,7 @@
         <w:rPr>
           <w:lang w:val="en-CA"/>
         </w:rPr>
-        <w:t>Luke went back to sleep.</w:t>
+        <w:t>The rabbit tried to walk but fell on its face.</w:t>
       </w:r>
     </w:p>
     <w:p>
@@ -3835,7 +4023,7 @@
         <w:rPr>
           <w:lang w:val="en-CA"/>
         </w:rPr>
-        <w:t>The bubble burst and a white fluffy baby rabbit appeared.</w:t>
+        <w:t>“Oh my god, that’s so cute,” I exclaimed.</w:t>
       </w:r>
     </w:p>
     <w:p>
@@ -3848,7 +4036,7 @@
         <w:rPr>
           <w:lang w:val="en-CA"/>
         </w:rPr>
-        <w:t>The rabbit tried to walk but fell on its face.</w:t>
+        <w:t>The rabbit got up and tried to walk again. Again it fell. It paused and then jumped. That worked. It hopped about and then snuggled up next to me.</w:t>
       </w:r>
     </w:p>
     <w:p>
@@ -3861,7 +4049,7 @@
         <w:rPr>
           <w:lang w:val="en-CA"/>
         </w:rPr>
-        <w:t>“Oh my god, that’s so cute,” I exclaimed.</w:t>
+        <w:t>I picked up the cute creature and snuggled it to me.</w:t>
       </w:r>
     </w:p>
     <w:p>
@@ -3874,7 +4062,7 @@
         <w:rPr>
           <w:lang w:val="en-CA"/>
         </w:rPr>
-        <w:t>The rabbit got up and tried to walk again. Again it fell. It paused and then jumped. That worked. It hopped about and then snuggled up next to me.</w:t>
+        <w:t>Next to me Luke’s face turned red and he smiled.</w:t>
       </w:r>
     </w:p>
     <w:p>
@@ -3887,7 +4075,7 @@
         <w:rPr>
           <w:lang w:val="en-CA"/>
         </w:rPr>
-        <w:t>I picked up the cute creature and snuggled it to me.</w:t>
+        <w:t>“What’s going on?” I asked, confused.</w:t>
       </w:r>
     </w:p>
     <w:p>
@@ -3900,7 +4088,7 @@
         <w:rPr>
           <w:lang w:val="en-CA"/>
         </w:rPr>
-        <w:t>Next to me Luke’s face turned red and he smiled.</w:t>
+        <w:t>The rabbit disappeared and Luke opened his eyed.</w:t>
       </w:r>
     </w:p>
     <w:p>
@@ -3913,7 +4101,7 @@
         <w:rPr>
           <w:lang w:val="en-CA"/>
         </w:rPr>
-        <w:t>“What’s going on?” I asked, confused.</w:t>
+        <w:t>Luke sat up and said, “That is a manifestation of my secret power. I can project my consciousness through it. In other words, I felt you snuggling me.”</w:t>
       </w:r>
     </w:p>
     <w:p>
@@ -3926,7 +4114,7 @@
         <w:rPr>
           <w:lang w:val="en-CA"/>
         </w:rPr>
-        <w:t>The rabbit disappeared and Luke opened his eyed.</w:t>
+        <w:t>Luke grinned and asked, “Don’t you think I’m a dirty old man?”</w:t>
       </w:r>
     </w:p>
     <w:p>
@@ -3940,32 +4128,6 @@
           <w:lang w:val="en-CA"/>
         </w:rPr>
         <w:lastRenderedPageBreak/>
-        <w:t>Luke sat up and said, “That is a manifestation of my secret power. I can project my consciousness through it. In other words, I felt you snuggling me.”</w:t>
-      </w:r>
-    </w:p>
-    <w:p>
-      <w:pPr>
-        <w:rPr>
-          <w:lang w:val="en-CA"/>
-        </w:rPr>
-      </w:pPr>
-      <w:r>
-        <w:rPr>
-          <w:lang w:val="en-CA"/>
-        </w:rPr>
-        <w:t>Luke grinned and asked, “Don’t you think I’m a dirty old man?”</w:t>
-      </w:r>
-    </w:p>
-    <w:p>
-      <w:pPr>
-        <w:rPr>
-          <w:lang w:val="en-CA"/>
-        </w:rPr>
-      </w:pPr>
-      <w:r>
-        <w:rPr>
-          <w:lang w:val="en-CA"/>
-        </w:rPr>
         <w:t>I laughed and said, “If you’re a dirty old man, then I’m a cougar for liking new born babies.”</w:t>
       </w:r>
     </w:p>
@@ -4198,7 +4360,7 @@
         <v:path o:extrusionok="f" gradientshapeok="t" o:connecttype="rect"/>
         <o:lock v:ext="edit" aspectratio="t"/>
       </v:shapetype>
-      <v:shape id="_x0000_i1064" type="#_x0000_t75" style="width:3in;height:3in;visibility:visible" o:bullet="t">
+      <v:shape id="_x0000_i1161" type="#_x0000_t75" style="width:3in;height:3in;visibility:visible" o:bullet="t">
         <v:imagedata r:id="rId1" o:title="MC900065312[1]"/>
       </v:shape>
     </w:pict>
@@ -8684,7 +8846,7 @@
 </file>
 
 <file path=customXml/itemProps1.xml><?xml version="1.0" encoding="utf-8"?>
-<ds:datastoreItem xmlns:ds="http://schemas.openxmlformats.org/officeDocument/2006/customXml" ds:itemID="{54B63CB4-DBBB-4D5B-8DF6-DC85E62E8D59}">
+<ds:datastoreItem xmlns:ds="http://schemas.openxmlformats.org/officeDocument/2006/customXml" ds:itemID="{05369B33-74F8-4BE3-AA9B-566F9C6B6412}">
   <ds:schemaRefs>
     <ds:schemaRef ds:uri="http://schemas.openxmlformats.org/officeDocument/2006/bibliography"/>
   </ds:schemaRefs>

--- a/Books/RPG_Books/TheWonderManAndHisLovelyAssistant/Notes_TheWonderManAndHisLovelyAssistant.docx
+++ b/Books/RPG_Books/TheWonderManAndHisLovelyAssistant/Notes_TheWonderManAndHisLovelyAssistant.docx
@@ -2438,6 +2438,39 @@
           <w:ilvl w:val="1"/>
           <w:numId w:val="25"/>
         </w:numPr>
+        <w:rPr>
+          <w:color w:val="FF0000"/>
+        </w:rPr>
+      </w:pPr>
+      <w:r>
+        <w:rPr>
+          <w:color w:val="FF0000"/>
+        </w:rPr>
+        <w:t>E</w:t>
+      </w:r>
+      <w:r>
+        <w:rPr>
+          <w:color w:val="FF0000"/>
+        </w:rPr>
+        <w:t>xplosion</w:t>
+      </w:r>
+      <w:r>
+        <w:rPr>
+          <w:color w:val="FF0000"/>
+        </w:rPr>
+        <w:t xml:space="preserve"> – A colorful display causing either damage or a heal effect.</w:t>
+      </w:r>
+    </w:p>
+    <w:p>
+      <w:pPr>
+        <w:pStyle w:val="StatusUser"/>
+        <w:numPr>
+          <w:ilvl w:val="1"/>
+          <w:numId w:val="25"/>
+        </w:numPr>
+        <w:rPr>
+          <w:color w:val="FF0000"/>
+        </w:rPr>
       </w:pPr>
     </w:p>
     <w:p>
@@ -2482,6 +2515,7 @@
         <w:rPr>
           <w:color w:val="FF0000"/>
         </w:rPr>
+        <w:lastRenderedPageBreak/>
         <w:t>Split mind</w:t>
       </w:r>
     </w:p>
@@ -2562,7 +2596,19 @@
         <w:ind w:left="1418"/>
       </w:pPr>
       <w:r>
-        <w:t>Can amplify the effect of cast member auras.</w:t>
+        <w:t>A</w:t>
+      </w:r>
+      <w:r>
+        <w:t>mplif</w:t>
+      </w:r>
+      <w:r>
+        <w:t>ies</w:t>
+      </w:r>
+      <w:r>
+        <w:t xml:space="preserve"> the </w:t>
+      </w:r>
+      <w:r>
+        <w:t>aura effects of cast members.</w:t>
       </w:r>
     </w:p>
     <w:p>
@@ -2578,6 +2624,9 @@
         </w:tabs>
         <w:ind w:left="1418"/>
       </w:pPr>
+      <w:r>
+        <w:t>Creates status effects proportional to audience engagement, determined by magician</w:t>
+      </w:r>
     </w:p>
     <w:p>
       <w:pPr>
@@ -2592,6 +2641,9 @@
         </w:tabs>
         <w:ind w:left="1418"/>
       </w:pPr>
+      <w:r>
+        <w:t>Allows cast members to broadcast any emotion to an audience</w:t>
+      </w:r>
     </w:p>
     <w:p>
       <w:pPr>
@@ -2606,9 +2658,6 @@
         </w:tabs>
         <w:ind w:left="1418"/>
       </w:pPr>
-      <w:r>
-        <w:t>Allows cast members to broadcast any emotion to an audience</w:t>
-      </w:r>
     </w:p>
     <w:p>
       <w:pPr>
@@ -2624,7 +2673,7 @@
         <w:ind w:left="1418"/>
       </w:pPr>
       <w:r>
-        <w:t>Status effects will depend on audience engagement</w:t>
+        <w:t>Cannot work on cast</w:t>
       </w:r>
     </w:p>
     <w:p>
@@ -2641,7 +2690,7 @@
         <w:ind w:left="1418"/>
       </w:pPr>
       <w:r>
-        <w:t>Effect can be augmented using any activity that engages an audience</w:t>
+        <w:t>Audience must be receptive to specified emotion</w:t>
       </w:r>
     </w:p>
     <w:p>
@@ -2656,13 +2705,10 @@
           <w:tab w:val="left" w:pos="1418"/>
         </w:tabs>
         <w:ind w:left="1418"/>
-      </w:pPr>
-      <w:r>
-        <w:t xml:space="preserve">Augments auras </w:t>
-      </w:r>
-      <w:r>
-        <w:t>effects</w:t>
-      </w:r>
+        <w:rPr>
+          <w:color w:val="FF0000"/>
+        </w:rPr>
+      </w:pPr>
     </w:p>
     <w:p>
       <w:pPr>
@@ -2676,120 +2722,15 @@
           <w:tab w:val="left" w:pos="1418"/>
         </w:tabs>
         <w:ind w:left="1418"/>
-      </w:pPr>
-    </w:p>
-    <w:p>
-      <w:pPr>
-        <w:pStyle w:val="StatusUser"/>
-        <w:numPr>
-          <w:ilvl w:val="2"/>
-          <w:numId w:val="25"/>
-        </w:numPr>
-        <w:tabs>
-          <w:tab w:val="clear" w:pos="1701"/>
-          <w:tab w:val="left" w:pos="1418"/>
-        </w:tabs>
-        <w:ind w:left="1418"/>
-      </w:pPr>
-      <w:r>
-        <w:t>Cannot work on cast</w:t>
-      </w:r>
-    </w:p>
-    <w:p>
-      <w:pPr>
-        <w:pStyle w:val="StatusUser"/>
-        <w:numPr>
-          <w:ilvl w:val="2"/>
-          <w:numId w:val="25"/>
-        </w:numPr>
-        <w:tabs>
-          <w:tab w:val="clear" w:pos="1701"/>
-          <w:tab w:val="left" w:pos="1418"/>
-        </w:tabs>
-        <w:ind w:left="1418"/>
-      </w:pPr>
-      <w:r>
-        <w:t>Audience must be receptive to specified emotion</w:t>
-      </w:r>
-    </w:p>
-    <w:p>
-      <w:pPr>
-        <w:pStyle w:val="StatusUser"/>
-        <w:numPr>
-          <w:ilvl w:val="2"/>
-          <w:numId w:val="25"/>
-        </w:numPr>
-        <w:tabs>
-          <w:tab w:val="clear" w:pos="1701"/>
-          <w:tab w:val="left" w:pos="1418"/>
-        </w:tabs>
-        <w:ind w:left="1418"/>
         <w:rPr>
           <w:color w:val="FF0000"/>
         </w:rPr>
       </w:pPr>
-    </w:p>
-    <w:p>
-      <w:pPr>
-        <w:pStyle w:val="StatusUser"/>
-        <w:numPr>
-          <w:ilvl w:val="2"/>
-          <w:numId w:val="25"/>
-        </w:numPr>
-        <w:tabs>
-          <w:tab w:val="clear" w:pos="1701"/>
-          <w:tab w:val="left" w:pos="1418"/>
-        </w:tabs>
-        <w:ind w:left="1418"/>
+      <w:r>
         <w:rPr>
           <w:color w:val="FF0000"/>
         </w:rPr>
-      </w:pPr>
-    </w:p>
-    <w:p>
-      <w:pPr>
-        <w:pStyle w:val="StatusUser"/>
-        <w:numPr>
-          <w:ilvl w:val="2"/>
-          <w:numId w:val="25"/>
-        </w:numPr>
-        <w:tabs>
-          <w:tab w:val="clear" w:pos="1701"/>
-          <w:tab w:val="left" w:pos="1418"/>
-        </w:tabs>
-        <w:ind w:left="1418"/>
-        <w:rPr>
-          <w:color w:val="FF0000"/>
-        </w:rPr>
-      </w:pPr>
-      <w:r>
-        <w:rPr>
-          <w:color w:val="FF0000"/>
-        </w:rPr>
         <w:t>Can target specific audiences</w:t>
-      </w:r>
-    </w:p>
-    <w:p>
-      <w:pPr>
-        <w:pStyle w:val="StatusUser"/>
-        <w:numPr>
-          <w:ilvl w:val="2"/>
-          <w:numId w:val="25"/>
-        </w:numPr>
-        <w:tabs>
-          <w:tab w:val="clear" w:pos="1701"/>
-          <w:tab w:val="left" w:pos="1418"/>
-        </w:tabs>
-        <w:ind w:left="1418"/>
-        <w:rPr>
-          <w:color w:val="FF0000"/>
-        </w:rPr>
-      </w:pPr>
-      <w:r>
-        <w:rPr>
-          <w:color w:val="FF0000"/>
-        </w:rPr>
-        <w:t>Effects of ally auras are augmented based on the audience engagement</w:t>
       </w:r>
     </w:p>
     <w:p>
@@ -2910,6 +2851,7 @@
         <w:pStyle w:val="H3"/>
       </w:pPr>
       <w:r>
+        <w:lastRenderedPageBreak/>
         <w:t>Crest</w:t>
       </w:r>
     </w:p>
@@ -3068,7 +3010,6 @@
         </w:numPr>
       </w:pPr>
       <w:r>
-        <w:lastRenderedPageBreak/>
         <w:t>Magical Stranger</w:t>
       </w:r>
     </w:p>
@@ -3138,6 +3079,7 @@
         <w:pStyle w:val="H2"/>
       </w:pPr>
       <w:r>
+        <w:lastRenderedPageBreak/>
         <w:t>Susie</w:t>
       </w:r>
     </w:p>
@@ -3383,7 +3325,6 @@
         <w:contextualSpacing w:val="0"/>
       </w:pPr>
       <w:r>
-        <w:lastRenderedPageBreak/>
         <w:t>Light</w:t>
       </w:r>
       <w:r>
@@ -3467,6 +3408,7 @@
         </w:numPr>
       </w:pPr>
       <w:r>
+        <w:lastRenderedPageBreak/>
         <w:t>Piercing Sword</w:t>
       </w:r>
     </w:p>
@@ -3485,8 +3427,56 @@
         <w:rPr>
           <w:color w:val="FF0000"/>
         </w:rPr>
-        <w:t>Sister in arms – shares powers with designated female cast members</w:t>
-      </w:r>
+        <w:t xml:space="preserve">Sister in arms – shares </w:t>
+      </w:r>
+      <w:r>
+        <w:rPr>
+          <w:color w:val="FF0000"/>
+        </w:rPr>
+        <w:t>essence abilities</w:t>
+      </w:r>
+      <w:r>
+        <w:rPr>
+          <w:color w:val="FF0000"/>
+        </w:rPr>
+        <w:t xml:space="preserve"> with designated female cast members</w:t>
+      </w:r>
+    </w:p>
+    <w:p>
+      <w:pPr>
+        <w:pStyle w:val="StatusUser"/>
+        <w:numPr>
+          <w:ilvl w:val="2"/>
+          <w:numId w:val="25"/>
+        </w:numPr>
+        <w:rPr>
+          <w:color w:val="FF0000"/>
+        </w:rPr>
+      </w:pPr>
+      <w:r>
+        <w:rPr>
+          <w:color w:val="FF0000"/>
+        </w:rPr>
+        <w:t>All training done will help level</w:t>
+      </w:r>
+      <w:r>
+        <w:rPr>
+          <w:color w:val="FF0000"/>
+        </w:rPr>
+        <w:t xml:space="preserve"> shared abilities</w:t>
+      </w:r>
+    </w:p>
+    <w:p>
+      <w:pPr>
+        <w:pStyle w:val="StatusUser"/>
+        <w:numPr>
+          <w:ilvl w:val="1"/>
+          <w:numId w:val="25"/>
+        </w:numPr>
+        <w:rPr>
+          <w:color w:val="FF0000"/>
+        </w:rPr>
+      </w:pPr>
     </w:p>
     <w:p>
       <w:pPr>
@@ -3638,11 +3628,24 @@
         </w:numPr>
       </w:pPr>
       <w:r>
-        <w:rPr>
-          <w:color w:val="FF0000"/>
-        </w:rPr>
-        <w:t>Sister in arms – racial abilities and powers with designated female cast members</w:t>
-      </w:r>
+        <w:t xml:space="preserve">Sister in arms – </w:t>
+      </w:r>
+      <w:r>
+        <w:t xml:space="preserve">share </w:t>
+      </w:r>
+      <w:r>
+        <w:t>racial abilities and powers with designated female cast members</w:t>
+      </w:r>
+    </w:p>
+    <w:p>
+      <w:pPr>
+        <w:pStyle w:val="StatusUser"/>
+        <w:numPr>
+          <w:ilvl w:val="1"/>
+          <w:numId w:val="21"/>
+        </w:numPr>
+        <w:ind w:left="709"/>
+      </w:pPr>
     </w:p>
     <w:p>
       <w:pPr>
@@ -3653,10 +3656,43 @@
         </w:numPr>
       </w:pPr>
       <w:r>
-        <w:t>Light</w:t>
-      </w:r>
-      <w:r>
-        <w:t xml:space="preserve"> Affinity</w:t>
+        <w:t>Bonded companion</w:t>
+      </w:r>
+    </w:p>
+    <w:p>
+      <w:pPr>
+        <w:pStyle w:val="StatusUser"/>
+        <w:numPr>
+          <w:ilvl w:val="1"/>
+          <w:numId w:val="21"/>
+        </w:numPr>
+      </w:pPr>
+      <w:r>
+        <w:t>Become eternally bonded to Luke</w:t>
+      </w:r>
+    </w:p>
+    <w:p>
+      <w:pPr>
+        <w:pStyle w:val="StatusUser"/>
+        <w:numPr>
+          <w:ilvl w:val="1"/>
+          <w:numId w:val="21"/>
+        </w:numPr>
+      </w:pPr>
+      <w:r>
+        <w:t>When killed, Luke can re-summon you</w:t>
+      </w:r>
+    </w:p>
+    <w:p>
+      <w:pPr>
+        <w:pStyle w:val="StatusUser"/>
+        <w:numPr>
+          <w:ilvl w:val="1"/>
+          <w:numId w:val="21"/>
+        </w:numPr>
+      </w:pPr>
+      <w:r>
+        <w:t>Language adaptation</w:t>
       </w:r>
     </w:p>
     <w:p>
@@ -3667,6 +3703,9 @@
           <w:numId w:val="21"/>
         </w:numPr>
       </w:pPr>
+      <w:r>
+        <w:t>Light Affinity</w:t>
+      </w:r>
     </w:p>
     <w:p>
       <w:pPr>
@@ -3676,6 +3715,9 @@
           <w:numId w:val="21"/>
         </w:numPr>
       </w:pPr>
+      <w:r>
+        <w:t>Adaptable</w:t>
+      </w:r>
     </w:p>
     <w:p>
       <w:pPr>
@@ -3684,8 +3726,14 @@
           <w:ilvl w:val="0"/>
           <w:numId w:val="21"/>
         </w:numPr>
-      </w:pPr>
-      <w:r>
+        <w:rPr>
+          <w:color w:val="FF0000"/>
+        </w:rPr>
+      </w:pPr>
+      <w:r>
+        <w:rPr>
+          <w:color w:val="FF0000"/>
+        </w:rPr>
         <w:t>Mapping</w:t>
       </w:r>
     </w:p>
@@ -3696,8 +3744,14 @@
           <w:ilvl w:val="0"/>
           <w:numId w:val="21"/>
         </w:numPr>
-      </w:pPr>
-      <w:r>
+        <w:rPr>
+          <w:color w:val="FF0000"/>
+        </w:rPr>
+      </w:pPr>
+      <w:r>
+        <w:rPr>
+          <w:color w:val="FF0000"/>
+        </w:rPr>
         <w:t>Stats</w:t>
       </w:r>
     </w:p>
@@ -3708,99 +3762,23 @@
           <w:ilvl w:val="0"/>
           <w:numId w:val="21"/>
         </w:numPr>
-      </w:pPr>
-      <w:r>
-        <w:t>Looting</w:t>
-      </w:r>
-    </w:p>
-    <w:p>
-      <w:pPr>
-        <w:pStyle w:val="StatusUser"/>
-        <w:numPr>
-          <w:ilvl w:val="0"/>
-          <w:numId w:val="21"/>
-        </w:numPr>
+        <w:rPr>
+          <w:color w:val="FF0000"/>
+        </w:rPr>
+      </w:pPr>
+      <w:r>
+        <w:rPr>
+          <w:color w:val="FF0000"/>
+        </w:rPr>
+        <w:t>Inventory</w:t>
+      </w:r>
+    </w:p>
+    <w:p>
+      <w:pPr>
+        <w:pStyle w:val="H3"/>
       </w:pPr>
       <w:r>
         <w:lastRenderedPageBreak/>
-        <w:t>Inventory</w:t>
-      </w:r>
-    </w:p>
-    <w:p>
-      <w:pPr>
-        <w:pStyle w:val="StatusUser"/>
-        <w:numPr>
-          <w:ilvl w:val="0"/>
-          <w:numId w:val="21"/>
-        </w:numPr>
-      </w:pPr>
-      <w:r>
-        <w:t>Bonded companion</w:t>
-      </w:r>
-    </w:p>
-    <w:p>
-      <w:pPr>
-        <w:pStyle w:val="StatusUser"/>
-        <w:numPr>
-          <w:ilvl w:val="1"/>
-          <w:numId w:val="21"/>
-        </w:numPr>
-      </w:pPr>
-      <w:r>
-        <w:t>Become eternally bonded to Luke</w:t>
-      </w:r>
-    </w:p>
-    <w:p>
-      <w:pPr>
-        <w:pStyle w:val="StatusUser"/>
-        <w:numPr>
-          <w:ilvl w:val="1"/>
-          <w:numId w:val="21"/>
-        </w:numPr>
-      </w:pPr>
-      <w:r>
-        <w:t>When killed, Luke can re-summon you</w:t>
-      </w:r>
-    </w:p>
-    <w:p>
-      <w:pPr>
-        <w:pStyle w:val="StatusUser"/>
-        <w:numPr>
-          <w:ilvl w:val="1"/>
-          <w:numId w:val="21"/>
-        </w:numPr>
-      </w:pPr>
-      <w:r>
-        <w:t>Language adaptation</w:t>
-      </w:r>
-    </w:p>
-    <w:p>
-      <w:pPr>
-        <w:pStyle w:val="StatusUser"/>
-        <w:numPr>
-          <w:ilvl w:val="0"/>
-          <w:numId w:val="21"/>
-        </w:numPr>
-      </w:pPr>
-      <w:r>
-        <w:t>Astral Affinity</w:t>
-      </w:r>
-    </w:p>
-    <w:p>
-      <w:pPr>
-        <w:pStyle w:val="StatusUser"/>
-        <w:numPr>
-          <w:ilvl w:val="0"/>
-          <w:numId w:val="21"/>
-        </w:numPr>
-        <w:contextualSpacing w:val="0"/>
-      </w:pPr>
-    </w:p>
-    <w:p>
-      <w:pPr>
-        <w:pStyle w:val="H3"/>
-      </w:pPr>
-      <w:r>
         <w:t>Crest</w:t>
       </w:r>
     </w:p>
@@ -3844,8 +3822,54 @@
         <w:rPr>
           <w:lang w:val="en-CA"/>
         </w:rPr>
+        <w:t>For a moment nothing happened, and then a ball of multicolored light appeared on the bed. It looked just like a monster manifesting.</w:t>
+      </w:r>
+    </w:p>
+    <w:p>
+      <w:pPr>
+        <w:rPr>
+          <w:lang w:val="en-CA"/>
+        </w:rPr>
+      </w:pPr>
+      <w:r>
+        <w:rPr>
+          <w:lang w:val="en-CA"/>
+        </w:rPr>
+        <w:t>“Ur, Luke, there is something coming here,” I said worriedly.</w:t>
+      </w:r>
+    </w:p>
+    <w:p>
+      <w:pPr>
+        <w:rPr>
+          <w:lang w:val="en-CA"/>
+        </w:rPr>
+      </w:pPr>
+      <w:r>
+        <w:rPr>
+          <w:lang w:val="en-CA"/>
+        </w:rPr>
+        <w:t>“That’s okay,” Luke said.</w:t>
+      </w:r>
+    </w:p>
+    <w:p>
+      <w:pPr>
+        <w:rPr>
+          <w:lang w:val="en-CA"/>
+        </w:rPr>
+      </w:pPr>
+    </w:p>
+    <w:p>
+      <w:pPr>
+        <w:rPr>
+          <w:lang w:val="en-CA"/>
+        </w:rPr>
+      </w:pPr>
+      <w:r>
+        <w:rPr>
+          <w:lang w:val="en-CA"/>
+        </w:rPr>
         <w:lastRenderedPageBreak/>
-        <w:t>For a moment nothing happened, and then a ball of multicolored light appeared on the bed. It looked just like a monster manifesting.</w:t>
+        <w:t>Luke opened his eyes and looked at the manifestation. “That is interesting,” Luke said. “I wasn’t expecting that. That’s just my power. Let’s wait a few minutes. I think using a proper summoning ritual would speed this up. Live and learn I guess.”</w:t>
       </w:r>
     </w:p>
     <w:p>
@@ -3858,7 +3882,7 @@
         <w:rPr>
           <w:lang w:val="en-CA"/>
         </w:rPr>
-        <w:t>“Ur, Luke, there is something coming here,” I said worriedly.</w:t>
+        <w:t>“That’s a summons?” I asked.</w:t>
       </w:r>
     </w:p>
     <w:p>
@@ -3871,7 +3895,7 @@
         <w:rPr>
           <w:lang w:val="en-CA"/>
         </w:rPr>
-        <w:t>“That’s okay,” Luke said.</w:t>
+        <w:t>“According to the book I absorbed, some powers allow people to obtain familiars. My power is similar but not the same.</w:t>
       </w:r>
     </w:p>
     <w:p>
@@ -3887,45 +3911,45 @@
           <w:lang w:val="en-CA"/>
         </w:rPr>
       </w:pPr>
-      <w:r>
+    </w:p>
+    <w:p>
+      <w:pPr>
         <w:rPr>
           <w:lang w:val="en-CA"/>
         </w:rPr>
-        <w:t>Luke opened his eyes and looked at the manifestation. “That is interesting,” Luke said. “I wasn’t expecting that. That’s just my power. Let’s wait a few minutes. I think using a proper summoning ritual would speed this up. Live and learn I guess.”</w:t>
-      </w:r>
-    </w:p>
-    <w:p>
-      <w:pPr>
+      </w:pPr>
+      <w:r>
         <w:rPr>
           <w:lang w:val="en-CA"/>
         </w:rPr>
-      </w:pPr>
-      <w:r>
+        <w:t>“It is sort of like a familiar,” Luke said. “It’s similar to our bodies. Remember they said our bodies are like monster bodies, except with souls? This is the same, or at least that is what my skill is saying.</w:t>
+      </w:r>
+    </w:p>
+    <w:p>
+      <w:pPr>
         <w:rPr>
           <w:lang w:val="en-CA"/>
         </w:rPr>
-        <w:t>“That’s a summons?” I asked.</w:t>
-      </w:r>
-    </w:p>
-    <w:p>
-      <w:pPr>
+      </w:pPr>
+      <w:r>
         <w:rPr>
           <w:lang w:val="en-CA"/>
         </w:rPr>
-      </w:pPr>
-      <w:r>
+        <w:t>“The</w:t>
+      </w:r>
+    </w:p>
+    <w:p>
+      <w:pPr>
         <w:rPr>
           <w:lang w:val="en-CA"/>
         </w:rPr>
-        <w:t>“According to the book I absorbed, some powers allow people to obtain familiars. My power is similar but not the same.</w:t>
-      </w:r>
-    </w:p>
-    <w:p>
-      <w:pPr>
+      </w:pPr>
+      <w:r>
         <w:rPr>
           <w:lang w:val="en-CA"/>
         </w:rPr>
-      </w:pPr>
+        <w:t>“The only difference is that I can have multiple of them and can store them as needed. It’s almost ready.”</w:t>
+      </w:r>
     </w:p>
     <w:p>
       <w:pPr>
@@ -3933,45 +3957,64 @@
           <w:lang w:val="en-CA"/>
         </w:rPr>
       </w:pPr>
-    </w:p>
-    <w:p>
-      <w:pPr>
+      <w:r>
         <w:rPr>
           <w:lang w:val="en-CA"/>
         </w:rPr>
-      </w:pPr>
-      <w:r>
+        <w:t>Luke went back to sleep.</w:t>
+      </w:r>
+    </w:p>
+    <w:p>
+      <w:pPr>
         <w:rPr>
           <w:lang w:val="en-CA"/>
         </w:rPr>
-        <w:t>“It is sort of like a familiar,” Luke said. “It’s similar to our bodies. Remember they said our bodies are like monster bodies, except with souls? This is the same, or at least that is what my skill is saying.</w:t>
-      </w:r>
-    </w:p>
-    <w:p>
-      <w:pPr>
+      </w:pPr>
+      <w:r>
         <w:rPr>
           <w:lang w:val="en-CA"/>
         </w:rPr>
-      </w:pPr>
-      <w:r>
+        <w:t>The bubble burst and a white fluffy baby rabbit appeared.</w:t>
+      </w:r>
+    </w:p>
+    <w:p>
+      <w:pPr>
         <w:rPr>
           <w:lang w:val="en-CA"/>
         </w:rPr>
-        <w:t>“The</w:t>
-      </w:r>
-    </w:p>
-    <w:p>
-      <w:pPr>
+      </w:pPr>
+      <w:r>
         <w:rPr>
           <w:lang w:val="en-CA"/>
         </w:rPr>
-      </w:pPr>
-      <w:r>
+        <w:t>The rabbit tried to walk but fell on its face.</w:t>
+      </w:r>
+    </w:p>
+    <w:p>
+      <w:pPr>
         <w:rPr>
           <w:lang w:val="en-CA"/>
         </w:rPr>
+      </w:pPr>
+      <w:r>
+        <w:rPr>
+          <w:lang w:val="en-CA"/>
+        </w:rPr>
+        <w:t>“Oh my god, that’s so cute,” I exclaimed.</w:t>
+      </w:r>
+    </w:p>
+    <w:p>
+      <w:pPr>
+        <w:rPr>
+          <w:lang w:val="en-CA"/>
+        </w:rPr>
+      </w:pPr>
+      <w:r>
+        <w:rPr>
+          <w:lang w:val="en-CA"/>
+        </w:rPr>
         <w:lastRenderedPageBreak/>
-        <w:t>“The only difference is that I can have multiple of them and can store them as needed. It’s almost ready.”</w:t>
+        <w:t>The rabbit got up and tried to walk again. Again it fell. It paused and then jumped. That worked. It hopped about and then snuggled up next to me.</w:t>
       </w:r>
     </w:p>
     <w:p>
@@ -3984,7 +4027,7 @@
         <w:rPr>
           <w:lang w:val="en-CA"/>
         </w:rPr>
-        <w:t>Luke went back to sleep.</w:t>
+        <w:t>I picked up the cute creature and snuggled it to me.</w:t>
       </w:r>
     </w:p>
     <w:p>
@@ -3997,7 +4040,7 @@
         <w:rPr>
           <w:lang w:val="en-CA"/>
         </w:rPr>
-        <w:t>The bubble burst and a white fluffy baby rabbit appeared.</w:t>
+        <w:t>Next to me Luke’s face turned red and he smiled.</w:t>
       </w:r>
     </w:p>
     <w:p>
@@ -4010,7 +4053,7 @@
         <w:rPr>
           <w:lang w:val="en-CA"/>
         </w:rPr>
-        <w:t>The rabbit tried to walk but fell on its face.</w:t>
+        <w:t>“What’s going on?” I asked, confused.</w:t>
       </w:r>
     </w:p>
     <w:p>
@@ -4023,7 +4066,7 @@
         <w:rPr>
           <w:lang w:val="en-CA"/>
         </w:rPr>
-        <w:t>“Oh my god, that’s so cute,” I exclaimed.</w:t>
+        <w:t>The rabbit disappeared and Luke opened his eyed.</w:t>
       </w:r>
     </w:p>
     <w:p>
@@ -4036,7 +4079,7 @@
         <w:rPr>
           <w:lang w:val="en-CA"/>
         </w:rPr>
-        <w:t>The rabbit got up and tried to walk again. Again it fell. It paused and then jumped. That worked. It hopped about and then snuggled up next to me.</w:t>
+        <w:t>Luke sat up and said, “That is a manifestation of my secret power. I can project my consciousness through it. In other words, I felt you snuggling me.”</w:t>
       </w:r>
     </w:p>
     <w:p>
@@ -4049,7 +4092,7 @@
         <w:rPr>
           <w:lang w:val="en-CA"/>
         </w:rPr>
-        <w:t>I picked up the cute creature and snuggled it to me.</w:t>
+        <w:t>Luke grinned and asked, “Don’t you think I’m a dirty old man?”</w:t>
       </w:r>
     </w:p>
     <w:p>
@@ -4062,7 +4105,7 @@
         <w:rPr>
           <w:lang w:val="en-CA"/>
         </w:rPr>
-        <w:t>Next to me Luke’s face turned red and he smiled.</w:t>
+        <w:t>I laughed and said, “If you’re a dirty old man, then I’m a cougar for liking new born babies.”</w:t>
       </w:r>
     </w:p>
     <w:p>
@@ -4075,7 +4118,7 @@
         <w:rPr>
           <w:lang w:val="en-CA"/>
         </w:rPr>
-        <w:t>“What’s going on?” I asked, confused.</w:t>
+        <w:t>Luke grinned and said, “Being naughty is the best, isn’t it? We better go to sleep, or Gilbert will get the last laugh as he kicks my ass to the moon.</w:t>
       </w:r>
     </w:p>
     <w:p>
@@ -4088,7 +4131,7 @@
         <w:rPr>
           <w:lang w:val="en-CA"/>
         </w:rPr>
-        <w:t>The rabbit disappeared and Luke opened his eyed.</w:t>
+        <w:t>“By the way, what animal do you think is the cuddliest?”</w:t>
       </w:r>
     </w:p>
     <w:p>
@@ -4101,7 +4144,7 @@
         <w:rPr>
           <w:lang w:val="en-CA"/>
         </w:rPr>
-        <w:t>Luke sat up and said, “That is a manifestation of my secret power. I can project my consciousness through it. In other words, I felt you snuggling me.”</w:t>
+        <w:t>“That would be the bear,” I said.</w:t>
       </w:r>
     </w:p>
     <w:p>
@@ -4114,72 +4157,7 @@
         <w:rPr>
           <w:lang w:val="en-CA"/>
         </w:rPr>
-        <w:t>Luke grinned and asked, “Don’t you think I’m a dirty old man?”</w:t>
-      </w:r>
-    </w:p>
-    <w:p>
-      <w:pPr>
-        <w:rPr>
-          <w:lang w:val="en-CA"/>
-        </w:rPr>
-      </w:pPr>
-      <w:r>
-        <w:rPr>
-          <w:lang w:val="en-CA"/>
-        </w:rPr>
         <w:lastRenderedPageBreak/>
-        <w:t>I laughed and said, “If you’re a dirty old man, then I’m a cougar for liking new born babies.”</w:t>
-      </w:r>
-    </w:p>
-    <w:p>
-      <w:pPr>
-        <w:rPr>
-          <w:lang w:val="en-CA"/>
-        </w:rPr>
-      </w:pPr>
-      <w:r>
-        <w:rPr>
-          <w:lang w:val="en-CA"/>
-        </w:rPr>
-        <w:t>Luke grinned and said, “Being naughty is the best, isn’t it? We better go to sleep, or Gilbert will get the last laugh as he kicks my ass to the moon.</w:t>
-      </w:r>
-    </w:p>
-    <w:p>
-      <w:pPr>
-        <w:rPr>
-          <w:lang w:val="en-CA"/>
-        </w:rPr>
-      </w:pPr>
-      <w:r>
-        <w:rPr>
-          <w:lang w:val="en-CA"/>
-        </w:rPr>
-        <w:t>“By the way, what animal do you think is the cuddliest?”</w:t>
-      </w:r>
-    </w:p>
-    <w:p>
-      <w:pPr>
-        <w:rPr>
-          <w:lang w:val="en-CA"/>
-        </w:rPr>
-      </w:pPr>
-      <w:r>
-        <w:rPr>
-          <w:lang w:val="en-CA"/>
-        </w:rPr>
-        <w:t>“That would be the bear,” I said.</w:t>
-      </w:r>
-    </w:p>
-    <w:p>
-      <w:pPr>
-        <w:rPr>
-          <w:lang w:val="en-CA"/>
-        </w:rPr>
-      </w:pPr>
-      <w:r>
-        <w:rPr>
-          <w:lang w:val="en-CA"/>
-        </w:rPr>
         <w:t>This time the bear took 10 minutes.</w:t>
       </w:r>
     </w:p>
@@ -4360,7 +4338,7 @@
         <v:path o:extrusionok="f" gradientshapeok="t" o:connecttype="rect"/>
         <o:lock v:ext="edit" aspectratio="t"/>
       </v:shapetype>
-      <v:shape id="_x0000_i1161" type="#_x0000_t75" style="width:3in;height:3in;visibility:visible" o:bullet="t">
+      <v:shape id="_x0000_i1048" type="#_x0000_t75" style="width:3in;height:3in;visibility:visible" o:bullet="t">
         <v:imagedata r:id="rId1" o:title="MC900065312[1]"/>
       </v:shape>
     </w:pict>
@@ -8846,7 +8824,7 @@
 </file>
 
 <file path=customXml/itemProps1.xml><?xml version="1.0" encoding="utf-8"?>
-<ds:datastoreItem xmlns:ds="http://schemas.openxmlformats.org/officeDocument/2006/customXml" ds:itemID="{05369B33-74F8-4BE3-AA9B-566F9C6B6412}">
+<ds:datastoreItem xmlns:ds="http://schemas.openxmlformats.org/officeDocument/2006/customXml" ds:itemID="{670CD991-6B32-4F15-A8F8-ABADD03596D2}">
   <ds:schemaRefs>
     <ds:schemaRef ds:uri="http://schemas.openxmlformats.org/officeDocument/2006/bibliography"/>
   </ds:schemaRefs>

--- a/Books/RPG_Books/TheWonderManAndHisLovelyAssistant/Notes_TheWonderManAndHisLovelyAssistant.docx
+++ b/Books/RPG_Books/TheWonderManAndHisLovelyAssistant/Notes_TheWonderManAndHisLovelyAssistant.docx
@@ -2396,6 +2396,9 @@
           <w:ilvl w:val="1"/>
           <w:numId w:val="25"/>
         </w:numPr>
+        <w:rPr>
+          <w:color w:val="FF0000"/>
+        </w:rPr>
       </w:pPr>
       <w:r>
         <w:rPr>
@@ -2436,7 +2439,7 @@
         <w:pStyle w:val="StatusUser"/>
         <w:numPr>
           <w:ilvl w:val="1"/>
-          <w:numId w:val="25"/>
+          <w:numId w:val="31"/>
         </w:numPr>
         <w:rPr>
           <w:color w:val="FF0000"/>
@@ -2460,13 +2463,19 @@
         </w:rPr>
         <w:t xml:space="preserve"> – A colorful display causing either damage or a heal effect.</w:t>
       </w:r>
+      <w:r>
+        <w:rPr>
+          <w:color w:val="FF0000"/>
+        </w:rPr>
+        <w:t xml:space="preserve"> Visual impact increases potency</w:t>
+      </w:r>
     </w:p>
     <w:p>
       <w:pPr>
         <w:pStyle w:val="StatusUser"/>
         <w:numPr>
           <w:ilvl w:val="1"/>
-          <w:numId w:val="25"/>
+          <w:numId w:val="31"/>
         </w:numPr>
         <w:rPr>
           <w:color w:val="FF0000"/>
@@ -2674,6 +2683,9 @@
       </w:pPr>
       <w:r>
         <w:t>Cannot work on cast</w:t>
+      </w:r>
+      <w:r>
+        <w:t xml:space="preserve"> members</w:t>
       </w:r>
     </w:p>
     <w:p>
@@ -3384,8 +3396,50 @@
         <w:rPr>
           <w:color w:val="FF0000"/>
         </w:rPr>
+        <w:t xml:space="preserve">Singing </w:t>
+      </w:r>
+      <w:r>
+        <w:rPr>
+          <w:color w:val="FF0000"/>
+        </w:rPr>
         <w:t>Voice – a voice that can cause buffs to allies and debuffs to enemies</w:t>
       </w:r>
+    </w:p>
+    <w:p>
+      <w:pPr>
+        <w:pStyle w:val="StatusUser"/>
+        <w:numPr>
+          <w:ilvl w:val="1"/>
+          <w:numId w:val="25"/>
+        </w:numPr>
+        <w:rPr>
+          <w:color w:val="FF0000"/>
+        </w:rPr>
+      </w:pPr>
+    </w:p>
+    <w:p>
+      <w:pPr>
+        <w:pStyle w:val="StatusUser"/>
+        <w:numPr>
+          <w:ilvl w:val="1"/>
+          <w:numId w:val="25"/>
+        </w:numPr>
+        <w:rPr>
+          <w:color w:val="FF0000"/>
+        </w:rPr>
+      </w:pPr>
+    </w:p>
+    <w:p>
+      <w:pPr>
+        <w:pStyle w:val="StatusUser"/>
+        <w:numPr>
+          <w:ilvl w:val="1"/>
+          <w:numId w:val="25"/>
+        </w:numPr>
+        <w:rPr>
+          <w:color w:val="FF0000"/>
+        </w:rPr>
+      </w:pPr>
     </w:p>
     <w:p>
       <w:pPr>
@@ -3408,7 +3462,6 @@
         </w:numPr>
       </w:pPr>
       <w:r>
-        <w:lastRenderedPageBreak/>
         <w:t>Piercing Sword</w:t>
       </w:r>
     </w:p>
@@ -3457,13 +3510,7 @@
         <w:rPr>
           <w:color w:val="FF0000"/>
         </w:rPr>
-        <w:t>All training done will help level</w:t>
-      </w:r>
-      <w:r>
-        <w:rPr>
-          <w:color w:val="FF0000"/>
-        </w:rPr>
-        <w:t xml:space="preserve"> shared abilities</w:t>
+        <w:t>Everyone who uses the powers can train up the abilities</w:t>
       </w:r>
     </w:p>
     <w:p>
@@ -3482,6 +3529,30 @@
       <w:pPr>
         <w:pStyle w:val="StatusUser"/>
         <w:numPr>
+          <w:ilvl w:val="1"/>
+          <w:numId w:val="25"/>
+        </w:numPr>
+        <w:rPr>
+          <w:color w:val="FF0000"/>
+        </w:rPr>
+      </w:pPr>
+    </w:p>
+    <w:p>
+      <w:pPr>
+        <w:pStyle w:val="StatusUser"/>
+        <w:numPr>
+          <w:ilvl w:val="1"/>
+          <w:numId w:val="25"/>
+        </w:numPr>
+        <w:rPr>
+          <w:color w:val="FF0000"/>
+        </w:rPr>
+      </w:pPr>
+    </w:p>
+    <w:p>
+      <w:pPr>
+        <w:pStyle w:val="StatusUser"/>
+        <w:numPr>
           <w:ilvl w:val="0"/>
           <w:numId w:val="25"/>
         </w:numPr>
@@ -3507,6 +3578,54 @@
       <w:r>
         <w:t>Radiant wings</w:t>
       </w:r>
+    </w:p>
+    <w:p>
+      <w:pPr>
+        <w:pStyle w:val="StatusUser"/>
+        <w:numPr>
+          <w:ilvl w:val="1"/>
+          <w:numId w:val="25"/>
+        </w:numPr>
+        <w:rPr>
+          <w:color w:val="FF0000"/>
+        </w:rPr>
+      </w:pPr>
+    </w:p>
+    <w:p>
+      <w:pPr>
+        <w:pStyle w:val="StatusUser"/>
+        <w:numPr>
+          <w:ilvl w:val="1"/>
+          <w:numId w:val="25"/>
+        </w:numPr>
+        <w:rPr>
+          <w:color w:val="FF0000"/>
+        </w:rPr>
+      </w:pPr>
+    </w:p>
+    <w:p>
+      <w:pPr>
+        <w:pStyle w:val="StatusUser"/>
+        <w:numPr>
+          <w:ilvl w:val="1"/>
+          <w:numId w:val="25"/>
+        </w:numPr>
+        <w:rPr>
+          <w:color w:val="FF0000"/>
+        </w:rPr>
+      </w:pPr>
+    </w:p>
+    <w:p>
+      <w:pPr>
+        <w:pStyle w:val="StatusUser"/>
+        <w:numPr>
+          <w:ilvl w:val="1"/>
+          <w:numId w:val="25"/>
+        </w:numPr>
+        <w:rPr>
+          <w:color w:val="FF0000"/>
+        </w:rPr>
+      </w:pPr>
     </w:p>
     <w:p>
       <w:pPr>
@@ -3601,9 +3720,64 @@
     </w:p>
     <w:p>
       <w:pPr>
+        <w:pStyle w:val="StatusUser"/>
+        <w:numPr>
+          <w:ilvl w:val="1"/>
+          <w:numId w:val="25"/>
+        </w:numPr>
+        <w:tabs>
+          <w:tab w:val="clear" w:pos="1701"/>
+          <w:tab w:val="left" w:pos="1276"/>
+        </w:tabs>
+        <w:rPr>
+          <w:color w:val="FF0000"/>
+        </w:rPr>
+      </w:pPr>
+    </w:p>
+    <w:p>
+      <w:pPr>
+        <w:pStyle w:val="StatusUser"/>
+        <w:numPr>
+          <w:ilvl w:val="1"/>
+          <w:numId w:val="25"/>
+        </w:numPr>
+        <w:tabs>
+          <w:tab w:val="clear" w:pos="1701"/>
+          <w:tab w:val="left" w:pos="1276"/>
+        </w:tabs>
+        <w:rPr>
+          <w:color w:val="FF0000"/>
+        </w:rPr>
+      </w:pPr>
+    </w:p>
+    <w:p>
+      <w:pPr>
+        <w:pStyle w:val="StatusUser"/>
+        <w:numPr>
+          <w:ilvl w:val="1"/>
+          <w:numId w:val="25"/>
+        </w:numPr>
+        <w:tabs>
+          <w:tab w:val="clear" w:pos="1701"/>
+          <w:tab w:val="left" w:pos="1276"/>
+        </w:tabs>
+        <w:rPr>
+          <w:color w:val="FF0000"/>
+        </w:rPr>
+      </w:pPr>
+      <w:r>
+        <w:rPr>
+          <w:color w:val="FF0000"/>
+        </w:rPr>
+        <w:t>Radiant Light</w:t>
+      </w:r>
+    </w:p>
+    <w:p>
+      <w:pPr>
         <w:pStyle w:val="H3"/>
       </w:pPr>
       <w:r>
+        <w:lastRenderedPageBreak/>
         <w:t xml:space="preserve">Susie - </w:t>
       </w:r>
       <w:r>
@@ -3628,13 +3802,7 @@
         </w:numPr>
       </w:pPr>
       <w:r>
-        <w:t xml:space="preserve">Sister in arms – </w:t>
-      </w:r>
-      <w:r>
-        <w:t xml:space="preserve">share </w:t>
-      </w:r>
-      <w:r>
-        <w:t>racial abilities and powers with designated female cast members</w:t>
+        <w:t>Bonded companion</w:t>
       </w:r>
     </w:p>
     <w:p>
@@ -3644,8 +3812,22 @@
           <w:ilvl w:val="1"/>
           <w:numId w:val="21"/>
         </w:numPr>
-        <w:ind w:left="709"/>
-      </w:pPr>
+      </w:pPr>
+      <w:r>
+        <w:t>Become eternally bonded to Luke</w:t>
+      </w:r>
+    </w:p>
+    <w:p>
+      <w:pPr>
+        <w:pStyle w:val="StatusUser"/>
+        <w:numPr>
+          <w:ilvl w:val="1"/>
+          <w:numId w:val="21"/>
+        </w:numPr>
+      </w:pPr>
+      <w:r>
+        <w:t>When killed, Luke can re-summon you</w:t>
+      </w:r>
     </w:p>
     <w:p>
       <w:pPr>
@@ -3656,43 +3838,7 @@
         </w:numPr>
       </w:pPr>
       <w:r>
-        <w:t>Bonded companion</w:t>
-      </w:r>
-    </w:p>
-    <w:p>
-      <w:pPr>
-        <w:pStyle w:val="StatusUser"/>
-        <w:numPr>
-          <w:ilvl w:val="1"/>
-          <w:numId w:val="21"/>
-        </w:numPr>
-      </w:pPr>
-      <w:r>
-        <w:t>Become eternally bonded to Luke</w:t>
-      </w:r>
-    </w:p>
-    <w:p>
-      <w:pPr>
-        <w:pStyle w:val="StatusUser"/>
-        <w:numPr>
-          <w:ilvl w:val="1"/>
-          <w:numId w:val="21"/>
-        </w:numPr>
-      </w:pPr>
-      <w:r>
-        <w:t>When killed, Luke can re-summon you</w:t>
-      </w:r>
-    </w:p>
-    <w:p>
-      <w:pPr>
-        <w:pStyle w:val="StatusUser"/>
-        <w:numPr>
-          <w:ilvl w:val="1"/>
-          <w:numId w:val="21"/>
-        </w:numPr>
-      </w:pPr>
-      <w:r>
-        <w:t>Language adaptation</w:t>
+        <w:t>Adaptable</w:t>
       </w:r>
     </w:p>
     <w:p>
@@ -3716,7 +3862,7 @@
         </w:numPr>
       </w:pPr>
       <w:r>
-        <w:t>Adaptable</w:t>
+        <w:t>Wind affinity</w:t>
       </w:r>
     </w:p>
     <w:p>
@@ -3726,15 +3872,15 @@
           <w:ilvl w:val="0"/>
           <w:numId w:val="21"/>
         </w:numPr>
-        <w:rPr>
-          <w:color w:val="FF0000"/>
-        </w:rPr>
-      </w:pPr>
-      <w:r>
-        <w:rPr>
-          <w:color w:val="FF0000"/>
-        </w:rPr>
-        <w:t>Mapping</w:t>
+      </w:pPr>
+      <w:r>
+        <w:t>Valkyrie</w:t>
+      </w:r>
+      <w:r>
+        <w:t xml:space="preserve"> </w:t>
+      </w:r>
+      <w:r>
+        <w:t>affinity</w:t>
       </w:r>
     </w:p>
     <w:p>
@@ -3778,7 +3924,6 @@
         <w:pStyle w:val="H3"/>
       </w:pPr>
       <w:r>
-        <w:lastRenderedPageBreak/>
         <w:t>Crest</w:t>
       </w:r>
     </w:p>
@@ -3868,8 +4013,74 @@
         <w:rPr>
           <w:lang w:val="en-CA"/>
         </w:rPr>
+        <w:t>Luke opened his eyes and looked at the manifestation. “That is interesting,” Luke said. “I wasn’t expecting that. That’s just my power. Let’s wait a few minutes. I think using a proper summoning ritual would speed this up. Live and learn I guess.”</w:t>
+      </w:r>
+    </w:p>
+    <w:p>
+      <w:pPr>
+        <w:rPr>
+          <w:lang w:val="en-CA"/>
+        </w:rPr>
+      </w:pPr>
+      <w:r>
+        <w:rPr>
+          <w:lang w:val="en-CA"/>
+        </w:rPr>
+        <w:t>“That’s a summons?” I asked.</w:t>
+      </w:r>
+    </w:p>
+    <w:p>
+      <w:pPr>
+        <w:rPr>
+          <w:lang w:val="en-CA"/>
+        </w:rPr>
+      </w:pPr>
+      <w:r>
+        <w:rPr>
+          <w:lang w:val="en-CA"/>
+        </w:rPr>
+        <w:t>“According to the book I absorbed, some powers allow people to obtain familiars. My power is similar but not the same.</w:t>
+      </w:r>
+    </w:p>
+    <w:p>
+      <w:pPr>
+        <w:rPr>
+          <w:lang w:val="en-CA"/>
+        </w:rPr>
+      </w:pPr>
+    </w:p>
+    <w:p>
+      <w:pPr>
+        <w:rPr>
+          <w:lang w:val="en-CA"/>
+        </w:rPr>
+      </w:pPr>
+    </w:p>
+    <w:p>
+      <w:pPr>
+        <w:rPr>
+          <w:lang w:val="en-CA"/>
+        </w:rPr>
+      </w:pPr>
+      <w:r>
+        <w:rPr>
+          <w:lang w:val="en-CA"/>
+        </w:rPr>
+        <w:t>“It is sort of like a familiar,” Luke said. “It’s similar to our bodies. Remember they said our bodies are like monster bodies, except with souls? This is the same, or at least that is what my skill is saying.</w:t>
+      </w:r>
+    </w:p>
+    <w:p>
+      <w:pPr>
+        <w:rPr>
+          <w:lang w:val="en-CA"/>
+        </w:rPr>
+      </w:pPr>
+      <w:r>
+        <w:rPr>
+          <w:lang w:val="en-CA"/>
+        </w:rPr>
         <w:lastRenderedPageBreak/>
-        <w:t>Luke opened his eyes and looked at the manifestation. “That is interesting,” Luke said. “I wasn’t expecting that. That’s just my power. Let’s wait a few minutes. I think using a proper summoning ritual would speed this up. Live and learn I guess.”</w:t>
+        <w:t>“The</w:t>
       </w:r>
     </w:p>
     <w:p>
@@ -3882,7 +4093,7 @@
         <w:rPr>
           <w:lang w:val="en-CA"/>
         </w:rPr>
-        <w:t>“That’s a summons?” I asked.</w:t>
+        <w:t>“The only difference is that I can have multiple of them and can store them as needed. It’s almost ready.”</w:t>
       </w:r>
     </w:p>
     <w:p>
@@ -3895,7 +4106,7 @@
         <w:rPr>
           <w:lang w:val="en-CA"/>
         </w:rPr>
-        <w:t>“According to the book I absorbed, some powers allow people to obtain familiars. My power is similar but not the same.</w:t>
+        <w:t>Luke went back to sleep.</w:t>
       </w:r>
     </w:p>
     <w:p>
@@ -3904,13 +4115,12 @@
           <w:lang w:val="en-CA"/>
         </w:rPr>
       </w:pPr>
-    </w:p>
-    <w:p>
-      <w:pPr>
+      <w:r>
         <w:rPr>
           <w:lang w:val="en-CA"/>
         </w:rPr>
-      </w:pPr>
+        <w:t>The bubble burst and a white fluffy baby rabbit appeared.</w:t>
+      </w:r>
     </w:p>
     <w:p>
       <w:pPr>
@@ -3922,7 +4132,7 @@
         <w:rPr>
           <w:lang w:val="en-CA"/>
         </w:rPr>
-        <w:t>“It is sort of like a familiar,” Luke said. “It’s similar to our bodies. Remember they said our bodies are like monster bodies, except with souls? This is the same, or at least that is what my skill is saying.</w:t>
+        <w:t>The rabbit tried to walk but fell on its face.</w:t>
       </w:r>
     </w:p>
     <w:p>
@@ -3935,7 +4145,7 @@
         <w:rPr>
           <w:lang w:val="en-CA"/>
         </w:rPr>
-        <w:t>“The</w:t>
+        <w:t>“Oh my god, that’s so cute,” I exclaimed.</w:t>
       </w:r>
     </w:p>
     <w:p>
@@ -3948,7 +4158,7 @@
         <w:rPr>
           <w:lang w:val="en-CA"/>
         </w:rPr>
-        <w:t>“The only difference is that I can have multiple of them and can store them as needed. It’s almost ready.”</w:t>
+        <w:t>The rabbit got up and tried to walk again. Again it fell. It paused and then jumped. That worked. It hopped about and then snuggled up next to me.</w:t>
       </w:r>
     </w:p>
     <w:p>
@@ -3961,7 +4171,7 @@
         <w:rPr>
           <w:lang w:val="en-CA"/>
         </w:rPr>
-        <w:t>Luke went back to sleep.</w:t>
+        <w:t>I picked up the cute creature and snuggled it to me.</w:t>
       </w:r>
     </w:p>
     <w:p>
@@ -3974,7 +4184,7 @@
         <w:rPr>
           <w:lang w:val="en-CA"/>
         </w:rPr>
-        <w:t>The bubble burst and a white fluffy baby rabbit appeared.</w:t>
+        <w:t>Next to me Luke’s face turned red and he smiled.</w:t>
       </w:r>
     </w:p>
     <w:p>
@@ -3987,7 +4197,7 @@
         <w:rPr>
           <w:lang w:val="en-CA"/>
         </w:rPr>
-        <w:t>The rabbit tried to walk but fell on its face.</w:t>
+        <w:t>“What’s going on?” I asked, confused.</w:t>
       </w:r>
     </w:p>
     <w:p>
@@ -4000,7 +4210,7 @@
         <w:rPr>
           <w:lang w:val="en-CA"/>
         </w:rPr>
-        <w:t>“Oh my god, that’s so cute,” I exclaimed.</w:t>
+        <w:t>The rabbit disappeared and Luke opened his eyed.</w:t>
       </w:r>
     </w:p>
     <w:p>
@@ -4013,8 +4223,21 @@
         <w:rPr>
           <w:lang w:val="en-CA"/>
         </w:rPr>
+        <w:t>Luke sat up and said, “That is a manifestation of my secret power. I can project my consciousness through it. In other words, I felt you snuggling me.”</w:t>
+      </w:r>
+    </w:p>
+    <w:p>
+      <w:pPr>
+        <w:rPr>
+          <w:lang w:val="en-CA"/>
+        </w:rPr>
+      </w:pPr>
+      <w:r>
+        <w:rPr>
+          <w:lang w:val="en-CA"/>
+        </w:rPr>
         <w:lastRenderedPageBreak/>
-        <w:t>The rabbit got up and tried to walk again. Again it fell. It paused and then jumped. That worked. It hopped about and then snuggled up next to me.</w:t>
+        <w:t>Luke grinned and asked, “Don’t you think I’m a dirty old man?”</w:t>
       </w:r>
     </w:p>
     <w:p>
@@ -4027,7 +4250,7 @@
         <w:rPr>
           <w:lang w:val="en-CA"/>
         </w:rPr>
-        <w:t>I picked up the cute creature and snuggled it to me.</w:t>
+        <w:t>I laughed and said, “If you’re a dirty old man, then I’m a cougar for liking new born babies.”</w:t>
       </w:r>
     </w:p>
     <w:p>
@@ -4040,7 +4263,7 @@
         <w:rPr>
           <w:lang w:val="en-CA"/>
         </w:rPr>
-        <w:t>Next to me Luke’s face turned red and he smiled.</w:t>
+        <w:t>Luke grinned and said, “Being naughty is the best, isn’t it? We better go to sleep, or Gilbert will get the last laugh as he kicks my ass to the moon.</w:t>
       </w:r>
     </w:p>
     <w:p>
@@ -4053,7 +4276,7 @@
         <w:rPr>
           <w:lang w:val="en-CA"/>
         </w:rPr>
-        <w:t>“What’s going on?” I asked, confused.</w:t>
+        <w:t>“By the way, what animal do you think is the cuddliest?”</w:t>
       </w:r>
     </w:p>
     <w:p>
@@ -4066,7 +4289,7 @@
         <w:rPr>
           <w:lang w:val="en-CA"/>
         </w:rPr>
-        <w:t>The rabbit disappeared and Luke opened his eyed.</w:t>
+        <w:t>“That would be the bear,” I said.</w:t>
       </w:r>
     </w:p>
     <w:p>
@@ -4079,85 +4302,6 @@
         <w:rPr>
           <w:lang w:val="en-CA"/>
         </w:rPr>
-        <w:t>Luke sat up and said, “That is a manifestation of my secret power. I can project my consciousness through it. In other words, I felt you snuggling me.”</w:t>
-      </w:r>
-    </w:p>
-    <w:p>
-      <w:pPr>
-        <w:rPr>
-          <w:lang w:val="en-CA"/>
-        </w:rPr>
-      </w:pPr>
-      <w:r>
-        <w:rPr>
-          <w:lang w:val="en-CA"/>
-        </w:rPr>
-        <w:t>Luke grinned and asked, “Don’t you think I’m a dirty old man?”</w:t>
-      </w:r>
-    </w:p>
-    <w:p>
-      <w:pPr>
-        <w:rPr>
-          <w:lang w:val="en-CA"/>
-        </w:rPr>
-      </w:pPr>
-      <w:r>
-        <w:rPr>
-          <w:lang w:val="en-CA"/>
-        </w:rPr>
-        <w:t>I laughed and said, “If you’re a dirty old man, then I’m a cougar for liking new born babies.”</w:t>
-      </w:r>
-    </w:p>
-    <w:p>
-      <w:pPr>
-        <w:rPr>
-          <w:lang w:val="en-CA"/>
-        </w:rPr>
-      </w:pPr>
-      <w:r>
-        <w:rPr>
-          <w:lang w:val="en-CA"/>
-        </w:rPr>
-        <w:t>Luke grinned and said, “Being naughty is the best, isn’t it? We better go to sleep, or Gilbert will get the last laugh as he kicks my ass to the moon.</w:t>
-      </w:r>
-    </w:p>
-    <w:p>
-      <w:pPr>
-        <w:rPr>
-          <w:lang w:val="en-CA"/>
-        </w:rPr>
-      </w:pPr>
-      <w:r>
-        <w:rPr>
-          <w:lang w:val="en-CA"/>
-        </w:rPr>
-        <w:t>“By the way, what animal do you think is the cuddliest?”</w:t>
-      </w:r>
-    </w:p>
-    <w:p>
-      <w:pPr>
-        <w:rPr>
-          <w:lang w:val="en-CA"/>
-        </w:rPr>
-      </w:pPr>
-      <w:r>
-        <w:rPr>
-          <w:lang w:val="en-CA"/>
-        </w:rPr>
-        <w:t>“That would be the bear,” I said.</w:t>
-      </w:r>
-    </w:p>
-    <w:p>
-      <w:pPr>
-        <w:rPr>
-          <w:lang w:val="en-CA"/>
-        </w:rPr>
-      </w:pPr>
-      <w:r>
-        <w:rPr>
-          <w:lang w:val="en-CA"/>
-        </w:rPr>
-        <w:lastRenderedPageBreak/>
         <w:t>This time the bear took 10 minutes.</w:t>
       </w:r>
     </w:p>
@@ -4338,7 +4482,7 @@
         <v:path o:extrusionok="f" gradientshapeok="t" o:connecttype="rect"/>
         <o:lock v:ext="edit" aspectratio="t"/>
       </v:shapetype>
-      <v:shape id="_x0000_i1048" type="#_x0000_t75" style="width:3in;height:3in;visibility:visible" o:bullet="t">
+      <v:shape id="_x0000_i1039" type="#_x0000_t75" style="width:3in;height:3in;visibility:visible" o:bullet="t">
         <v:imagedata r:id="rId1" o:title="MC900065312[1]"/>
       </v:shape>
     </w:pict>
@@ -5088,7 +5232,7 @@
   <w:abstractNum w:abstractNumId="7">
     <w:nsid w:val="22F001F2"/>
     <w:multiLevelType w:val="hybridMultilevel"/>
-    <w:tmpl w:val="2BACE3FA"/>
+    <w:tmpl w:val="4C48FB6E"/>
     <w:lvl w:ilvl="0" w:tplc="04090001">
       <w:start w:val="1"/>
       <w:numFmt w:val="bullet"/>
@@ -5101,16 +5245,16 @@
         <w:rFonts w:ascii="Symbol" w:hAnsi="Symbol" w:hint="default"/>
       </w:rPr>
     </w:lvl>
-    <w:lvl w:ilvl="1" w:tplc="04090003">
-      <w:start w:val="1"/>
-      <w:numFmt w:val="bullet"/>
-      <w:lvlText w:val="o"/>
+    <w:lvl w:ilvl="1" w:tplc="0409000F">
+      <w:start w:val="1"/>
+      <w:numFmt w:val="decimal"/>
+      <w:lvlText w:val="%2."/>
       <w:lvlJc w:val="left"/>
       <w:pPr>
         <w:ind w:left="1080" w:hanging="360"/>
       </w:pPr>
       <w:rPr>
-        <w:rFonts w:ascii="Courier New" w:hAnsi="Courier New" w:cs="Courier New" w:hint="default"/>
+        <w:rFonts w:hint="default"/>
       </w:rPr>
     </w:lvl>
     <w:lvl w:ilvl="2" w:tplc="04090005">
@@ -6565,7 +6709,7 @@
   <w:abstractNum w:abstractNumId="21">
     <w:nsid w:val="5F522028"/>
     <w:multiLevelType w:val="hybridMultilevel"/>
-    <w:tmpl w:val="97A8A708"/>
+    <w:tmpl w:val="11985090"/>
     <w:lvl w:ilvl="0" w:tplc="04090001">
       <w:start w:val="1"/>
       <w:numFmt w:val="bullet"/>
@@ -7636,6 +7780,95 @@
     </w:lvl>
   </w:abstractNum>
   <w:abstractNum w:abstractNumId="31">
+    <w:nsid w:val="7C7849C0"/>
+    <w:multiLevelType w:val="hybridMultilevel"/>
+    <w:tmpl w:val="018EEAD0"/>
+    <w:lvl w:ilvl="0" w:tplc="D212B602">
+      <w:start w:val="2"/>
+      <w:numFmt w:val="decimal"/>
+      <w:lvlText w:val="%1."/>
+      <w:lvlJc w:val="left"/>
+      <w:pPr>
+        <w:ind w:left="1080" w:hanging="360"/>
+      </w:pPr>
+      <w:rPr>
+        <w:rFonts w:hint="default"/>
+      </w:rPr>
+    </w:lvl>
+    <w:lvl w:ilvl="1" w:tplc="04090019" w:tentative="1">
+      <w:start w:val="1"/>
+      <w:numFmt w:val="lowerLetter"/>
+      <w:lvlText w:val="%2."/>
+      <w:lvlJc w:val="left"/>
+      <w:pPr>
+        <w:ind w:left="1440" w:hanging="360"/>
+      </w:pPr>
+    </w:lvl>
+    <w:lvl w:ilvl="2" w:tplc="0409001B" w:tentative="1">
+      <w:start w:val="1"/>
+      <w:numFmt w:val="lowerRoman"/>
+      <w:lvlText w:val="%3."/>
+      <w:lvlJc w:val="right"/>
+      <w:pPr>
+        <w:ind w:left="2160" w:hanging="180"/>
+      </w:pPr>
+    </w:lvl>
+    <w:lvl w:ilvl="3" w:tplc="0409000F" w:tentative="1">
+      <w:start w:val="1"/>
+      <w:numFmt w:val="decimal"/>
+      <w:lvlText w:val="%4."/>
+      <w:lvlJc w:val="left"/>
+      <w:pPr>
+        <w:ind w:left="2880" w:hanging="360"/>
+      </w:pPr>
+    </w:lvl>
+    <w:lvl w:ilvl="4" w:tplc="04090019" w:tentative="1">
+      <w:start w:val="1"/>
+      <w:numFmt w:val="lowerLetter"/>
+      <w:lvlText w:val="%5."/>
+      <w:lvlJc w:val="left"/>
+      <w:pPr>
+        <w:ind w:left="3600" w:hanging="360"/>
+      </w:pPr>
+    </w:lvl>
+    <w:lvl w:ilvl="5" w:tplc="0409001B" w:tentative="1">
+      <w:start w:val="1"/>
+      <w:numFmt w:val="lowerRoman"/>
+      <w:lvlText w:val="%6."/>
+      <w:lvlJc w:val="right"/>
+      <w:pPr>
+        <w:ind w:left="4320" w:hanging="180"/>
+      </w:pPr>
+    </w:lvl>
+    <w:lvl w:ilvl="6" w:tplc="0409000F" w:tentative="1">
+      <w:start w:val="1"/>
+      <w:numFmt w:val="decimal"/>
+      <w:lvlText w:val="%7."/>
+      <w:lvlJc w:val="left"/>
+      <w:pPr>
+        <w:ind w:left="5040" w:hanging="360"/>
+      </w:pPr>
+    </w:lvl>
+    <w:lvl w:ilvl="7" w:tplc="04090019" w:tentative="1">
+      <w:start w:val="1"/>
+      <w:numFmt w:val="lowerLetter"/>
+      <w:lvlText w:val="%8."/>
+      <w:lvlJc w:val="left"/>
+      <w:pPr>
+        <w:ind w:left="5760" w:hanging="360"/>
+      </w:pPr>
+    </w:lvl>
+    <w:lvl w:ilvl="8" w:tplc="0409001B" w:tentative="1">
+      <w:start w:val="1"/>
+      <w:numFmt w:val="lowerRoman"/>
+      <w:lvlText w:val="%9."/>
+      <w:lvlJc w:val="right"/>
+      <w:pPr>
+        <w:ind w:left="6480" w:hanging="180"/>
+      </w:pPr>
+    </w:lvl>
+  </w:abstractNum>
+  <w:abstractNum w:abstractNumId="32">
     <w:nsid w:val="7F326784"/>
     <w:multiLevelType w:val="hybridMultilevel"/>
     <w:tmpl w:val="15BE5720"/>
@@ -7815,7 +8048,7 @@
     <w:abstractNumId w:val="13"/>
   </w:num>
   <w:num w:numId="23">
-    <w:abstractNumId w:val="31"/>
+    <w:abstractNumId w:val="32"/>
   </w:num>
   <w:num w:numId="24">
     <w:abstractNumId w:val="18"/>
@@ -7843,6 +8076,9 @@
   </w:num>
   <w:num w:numId="32">
     <w:abstractNumId w:val="11"/>
+  </w:num>
+  <w:num w:numId="33">
+    <w:abstractNumId w:val="31"/>
   </w:num>
 </w:numbering>
 </file>
@@ -8824,7 +9060,7 @@
 </file>
 
 <file path=customXml/itemProps1.xml><?xml version="1.0" encoding="utf-8"?>
-<ds:datastoreItem xmlns:ds="http://schemas.openxmlformats.org/officeDocument/2006/customXml" ds:itemID="{670CD991-6B32-4F15-A8F8-ABADD03596D2}">
+<ds:datastoreItem xmlns:ds="http://schemas.openxmlformats.org/officeDocument/2006/customXml" ds:itemID="{E4B9E6DF-6983-4A01-AD1B-F5F6A9B8C7A6}">
   <ds:schemaRefs>
     <ds:schemaRef ds:uri="http://schemas.openxmlformats.org/officeDocument/2006/bibliography"/>
   </ds:schemaRefs>

--- a/Books/RPG_Books/TheWonderManAndHisLovelyAssistant/Notes_TheWonderManAndHisLovelyAssistant.docx
+++ b/Books/RPG_Books/TheWonderManAndHisLovelyAssistant/Notes_TheWonderManAndHisLovelyAssistant.docx
@@ -935,7 +935,7 @@
           </w:tcPr>
           <w:p>
             <w:r>
-              <w:t>Sabrina</w:t>
+              <w:t>Billy</w:t>
             </w:r>
           </w:p>
         </w:tc>
@@ -945,8 +945,44 @@
           </w:tcPr>
           <w:p>
             <w:r>
-              <w:t xml:space="preserve">Acolyte of </w:t>
+              <w:t>Magic Society</w:t>
             </w:r>
+          </w:p>
+        </w:tc>
+        <w:tc>
+          <w:tcPr>
+            <w:tcW w:w="3912" w:type="dxa"/>
+          </w:tcPr>
+          <w:p/>
+        </w:tc>
+      </w:tr>
+    </w:tbl>
+    <w:p>
+      <w:pPr>
+        <w:pStyle w:val="H3"/>
+      </w:pPr>
+      <w:r>
+        <w:lastRenderedPageBreak/>
+        <w:t>Gods</w:t>
+      </w:r>
+    </w:p>
+    <w:tbl>
+      <w:tblPr>
+        <w:tblStyle w:val="TableGrid"/>
+        <w:tblW w:w="0" w:type="auto"/>
+        <w:tblLook w:val="04A0"/>
+      </w:tblPr>
+      <w:tblGrid>
+        <w:gridCol w:w="3348"/>
+        <w:gridCol w:w="4476"/>
+        <w:gridCol w:w="3912"/>
+      </w:tblGrid>
+      <w:tr>
+        <w:tc>
+          <w:tcPr>
+            <w:tcW w:w="3348" w:type="dxa"/>
+          </w:tcPr>
+          <w:p>
             <w:r>
               <w:t>Helper</w:t>
             </w:r>
@@ -954,64 +990,16 @@
         </w:tc>
         <w:tc>
           <w:tcPr>
-            <w:tcW w:w="3912" w:type="dxa"/>
-          </w:tcPr>
-          <w:p/>
-        </w:tc>
-      </w:tr>
-      <w:tr>
-        <w:tc>
-          <w:tcPr>
-            <w:tcW w:w="3912" w:type="dxa"/>
-          </w:tcPr>
-          <w:p>
-            <w:r>
-              <w:lastRenderedPageBreak/>
-              <w:t>James</w:t>
-            </w:r>
-          </w:p>
-        </w:tc>
-        <w:tc>
-          <w:tcPr>
-            <w:tcW w:w="3912" w:type="dxa"/>
-          </w:tcPr>
-          <w:p>
-            <w:r>
-              <w:t xml:space="preserve">Acolyte of </w:t>
-            </w:r>
-            <w:r>
-              <w:t>Knowledge</w:t>
-            </w:r>
-          </w:p>
-        </w:tc>
-        <w:tc>
-          <w:tcPr>
-            <w:tcW w:w="3912" w:type="dxa"/>
-          </w:tcPr>
-          <w:p/>
-        </w:tc>
-      </w:tr>
-      <w:tr>
-        <w:tc>
-          <w:tcPr>
-            <w:tcW w:w="3912" w:type="dxa"/>
+            <w:tcW w:w="4476" w:type="dxa"/>
           </w:tcPr>
           <w:p>
             <w:r>
               <w:t xml:space="preserve">Ralph </w:t>
             </w:r>
           </w:p>
-        </w:tc>
-        <w:tc>
-          <w:tcPr>
-            <w:tcW w:w="3912" w:type="dxa"/>
-          </w:tcPr>
           <w:p>
             <w:r>
-              <w:t xml:space="preserve">Acolyte of </w:t>
-            </w:r>
-            <w:r>
-              <w:t>Helper</w:t>
+              <w:t>Sabrina</w:t>
             </w:r>
           </w:p>
         </w:tc>
@@ -1025,57 +1013,226 @@
       <w:tr>
         <w:tc>
           <w:tcPr>
-            <w:tcW w:w="3912" w:type="dxa"/>
+            <w:tcW w:w="3348" w:type="dxa"/>
           </w:tcPr>
           <w:p>
-            <w:proofErr w:type="spellStart"/>
+            <w:r>
+              <w:t>War</w:t>
+            </w:r>
+          </w:p>
+        </w:tc>
+        <w:tc>
+          <w:tcPr>
+            <w:tcW w:w="4476" w:type="dxa"/>
+          </w:tcPr>
+          <w:p>
             <w:r>
               <w:t>Warlo</w:t>
             </w:r>
+          </w:p>
+        </w:tc>
+        <w:tc>
+          <w:tcPr>
+            <w:tcW w:w="3912" w:type="dxa"/>
+          </w:tcPr>
+          <w:p/>
+        </w:tc>
+      </w:tr>
+      <w:tr>
+        <w:tc>
+          <w:tcPr>
+            <w:tcW w:w="3348" w:type="dxa"/>
+          </w:tcPr>
+          <w:p>
+            <w:r>
+              <w:t>Knowledge</w:t>
+            </w:r>
+          </w:p>
+        </w:tc>
+        <w:tc>
+          <w:tcPr>
+            <w:tcW w:w="4476" w:type="dxa"/>
+          </w:tcPr>
+          <w:p>
+            <w:r>
+              <w:t>James</w:t>
+            </w:r>
+          </w:p>
+        </w:tc>
+        <w:tc>
+          <w:tcPr>
+            <w:tcW w:w="3912" w:type="dxa"/>
+          </w:tcPr>
+          <w:p/>
+        </w:tc>
+      </w:tr>
+      <w:tr>
+        <w:tc>
+          <w:tcPr>
+            <w:tcW w:w="3348" w:type="dxa"/>
+          </w:tcPr>
+          <w:p>
+            <w:r>
+              <w:t>Dominion</w:t>
+            </w:r>
+          </w:p>
+        </w:tc>
+        <w:tc>
+          <w:tcPr>
+            <w:tcW w:w="4476" w:type="dxa"/>
+          </w:tcPr>
+          <w:p>
+            <w:r>
+              <w:t>Grantham</w:t>
+            </w:r>
+          </w:p>
+        </w:tc>
+        <w:tc>
+          <w:tcPr>
+            <w:tcW w:w="3912" w:type="dxa"/>
+          </w:tcPr>
+          <w:p/>
+        </w:tc>
+      </w:tr>
+    </w:tbl>
+    <w:p>
+      <w:pPr>
+        <w:pStyle w:val="H3"/>
+      </w:pPr>
+      <w:r>
+        <w:t>Government people</w:t>
+      </w:r>
+    </w:p>
+    <w:tbl>
+      <w:tblPr>
+        <w:tblStyle w:val="TableGrid"/>
+        <w:tblW w:w="0" w:type="auto"/>
+        <w:tblLook w:val="04A0"/>
+      </w:tblPr>
+      <w:tblGrid>
+        <w:gridCol w:w="2808"/>
+        <w:gridCol w:w="1980"/>
+        <w:gridCol w:w="6948"/>
+      </w:tblGrid>
+      <w:tr>
+        <w:tc>
+          <w:tcPr>
+            <w:tcW w:w="2808" w:type="dxa"/>
+          </w:tcPr>
+          <w:p>
+            <w:r>
+              <w:t>Sabrina Graham</w:t>
+            </w:r>
+          </w:p>
+        </w:tc>
+        <w:tc>
+          <w:tcPr>
+            <w:tcW w:w="1980" w:type="dxa"/>
+          </w:tcPr>
+          <w:p>
+            <w:r>
+              <w:t>Silver</w:t>
+            </w:r>
+          </w:p>
+        </w:tc>
+        <w:tc>
+          <w:tcPr>
+            <w:tcW w:w="6948" w:type="dxa"/>
+          </w:tcPr>
+          <w:p/>
+        </w:tc>
+      </w:tr>
+      <w:tr>
+        <w:tc>
+          <w:tcPr>
+            <w:tcW w:w="2808" w:type="dxa"/>
+          </w:tcPr>
+          <w:p>
+            <w:r>
+              <w:t>Barbara Walters</w:t>
+            </w:r>
+          </w:p>
+        </w:tc>
+        <w:tc>
+          <w:tcPr>
+            <w:tcW w:w="1980" w:type="dxa"/>
+          </w:tcPr>
+          <w:p>
+            <w:r>
+              <w:t>Silver</w:t>
+            </w:r>
+          </w:p>
+        </w:tc>
+        <w:tc>
+          <w:tcPr>
+            <w:tcW w:w="6948" w:type="dxa"/>
+          </w:tcPr>
+          <w:p/>
+        </w:tc>
+      </w:tr>
+      <w:tr>
+        <w:tc>
+          <w:tcPr>
+            <w:tcW w:w="2808" w:type="dxa"/>
+          </w:tcPr>
+          <w:p>
+            <w:r>
+              <w:t>Rachael Bert</w:t>
+            </w:r>
+          </w:p>
+        </w:tc>
+        <w:tc>
+          <w:tcPr>
+            <w:tcW w:w="1980" w:type="dxa"/>
+          </w:tcPr>
+          <w:p>
+            <w:r>
+              <w:t>Silver</w:t>
+            </w:r>
+          </w:p>
+        </w:tc>
+        <w:tc>
+          <w:tcPr>
+            <w:tcW w:w="6948" w:type="dxa"/>
+          </w:tcPr>
+          <w:p/>
+        </w:tc>
+      </w:tr>
+      <w:tr>
+        <w:tc>
+          <w:tcPr>
+            <w:tcW w:w="2808" w:type="dxa"/>
+          </w:tcPr>
+          <w:p>
+            <w:r>
+              <w:rPr>
+                <w:lang w:val="en-CA"/>
+              </w:rPr>
+              <w:t xml:space="preserve">Bruce </w:t>
+            </w:r>
+            <w:r>
+              <w:t xml:space="preserve"> </w:t>
+            </w:r>
+            <w:proofErr w:type="spellStart"/>
+            <w:r>
+              <w:t>Vixel</w:t>
+            </w:r>
             <w:proofErr w:type="spellEnd"/>
           </w:p>
         </w:tc>
         <w:tc>
           <w:tcPr>
-            <w:tcW w:w="3912" w:type="dxa"/>
+            <w:tcW w:w="1980" w:type="dxa"/>
           </w:tcPr>
           <w:p>
             <w:r>
-              <w:t>Acolyte of War</w:t>
+              <w:t>Silver</w:t>
             </w:r>
           </w:p>
         </w:tc>
         <w:tc>
           <w:tcPr>
-            <w:tcW w:w="3912" w:type="dxa"/>
-          </w:tcPr>
-          <w:p/>
-        </w:tc>
-      </w:tr>
-      <w:tr>
-        <w:tc>
-          <w:tcPr>
-            <w:tcW w:w="3912" w:type="dxa"/>
-          </w:tcPr>
-          <w:p>
-            <w:r>
-              <w:t>Billy</w:t>
-            </w:r>
-          </w:p>
-        </w:tc>
-        <w:tc>
-          <w:tcPr>
-            <w:tcW w:w="3912" w:type="dxa"/>
-          </w:tcPr>
-          <w:p>
-            <w:r>
-              <w:t>Magic Society</w:t>
-            </w:r>
-          </w:p>
-        </w:tc>
-        <w:tc>
-          <w:tcPr>
-            <w:tcW w:w="3912" w:type="dxa"/>
+            <w:tcW w:w="6948" w:type="dxa"/>
           </w:tcPr>
           <w:p/>
         </w:tc>
@@ -1086,13 +1243,7 @@
         <w:pStyle w:val="H3"/>
       </w:pPr>
       <w:r>
-        <w:t xml:space="preserve">Adventurers from Earth - </w:t>
-      </w:r>
-      <w:r>
-        <w:t>4</w:t>
-      </w:r>
-      <w:r>
-        <w:t>2</w:t>
+        <w:t>Adventurers from Earth – 42</w:t>
       </w:r>
     </w:p>
     <w:tbl>
@@ -1482,7 +1633,6 @@
               </w:numPr>
             </w:pPr>
             <w:r>
-              <w:lastRenderedPageBreak/>
               <w:t>Stamina</w:t>
             </w:r>
           </w:p>
@@ -1554,7 +1704,6 @@
         <w:pStyle w:val="H3"/>
       </w:pPr>
       <w:r>
-        <w:lastRenderedPageBreak/>
         <w:t>Magic Society</w:t>
       </w:r>
     </w:p>
@@ -1882,7 +2031,6 @@
         </w:numPr>
       </w:pPr>
       <w:r>
-        <w:lastRenderedPageBreak/>
         <w:t>Minor healing unguent</w:t>
       </w:r>
     </w:p>
@@ -2132,7 +2280,6 @@
         </w:numPr>
       </w:pPr>
       <w:r>
-        <w:lastRenderedPageBreak/>
         <w:t>Looting</w:t>
       </w:r>
     </w:p>
@@ -2380,6 +2527,7 @@
         <w:rPr>
           <w:color w:val="FF0000"/>
         </w:rPr>
+        <w:lastRenderedPageBreak/>
         <w:t>Midnight eyes</w:t>
       </w:r>
       <w:r>
@@ -2441,33 +2589,9 @@
           <w:ilvl w:val="1"/>
           <w:numId w:val="31"/>
         </w:numPr>
-        <w:rPr>
-          <w:color w:val="FF0000"/>
-        </w:rPr>
-      </w:pPr>
-      <w:r>
-        <w:rPr>
-          <w:color w:val="FF0000"/>
-        </w:rPr>
-        <w:t>E</w:t>
-      </w:r>
-      <w:r>
-        <w:rPr>
-          <w:color w:val="FF0000"/>
-        </w:rPr>
-        <w:t>xplosion</w:t>
-      </w:r>
-      <w:r>
-        <w:rPr>
-          <w:color w:val="FF0000"/>
-        </w:rPr>
-        <w:t xml:space="preserve"> – A colorful display causing either damage or a heal effect.</w:t>
-      </w:r>
-      <w:r>
-        <w:rPr>
-          <w:color w:val="FF0000"/>
-        </w:rPr>
-        <w:t xml:space="preserve"> Visual impact increases potency</w:t>
+      </w:pPr>
+      <w:r>
+        <w:t>Explosion – A colorful display causing either damage or a heal effect. Visual impact increases potency</w:t>
       </w:r>
     </w:p>
     <w:p>
@@ -2477,10 +2601,43 @@
           <w:ilvl w:val="1"/>
           <w:numId w:val="31"/>
         </w:numPr>
+      </w:pPr>
+    </w:p>
+    <w:p>
+      <w:pPr>
+        <w:pStyle w:val="StatusUser"/>
+        <w:numPr>
+          <w:ilvl w:val="1"/>
+          <w:numId w:val="31"/>
+        </w:numPr>
         <w:rPr>
           <w:color w:val="FF0000"/>
         </w:rPr>
       </w:pPr>
+      <w:r>
+        <w:rPr>
+          <w:color w:val="FF0000"/>
+        </w:rPr>
+        <w:t>Runic Magic</w:t>
+      </w:r>
+    </w:p>
+    <w:p>
+      <w:pPr>
+        <w:pStyle w:val="StatusUser"/>
+        <w:numPr>
+          <w:ilvl w:val="1"/>
+          <w:numId w:val="31"/>
+        </w:numPr>
+        <w:rPr>
+          <w:color w:val="FF0000"/>
+        </w:rPr>
+      </w:pPr>
+      <w:r>
+        <w:rPr>
+          <w:color w:val="FF0000"/>
+        </w:rPr>
+        <w:t>Amplify</w:t>
+      </w:r>
     </w:p>
     <w:p>
       <w:pPr>
@@ -2516,15 +2673,8 @@
           <w:ilvl w:val="1"/>
           <w:numId w:val="25"/>
         </w:numPr>
-        <w:rPr>
-          <w:color w:val="FF0000"/>
-        </w:rPr>
-      </w:pPr>
-      <w:r>
-        <w:rPr>
-          <w:color w:val="FF0000"/>
-        </w:rPr>
-        <w:lastRenderedPageBreak/>
+      </w:pPr>
+      <w:r>
         <w:t>Split mind</w:t>
       </w:r>
     </w:p>
@@ -2855,15 +3005,11 @@
         </w:tc>
       </w:tr>
     </w:tbl>
-    <w:p/>
-    <w:p/>
-    <w:p/>
     <w:p>
       <w:pPr>
         <w:pStyle w:val="H3"/>
       </w:pPr>
       <w:r>
-        <w:lastRenderedPageBreak/>
         <w:t>Crest</w:t>
       </w:r>
     </w:p>
@@ -3022,6 +3168,7 @@
         </w:numPr>
       </w:pPr>
       <w:r>
+        <w:lastRenderedPageBreak/>
         <w:t>Magical Stranger</w:t>
       </w:r>
     </w:p>
@@ -3091,7 +3238,6 @@
         <w:pStyle w:val="H2"/>
       </w:pPr>
       <w:r>
-        <w:lastRenderedPageBreak/>
         <w:t>Susie</w:t>
       </w:r>
     </w:p>
@@ -3337,6 +3483,7 @@
         <w:contextualSpacing w:val="0"/>
       </w:pPr>
       <w:r>
+        <w:lastRenderedPageBreak/>
         <w:t>Light</w:t>
       </w:r>
       <w:r>
@@ -3388,21 +3535,9 @@
           <w:ilvl w:val="1"/>
           <w:numId w:val="25"/>
         </w:numPr>
-        <w:rPr>
-          <w:color w:val="FF0000"/>
-        </w:rPr>
-      </w:pPr>
-      <w:r>
-        <w:rPr>
-          <w:color w:val="FF0000"/>
-        </w:rPr>
-        <w:t xml:space="preserve">Singing </w:t>
-      </w:r>
-      <w:r>
-        <w:rPr>
-          <w:color w:val="FF0000"/>
-        </w:rPr>
-        <w:t>Voice – a voice that can cause buffs to allies and debuffs to enemies</w:t>
+      </w:pPr>
+      <w:r>
+        <w:t>Sharpness</w:t>
       </w:r>
     </w:p>
     <w:p>
@@ -3428,6 +3563,18 @@
           <w:color w:val="FF0000"/>
         </w:rPr>
       </w:pPr>
+      <w:r>
+        <w:rPr>
+          <w:color w:val="FF0000"/>
+        </w:rPr>
+        <w:t xml:space="preserve">Singing </w:t>
+      </w:r>
+      <w:r>
+        <w:rPr>
+          <w:color w:val="FF0000"/>
+        </w:rPr>
+        <w:t>Voice – a voice that can cause buffs to allies and debuffs to enemies</w:t>
+      </w:r>
     </w:p>
     <w:p>
       <w:pPr>
@@ -3472,26 +3619,14 @@
           <w:ilvl w:val="1"/>
           <w:numId w:val="25"/>
         </w:numPr>
-        <w:rPr>
-          <w:color w:val="FF0000"/>
-        </w:rPr>
-      </w:pPr>
-      <w:r>
-        <w:rPr>
-          <w:color w:val="FF0000"/>
-        </w:rPr>
+      </w:pPr>
+      <w:r>
         <w:t xml:space="preserve">Sister in arms – shares </w:t>
       </w:r>
       <w:r>
-        <w:rPr>
-          <w:color w:val="FF0000"/>
-        </w:rPr>
         <w:t>essence abilities</w:t>
       </w:r>
       <w:r>
-        <w:rPr>
-          <w:color w:val="FF0000"/>
-        </w:rPr>
         <w:t xml:space="preserve"> with designated female cast members</w:t>
       </w:r>
     </w:p>
@@ -3502,14 +3637,8 @@
           <w:ilvl w:val="2"/>
           <w:numId w:val="25"/>
         </w:numPr>
-        <w:rPr>
-          <w:color w:val="FF0000"/>
-        </w:rPr>
-      </w:pPr>
-      <w:r>
-        <w:rPr>
-          <w:color w:val="FF0000"/>
-        </w:rPr>
+      </w:pPr>
+      <w:r>
         <w:t>Everyone who uses the powers can train up the abilities</w:t>
       </w:r>
     </w:p>
@@ -3699,6 +3828,7 @@
         <w:ind w:left="1418"/>
       </w:pPr>
       <w:r>
+        <w:lastRenderedPageBreak/>
         <w:t>All attacks on my enemies will come with a slight amount of transcendent damage. At the same time, I will recover health.</w:t>
       </w:r>
     </w:p>
@@ -3777,7 +3907,6 @@
         <w:pStyle w:val="H3"/>
       </w:pPr>
       <w:r>
-        <w:lastRenderedPageBreak/>
         <w:t xml:space="preserve">Susie - </w:t>
       </w:r>
       <w:r>
@@ -4079,8 +4208,138 @@
         <w:rPr>
           <w:lang w:val="en-CA"/>
         </w:rPr>
+        <w:t>“The</w:t>
+      </w:r>
+    </w:p>
+    <w:p>
+      <w:pPr>
+        <w:rPr>
+          <w:lang w:val="en-CA"/>
+        </w:rPr>
+      </w:pPr>
+      <w:r>
+        <w:rPr>
+          <w:lang w:val="en-CA"/>
+        </w:rPr>
+        <w:t>“The only difference is that I can have multiple of them and can store them as needed. It’s almost ready.”</w:t>
+      </w:r>
+    </w:p>
+    <w:p>
+      <w:pPr>
+        <w:rPr>
+          <w:lang w:val="en-CA"/>
+        </w:rPr>
+      </w:pPr>
+      <w:r>
+        <w:rPr>
+          <w:lang w:val="en-CA"/>
+        </w:rPr>
+        <w:t>Luke went back to sleep.</w:t>
+      </w:r>
+    </w:p>
+    <w:p>
+      <w:pPr>
+        <w:rPr>
+          <w:lang w:val="en-CA"/>
+        </w:rPr>
+      </w:pPr>
+      <w:r>
+        <w:rPr>
+          <w:lang w:val="en-CA"/>
+        </w:rPr>
+        <w:t>The bubble burst and a white fluffy baby rabbit appeared.</w:t>
+      </w:r>
+    </w:p>
+    <w:p>
+      <w:pPr>
+        <w:rPr>
+          <w:lang w:val="en-CA"/>
+        </w:rPr>
+      </w:pPr>
+      <w:r>
+        <w:rPr>
+          <w:lang w:val="en-CA"/>
+        </w:rPr>
+        <w:t>The rabbit tried to walk but fell on its face.</w:t>
+      </w:r>
+    </w:p>
+    <w:p>
+      <w:pPr>
+        <w:rPr>
+          <w:lang w:val="en-CA"/>
+        </w:rPr>
+      </w:pPr>
+      <w:r>
+        <w:rPr>
+          <w:lang w:val="en-CA"/>
+        </w:rPr>
+        <w:t>“Oh my god, that’s so cute,” I exclaimed.</w:t>
+      </w:r>
+    </w:p>
+    <w:p>
+      <w:pPr>
+        <w:rPr>
+          <w:lang w:val="en-CA"/>
+        </w:rPr>
+      </w:pPr>
+      <w:r>
+        <w:rPr>
+          <w:lang w:val="en-CA"/>
+        </w:rPr>
+        <w:t>The rabbit got up and tried to walk again. Again it fell. It paused and then jumped. That worked. It hopped about and then snuggled up next to me.</w:t>
+      </w:r>
+    </w:p>
+    <w:p>
+      <w:pPr>
+        <w:rPr>
+          <w:lang w:val="en-CA"/>
+        </w:rPr>
+      </w:pPr>
+      <w:r>
+        <w:rPr>
+          <w:lang w:val="en-CA"/>
+        </w:rPr>
+        <w:t>I picked up the cute creature and snuggled it to me.</w:t>
+      </w:r>
+    </w:p>
+    <w:p>
+      <w:pPr>
+        <w:rPr>
+          <w:lang w:val="en-CA"/>
+        </w:rPr>
+      </w:pPr>
+      <w:r>
+        <w:rPr>
+          <w:lang w:val="en-CA"/>
+        </w:rPr>
+        <w:t>Next to me Luke’s face turned red and he smiled.</w:t>
+      </w:r>
+    </w:p>
+    <w:p>
+      <w:pPr>
+        <w:rPr>
+          <w:lang w:val="en-CA"/>
+        </w:rPr>
+      </w:pPr>
+      <w:r>
+        <w:rPr>
+          <w:lang w:val="en-CA"/>
+        </w:rPr>
+        <w:t>“What’s going on?” I asked, confused.</w:t>
+      </w:r>
+    </w:p>
+    <w:p>
+      <w:pPr>
+        <w:rPr>
+          <w:lang w:val="en-CA"/>
+        </w:rPr>
+      </w:pPr>
+      <w:r>
+        <w:rPr>
+          <w:lang w:val="en-CA"/>
+        </w:rPr>
         <w:lastRenderedPageBreak/>
-        <w:t>“The</w:t>
+        <w:t>The rabbit disappeared and Luke opened his eyed.</w:t>
       </w:r>
     </w:p>
     <w:p>
@@ -4093,7 +4352,7 @@
         <w:rPr>
           <w:lang w:val="en-CA"/>
         </w:rPr>
-        <w:t>“The only difference is that I can have multiple of them and can store them as needed. It’s almost ready.”</w:t>
+        <w:t>Luke sat up and said, “That is a manifestation of my secret power. I can project my consciousness through it. In other words, I felt you snuggling me.”</w:t>
       </w:r>
     </w:p>
     <w:p>
@@ -4106,137 +4365,6 @@
         <w:rPr>
           <w:lang w:val="en-CA"/>
         </w:rPr>
-        <w:t>Luke went back to sleep.</w:t>
-      </w:r>
-    </w:p>
-    <w:p>
-      <w:pPr>
-        <w:rPr>
-          <w:lang w:val="en-CA"/>
-        </w:rPr>
-      </w:pPr>
-      <w:r>
-        <w:rPr>
-          <w:lang w:val="en-CA"/>
-        </w:rPr>
-        <w:t>The bubble burst and a white fluffy baby rabbit appeared.</w:t>
-      </w:r>
-    </w:p>
-    <w:p>
-      <w:pPr>
-        <w:rPr>
-          <w:lang w:val="en-CA"/>
-        </w:rPr>
-      </w:pPr>
-      <w:r>
-        <w:rPr>
-          <w:lang w:val="en-CA"/>
-        </w:rPr>
-        <w:t>The rabbit tried to walk but fell on its face.</w:t>
-      </w:r>
-    </w:p>
-    <w:p>
-      <w:pPr>
-        <w:rPr>
-          <w:lang w:val="en-CA"/>
-        </w:rPr>
-      </w:pPr>
-      <w:r>
-        <w:rPr>
-          <w:lang w:val="en-CA"/>
-        </w:rPr>
-        <w:t>“Oh my god, that’s so cute,” I exclaimed.</w:t>
-      </w:r>
-    </w:p>
-    <w:p>
-      <w:pPr>
-        <w:rPr>
-          <w:lang w:val="en-CA"/>
-        </w:rPr>
-      </w:pPr>
-      <w:r>
-        <w:rPr>
-          <w:lang w:val="en-CA"/>
-        </w:rPr>
-        <w:t>The rabbit got up and tried to walk again. Again it fell. It paused and then jumped. That worked. It hopped about and then snuggled up next to me.</w:t>
-      </w:r>
-    </w:p>
-    <w:p>
-      <w:pPr>
-        <w:rPr>
-          <w:lang w:val="en-CA"/>
-        </w:rPr>
-      </w:pPr>
-      <w:r>
-        <w:rPr>
-          <w:lang w:val="en-CA"/>
-        </w:rPr>
-        <w:t>I picked up the cute creature and snuggled it to me.</w:t>
-      </w:r>
-    </w:p>
-    <w:p>
-      <w:pPr>
-        <w:rPr>
-          <w:lang w:val="en-CA"/>
-        </w:rPr>
-      </w:pPr>
-      <w:r>
-        <w:rPr>
-          <w:lang w:val="en-CA"/>
-        </w:rPr>
-        <w:t>Next to me Luke’s face turned red and he smiled.</w:t>
-      </w:r>
-    </w:p>
-    <w:p>
-      <w:pPr>
-        <w:rPr>
-          <w:lang w:val="en-CA"/>
-        </w:rPr>
-      </w:pPr>
-      <w:r>
-        <w:rPr>
-          <w:lang w:val="en-CA"/>
-        </w:rPr>
-        <w:t>“What’s going on?” I asked, confused.</w:t>
-      </w:r>
-    </w:p>
-    <w:p>
-      <w:pPr>
-        <w:rPr>
-          <w:lang w:val="en-CA"/>
-        </w:rPr>
-      </w:pPr>
-      <w:r>
-        <w:rPr>
-          <w:lang w:val="en-CA"/>
-        </w:rPr>
-        <w:t>The rabbit disappeared and Luke opened his eyed.</w:t>
-      </w:r>
-    </w:p>
-    <w:p>
-      <w:pPr>
-        <w:rPr>
-          <w:lang w:val="en-CA"/>
-        </w:rPr>
-      </w:pPr>
-      <w:r>
-        <w:rPr>
-          <w:lang w:val="en-CA"/>
-        </w:rPr>
-        <w:t>Luke sat up and said, “That is a manifestation of my secret power. I can project my consciousness through it. In other words, I felt you snuggling me.”</w:t>
-      </w:r>
-    </w:p>
-    <w:p>
-      <w:pPr>
-        <w:rPr>
-          <w:lang w:val="en-CA"/>
-        </w:rPr>
-      </w:pPr>
-      <w:r>
-        <w:rPr>
-          <w:lang w:val="en-CA"/>
-        </w:rPr>
-        <w:lastRenderedPageBreak/>
         <w:t>Luke grinned and asked, “Don’t you think I’m a dirty old man?”</w:t>
       </w:r>
     </w:p>
@@ -4482,7 +4610,7 @@
         <v:path o:extrusionok="f" gradientshapeok="t" o:connecttype="rect"/>
         <o:lock v:ext="edit" aspectratio="t"/>
       </v:shapetype>
-      <v:shape id="_x0000_i1039" type="#_x0000_t75" style="width:3in;height:3in;visibility:visible" o:bullet="t">
+      <v:shape id="_x0000_i1064" type="#_x0000_t75" style="width:3in;height:3in;visibility:visible" o:bullet="t">
         <v:imagedata r:id="rId1" o:title="MC900065312[1]"/>
       </v:shape>
     </w:pict>
@@ -9060,7 +9188,7 @@
 </file>
 
 <file path=customXml/itemProps1.xml><?xml version="1.0" encoding="utf-8"?>
-<ds:datastoreItem xmlns:ds="http://schemas.openxmlformats.org/officeDocument/2006/customXml" ds:itemID="{E4B9E6DF-6983-4A01-AD1B-F5F6A9B8C7A6}">
+<ds:datastoreItem xmlns:ds="http://schemas.openxmlformats.org/officeDocument/2006/customXml" ds:itemID="{FCE293AC-BB21-42FC-99AC-1F67F6F1927F}">
   <ds:schemaRefs>
     <ds:schemaRef ds:uri="http://schemas.openxmlformats.org/officeDocument/2006/bibliography"/>
   </ds:schemaRefs>

--- a/Books/RPG_Books/TheWonderManAndHisLovelyAssistant/Notes_TheWonderManAndHisLovelyAssistant.docx
+++ b/Books/RPG_Books/TheWonderManAndHisLovelyAssistant/Notes_TheWonderManAndHisLovelyAssistant.docx
@@ -274,11 +274,9 @@
             <w:tcW w:w="2934" w:type="dxa"/>
           </w:tcPr>
           <w:p>
-            <w:proofErr w:type="spellStart"/>
             <w:r>
               <w:t>Celestines</w:t>
             </w:r>
-            <w:proofErr w:type="spellEnd"/>
           </w:p>
         </w:tc>
         <w:tc>
@@ -525,9 +523,31 @@
                   <w:szCs w:val="22"/>
                   <w:u w:val="single"/>
                 </w:rPr>
-                <w:t xml:space="preserve">Rufus </w:t>
+                <w:t>Rufus Remore</w:t>
               </w:r>
-              <w:proofErr w:type="spellStart"/>
+            </w:hyperlink>
+          </w:p>
+        </w:tc>
+        <w:tc>
+          <w:tcPr>
+            <w:tcW w:w="3912" w:type="dxa"/>
+          </w:tcPr>
+          <w:p/>
+        </w:tc>
+        <w:tc>
+          <w:tcPr>
+            <w:tcW w:w="3912" w:type="dxa"/>
+          </w:tcPr>
+          <w:p/>
+        </w:tc>
+      </w:tr>
+      <w:tr>
+        <w:tc>
+          <w:tcPr>
+            <w:tcW w:w="3912" w:type="dxa"/>
+          </w:tcPr>
+          <w:p>
+            <w:hyperlink r:id="rId10" w:history="1">
               <w:r>
                 <w:rPr>
                   <w:rFonts w:asciiTheme="minorHAnsi" w:eastAsiaTheme="minorHAnsi" w:hAnsiTheme="minorHAnsi" w:cstheme="minorBidi"/>
@@ -536,66 +556,8 @@
                   <w:szCs w:val="22"/>
                   <w:u w:val="single"/>
                 </w:rPr>
-                <w:t>Remore</w:t>
+                <w:t>Farrah Hurin</w:t>
               </w:r>
-              <w:proofErr w:type="spellEnd"/>
-            </w:hyperlink>
-          </w:p>
-        </w:tc>
-        <w:tc>
-          <w:tcPr>
-            <w:tcW w:w="3912" w:type="dxa"/>
-          </w:tcPr>
-          <w:p/>
-        </w:tc>
-        <w:tc>
-          <w:tcPr>
-            <w:tcW w:w="3912" w:type="dxa"/>
-          </w:tcPr>
-          <w:p/>
-        </w:tc>
-      </w:tr>
-      <w:tr>
-        <w:tc>
-          <w:tcPr>
-            <w:tcW w:w="3912" w:type="dxa"/>
-          </w:tcPr>
-          <w:p>
-            <w:hyperlink r:id="rId10" w:history="1">
-              <w:proofErr w:type="spellStart"/>
-              <w:r>
-                <w:rPr>
-                  <w:rFonts w:asciiTheme="minorHAnsi" w:eastAsiaTheme="minorHAnsi" w:hAnsiTheme="minorHAnsi" w:cstheme="minorBidi"/>
-                  <w:color w:val="0000FF"/>
-                  <w:sz w:val="22"/>
-                  <w:szCs w:val="22"/>
-                  <w:u w:val="single"/>
-                </w:rPr>
-                <w:t>Farrah</w:t>
-              </w:r>
-              <w:proofErr w:type="spellEnd"/>
-              <w:r>
-                <w:rPr>
-                  <w:rFonts w:asciiTheme="minorHAnsi" w:eastAsiaTheme="minorHAnsi" w:hAnsiTheme="minorHAnsi" w:cstheme="minorBidi"/>
-                  <w:color w:val="0000FF"/>
-                  <w:sz w:val="22"/>
-                  <w:szCs w:val="22"/>
-                  <w:u w:val="single"/>
-                </w:rPr>
-                <w:t xml:space="preserve"> </w:t>
-              </w:r>
-              <w:proofErr w:type="spellStart"/>
-              <w:r>
-                <w:rPr>
-                  <w:rFonts w:asciiTheme="minorHAnsi" w:eastAsiaTheme="minorHAnsi" w:hAnsiTheme="minorHAnsi" w:cstheme="minorBidi"/>
-                  <w:color w:val="0000FF"/>
-                  <w:sz w:val="22"/>
-                  <w:szCs w:val="22"/>
-                  <w:u w:val="single"/>
-                </w:rPr>
-                <w:t>Hurin</w:t>
-              </w:r>
-              <w:proofErr w:type="spellEnd"/>
             </w:hyperlink>
           </w:p>
         </w:tc>
@@ -662,7 +624,6 @@
                 </w:rPr>
                 <w:t xml:space="preserve">Humphrey </w:t>
               </w:r>
-              <w:proofErr w:type="spellStart"/>
               <w:r>
                 <w:rPr>
                   <w:rFonts w:asciiTheme="minorHAnsi" w:eastAsiaTheme="minorHAnsi" w:hAnsiTheme="minorHAnsi" w:cstheme="minorBidi"/>
@@ -673,7 +634,6 @@
                 </w:rPr>
                 <w:t>Remore</w:t>
               </w:r>
-              <w:proofErr w:type="spellEnd"/>
             </w:hyperlink>
           </w:p>
         </w:tc>
@@ -736,11 +696,9 @@
             <w:tcW w:w="3912" w:type="dxa"/>
           </w:tcPr>
           <w:p>
-            <w:proofErr w:type="spellStart"/>
             <w:r>
               <w:t>Heidel</w:t>
             </w:r>
-            <w:proofErr w:type="spellEnd"/>
           </w:p>
         </w:tc>
         <w:tc>
@@ -763,13 +721,8 @@
           </w:tcPr>
           <w:p>
             <w:r>
-              <w:t xml:space="preserve"> </w:t>
+              <w:t xml:space="preserve"> Shab</w:t>
             </w:r>
-            <w:proofErr w:type="spellStart"/>
-            <w:r>
-              <w:t>Shab</w:t>
-            </w:r>
-            <w:proofErr w:type="spellEnd"/>
           </w:p>
         </w:tc>
         <w:tc>
@@ -908,13 +861,8 @@
       <w:pPr>
         <w:pStyle w:val="H3"/>
       </w:pPr>
-      <w:proofErr w:type="spellStart"/>
-      <w:r>
-        <w:t>Refuge</w:t>
-      </w:r>
-      <w:proofErr w:type="spellEnd"/>
-      <w:r>
-        <w:t xml:space="preserve"> Camp Helpers</w:t>
+      <w:r>
+        <w:t>Refuge Camp Helpers</w:t>
       </w:r>
     </w:p>
     <w:tbl>
@@ -1001,6 +949,9 @@
             <w:r>
               <w:t>Sabrina</w:t>
             </w:r>
+            <w:r>
+              <w:t>, Elf</w:t>
+            </w:r>
           </w:p>
         </w:tc>
         <w:tc>
@@ -1056,6 +1007,9 @@
           <w:p>
             <w:r>
               <w:t>James</w:t>
+            </w:r>
+            <w:r>
+              <w:t>, Lizard-man</w:t>
             </w:r>
           </w:p>
         </w:tc>
@@ -1211,13 +1165,8 @@
               <w:t xml:space="preserve">Bruce </w:t>
             </w:r>
             <w:r>
-              <w:t xml:space="preserve"> </w:t>
+              <w:t xml:space="preserve"> Vixel</w:t>
             </w:r>
-            <w:proofErr w:type="spellStart"/>
-            <w:r>
-              <w:t>Vixel</w:t>
-            </w:r>
-            <w:proofErr w:type="spellEnd"/>
           </w:p>
         </w:tc>
         <w:tc>
@@ -2130,11 +2079,9 @@
       <w:r>
         <w:tab/>
       </w:r>
-      <w:proofErr w:type="spellStart"/>
       <w:r>
         <w:t>Outworlders</w:t>
       </w:r>
-      <w:proofErr w:type="spellEnd"/>
     </w:p>
     <w:p>
       <w:pPr>
@@ -2171,12 +2118,6 @@
         <w:tab/>
         <w:t>1/4</w:t>
       </w:r>
-    </w:p>
-    <w:p>
-      <w:pPr>
-        <w:pStyle w:val="StatusUser"/>
-        <w:contextualSpacing w:val="0"/>
-      </w:pPr>
     </w:p>
     <w:p>
       <w:pPr>
@@ -2189,6 +2130,7 @@
         <w:rPr>
           <w:u w:val="single"/>
         </w:rPr>
+        <w:lastRenderedPageBreak/>
         <w:t>Racial Abilities - Outworlder</w:t>
       </w:r>
     </w:p>
@@ -2239,10 +2181,19 @@
         </w:numPr>
       </w:pPr>
       <w:r>
-        <w:t>Quantize</w:t>
-      </w:r>
-      <w:r>
-        <w:t xml:space="preserve"> -&gt; Mind Palace</w:t>
+        <w:t>Looting</w:t>
+      </w:r>
+    </w:p>
+    <w:p>
+      <w:pPr>
+        <w:pStyle w:val="StatusUser"/>
+        <w:numPr>
+          <w:ilvl w:val="0"/>
+          <w:numId w:val="7"/>
+        </w:numPr>
+      </w:pPr>
+      <w:r>
+        <w:t>Inventory</w:t>
       </w:r>
     </w:p>
     <w:p>
@@ -2255,7 +2206,7 @@
         <w:ind w:left="567" w:hanging="283"/>
       </w:pPr>
       <w:r>
-        <w:t>Obtain quantized data about internal states such as health, manna, etc.</w:t>
+        <w:t>Costume management – Create distinct sets of clothes to swap in and out of</w:t>
       </w:r>
     </w:p>
     <w:p>
@@ -2268,7 +2219,7 @@
         <w:ind w:left="567" w:hanging="283"/>
       </w:pPr>
       <w:r>
-        <w:t>Obtain identifiable information from people, monsters, and objects.</w:t>
+        <w:t>40 slots of stackable storage</w:t>
       </w:r>
     </w:p>
     <w:p>
@@ -2280,7 +2231,7 @@
         </w:numPr>
       </w:pPr>
       <w:r>
-        <w:t>Looting</w:t>
+        <w:t>Astral Affinity</w:t>
       </w:r>
     </w:p>
     <w:p>
@@ -2292,7 +2243,22 @@
         </w:numPr>
       </w:pPr>
       <w:r>
-        <w:t>Inventory</w:t>
+        <w:t>Magic Affinity</w:t>
+      </w:r>
+    </w:p>
+    <w:p>
+      <w:pPr>
+        <w:pStyle w:val="StatusUser"/>
+        <w:numPr>
+          <w:ilvl w:val="0"/>
+          <w:numId w:val="7"/>
+        </w:numPr>
+      </w:pPr>
+      <w:r>
+        <w:t>Quantize</w:t>
+      </w:r>
+      <w:r>
+        <w:t xml:space="preserve"> -&gt; Mind Palace</w:t>
       </w:r>
     </w:p>
     <w:p>
@@ -2305,7 +2271,7 @@
         <w:ind w:left="567" w:hanging="283"/>
       </w:pPr>
       <w:r>
-        <w:t>Costume management – Create distinct sets of clothes to swap in and out of</w:t>
+        <w:t>Obtain quantized data about internal states such as health, manna, etc.</w:t>
       </w:r>
     </w:p>
     <w:p>
@@ -2318,7 +2284,7 @@
         <w:ind w:left="567" w:hanging="283"/>
       </w:pPr>
       <w:r>
-        <w:t>40 slots of stackable storage</w:t>
+        <w:t>Obtain identifiable information from people, monsters, and objects.</w:t>
       </w:r>
     </w:p>
     <w:p>
@@ -2396,32 +2362,6 @@
     </w:p>
     <w:p>
       <w:pPr>
-        <w:pStyle w:val="StatusUser"/>
-        <w:numPr>
-          <w:ilvl w:val="0"/>
-          <w:numId w:val="7"/>
-        </w:numPr>
-      </w:pPr>
-      <w:r>
-        <w:t>Astral Affinity</w:t>
-      </w:r>
-    </w:p>
-    <w:p>
-      <w:pPr>
-        <w:pStyle w:val="StatusUser"/>
-        <w:numPr>
-          <w:ilvl w:val="0"/>
-          <w:numId w:val="7"/>
-        </w:numPr>
-        <w:ind w:left="357" w:hanging="357"/>
-        <w:contextualSpacing w:val="0"/>
-      </w:pPr>
-      <w:r>
-        <w:t>Magic Affinity</w:t>
-      </w:r>
-    </w:p>
-    <w:p>
-      <w:pPr>
         <w:pStyle w:val="H3"/>
       </w:pPr>
       <w:r>
@@ -2429,6 +2369,9 @@
       </w:r>
       <w:r>
         <w:t xml:space="preserve"> Aetheren</w:t>
+      </w:r>
+      <w:r>
+        <w:t xml:space="preserve"> (Star Wanderer)</w:t>
       </w:r>
     </w:p>
     <w:p>
@@ -2445,6 +2388,9 @@
       <w:r>
         <w:t>, bound to Speed</w:t>
       </w:r>
+      <w:r>
+        <w:t xml:space="preserve"> </w:t>
+      </w:r>
     </w:p>
     <w:p>
       <w:pPr>
@@ -2459,6 +2405,15 @@
       </w:r>
       <w:r>
         <w:t xml:space="preserve"> – Create garments that embody the look of the heavenly skies and nebulas</w:t>
+      </w:r>
+      <w:r>
+        <w:t xml:space="preserve"> - </w:t>
+      </w:r>
+      <w:r>
+        <w:rPr>
+          <w:lang w:val="en-CA"/>
+        </w:rPr>
+        <w:t>3/10</w:t>
       </w:r>
     </w:p>
     <w:p>
@@ -2527,7 +2482,6 @@
         <w:rPr>
           <w:color w:val="FF0000"/>
         </w:rPr>
-        <w:lastRenderedPageBreak/>
         <w:t>Midnight eyes</w:t>
       </w:r>
       <w:r>
@@ -2552,6 +2506,7 @@
         <w:rPr>
           <w:color w:val="FF0000"/>
         </w:rPr>
+        <w:lastRenderedPageBreak/>
         <w:t>Path of shadows – portal between shadows</w:t>
       </w:r>
     </w:p>
@@ -2601,7 +2556,16 @@
           <w:ilvl w:val="1"/>
           <w:numId w:val="31"/>
         </w:numPr>
-      </w:pPr>
+        <w:rPr>
+          <w:color w:val="FF0000"/>
+        </w:rPr>
+      </w:pPr>
+      <w:r>
+        <w:rPr>
+          <w:color w:val="FF0000"/>
+        </w:rPr>
+        <w:t>Elemental Magic</w:t>
+      </w:r>
     </w:p>
     <w:p>
       <w:pPr>
@@ -2663,82 +2627,7 @@
         </w:numPr>
       </w:pPr>
       <w:r>
-        <w:t>Vessel – Can create inhabitable vessels 0, 87%</w:t>
-      </w:r>
-    </w:p>
-    <w:p>
-      <w:pPr>
-        <w:pStyle w:val="StatusUser"/>
-        <w:numPr>
-          <w:ilvl w:val="1"/>
-          <w:numId w:val="25"/>
-        </w:numPr>
-      </w:pPr>
-      <w:r>
-        <w:t>Split mind</w:t>
-      </w:r>
-    </w:p>
-    <w:p>
-      <w:pPr>
-        <w:pStyle w:val="StatusUser"/>
-        <w:numPr>
-          <w:ilvl w:val="1"/>
-          <w:numId w:val="25"/>
-        </w:numPr>
-        <w:rPr>
-          <w:color w:val="FF0000"/>
-        </w:rPr>
-      </w:pPr>
-    </w:p>
-    <w:p>
-      <w:pPr>
-        <w:pStyle w:val="StatusUser"/>
-        <w:numPr>
-          <w:ilvl w:val="1"/>
-          <w:numId w:val="25"/>
-        </w:numPr>
-        <w:rPr>
-          <w:color w:val="FF0000"/>
-        </w:rPr>
-      </w:pPr>
-    </w:p>
-    <w:p>
-      <w:pPr>
-        <w:pStyle w:val="StatusUser"/>
-        <w:numPr>
-          <w:ilvl w:val="0"/>
-          <w:numId w:val="25"/>
-        </w:numPr>
-      </w:pPr>
-      <w:r>
-        <w:t>Wonder (Confluence)</w:t>
-      </w:r>
-      <w:r>
-        <w:t>, bound to Recovery</w:t>
-      </w:r>
-    </w:p>
-    <w:p>
-      <w:pPr>
-        <w:pStyle w:val="StatusUser"/>
-        <w:numPr>
-          <w:ilvl w:val="1"/>
-          <w:numId w:val="30"/>
-        </w:numPr>
-      </w:pPr>
-      <w:r>
-        <w:t>Lovely Assistant</w:t>
-      </w:r>
-    </w:p>
-    <w:p>
-      <w:pPr>
-        <w:pStyle w:val="StatusUser"/>
-        <w:numPr>
-          <w:ilvl w:val="1"/>
-          <w:numId w:val="30"/>
-        </w:numPr>
-      </w:pPr>
-      <w:r>
-        <w:t>Theatre (Support)</w:t>
+        <w:t>Vessel</w:t>
       </w:r>
     </w:p>
     <w:p>
@@ -2755,19 +2644,19 @@
         <w:ind w:left="1418"/>
       </w:pPr>
       <w:r>
-        <w:t>A</w:t>
-      </w:r>
-      <w:r>
-        <w:t>mplif</w:t>
-      </w:r>
-      <w:r>
-        <w:t>ies</w:t>
-      </w:r>
-      <w:r>
-        <w:t xml:space="preserve"> the </w:t>
-      </w:r>
-      <w:r>
-        <w:t>aura effects of cast members.</w:t>
+        <w:t xml:space="preserve">Can create inhabitable vessels </w:t>
+      </w:r>
+      <w:r>
+        <w:t>3</w:t>
+      </w:r>
+      <w:r>
+        <w:t xml:space="preserve">, </w:t>
+      </w:r>
+      <w:r>
+        <w:t>47</w:t>
+      </w:r>
+      <w:r>
+        <w:t>%</w:t>
       </w:r>
     </w:p>
     <w:p>
@@ -2784,75 +2673,46 @@
         <w:ind w:left="1418"/>
       </w:pPr>
       <w:r>
-        <w:t>Creates status effects proportional to audience engagement, determined by magician</w:t>
-      </w:r>
-    </w:p>
-    <w:p>
-      <w:pPr>
-        <w:pStyle w:val="StatusUser"/>
-        <w:numPr>
-          <w:ilvl w:val="2"/>
-          <w:numId w:val="25"/>
-        </w:numPr>
-        <w:tabs>
-          <w:tab w:val="clear" w:pos="1701"/>
-          <w:tab w:val="left" w:pos="1418"/>
-        </w:tabs>
-        <w:ind w:left="1418"/>
-      </w:pPr>
-      <w:r>
-        <w:t>Allows cast members to broadcast any emotion to an audience</w:t>
-      </w:r>
-    </w:p>
-    <w:p>
-      <w:pPr>
-        <w:pStyle w:val="StatusUser"/>
-        <w:numPr>
-          <w:ilvl w:val="2"/>
-          <w:numId w:val="25"/>
-        </w:numPr>
-        <w:tabs>
-          <w:tab w:val="clear" w:pos="1701"/>
-          <w:tab w:val="left" w:pos="1418"/>
-        </w:tabs>
-        <w:ind w:left="1418"/>
-      </w:pPr>
-    </w:p>
-    <w:p>
-      <w:pPr>
-        <w:pStyle w:val="StatusUser"/>
-        <w:numPr>
-          <w:ilvl w:val="2"/>
-          <w:numId w:val="25"/>
-        </w:numPr>
-        <w:tabs>
-          <w:tab w:val="clear" w:pos="1701"/>
-          <w:tab w:val="left" w:pos="1418"/>
-        </w:tabs>
-        <w:ind w:left="1418"/>
-      </w:pPr>
-      <w:r>
-        <w:t>Cannot work on cast</w:t>
-      </w:r>
-      <w:r>
-        <w:t xml:space="preserve"> members</w:t>
-      </w:r>
-    </w:p>
-    <w:p>
-      <w:pPr>
-        <w:pStyle w:val="StatusUser"/>
-        <w:numPr>
-          <w:ilvl w:val="2"/>
-          <w:numId w:val="25"/>
-        </w:numPr>
-        <w:tabs>
-          <w:tab w:val="clear" w:pos="1701"/>
-          <w:tab w:val="left" w:pos="1418"/>
-        </w:tabs>
-        <w:ind w:left="1418"/>
-      </w:pPr>
-      <w:r>
-        <w:t>Audience must be receptive to specified emotion</w:t>
+        <w:rPr>
+          <w:lang w:val="en-CA"/>
+        </w:rPr>
+        <w:t>Range of almost a kilometer</w:t>
+      </w:r>
+    </w:p>
+    <w:p>
+      <w:pPr>
+        <w:pStyle w:val="StatusUser"/>
+        <w:numPr>
+          <w:ilvl w:val="1"/>
+          <w:numId w:val="29"/>
+        </w:numPr>
+      </w:pPr>
+      <w:r>
+        <w:t>Split mind</w:t>
+      </w:r>
+    </w:p>
+    <w:p>
+      <w:pPr>
+        <w:pStyle w:val="StatusUser"/>
+        <w:numPr>
+          <w:ilvl w:val="1"/>
+          <w:numId w:val="29"/>
+        </w:numPr>
+        <w:rPr>
+          <w:color w:val="FF0000"/>
+        </w:rPr>
+      </w:pPr>
+      <w:r>
+        <w:rPr>
+          <w:color w:val="FF0000"/>
+        </w:rPr>
+        <w:t>Travel</w:t>
+      </w:r>
+      <w:r>
+        <w:rPr>
+          <w:color w:val="FF0000"/>
+        </w:rPr>
+        <w:t xml:space="preserve"> – Allows your mind to wander throughout the world</w:t>
       </w:r>
     </w:p>
     <w:p>
@@ -2876,6 +2736,209 @@
       <w:pPr>
         <w:pStyle w:val="StatusUser"/>
         <w:numPr>
+          <w:ilvl w:val="1"/>
+          <w:numId w:val="29"/>
+        </w:numPr>
+        <w:rPr>
+          <w:color w:val="FF0000"/>
+        </w:rPr>
+      </w:pPr>
+    </w:p>
+    <w:p>
+      <w:pPr>
+        <w:pStyle w:val="StatusUser"/>
+        <w:numPr>
+          <w:ilvl w:val="1"/>
+          <w:numId w:val="29"/>
+        </w:numPr>
+        <w:rPr>
+          <w:color w:val="FF0000"/>
+        </w:rPr>
+      </w:pPr>
+    </w:p>
+    <w:p>
+      <w:pPr>
+        <w:pStyle w:val="StatusUser"/>
+        <w:numPr>
+          <w:ilvl w:val="0"/>
+          <w:numId w:val="25"/>
+        </w:numPr>
+      </w:pPr>
+      <w:r>
+        <w:t>Wonder (Confluence)</w:t>
+      </w:r>
+      <w:r>
+        <w:t>, bound to Recovery</w:t>
+      </w:r>
+    </w:p>
+    <w:p>
+      <w:pPr>
+        <w:pStyle w:val="StatusUser"/>
+        <w:numPr>
+          <w:ilvl w:val="1"/>
+          <w:numId w:val="30"/>
+        </w:numPr>
+      </w:pPr>
+      <w:r>
+        <w:t>Lovely Assistant</w:t>
+      </w:r>
+    </w:p>
+    <w:p>
+      <w:pPr>
+        <w:pStyle w:val="StatusUser"/>
+        <w:numPr>
+          <w:ilvl w:val="2"/>
+          <w:numId w:val="25"/>
+        </w:numPr>
+        <w:tabs>
+          <w:tab w:val="clear" w:pos="1701"/>
+          <w:tab w:val="left" w:pos="1418"/>
+        </w:tabs>
+        <w:ind w:left="1418"/>
+      </w:pPr>
+      <w:r>
+        <w:t>Fluffy</w:t>
+      </w:r>
+    </w:p>
+    <w:p>
+      <w:pPr>
+        <w:pStyle w:val="StatusUser"/>
+        <w:numPr>
+          <w:ilvl w:val="2"/>
+          <w:numId w:val="25"/>
+        </w:numPr>
+        <w:tabs>
+          <w:tab w:val="clear" w:pos="1701"/>
+          <w:tab w:val="left" w:pos="1418"/>
+        </w:tabs>
+        <w:ind w:left="1418"/>
+      </w:pPr>
+      <w:r>
+        <w:t>Strawberry</w:t>
+      </w:r>
+    </w:p>
+    <w:p>
+      <w:pPr>
+        <w:pStyle w:val="StatusUser"/>
+        <w:numPr>
+          <w:ilvl w:val="1"/>
+          <w:numId w:val="30"/>
+        </w:numPr>
+      </w:pPr>
+      <w:r>
+        <w:t>Theatre (Support)</w:t>
+      </w:r>
+    </w:p>
+    <w:p>
+      <w:pPr>
+        <w:pStyle w:val="StatusUser"/>
+        <w:numPr>
+          <w:ilvl w:val="2"/>
+          <w:numId w:val="25"/>
+        </w:numPr>
+        <w:tabs>
+          <w:tab w:val="clear" w:pos="1701"/>
+          <w:tab w:val="left" w:pos="1418"/>
+        </w:tabs>
+        <w:ind w:left="1418"/>
+      </w:pPr>
+      <w:r>
+        <w:t>A</w:t>
+      </w:r>
+      <w:r>
+        <w:t>mplif</w:t>
+      </w:r>
+      <w:r>
+        <w:t>ies</w:t>
+      </w:r>
+      <w:r>
+        <w:t xml:space="preserve"> the </w:t>
+      </w:r>
+      <w:r>
+        <w:t>aura effects of cast members on audience</w:t>
+      </w:r>
+    </w:p>
+    <w:p>
+      <w:pPr>
+        <w:pStyle w:val="StatusUser"/>
+        <w:numPr>
+          <w:ilvl w:val="2"/>
+          <w:numId w:val="25"/>
+        </w:numPr>
+        <w:tabs>
+          <w:tab w:val="clear" w:pos="1701"/>
+          <w:tab w:val="left" w:pos="1418"/>
+        </w:tabs>
+        <w:ind w:left="1418"/>
+      </w:pPr>
+      <w:r>
+        <w:t>Creates status effects proportional to audience engagement</w:t>
+      </w:r>
+    </w:p>
+    <w:p>
+      <w:pPr>
+        <w:pStyle w:val="StatusUser"/>
+        <w:numPr>
+          <w:ilvl w:val="2"/>
+          <w:numId w:val="25"/>
+        </w:numPr>
+        <w:tabs>
+          <w:tab w:val="clear" w:pos="1701"/>
+          <w:tab w:val="left" w:pos="1418"/>
+        </w:tabs>
+        <w:ind w:left="1418"/>
+      </w:pPr>
+      <w:r>
+        <w:t>Status effect is determined by emotions invoked in the audience</w:t>
+      </w:r>
+    </w:p>
+    <w:p>
+      <w:pPr>
+        <w:pStyle w:val="StatusUser"/>
+        <w:numPr>
+          <w:ilvl w:val="1"/>
+          <w:numId w:val="30"/>
+        </w:numPr>
+        <w:rPr>
+          <w:color w:val="FF0000"/>
+        </w:rPr>
+      </w:pPr>
+    </w:p>
+    <w:p>
+      <w:pPr>
+        <w:pStyle w:val="StatusUser"/>
+        <w:numPr>
+          <w:ilvl w:val="1"/>
+          <w:numId w:val="30"/>
+        </w:numPr>
+        <w:rPr>
+          <w:color w:val="FF0000"/>
+        </w:rPr>
+      </w:pPr>
+    </w:p>
+    <w:p>
+      <w:pPr>
+        <w:pStyle w:val="StatusUser"/>
+        <w:numPr>
+          <w:ilvl w:val="1"/>
+          <w:numId w:val="30"/>
+        </w:numPr>
+        <w:rPr>
+          <w:color w:val="FF0000"/>
+        </w:rPr>
+      </w:pPr>
+      <w:r>
+        <w:rPr>
+          <w:color w:val="FF0000"/>
+        </w:rPr>
+        <w:lastRenderedPageBreak/>
+        <w:t>Glamour – ability to create illusions that evoke emotions in the audience</w:t>
+      </w:r>
+    </w:p>
+    <w:p>
+      <w:pPr>
+        <w:pStyle w:val="StatusUser"/>
+        <w:numPr>
           <w:ilvl w:val="2"/>
           <w:numId w:val="25"/>
         </w:numPr>
@@ -2892,7 +2955,7 @@
         <w:rPr>
           <w:color w:val="FF0000"/>
         </w:rPr>
-        <w:t>Can target specific audiences</w:t>
+        <w:t>Even a rock can cry (Bronze at least)</w:t>
       </w:r>
     </w:p>
     <w:p>
@@ -2915,7 +2978,7 @@
         <w:rPr>
           <w:color w:val="FF0000"/>
         </w:rPr>
-        <w:t>Allies will receive various buffs depending on emotions received</w:t>
+        <w:t>Sound (Bronze at least)</w:t>
       </w:r>
     </w:p>
     <w:p>
@@ -2938,78 +3001,37 @@
         <w:rPr>
           <w:color w:val="FF0000"/>
         </w:rPr>
-        <w:t>Enemies will receive various debuffs depending on emotions received</w:t>
-      </w:r>
-    </w:p>
-    <w:p>
-      <w:pPr>
-        <w:pStyle w:val="StatusUser"/>
-        <w:numPr>
-          <w:ilvl w:val="1"/>
-          <w:numId w:val="30"/>
-        </w:numPr>
-      </w:pPr>
+        <w:t>Scent (Bronze at least)</w:t>
+      </w:r>
+    </w:p>
+    <w:p>
+      <w:pPr>
+        <w:pStyle w:val="StatusUser"/>
+        <w:numPr>
+          <w:ilvl w:val="2"/>
+          <w:numId w:val="25"/>
+        </w:numPr>
+        <w:tabs>
+          <w:tab w:val="clear" w:pos="1701"/>
+          <w:tab w:val="left" w:pos="1418"/>
+        </w:tabs>
+        <w:ind w:left="1418"/>
+        <w:rPr>
+          <w:color w:val="FF0000"/>
+        </w:rPr>
+      </w:pPr>
+      <w:r>
+        <w:rPr>
+          <w:color w:val="FF0000"/>
+        </w:rPr>
+        <w:t>Tangible illusions (Silver at least)</w:t>
+      </w:r>
     </w:p>
     <w:p>
       <w:pPr>
         <w:pStyle w:val="H3"/>
       </w:pPr>
       <w:r>
-        <w:t>Avatars</w:t>
-      </w:r>
-    </w:p>
-    <w:tbl>
-      <w:tblPr>
-        <w:tblStyle w:val="TableGrid"/>
-        <w:tblW w:w="0" w:type="auto"/>
-        <w:tblLook w:val="04A0"/>
-      </w:tblPr>
-      <w:tblGrid>
-        <w:gridCol w:w="1384"/>
-        <w:gridCol w:w="10352"/>
-      </w:tblGrid>
-      <w:tr>
-        <w:tc>
-          <w:tcPr>
-            <w:tcW w:w="1384" w:type="dxa"/>
-          </w:tcPr>
-          <w:p>
-            <w:r>
-              <w:t>White Rabbit</w:t>
-            </w:r>
-          </w:p>
-        </w:tc>
-        <w:tc>
-          <w:tcPr>
-            <w:tcW w:w="10352" w:type="dxa"/>
-          </w:tcPr>
-          <w:p/>
-        </w:tc>
-      </w:tr>
-      <w:tr>
-        <w:tc>
-          <w:tcPr>
-            <w:tcW w:w="1384" w:type="dxa"/>
-          </w:tcPr>
-          <w:p>
-            <w:r>
-              <w:t>Pink Bear</w:t>
-            </w:r>
-          </w:p>
-        </w:tc>
-        <w:tc>
-          <w:tcPr>
-            <w:tcW w:w="10352" w:type="dxa"/>
-          </w:tcPr>
-          <w:p/>
-        </w:tc>
-      </w:tr>
-    </w:tbl>
-    <w:p>
-      <w:pPr>
-        <w:pStyle w:val="H3"/>
-      </w:pPr>
-      <w:r>
         <w:t>Crest</w:t>
       </w:r>
     </w:p>
@@ -3023,23 +3045,7 @@
     </w:p>
     <w:p>
       <w:r>
-        <w:t xml:space="preserve">On top – </w:t>
-      </w:r>
-      <w:proofErr w:type="spellStart"/>
-      <w:r>
-        <w:t>Credendo</w:t>
-      </w:r>
-      <w:proofErr w:type="spellEnd"/>
-      <w:r>
-        <w:t xml:space="preserve"> </w:t>
-      </w:r>
-      <w:proofErr w:type="spellStart"/>
-      <w:r>
-        <w:t>Videsse</w:t>
-      </w:r>
-      <w:proofErr w:type="spellEnd"/>
-      <w:r>
-        <w:t xml:space="preserve"> (By believing, one sees)</w:t>
+        <w:t>On top – Credendo Videsse (By believing, one sees)</w:t>
       </w:r>
     </w:p>
     <w:p>
@@ -3051,23 +3057,6 @@
       <w:r>
         <w:t>Surrounding it is a ring of rainbow smoke, fading into starry darkness.</w:t>
       </w:r>
-    </w:p>
-    <w:p>
-      <w:pPr>
-        <w:pStyle w:val="H3"/>
-      </w:pPr>
-      <w:r>
-        <w:t>Training Regiment</w:t>
-      </w:r>
-    </w:p>
-    <w:p>
-      <w:pPr>
-        <w:pStyle w:val="ListParagraph"/>
-        <w:numPr>
-          <w:ilvl w:val="0"/>
-          <w:numId w:val="4"/>
-        </w:numPr>
-      </w:pPr>
     </w:p>
     <w:p>
       <w:pPr>
@@ -3104,7 +3093,7 @@
         </w:numPr>
       </w:pPr>
       <w:r>
-        <w:t>Mind Palace</w:t>
+        <w:t>Map</w:t>
       </w:r>
     </w:p>
     <w:p>
@@ -3117,6 +3106,118 @@
         <w:ind w:left="567" w:hanging="283"/>
       </w:pPr>
       <w:r>
+        <w:t>Absolute location sense</w:t>
+      </w:r>
+    </w:p>
+    <w:p>
+      <w:pPr>
+        <w:pStyle w:val="StatusUser"/>
+        <w:numPr>
+          <w:ilvl w:val="1"/>
+          <w:numId w:val="26"/>
+        </w:numPr>
+        <w:ind w:left="567" w:hanging="283"/>
+      </w:pPr>
+      <w:r>
+        <w:t>Create internal map of all visited locations, including placement of structures</w:t>
+      </w:r>
+    </w:p>
+    <w:p>
+      <w:pPr>
+        <w:pStyle w:val="StatusUser"/>
+        <w:numPr>
+          <w:ilvl w:val="0"/>
+          <w:numId w:val="27"/>
+        </w:numPr>
+      </w:pPr>
+      <w:r>
+        <w:t>Looting</w:t>
+      </w:r>
+    </w:p>
+    <w:p>
+      <w:pPr>
+        <w:pStyle w:val="StatusUser"/>
+        <w:numPr>
+          <w:ilvl w:val="0"/>
+          <w:numId w:val="27"/>
+        </w:numPr>
+      </w:pPr>
+      <w:r>
+        <w:t>Inventory</w:t>
+      </w:r>
+    </w:p>
+    <w:p>
+      <w:pPr>
+        <w:pStyle w:val="StatusUser"/>
+        <w:numPr>
+          <w:ilvl w:val="1"/>
+          <w:numId w:val="26"/>
+        </w:numPr>
+        <w:ind w:left="567" w:hanging="283"/>
+      </w:pPr>
+      <w:r>
+        <w:t>Costume management – Create distinct sets of clothes to swap in and out of</w:t>
+      </w:r>
+    </w:p>
+    <w:p>
+      <w:pPr>
+        <w:pStyle w:val="StatusUser"/>
+        <w:numPr>
+          <w:ilvl w:val="1"/>
+          <w:numId w:val="26"/>
+        </w:numPr>
+        <w:ind w:left="567" w:hanging="283"/>
+      </w:pPr>
+      <w:r>
+        <w:t>40 slots of stackable storage</w:t>
+      </w:r>
+    </w:p>
+    <w:p>
+      <w:pPr>
+        <w:pStyle w:val="StatusUser"/>
+        <w:numPr>
+          <w:ilvl w:val="0"/>
+          <w:numId w:val="27"/>
+        </w:numPr>
+      </w:pPr>
+      <w:r>
+        <w:t>Astral Affinity</w:t>
+      </w:r>
+    </w:p>
+    <w:p>
+      <w:pPr>
+        <w:pStyle w:val="StatusUser"/>
+        <w:numPr>
+          <w:ilvl w:val="0"/>
+          <w:numId w:val="27"/>
+        </w:numPr>
+      </w:pPr>
+      <w:r>
+        <w:t>Magic Affinity</w:t>
+      </w:r>
+    </w:p>
+    <w:p>
+      <w:pPr>
+        <w:pStyle w:val="StatusUser"/>
+        <w:numPr>
+          <w:ilvl w:val="0"/>
+          <w:numId w:val="27"/>
+        </w:numPr>
+      </w:pPr>
+      <w:r>
+        <w:t>Mind Palace</w:t>
+      </w:r>
+    </w:p>
+    <w:p>
+      <w:pPr>
+        <w:pStyle w:val="StatusUser"/>
+        <w:numPr>
+          <w:ilvl w:val="1"/>
+          <w:numId w:val="26"/>
+        </w:numPr>
+        <w:ind w:left="567" w:hanging="283"/>
+      </w:pPr>
+      <w:r>
         <w:t>Obtain quantized data about internal states such as health, manna, etc.</w:t>
       </w:r>
     </w:p>
@@ -3130,6 +3231,7 @@
         <w:ind w:left="567" w:hanging="283"/>
       </w:pPr>
       <w:r>
+        <w:lastRenderedPageBreak/>
         <w:t>Obtain identifiable information from people, monsters, and objects.</w:t>
       </w:r>
     </w:p>
@@ -3168,7 +3270,6 @@
         </w:numPr>
       </w:pPr>
       <w:r>
-        <w:lastRenderedPageBreak/>
         <w:t>Magical Stranger</w:t>
       </w:r>
     </w:p>
@@ -3195,7 +3296,7 @@
         <w:ind w:left="567" w:hanging="283"/>
       </w:pPr>
       <w:r>
-        <w:t>?</w:t>
+        <w:t>Project false thoughts and feelings</w:t>
       </w:r>
     </w:p>
     <w:p>
@@ -3239,6 +3340,14 @@
       </w:pPr>
       <w:r>
         <w:t>Susie</w:t>
+      </w:r>
+      <w:r>
+        <w:t xml:space="preserve"> Wu</w:t>
+      </w:r>
+    </w:p>
+    <w:p>
+      <w:r>
+        <w:t>Sister: Jamie Wu</w:t>
       </w:r>
     </w:p>
     <w:p>
@@ -3295,11 +3404,9 @@
       <w:r>
         <w:tab/>
       </w:r>
-      <w:proofErr w:type="spellStart"/>
       <w:r>
         <w:t>Outworlders</w:t>
       </w:r>
-      <w:proofErr w:type="spellEnd"/>
     </w:p>
     <w:p>
       <w:pPr>
@@ -3371,7 +3478,7 @@
         </w:numPr>
       </w:pPr>
       <w:r>
-        <w:t>Mapping</w:t>
+        <w:t>Adaptable</w:t>
       </w:r>
     </w:p>
     <w:p>
@@ -3383,7 +3490,7 @@
         </w:numPr>
       </w:pPr>
       <w:r>
-        <w:t>Stats</w:t>
+        <w:t>Speed</w:t>
       </w:r>
     </w:p>
     <w:p>
@@ -3395,7 +3502,7 @@
         </w:numPr>
       </w:pPr>
       <w:r>
-        <w:t>Looting</w:t>
+        <w:t>Strength</w:t>
       </w:r>
     </w:p>
     <w:p>
@@ -3407,7 +3514,10 @@
         </w:numPr>
       </w:pPr>
       <w:r>
-        <w:t>Inventory</w:t>
+        <w:t>Light</w:t>
+      </w:r>
+      <w:r>
+        <w:t xml:space="preserve"> Affinity</w:t>
       </w:r>
     </w:p>
     <w:p>
@@ -3419,6 +3529,37 @@
         </w:numPr>
       </w:pPr>
       <w:r>
+        <w:lastRenderedPageBreak/>
+        <w:t>Wind Affinity</w:t>
+      </w:r>
+    </w:p>
+    <w:p>
+      <w:pPr>
+        <w:pStyle w:val="StatusUser"/>
+        <w:numPr>
+          <w:ilvl w:val="0"/>
+          <w:numId w:val="9"/>
+        </w:numPr>
+      </w:pPr>
+      <w:r>
+        <w:t>Valkyrie</w:t>
+      </w:r>
+      <w:r>
+        <w:t xml:space="preserve"> </w:t>
+      </w:r>
+      <w:r>
+        <w:t>affinity</w:t>
+      </w:r>
+    </w:p>
+    <w:p>
+      <w:pPr>
+        <w:pStyle w:val="StatusUser"/>
+        <w:numPr>
+          <w:ilvl w:val="0"/>
+          <w:numId w:val="9"/>
+        </w:numPr>
+      </w:pPr>
+      <w:r>
         <w:t xml:space="preserve">Stranger in a Strange Land </w:t>
       </w:r>
       <w:r>
@@ -3459,35 +3600,6 @@
       </w:pPr>
       <w:r>
         <w:t>Locate a companion you can put your fate in</w:t>
-      </w:r>
-    </w:p>
-    <w:p>
-      <w:pPr>
-        <w:pStyle w:val="StatusUser"/>
-        <w:numPr>
-          <w:ilvl w:val="0"/>
-          <w:numId w:val="9"/>
-        </w:numPr>
-      </w:pPr>
-      <w:r>
-        <w:t>Astral Affinity</w:t>
-      </w:r>
-    </w:p>
-    <w:p>
-      <w:pPr>
-        <w:pStyle w:val="StatusUser"/>
-        <w:numPr>
-          <w:ilvl w:val="0"/>
-          <w:numId w:val="9"/>
-        </w:numPr>
-        <w:contextualSpacing w:val="0"/>
-      </w:pPr>
-      <w:r>
-        <w:lastRenderedPageBreak/>
-        <w:t>Light</w:t>
-      </w:r>
-      <w:r>
-        <w:t xml:space="preserve"> Affinity</w:t>
       </w:r>
     </w:p>
     <w:p>
@@ -3535,10 +3647,22 @@
           <w:ilvl w:val="1"/>
           <w:numId w:val="25"/>
         </w:numPr>
-      </w:pPr>
-      <w:r>
-        <w:t>Sharpness</w:t>
-      </w:r>
+        <w:rPr>
+          <w:color w:val="FF0000"/>
+        </w:rPr>
+      </w:pPr>
+    </w:p>
+    <w:p>
+      <w:pPr>
+        <w:pStyle w:val="StatusUser"/>
+        <w:numPr>
+          <w:ilvl w:val="1"/>
+          <w:numId w:val="25"/>
+        </w:numPr>
+        <w:rPr>
+          <w:color w:val="FF0000"/>
+        </w:rPr>
+      </w:pPr>
     </w:p>
     <w:p>
       <w:pPr>
@@ -3580,6 +3704,69 @@
       <w:pPr>
         <w:pStyle w:val="StatusUser"/>
         <w:numPr>
+          <w:ilvl w:val="0"/>
+          <w:numId w:val="25"/>
+        </w:numPr>
+      </w:pPr>
+      <w:r>
+        <w:t>Warrior, bound to Power</w:t>
+      </w:r>
+    </w:p>
+    <w:p>
+      <w:pPr>
+        <w:pStyle w:val="StatusUser"/>
+        <w:numPr>
+          <w:ilvl w:val="1"/>
+          <w:numId w:val="25"/>
+        </w:numPr>
+      </w:pPr>
+      <w:r>
+        <w:t>Sharpness</w:t>
+      </w:r>
+    </w:p>
+    <w:p>
+      <w:pPr>
+        <w:pStyle w:val="StatusUser"/>
+        <w:numPr>
+          <w:ilvl w:val="1"/>
+          <w:numId w:val="25"/>
+        </w:numPr>
+      </w:pPr>
+      <w:r>
+        <w:t>Sister in arms</w:t>
+      </w:r>
+      <w:r>
+        <w:t xml:space="preserve"> (Siblings in Arms)</w:t>
+      </w:r>
+      <w:r>
+        <w:t xml:space="preserve"> – shares </w:t>
+      </w:r>
+      <w:r>
+        <w:t>essence abilities</w:t>
+      </w:r>
+      <w:r>
+        <w:t xml:space="preserve"> with </w:t>
+      </w:r>
+      <w:r>
+        <w:t>all sisters</w:t>
+      </w:r>
+    </w:p>
+    <w:p>
+      <w:pPr>
+        <w:pStyle w:val="StatusUser"/>
+        <w:numPr>
+          <w:ilvl w:val="2"/>
+          <w:numId w:val="25"/>
+        </w:numPr>
+      </w:pPr>
+      <w:r>
+        <w:t>Everyone who uses the powers can train up the abilities</w:t>
+      </w:r>
+    </w:p>
+    <w:p>
+      <w:pPr>
+        <w:pStyle w:val="StatusUser"/>
+        <w:numPr>
           <w:ilvl w:val="1"/>
           <w:numId w:val="25"/>
         </w:numPr>
@@ -3592,60 +3779,6 @@
       <w:pPr>
         <w:pStyle w:val="StatusUser"/>
         <w:numPr>
-          <w:ilvl w:val="0"/>
-          <w:numId w:val="25"/>
-        </w:numPr>
-      </w:pPr>
-      <w:r>
-        <w:t>Warrior, bound to Power</w:t>
-      </w:r>
-    </w:p>
-    <w:p>
-      <w:pPr>
-        <w:pStyle w:val="StatusUser"/>
-        <w:numPr>
-          <w:ilvl w:val="1"/>
-          <w:numId w:val="25"/>
-        </w:numPr>
-      </w:pPr>
-      <w:r>
-        <w:t>Piercing Sword</w:t>
-      </w:r>
-    </w:p>
-    <w:p>
-      <w:pPr>
-        <w:pStyle w:val="StatusUser"/>
-        <w:numPr>
-          <w:ilvl w:val="1"/>
-          <w:numId w:val="25"/>
-        </w:numPr>
-      </w:pPr>
-      <w:r>
-        <w:t xml:space="preserve">Sister in arms – shares </w:t>
-      </w:r>
-      <w:r>
-        <w:t>essence abilities</w:t>
-      </w:r>
-      <w:r>
-        <w:t xml:space="preserve"> with designated female cast members</w:t>
-      </w:r>
-    </w:p>
-    <w:p>
-      <w:pPr>
-        <w:pStyle w:val="StatusUser"/>
-        <w:numPr>
-          <w:ilvl w:val="2"/>
-          <w:numId w:val="25"/>
-        </w:numPr>
-      </w:pPr>
-      <w:r>
-        <w:t>Everyone who uses the powers can train up the abilities</w:t>
-      </w:r>
-    </w:p>
-    <w:p>
-      <w:pPr>
-        <w:pStyle w:val="StatusUser"/>
-        <w:numPr>
           <w:ilvl w:val="1"/>
           <w:numId w:val="25"/>
         </w:numPr>
@@ -3653,72 +3786,24 @@
           <w:color w:val="FF0000"/>
         </w:rPr>
       </w:pPr>
-    </w:p>
-    <w:p>
-      <w:pPr>
-        <w:pStyle w:val="StatusUser"/>
-        <w:numPr>
-          <w:ilvl w:val="1"/>
-          <w:numId w:val="25"/>
-        </w:numPr>
+      <w:r>
         <w:rPr>
           <w:color w:val="FF0000"/>
         </w:rPr>
-      </w:pPr>
-    </w:p>
-    <w:p>
-      <w:pPr>
-        <w:pStyle w:val="StatusUser"/>
-        <w:numPr>
-          <w:ilvl w:val="1"/>
-          <w:numId w:val="25"/>
-        </w:numPr>
+        <w:t>Reflect</w:t>
+      </w:r>
+      <w:r>
         <w:rPr>
           <w:color w:val="FF0000"/>
         </w:rPr>
-      </w:pPr>
-    </w:p>
-    <w:p>
-      <w:pPr>
-        <w:pStyle w:val="StatusUser"/>
-        <w:numPr>
-          <w:ilvl w:val="0"/>
-          <w:numId w:val="25"/>
-        </w:numPr>
-      </w:pPr>
-      <w:r>
-        <w:t>Valkyrie</w:t>
-      </w:r>
-      <w:r>
-        <w:t xml:space="preserve"> (Confluence)</w:t>
-      </w:r>
-      <w:r>
-        <w:t>, bound to Spirit</w:t>
-      </w:r>
-    </w:p>
-    <w:p>
-      <w:pPr>
-        <w:pStyle w:val="StatusUser"/>
-        <w:numPr>
-          <w:ilvl w:val="1"/>
-          <w:numId w:val="25"/>
-        </w:numPr>
-      </w:pPr>
-      <w:r>
-        <w:t>Radiant wings</w:t>
-      </w:r>
-    </w:p>
-    <w:p>
-      <w:pPr>
-        <w:pStyle w:val="StatusUser"/>
-        <w:numPr>
-          <w:ilvl w:val="1"/>
-          <w:numId w:val="25"/>
-        </w:numPr>
+        <w:t xml:space="preserve"> – reflects a portion of damage back to</w:t>
+      </w:r>
+      <w:r>
         <w:rPr>
           <w:color w:val="FF0000"/>
         </w:rPr>
-      </w:pPr>
+        <w:t xml:space="preserve"> attacker.</w:t>
+      </w:r>
     </w:p>
     <w:p>
       <w:pPr>
@@ -3736,13 +3821,34 @@
       <w:pPr>
         <w:pStyle w:val="StatusUser"/>
         <w:numPr>
+          <w:ilvl w:val="0"/>
+          <w:numId w:val="25"/>
+        </w:numPr>
+      </w:pPr>
+      <w:r>
+        <w:t>Valkyrie</w:t>
+      </w:r>
+      <w:r>
+        <w:t xml:space="preserve"> (Confluence)</w:t>
+      </w:r>
+      <w:r>
+        <w:t>, bound to Spirit</w:t>
+      </w:r>
+    </w:p>
+    <w:p>
+      <w:pPr>
+        <w:pStyle w:val="StatusUser"/>
+        <w:numPr>
           <w:ilvl w:val="1"/>
           <w:numId w:val="25"/>
         </w:numPr>
-        <w:rPr>
-          <w:color w:val="FF0000"/>
-        </w:rPr>
-      </w:pPr>
+      </w:pPr>
+      <w:r>
+        <w:t>Radiant wings</w:t>
+      </w:r>
+      <w:r>
+        <w:t xml:space="preserve"> </w:t>
+      </w:r>
     </w:p>
     <w:p>
       <w:pPr>
@@ -3751,33 +3857,12 @@
           <w:ilvl w:val="1"/>
           <w:numId w:val="25"/>
         </w:numPr>
-        <w:rPr>
-          <w:color w:val="FF0000"/>
-        </w:rPr>
-      </w:pPr>
-    </w:p>
-    <w:p>
-      <w:pPr>
-        <w:pStyle w:val="StatusUser"/>
-        <w:numPr>
-          <w:ilvl w:val="0"/>
-          <w:numId w:val="25"/>
-        </w:numPr>
-      </w:pPr>
-      <w:r>
-        <w:t>Light, bound to Recovery</w:t>
-      </w:r>
-    </w:p>
-    <w:p>
-      <w:pPr>
-        <w:pStyle w:val="StatusUser"/>
-        <w:numPr>
-          <w:ilvl w:val="1"/>
-          <w:numId w:val="25"/>
-        </w:numPr>
-      </w:pPr>
-      <w:r>
-        <w:t>Healthy Wrath – Aura skill</w:t>
+      </w:pPr>
+      <w:r>
+        <w:t>Valkyrie Weapon -  Can transform into any weapon associated with v</w:t>
+      </w:r>
+      <w:r>
+        <w:t>alkyries</w:t>
       </w:r>
     </w:p>
     <w:p>
@@ -3794,7 +3879,85 @@
         <w:ind w:left="1418"/>
       </w:pPr>
       <w:r>
-        <w:t>Confers healing aura on allies</w:t>
+        <w:t>Spears, glaives, swords, knives</w:t>
+      </w:r>
+    </w:p>
+    <w:p>
+      <w:pPr>
+        <w:pStyle w:val="StatusUser"/>
+        <w:numPr>
+          <w:ilvl w:val="1"/>
+          <w:numId w:val="25"/>
+        </w:numPr>
+        <w:rPr>
+          <w:color w:val="FF0000"/>
+        </w:rPr>
+      </w:pPr>
+    </w:p>
+    <w:p>
+      <w:pPr>
+        <w:pStyle w:val="StatusUser"/>
+        <w:numPr>
+          <w:ilvl w:val="1"/>
+          <w:numId w:val="25"/>
+        </w:numPr>
+        <w:rPr>
+          <w:color w:val="FF0000"/>
+        </w:rPr>
+      </w:pPr>
+      <w:r>
+        <w:rPr>
+          <w:color w:val="FF0000"/>
+        </w:rPr>
+        <w:t>Judgment</w:t>
+      </w:r>
+      <w:r>
+        <w:rPr>
+          <w:color w:val="FF0000"/>
+        </w:rPr>
+        <w:t xml:space="preserve"> – </w:t>
+      </w:r>
+      <w:r>
+        <w:rPr>
+          <w:color w:val="FF0000"/>
+        </w:rPr>
+        <w:t>Each successful attack by a sister causes the next attack to increase in potency</w:t>
+      </w:r>
+    </w:p>
+    <w:p>
+      <w:pPr>
+        <w:pStyle w:val="StatusUser"/>
+        <w:numPr>
+          <w:ilvl w:val="1"/>
+          <w:numId w:val="25"/>
+        </w:numPr>
+        <w:rPr>
+          <w:color w:val="FF0000"/>
+        </w:rPr>
+      </w:pPr>
+    </w:p>
+    <w:p>
+      <w:pPr>
+        <w:pStyle w:val="StatusUser"/>
+        <w:numPr>
+          <w:ilvl w:val="0"/>
+          <w:numId w:val="25"/>
+        </w:numPr>
+      </w:pPr>
+      <w:r>
+        <w:t>Light, bound to Recovery</w:t>
+      </w:r>
+    </w:p>
+    <w:p>
+      <w:pPr>
+        <w:pStyle w:val="StatusUser"/>
+        <w:numPr>
+          <w:ilvl w:val="1"/>
+          <w:numId w:val="25"/>
+        </w:numPr>
+      </w:pPr>
+      <w:r>
+        <w:t>Healthy Wrath – Aura skill</w:t>
       </w:r>
     </w:p>
     <w:p>
@@ -3811,7 +3974,7 @@
         <w:ind w:left="1418"/>
       </w:pPr>
       <w:r>
-        <w:t>Confers damaging aura on enemies</w:t>
+        <w:t>Confers healing aura on allies</w:t>
       </w:r>
     </w:p>
     <w:p>
@@ -3828,7 +3991,23 @@
         <w:ind w:left="1418"/>
       </w:pPr>
       <w:r>
-        <w:lastRenderedPageBreak/>
+        <w:t>Confers damaging aura on enemies</w:t>
+      </w:r>
+    </w:p>
+    <w:p>
+      <w:pPr>
+        <w:pStyle w:val="StatusUser"/>
+        <w:numPr>
+          <w:ilvl w:val="2"/>
+          <w:numId w:val="25"/>
+        </w:numPr>
+        <w:tabs>
+          <w:tab w:val="clear" w:pos="1701"/>
+          <w:tab w:val="left" w:pos="1418"/>
+        </w:tabs>
+        <w:ind w:left="1418"/>
+      </w:pPr>
+      <w:r>
         <w:t>All attacks on my enemies will come with a slight amount of transcendent damage. At the same time, I will recover health.</w:t>
       </w:r>
     </w:p>
@@ -3846,6 +4025,9 @@
       </w:pPr>
       <w:r>
         <w:t>Keen sight</w:t>
+      </w:r>
+      <w:r>
+        <w:t xml:space="preserve"> – Allows sharp vision even at a distance</w:t>
       </w:r>
     </w:p>
     <w:p>
@@ -3863,6 +4045,12 @@
           <w:color w:val="FF0000"/>
         </w:rPr>
       </w:pPr>
+      <w:r>
+        <w:rPr>
+          <w:color w:val="FF0000"/>
+        </w:rPr>
+        <w:t>Radiant Armor</w:t>
+      </w:r>
     </w:p>
     <w:p>
       <w:pPr>
@@ -3879,6 +4067,26 @@
           <w:color w:val="FF0000"/>
         </w:rPr>
       </w:pPr>
+      <w:r>
+        <w:rPr>
+          <w:color w:val="FF0000"/>
+        </w:rPr>
+        <w:t>Revealing Light – cuts through illusions and reveals the hearths of those it shines on</w:t>
+      </w:r>
+    </w:p>
+    <w:p>
+      <w:pPr>
+        <w:pStyle w:val="StatusUser"/>
+        <w:numPr>
+          <w:ilvl w:val="2"/>
+          <w:numId w:val="25"/>
+        </w:numPr>
+        <w:tabs>
+          <w:tab w:val="clear" w:pos="1701"/>
+          <w:tab w:val="left" w:pos="1418"/>
+        </w:tabs>
+        <w:ind w:left="1418"/>
+      </w:pPr>
     </w:p>
     <w:p>
       <w:pPr>
@@ -3895,12 +4103,6 @@
           <w:color w:val="FF0000"/>
         </w:rPr>
       </w:pPr>
-      <w:r>
-        <w:rPr>
-          <w:color w:val="FF0000"/>
-        </w:rPr>
-        <w:t>Radiant Light</w:t>
-      </w:r>
     </w:p>
     <w:p>
       <w:pPr>
@@ -3931,6 +4133,66 @@
         </w:numPr>
       </w:pPr>
       <w:r>
+        <w:t>Adaptable</w:t>
+      </w:r>
+    </w:p>
+    <w:p>
+      <w:pPr>
+        <w:pStyle w:val="StatusUser"/>
+        <w:numPr>
+          <w:ilvl w:val="0"/>
+          <w:numId w:val="21"/>
+        </w:numPr>
+      </w:pPr>
+      <w:r>
+        <w:t>Speed</w:t>
+      </w:r>
+    </w:p>
+    <w:p>
+      <w:pPr>
+        <w:pStyle w:val="StatusUser"/>
+        <w:numPr>
+          <w:ilvl w:val="0"/>
+          <w:numId w:val="21"/>
+        </w:numPr>
+      </w:pPr>
+      <w:r>
+        <w:t>Strength</w:t>
+      </w:r>
+    </w:p>
+    <w:p>
+      <w:pPr>
+        <w:pStyle w:val="StatusUser"/>
+        <w:numPr>
+          <w:ilvl w:val="0"/>
+          <w:numId w:val="21"/>
+        </w:numPr>
+      </w:pPr>
+      <w:r>
+        <w:t>Light Affinity</w:t>
+      </w:r>
+    </w:p>
+    <w:p>
+      <w:pPr>
+        <w:pStyle w:val="StatusUser"/>
+        <w:numPr>
+          <w:ilvl w:val="0"/>
+          <w:numId w:val="21"/>
+        </w:numPr>
+      </w:pPr>
+      <w:r>
+        <w:t>Wind affinity</w:t>
+      </w:r>
+    </w:p>
+    <w:p>
+      <w:pPr>
+        <w:pStyle w:val="StatusUser"/>
+        <w:numPr>
+          <w:ilvl w:val="0"/>
+          <w:numId w:val="21"/>
+        </w:numPr>
+      </w:pPr>
+      <w:r>
         <w:t>Bonded companion</w:t>
       </w:r>
     </w:p>
@@ -3967,42 +4229,6 @@
         </w:numPr>
       </w:pPr>
       <w:r>
-        <w:t>Adaptable</w:t>
-      </w:r>
-    </w:p>
-    <w:p>
-      <w:pPr>
-        <w:pStyle w:val="StatusUser"/>
-        <w:numPr>
-          <w:ilvl w:val="0"/>
-          <w:numId w:val="21"/>
-        </w:numPr>
-      </w:pPr>
-      <w:r>
-        <w:t>Light Affinity</w:t>
-      </w:r>
-    </w:p>
-    <w:p>
-      <w:pPr>
-        <w:pStyle w:val="StatusUser"/>
-        <w:numPr>
-          <w:ilvl w:val="0"/>
-          <w:numId w:val="21"/>
-        </w:numPr>
-      </w:pPr>
-      <w:r>
-        <w:t>Wind affinity</w:t>
-      </w:r>
-    </w:p>
-    <w:p>
-      <w:pPr>
-        <w:pStyle w:val="StatusUser"/>
-        <w:numPr>
-          <w:ilvl w:val="0"/>
-          <w:numId w:val="21"/>
-        </w:numPr>
-      </w:pPr>
-      <w:r>
         <w:t>Valkyrie</w:t>
       </w:r>
       <w:r>
@@ -4014,45 +4240,10 @@
     </w:p>
     <w:p>
       <w:pPr>
-        <w:pStyle w:val="StatusUser"/>
-        <w:numPr>
-          <w:ilvl w:val="0"/>
-          <w:numId w:val="21"/>
-        </w:numPr>
-        <w:rPr>
-          <w:color w:val="FF0000"/>
-        </w:rPr>
-      </w:pPr>
-      <w:r>
-        <w:rPr>
-          <w:color w:val="FF0000"/>
-        </w:rPr>
-        <w:t>Stats</w:t>
-      </w:r>
-    </w:p>
-    <w:p>
-      <w:pPr>
-        <w:pStyle w:val="StatusUser"/>
-        <w:numPr>
-          <w:ilvl w:val="0"/>
-          <w:numId w:val="21"/>
-        </w:numPr>
-        <w:rPr>
-          <w:color w:val="FF0000"/>
-        </w:rPr>
-      </w:pPr>
-      <w:r>
-        <w:rPr>
-          <w:color w:val="FF0000"/>
-        </w:rPr>
-        <w:t>Inventory</w:t>
-      </w:r>
-    </w:p>
-    <w:p>
-      <w:pPr>
         <w:pStyle w:val="H3"/>
       </w:pPr>
       <w:r>
+        <w:lastRenderedPageBreak/>
         <w:t>Crest</w:t>
       </w:r>
     </w:p>
@@ -4076,371 +4267,6 @@
     <w:p/>
     <w:p/>
     <w:p/>
-    <w:p/>
-    <w:p/>
-    <w:p/>
-    <w:p>
-      <w:pPr>
-        <w:rPr>
-          <w:lang w:val="en-CA"/>
-        </w:rPr>
-      </w:pPr>
-    </w:p>
-    <w:p>
-      <w:pPr>
-        <w:rPr>
-          <w:lang w:val="en-CA"/>
-        </w:rPr>
-      </w:pPr>
-      <w:r>
-        <w:rPr>
-          <w:lang w:val="en-CA"/>
-        </w:rPr>
-        <w:t>For a moment nothing happened, and then a ball of multicolored light appeared on the bed. It looked just like a monster manifesting.</w:t>
-      </w:r>
-    </w:p>
-    <w:p>
-      <w:pPr>
-        <w:rPr>
-          <w:lang w:val="en-CA"/>
-        </w:rPr>
-      </w:pPr>
-      <w:r>
-        <w:rPr>
-          <w:lang w:val="en-CA"/>
-        </w:rPr>
-        <w:t>“Ur, Luke, there is something coming here,” I said worriedly.</w:t>
-      </w:r>
-    </w:p>
-    <w:p>
-      <w:pPr>
-        <w:rPr>
-          <w:lang w:val="en-CA"/>
-        </w:rPr>
-      </w:pPr>
-      <w:r>
-        <w:rPr>
-          <w:lang w:val="en-CA"/>
-        </w:rPr>
-        <w:t>“That’s okay,” Luke said.</w:t>
-      </w:r>
-    </w:p>
-    <w:p>
-      <w:pPr>
-        <w:rPr>
-          <w:lang w:val="en-CA"/>
-        </w:rPr>
-      </w:pPr>
-    </w:p>
-    <w:p>
-      <w:pPr>
-        <w:rPr>
-          <w:lang w:val="en-CA"/>
-        </w:rPr>
-      </w:pPr>
-      <w:r>
-        <w:rPr>
-          <w:lang w:val="en-CA"/>
-        </w:rPr>
-        <w:t>Luke opened his eyes and looked at the manifestation. “That is interesting,” Luke said. “I wasn’t expecting that. That’s just my power. Let’s wait a few minutes. I think using a proper summoning ritual would speed this up. Live and learn I guess.”</w:t>
-      </w:r>
-    </w:p>
-    <w:p>
-      <w:pPr>
-        <w:rPr>
-          <w:lang w:val="en-CA"/>
-        </w:rPr>
-      </w:pPr>
-      <w:r>
-        <w:rPr>
-          <w:lang w:val="en-CA"/>
-        </w:rPr>
-        <w:t>“That’s a summons?” I asked.</w:t>
-      </w:r>
-    </w:p>
-    <w:p>
-      <w:pPr>
-        <w:rPr>
-          <w:lang w:val="en-CA"/>
-        </w:rPr>
-      </w:pPr>
-      <w:r>
-        <w:rPr>
-          <w:lang w:val="en-CA"/>
-        </w:rPr>
-        <w:t>“According to the book I absorbed, some powers allow people to obtain familiars. My power is similar but not the same.</w:t>
-      </w:r>
-    </w:p>
-    <w:p>
-      <w:pPr>
-        <w:rPr>
-          <w:lang w:val="en-CA"/>
-        </w:rPr>
-      </w:pPr>
-    </w:p>
-    <w:p>
-      <w:pPr>
-        <w:rPr>
-          <w:lang w:val="en-CA"/>
-        </w:rPr>
-      </w:pPr>
-    </w:p>
-    <w:p>
-      <w:pPr>
-        <w:rPr>
-          <w:lang w:val="en-CA"/>
-        </w:rPr>
-      </w:pPr>
-      <w:r>
-        <w:rPr>
-          <w:lang w:val="en-CA"/>
-        </w:rPr>
-        <w:t>“It is sort of like a familiar,” Luke said. “It’s similar to our bodies. Remember they said our bodies are like monster bodies, except with souls? This is the same, or at least that is what my skill is saying.</w:t>
-      </w:r>
-    </w:p>
-    <w:p>
-      <w:pPr>
-        <w:rPr>
-          <w:lang w:val="en-CA"/>
-        </w:rPr>
-      </w:pPr>
-      <w:r>
-        <w:rPr>
-          <w:lang w:val="en-CA"/>
-        </w:rPr>
-        <w:t>“The</w:t>
-      </w:r>
-    </w:p>
-    <w:p>
-      <w:pPr>
-        <w:rPr>
-          <w:lang w:val="en-CA"/>
-        </w:rPr>
-      </w:pPr>
-      <w:r>
-        <w:rPr>
-          <w:lang w:val="en-CA"/>
-        </w:rPr>
-        <w:t>“The only difference is that I can have multiple of them and can store them as needed. It’s almost ready.”</w:t>
-      </w:r>
-    </w:p>
-    <w:p>
-      <w:pPr>
-        <w:rPr>
-          <w:lang w:val="en-CA"/>
-        </w:rPr>
-      </w:pPr>
-      <w:r>
-        <w:rPr>
-          <w:lang w:val="en-CA"/>
-        </w:rPr>
-        <w:t>Luke went back to sleep.</w:t>
-      </w:r>
-    </w:p>
-    <w:p>
-      <w:pPr>
-        <w:rPr>
-          <w:lang w:val="en-CA"/>
-        </w:rPr>
-      </w:pPr>
-      <w:r>
-        <w:rPr>
-          <w:lang w:val="en-CA"/>
-        </w:rPr>
-        <w:t>The bubble burst and a white fluffy baby rabbit appeared.</w:t>
-      </w:r>
-    </w:p>
-    <w:p>
-      <w:pPr>
-        <w:rPr>
-          <w:lang w:val="en-CA"/>
-        </w:rPr>
-      </w:pPr>
-      <w:r>
-        <w:rPr>
-          <w:lang w:val="en-CA"/>
-        </w:rPr>
-        <w:t>The rabbit tried to walk but fell on its face.</w:t>
-      </w:r>
-    </w:p>
-    <w:p>
-      <w:pPr>
-        <w:rPr>
-          <w:lang w:val="en-CA"/>
-        </w:rPr>
-      </w:pPr>
-      <w:r>
-        <w:rPr>
-          <w:lang w:val="en-CA"/>
-        </w:rPr>
-        <w:t>“Oh my god, that’s so cute,” I exclaimed.</w:t>
-      </w:r>
-    </w:p>
-    <w:p>
-      <w:pPr>
-        <w:rPr>
-          <w:lang w:val="en-CA"/>
-        </w:rPr>
-      </w:pPr>
-      <w:r>
-        <w:rPr>
-          <w:lang w:val="en-CA"/>
-        </w:rPr>
-        <w:t>The rabbit got up and tried to walk again. Again it fell. It paused and then jumped. That worked. It hopped about and then snuggled up next to me.</w:t>
-      </w:r>
-    </w:p>
-    <w:p>
-      <w:pPr>
-        <w:rPr>
-          <w:lang w:val="en-CA"/>
-        </w:rPr>
-      </w:pPr>
-      <w:r>
-        <w:rPr>
-          <w:lang w:val="en-CA"/>
-        </w:rPr>
-        <w:t>I picked up the cute creature and snuggled it to me.</w:t>
-      </w:r>
-    </w:p>
-    <w:p>
-      <w:pPr>
-        <w:rPr>
-          <w:lang w:val="en-CA"/>
-        </w:rPr>
-      </w:pPr>
-      <w:r>
-        <w:rPr>
-          <w:lang w:val="en-CA"/>
-        </w:rPr>
-        <w:t>Next to me Luke’s face turned red and he smiled.</w:t>
-      </w:r>
-    </w:p>
-    <w:p>
-      <w:pPr>
-        <w:rPr>
-          <w:lang w:val="en-CA"/>
-        </w:rPr>
-      </w:pPr>
-      <w:r>
-        <w:rPr>
-          <w:lang w:val="en-CA"/>
-        </w:rPr>
-        <w:t>“What’s going on?” I asked, confused.</w:t>
-      </w:r>
-    </w:p>
-    <w:p>
-      <w:pPr>
-        <w:rPr>
-          <w:lang w:val="en-CA"/>
-        </w:rPr>
-      </w:pPr>
-      <w:r>
-        <w:rPr>
-          <w:lang w:val="en-CA"/>
-        </w:rPr>
-        <w:lastRenderedPageBreak/>
-        <w:t>The rabbit disappeared and Luke opened his eyed.</w:t>
-      </w:r>
-    </w:p>
-    <w:p>
-      <w:pPr>
-        <w:rPr>
-          <w:lang w:val="en-CA"/>
-        </w:rPr>
-      </w:pPr>
-      <w:r>
-        <w:rPr>
-          <w:lang w:val="en-CA"/>
-        </w:rPr>
-        <w:t>Luke sat up and said, “That is a manifestation of my secret power. I can project my consciousness through it. In other words, I felt you snuggling me.”</w:t>
-      </w:r>
-    </w:p>
-    <w:p>
-      <w:pPr>
-        <w:rPr>
-          <w:lang w:val="en-CA"/>
-        </w:rPr>
-      </w:pPr>
-      <w:r>
-        <w:rPr>
-          <w:lang w:val="en-CA"/>
-        </w:rPr>
-        <w:t>Luke grinned and asked, “Don’t you think I’m a dirty old man?”</w:t>
-      </w:r>
-    </w:p>
-    <w:p>
-      <w:pPr>
-        <w:rPr>
-          <w:lang w:val="en-CA"/>
-        </w:rPr>
-      </w:pPr>
-      <w:r>
-        <w:rPr>
-          <w:lang w:val="en-CA"/>
-        </w:rPr>
-        <w:t>I laughed and said, “If you’re a dirty old man, then I’m a cougar for liking new born babies.”</w:t>
-      </w:r>
-    </w:p>
-    <w:p>
-      <w:pPr>
-        <w:rPr>
-          <w:lang w:val="en-CA"/>
-        </w:rPr>
-      </w:pPr>
-      <w:r>
-        <w:rPr>
-          <w:lang w:val="en-CA"/>
-        </w:rPr>
-        <w:t>Luke grinned and said, “Being naughty is the best, isn’t it? We better go to sleep, or Gilbert will get the last laugh as he kicks my ass to the moon.</w:t>
-      </w:r>
-    </w:p>
-    <w:p>
-      <w:pPr>
-        <w:rPr>
-          <w:lang w:val="en-CA"/>
-        </w:rPr>
-      </w:pPr>
-      <w:r>
-        <w:rPr>
-          <w:lang w:val="en-CA"/>
-        </w:rPr>
-        <w:t>“By the way, what animal do you think is the cuddliest?”</w:t>
-      </w:r>
-    </w:p>
-    <w:p>
-      <w:pPr>
-        <w:rPr>
-          <w:lang w:val="en-CA"/>
-        </w:rPr>
-      </w:pPr>
-      <w:r>
-        <w:rPr>
-          <w:lang w:val="en-CA"/>
-        </w:rPr>
-        <w:t>“That would be the bear,” I said.</w:t>
-      </w:r>
-    </w:p>
-    <w:p>
-      <w:pPr>
-        <w:rPr>
-          <w:lang w:val="en-CA"/>
-        </w:rPr>
-      </w:pPr>
-      <w:r>
-        <w:rPr>
-          <w:lang w:val="en-CA"/>
-        </w:rPr>
-        <w:t>This time the bear took 10 minutes.</w:t>
-      </w:r>
-    </w:p>
-    <w:p>
-      <w:r>
-        <w:rPr>
-          <w:lang w:val="en-CA"/>
-        </w:rPr>
-        <w:t>Luke slipped under the covers and a snow-white polar bear cub appeared on the bed. I slipped under the covers and snuggled with a cuddly bear.</w:t>
-      </w:r>
-    </w:p>
     <w:sectPr>
       <w:headerReference w:type="even" r:id="rId13"/>
       <w:headerReference w:type="default" r:id="rId14"/>
@@ -4610,7 +4436,7 @@
         <v:path o:extrusionok="f" gradientshapeok="t" o:connecttype="rect"/>
         <o:lock v:ext="edit" aspectratio="t"/>
       </v:shapetype>
-      <v:shape id="_x0000_i1064" type="#_x0000_t75" style="width:3in;height:3in;visibility:visible" o:bullet="t">
+      <v:shape id="_x0000_i1156" type="#_x0000_t75" style="width:3in;height:3in;visibility:visible" o:bullet="t">
         <v:imagedata r:id="rId1" o:title="MC900065312[1]"/>
       </v:shape>
     </w:pict>
@@ -5871,8 +5697,8 @@
   <w:abstractNum w:abstractNumId="12">
     <w:nsid w:val="358C03B8"/>
     <w:multiLevelType w:val="hybridMultilevel"/>
-    <w:tmpl w:val="FA66CDB6"/>
-    <w:lvl w:ilvl="0" w:tplc="069E286C">
+    <w:tmpl w:val="AE50BFEE"/>
+    <w:lvl w:ilvl="0" w:tplc="1A42AEA6">
       <w:start w:val="1"/>
       <w:numFmt w:val="decimal"/>
       <w:lvlText w:val="%1."/>
@@ -6208,9 +6034,98 @@
     </w:lvl>
   </w:abstractNum>
   <w:abstractNum w:abstractNumId="15">
+    <w:nsid w:val="3C37450C"/>
+    <w:multiLevelType w:val="hybridMultilevel"/>
+    <w:tmpl w:val="3E12B12E"/>
+    <w:lvl w:ilvl="0" w:tplc="76B8152C">
+      <w:start w:val="1"/>
+      <w:numFmt w:val="decimal"/>
+      <w:lvlText w:val="%1."/>
+      <w:lvlJc w:val="left"/>
+      <w:pPr>
+        <w:ind w:left="360" w:hanging="360"/>
+      </w:pPr>
+      <w:rPr>
+        <w:rFonts w:hint="default"/>
+      </w:rPr>
+    </w:lvl>
+    <w:lvl w:ilvl="1" w:tplc="04090019" w:tentative="1">
+      <w:start w:val="1"/>
+      <w:numFmt w:val="lowerLetter"/>
+      <w:lvlText w:val="%2."/>
+      <w:lvlJc w:val="left"/>
+      <w:pPr>
+        <w:ind w:left="1440" w:hanging="360"/>
+      </w:pPr>
+    </w:lvl>
+    <w:lvl w:ilvl="2" w:tplc="0409001B" w:tentative="1">
+      <w:start w:val="1"/>
+      <w:numFmt w:val="lowerRoman"/>
+      <w:lvlText w:val="%3."/>
+      <w:lvlJc w:val="right"/>
+      <w:pPr>
+        <w:ind w:left="2160" w:hanging="180"/>
+      </w:pPr>
+    </w:lvl>
+    <w:lvl w:ilvl="3" w:tplc="0409000F" w:tentative="1">
+      <w:start w:val="1"/>
+      <w:numFmt w:val="decimal"/>
+      <w:lvlText w:val="%4."/>
+      <w:lvlJc w:val="left"/>
+      <w:pPr>
+        <w:ind w:left="2880" w:hanging="360"/>
+      </w:pPr>
+    </w:lvl>
+    <w:lvl w:ilvl="4" w:tplc="04090019" w:tentative="1">
+      <w:start w:val="1"/>
+      <w:numFmt w:val="lowerLetter"/>
+      <w:lvlText w:val="%5."/>
+      <w:lvlJc w:val="left"/>
+      <w:pPr>
+        <w:ind w:left="3600" w:hanging="360"/>
+      </w:pPr>
+    </w:lvl>
+    <w:lvl w:ilvl="5" w:tplc="0409001B" w:tentative="1">
+      <w:start w:val="1"/>
+      <w:numFmt w:val="lowerRoman"/>
+      <w:lvlText w:val="%6."/>
+      <w:lvlJc w:val="right"/>
+      <w:pPr>
+        <w:ind w:left="4320" w:hanging="180"/>
+      </w:pPr>
+    </w:lvl>
+    <w:lvl w:ilvl="6" w:tplc="0409000F" w:tentative="1">
+      <w:start w:val="1"/>
+      <w:numFmt w:val="decimal"/>
+      <w:lvlText w:val="%7."/>
+      <w:lvlJc w:val="left"/>
+      <w:pPr>
+        <w:ind w:left="5040" w:hanging="360"/>
+      </w:pPr>
+    </w:lvl>
+    <w:lvl w:ilvl="7" w:tplc="04090019" w:tentative="1">
+      <w:start w:val="1"/>
+      <w:numFmt w:val="lowerLetter"/>
+      <w:lvlText w:val="%8."/>
+      <w:lvlJc w:val="left"/>
+      <w:pPr>
+        <w:ind w:left="5760" w:hanging="360"/>
+      </w:pPr>
+    </w:lvl>
+    <w:lvl w:ilvl="8" w:tplc="0409001B" w:tentative="1">
+      <w:start w:val="1"/>
+      <w:numFmt w:val="lowerRoman"/>
+      <w:lvlText w:val="%9."/>
+      <w:lvlJc w:val="right"/>
+      <w:pPr>
+        <w:ind w:left="6480" w:hanging="180"/>
+      </w:pPr>
+    </w:lvl>
+  </w:abstractNum>
+  <w:abstractNum w:abstractNumId="16">
     <w:nsid w:val="470D0297"/>
     <w:multiLevelType w:val="hybridMultilevel"/>
-    <w:tmpl w:val="18002E76"/>
+    <w:tmpl w:val="FA205D2C"/>
     <w:lvl w:ilvl="0" w:tplc="04090001">
       <w:start w:val="1"/>
       <w:numFmt w:val="bullet"/>
@@ -6320,7 +6235,7 @@
       </w:rPr>
     </w:lvl>
   </w:abstractNum>
-  <w:abstractNum w:abstractNumId="16">
+  <w:abstractNum w:abstractNumId="17">
     <w:nsid w:val="47B772C2"/>
     <w:multiLevelType w:val="hybridMultilevel"/>
     <w:tmpl w:val="AD40F7DE"/>
@@ -6433,7 +6348,7 @@
       </w:rPr>
     </w:lvl>
   </w:abstractNum>
-  <w:abstractNum w:abstractNumId="17">
+  <w:abstractNum w:abstractNumId="18">
     <w:nsid w:val="47CD3AC8"/>
     <w:multiLevelType w:val="hybridMultilevel"/>
     <w:tmpl w:val="9B3CD6AC"/>
@@ -6546,7 +6461,7 @@
       </w:rPr>
     </w:lvl>
   </w:abstractNum>
-  <w:abstractNum w:abstractNumId="18">
+  <w:abstractNum w:abstractNumId="19">
     <w:nsid w:val="4A53212F"/>
     <w:multiLevelType w:val="hybridMultilevel"/>
     <w:tmpl w:val="6CB6E6F2"/>
@@ -6659,7 +6574,7 @@
       </w:rPr>
     </w:lvl>
   </w:abstractNum>
-  <w:abstractNum w:abstractNumId="19">
+  <w:abstractNum w:abstractNumId="20">
     <w:nsid w:val="4BBF15B0"/>
     <w:multiLevelType w:val="hybridMultilevel"/>
     <w:tmpl w:val="48182E9A"/>
@@ -6745,7 +6660,7 @@
       </w:pPr>
     </w:lvl>
   </w:abstractNum>
-  <w:abstractNum w:abstractNumId="20">
+  <w:abstractNum w:abstractNumId="21">
     <w:nsid w:val="572441FC"/>
     <w:multiLevelType w:val="hybridMultilevel"/>
     <w:tmpl w:val="8BF4A7D0"/>
@@ -6834,7 +6749,7 @@
       </w:pPr>
     </w:lvl>
   </w:abstractNum>
-  <w:abstractNum w:abstractNumId="21">
+  <w:abstractNum w:abstractNumId="22">
     <w:nsid w:val="5F522028"/>
     <w:multiLevelType w:val="hybridMultilevel"/>
     <w:tmpl w:val="11985090"/>
@@ -6947,7 +6862,7 @@
       </w:rPr>
     </w:lvl>
   </w:abstractNum>
-  <w:abstractNum w:abstractNumId="22">
+  <w:abstractNum w:abstractNumId="23">
     <w:nsid w:val="609E67BD"/>
     <w:multiLevelType w:val="hybridMultilevel"/>
     <w:tmpl w:val="4D229EF8"/>
@@ -7039,7 +6954,7 @@
       </w:pPr>
     </w:lvl>
   </w:abstractNum>
-  <w:abstractNum w:abstractNumId="23">
+  <w:abstractNum w:abstractNumId="24">
     <w:nsid w:val="62FB14D3"/>
     <w:multiLevelType w:val="hybridMultilevel"/>
     <w:tmpl w:val="50322250"/>
@@ -7152,7 +7067,7 @@
       </w:rPr>
     </w:lvl>
   </w:abstractNum>
-  <w:abstractNum w:abstractNumId="24">
+  <w:abstractNum w:abstractNumId="25">
     <w:nsid w:val="684201E2"/>
     <w:multiLevelType w:val="hybridMultilevel"/>
     <w:tmpl w:val="C1AEC142"/>
@@ -7241,7 +7156,7 @@
       </w:pPr>
     </w:lvl>
   </w:abstractNum>
-  <w:abstractNum w:abstractNumId="25">
+  <w:abstractNum w:abstractNumId="26">
     <w:nsid w:val="68A71F47"/>
     <w:multiLevelType w:val="hybridMultilevel"/>
     <w:tmpl w:val="437E8654"/>
@@ -7330,7 +7245,7 @@
       </w:pPr>
     </w:lvl>
   </w:abstractNum>
-  <w:abstractNum w:abstractNumId="26">
+  <w:abstractNum w:abstractNumId="27">
     <w:nsid w:val="6B613B9D"/>
     <w:multiLevelType w:val="hybridMultilevel"/>
     <w:tmpl w:val="5D52A192"/>
@@ -7443,7 +7358,7 @@
       </w:rPr>
     </w:lvl>
   </w:abstractNum>
-  <w:abstractNum w:abstractNumId="27">
+  <w:abstractNum w:abstractNumId="28">
     <w:nsid w:val="782E51D7"/>
     <w:multiLevelType w:val="hybridMultilevel"/>
     <w:tmpl w:val="BEC6338C"/>
@@ -7556,7 +7471,7 @@
       </w:rPr>
     </w:lvl>
   </w:abstractNum>
-  <w:abstractNum w:abstractNumId="28">
+  <w:abstractNum w:abstractNumId="29">
     <w:nsid w:val="78397D8F"/>
     <w:multiLevelType w:val="multilevel"/>
     <w:tmpl w:val="54F6B2BA"/>
@@ -7705,7 +7620,7 @@
       </w:rPr>
     </w:lvl>
   </w:abstractNum>
-  <w:abstractNum w:abstractNumId="29">
+  <w:abstractNum w:abstractNumId="30">
     <w:nsid w:val="7911435E"/>
     <w:multiLevelType w:val="hybridMultilevel"/>
     <w:tmpl w:val="6406C73C"/>
@@ -7794,7 +7709,7 @@
       </w:pPr>
     </w:lvl>
   </w:abstractNum>
-  <w:abstractNum w:abstractNumId="30">
+  <w:abstractNum w:abstractNumId="31">
     <w:nsid w:val="7B05334F"/>
     <w:multiLevelType w:val="hybridMultilevel"/>
     <w:tmpl w:val="FA66CDB6"/>
@@ -7907,7 +7822,7 @@
       </w:rPr>
     </w:lvl>
   </w:abstractNum>
-  <w:abstractNum w:abstractNumId="31">
+  <w:abstractNum w:abstractNumId="32">
     <w:nsid w:val="7C7849C0"/>
     <w:multiLevelType w:val="hybridMultilevel"/>
     <w:tmpl w:val="018EEAD0"/>
@@ -7996,7 +7911,7 @@
       </w:pPr>
     </w:lvl>
   </w:abstractNum>
-  <w:abstractNum w:abstractNumId="32">
+  <w:abstractNum w:abstractNumId="33">
     <w:nsid w:val="7F326784"/>
     <w:multiLevelType w:val="hybridMultilevel"/>
     <w:tmpl w:val="15BE5720"/>
@@ -8113,7 +8028,7 @@
     <w:abstractNumId w:val="10"/>
   </w:num>
   <w:num w:numId="2">
-    <w:abstractNumId w:val="28"/>
+    <w:abstractNumId w:val="29"/>
   </w:num>
   <w:num w:numId="3">
     <w:abstractNumId w:val="0"/>
@@ -8125,10 +8040,10 @@
     <w:abstractNumId w:val="5"/>
   </w:num>
   <w:num w:numId="6">
-    <w:abstractNumId w:val="19"/>
+    <w:abstractNumId w:val="20"/>
   </w:num>
   <w:num w:numId="7">
-    <w:abstractNumId w:val="30"/>
+    <w:abstractNumId w:val="31"/>
   </w:num>
   <w:num w:numId="8">
     <w:abstractNumId w:val="3"/>
@@ -8137,19 +8052,19 @@
     <w:abstractNumId w:val="9"/>
   </w:num>
   <w:num w:numId="10">
-    <w:abstractNumId w:val="25"/>
+    <w:abstractNumId w:val="26"/>
   </w:num>
   <w:num w:numId="11">
     <w:abstractNumId w:val="6"/>
   </w:num>
   <w:num w:numId="12">
-    <w:abstractNumId w:val="20"/>
+    <w:abstractNumId w:val="21"/>
   </w:num>
   <w:num w:numId="13">
-    <w:abstractNumId w:val="29"/>
+    <w:abstractNumId w:val="30"/>
   </w:num>
   <w:num w:numId="14">
-    <w:abstractNumId w:val="26"/>
+    <w:abstractNumId w:val="27"/>
   </w:num>
   <w:num w:numId="15">
     <w:abstractNumId w:val="14"/>
@@ -8158,10 +8073,10 @@
     <w:abstractNumId w:val="8"/>
   </w:num>
   <w:num w:numId="17">
-    <w:abstractNumId w:val="22"/>
+    <w:abstractNumId w:val="23"/>
   </w:num>
   <w:num w:numId="18">
-    <w:abstractNumId w:val="27"/>
+    <w:abstractNumId w:val="28"/>
   </w:num>
   <w:num w:numId="19">
     <w:abstractNumId w:val="2"/>
@@ -8170,43 +8085,46 @@
     <w:abstractNumId w:val="1"/>
   </w:num>
   <w:num w:numId="21">
-    <w:abstractNumId w:val="24"/>
+    <w:abstractNumId w:val="25"/>
   </w:num>
   <w:num w:numId="22">
     <w:abstractNumId w:val="13"/>
   </w:num>
   <w:num w:numId="23">
-    <w:abstractNumId w:val="32"/>
+    <w:abstractNumId w:val="33"/>
   </w:num>
   <w:num w:numId="24">
-    <w:abstractNumId w:val="18"/>
+    <w:abstractNumId w:val="19"/>
   </w:num>
   <w:num w:numId="25">
     <w:abstractNumId w:val="7"/>
   </w:num>
   <w:num w:numId="26">
-    <w:abstractNumId w:val="17"/>
+    <w:abstractNumId w:val="18"/>
   </w:num>
   <w:num w:numId="27">
     <w:abstractNumId w:val="12"/>
   </w:num>
   <w:num w:numId="28">
+    <w:abstractNumId w:val="17"/>
+  </w:num>
+  <w:num w:numId="29">
     <w:abstractNumId w:val="16"/>
   </w:num>
-  <w:num w:numId="29">
-    <w:abstractNumId w:val="15"/>
-  </w:num>
   <w:num w:numId="30">
-    <w:abstractNumId w:val="23"/>
+    <w:abstractNumId w:val="24"/>
   </w:num>
   <w:num w:numId="31">
-    <w:abstractNumId w:val="21"/>
+    <w:abstractNumId w:val="22"/>
   </w:num>
   <w:num w:numId="32">
     <w:abstractNumId w:val="11"/>
   </w:num>
   <w:num w:numId="33">
-    <w:abstractNumId w:val="31"/>
+    <w:abstractNumId w:val="32"/>
+  </w:num>
+  <w:num w:numId="34">
+    <w:abstractNumId w:val="15"/>
   </w:num>
 </w:numbering>
 </file>
@@ -9188,7 +9106,7 @@
 </file>
 
 <file path=customXml/itemProps1.xml><?xml version="1.0" encoding="utf-8"?>
-<ds:datastoreItem xmlns:ds="http://schemas.openxmlformats.org/officeDocument/2006/customXml" ds:itemID="{FCE293AC-BB21-42FC-99AC-1F67F6F1927F}">
+<ds:datastoreItem xmlns:ds="http://schemas.openxmlformats.org/officeDocument/2006/customXml" ds:itemID="{C06C3FBA-9034-491B-833A-BE6A037BDA3F}">
   <ds:schemaRefs>
     <ds:schemaRef ds:uri="http://schemas.openxmlformats.org/officeDocument/2006/bibliography"/>
   </ds:schemaRefs>

--- a/Books/RPG_Books/TheWonderManAndHisLovelyAssistant/Notes_TheWonderManAndHisLovelyAssistant.docx
+++ b/Books/RPG_Books/TheWonderManAndHisLovelyAssistant/Notes_TheWonderManAndHisLovelyAssistant.docx
@@ -105,7 +105,16 @@
         <w:t>━━━━━━━━━━━━</w:t>
       </w:r>
     </w:p>
-    <w:p/>
+    <w:p>
+      <w:r>
+        <w:t>Magic Society Badge</w:t>
+      </w:r>
+    </w:p>
+    <w:p>
+      <w:r>
+        <w:t>Adventurer Society Badge</w:t>
+      </w:r>
+    </w:p>
     <w:p>
       <w:pPr>
         <w:jc w:val="center"/>
@@ -274,9 +283,11 @@
             <w:tcW w:w="2934" w:type="dxa"/>
           </w:tcPr>
           <w:p>
+            <w:proofErr w:type="spellStart"/>
             <w:r>
               <w:t>Celestines</w:t>
             </w:r>
+            <w:proofErr w:type="spellEnd"/>
           </w:p>
         </w:tc>
         <w:tc>
@@ -477,12 +488,12 @@
     </w:p>
     <w:p>
       <w:r>
+        <w:lastRenderedPageBreak/>
         <w:t>God: A manifestation of the human spirit</w:t>
       </w:r>
     </w:p>
     <w:p>
       <w:r>
-        <w:lastRenderedPageBreak/>
         <w:t>https://he-who-fights-with-monsters.fandom.com/wiki/He_Who_Fights_with_Monsters_Wiki</w:t>
       </w:r>
     </w:p>
@@ -523,31 +534,9 @@
                   <w:szCs w:val="22"/>
                   <w:u w:val="single"/>
                 </w:rPr>
-                <w:t>Rufus Remore</w:t>
+                <w:t xml:space="preserve">Rufus </w:t>
               </w:r>
-            </w:hyperlink>
-          </w:p>
-        </w:tc>
-        <w:tc>
-          <w:tcPr>
-            <w:tcW w:w="3912" w:type="dxa"/>
-          </w:tcPr>
-          <w:p/>
-        </w:tc>
-        <w:tc>
-          <w:tcPr>
-            <w:tcW w:w="3912" w:type="dxa"/>
-          </w:tcPr>
-          <w:p/>
-        </w:tc>
-      </w:tr>
-      <w:tr>
-        <w:tc>
-          <w:tcPr>
-            <w:tcW w:w="3912" w:type="dxa"/>
-          </w:tcPr>
-          <w:p>
-            <w:hyperlink r:id="rId10" w:history="1">
+              <w:proofErr w:type="spellStart"/>
               <w:r>
                 <w:rPr>
                   <w:rFonts w:asciiTheme="minorHAnsi" w:eastAsiaTheme="minorHAnsi" w:hAnsiTheme="minorHAnsi" w:cstheme="minorBidi"/>
@@ -556,8 +545,66 @@
                   <w:szCs w:val="22"/>
                   <w:u w:val="single"/>
                 </w:rPr>
-                <w:t>Farrah Hurin</w:t>
+                <w:t>Remore</w:t>
               </w:r>
+              <w:proofErr w:type="spellEnd"/>
+            </w:hyperlink>
+          </w:p>
+        </w:tc>
+        <w:tc>
+          <w:tcPr>
+            <w:tcW w:w="3912" w:type="dxa"/>
+          </w:tcPr>
+          <w:p/>
+        </w:tc>
+        <w:tc>
+          <w:tcPr>
+            <w:tcW w:w="3912" w:type="dxa"/>
+          </w:tcPr>
+          <w:p/>
+        </w:tc>
+      </w:tr>
+      <w:tr>
+        <w:tc>
+          <w:tcPr>
+            <w:tcW w:w="3912" w:type="dxa"/>
+          </w:tcPr>
+          <w:p>
+            <w:hyperlink r:id="rId10" w:history="1">
+              <w:proofErr w:type="spellStart"/>
+              <w:r>
+                <w:rPr>
+                  <w:rFonts w:asciiTheme="minorHAnsi" w:eastAsiaTheme="minorHAnsi" w:hAnsiTheme="minorHAnsi" w:cstheme="minorBidi"/>
+                  <w:color w:val="0000FF"/>
+                  <w:sz w:val="22"/>
+                  <w:szCs w:val="22"/>
+                  <w:u w:val="single"/>
+                </w:rPr>
+                <w:t>Farrah</w:t>
+              </w:r>
+              <w:proofErr w:type="spellEnd"/>
+              <w:r>
+                <w:rPr>
+                  <w:rFonts w:asciiTheme="minorHAnsi" w:eastAsiaTheme="minorHAnsi" w:hAnsiTheme="minorHAnsi" w:cstheme="minorBidi"/>
+                  <w:color w:val="0000FF"/>
+                  <w:sz w:val="22"/>
+                  <w:szCs w:val="22"/>
+                  <w:u w:val="single"/>
+                </w:rPr>
+                <w:t xml:space="preserve"> </w:t>
+              </w:r>
+              <w:proofErr w:type="spellStart"/>
+              <w:r>
+                <w:rPr>
+                  <w:rFonts w:asciiTheme="minorHAnsi" w:eastAsiaTheme="minorHAnsi" w:hAnsiTheme="minorHAnsi" w:cstheme="minorBidi"/>
+                  <w:color w:val="0000FF"/>
+                  <w:sz w:val="22"/>
+                  <w:szCs w:val="22"/>
+                  <w:u w:val="single"/>
+                </w:rPr>
+                <w:t>Hurin</w:t>
+              </w:r>
+              <w:proofErr w:type="spellEnd"/>
             </w:hyperlink>
           </w:p>
         </w:tc>
@@ -598,7 +645,23 @@
           <w:tcPr>
             <w:tcW w:w="3912" w:type="dxa"/>
           </w:tcPr>
-          <w:p/>
+          <w:p>
+            <w:r>
+              <w:t>https://he-who-fights-with-monsters.fandom.com/wiki/Lord_of_Magic</w:t>
+            </w:r>
+          </w:p>
+          <w:p/>
+          <w:p>
+            <w:r>
+              <w:t>https://he-who-fights-with-monsters.fandom.com/wiki/Crystalize_Mana</w:t>
+            </w:r>
+          </w:p>
+          <w:p/>
+          <w:p>
+            <w:r>
+              <w:t>https://he-who-fights-with-monsters.fandom.com/wiki/Eldritch_Eyes</w:t>
+            </w:r>
+          </w:p>
         </w:tc>
         <w:tc>
           <w:tcPr>
@@ -624,6 +687,7 @@
                 </w:rPr>
                 <w:t xml:space="preserve">Humphrey </w:t>
               </w:r>
+              <w:proofErr w:type="spellStart"/>
               <w:r>
                 <w:rPr>
                   <w:rFonts w:asciiTheme="minorHAnsi" w:eastAsiaTheme="minorHAnsi" w:hAnsiTheme="minorHAnsi" w:cstheme="minorBidi"/>
@@ -634,6 +698,7 @@
                 </w:rPr>
                 <w:t>Remore</w:t>
               </w:r>
+              <w:proofErr w:type="spellEnd"/>
             </w:hyperlink>
           </w:p>
         </w:tc>
@@ -696,9 +761,11 @@
             <w:tcW w:w="3912" w:type="dxa"/>
           </w:tcPr>
           <w:p>
+            <w:proofErr w:type="spellStart"/>
             <w:r>
               <w:t>Heidel</w:t>
             </w:r>
+            <w:proofErr w:type="spellEnd"/>
           </w:p>
         </w:tc>
         <w:tc>
@@ -721,19 +788,387 @@
           </w:tcPr>
           <w:p>
             <w:r>
-              <w:t xml:space="preserve"> Shab</w:t>
+              <w:t xml:space="preserve"> </w:t>
+            </w:r>
+            <w:proofErr w:type="spellStart"/>
+            <w:r>
+              <w:t>Shab</w:t>
+            </w:r>
+            <w:proofErr w:type="spellEnd"/>
+          </w:p>
+        </w:tc>
+        <w:tc>
+          <w:tcPr>
+            <w:tcW w:w="3912" w:type="dxa"/>
+          </w:tcPr>
+          <w:p/>
+        </w:tc>
+        <w:tc>
+          <w:tcPr>
+            <w:tcW w:w="3912" w:type="dxa"/>
+          </w:tcPr>
+          <w:p/>
+        </w:tc>
+      </w:tr>
+    </w:tbl>
+    <w:p>
+      <w:pPr>
+        <w:pStyle w:val="H3"/>
+      </w:pPr>
+      <w:hyperlink r:id="rId13" w:history="1">
+        <w:r>
+          <w:rPr>
+            <w:rStyle w:val="Hyperlink"/>
+          </w:rPr>
+          <w:t>Gods</w:t>
+        </w:r>
+      </w:hyperlink>
+    </w:p>
+    <w:tbl>
+      <w:tblPr>
+        <w:tblStyle w:val="TableGrid"/>
+        <w:tblW w:w="0" w:type="auto"/>
+        <w:tblLook w:val="04A0"/>
+      </w:tblPr>
+      <w:tblGrid>
+        <w:gridCol w:w="419"/>
+        <w:gridCol w:w="5519"/>
+        <w:gridCol w:w="2980"/>
+        <w:gridCol w:w="2818"/>
+      </w:tblGrid>
+      <w:tr>
+        <w:tc>
+          <w:tcPr>
+            <w:tcW w:w="378" w:type="dxa"/>
+          </w:tcPr>
+          <w:p>
+            <w:r>
+              <w:t>1</w:t>
             </w:r>
           </w:p>
         </w:tc>
         <w:tc>
           <w:tcPr>
-            <w:tcW w:w="3912" w:type="dxa"/>
-          </w:tcPr>
-          <w:p/>
-        </w:tc>
-        <w:tc>
-          <w:tcPr>
-            <w:tcW w:w="3912" w:type="dxa"/>
+            <w:tcW w:w="5540" w:type="dxa"/>
+          </w:tcPr>
+          <w:p>
+            <w:r>
+              <w:t>Knowledge</w:t>
+            </w:r>
+          </w:p>
+        </w:tc>
+        <w:tc>
+          <w:tcPr>
+            <w:tcW w:w="2991" w:type="dxa"/>
+          </w:tcPr>
+          <w:p/>
+        </w:tc>
+        <w:tc>
+          <w:tcPr>
+            <w:tcW w:w="2827" w:type="dxa"/>
+          </w:tcPr>
+          <w:p/>
+        </w:tc>
+      </w:tr>
+      <w:tr>
+        <w:tc>
+          <w:tcPr>
+            <w:tcW w:w="378" w:type="dxa"/>
+          </w:tcPr>
+          <w:p>
+            <w:r>
+              <w:t>2</w:t>
+            </w:r>
+          </w:p>
+        </w:tc>
+        <w:tc>
+          <w:tcPr>
+            <w:tcW w:w="5540" w:type="dxa"/>
+          </w:tcPr>
+          <w:p>
+            <w:r>
+              <w:t>Dominion</w:t>
+            </w:r>
+          </w:p>
+        </w:tc>
+        <w:tc>
+          <w:tcPr>
+            <w:tcW w:w="2991" w:type="dxa"/>
+          </w:tcPr>
+          <w:p/>
+        </w:tc>
+        <w:tc>
+          <w:tcPr>
+            <w:tcW w:w="2827" w:type="dxa"/>
+          </w:tcPr>
+          <w:p/>
+        </w:tc>
+      </w:tr>
+      <w:tr>
+        <w:tc>
+          <w:tcPr>
+            <w:tcW w:w="378" w:type="dxa"/>
+          </w:tcPr>
+          <w:p>
+            <w:r>
+              <w:lastRenderedPageBreak/>
+              <w:t>3</w:t>
+            </w:r>
+          </w:p>
+        </w:tc>
+        <w:tc>
+          <w:tcPr>
+            <w:tcW w:w="5540" w:type="dxa"/>
+          </w:tcPr>
+          <w:p/>
+        </w:tc>
+        <w:tc>
+          <w:tcPr>
+            <w:tcW w:w="2991" w:type="dxa"/>
+          </w:tcPr>
+          <w:p>
+            <w:r>
+              <w:t>Healer</w:t>
+            </w:r>
+          </w:p>
+        </w:tc>
+        <w:tc>
+          <w:tcPr>
+            <w:tcW w:w="2827" w:type="dxa"/>
+          </w:tcPr>
+          <w:p/>
+        </w:tc>
+      </w:tr>
+      <w:tr>
+        <w:tc>
+          <w:tcPr>
+            <w:tcW w:w="378" w:type="dxa"/>
+          </w:tcPr>
+          <w:p>
+            <w:r>
+              <w:t>4</w:t>
+            </w:r>
+          </w:p>
+        </w:tc>
+        <w:tc>
+          <w:tcPr>
+            <w:tcW w:w="5540" w:type="dxa"/>
+          </w:tcPr>
+          <w:p/>
+        </w:tc>
+        <w:tc>
+          <w:tcPr>
+            <w:tcW w:w="2991" w:type="dxa"/>
+          </w:tcPr>
+          <w:p>
+            <w:r>
+              <w:t>Helper</w:t>
+            </w:r>
+          </w:p>
+        </w:tc>
+        <w:tc>
+          <w:tcPr>
+            <w:tcW w:w="2827" w:type="dxa"/>
+          </w:tcPr>
+          <w:p/>
+        </w:tc>
+      </w:tr>
+      <w:tr>
+        <w:tc>
+          <w:tcPr>
+            <w:tcW w:w="378" w:type="dxa"/>
+          </w:tcPr>
+          <w:p>
+            <w:r>
+              <w:t>5</w:t>
+            </w:r>
+          </w:p>
+        </w:tc>
+        <w:tc>
+          <w:tcPr>
+            <w:tcW w:w="5540" w:type="dxa"/>
+          </w:tcPr>
+          <w:p/>
+        </w:tc>
+        <w:tc>
+          <w:tcPr>
+            <w:tcW w:w="2991" w:type="dxa"/>
+          </w:tcPr>
+          <w:p>
+            <w:r>
+              <w:t>Liberty</w:t>
+            </w:r>
+          </w:p>
+        </w:tc>
+        <w:tc>
+          <w:tcPr>
+            <w:tcW w:w="2827" w:type="dxa"/>
+          </w:tcPr>
+          <w:p/>
+        </w:tc>
+      </w:tr>
+      <w:tr>
+        <w:tc>
+          <w:tcPr>
+            <w:tcW w:w="378" w:type="dxa"/>
+          </w:tcPr>
+          <w:p>
+            <w:r>
+              <w:t>6</w:t>
+            </w:r>
+          </w:p>
+        </w:tc>
+        <w:tc>
+          <w:tcPr>
+            <w:tcW w:w="5540" w:type="dxa"/>
+          </w:tcPr>
+          <w:p/>
+        </w:tc>
+        <w:tc>
+          <w:tcPr>
+            <w:tcW w:w="2991" w:type="dxa"/>
+          </w:tcPr>
+          <w:p>
+            <w:r>
+              <w:t>War</w:t>
+            </w:r>
+          </w:p>
+        </w:tc>
+        <w:tc>
+          <w:tcPr>
+            <w:tcW w:w="2827" w:type="dxa"/>
+          </w:tcPr>
+          <w:p>
+            <w:r>
+              <w:t>Hero</w:t>
+            </w:r>
+          </w:p>
+        </w:tc>
+      </w:tr>
+      <w:tr>
+        <w:tc>
+          <w:tcPr>
+            <w:tcW w:w="378" w:type="dxa"/>
+          </w:tcPr>
+          <w:p>
+            <w:r>
+              <w:t>7</w:t>
+            </w:r>
+          </w:p>
+        </w:tc>
+        <w:tc>
+          <w:tcPr>
+            <w:tcW w:w="5540" w:type="dxa"/>
+          </w:tcPr>
+          <w:p/>
+        </w:tc>
+        <w:tc>
+          <w:tcPr>
+            <w:tcW w:w="2991" w:type="dxa"/>
+          </w:tcPr>
+          <w:p/>
+        </w:tc>
+        <w:tc>
+          <w:tcPr>
+            <w:tcW w:w="2827" w:type="dxa"/>
+          </w:tcPr>
+          <w:p>
+            <w:r>
+              <w:t xml:space="preserve">Warrior </w:t>
+            </w:r>
+          </w:p>
+        </w:tc>
+      </w:tr>
+      <w:tr>
+        <w:tc>
+          <w:tcPr>
+            <w:tcW w:w="378" w:type="dxa"/>
+          </w:tcPr>
+          <w:p>
+            <w:r>
+              <w:t>8</w:t>
+            </w:r>
+          </w:p>
+        </w:tc>
+        <w:tc>
+          <w:tcPr>
+            <w:tcW w:w="5540" w:type="dxa"/>
+          </w:tcPr>
+          <w:p/>
+        </w:tc>
+        <w:tc>
+          <w:tcPr>
+            <w:tcW w:w="2991" w:type="dxa"/>
+          </w:tcPr>
+          <w:p/>
+        </w:tc>
+        <w:tc>
+          <w:tcPr>
+            <w:tcW w:w="2827" w:type="dxa"/>
+          </w:tcPr>
+          <w:p>
+            <w:r>
+              <w:t>Disguise</w:t>
+            </w:r>
+          </w:p>
+        </w:tc>
+      </w:tr>
+      <w:tr>
+        <w:tc>
+          <w:tcPr>
+            <w:tcW w:w="378" w:type="dxa"/>
+          </w:tcPr>
+          <w:p>
+            <w:r>
+              <w:t>9</w:t>
+            </w:r>
+          </w:p>
+        </w:tc>
+        <w:tc>
+          <w:tcPr>
+            <w:tcW w:w="5540" w:type="dxa"/>
+          </w:tcPr>
+          <w:p/>
+        </w:tc>
+        <w:tc>
+          <w:tcPr>
+            <w:tcW w:w="2991" w:type="dxa"/>
+          </w:tcPr>
+          <w:p/>
+        </w:tc>
+        <w:tc>
+          <w:tcPr>
+            <w:tcW w:w="2827" w:type="dxa"/>
+          </w:tcPr>
+          <w:p/>
+        </w:tc>
+      </w:tr>
+      <w:tr>
+        <w:tc>
+          <w:tcPr>
+            <w:tcW w:w="378" w:type="dxa"/>
+          </w:tcPr>
+          <w:p>
+            <w:r>
+              <w:t>10</w:t>
+            </w:r>
+          </w:p>
+        </w:tc>
+        <w:tc>
+          <w:tcPr>
+            <w:tcW w:w="5540" w:type="dxa"/>
+          </w:tcPr>
+          <w:p/>
+        </w:tc>
+        <w:tc>
+          <w:tcPr>
+            <w:tcW w:w="2991" w:type="dxa"/>
+          </w:tcPr>
+          <w:p/>
+        </w:tc>
+        <w:tc>
+          <w:tcPr>
+            <w:tcW w:w="2827" w:type="dxa"/>
           </w:tcPr>
           <w:p/>
         </w:tc>
@@ -861,8 +1296,13 @@
       <w:pPr>
         <w:pStyle w:val="H3"/>
       </w:pPr>
-      <w:r>
-        <w:t>Refuge Camp Helpers</w:t>
+      <w:proofErr w:type="spellStart"/>
+      <w:r>
+        <w:t>Refuge</w:t>
+      </w:r>
+      <w:proofErr w:type="spellEnd"/>
+      <w:r>
+        <w:t xml:space="preserve"> Camp Helpers</w:t>
       </w:r>
     </w:p>
     <w:tbl>
@@ -910,7 +1350,6 @@
         <w:pStyle w:val="H3"/>
       </w:pPr>
       <w:r>
-        <w:lastRenderedPageBreak/>
         <w:t>Gods</w:t>
       </w:r>
     </w:p>
@@ -977,9 +1416,11 @@
             <w:tcW w:w="4476" w:type="dxa"/>
           </w:tcPr>
           <w:p>
+            <w:proofErr w:type="spellStart"/>
             <w:r>
               <w:t>Warlo</w:t>
             </w:r>
+            <w:proofErr w:type="spellEnd"/>
           </w:p>
         </w:tc>
         <w:tc>
@@ -996,6 +1437,7 @@
           </w:tcPr>
           <w:p>
             <w:r>
+              <w:lastRenderedPageBreak/>
               <w:t>Knowledge</w:t>
             </w:r>
           </w:p>
@@ -1165,8 +1607,13 @@
               <w:t xml:space="preserve">Bruce </w:t>
             </w:r>
             <w:r>
-              <w:t xml:space="preserve"> Vixel</w:t>
+              <w:t xml:space="preserve"> </w:t>
             </w:r>
+            <w:proofErr w:type="spellStart"/>
+            <w:r>
+              <w:t>Vixel</w:t>
+            </w:r>
+            <w:proofErr w:type="spellEnd"/>
           </w:p>
         </w:tc>
         <w:tc>
@@ -1261,9 +1708,11 @@
             <w:r>
               <w:t xml:space="preserve">Luke </w:t>
             </w:r>
+            <w:proofErr w:type="spellStart"/>
             <w:r>
               <w:t>Aetheren</w:t>
             </w:r>
+            <w:proofErr w:type="spellEnd"/>
           </w:p>
         </w:tc>
         <w:tc>
@@ -1492,6 +1941,7 @@
           </w:tcPr>
           <w:p>
             <w:r>
+              <w:lastRenderedPageBreak/>
               <w:t>Dustin , 17, boy</w:t>
             </w:r>
           </w:p>
@@ -1795,9 +2245,11 @@
             <w:tcW w:w="1230" w:type="dxa"/>
           </w:tcPr>
           <w:p>
+            <w:proofErr w:type="spellStart"/>
             <w:r>
               <w:t>Centoids</w:t>
             </w:r>
+            <w:proofErr w:type="spellEnd"/>
           </w:p>
         </w:tc>
         <w:tc>
@@ -1932,6 +2384,7 @@
           </w:tcPr>
           <w:p>
             <w:r>
+              <w:lastRenderedPageBreak/>
               <w:t>Path of shadows – portal between shadows</w:t>
             </w:r>
           </w:p>
@@ -2049,8 +2502,13 @@
         <w:t>Luke</w:t>
       </w:r>
       <w:r>
-        <w:t xml:space="preserve"> Aetheren</w:t>
-      </w:r>
+        <w:t xml:space="preserve"> </w:t>
+      </w:r>
+      <w:proofErr w:type="spellStart"/>
+      <w:r>
+        <w:t>Aetheren</w:t>
+      </w:r>
+      <w:proofErr w:type="spellEnd"/>
     </w:p>
     <w:p>
       <w:pPr>
@@ -2079,9 +2537,11 @@
       <w:r>
         <w:tab/>
       </w:r>
+      <w:proofErr w:type="spellStart"/>
       <w:r>
         <w:t>Outworlders</w:t>
       </w:r>
+      <w:proofErr w:type="spellEnd"/>
     </w:p>
     <w:p>
       <w:pPr>
@@ -2130,9 +2590,16 @@
         <w:rPr>
           <w:u w:val="single"/>
         </w:rPr>
-        <w:lastRenderedPageBreak/>
-        <w:t>Racial Abilities - Outworlder</w:t>
-      </w:r>
+        <w:t xml:space="preserve">Racial Abilities - </w:t>
+      </w:r>
+      <w:proofErr w:type="spellStart"/>
+      <w:r>
+        <w:rPr>
+          <w:u w:val="single"/>
+        </w:rPr>
+        <w:t>Outworlder</w:t>
+      </w:r>
+      <w:proofErr w:type="spellEnd"/>
     </w:p>
     <w:p>
       <w:pPr>
@@ -2181,6 +2648,7 @@
         </w:numPr>
       </w:pPr>
       <w:r>
+        <w:lastRenderedPageBreak/>
         <w:t>Looting</w:t>
       </w:r>
     </w:p>
@@ -2368,8 +2836,13 @@
         <w:t>Attributes – Luke</w:t>
       </w:r>
       <w:r>
-        <w:t xml:space="preserve"> Aetheren</w:t>
-      </w:r>
+        <w:t xml:space="preserve"> </w:t>
+      </w:r>
+      <w:proofErr w:type="spellStart"/>
+      <w:r>
+        <w:t>Aetheren</w:t>
+      </w:r>
+      <w:proofErr w:type="spellEnd"/>
       <w:r>
         <w:t xml:space="preserve"> (Star Wanderer)</w:t>
       </w:r>
@@ -2388,9 +2861,6 @@
       <w:r>
         <w:t>, bound to Speed</w:t>
       </w:r>
-      <w:r>
-        <w:t xml:space="preserve"> </w:t>
-      </w:r>
     </w:p>
     <w:p>
       <w:pPr>
@@ -2400,14 +2870,16 @@
           <w:numId w:val="28"/>
         </w:numPr>
       </w:pPr>
-      <w:r>
-        <w:t>Nebula Ensemble</w:t>
-      </w:r>
-      <w:r>
-        <w:t xml:space="preserve"> – Create garments that embody the look of the heavenly skies and nebulas</w:t>
-      </w:r>
-      <w:r>
-        <w:t xml:space="preserve"> - </w:t>
+      <w:hyperlink r:id="rId14" w:history="1">
+        <w:r>
+          <w:rPr>
+            <w:rStyle w:val="Hyperlink"/>
+          </w:rPr>
+          <w:t>Nebula Ensemble</w:t>
+        </w:r>
+      </w:hyperlink>
+      <w:r>
+        <w:t xml:space="preserve"> – Create garments that embody the look of the heavenly skies and nebulas - </w:t>
       </w:r>
       <w:r>
         <w:rPr>
@@ -2472,22 +2944,48 @@
         <w:pStyle w:val="StatusUser"/>
         <w:numPr>
           <w:ilvl w:val="1"/>
-          <w:numId w:val="25"/>
+          <w:numId w:val="28"/>
         </w:numPr>
         <w:rPr>
           <w:color w:val="FF0000"/>
         </w:rPr>
       </w:pPr>
-      <w:r>
+    </w:p>
+    <w:p>
+      <w:pPr>
+        <w:pStyle w:val="StatusUser"/>
+        <w:numPr>
+          <w:ilvl w:val="1"/>
+          <w:numId w:val="28"/>
+        </w:numPr>
         <w:rPr>
           <w:color w:val="FF0000"/>
         </w:rPr>
-        <w:t>Midnight eyes</w:t>
-      </w:r>
-      <w:r>
+      </w:pPr>
+    </w:p>
+    <w:p>
+      <w:pPr>
+        <w:pStyle w:val="StatusUser"/>
+        <w:numPr>
+          <w:ilvl w:val="1"/>
+          <w:numId w:val="28"/>
+        </w:numPr>
         <w:rPr>
           <w:color w:val="FF0000"/>
         </w:rPr>
+      </w:pPr>
+      <w:hyperlink r:id="rId15" w:history="1">
+        <w:r>
+          <w:rPr>
+            <w:rStyle w:val="Hyperlink"/>
+          </w:rPr>
+          <w:t>Midnight eyes</w:t>
+        </w:r>
+      </w:hyperlink>
+      <w:r>
+        <w:rPr>
+          <w:color w:val="FF0000"/>
+        </w:rPr>
         <w:t xml:space="preserve"> – can see without the need for light, but only in shades of grey</w:t>
       </w:r>
     </w:p>
@@ -2496,18 +2994,25 @@
         <w:pStyle w:val="StatusUser"/>
         <w:numPr>
           <w:ilvl w:val="1"/>
-          <w:numId w:val="25"/>
+          <w:numId w:val="28"/>
         </w:numPr>
         <w:rPr>
           <w:color w:val="FF0000"/>
         </w:rPr>
       </w:pPr>
+      <w:hyperlink r:id="rId16" w:history="1">
+        <w:r>
+          <w:rPr>
+            <w:rStyle w:val="Hyperlink"/>
+          </w:rPr>
+          <w:t>Path of shadows</w:t>
+        </w:r>
+      </w:hyperlink>
       <w:r>
         <w:rPr>
           <w:color w:val="FF0000"/>
         </w:rPr>
-        <w:lastRenderedPageBreak/>
-        <w:t>Path of shadows – portal between shadows</w:t>
+        <w:t xml:space="preserve"> – portal between shadows</w:t>
       </w:r>
     </w:p>
     <w:p>
@@ -2534,100 +3039,40 @@
         </w:numPr>
       </w:pPr>
       <w:r>
-        <w:t>Ritual Magic</w:t>
-      </w:r>
-    </w:p>
-    <w:p>
-      <w:pPr>
-        <w:pStyle w:val="StatusUser"/>
-        <w:numPr>
-          <w:ilvl w:val="1"/>
-          <w:numId w:val="31"/>
-        </w:numPr>
-      </w:pPr>
-      <w:r>
-        <w:t>Explosion – A colorful display causing either damage or a heal effect. Visual impact increases potency</w:t>
-      </w:r>
-    </w:p>
-    <w:p>
-      <w:pPr>
-        <w:pStyle w:val="StatusUser"/>
-        <w:numPr>
-          <w:ilvl w:val="1"/>
-          <w:numId w:val="31"/>
-        </w:numPr>
-        <w:rPr>
-          <w:color w:val="FF0000"/>
-        </w:rPr>
-      </w:pPr>
-      <w:r>
-        <w:rPr>
-          <w:color w:val="FF0000"/>
-        </w:rPr>
-        <w:t>Elemental Magic</w:t>
-      </w:r>
-    </w:p>
-    <w:p>
-      <w:pPr>
-        <w:pStyle w:val="StatusUser"/>
-        <w:numPr>
-          <w:ilvl w:val="1"/>
-          <w:numId w:val="31"/>
-        </w:numPr>
-        <w:rPr>
-          <w:color w:val="FF0000"/>
-        </w:rPr>
-      </w:pPr>
-      <w:r>
-        <w:rPr>
-          <w:color w:val="FF0000"/>
-        </w:rPr>
-        <w:t>Runic Magic</w:t>
-      </w:r>
-    </w:p>
-    <w:p>
-      <w:pPr>
-        <w:pStyle w:val="StatusUser"/>
-        <w:numPr>
-          <w:ilvl w:val="1"/>
-          <w:numId w:val="31"/>
-        </w:numPr>
-        <w:rPr>
-          <w:color w:val="FF0000"/>
-        </w:rPr>
-      </w:pPr>
-      <w:r>
-        <w:rPr>
-          <w:color w:val="FF0000"/>
-        </w:rPr>
-        <w:t>Amplify</w:t>
-      </w:r>
-    </w:p>
-    <w:p>
-      <w:pPr>
-        <w:pStyle w:val="StatusUser"/>
-        <w:numPr>
-          <w:ilvl w:val="0"/>
+        <w:lastRenderedPageBreak/>
+        <w:t>Enact Ritual – (Ritual Magic)</w:t>
+      </w:r>
+    </w:p>
+    <w:p>
+      <w:pPr>
+        <w:pStyle w:val="StatusUser"/>
+        <w:numPr>
+          <w:ilvl w:val="2"/>
           <w:numId w:val="25"/>
         </w:numPr>
-      </w:pPr>
-      <w:r>
-        <w:t>Astral tech</w:t>
-      </w:r>
-      <w:r>
-        <w:t>, bound to Spirit</w:t>
-      </w:r>
-    </w:p>
-    <w:p>
-      <w:pPr>
-        <w:pStyle w:val="StatusUser"/>
-        <w:numPr>
-          <w:ilvl w:val="1"/>
-          <w:numId w:val="29"/>
-        </w:numPr>
-      </w:pPr>
-      <w:r>
-        <w:t>Vessel</w:t>
+        <w:tabs>
+          <w:tab w:val="left" w:pos="1418"/>
+        </w:tabs>
+        <w:ind w:left="1418"/>
+      </w:pPr>
+      <w:r>
+        <w:t>Effect (iron): Manifest lines of magic to draw out ritual diagrams. Materials required for a ritual may be used directly from a dimensional storage space instead of being placed within the diagram.</w:t>
+      </w:r>
+    </w:p>
+    <w:p>
+      <w:pPr>
+        <w:pStyle w:val="StatusUser"/>
+        <w:numPr>
+          <w:ilvl w:val="2"/>
+          <w:numId w:val="25"/>
+        </w:numPr>
+        <w:tabs>
+          <w:tab w:val="left" w:pos="1418"/>
+        </w:tabs>
+        <w:ind w:left="1418"/>
+      </w:pPr>
+      <w:r>
+        <w:t>Effect (bronze): Create simple ritual diagrams to alter the parameters of magical items.</w:t>
       </w:r>
     </w:p>
     <w:p>
@@ -2644,19 +3089,147 @@
         <w:ind w:left="1418"/>
       </w:pPr>
       <w:r>
-        <w:t xml:space="preserve">Can create inhabitable vessels </w:t>
-      </w:r>
-      <w:r>
-        <w:t>3</w:t>
-      </w:r>
-      <w:r>
-        <w:t xml:space="preserve">, </w:t>
-      </w:r>
-      <w:r>
-        <w:t>47</w:t>
-      </w:r>
-      <w:r>
-        <w:t>%</w:t>
+        <w:t xml:space="preserve">Effect (silver): Conjure manna lamps with enhanced efficiency and accumulation rate. Refined manna from the lamps can be used to enhance ritual magic. </w:t>
+      </w:r>
+    </w:p>
+    <w:p>
+      <w:pPr>
+        <w:pStyle w:val="StatusUser"/>
+        <w:numPr>
+          <w:ilvl w:val="1"/>
+          <w:numId w:val="31"/>
+        </w:numPr>
+      </w:pPr>
+      <w:r>
+        <w:t>Explosion – A colorful display causing either damage or a heal effect. Visual impact increases potency</w:t>
+      </w:r>
+    </w:p>
+    <w:p>
+      <w:pPr>
+        <w:pStyle w:val="StatusUser"/>
+        <w:numPr>
+          <w:ilvl w:val="1"/>
+          <w:numId w:val="31"/>
+        </w:numPr>
+        <w:rPr>
+          <w:color w:val="FF0000"/>
+        </w:rPr>
+      </w:pPr>
+      <w:r>
+        <w:rPr>
+          <w:color w:val="FF0000"/>
+        </w:rPr>
+        <w:t>Amplify – Amplified the effects of essence abilities.</w:t>
+      </w:r>
+    </w:p>
+    <w:p>
+      <w:pPr>
+        <w:pStyle w:val="StatusUser"/>
+        <w:numPr>
+          <w:ilvl w:val="1"/>
+          <w:numId w:val="31"/>
+        </w:numPr>
+        <w:rPr>
+          <w:color w:val="FF0000"/>
+        </w:rPr>
+      </w:pPr>
+      <w:r>
+        <w:rPr>
+          <w:color w:val="FF0000"/>
+        </w:rPr>
+        <w:t>Awakening stone of the Adventurer:</w:t>
+      </w:r>
+      <w:r>
+        <w:t xml:space="preserve"> </w:t>
+      </w:r>
+      <w:hyperlink r:id="rId17" w:history="1">
+        <w:r>
+          <w:rPr>
+            <w:rStyle w:val="Hyperlink"/>
+          </w:rPr>
+          <w:t>Tools of the Magister</w:t>
+        </w:r>
+      </w:hyperlink>
+    </w:p>
+    <w:p>
+      <w:pPr>
+        <w:pStyle w:val="StatusUser"/>
+        <w:numPr>
+          <w:ilvl w:val="1"/>
+          <w:numId w:val="31"/>
+        </w:numPr>
+        <w:rPr>
+          <w:color w:val="FF0000"/>
+        </w:rPr>
+      </w:pPr>
+    </w:p>
+    <w:p>
+      <w:pPr>
+        <w:pStyle w:val="StatusUser"/>
+        <w:numPr>
+          <w:ilvl w:val="1"/>
+          <w:numId w:val="31"/>
+        </w:numPr>
+        <w:rPr>
+          <w:color w:val="FF0000"/>
+        </w:rPr>
+      </w:pPr>
+      <w:r>
+        <w:rPr>
+          <w:color w:val="FF0000"/>
+        </w:rPr>
+        <w:t>Sense Manna</w:t>
+      </w:r>
+    </w:p>
+    <w:p>
+      <w:pPr>
+        <w:pStyle w:val="StatusUser"/>
+        <w:numPr>
+          <w:ilvl w:val="1"/>
+          <w:numId w:val="31"/>
+        </w:numPr>
+        <w:rPr>
+          <w:color w:val="FF0000"/>
+        </w:rPr>
+      </w:pPr>
+      <w:r>
+        <w:rPr>
+          <w:color w:val="FF0000"/>
+        </w:rPr>
+        <w:t>Runic Magic</w:t>
+      </w:r>
+      <w:r>
+        <w:rPr>
+          <w:color w:val="FF0000"/>
+        </w:rPr>
+        <w:t xml:space="preserve"> - </w:t>
+      </w:r>
+    </w:p>
+    <w:p>
+      <w:pPr>
+        <w:pStyle w:val="StatusUser"/>
+        <w:numPr>
+          <w:ilvl w:val="0"/>
+          <w:numId w:val="25"/>
+        </w:numPr>
+      </w:pPr>
+      <w:r>
+        <w:t>Astral tech</w:t>
+      </w:r>
+      <w:r>
+        <w:t>, bound to Spirit</w:t>
+      </w:r>
+    </w:p>
+    <w:p>
+      <w:pPr>
+        <w:pStyle w:val="StatusUser"/>
+        <w:numPr>
+          <w:ilvl w:val="1"/>
+          <w:numId w:val="29"/>
+        </w:numPr>
+      </w:pPr>
+      <w:r>
+        <w:t>Vessel</w:t>
       </w:r>
     </w:p>
     <w:p>
@@ -2673,46 +3246,19 @@
         <w:ind w:left="1418"/>
       </w:pPr>
       <w:r>
-        <w:rPr>
-          <w:lang w:val="en-CA"/>
-        </w:rPr>
-        <w:t>Range of almost a kilometer</w:t>
-      </w:r>
-    </w:p>
-    <w:p>
-      <w:pPr>
-        <w:pStyle w:val="StatusUser"/>
-        <w:numPr>
-          <w:ilvl w:val="1"/>
-          <w:numId w:val="29"/>
-        </w:numPr>
-      </w:pPr>
-      <w:r>
-        <w:t>Split mind</w:t>
-      </w:r>
-    </w:p>
-    <w:p>
-      <w:pPr>
-        <w:pStyle w:val="StatusUser"/>
-        <w:numPr>
-          <w:ilvl w:val="1"/>
-          <w:numId w:val="29"/>
-        </w:numPr>
-        <w:rPr>
-          <w:color w:val="FF0000"/>
-        </w:rPr>
-      </w:pPr>
-      <w:r>
-        <w:rPr>
-          <w:color w:val="FF0000"/>
-        </w:rPr>
-        <w:t>Travel</w:t>
-      </w:r>
-      <w:r>
-        <w:rPr>
-          <w:color w:val="FF0000"/>
-        </w:rPr>
-        <w:t xml:space="preserve"> – Allows your mind to wander throughout the world</w:t>
+        <w:t xml:space="preserve">Can create inhabitable vessels </w:t>
+      </w:r>
+      <w:r>
+        <w:t>3</w:t>
+      </w:r>
+      <w:r>
+        <w:t xml:space="preserve">, </w:t>
+      </w:r>
+      <w:r>
+        <w:t>47</w:t>
+      </w:r>
+      <w:r>
+        <w:t>%</w:t>
       </w:r>
     </w:p>
     <w:p>
@@ -2727,10 +3273,13 @@
           <w:tab w:val="left" w:pos="1418"/>
         </w:tabs>
         <w:ind w:left="1418"/>
-        <w:rPr>
-          <w:color w:val="FF0000"/>
-        </w:rPr>
-      </w:pPr>
+      </w:pPr>
+      <w:r>
+        <w:rPr>
+          <w:lang w:val="en-CA"/>
+        </w:rPr>
+        <w:t>Range (Iron - 2 kilometer/level)</w:t>
+      </w:r>
     </w:p>
     <w:p>
       <w:pPr>
@@ -2739,48 +3288,12 @@
           <w:ilvl w:val="1"/>
           <w:numId w:val="29"/>
         </w:numPr>
-        <w:rPr>
-          <w:color w:val="FF0000"/>
-        </w:rPr>
-      </w:pPr>
-    </w:p>
-    <w:p>
-      <w:pPr>
-        <w:pStyle w:val="StatusUser"/>
-        <w:numPr>
-          <w:ilvl w:val="1"/>
-          <w:numId w:val="29"/>
-        </w:numPr>
-        <w:rPr>
-          <w:color w:val="FF0000"/>
-        </w:rPr>
-      </w:pPr>
-    </w:p>
-    <w:p>
-      <w:pPr>
-        <w:pStyle w:val="StatusUser"/>
-        <w:numPr>
-          <w:ilvl w:val="0"/>
-          <w:numId w:val="25"/>
-        </w:numPr>
-      </w:pPr>
-      <w:r>
-        <w:t>Wonder (Confluence)</w:t>
-      </w:r>
-      <w:r>
-        <w:t>, bound to Recovery</w:t>
-      </w:r>
-    </w:p>
-    <w:p>
-      <w:pPr>
-        <w:pStyle w:val="StatusUser"/>
-        <w:numPr>
-          <w:ilvl w:val="1"/>
-          <w:numId w:val="30"/>
-        </w:numPr>
-      </w:pPr>
-      <w:r>
-        <w:t>Lovely Assistant</w:t>
+      </w:pPr>
+      <w:r>
+        <w:t>Split mind</w:t>
+      </w:r>
+      <w:r>
+        <w:t xml:space="preserve"> (Mind of the astral being)</w:t>
       </w:r>
     </w:p>
     <w:p>
@@ -2797,7 +3310,73 @@
         <w:ind w:left="1418"/>
       </w:pPr>
       <w:r>
-        <w:t>Fluffy</w:t>
+        <w:t>Divides a stream of consciousness into two</w:t>
+      </w:r>
+      <w:r>
+        <w:rPr>
+          <w:lang w:val="en-CA"/>
+        </w:rPr>
+        <w:t>,</w:t>
+      </w:r>
+      <w:r>
+        <w:rPr>
+          <w:lang w:val="en-CA"/>
+        </w:rPr>
+        <w:t xml:space="preserve"> </w:t>
+      </w:r>
+      <w:r>
+        <w:rPr>
+          <w:lang w:val="en-CA"/>
+        </w:rPr>
+        <w:t xml:space="preserve">allowing for </w:t>
+      </w:r>
+      <w:r>
+        <w:rPr>
+          <w:lang w:val="en-CA"/>
+        </w:rPr>
+        <w:t>two unrelated thoughts to be expressed at the same time</w:t>
+      </w:r>
+    </w:p>
+    <w:p>
+      <w:pPr>
+        <w:pStyle w:val="StatusUser"/>
+        <w:numPr>
+          <w:ilvl w:val="1"/>
+          <w:numId w:val="29"/>
+        </w:numPr>
+      </w:pPr>
+    </w:p>
+    <w:p>
+      <w:pPr>
+        <w:pStyle w:val="StatusUser"/>
+        <w:numPr>
+          <w:ilvl w:val="1"/>
+          <w:numId w:val="29"/>
+        </w:numPr>
+      </w:pPr>
+    </w:p>
+    <w:p>
+      <w:pPr>
+        <w:pStyle w:val="StatusUser"/>
+        <w:numPr>
+          <w:ilvl w:val="1"/>
+          <w:numId w:val="29"/>
+        </w:numPr>
+        <w:rPr>
+          <w:color w:val="FF0000"/>
+        </w:rPr>
+      </w:pPr>
+      <w:r>
+        <w:rPr>
+          <w:color w:val="FF0000"/>
+        </w:rPr>
+        <w:t xml:space="preserve">Astral </w:t>
+      </w:r>
+      <w:r>
+        <w:rPr>
+          <w:color w:val="FF0000"/>
+        </w:rPr>
+        <w:t>Travel</w:t>
       </w:r>
     </w:p>
     <w:p>
@@ -2812,9 +3391,30 @@
           <w:tab w:val="left" w:pos="1418"/>
         </w:tabs>
         <w:ind w:left="1418"/>
-      </w:pPr>
-      <w:r>
-        <w:t>Strawberry</w:t>
+        <w:rPr>
+          <w:color w:val="FF0000"/>
+        </w:rPr>
+      </w:pPr>
+      <w:r>
+        <w:rPr>
+          <w:color w:val="FF0000"/>
+        </w:rPr>
+        <w:t>Allows your mind to wander throughout the world</w:t>
+      </w:r>
+    </w:p>
+    <w:p>
+      <w:pPr>
+        <w:pStyle w:val="StatusUser"/>
+        <w:numPr>
+          <w:ilvl w:val="0"/>
+          <w:numId w:val="25"/>
+        </w:numPr>
+      </w:pPr>
+      <w:r>
+        <w:t>Wonder (Confluence)</w:t>
+      </w:r>
+      <w:r>
+        <w:t>, bound to Recovery</w:t>
       </w:r>
     </w:p>
     <w:p>
@@ -2826,7 +3426,7 @@
         </w:numPr>
       </w:pPr>
       <w:r>
-        <w:t>Theatre (Support)</w:t>
+        <w:t>Lovely Assistant</w:t>
       </w:r>
     </w:p>
     <w:p>
@@ -2843,19 +3443,7 @@
         <w:ind w:left="1418"/>
       </w:pPr>
       <w:r>
-        <w:t>A</w:t>
-      </w:r>
-      <w:r>
-        <w:t>mplif</w:t>
-      </w:r>
-      <w:r>
-        <w:t>ies</w:t>
-      </w:r>
-      <w:r>
-        <w:t xml:space="preserve"> the </w:t>
-      </w:r>
-      <w:r>
-        <w:t>aura effects of cast members on audience</w:t>
+        <w:t>Vinnie</w:t>
       </w:r>
     </w:p>
     <w:p>
@@ -2872,7 +3460,19 @@
         <w:ind w:left="1418"/>
       </w:pPr>
       <w:r>
-        <w:t>Creates status effects proportional to audience engagement</w:t>
+        <w:t>Strawberry</w:t>
+      </w:r>
+    </w:p>
+    <w:p>
+      <w:pPr>
+        <w:pStyle w:val="StatusUser"/>
+        <w:numPr>
+          <w:ilvl w:val="1"/>
+          <w:numId w:val="30"/>
+        </w:numPr>
+      </w:pPr>
+      <w:r>
+        <w:t>Theatre (Support)</w:t>
       </w:r>
     </w:p>
     <w:p>
@@ -2889,50 +3489,11 @@
         <w:ind w:left="1418"/>
       </w:pPr>
       <w:r>
-        <w:t>Status effect is determined by emotions invoked in the audience</w:t>
-      </w:r>
-    </w:p>
-    <w:p>
-      <w:pPr>
-        <w:pStyle w:val="StatusUser"/>
-        <w:numPr>
-          <w:ilvl w:val="1"/>
-          <w:numId w:val="30"/>
-        </w:numPr>
-        <w:rPr>
-          <w:color w:val="FF0000"/>
-        </w:rPr>
-      </w:pPr>
-    </w:p>
-    <w:p>
-      <w:pPr>
-        <w:pStyle w:val="StatusUser"/>
-        <w:numPr>
-          <w:ilvl w:val="1"/>
-          <w:numId w:val="30"/>
-        </w:numPr>
-        <w:rPr>
-          <w:color w:val="FF0000"/>
-        </w:rPr>
-      </w:pPr>
-    </w:p>
-    <w:p>
-      <w:pPr>
-        <w:pStyle w:val="StatusUser"/>
-        <w:numPr>
-          <w:ilvl w:val="1"/>
-          <w:numId w:val="30"/>
-        </w:numPr>
-        <w:rPr>
-          <w:color w:val="FF0000"/>
-        </w:rPr>
-      </w:pPr>
-      <w:r>
-        <w:rPr>
-          <w:color w:val="FF0000"/>
-        </w:rPr>
         <w:lastRenderedPageBreak/>
-        <w:t>Glamour – ability to create illusions that evoke emotions in the audience</w:t>
+        <w:t xml:space="preserve">Iron: </w:t>
+      </w:r>
+      <w:r>
+        <w:t>Amplifies the aura effects of cast members on audience</w:t>
       </w:r>
     </w:p>
     <w:p>
@@ -2947,15 +3508,12 @@
           <w:tab w:val="left" w:pos="1418"/>
         </w:tabs>
         <w:ind w:left="1418"/>
-        <w:rPr>
-          <w:color w:val="FF0000"/>
-        </w:rPr>
-      </w:pPr>
-      <w:r>
-        <w:rPr>
-          <w:color w:val="FF0000"/>
-        </w:rPr>
-        <w:t>Even a rock can cry (Bronze at least)</w:t>
+      </w:pPr>
+      <w:r>
+        <w:t xml:space="preserve">Iron: </w:t>
+      </w:r>
+      <w:r>
+        <w:t>Amplifies the essence effect of cast members on audience</w:t>
       </w:r>
     </w:p>
     <w:p>
@@ -2970,15 +3528,9 @@
           <w:tab w:val="left" w:pos="1418"/>
         </w:tabs>
         <w:ind w:left="1418"/>
-        <w:rPr>
-          <w:color w:val="FF0000"/>
-        </w:rPr>
-      </w:pPr>
-      <w:r>
-        <w:rPr>
-          <w:color w:val="FF0000"/>
-        </w:rPr>
-        <w:t>Sound (Bronze at least)</w:t>
+      </w:pPr>
+      <w:r>
+        <w:t>Effects amplified with audience engagement</w:t>
       </w:r>
     </w:p>
     <w:p>
@@ -2993,16 +3545,7 @@
           <w:tab w:val="left" w:pos="1418"/>
         </w:tabs>
         <w:ind w:left="1418"/>
-        <w:rPr>
-          <w:color w:val="FF0000"/>
-        </w:rPr>
-      </w:pPr>
-      <w:r>
-        <w:rPr>
-          <w:color w:val="FF0000"/>
-        </w:rPr>
-        <w:t>Scent (Bronze at least)</w:t>
-      </w:r>
+      </w:pPr>
     </w:p>
     <w:p>
       <w:pPr>
@@ -3016,14 +3559,177 @@
           <w:tab w:val="left" w:pos="1418"/>
         </w:tabs>
         <w:ind w:left="1418"/>
+      </w:pPr>
+      <w:r>
+        <w:t>Bronze: Creates status effects proportional to audience engagement</w:t>
+      </w:r>
+    </w:p>
+    <w:p>
+      <w:pPr>
+        <w:pStyle w:val="StatusUser"/>
+        <w:numPr>
+          <w:ilvl w:val="1"/>
+          <w:numId w:val="30"/>
+        </w:numPr>
         <w:rPr>
           <w:color w:val="FF0000"/>
         </w:rPr>
       </w:pPr>
-      <w:r>
+    </w:p>
+    <w:p>
+      <w:pPr>
+        <w:pStyle w:val="StatusUser"/>
+        <w:numPr>
+          <w:ilvl w:val="1"/>
+          <w:numId w:val="30"/>
+        </w:numPr>
         <w:rPr>
           <w:color w:val="FF0000"/>
         </w:rPr>
+      </w:pPr>
+    </w:p>
+    <w:p>
+      <w:pPr>
+        <w:pStyle w:val="StatusUser"/>
+        <w:numPr>
+          <w:ilvl w:val="1"/>
+          <w:numId w:val="30"/>
+        </w:numPr>
+        <w:rPr>
+          <w:color w:val="FF0000"/>
+        </w:rPr>
+      </w:pPr>
+      <w:r>
+        <w:rPr>
+          <w:color w:val="FF0000"/>
+        </w:rPr>
+        <w:t>Glamour</w:t>
+      </w:r>
+    </w:p>
+    <w:p>
+      <w:pPr>
+        <w:pStyle w:val="StatusUser"/>
+        <w:numPr>
+          <w:ilvl w:val="2"/>
+          <w:numId w:val="25"/>
+        </w:numPr>
+        <w:tabs>
+          <w:tab w:val="clear" w:pos="1701"/>
+          <w:tab w:val="left" w:pos="1418"/>
+        </w:tabs>
+        <w:ind w:left="1418"/>
+        <w:rPr>
+          <w:color w:val="FF0000"/>
+        </w:rPr>
+      </w:pPr>
+      <w:r>
+        <w:rPr>
+          <w:color w:val="FF0000"/>
+        </w:rPr>
+        <w:t>C</w:t>
+      </w:r>
+      <w:r>
+        <w:rPr>
+          <w:color w:val="FF0000"/>
+        </w:rPr>
+        <w:t>reate illusions that evoke emotions in the audience</w:t>
+      </w:r>
+      <w:r>
+        <w:rPr>
+          <w:color w:val="FF0000"/>
+        </w:rPr>
+        <w:t xml:space="preserve"> (Iron)</w:t>
+      </w:r>
+    </w:p>
+    <w:p>
+      <w:pPr>
+        <w:pStyle w:val="StatusUser"/>
+        <w:numPr>
+          <w:ilvl w:val="2"/>
+          <w:numId w:val="25"/>
+        </w:numPr>
+        <w:tabs>
+          <w:tab w:val="clear" w:pos="1701"/>
+          <w:tab w:val="left" w:pos="1418"/>
+        </w:tabs>
+        <w:ind w:left="1418"/>
+        <w:rPr>
+          <w:color w:val="FF0000"/>
+        </w:rPr>
+      </w:pPr>
+      <w:r>
+        <w:rPr>
+          <w:color w:val="FF0000"/>
+        </w:rPr>
+        <w:t>Even a rock can cry (Bronze at least)</w:t>
+      </w:r>
+    </w:p>
+    <w:p>
+      <w:pPr>
+        <w:pStyle w:val="StatusUser"/>
+        <w:numPr>
+          <w:ilvl w:val="2"/>
+          <w:numId w:val="25"/>
+        </w:numPr>
+        <w:tabs>
+          <w:tab w:val="clear" w:pos="1701"/>
+          <w:tab w:val="left" w:pos="1418"/>
+        </w:tabs>
+        <w:ind w:left="1418"/>
+        <w:rPr>
+          <w:color w:val="FF0000"/>
+        </w:rPr>
+      </w:pPr>
+      <w:r>
+        <w:rPr>
+          <w:color w:val="FF0000"/>
+        </w:rPr>
+        <w:t>Sound (Bronze at least)</w:t>
+      </w:r>
+    </w:p>
+    <w:p>
+      <w:pPr>
+        <w:pStyle w:val="StatusUser"/>
+        <w:numPr>
+          <w:ilvl w:val="2"/>
+          <w:numId w:val="25"/>
+        </w:numPr>
+        <w:tabs>
+          <w:tab w:val="clear" w:pos="1701"/>
+          <w:tab w:val="left" w:pos="1418"/>
+        </w:tabs>
+        <w:ind w:left="1418"/>
+        <w:rPr>
+          <w:color w:val="FF0000"/>
+        </w:rPr>
+      </w:pPr>
+      <w:r>
+        <w:rPr>
+          <w:color w:val="FF0000"/>
+        </w:rPr>
+        <w:t>Scent (Bronze at least)</w:t>
+      </w:r>
+    </w:p>
+    <w:p>
+      <w:pPr>
+        <w:pStyle w:val="StatusUser"/>
+        <w:numPr>
+          <w:ilvl w:val="2"/>
+          <w:numId w:val="25"/>
+        </w:numPr>
+        <w:tabs>
+          <w:tab w:val="clear" w:pos="1701"/>
+          <w:tab w:val="left" w:pos="1418"/>
+        </w:tabs>
+        <w:ind w:left="1418"/>
+        <w:rPr>
+          <w:color w:val="FF0000"/>
+        </w:rPr>
+      </w:pPr>
+      <w:r>
+        <w:rPr>
+          <w:color w:val="FF0000"/>
+        </w:rPr>
         <w:t>Tangible illusions (Silver at least)</w:t>
       </w:r>
     </w:p>
@@ -3045,7 +3751,23 @@
     </w:p>
     <w:p>
       <w:r>
-        <w:t>On top – Credendo Videsse (By believing, one sees)</w:t>
+        <w:t xml:space="preserve">On top – </w:t>
+      </w:r>
+      <w:proofErr w:type="spellStart"/>
+      <w:r>
+        <w:t>Credendo</w:t>
+      </w:r>
+      <w:proofErr w:type="spellEnd"/>
+      <w:r>
+        <w:t xml:space="preserve"> </w:t>
+      </w:r>
+      <w:proofErr w:type="spellStart"/>
+      <w:r>
+        <w:t>Videsse</w:t>
+      </w:r>
+      <w:proofErr w:type="spellEnd"/>
+      <w:r>
+        <w:t xml:space="preserve"> (By believing, one sees)</w:t>
       </w:r>
     </w:p>
     <w:p>
@@ -3081,8 +3803,16 @@
         <w:rPr>
           <w:u w:val="single"/>
         </w:rPr>
-        <w:t xml:space="preserve"> Outworlder</w:t>
-      </w:r>
+        <w:t xml:space="preserve"> </w:t>
+      </w:r>
+      <w:proofErr w:type="spellStart"/>
+      <w:r>
+        <w:rPr>
+          <w:u w:val="single"/>
+        </w:rPr>
+        <w:t>Outworlder</w:t>
+      </w:r>
+      <w:proofErr w:type="spellEnd"/>
     </w:p>
     <w:p>
       <w:pPr>
@@ -3106,6 +3836,7 @@
         <w:ind w:left="567" w:hanging="283"/>
       </w:pPr>
       <w:r>
+        <w:lastRenderedPageBreak/>
         <w:t>Absolute location sense</w:t>
       </w:r>
     </w:p>
@@ -3231,7 +3962,6 @@
         <w:ind w:left="567" w:hanging="283"/>
       </w:pPr>
       <w:r>
-        <w:lastRenderedPageBreak/>
         <w:t>Obtain identifiable information from people, monsters, and objects.</w:t>
       </w:r>
     </w:p>
@@ -3396,6 +4126,7 @@
         <w:pStyle w:val="StatusUser"/>
       </w:pPr>
       <w:r>
+        <w:lastRenderedPageBreak/>
         <w:t>Race</w:t>
       </w:r>
       <w:r>
@@ -3404,9 +4135,11 @@
       <w:r>
         <w:tab/>
       </w:r>
+      <w:proofErr w:type="spellStart"/>
       <w:r>
         <w:t>Outworlders</w:t>
       </w:r>
+      <w:proofErr w:type="spellEnd"/>
     </w:p>
     <w:p>
       <w:pPr>
@@ -3466,8 +4199,16 @@
         <w:rPr>
           <w:u w:val="single"/>
         </w:rPr>
-        <w:t>Racial Abilities - Outworlder</w:t>
-      </w:r>
+        <w:t xml:space="preserve">Racial Abilities - </w:t>
+      </w:r>
+      <w:proofErr w:type="spellStart"/>
+      <w:r>
+        <w:rPr>
+          <w:u w:val="single"/>
+        </w:rPr>
+        <w:t>Outworlder</w:t>
+      </w:r>
+      <w:proofErr w:type="spellEnd"/>
     </w:p>
     <w:p>
       <w:pPr>
@@ -3529,7 +4270,6 @@
         </w:numPr>
       </w:pPr>
       <w:r>
-        <w:lastRenderedPageBreak/>
         <w:t>Wind Affinity</w:t>
       </w:r>
     </w:p>
@@ -3587,7 +4327,7 @@
         </w:numPr>
       </w:pPr>
       <w:r>
-        <w:t>Essence, awaking stones and skill books absorption</w:t>
+        <w:t>Identify own racial and essence abilities</w:t>
       </w:r>
     </w:p>
     <w:p>
@@ -3599,6 +4339,18 @@
         </w:numPr>
       </w:pPr>
       <w:r>
+        <w:t>Essence, awaking stones and skill books absorption</w:t>
+      </w:r>
+    </w:p>
+    <w:p>
+      <w:pPr>
+        <w:pStyle w:val="StatusUser"/>
+        <w:numPr>
+          <w:ilvl w:val="1"/>
+          <w:numId w:val="9"/>
+        </w:numPr>
+      </w:pPr>
+      <w:r>
         <w:t>Locate a companion you can put your fate in</w:t>
       </w:r>
     </w:p>
@@ -3675,6 +4427,12 @@
           <w:color w:val="FF0000"/>
         </w:rPr>
       </w:pPr>
+      <w:r>
+        <w:rPr>
+          <w:color w:val="FF0000"/>
+        </w:rPr>
+        <w:t>Wind Cutter – Whips a blade of wind at an opponent</w:t>
+      </w:r>
     </w:p>
     <w:p>
       <w:pPr>
@@ -3697,8 +4455,38 @@
         <w:rPr>
           <w:color w:val="FF0000"/>
         </w:rPr>
-        <w:t>Voice – a voice that can cause buffs to allies and debuffs to enemies</w:t>
-      </w:r>
+        <w:t>Voice</w:t>
+      </w:r>
+    </w:p>
+    <w:p>
+      <w:pPr>
+        <w:pStyle w:val="StatusUser"/>
+        <w:numPr>
+          <w:ilvl w:val="2"/>
+          <w:numId w:val="25"/>
+        </w:numPr>
+        <w:rPr>
+          <w:color w:val="FF0000"/>
+        </w:rPr>
+      </w:pPr>
+      <w:r>
+        <w:rPr>
+          <w:color w:val="FF0000"/>
+        </w:rPr>
+        <w:t>a voice that can cause buffs to allies and debuffs to enemies</w:t>
+      </w:r>
+    </w:p>
+    <w:p>
+      <w:pPr>
+        <w:pStyle w:val="StatusUser"/>
+        <w:numPr>
+          <w:ilvl w:val="2"/>
+          <w:numId w:val="25"/>
+        </w:numPr>
+        <w:rPr>
+          <w:color w:val="FF0000"/>
+        </w:rPr>
+      </w:pPr>
     </w:p>
     <w:p>
       <w:pPr>
@@ -3721,7 +4509,17 @@
         </w:numPr>
       </w:pPr>
       <w:r>
-        <w:t>Sharpness</w:t>
+        <w:rPr>
+          <w:lang w:val="en-CA"/>
+        </w:rPr>
+        <w:lastRenderedPageBreak/>
+        <w:t xml:space="preserve">Piercing </w:t>
+      </w:r>
+      <w:r>
+        <w:t xml:space="preserve">Sword – </w:t>
+      </w:r>
+      <w:r>
+        <w:t>A weapon that does piercing damage. Can change shape as needed</w:t>
       </w:r>
     </w:p>
     <w:p>
@@ -3733,22 +4531,19 @@
         </w:numPr>
       </w:pPr>
       <w:r>
-        <w:t>Sister in arms</w:t>
-      </w:r>
-      <w:r>
-        <w:t xml:space="preserve"> (Siblings in Arms)</w:t>
-      </w:r>
-      <w:r>
-        <w:t xml:space="preserve"> – shares </w:t>
-      </w:r>
-      <w:r>
-        <w:t>essence abilities</w:t>
-      </w:r>
-      <w:r>
-        <w:t xml:space="preserve"> with </w:t>
-      </w:r>
-      <w:r>
-        <w:t>all sisters</w:t>
+        <w:t>Sharpness – Increased the cutting power of an attack</w:t>
+      </w:r>
+    </w:p>
+    <w:p>
+      <w:pPr>
+        <w:pStyle w:val="StatusUser"/>
+        <w:numPr>
+          <w:ilvl w:val="1"/>
+          <w:numId w:val="25"/>
+        </w:numPr>
+      </w:pPr>
+      <w:r>
+        <w:t>Sister in arms (Siblings in Arms)</w:t>
       </w:r>
     </w:p>
     <w:p>
@@ -3760,7 +4555,55 @@
         </w:numPr>
       </w:pPr>
       <w:r>
-        <w:t>Everyone who uses the powers can train up the abilities</w:t>
+        <w:t>S</w:t>
+      </w:r>
+      <w:r>
+        <w:t>hares essence abilities with all sisters</w:t>
+      </w:r>
+    </w:p>
+    <w:p>
+      <w:pPr>
+        <w:pStyle w:val="StatusUser"/>
+        <w:numPr>
+          <w:ilvl w:val="2"/>
+          <w:numId w:val="25"/>
+        </w:numPr>
+      </w:pPr>
+      <w:r>
+        <w:t>S</w:t>
+      </w:r>
+      <w:r>
+        <w:t xml:space="preserve">hares </w:t>
+      </w:r>
+      <w:r>
+        <w:t>racial</w:t>
+      </w:r>
+      <w:r>
+        <w:t xml:space="preserve"> abilities with all sisters</w:t>
+      </w:r>
+    </w:p>
+    <w:p>
+      <w:pPr>
+        <w:pStyle w:val="StatusUser"/>
+        <w:numPr>
+          <w:ilvl w:val="2"/>
+          <w:numId w:val="25"/>
+        </w:numPr>
+      </w:pPr>
+      <w:r>
+        <w:t>All sisters can train up the powers</w:t>
+      </w:r>
+    </w:p>
+    <w:p>
+      <w:pPr>
+        <w:pStyle w:val="StatusUser"/>
+        <w:numPr>
+          <w:ilvl w:val="2"/>
+          <w:numId w:val="25"/>
+        </w:numPr>
+      </w:pPr>
+      <w:r>
+        <w:t>Strength of abilities scale with bond</w:t>
       </w:r>
     </w:p>
     <w:p>
@@ -3809,30 +4652,42 @@
       <w:pPr>
         <w:pStyle w:val="StatusUser"/>
         <w:numPr>
+          <w:ilvl w:val="0"/>
+          <w:numId w:val="25"/>
+        </w:numPr>
+      </w:pPr>
+      <w:r>
+        <w:t>Valkyrie</w:t>
+      </w:r>
+      <w:r>
+        <w:t xml:space="preserve"> (Confluence)</w:t>
+      </w:r>
+      <w:r>
+        <w:t>, bound to Spirit</w:t>
+      </w:r>
+    </w:p>
+    <w:p>
+      <w:pPr>
+        <w:pStyle w:val="StatusUser"/>
+        <w:numPr>
           <w:ilvl w:val="1"/>
           <w:numId w:val="25"/>
         </w:numPr>
-        <w:rPr>
-          <w:color w:val="FF0000"/>
-        </w:rPr>
-      </w:pPr>
-    </w:p>
-    <w:p>
-      <w:pPr>
-        <w:pStyle w:val="StatusUser"/>
-        <w:numPr>
-          <w:ilvl w:val="0"/>
+      </w:pPr>
+      <w:r>
+        <w:t>Radiant wings</w:t>
+      </w:r>
+    </w:p>
+    <w:p>
+      <w:pPr>
+        <w:pStyle w:val="StatusUser"/>
+        <w:numPr>
+          <w:ilvl w:val="2"/>
           <w:numId w:val="25"/>
         </w:numPr>
       </w:pPr>
       <w:r>
-        <w:t>Valkyrie</w:t>
-      </w:r>
-      <w:r>
-        <w:t xml:space="preserve"> (Confluence)</w:t>
-      </w:r>
-      <w:r>
-        <w:t>, bound to Spirit</w:t>
+        <w:t>Angelic wings that grant the power of flight</w:t>
       </w:r>
     </w:p>
     <w:p>
@@ -3842,13 +4697,10 @@
           <w:ilvl w:val="1"/>
           <w:numId w:val="25"/>
         </w:numPr>
-      </w:pPr>
-      <w:r>
-        <w:t>Radiant wings</w:t>
-      </w:r>
-      <w:r>
-        <w:t xml:space="preserve"> </w:t>
-      </w:r>
+        <w:rPr>
+          <w:color w:val="FF0000"/>
+        </w:rPr>
+      </w:pPr>
     </w:p>
     <w:p>
       <w:pPr>
@@ -3857,12 +4709,69 @@
           <w:ilvl w:val="1"/>
           <w:numId w:val="25"/>
         </w:numPr>
-      </w:pPr>
-      <w:r>
-        <w:t>Valkyrie Weapon -  Can transform into any weapon associated with v</w:t>
-      </w:r>
-      <w:r>
-        <w:t>alkyries</w:t>
+        <w:rPr>
+          <w:color w:val="FF0000"/>
+        </w:rPr>
+      </w:pPr>
+    </w:p>
+    <w:p>
+      <w:pPr>
+        <w:pStyle w:val="StatusUser"/>
+        <w:numPr>
+          <w:ilvl w:val="1"/>
+          <w:numId w:val="25"/>
+        </w:numPr>
+        <w:rPr>
+          <w:color w:val="FF0000"/>
+        </w:rPr>
+      </w:pPr>
+      <w:r>
+        <w:rPr>
+          <w:color w:val="FF0000"/>
+        </w:rPr>
+        <w:t>Judgment</w:t>
+      </w:r>
+      <w:r>
+        <w:rPr>
+          <w:color w:val="FF0000"/>
+        </w:rPr>
+        <w:t xml:space="preserve"> – </w:t>
+      </w:r>
+      <w:r>
+        <w:rPr>
+          <w:color w:val="FF0000"/>
+        </w:rPr>
+        <w:t xml:space="preserve">Each successful attack </w:t>
+      </w:r>
+      <w:r>
+        <w:rPr>
+          <w:color w:val="FF0000"/>
+        </w:rPr>
+        <w:t xml:space="preserve">on opponent </w:t>
+      </w:r>
+      <w:r>
+        <w:rPr>
+          <w:color w:val="FF0000"/>
+        </w:rPr>
+        <w:t>by a sister causes the next attack to increase in potency</w:t>
+      </w:r>
+    </w:p>
+    <w:p>
+      <w:pPr>
+        <w:pStyle w:val="StatusUser"/>
+        <w:numPr>
+          <w:ilvl w:val="1"/>
+          <w:numId w:val="25"/>
+        </w:numPr>
+        <w:rPr>
+          <w:color w:val="FF0000"/>
+        </w:rPr>
+      </w:pPr>
+      <w:r>
+        <w:rPr>
+          <w:color w:val="FF0000"/>
+        </w:rPr>
+        <w:t>Valkyrie Armor</w:t>
       </w:r>
     </w:p>
     <w:p>
@@ -3877,87 +4786,33 @@
           <w:tab w:val="left" w:pos="1418"/>
         </w:tabs>
         <w:ind w:left="1418"/>
-      </w:pPr>
-      <w:r>
-        <w:t>Spears, glaives, swords, knives</w:t>
-      </w:r>
-    </w:p>
-    <w:p>
-      <w:pPr>
-        <w:pStyle w:val="StatusUser"/>
-        <w:numPr>
-          <w:ilvl w:val="1"/>
-          <w:numId w:val="25"/>
-        </w:numPr>
         <w:rPr>
           <w:color w:val="FF0000"/>
         </w:rPr>
       </w:pPr>
-    </w:p>
-    <w:p>
-      <w:pPr>
-        <w:pStyle w:val="StatusUser"/>
-        <w:numPr>
-          <w:ilvl w:val="1"/>
-          <w:numId w:val="25"/>
-        </w:numPr>
+      <w:r>
         <w:rPr>
           <w:color w:val="FF0000"/>
         </w:rPr>
-      </w:pPr>
+        <w:t>Effect (iron): Conjures a suit of armor that confers strong physical protection</w:t>
+      </w:r>
       <w:r>
         <w:rPr>
           <w:color w:val="FF0000"/>
         </w:rPr>
-        <w:t>Judgment</w:t>
+        <w:t xml:space="preserve"> and increases resistance to </w:t>
       </w:r>
       <w:r>
         <w:rPr>
           <w:color w:val="FF0000"/>
         </w:rPr>
-        <w:t xml:space="preserve"> – </w:t>
+        <w:t>unholy aligned elements</w:t>
       </w:r>
       <w:r>
         <w:rPr>
           <w:color w:val="FF0000"/>
         </w:rPr>
-        <w:t>Each successful attack by a sister causes the next attack to increase in potency</w:t>
-      </w:r>
-    </w:p>
-    <w:p>
-      <w:pPr>
-        <w:pStyle w:val="StatusUser"/>
-        <w:numPr>
-          <w:ilvl w:val="1"/>
-          <w:numId w:val="25"/>
-        </w:numPr>
-        <w:rPr>
-          <w:color w:val="FF0000"/>
-        </w:rPr>
-      </w:pPr>
-    </w:p>
-    <w:p>
-      <w:pPr>
-        <w:pStyle w:val="StatusUser"/>
-        <w:numPr>
-          <w:ilvl w:val="0"/>
-          <w:numId w:val="25"/>
-        </w:numPr>
-      </w:pPr>
-      <w:r>
-        <w:t>Light, bound to Recovery</w:t>
-      </w:r>
-    </w:p>
-    <w:p>
-      <w:pPr>
-        <w:pStyle w:val="StatusUser"/>
-        <w:numPr>
-          <w:ilvl w:val="1"/>
-          <w:numId w:val="25"/>
-        </w:numPr>
-      </w:pPr>
-      <w:r>
-        <w:t>Healthy Wrath – Aura skill</w:t>
+        <w:t>.</w:t>
       </w:r>
     </w:p>
     <w:p>
@@ -3972,9 +4827,57 @@
           <w:tab w:val="left" w:pos="1418"/>
         </w:tabs>
         <w:ind w:left="1418"/>
-      </w:pPr>
-      <w:r>
-        <w:t>Confers healing aura on allies</w:t>
+        <w:rPr>
+          <w:color w:val="FF0000"/>
+        </w:rPr>
+      </w:pPr>
+      <w:r>
+        <w:rPr>
+          <w:color w:val="FF0000"/>
+        </w:rPr>
+        <w:t>Effect (bronze): Armor confers increased resistance to non-physical damage</w:t>
+      </w:r>
+      <w:r>
+        <w:rPr>
+          <w:color w:val="FF0000"/>
+        </w:rPr>
+        <w:t xml:space="preserve"> and further increased resistance to </w:t>
+      </w:r>
+      <w:r>
+        <w:rPr>
+          <w:color w:val="FF0000"/>
+        </w:rPr>
+        <w:t>unholy aligned</w:t>
+      </w:r>
+      <w:r>
+        <w:rPr>
+          <w:color w:val="FF0000"/>
+        </w:rPr>
+        <w:t>.</w:t>
+      </w:r>
+    </w:p>
+    <w:p>
+      <w:pPr>
+        <w:pStyle w:val="StatusUser"/>
+        <w:numPr>
+          <w:ilvl w:val="0"/>
+          <w:numId w:val="25"/>
+        </w:numPr>
+      </w:pPr>
+      <w:r>
+        <w:t>Light, bound to Recovery</w:t>
+      </w:r>
+    </w:p>
+    <w:p>
+      <w:pPr>
+        <w:pStyle w:val="StatusUser"/>
+        <w:numPr>
+          <w:ilvl w:val="1"/>
+          <w:numId w:val="25"/>
+        </w:numPr>
+      </w:pPr>
+      <w:r>
+        <w:t>Healthy Wrath – Aura skill</w:t>
       </w:r>
     </w:p>
     <w:p>
@@ -3991,7 +4894,7 @@
         <w:ind w:left="1418"/>
       </w:pPr>
       <w:r>
-        <w:t>Confers damaging aura on enemies</w:t>
+        <w:t>Confers healing aura on allies</w:t>
       </w:r>
     </w:p>
     <w:p>
@@ -4008,70 +4911,7 @@
         <w:ind w:left="1418"/>
       </w:pPr>
       <w:r>
-        <w:t>All attacks on my enemies will come with a slight amount of transcendent damage. At the same time, I will recover health.</w:t>
-      </w:r>
-    </w:p>
-    <w:p>
-      <w:pPr>
-        <w:pStyle w:val="StatusUser"/>
-        <w:numPr>
-          <w:ilvl w:val="1"/>
-          <w:numId w:val="25"/>
-        </w:numPr>
-        <w:tabs>
-          <w:tab w:val="clear" w:pos="1701"/>
-          <w:tab w:val="left" w:pos="1276"/>
-        </w:tabs>
-      </w:pPr>
-      <w:r>
-        <w:t>Keen sight</w:t>
-      </w:r>
-      <w:r>
-        <w:t xml:space="preserve"> – Allows sharp vision even at a distance</w:t>
-      </w:r>
-    </w:p>
-    <w:p>
-      <w:pPr>
-        <w:pStyle w:val="StatusUser"/>
-        <w:numPr>
-          <w:ilvl w:val="1"/>
-          <w:numId w:val="25"/>
-        </w:numPr>
-        <w:tabs>
-          <w:tab w:val="clear" w:pos="1701"/>
-          <w:tab w:val="left" w:pos="1276"/>
-        </w:tabs>
-        <w:rPr>
-          <w:color w:val="FF0000"/>
-        </w:rPr>
-      </w:pPr>
-      <w:r>
-        <w:rPr>
-          <w:color w:val="FF0000"/>
-        </w:rPr>
-        <w:t>Radiant Armor</w:t>
-      </w:r>
-    </w:p>
-    <w:p>
-      <w:pPr>
-        <w:pStyle w:val="StatusUser"/>
-        <w:numPr>
-          <w:ilvl w:val="1"/>
-          <w:numId w:val="25"/>
-        </w:numPr>
-        <w:tabs>
-          <w:tab w:val="clear" w:pos="1701"/>
-          <w:tab w:val="left" w:pos="1276"/>
-        </w:tabs>
-        <w:rPr>
-          <w:color w:val="FF0000"/>
-        </w:rPr>
-      </w:pPr>
-      <w:r>
-        <w:rPr>
-          <w:color w:val="FF0000"/>
-        </w:rPr>
-        <w:t>Revealing Light – cuts through illusions and reveals the hearths of those it shines on</w:t>
+        <w:t>Confers damaging aura on enemies</w:t>
       </w:r>
     </w:p>
     <w:p>
@@ -4087,6 +4927,9 @@
         </w:tabs>
         <w:ind w:left="1418"/>
       </w:pPr>
+      <w:r>
+        <w:t>All attacks on enemies will come with a slight amount of transcendent damage. At the same time, will recover health.</w:t>
+      </w:r>
     </w:p>
     <w:p>
       <w:pPr>
@@ -4099,6 +4942,18 @@
           <w:tab w:val="clear" w:pos="1701"/>
           <w:tab w:val="left" w:pos="1276"/>
         </w:tabs>
+      </w:pPr>
+      <w:r>
+        <w:t>Keen sight – Allows sharp vision even at a distance</w:t>
+      </w:r>
+    </w:p>
+    <w:p>
+      <w:pPr>
+        <w:pStyle w:val="StatusUser"/>
+        <w:numPr>
+          <w:ilvl w:val="1"/>
+          <w:numId w:val="25"/>
+        </w:numPr>
         <w:rPr>
           <w:color w:val="FF0000"/>
         </w:rPr>
@@ -4106,6 +4961,125 @@
     </w:p>
     <w:p>
       <w:pPr>
+        <w:pStyle w:val="StatusUser"/>
+        <w:numPr>
+          <w:ilvl w:val="1"/>
+          <w:numId w:val="25"/>
+        </w:numPr>
+        <w:tabs>
+          <w:tab w:val="clear" w:pos="1701"/>
+          <w:tab w:val="left" w:pos="1276"/>
+        </w:tabs>
+        <w:rPr>
+          <w:color w:val="FF0000"/>
+        </w:rPr>
+      </w:pPr>
+    </w:p>
+    <w:p>
+      <w:pPr>
+        <w:pStyle w:val="StatusUser"/>
+        <w:numPr>
+          <w:ilvl w:val="1"/>
+          <w:numId w:val="25"/>
+        </w:numPr>
+        <w:tabs>
+          <w:tab w:val="clear" w:pos="1701"/>
+          <w:tab w:val="left" w:pos="1276"/>
+        </w:tabs>
+        <w:rPr>
+          <w:color w:val="FF0000"/>
+        </w:rPr>
+      </w:pPr>
+      <w:r>
+        <w:rPr>
+          <w:color w:val="FF0000"/>
+        </w:rPr>
+        <w:t>Revealing Light</w:t>
+      </w:r>
+    </w:p>
+    <w:p>
+      <w:pPr>
+        <w:pStyle w:val="StatusUser"/>
+        <w:numPr>
+          <w:ilvl w:val="2"/>
+          <w:numId w:val="25"/>
+        </w:numPr>
+        <w:tabs>
+          <w:tab w:val="clear" w:pos="1701"/>
+          <w:tab w:val="left" w:pos="1418"/>
+        </w:tabs>
+        <w:ind w:left="1418"/>
+        <w:rPr>
+          <w:color w:val="FF0000"/>
+        </w:rPr>
+      </w:pPr>
+      <w:r>
+        <w:rPr>
+          <w:color w:val="FF0000"/>
+        </w:rPr>
+        <w:t>Cuts through illusions</w:t>
+      </w:r>
+    </w:p>
+    <w:p>
+      <w:pPr>
+        <w:pStyle w:val="StatusUser"/>
+        <w:numPr>
+          <w:ilvl w:val="2"/>
+          <w:numId w:val="25"/>
+        </w:numPr>
+        <w:tabs>
+          <w:tab w:val="clear" w:pos="1701"/>
+          <w:tab w:val="left" w:pos="1418"/>
+        </w:tabs>
+        <w:ind w:left="1418"/>
+        <w:rPr>
+          <w:color w:val="FF0000"/>
+        </w:rPr>
+      </w:pPr>
+      <w:r>
+        <w:rPr>
+          <w:color w:val="FF0000"/>
+        </w:rPr>
+        <w:t>Reveals the hearths of those it shines on to all</w:t>
+      </w:r>
+      <w:r>
+        <w:rPr>
+          <w:color w:val="FF0000"/>
+        </w:rPr>
+        <w:t>, forcing those affected to judge themselves.</w:t>
+      </w:r>
+      <w:r>
+        <w:rPr>
+          <w:color w:val="FF0000"/>
+        </w:rPr>
+        <w:t xml:space="preserve"> This will cause either buffs of debuffs as determined by those affected</w:t>
+      </w:r>
+    </w:p>
+    <w:p>
+      <w:pPr>
+        <w:pStyle w:val="StatusUser"/>
+        <w:numPr>
+          <w:ilvl w:val="2"/>
+          <w:numId w:val="25"/>
+        </w:numPr>
+        <w:tabs>
+          <w:tab w:val="clear" w:pos="1701"/>
+          <w:tab w:val="left" w:pos="1418"/>
+        </w:tabs>
+        <w:ind w:left="1418"/>
+        <w:rPr>
+          <w:color w:val="FF0000"/>
+        </w:rPr>
+      </w:pPr>
+      <w:r>
+        <w:rPr>
+          <w:color w:val="FF0000"/>
+        </w:rPr>
+        <w:t>Bronze: Has cleansing effect on poison</w:t>
+      </w:r>
+    </w:p>
+    <w:p>
+      <w:pPr>
         <w:pStyle w:val="H3"/>
       </w:pPr>
       <w:r>
@@ -4118,8 +5092,13 @@
         <w:t>–</w:t>
       </w:r>
       <w:r>
-        <w:t xml:space="preserve"> Outworlder</w:t>
-      </w:r>
+        <w:t xml:space="preserve"> </w:t>
+      </w:r>
+      <w:proofErr w:type="spellStart"/>
+      <w:r>
+        <w:t>Outworlder</w:t>
+      </w:r>
+      <w:proofErr w:type="spellEnd"/>
       <w:r>
         <w:t xml:space="preserve"> (Evolved)</w:t>
       </w:r>
@@ -4243,7 +5222,6 @@
         <w:pStyle w:val="H3"/>
       </w:pPr>
       <w:r>
-        <w:lastRenderedPageBreak/>
         <w:t>Crest</w:t>
       </w:r>
     </w:p>
@@ -4268,12 +5246,12 @@
     <w:p/>
     <w:p/>
     <w:sectPr>
-      <w:headerReference w:type="even" r:id="rId13"/>
-      <w:headerReference w:type="default" r:id="rId14"/>
-      <w:footerReference w:type="even" r:id="rId15"/>
-      <w:footerReference w:type="default" r:id="rId16"/>
-      <w:headerReference w:type="first" r:id="rId17"/>
-      <w:footerReference w:type="first" r:id="rId18"/>
+      <w:headerReference w:type="even" r:id="rId18"/>
+      <w:headerReference w:type="default" r:id="rId19"/>
+      <w:footerReference w:type="even" r:id="rId20"/>
+      <w:footerReference w:type="default" r:id="rId21"/>
+      <w:headerReference w:type="first" r:id="rId22"/>
+      <w:footerReference w:type="first" r:id="rId23"/>
       <w:pgSz w:w="12960" w:h="8640" w:orient="landscape"/>
       <w:pgMar w:top="720" w:right="720" w:bottom="720" w:left="720" w:header="720" w:footer="720" w:gutter="0"/>
       <w:cols w:space="720"/>
@@ -4436,7 +5414,7 @@
         <v:path o:extrusionok="f" gradientshapeok="t" o:connecttype="rect"/>
         <o:lock v:ext="edit" aspectratio="t"/>
       </v:shapetype>
-      <v:shape id="_x0000_i1156" type="#_x0000_t75" style="width:3in;height:3in;visibility:visible" o:bullet="t">
+      <v:shape id="_x0000_i1070" type="#_x0000_t75" style="width:3in;height:3in;visibility:visible" o:bullet="t">
         <v:imagedata r:id="rId1" o:title="MC900065312[1]"/>
       </v:shape>
     </w:pict>
@@ -9106,7 +10084,7 @@
 </file>
 
 <file path=customXml/itemProps1.xml><?xml version="1.0" encoding="utf-8"?>
-<ds:datastoreItem xmlns:ds="http://schemas.openxmlformats.org/officeDocument/2006/customXml" ds:itemID="{C06C3FBA-9034-491B-833A-BE6A037BDA3F}">
+<ds:datastoreItem xmlns:ds="http://schemas.openxmlformats.org/officeDocument/2006/customXml" ds:itemID="{6DF13A8E-4A0F-4754-BB16-7C3160D0AB59}">
   <ds:schemaRefs>
     <ds:schemaRef ds:uri="http://schemas.openxmlformats.org/officeDocument/2006/bibliography"/>
   </ds:schemaRefs>

--- a/Books/RPG_Books/TheWonderManAndHisLovelyAssistant/Notes_TheWonderManAndHisLovelyAssistant.docx
+++ b/Books/RPG_Books/TheWonderManAndHisLovelyAssistant/Notes_TheWonderManAndHisLovelyAssistant.docx
@@ -528,10 +528,7 @@
             <w:hyperlink r:id="rId9" w:history="1">
               <w:r>
                 <w:rPr>
-                  <w:rFonts w:asciiTheme="minorHAnsi" w:eastAsiaTheme="minorHAnsi" w:hAnsiTheme="minorHAnsi" w:cstheme="minorBidi"/>
                   <w:color w:val="0000FF"/>
-                  <w:sz w:val="22"/>
-                  <w:szCs w:val="22"/>
                   <w:u w:val="single"/>
                 </w:rPr>
                 <w:t xml:space="preserve">Rufus </w:t>
@@ -539,10 +536,7 @@
               <w:proofErr w:type="spellStart"/>
               <w:r>
                 <w:rPr>
-                  <w:rFonts w:asciiTheme="minorHAnsi" w:eastAsiaTheme="minorHAnsi" w:hAnsiTheme="minorHAnsi" w:cstheme="minorBidi"/>
                   <w:color w:val="0000FF"/>
-                  <w:sz w:val="22"/>
-                  <w:szCs w:val="22"/>
                   <w:u w:val="single"/>
                 </w:rPr>
                 <w:t>Remore</w:t>
@@ -574,10 +568,7 @@
               <w:proofErr w:type="spellStart"/>
               <w:r>
                 <w:rPr>
-                  <w:rFonts w:asciiTheme="minorHAnsi" w:eastAsiaTheme="minorHAnsi" w:hAnsiTheme="minorHAnsi" w:cstheme="minorBidi"/>
                   <w:color w:val="0000FF"/>
-                  <w:sz w:val="22"/>
-                  <w:szCs w:val="22"/>
                   <w:u w:val="single"/>
                 </w:rPr>
                 <w:t>Farrah</w:t>
@@ -585,10 +576,7 @@
               <w:proofErr w:type="spellEnd"/>
               <w:r>
                 <w:rPr>
-                  <w:rFonts w:asciiTheme="minorHAnsi" w:eastAsiaTheme="minorHAnsi" w:hAnsiTheme="minorHAnsi" w:cstheme="minorBidi"/>
                   <w:color w:val="0000FF"/>
-                  <w:sz w:val="22"/>
-                  <w:szCs w:val="22"/>
                   <w:u w:val="single"/>
                 </w:rPr>
                 <w:t xml:space="preserve"> </w:t>
@@ -596,10 +584,7 @@
               <w:proofErr w:type="spellStart"/>
               <w:r>
                 <w:rPr>
-                  <w:rFonts w:asciiTheme="minorHAnsi" w:eastAsiaTheme="minorHAnsi" w:hAnsiTheme="minorHAnsi" w:cstheme="minorBidi"/>
                   <w:color w:val="0000FF"/>
-                  <w:sz w:val="22"/>
-                  <w:szCs w:val="22"/>
                   <w:u w:val="single"/>
                 </w:rPr>
                 <w:t>Hurin</w:t>
@@ -630,10 +615,7 @@
             <w:hyperlink r:id="rId11" w:history="1">
               <w:r>
                 <w:rPr>
-                  <w:rFonts w:asciiTheme="minorHAnsi" w:eastAsiaTheme="minorHAnsi" w:hAnsiTheme="minorHAnsi" w:cstheme="minorBidi"/>
                   <w:color w:val="0000FF"/>
-                  <w:sz w:val="22"/>
-                  <w:szCs w:val="22"/>
                   <w:u w:val="single"/>
                 </w:rPr>
                 <w:t>Clive Standish</w:t>
@@ -679,10 +661,7 @@
             <w:hyperlink r:id="rId12" w:history="1">
               <w:r>
                 <w:rPr>
-                  <w:rFonts w:asciiTheme="minorHAnsi" w:eastAsiaTheme="minorHAnsi" w:hAnsiTheme="minorHAnsi" w:cstheme="minorBidi"/>
                   <w:color w:val="0000FF"/>
-                  <w:sz w:val="22"/>
-                  <w:szCs w:val="22"/>
                   <w:u w:val="single"/>
                 </w:rPr>
                 <w:t xml:space="preserve">Humphrey </w:t>
@@ -690,10 +669,7 @@
               <w:proofErr w:type="spellStart"/>
               <w:r>
                 <w:rPr>
-                  <w:rFonts w:asciiTheme="minorHAnsi" w:eastAsiaTheme="minorHAnsi" w:hAnsiTheme="minorHAnsi" w:cstheme="minorBidi"/>
                   <w:color w:val="0000FF"/>
-                  <w:sz w:val="22"/>
-                  <w:szCs w:val="22"/>
                   <w:u w:val="single"/>
                 </w:rPr>
                 <w:t>Remore</w:t>
@@ -832,9 +808,9 @@
       </w:tblPr>
       <w:tblGrid>
         <w:gridCol w:w="419"/>
-        <w:gridCol w:w="5519"/>
-        <w:gridCol w:w="2980"/>
-        <w:gridCol w:w="2818"/>
+        <w:gridCol w:w="5518"/>
+        <w:gridCol w:w="2982"/>
+        <w:gridCol w:w="2817"/>
       </w:tblGrid>
       <w:tr>
         <w:tc>
@@ -853,7 +829,7 @@
           </w:tcPr>
           <w:p>
             <w:r>
-              <w:t>Knowledge</w:t>
+              <w:t>Dominion</w:t>
             </w:r>
           </w:p>
         </w:tc>
@@ -885,17 +861,17 @@
           <w:tcPr>
             <w:tcW w:w="5540" w:type="dxa"/>
           </w:tcPr>
+          <w:p/>
+        </w:tc>
+        <w:tc>
+          <w:tcPr>
+            <w:tcW w:w="2991" w:type="dxa"/>
+          </w:tcPr>
           <w:p>
             <w:r>
-              <w:t>Dominion</w:t>
+              <w:t>Knowledge</w:t>
             </w:r>
           </w:p>
-        </w:tc>
-        <w:tc>
-          <w:tcPr>
-            <w:tcW w:w="2991" w:type="dxa"/>
-          </w:tcPr>
-          <w:p/>
         </w:tc>
         <w:tc>
           <w:tcPr>
@@ -1174,8 +1150,6 @@
         </w:tc>
       </w:tr>
     </w:tbl>
-    <w:p/>
-    <w:p/>
     <w:p>
       <w:pPr>
         <w:pStyle w:val="H3"/>
@@ -1427,7 +1401,11 @@
           <w:tcPr>
             <w:tcW w:w="3912" w:type="dxa"/>
           </w:tcPr>
-          <w:p/>
+          <w:p>
+            <w:pPr>
+              <w:jc w:val="right"/>
+            </w:pPr>
+          </w:p>
         </w:tc>
       </w:tr>
       <w:tr>
@@ -1437,7 +1415,6 @@
           </w:tcPr>
           <w:p>
             <w:r>
-              <w:lastRenderedPageBreak/>
               <w:t>Knowledge</w:t>
             </w:r>
           </w:p>
@@ -1496,6 +1473,7 @@
         <w:pStyle w:val="H3"/>
       </w:pPr>
       <w:r>
+        <w:lastRenderedPageBreak/>
         <w:t>Government people</w:t>
       </w:r>
     </w:p>
@@ -1941,7 +1919,6 @@
           </w:tcPr>
           <w:p>
             <w:r>
-              <w:lastRenderedPageBreak/>
               <w:t>Dustin , 17, boy</w:t>
             </w:r>
           </w:p>
@@ -2020,6 +1997,7 @@
           </w:tcPr>
           <w:p>
             <w:r>
+              <w:lastRenderedPageBreak/>
               <w:t>Training:</w:t>
             </w:r>
           </w:p>
@@ -2384,7 +2362,6 @@
           </w:tcPr>
           <w:p>
             <w:r>
-              <w:lastRenderedPageBreak/>
               <w:t>Path of shadows – portal between shadows</w:t>
             </w:r>
           </w:p>
@@ -2433,6 +2410,7 @@
         </w:numPr>
       </w:pPr>
       <w:r>
+        <w:lastRenderedPageBreak/>
         <w:t>Minor healing unguent</w:t>
       </w:r>
     </w:p>
@@ -2590,16 +2568,8 @@
         <w:rPr>
           <w:u w:val="single"/>
         </w:rPr>
-        <w:t xml:space="preserve">Racial Abilities - </w:t>
-      </w:r>
-      <w:proofErr w:type="spellStart"/>
-      <w:r>
-        <w:rPr>
-          <w:u w:val="single"/>
-        </w:rPr>
-        <w:t>Outworlder</w:t>
-      </w:r>
-      <w:proofErr w:type="spellEnd"/>
+        <w:t>Racial Abilities - Outworlder</w:t>
+      </w:r>
     </w:p>
     <w:p>
       <w:pPr>
@@ -2648,7 +2618,6 @@
         </w:numPr>
       </w:pPr>
       <w:r>
-        <w:lastRenderedPageBreak/>
         <w:t>Looting</w:t>
       </w:r>
     </w:p>
@@ -2699,6 +2668,7 @@
         </w:numPr>
       </w:pPr>
       <w:r>
+        <w:lastRenderedPageBreak/>
         <w:t>Astral Affinity</w:t>
       </w:r>
     </w:p>
@@ -3039,7 +3009,6 @@
         </w:numPr>
       </w:pPr>
       <w:r>
-        <w:lastRenderedPageBreak/>
         <w:t>Enact Ritual – (Ritual Magic)</w:t>
       </w:r>
     </w:p>
@@ -3089,37 +3058,8 @@
         <w:ind w:left="1418"/>
       </w:pPr>
       <w:r>
+        <w:lastRenderedPageBreak/>
         <w:t xml:space="preserve">Effect (silver): Conjure manna lamps with enhanced efficiency and accumulation rate. Refined manna from the lamps can be used to enhance ritual magic. </w:t>
-      </w:r>
-    </w:p>
-    <w:p>
-      <w:pPr>
-        <w:pStyle w:val="StatusUser"/>
-        <w:numPr>
-          <w:ilvl w:val="1"/>
-          <w:numId w:val="31"/>
-        </w:numPr>
-      </w:pPr>
-      <w:r>
-        <w:t>Explosion – A colorful display causing either damage or a heal effect. Visual impact increases potency</w:t>
-      </w:r>
-    </w:p>
-    <w:p>
-      <w:pPr>
-        <w:pStyle w:val="StatusUser"/>
-        <w:numPr>
-          <w:ilvl w:val="1"/>
-          <w:numId w:val="31"/>
-        </w:numPr>
-        <w:rPr>
-          <w:color w:val="FF0000"/>
-        </w:rPr>
-      </w:pPr>
-      <w:r>
-        <w:rPr>
-          <w:color w:val="FF0000"/>
-        </w:rPr>
-        <w:t>Amplify – Amplified the effects of essence abilities.</w:t>
       </w:r>
     </w:p>
     <w:p>
@@ -3150,6 +3090,9 @@
           <w:t>Tools of the Magister</w:t>
         </w:r>
       </w:hyperlink>
+      <w:r>
+        <w:t xml:space="preserve"> </w:t>
+      </w:r>
     </w:p>
     <w:p>
       <w:pPr>
@@ -3162,74 +3105,11 @@
           <w:color w:val="FF0000"/>
         </w:rPr>
       </w:pPr>
-    </w:p>
-    <w:p>
-      <w:pPr>
-        <w:pStyle w:val="StatusUser"/>
-        <w:numPr>
-          <w:ilvl w:val="1"/>
-          <w:numId w:val="31"/>
-        </w:numPr>
-        <w:rPr>
-          <w:color w:val="FF0000"/>
-        </w:rPr>
-      </w:pPr>
-      <w:r>
-        <w:rPr>
-          <w:color w:val="FF0000"/>
-        </w:rPr>
-        <w:t>Sense Manna</w:t>
-      </w:r>
-    </w:p>
-    <w:p>
-      <w:pPr>
-        <w:pStyle w:val="StatusUser"/>
-        <w:numPr>
-          <w:ilvl w:val="1"/>
-          <w:numId w:val="31"/>
-        </w:numPr>
-        <w:rPr>
-          <w:color w:val="FF0000"/>
-        </w:rPr>
-      </w:pPr>
-      <w:r>
-        <w:rPr>
-          <w:color w:val="FF0000"/>
-        </w:rPr>
-        <w:t>Runic Magic</w:t>
-      </w:r>
-      <w:r>
-        <w:rPr>
-          <w:color w:val="FF0000"/>
-        </w:rPr>
-        <w:t xml:space="preserve"> - </w:t>
-      </w:r>
-    </w:p>
-    <w:p>
-      <w:pPr>
-        <w:pStyle w:val="StatusUser"/>
-        <w:numPr>
-          <w:ilvl w:val="0"/>
-          <w:numId w:val="25"/>
-        </w:numPr>
-      </w:pPr>
-      <w:r>
-        <w:t>Astral tech</w:t>
-      </w:r>
-      <w:r>
-        <w:t>, bound to Spirit</w:t>
-      </w:r>
-    </w:p>
-    <w:p>
-      <w:pPr>
-        <w:pStyle w:val="StatusUser"/>
-        <w:numPr>
-          <w:ilvl w:val="1"/>
-          <w:numId w:val="29"/>
-        </w:numPr>
-      </w:pPr>
-      <w:r>
-        <w:t>Vessel</w:t>
+      <w:r>
+        <w:rPr>
+          <w:color w:val="FF0000"/>
+        </w:rPr>
+        <w:t>Amplify</w:t>
       </w:r>
     </w:p>
     <w:p>
@@ -3244,21 +3124,15 @@
           <w:tab w:val="left" w:pos="1418"/>
         </w:tabs>
         <w:ind w:left="1418"/>
-      </w:pPr>
-      <w:r>
-        <w:t xml:space="preserve">Can create inhabitable vessels </w:t>
-      </w:r>
-      <w:r>
-        <w:t>3</w:t>
-      </w:r>
-      <w:r>
-        <w:t xml:space="preserve">, </w:t>
-      </w:r>
-      <w:r>
-        <w:t>47</w:t>
-      </w:r>
-      <w:r>
-        <w:t>%</w:t>
+        <w:rPr>
+          <w:color w:val="FF0000"/>
+        </w:rPr>
+      </w:pPr>
+      <w:r>
+        <w:rPr>
+          <w:color w:val="FF0000"/>
+        </w:rPr>
+        <w:t>Amplified the effects of essence abilities.</w:t>
       </w:r>
     </w:p>
     <w:p>
@@ -3273,12 +3147,15 @@
           <w:tab w:val="left" w:pos="1418"/>
         </w:tabs>
         <w:ind w:left="1418"/>
-      </w:pPr>
-      <w:r>
-        <w:rPr>
-          <w:lang w:val="en-CA"/>
-        </w:rPr>
-        <w:t>Range (Iron - 2 kilometer/level)</w:t>
+        <w:rPr>
+          <w:color w:val="FF0000"/>
+        </w:rPr>
+      </w:pPr>
+      <w:r>
+        <w:rPr>
+          <w:color w:val="FF0000"/>
+        </w:rPr>
+        <w:t>Ability cannot be shared</w:t>
       </w:r>
     </w:p>
     <w:p>
@@ -3286,14 +3163,23 @@
         <w:pStyle w:val="StatusUser"/>
         <w:numPr>
           <w:ilvl w:val="1"/>
-          <w:numId w:val="29"/>
-        </w:numPr>
-      </w:pPr>
-      <w:r>
-        <w:t>Split mind</w:t>
-      </w:r>
-      <w:r>
-        <w:t xml:space="preserve"> (Mind of the astral being)</w:t>
+          <w:numId w:val="31"/>
+        </w:numPr>
+        <w:rPr>
+          <w:color w:val="FF0000"/>
+        </w:rPr>
+      </w:pPr>
+      <w:r>
+        <w:rPr>
+          <w:color w:val="FF0000"/>
+        </w:rPr>
+        <w:t>Kitchen Magic</w:t>
+      </w:r>
+      <w:r>
+        <w:rPr>
+          <w:color w:val="FF0000"/>
+        </w:rPr>
+        <w:t xml:space="preserve"> (Awakening stone of the hearth)</w:t>
       </w:r>
     </w:p>
     <w:p>
@@ -3308,75 +3194,15 @@
           <w:tab w:val="left" w:pos="1418"/>
         </w:tabs>
         <w:ind w:left="1418"/>
-      </w:pPr>
-      <w:r>
-        <w:t>Divides a stream of consciousness into two</w:t>
-      </w:r>
-      <w:r>
-        <w:rPr>
-          <w:lang w:val="en-CA"/>
-        </w:rPr>
-        <w:t>,</w:t>
-      </w:r>
-      <w:r>
-        <w:rPr>
-          <w:lang w:val="en-CA"/>
-        </w:rPr>
-        <w:t xml:space="preserve"> </w:t>
-      </w:r>
-      <w:r>
-        <w:rPr>
-          <w:lang w:val="en-CA"/>
-        </w:rPr>
-        <w:t xml:space="preserve">allowing for </w:t>
-      </w:r>
-      <w:r>
-        <w:rPr>
-          <w:lang w:val="en-CA"/>
-        </w:rPr>
-        <w:t>two unrelated thoughts to be expressed at the same time</w:t>
-      </w:r>
-    </w:p>
-    <w:p>
-      <w:pPr>
-        <w:pStyle w:val="StatusUser"/>
-        <w:numPr>
-          <w:ilvl w:val="1"/>
-          <w:numId w:val="29"/>
-        </w:numPr>
-      </w:pPr>
-    </w:p>
-    <w:p>
-      <w:pPr>
-        <w:pStyle w:val="StatusUser"/>
-        <w:numPr>
-          <w:ilvl w:val="1"/>
-          <w:numId w:val="29"/>
-        </w:numPr>
-      </w:pPr>
-    </w:p>
-    <w:p>
-      <w:pPr>
-        <w:pStyle w:val="StatusUser"/>
-        <w:numPr>
-          <w:ilvl w:val="1"/>
-          <w:numId w:val="29"/>
-        </w:numPr>
-        <w:rPr>
-          <w:color w:val="FF0000"/>
-        </w:rPr>
-      </w:pPr>
-      <w:r>
-        <w:rPr>
-          <w:color w:val="FF0000"/>
-        </w:rPr>
-        <w:t xml:space="preserve">Astral </w:t>
-      </w:r>
-      <w:r>
-        <w:rPr>
-          <w:color w:val="FF0000"/>
-        </w:rPr>
-        <w:t>Travel</w:t>
+        <w:rPr>
+          <w:color w:val="FF0000"/>
+        </w:rPr>
+      </w:pPr>
+      <w:r>
+        <w:rPr>
+          <w:color w:val="FF0000"/>
+        </w:rPr>
+        <w:t>Create foods with various buffs</w:t>
       </w:r>
     </w:p>
     <w:p>
@@ -3399,7 +3225,25 @@
         <w:rPr>
           <w:color w:val="FF0000"/>
         </w:rPr>
-        <w:t>Allows your mind to wander throughout the world</w:t>
+        <w:t>Creates drinks with various buffs</w:t>
+      </w:r>
+    </w:p>
+    <w:p>
+      <w:pPr>
+        <w:pStyle w:val="StatusUser"/>
+        <w:numPr>
+          <w:ilvl w:val="1"/>
+          <w:numId w:val="31"/>
+        </w:numPr>
+        <w:rPr>
+          <w:color w:val="FF0000"/>
+        </w:rPr>
+      </w:pPr>
+      <w:r>
+        <w:rPr>
+          <w:color w:val="FF0000"/>
+        </w:rPr>
+        <w:t>Construct</w:t>
       </w:r>
     </w:p>
     <w:p>
@@ -3411,10 +3255,10 @@
         </w:numPr>
       </w:pPr>
       <w:r>
-        <w:t>Wonder (Confluence)</w:t>
-      </w:r>
-      <w:r>
-        <w:t>, bound to Recovery</w:t>
+        <w:t>Astral tech</w:t>
+      </w:r>
+      <w:r>
+        <w:t>, bound to Spirit</w:t>
       </w:r>
     </w:p>
     <w:p>
@@ -3422,11 +3266,11 @@
         <w:pStyle w:val="StatusUser"/>
         <w:numPr>
           <w:ilvl w:val="1"/>
-          <w:numId w:val="30"/>
-        </w:numPr>
-      </w:pPr>
-      <w:r>
-        <w:t>Lovely Assistant</w:t>
+          <w:numId w:val="29"/>
+        </w:numPr>
+      </w:pPr>
+      <w:r>
+        <w:t>Vessel</w:t>
       </w:r>
     </w:p>
     <w:p>
@@ -3443,7 +3287,19 @@
         <w:ind w:left="1418"/>
       </w:pPr>
       <w:r>
-        <w:t>Vinnie</w:t>
+        <w:t xml:space="preserve">Can create inhabitable vessels </w:t>
+      </w:r>
+      <w:r>
+        <w:t>3</w:t>
+      </w:r>
+      <w:r>
+        <w:t xml:space="preserve">, </w:t>
+      </w:r>
+      <w:r>
+        <w:t>47</w:t>
+      </w:r>
+      <w:r>
+        <w:t>%</w:t>
       </w:r>
     </w:p>
     <w:p>
@@ -3460,7 +3316,10 @@
         <w:ind w:left="1418"/>
       </w:pPr>
       <w:r>
-        <w:t>Strawberry</w:t>
+        <w:rPr>
+          <w:lang w:val="en-CA"/>
+        </w:rPr>
+        <w:t>Range (Iron - 2 kilometer/level)</w:t>
       </w:r>
     </w:p>
     <w:p>
@@ -3468,11 +3327,14 @@
         <w:pStyle w:val="StatusUser"/>
         <w:numPr>
           <w:ilvl w:val="1"/>
-          <w:numId w:val="30"/>
-        </w:numPr>
-      </w:pPr>
-      <w:r>
-        <w:t>Theatre (Support)</w:t>
+          <w:numId w:val="29"/>
+        </w:numPr>
+      </w:pPr>
+      <w:r>
+        <w:t>Split mind</w:t>
+      </w:r>
+      <w:r>
+        <w:t xml:space="preserve"> (Mind of the astral being)</w:t>
       </w:r>
     </w:p>
     <w:p>
@@ -3489,11 +3351,31 @@
         <w:ind w:left="1418"/>
       </w:pPr>
       <w:r>
-        <w:lastRenderedPageBreak/>
-        <w:t xml:space="preserve">Iron: </w:t>
-      </w:r>
-      <w:r>
-        <w:t>Amplifies the aura effects of cast members on audience</w:t>
+        <w:t>Divides a stream of consciousness into two</w:t>
+      </w:r>
+      <w:r>
+        <w:rPr>
+          <w:lang w:val="en-CA"/>
+        </w:rPr>
+        <w:t>,</w:t>
+      </w:r>
+      <w:r>
+        <w:rPr>
+          <w:lang w:val="en-CA"/>
+        </w:rPr>
+        <w:t xml:space="preserve"> </w:t>
+      </w:r>
+      <w:r>
+        <w:rPr>
+          <w:lang w:val="en-CA"/>
+        </w:rPr>
+        <w:t xml:space="preserve">allowing for </w:t>
+      </w:r>
+      <w:r>
+        <w:rPr>
+          <w:lang w:val="en-CA"/>
+        </w:rPr>
+        <w:t>two unrelated thoughts to be expressed at the same time</w:t>
       </w:r>
     </w:p>
     <w:p>
@@ -3510,10 +3392,58 @@
         <w:ind w:left="1418"/>
       </w:pPr>
       <w:r>
-        <w:t xml:space="preserve">Iron: </w:t>
-      </w:r>
-      <w:r>
-        <w:t>Amplifies the essence effect of cast members on audience</w:t>
+        <w:rPr>
+          <w:lang w:val="en-CA"/>
+        </w:rPr>
+        <w:t>Lovely Assistant cannot use Split Mind</w:t>
+      </w:r>
+    </w:p>
+    <w:p>
+      <w:pPr>
+        <w:pStyle w:val="StatusUser"/>
+        <w:numPr>
+          <w:ilvl w:val="1"/>
+          <w:numId w:val="29"/>
+        </w:numPr>
+        <w:rPr>
+          <w:color w:val="FF0000"/>
+        </w:rPr>
+      </w:pPr>
+    </w:p>
+    <w:p>
+      <w:pPr>
+        <w:pStyle w:val="StatusUser"/>
+        <w:numPr>
+          <w:ilvl w:val="1"/>
+          <w:numId w:val="29"/>
+        </w:numPr>
+        <w:rPr>
+          <w:color w:val="FF0000"/>
+        </w:rPr>
+      </w:pPr>
+    </w:p>
+    <w:p>
+      <w:pPr>
+        <w:pStyle w:val="StatusUser"/>
+        <w:numPr>
+          <w:ilvl w:val="1"/>
+          <w:numId w:val="29"/>
+        </w:numPr>
+        <w:rPr>
+          <w:color w:val="FF0000"/>
+        </w:rPr>
+      </w:pPr>
+      <w:r>
+        <w:rPr>
+          <w:color w:val="FF0000"/>
+        </w:rPr>
+        <w:t xml:space="preserve">Astral </w:t>
+      </w:r>
+      <w:r>
+        <w:rPr>
+          <w:color w:val="FF0000"/>
+        </w:rPr>
+        <w:t>Travel</w:t>
       </w:r>
     </w:p>
     <w:p>
@@ -3528,9 +3458,21 @@
           <w:tab w:val="left" w:pos="1418"/>
         </w:tabs>
         <w:ind w:left="1418"/>
-      </w:pPr>
-      <w:r>
-        <w:t>Effects amplified with audience engagement</w:t>
+        <w:rPr>
+          <w:color w:val="FF0000"/>
+        </w:rPr>
+      </w:pPr>
+      <w:r>
+        <w:rPr>
+          <w:color w:val="FF0000"/>
+        </w:rPr>
+        <w:t xml:space="preserve">Iron: </w:t>
+      </w:r>
+      <w:r>
+        <w:rPr>
+          <w:color w:val="FF0000"/>
+        </w:rPr>
+        <w:t>Allows your mind to wander throughout the world</w:t>
       </w:r>
     </w:p>
     <w:p>
@@ -3545,7 +3487,16 @@
           <w:tab w:val="left" w:pos="1418"/>
         </w:tabs>
         <w:ind w:left="1418"/>
-      </w:pPr>
+        <w:rPr>
+          <w:color w:val="FF0000"/>
+        </w:rPr>
+      </w:pPr>
+      <w:r>
+        <w:rPr>
+          <w:color w:val="FF0000"/>
+        </w:rPr>
+        <w:t>Range (Iron - 2 kilometer/level)</w:t>
+      </w:r>
     </w:p>
     <w:p>
       <w:pPr>
@@ -3559,9 +3510,30 @@
           <w:tab w:val="left" w:pos="1418"/>
         </w:tabs>
         <w:ind w:left="1418"/>
-      </w:pPr>
-      <w:r>
-        <w:t>Bronze: Creates status effects proportional to audience engagement</w:t>
+        <w:rPr>
+          <w:color w:val="FF0000"/>
+        </w:rPr>
+      </w:pPr>
+      <w:r>
+        <w:rPr>
+          <w:color w:val="FF0000"/>
+        </w:rPr>
+        <w:t>Bronze: Travel into astral spaces</w:t>
+      </w:r>
+    </w:p>
+    <w:p>
+      <w:pPr>
+        <w:pStyle w:val="StatusUser"/>
+        <w:numPr>
+          <w:ilvl w:val="0"/>
+          <w:numId w:val="25"/>
+        </w:numPr>
+      </w:pPr>
+      <w:r>
+        <w:t>Wonder (Confluence)</w:t>
+      </w:r>
+      <w:r>
+        <w:t>, bound to Recovery</w:t>
       </w:r>
     </w:p>
     <w:p>
@@ -3571,39 +3543,9 @@
           <w:ilvl w:val="1"/>
           <w:numId w:val="30"/>
         </w:numPr>
-        <w:rPr>
-          <w:color w:val="FF0000"/>
-        </w:rPr>
-      </w:pPr>
-    </w:p>
-    <w:p>
-      <w:pPr>
-        <w:pStyle w:val="StatusUser"/>
-        <w:numPr>
-          <w:ilvl w:val="1"/>
-          <w:numId w:val="30"/>
-        </w:numPr>
-        <w:rPr>
-          <w:color w:val="FF0000"/>
-        </w:rPr>
-      </w:pPr>
-    </w:p>
-    <w:p>
-      <w:pPr>
-        <w:pStyle w:val="StatusUser"/>
-        <w:numPr>
-          <w:ilvl w:val="1"/>
-          <w:numId w:val="30"/>
-        </w:numPr>
-        <w:rPr>
-          <w:color w:val="FF0000"/>
-        </w:rPr>
-      </w:pPr>
-      <w:r>
-        <w:rPr>
-          <w:color w:val="FF0000"/>
-        </w:rPr>
-        <w:t>Glamour</w:t>
+      </w:pPr>
+      <w:r>
+        <w:t>Lovely Assistant</w:t>
       </w:r>
     </w:p>
     <w:p>
@@ -3618,27 +3560,18 @@
           <w:tab w:val="left" w:pos="1418"/>
         </w:tabs>
         <w:ind w:left="1418"/>
-        <w:rPr>
-          <w:color w:val="FF0000"/>
-        </w:rPr>
-      </w:pPr>
-      <w:r>
-        <w:rPr>
-          <w:color w:val="FF0000"/>
-        </w:rPr>
-        <w:t>C</w:t>
-      </w:r>
-      <w:r>
-        <w:rPr>
-          <w:color w:val="FF0000"/>
-        </w:rPr>
-        <w:t>reate illusions that evoke emotions in the audience</w:t>
-      </w:r>
-      <w:r>
-        <w:rPr>
-          <w:color w:val="FF0000"/>
-        </w:rPr>
-        <w:t xml:space="preserve"> (Iron)</w:t>
+      </w:pPr>
+      <w:r>
+        <w:t>Vinnie</w:t>
+      </w:r>
+      <w:r>
+        <w:t xml:space="preserve"> - </w:t>
+      </w:r>
+      <w:r>
+        <w:rPr>
+          <w:lang w:val="en-CA"/>
+        </w:rPr>
+        <w:t>black pin-striped fedora with a tie, cigar</w:t>
       </w:r>
     </w:p>
     <w:p>
@@ -3653,15 +3586,9 @@
           <w:tab w:val="left" w:pos="1418"/>
         </w:tabs>
         <w:ind w:left="1418"/>
-        <w:rPr>
-          <w:color w:val="FF0000"/>
-        </w:rPr>
-      </w:pPr>
-      <w:r>
-        <w:rPr>
-          <w:color w:val="FF0000"/>
-        </w:rPr>
-        <w:t>Even a rock can cry (Bronze at least)</w:t>
+      </w:pPr>
+      <w:r>
+        <w:t>Strawberry</w:t>
       </w:r>
     </w:p>
     <w:p>
@@ -3676,15 +3603,31 @@
           <w:tab w:val="left" w:pos="1418"/>
         </w:tabs>
         <w:ind w:left="1418"/>
-        <w:rPr>
-          <w:color w:val="FF0000"/>
-        </w:rPr>
-      </w:pPr>
-      <w:r>
-        <w:rPr>
-          <w:color w:val="FF0000"/>
-        </w:rPr>
-        <w:t>Sound (Bronze at least)</w:t>
+      </w:pPr>
+      <w:r>
+        <w:lastRenderedPageBreak/>
+        <w:t>Ability cannot be shared</w:t>
+      </w:r>
+    </w:p>
+    <w:p>
+      <w:pPr>
+        <w:pStyle w:val="StatusUser"/>
+        <w:numPr>
+          <w:ilvl w:val="1"/>
+          <w:numId w:val="30"/>
+        </w:numPr>
+      </w:pPr>
+      <w:r>
+        <w:t>Theatre (</w:t>
+      </w:r>
+      <w:r>
+        <w:t>Aura</w:t>
+      </w:r>
+      <w:r>
+        <w:t>)</w:t>
+      </w:r>
+      <w:r>
+        <w:t xml:space="preserve"> – “Let the show begin”</w:t>
       </w:r>
     </w:p>
     <w:p>
@@ -3699,15 +3642,12 @@
           <w:tab w:val="left" w:pos="1418"/>
         </w:tabs>
         <w:ind w:left="1418"/>
-        <w:rPr>
-          <w:color w:val="FF0000"/>
-        </w:rPr>
-      </w:pPr>
-      <w:r>
-        <w:rPr>
-          <w:color w:val="FF0000"/>
-        </w:rPr>
-        <w:t>Scent (Bronze at least)</w:t>
+      </w:pPr>
+      <w:r>
+        <w:t xml:space="preserve">Iron: </w:t>
+      </w:r>
+      <w:r>
+        <w:t>Amplifies the aura effects of cast members on audience</w:t>
       </w:r>
     </w:p>
     <w:p>
@@ -3722,15 +3662,301 @@
           <w:tab w:val="left" w:pos="1418"/>
         </w:tabs>
         <w:ind w:left="1418"/>
-        <w:rPr>
-          <w:color w:val="FF0000"/>
-        </w:rPr>
-      </w:pPr>
-      <w:r>
-        <w:rPr>
-          <w:color w:val="FF0000"/>
-        </w:rPr>
-        <w:t>Tangible illusions (Silver at least)</w:t>
+      </w:pPr>
+      <w:r>
+        <w:t xml:space="preserve">Iron: </w:t>
+      </w:r>
+      <w:r>
+        <w:t>Amplifies the essence effect of cast members on audience</w:t>
+      </w:r>
+    </w:p>
+    <w:p>
+      <w:pPr>
+        <w:pStyle w:val="StatusUser"/>
+        <w:numPr>
+          <w:ilvl w:val="2"/>
+          <w:numId w:val="25"/>
+        </w:numPr>
+        <w:tabs>
+          <w:tab w:val="clear" w:pos="1701"/>
+          <w:tab w:val="left" w:pos="1418"/>
+        </w:tabs>
+        <w:ind w:left="1418"/>
+      </w:pPr>
+      <w:r>
+        <w:t>Effects amplified with audience engagement</w:t>
+      </w:r>
+    </w:p>
+    <w:p>
+      <w:pPr>
+        <w:pStyle w:val="StatusUser"/>
+        <w:numPr>
+          <w:ilvl w:val="2"/>
+          <w:numId w:val="25"/>
+        </w:numPr>
+        <w:tabs>
+          <w:tab w:val="clear" w:pos="1701"/>
+          <w:tab w:val="left" w:pos="1418"/>
+        </w:tabs>
+        <w:ind w:left="1418"/>
+      </w:pPr>
+      <w:r>
+        <w:t>Ability cannot be shared</w:t>
+      </w:r>
+    </w:p>
+    <w:p>
+      <w:pPr>
+        <w:pStyle w:val="StatusUser"/>
+        <w:numPr>
+          <w:ilvl w:val="2"/>
+          <w:numId w:val="25"/>
+        </w:numPr>
+        <w:tabs>
+          <w:tab w:val="clear" w:pos="1701"/>
+          <w:tab w:val="left" w:pos="1418"/>
+        </w:tabs>
+        <w:ind w:left="1418"/>
+      </w:pPr>
+      <w:r>
+        <w:t>Bronze: Creates status effects proportional to audience engagement</w:t>
+      </w:r>
+    </w:p>
+    <w:p>
+      <w:pPr>
+        <w:pStyle w:val="StatusUser"/>
+        <w:numPr>
+          <w:ilvl w:val="1"/>
+          <w:numId w:val="30"/>
+        </w:numPr>
+        <w:rPr>
+          <w:color w:val="FF0000"/>
+        </w:rPr>
+      </w:pPr>
+      <w:r>
+        <w:rPr>
+          <w:color w:val="FF0000"/>
+        </w:rPr>
+        <w:t>Glamour</w:t>
+      </w:r>
+    </w:p>
+    <w:p>
+      <w:pPr>
+        <w:pStyle w:val="StatusUser"/>
+        <w:numPr>
+          <w:ilvl w:val="2"/>
+          <w:numId w:val="25"/>
+        </w:numPr>
+        <w:tabs>
+          <w:tab w:val="clear" w:pos="1701"/>
+          <w:tab w:val="left" w:pos="1418"/>
+        </w:tabs>
+        <w:ind w:left="1418"/>
+        <w:rPr>
+          <w:color w:val="FF0000"/>
+        </w:rPr>
+      </w:pPr>
+      <w:r>
+        <w:rPr>
+          <w:color w:val="FF0000"/>
+        </w:rPr>
+        <w:t>Iron: C</w:t>
+      </w:r>
+      <w:r>
+        <w:rPr>
+          <w:color w:val="FF0000"/>
+        </w:rPr>
+        <w:t>reate illusions that evoke emotions in the audience</w:t>
+      </w:r>
+    </w:p>
+    <w:p>
+      <w:pPr>
+        <w:pStyle w:val="StatusUser"/>
+        <w:numPr>
+          <w:ilvl w:val="2"/>
+          <w:numId w:val="25"/>
+        </w:numPr>
+        <w:tabs>
+          <w:tab w:val="clear" w:pos="1701"/>
+          <w:tab w:val="left" w:pos="1418"/>
+        </w:tabs>
+        <w:ind w:left="1418"/>
+        <w:rPr>
+          <w:color w:val="FF0000"/>
+        </w:rPr>
+      </w:pPr>
+      <w:r>
+        <w:rPr>
+          <w:color w:val="FF0000"/>
+        </w:rPr>
+        <w:t>Bronze: Even a rock can cry</w:t>
+      </w:r>
+    </w:p>
+    <w:p>
+      <w:pPr>
+        <w:pStyle w:val="StatusUser"/>
+        <w:numPr>
+          <w:ilvl w:val="2"/>
+          <w:numId w:val="25"/>
+        </w:numPr>
+        <w:tabs>
+          <w:tab w:val="clear" w:pos="1701"/>
+          <w:tab w:val="left" w:pos="1418"/>
+        </w:tabs>
+        <w:ind w:left="1418"/>
+        <w:rPr>
+          <w:color w:val="FF0000"/>
+        </w:rPr>
+      </w:pPr>
+      <w:r>
+        <w:rPr>
+          <w:color w:val="FF0000"/>
+        </w:rPr>
+        <w:t>Bronze: Sound</w:t>
+      </w:r>
+    </w:p>
+    <w:p>
+      <w:pPr>
+        <w:pStyle w:val="StatusUser"/>
+        <w:numPr>
+          <w:ilvl w:val="2"/>
+          <w:numId w:val="25"/>
+        </w:numPr>
+        <w:tabs>
+          <w:tab w:val="clear" w:pos="1701"/>
+          <w:tab w:val="left" w:pos="1418"/>
+        </w:tabs>
+        <w:ind w:left="1418"/>
+        <w:rPr>
+          <w:color w:val="FF0000"/>
+        </w:rPr>
+      </w:pPr>
+      <w:r>
+        <w:rPr>
+          <w:color w:val="FF0000"/>
+        </w:rPr>
+        <w:t>Bronze: Scent</w:t>
+      </w:r>
+    </w:p>
+    <w:p>
+      <w:pPr>
+        <w:pStyle w:val="StatusUser"/>
+        <w:numPr>
+          <w:ilvl w:val="2"/>
+          <w:numId w:val="25"/>
+        </w:numPr>
+        <w:tabs>
+          <w:tab w:val="clear" w:pos="1701"/>
+          <w:tab w:val="left" w:pos="1418"/>
+        </w:tabs>
+        <w:ind w:left="1418"/>
+        <w:rPr>
+          <w:color w:val="FF0000"/>
+        </w:rPr>
+      </w:pPr>
+      <w:r>
+        <w:rPr>
+          <w:color w:val="FF0000"/>
+        </w:rPr>
+        <w:t>Silver: Tangible illusions</w:t>
+      </w:r>
+    </w:p>
+    <w:p>
+      <w:pPr>
+        <w:pStyle w:val="StatusUser"/>
+        <w:numPr>
+          <w:ilvl w:val="2"/>
+          <w:numId w:val="25"/>
+        </w:numPr>
+        <w:tabs>
+          <w:tab w:val="clear" w:pos="1701"/>
+          <w:tab w:val="left" w:pos="1418"/>
+        </w:tabs>
+        <w:ind w:left="1418"/>
+        <w:rPr>
+          <w:color w:val="FF0000"/>
+        </w:rPr>
+      </w:pPr>
+      <w:r>
+        <w:rPr>
+          <w:color w:val="FF0000"/>
+        </w:rPr>
+        <w:t>Ability cannot be shared</w:t>
+      </w:r>
+    </w:p>
+    <w:p>
+      <w:pPr>
+        <w:pStyle w:val="StatusUser"/>
+        <w:numPr>
+          <w:ilvl w:val="1"/>
+          <w:numId w:val="30"/>
+        </w:numPr>
+        <w:rPr>
+          <w:color w:val="FF0000"/>
+        </w:rPr>
+      </w:pPr>
+    </w:p>
+    <w:p>
+      <w:pPr>
+        <w:pStyle w:val="StatusUser"/>
+        <w:numPr>
+          <w:ilvl w:val="1"/>
+          <w:numId w:val="30"/>
+        </w:numPr>
+        <w:rPr>
+          <w:color w:val="FF0000"/>
+        </w:rPr>
+      </w:pPr>
+      <w:r>
+        <w:rPr>
+          <w:color w:val="FF0000"/>
+        </w:rPr>
+        <w:t>Violin</w:t>
+      </w:r>
+    </w:p>
+    <w:p>
+      <w:pPr>
+        <w:pStyle w:val="StatusUser"/>
+        <w:numPr>
+          <w:ilvl w:val="2"/>
+          <w:numId w:val="25"/>
+        </w:numPr>
+        <w:tabs>
+          <w:tab w:val="clear" w:pos="1701"/>
+          <w:tab w:val="left" w:pos="1418"/>
+        </w:tabs>
+        <w:ind w:left="1418"/>
+        <w:rPr>
+          <w:color w:val="FF0000"/>
+        </w:rPr>
+      </w:pPr>
+      <w:r>
+        <w:rPr>
+          <w:color w:val="FF0000"/>
+        </w:rPr>
+        <w:t>Causes buffs/debuffs depending on the emotions invoked in audience</w:t>
+      </w:r>
+    </w:p>
+    <w:p>
+      <w:pPr>
+        <w:pStyle w:val="StatusUser"/>
+        <w:numPr>
+          <w:ilvl w:val="2"/>
+          <w:numId w:val="25"/>
+        </w:numPr>
+        <w:tabs>
+          <w:tab w:val="clear" w:pos="1701"/>
+          <w:tab w:val="left" w:pos="1418"/>
+        </w:tabs>
+        <w:ind w:left="1418"/>
+        <w:rPr>
+          <w:color w:val="FF0000"/>
+        </w:rPr>
+      </w:pPr>
+      <w:r>
+        <w:rPr>
+          <w:color w:val="FF0000"/>
+        </w:rPr>
+        <w:t>Ability cannot be shared</w:t>
       </w:r>
     </w:p>
     <w:p>
@@ -3743,15 +3969,65 @@
     </w:p>
     <w:p>
       <w:r>
-        <w:t>A cute baby goat sits in a library and is reading a book on magic. The goat is wearing wizard’s clothes.</w:t>
-      </w:r>
-      <w:r>
-        <w:t xml:space="preserve"> In the shadow of the goat is a mysterious man in a tux, cape and top hat.</w:t>
-      </w:r>
-    </w:p>
-    <w:p>
-      <w:r>
-        <w:t xml:space="preserve">On top – </w:t>
+        <w:t>C</w:t>
+      </w:r>
+      <w:r>
+        <w:t xml:space="preserve">rest consists of the </w:t>
+      </w:r>
+      <w:r>
+        <w:t xml:space="preserve">shadowy </w:t>
+      </w:r>
+      <w:r>
+        <w:t xml:space="preserve">profile of a </w:t>
+      </w:r>
+      <w:r>
+        <w:t xml:space="preserve">stage </w:t>
+      </w:r>
+      <w:r>
+        <w:t>magician</w:t>
+      </w:r>
+      <w:r>
+        <w:t xml:space="preserve"> holding a golf ball</w:t>
+      </w:r>
+      <w:r>
+        <w:t>. Spewing</w:t>
+      </w:r>
+      <w:r>
+        <w:t xml:space="preserve"> forth</w:t>
+      </w:r>
+      <w:r>
+        <w:t xml:space="preserve"> from </w:t>
+      </w:r>
+      <w:r>
+        <w:t>the golf ball</w:t>
+      </w:r>
+      <w:r>
+        <w:t xml:space="preserve"> is a stream of stars and nebulae that circle him.</w:t>
+      </w:r>
+    </w:p>
+    <w:p>
+      <w:pPr>
+        <w:pStyle w:val="H3"/>
+      </w:pPr>
+      <w:r>
+        <w:lastRenderedPageBreak/>
+        <w:t>Coin</w:t>
+      </w:r>
+    </w:p>
+    <w:p>
+      <w:r>
+        <w:t xml:space="preserve">A </w:t>
+      </w:r>
+      <w:r>
+        <w:t>mandala</w:t>
+      </w:r>
+      <w:r>
+        <w:t xml:space="preserve"> has the image of a grinning teenage boy holding up a peace sign. The boy has bright red short messy hair and sparkling blue eyes. Anime style</w:t>
+      </w:r>
+    </w:p>
+    <w:p>
+      <w:r>
+        <w:t>On top is ‘</w:t>
       </w:r>
       <w:proofErr w:type="spellStart"/>
       <w:r>
@@ -3759,25 +4035,7 @@
       </w:r>
       <w:proofErr w:type="spellEnd"/>
       <w:r>
-        <w:t xml:space="preserve"> </w:t>
-      </w:r>
-      <w:proofErr w:type="spellStart"/>
-      <w:r>
-        <w:t>Videsse</w:t>
-      </w:r>
-      <w:proofErr w:type="spellEnd"/>
-      <w:r>
-        <w:t xml:space="preserve"> (By believing, one sees)</w:t>
-      </w:r>
-    </w:p>
-    <w:p>
-      <w:r>
-        <w:t>On bottom – An adventurer is free.</w:t>
-      </w:r>
-    </w:p>
-    <w:p>
-      <w:r>
-        <w:t>Surrounding it is a ring of rainbow smoke, fading into starry darkness.</w:t>
+        <w:t xml:space="preserve"> Videsse’ – By believing, one sees. On the bottom is, ‘Embrace your Mulligan’</w:t>
       </w:r>
     </w:p>
     <w:p>
@@ -3803,16 +4061,8 @@
         <w:rPr>
           <w:u w:val="single"/>
         </w:rPr>
-        <w:t xml:space="preserve"> </w:t>
-      </w:r>
-      <w:proofErr w:type="spellStart"/>
-      <w:r>
-        <w:rPr>
-          <w:u w:val="single"/>
-        </w:rPr>
-        <w:t>Outworlder</w:t>
-      </w:r>
-      <w:proofErr w:type="spellEnd"/>
+        <w:t xml:space="preserve"> Outworlder</w:t>
+      </w:r>
     </w:p>
     <w:p>
       <w:pPr>
@@ -3836,7 +4086,6 @@
         <w:ind w:left="567" w:hanging="283"/>
       </w:pPr>
       <w:r>
-        <w:lastRenderedPageBreak/>
         <w:t>Absolute location sense</w:t>
       </w:r>
     </w:p>
@@ -4069,6 +4318,7 @@
         <w:pStyle w:val="H2"/>
       </w:pPr>
       <w:r>
+        <w:lastRenderedPageBreak/>
         <w:t>Susie</w:t>
       </w:r>
       <w:r>
@@ -4126,7 +4376,6 @@
         <w:pStyle w:val="StatusUser"/>
       </w:pPr>
       <w:r>
-        <w:lastRenderedPageBreak/>
         <w:t>Race</w:t>
       </w:r>
       <w:r>
@@ -4199,16 +4448,8 @@
         <w:rPr>
           <w:u w:val="single"/>
         </w:rPr>
-        <w:t xml:space="preserve">Racial Abilities - </w:t>
-      </w:r>
-      <w:proofErr w:type="spellStart"/>
-      <w:r>
-        <w:rPr>
-          <w:u w:val="single"/>
-        </w:rPr>
-        <w:t>Outworlder</w:t>
-      </w:r>
-      <w:proofErr w:type="spellEnd"/>
+        <w:t>Racial Abilities - Outworlder</w:t>
+      </w:r>
     </w:p>
     <w:p>
       <w:pPr>
@@ -4480,13 +4721,202 @@
       <w:pPr>
         <w:pStyle w:val="StatusUser"/>
         <w:numPr>
+          <w:ilvl w:val="0"/>
+          <w:numId w:val="25"/>
+        </w:numPr>
+      </w:pPr>
+      <w:r>
+        <w:t>Warrior, bound to Power</w:t>
+      </w:r>
+    </w:p>
+    <w:p>
+      <w:pPr>
+        <w:pStyle w:val="StatusUser"/>
+        <w:numPr>
+          <w:ilvl w:val="1"/>
+          <w:numId w:val="25"/>
+        </w:numPr>
+      </w:pPr>
+      <w:r>
+        <w:rPr>
+          <w:lang w:val="en-CA"/>
+        </w:rPr>
+        <w:t xml:space="preserve">Eviscerating </w:t>
+      </w:r>
+      <w:r>
+        <w:t>Sword</w:t>
+      </w:r>
+    </w:p>
+    <w:p>
+      <w:pPr>
+        <w:pStyle w:val="StatusUser"/>
+        <w:numPr>
           <w:ilvl w:val="2"/>
           <w:numId w:val="25"/>
         </w:numPr>
-        <w:rPr>
-          <w:color w:val="FF0000"/>
-        </w:rPr>
-      </w:pPr>
+      </w:pPr>
+      <w:r>
+        <w:t>A weapon that can change blade shape and handle length as needed</w:t>
+      </w:r>
+    </w:p>
+    <w:p>
+      <w:pPr>
+        <w:pStyle w:val="StatusUser"/>
+        <w:numPr>
+          <w:ilvl w:val="2"/>
+          <w:numId w:val="25"/>
+        </w:numPr>
+      </w:pPr>
+      <w:r>
+        <w:rPr>
+          <w:lang w:val="en-CA"/>
+        </w:rPr>
+        <w:t>Causes bleeding effect</w:t>
+      </w:r>
+    </w:p>
+    <w:p>
+      <w:pPr>
+        <w:pStyle w:val="StatusUser"/>
+        <w:numPr>
+          <w:ilvl w:val="1"/>
+          <w:numId w:val="25"/>
+        </w:numPr>
+      </w:pPr>
+      <w:r>
+        <w:t>Sister in arms (Siblings in Arms)</w:t>
+      </w:r>
+    </w:p>
+    <w:p>
+      <w:pPr>
+        <w:pStyle w:val="StatusUser"/>
+        <w:numPr>
+          <w:ilvl w:val="2"/>
+          <w:numId w:val="25"/>
+        </w:numPr>
+      </w:pPr>
+      <w:r>
+        <w:t>S</w:t>
+      </w:r>
+      <w:r>
+        <w:t>hares essence abilities with all sisters</w:t>
+      </w:r>
+    </w:p>
+    <w:p>
+      <w:pPr>
+        <w:pStyle w:val="StatusUser"/>
+        <w:numPr>
+          <w:ilvl w:val="2"/>
+          <w:numId w:val="25"/>
+        </w:numPr>
+      </w:pPr>
+      <w:r>
+        <w:t>S</w:t>
+      </w:r>
+      <w:r>
+        <w:t xml:space="preserve">hares </w:t>
+      </w:r>
+      <w:r>
+        <w:t>racial</w:t>
+      </w:r>
+      <w:r>
+        <w:t xml:space="preserve"> abilities with all sisters</w:t>
+      </w:r>
+    </w:p>
+    <w:p>
+      <w:pPr>
+        <w:pStyle w:val="StatusUser"/>
+        <w:numPr>
+          <w:ilvl w:val="2"/>
+          <w:numId w:val="25"/>
+        </w:numPr>
+      </w:pPr>
+      <w:r>
+        <w:t>All sisters can train up the powers</w:t>
+      </w:r>
+    </w:p>
+    <w:p>
+      <w:pPr>
+        <w:pStyle w:val="StatusUser"/>
+        <w:numPr>
+          <w:ilvl w:val="2"/>
+          <w:numId w:val="25"/>
+        </w:numPr>
+      </w:pPr>
+      <w:r>
+        <w:t>Strength of abilities scale with bond</w:t>
+      </w:r>
+    </w:p>
+    <w:p>
+      <w:pPr>
+        <w:pStyle w:val="StatusUser"/>
+        <w:numPr>
+          <w:ilvl w:val="2"/>
+          <w:numId w:val="25"/>
+        </w:numPr>
+      </w:pPr>
+      <w:r>
+        <w:t>Ability cannot be shared</w:t>
+      </w:r>
+    </w:p>
+    <w:p>
+      <w:pPr>
+        <w:pStyle w:val="StatusUser"/>
+        <w:numPr>
+          <w:ilvl w:val="1"/>
+          <w:numId w:val="25"/>
+        </w:numPr>
+        <w:rPr>
+          <w:color w:val="FF0000"/>
+        </w:rPr>
+      </w:pPr>
+    </w:p>
+    <w:p>
+      <w:pPr>
+        <w:pStyle w:val="StatusUser"/>
+        <w:numPr>
+          <w:ilvl w:val="1"/>
+          <w:numId w:val="25"/>
+        </w:numPr>
+        <w:rPr>
+          <w:color w:val="FF0000"/>
+        </w:rPr>
+      </w:pPr>
+      <w:r>
+        <w:rPr>
+          <w:color w:val="FF0000"/>
+        </w:rPr>
+        <w:t>Sharpness – Increased the cutting power of an attack</w:t>
+      </w:r>
+    </w:p>
+    <w:p>
+      <w:pPr>
+        <w:pStyle w:val="StatusUser"/>
+        <w:numPr>
+          <w:ilvl w:val="1"/>
+          <w:numId w:val="25"/>
+        </w:numPr>
+        <w:rPr>
+          <w:color w:val="FF0000"/>
+        </w:rPr>
+      </w:pPr>
+      <w:r>
+        <w:rPr>
+          <w:color w:val="FF0000"/>
+        </w:rPr>
+        <w:t>Reflect</w:t>
+      </w:r>
+      <w:r>
+        <w:rPr>
+          <w:color w:val="FF0000"/>
+        </w:rPr>
+        <w:t xml:space="preserve"> – reflects a portion of damage back to</w:t>
+      </w:r>
+      <w:r>
+        <w:rPr>
+          <w:color w:val="FF0000"/>
+        </w:rPr>
+        <w:t xml:space="preserve"> attacker.</w:t>
+      </w:r>
     </w:p>
     <w:p>
       <w:pPr>
@@ -4497,7 +4927,13 @@
         </w:numPr>
       </w:pPr>
       <w:r>
-        <w:t>Warrior, bound to Power</w:t>
+        <w:t>Valkyrie</w:t>
+      </w:r>
+      <w:r>
+        <w:t xml:space="preserve"> (Confluence)</w:t>
+      </w:r>
+      <w:r>
+        <w:t>, bound to Spirit</w:t>
       </w:r>
     </w:p>
     <w:p>
@@ -4509,17 +4945,22 @@
         </w:numPr>
       </w:pPr>
       <w:r>
-        <w:rPr>
-          <w:lang w:val="en-CA"/>
-        </w:rPr>
-        <w:lastRenderedPageBreak/>
-        <w:t xml:space="preserve">Piercing </w:t>
-      </w:r>
-      <w:r>
-        <w:t xml:space="preserve">Sword – </w:t>
-      </w:r>
-      <w:r>
-        <w:t>A weapon that does piercing damage. Can change shape as needed</w:t>
+        <w:t>Radiant wings</w:t>
+      </w:r>
+      <w:r>
+        <w:t xml:space="preserve"> – “With wings of light, I take flight.”</w:t>
+      </w:r>
+    </w:p>
+    <w:p>
+      <w:pPr>
+        <w:pStyle w:val="StatusUser"/>
+        <w:numPr>
+          <w:ilvl w:val="2"/>
+          <w:numId w:val="25"/>
+        </w:numPr>
+      </w:pPr>
+      <w:r>
+        <w:t>Angelic wings that grant the power of flight</w:t>
       </w:r>
     </w:p>
     <w:p>
@@ -4529,10 +4970,10 @@
           <w:ilvl w:val="1"/>
           <w:numId w:val="25"/>
         </w:numPr>
-      </w:pPr>
-      <w:r>
-        <w:t>Sharpness – Increased the cutting power of an attack</w:t>
-      </w:r>
+        <w:rPr>
+          <w:color w:val="FF0000"/>
+        </w:rPr>
+      </w:pPr>
     </w:p>
     <w:p>
       <w:pPr>
@@ -4541,70 +4982,10 @@
           <w:ilvl w:val="1"/>
           <w:numId w:val="25"/>
         </w:numPr>
-      </w:pPr>
-      <w:r>
-        <w:t>Sister in arms (Siblings in Arms)</w:t>
-      </w:r>
-    </w:p>
-    <w:p>
-      <w:pPr>
-        <w:pStyle w:val="StatusUser"/>
-        <w:numPr>
-          <w:ilvl w:val="2"/>
-          <w:numId w:val="25"/>
-        </w:numPr>
-      </w:pPr>
-      <w:r>
-        <w:t>S</w:t>
-      </w:r>
-      <w:r>
-        <w:t>hares essence abilities with all sisters</w:t>
-      </w:r>
-    </w:p>
-    <w:p>
-      <w:pPr>
-        <w:pStyle w:val="StatusUser"/>
-        <w:numPr>
-          <w:ilvl w:val="2"/>
-          <w:numId w:val="25"/>
-        </w:numPr>
-      </w:pPr>
-      <w:r>
-        <w:t>S</w:t>
-      </w:r>
-      <w:r>
-        <w:t xml:space="preserve">hares </w:t>
-      </w:r>
-      <w:r>
-        <w:t>racial</w:t>
-      </w:r>
-      <w:r>
-        <w:t xml:space="preserve"> abilities with all sisters</w:t>
-      </w:r>
-    </w:p>
-    <w:p>
-      <w:pPr>
-        <w:pStyle w:val="StatusUser"/>
-        <w:numPr>
-          <w:ilvl w:val="2"/>
-          <w:numId w:val="25"/>
-        </w:numPr>
-      </w:pPr>
-      <w:r>
-        <w:t>All sisters can train up the powers</w:t>
-      </w:r>
-    </w:p>
-    <w:p>
-      <w:pPr>
-        <w:pStyle w:val="StatusUser"/>
-        <w:numPr>
-          <w:ilvl w:val="2"/>
-          <w:numId w:val="25"/>
-        </w:numPr>
-      </w:pPr>
-      <w:r>
-        <w:t>Strength of abilities scale with bond</w:t>
-      </w:r>
+        <w:rPr>
+          <w:color w:val="FF0000"/>
+        </w:rPr>
+      </w:pPr>
     </w:p>
     <w:p>
       <w:pPr>
@@ -4617,161 +4998,11 @@
           <w:color w:val="FF0000"/>
         </w:rPr>
       </w:pPr>
-    </w:p>
-    <w:p>
-      <w:pPr>
-        <w:pStyle w:val="StatusUser"/>
-        <w:numPr>
-          <w:ilvl w:val="1"/>
-          <w:numId w:val="25"/>
-        </w:numPr>
-        <w:rPr>
-          <w:color w:val="FF0000"/>
-        </w:rPr>
-      </w:pPr>
-      <w:r>
-        <w:rPr>
-          <w:color w:val="FF0000"/>
-        </w:rPr>
-        <w:t>Reflect</w:t>
-      </w:r>
-      <w:r>
-        <w:rPr>
-          <w:color w:val="FF0000"/>
-        </w:rPr>
-        <w:t xml:space="preserve"> – reflects a portion of damage back to</w:t>
-      </w:r>
-      <w:r>
-        <w:rPr>
-          <w:color w:val="FF0000"/>
-        </w:rPr>
-        <w:t xml:space="preserve"> attacker.</w:t>
-      </w:r>
-    </w:p>
-    <w:p>
-      <w:pPr>
-        <w:pStyle w:val="StatusUser"/>
-        <w:numPr>
-          <w:ilvl w:val="0"/>
-          <w:numId w:val="25"/>
-        </w:numPr>
-      </w:pPr>
-      <w:r>
-        <w:t>Valkyrie</w:t>
-      </w:r>
-      <w:r>
-        <w:t xml:space="preserve"> (Confluence)</w:t>
-      </w:r>
-      <w:r>
-        <w:t>, bound to Spirit</w:t>
-      </w:r>
-    </w:p>
-    <w:p>
-      <w:pPr>
-        <w:pStyle w:val="StatusUser"/>
-        <w:numPr>
-          <w:ilvl w:val="1"/>
-          <w:numId w:val="25"/>
-        </w:numPr>
-      </w:pPr>
-      <w:r>
-        <w:t>Radiant wings</w:t>
-      </w:r>
-    </w:p>
-    <w:p>
-      <w:pPr>
-        <w:pStyle w:val="StatusUser"/>
-        <w:numPr>
-          <w:ilvl w:val="2"/>
-          <w:numId w:val="25"/>
-        </w:numPr>
-      </w:pPr>
-      <w:r>
-        <w:t>Angelic wings that grant the power of flight</w:t>
-      </w:r>
-    </w:p>
-    <w:p>
-      <w:pPr>
-        <w:pStyle w:val="StatusUser"/>
-        <w:numPr>
-          <w:ilvl w:val="1"/>
-          <w:numId w:val="25"/>
-        </w:numPr>
-        <w:rPr>
-          <w:color w:val="FF0000"/>
-        </w:rPr>
-      </w:pPr>
-    </w:p>
-    <w:p>
-      <w:pPr>
-        <w:pStyle w:val="StatusUser"/>
-        <w:numPr>
-          <w:ilvl w:val="1"/>
-          <w:numId w:val="25"/>
-        </w:numPr>
-        <w:rPr>
-          <w:color w:val="FF0000"/>
-        </w:rPr>
-      </w:pPr>
-    </w:p>
-    <w:p>
-      <w:pPr>
-        <w:pStyle w:val="StatusUser"/>
-        <w:numPr>
-          <w:ilvl w:val="1"/>
-          <w:numId w:val="25"/>
-        </w:numPr>
-        <w:rPr>
-          <w:color w:val="FF0000"/>
-        </w:rPr>
-      </w:pPr>
       <w:r>
         <w:rPr>
           <w:color w:val="FF0000"/>
         </w:rPr>
         <w:t>Judgment</w:t>
-      </w:r>
-      <w:r>
-        <w:rPr>
-          <w:color w:val="FF0000"/>
-        </w:rPr>
-        <w:t xml:space="preserve"> – </w:t>
-      </w:r>
-      <w:r>
-        <w:rPr>
-          <w:color w:val="FF0000"/>
-        </w:rPr>
-        <w:t xml:space="preserve">Each successful attack </w:t>
-      </w:r>
-      <w:r>
-        <w:rPr>
-          <w:color w:val="FF0000"/>
-        </w:rPr>
-        <w:t xml:space="preserve">on opponent </w:t>
-      </w:r>
-      <w:r>
-        <w:rPr>
-          <w:color w:val="FF0000"/>
-        </w:rPr>
-        <w:t>by a sister causes the next attack to increase in potency</w:t>
-      </w:r>
-    </w:p>
-    <w:p>
-      <w:pPr>
-        <w:pStyle w:val="StatusUser"/>
-        <w:numPr>
-          <w:ilvl w:val="1"/>
-          <w:numId w:val="25"/>
-        </w:numPr>
-        <w:rPr>
-          <w:color w:val="FF0000"/>
-        </w:rPr>
-      </w:pPr>
-      <w:r>
-        <w:rPr>
-          <w:color w:val="FF0000"/>
-        </w:rPr>
-        <w:t>Valkyrie Armor</w:t>
       </w:r>
     </w:p>
     <w:p>
@@ -4786,33 +5017,36 @@
           <w:tab w:val="left" w:pos="1418"/>
         </w:tabs>
         <w:ind w:left="1418"/>
-        <w:rPr>
-          <w:color w:val="FF0000"/>
-        </w:rPr>
-      </w:pPr>
-      <w:r>
-        <w:rPr>
-          <w:color w:val="FF0000"/>
-        </w:rPr>
-        <w:t>Effect (iron): Conjures a suit of armor that confers strong physical protection</w:t>
-      </w:r>
-      <w:r>
-        <w:rPr>
-          <w:color w:val="FF0000"/>
-        </w:rPr>
-        <w:t xml:space="preserve"> and increases resistance to </w:t>
-      </w:r>
-      <w:r>
-        <w:rPr>
-          <w:color w:val="FF0000"/>
-        </w:rPr>
-        <w:t>unholy aligned elements</w:t>
-      </w:r>
-      <w:r>
-        <w:rPr>
-          <w:color w:val="FF0000"/>
-        </w:rPr>
-        <w:t>.</w:t>
+      </w:pPr>
+      <w:r>
+        <w:rPr>
+          <w:color w:val="FF0000"/>
+        </w:rPr>
+        <w:t xml:space="preserve">Each successful attack </w:t>
+      </w:r>
+      <w:r>
+        <w:rPr>
+          <w:color w:val="FF0000"/>
+        </w:rPr>
+        <w:t xml:space="preserve">on an opponent </w:t>
+      </w:r>
+      <w:r>
+        <w:rPr>
+          <w:color w:val="FF0000"/>
+        </w:rPr>
+        <w:t xml:space="preserve">by </w:t>
+      </w:r>
+      <w:r>
+        <w:rPr>
+          <w:color w:val="FF0000"/>
+        </w:rPr>
+        <w:t xml:space="preserve">you or </w:t>
+      </w:r>
+      <w:r>
+        <w:rPr>
+          <w:color w:val="FF0000"/>
+        </w:rPr>
+        <w:t>a sister causes the next attack to increase in potency</w:t>
       </w:r>
     </w:p>
     <w:p>
@@ -4827,45 +5061,12 @@
           <w:tab w:val="left" w:pos="1418"/>
         </w:tabs>
         <w:ind w:left="1418"/>
-        <w:rPr>
-          <w:color w:val="FF0000"/>
-        </w:rPr>
-      </w:pPr>
-      <w:r>
-        <w:rPr>
-          <w:color w:val="FF0000"/>
-        </w:rPr>
-        <w:t>Effect (bronze): Armor confers increased resistance to non-physical damage</w:t>
-      </w:r>
-      <w:r>
-        <w:rPr>
-          <w:color w:val="FF0000"/>
-        </w:rPr>
-        <w:t xml:space="preserve"> and further increased resistance to </w:t>
-      </w:r>
-      <w:r>
-        <w:rPr>
-          <w:color w:val="FF0000"/>
-        </w:rPr>
-        <w:t>unholy aligned</w:t>
-      </w:r>
-      <w:r>
-        <w:rPr>
-          <w:color w:val="FF0000"/>
-        </w:rPr>
-        <w:t>.</w:t>
-      </w:r>
-    </w:p>
-    <w:p>
-      <w:pPr>
-        <w:pStyle w:val="StatusUser"/>
-        <w:numPr>
-          <w:ilvl w:val="0"/>
-          <w:numId w:val="25"/>
-        </w:numPr>
-      </w:pPr>
-      <w:r>
-        <w:t>Light, bound to Recovery</w:t>
+      </w:pPr>
+      <w:r>
+        <w:rPr>
+          <w:color w:val="FF0000"/>
+        </w:rPr>
+        <w:t>Power cannot be shared</w:t>
       </w:r>
     </w:p>
     <w:p>
@@ -4875,9 +5076,15 @@
           <w:ilvl w:val="1"/>
           <w:numId w:val="25"/>
         </w:numPr>
-      </w:pPr>
-      <w:r>
-        <w:t>Healthy Wrath – Aura skill</w:t>
+        <w:rPr>
+          <w:color w:val="FF0000"/>
+        </w:rPr>
+      </w:pPr>
+      <w:r>
+        <w:rPr>
+          <w:color w:val="FF0000"/>
+        </w:rPr>
+        <w:t>Valkyrie Armor</w:t>
       </w:r>
     </w:p>
     <w:p>
@@ -4892,9 +5099,34 @@
           <w:tab w:val="left" w:pos="1418"/>
         </w:tabs>
         <w:ind w:left="1418"/>
-      </w:pPr>
-      <w:r>
-        <w:t>Confers healing aura on allies</w:t>
+        <w:rPr>
+          <w:color w:val="FF0000"/>
+        </w:rPr>
+      </w:pPr>
+      <w:r>
+        <w:rPr>
+          <w:color w:val="FF0000"/>
+        </w:rPr>
+        <w:lastRenderedPageBreak/>
+        <w:t>Effect (iron): Conjures a suit of armor that confers strong physical protection</w:t>
+      </w:r>
+      <w:r>
+        <w:rPr>
+          <w:color w:val="FF0000"/>
+        </w:rPr>
+        <w:t xml:space="preserve"> and increases resistance to </w:t>
+      </w:r>
+      <w:r>
+        <w:rPr>
+          <w:color w:val="FF0000"/>
+        </w:rPr>
+        <w:t>unholy aligned elements</w:t>
+      </w:r>
+      <w:r>
+        <w:rPr>
+          <w:color w:val="FF0000"/>
+        </w:rPr>
+        <w:t>.</w:t>
       </w:r>
     </w:p>
     <w:p>
@@ -4909,9 +5141,66 @@
           <w:tab w:val="left" w:pos="1418"/>
         </w:tabs>
         <w:ind w:left="1418"/>
-      </w:pPr>
-      <w:r>
-        <w:t>Confers damaging aura on enemies</w:t>
+        <w:rPr>
+          <w:color w:val="FF0000"/>
+        </w:rPr>
+      </w:pPr>
+      <w:r>
+        <w:rPr>
+          <w:color w:val="FF0000"/>
+        </w:rPr>
+        <w:t>Effect (bronze): Armor confers increased resistance to non-physical damage</w:t>
+      </w:r>
+      <w:r>
+        <w:rPr>
+          <w:color w:val="FF0000"/>
+        </w:rPr>
+        <w:t xml:space="preserve"> and further increased resistance to </w:t>
+      </w:r>
+      <w:r>
+        <w:rPr>
+          <w:color w:val="FF0000"/>
+        </w:rPr>
+        <w:t>unholy aligned</w:t>
+      </w:r>
+      <w:r>
+        <w:rPr>
+          <w:color w:val="FF0000"/>
+        </w:rPr>
+        <w:t>.</w:t>
+      </w:r>
+    </w:p>
+    <w:p>
+      <w:pPr>
+        <w:pStyle w:val="StatusUser"/>
+        <w:numPr>
+          <w:ilvl w:val="0"/>
+          <w:numId w:val="25"/>
+        </w:numPr>
+      </w:pPr>
+      <w:r>
+        <w:t>Light, bound to Recovery</w:t>
+      </w:r>
+    </w:p>
+    <w:p>
+      <w:pPr>
+        <w:pStyle w:val="StatusUser"/>
+        <w:numPr>
+          <w:ilvl w:val="1"/>
+          <w:numId w:val="25"/>
+        </w:numPr>
+      </w:pPr>
+      <w:r>
+        <w:t>Healthy Wrath – Aura skill</w:t>
+      </w:r>
+      <w:r>
+        <w:t xml:space="preserve"> - </w:t>
+      </w:r>
+      <w:r>
+        <w:rPr>
+          <w:lang w:val="en-CA"/>
+        </w:rPr>
+        <w:t>“With judgement comes mercy”</w:t>
       </w:r>
     </w:p>
     <w:p>
@@ -4928,73 +5217,7 @@
         <w:ind w:left="1418"/>
       </w:pPr>
       <w:r>
-        <w:t>All attacks on enemies will come with a slight amount of transcendent damage. At the same time, will recover health.</w:t>
-      </w:r>
-    </w:p>
-    <w:p>
-      <w:pPr>
-        <w:pStyle w:val="StatusUser"/>
-        <w:numPr>
-          <w:ilvl w:val="1"/>
-          <w:numId w:val="25"/>
-        </w:numPr>
-        <w:tabs>
-          <w:tab w:val="clear" w:pos="1701"/>
-          <w:tab w:val="left" w:pos="1276"/>
-        </w:tabs>
-      </w:pPr>
-      <w:r>
-        <w:t>Keen sight – Allows sharp vision even at a distance</w:t>
-      </w:r>
-    </w:p>
-    <w:p>
-      <w:pPr>
-        <w:pStyle w:val="StatusUser"/>
-        <w:numPr>
-          <w:ilvl w:val="1"/>
-          <w:numId w:val="25"/>
-        </w:numPr>
-        <w:rPr>
-          <w:color w:val="FF0000"/>
-        </w:rPr>
-      </w:pPr>
-    </w:p>
-    <w:p>
-      <w:pPr>
-        <w:pStyle w:val="StatusUser"/>
-        <w:numPr>
-          <w:ilvl w:val="1"/>
-          <w:numId w:val="25"/>
-        </w:numPr>
-        <w:tabs>
-          <w:tab w:val="clear" w:pos="1701"/>
-          <w:tab w:val="left" w:pos="1276"/>
-        </w:tabs>
-        <w:rPr>
-          <w:color w:val="FF0000"/>
-        </w:rPr>
-      </w:pPr>
-    </w:p>
-    <w:p>
-      <w:pPr>
-        <w:pStyle w:val="StatusUser"/>
-        <w:numPr>
-          <w:ilvl w:val="1"/>
-          <w:numId w:val="25"/>
-        </w:numPr>
-        <w:tabs>
-          <w:tab w:val="clear" w:pos="1701"/>
-          <w:tab w:val="left" w:pos="1276"/>
-        </w:tabs>
-        <w:rPr>
-          <w:color w:val="FF0000"/>
-        </w:rPr>
-      </w:pPr>
-      <w:r>
-        <w:rPr>
-          <w:color w:val="FF0000"/>
-        </w:rPr>
-        <w:t>Revealing Light</w:t>
+        <w:t>Confers healing aura on allies</w:t>
       </w:r>
     </w:p>
     <w:p>
@@ -5009,15 +5232,9 @@
           <w:tab w:val="left" w:pos="1418"/>
         </w:tabs>
         <w:ind w:left="1418"/>
-        <w:rPr>
-          <w:color w:val="FF0000"/>
-        </w:rPr>
-      </w:pPr>
-      <w:r>
-        <w:rPr>
-          <w:color w:val="FF0000"/>
-        </w:rPr>
-        <w:t>Cuts through illusions</w:t>
+      </w:pPr>
+      <w:r>
+        <w:t>Confers damaging aura on enemies</w:t>
       </w:r>
     </w:p>
     <w:p>
@@ -5032,27 +5249,9 @@
           <w:tab w:val="left" w:pos="1418"/>
         </w:tabs>
         <w:ind w:left="1418"/>
-        <w:rPr>
-          <w:color w:val="FF0000"/>
-        </w:rPr>
-      </w:pPr>
-      <w:r>
-        <w:rPr>
-          <w:color w:val="FF0000"/>
-        </w:rPr>
-        <w:t>Reveals the hearths of those it shines on to all</w:t>
-      </w:r>
-      <w:r>
-        <w:rPr>
-          <w:color w:val="FF0000"/>
-        </w:rPr>
-        <w:t>, forcing those affected to judge themselves.</w:t>
-      </w:r>
-      <w:r>
-        <w:rPr>
-          <w:color w:val="FF0000"/>
-        </w:rPr>
-        <w:t xml:space="preserve"> This will cause either buffs of debuffs as determined by those affected</w:t>
+      </w:pPr>
+      <w:r>
+        <w:t>All attacks on enemies will come with a slight amount of transcendent damage. At the same time, will recover health.</w:t>
       </w:r>
     </w:p>
     <w:p>
@@ -5067,6 +5266,170 @@
           <w:tab w:val="left" w:pos="1418"/>
         </w:tabs>
         <w:ind w:left="1418"/>
+      </w:pPr>
+      <w:r>
+        <w:t>Ability cannot be shared</w:t>
+      </w:r>
+    </w:p>
+    <w:p>
+      <w:pPr>
+        <w:pStyle w:val="StatusUser"/>
+        <w:numPr>
+          <w:ilvl w:val="1"/>
+          <w:numId w:val="25"/>
+        </w:numPr>
+        <w:tabs>
+          <w:tab w:val="clear" w:pos="1701"/>
+          <w:tab w:val="left" w:pos="1276"/>
+        </w:tabs>
+      </w:pPr>
+      <w:r>
+        <w:t>Keen sight – Allows sharp vision even at a distance</w:t>
+      </w:r>
+    </w:p>
+    <w:p>
+      <w:pPr>
+        <w:pStyle w:val="StatusUser"/>
+        <w:numPr>
+          <w:ilvl w:val="1"/>
+          <w:numId w:val="25"/>
+        </w:numPr>
+        <w:rPr>
+          <w:color w:val="FF0000"/>
+        </w:rPr>
+      </w:pPr>
+    </w:p>
+    <w:p>
+      <w:pPr>
+        <w:pStyle w:val="StatusUser"/>
+        <w:numPr>
+          <w:ilvl w:val="1"/>
+          <w:numId w:val="25"/>
+        </w:numPr>
+        <w:tabs>
+          <w:tab w:val="clear" w:pos="1701"/>
+          <w:tab w:val="left" w:pos="1276"/>
+        </w:tabs>
+        <w:rPr>
+          <w:color w:val="FF0000"/>
+        </w:rPr>
+      </w:pPr>
+    </w:p>
+    <w:p>
+      <w:pPr>
+        <w:pStyle w:val="StatusUser"/>
+        <w:numPr>
+          <w:ilvl w:val="1"/>
+          <w:numId w:val="25"/>
+        </w:numPr>
+        <w:tabs>
+          <w:tab w:val="clear" w:pos="1701"/>
+          <w:tab w:val="left" w:pos="1276"/>
+        </w:tabs>
+        <w:rPr>
+          <w:color w:val="FF0000"/>
+        </w:rPr>
+      </w:pPr>
+      <w:r>
+        <w:rPr>
+          <w:color w:val="FF0000"/>
+        </w:rPr>
+        <w:t>Revealing Light</w:t>
+      </w:r>
+    </w:p>
+    <w:p>
+      <w:pPr>
+        <w:pStyle w:val="StatusUser"/>
+        <w:numPr>
+          <w:ilvl w:val="2"/>
+          <w:numId w:val="25"/>
+        </w:numPr>
+        <w:tabs>
+          <w:tab w:val="clear" w:pos="1701"/>
+          <w:tab w:val="left" w:pos="1418"/>
+        </w:tabs>
+        <w:ind w:left="1418"/>
+        <w:rPr>
+          <w:color w:val="FF0000"/>
+        </w:rPr>
+      </w:pPr>
+      <w:r>
+        <w:rPr>
+          <w:color w:val="FF0000"/>
+        </w:rPr>
+        <w:t>Cuts through illusions</w:t>
+      </w:r>
+    </w:p>
+    <w:p>
+      <w:pPr>
+        <w:pStyle w:val="StatusUser"/>
+        <w:numPr>
+          <w:ilvl w:val="2"/>
+          <w:numId w:val="25"/>
+        </w:numPr>
+        <w:tabs>
+          <w:tab w:val="clear" w:pos="1701"/>
+          <w:tab w:val="left" w:pos="1418"/>
+        </w:tabs>
+        <w:ind w:left="1418"/>
+        <w:rPr>
+          <w:color w:val="FF0000"/>
+        </w:rPr>
+      </w:pPr>
+      <w:r>
+        <w:rPr>
+          <w:color w:val="FF0000"/>
+        </w:rPr>
+        <w:t>Reveals the hearths of those it shines on to all</w:t>
+      </w:r>
+      <w:r>
+        <w:rPr>
+          <w:color w:val="FF0000"/>
+        </w:rPr>
+        <w:t>, forcing those affected to judge themselves.</w:t>
+      </w:r>
+      <w:r>
+        <w:rPr>
+          <w:color w:val="FF0000"/>
+        </w:rPr>
+        <w:t xml:space="preserve"> This will cause either buffs of debuffs as determined by those affected</w:t>
+      </w:r>
+    </w:p>
+    <w:p>
+      <w:pPr>
+        <w:pStyle w:val="StatusUser"/>
+        <w:numPr>
+          <w:ilvl w:val="2"/>
+          <w:numId w:val="25"/>
+        </w:numPr>
+        <w:tabs>
+          <w:tab w:val="clear" w:pos="1701"/>
+          <w:tab w:val="left" w:pos="1418"/>
+        </w:tabs>
+        <w:ind w:left="1418"/>
+        <w:rPr>
+          <w:color w:val="FF0000"/>
+        </w:rPr>
+      </w:pPr>
+      <w:r>
+        <w:rPr>
+          <w:color w:val="FF0000"/>
+        </w:rPr>
+        <w:t>Ability cannot be shared</w:t>
+      </w:r>
+    </w:p>
+    <w:p>
+      <w:pPr>
+        <w:pStyle w:val="StatusUser"/>
+        <w:numPr>
+          <w:ilvl w:val="2"/>
+          <w:numId w:val="25"/>
+        </w:numPr>
+        <w:tabs>
+          <w:tab w:val="clear" w:pos="1701"/>
+          <w:tab w:val="left" w:pos="1418"/>
+        </w:tabs>
+        <w:ind w:left="1418"/>
         <w:rPr>
           <w:color w:val="FF0000"/>
         </w:rPr>
@@ -5092,13 +5455,8 @@
         <w:t>–</w:t>
       </w:r>
       <w:r>
-        <w:t xml:space="preserve"> </w:t>
-      </w:r>
-      <w:proofErr w:type="spellStart"/>
-      <w:r>
-        <w:t>Outworlder</w:t>
-      </w:r>
-      <w:proofErr w:type="spellEnd"/>
+        <w:t xml:space="preserve"> Outworlder</w:t>
+      </w:r>
       <w:r>
         <w:t xml:space="preserve"> (Evolved)</w:t>
       </w:r>
@@ -5172,6 +5530,7 @@
         </w:numPr>
       </w:pPr>
       <w:r>
+        <w:lastRenderedPageBreak/>
         <w:t>Bonded companion</w:t>
       </w:r>
     </w:p>
@@ -5227,7 +5586,10 @@
     </w:p>
     <w:p>
       <w:r>
-        <w:t>A warrior woman with glowing wings stands on a rock, surrounded by monsters. She is guarding a small figure in a tux, cape, and top hat. Surrounding her is a field of white with black stars</w:t>
+        <w:t>A warrior woman with glowing wings stands on a rock, surrounded by monsters. She is guarding a small figure in a tux, cape, and top hat. Surrounding her is a field of stars</w:t>
+      </w:r>
+      <w:r>
+        <w:t xml:space="preserve"> and nebula</w:t>
       </w:r>
     </w:p>
     <w:p/>
@@ -5414,7 +5776,7 @@
         <v:path o:extrusionok="f" gradientshapeok="t" o:connecttype="rect"/>
         <o:lock v:ext="edit" aspectratio="t"/>
       </v:shapetype>
-      <v:shape id="_x0000_i1070" type="#_x0000_t75" style="width:3in;height:3in;visibility:visible" o:bullet="t">
+      <v:shape id="_x0000_i2015" type="#_x0000_t75" style="width:3in;height:3in;visibility:visible" o:bullet="t">
         <v:imagedata r:id="rId1" o:title="MC900065312[1]"/>
       </v:shape>
     </w:pict>
@@ -10084,7 +10446,7 @@
 </file>
 
 <file path=customXml/itemProps1.xml><?xml version="1.0" encoding="utf-8"?>
-<ds:datastoreItem xmlns:ds="http://schemas.openxmlformats.org/officeDocument/2006/customXml" ds:itemID="{6DF13A8E-4A0F-4754-BB16-7C3160D0AB59}">
+<ds:datastoreItem xmlns:ds="http://schemas.openxmlformats.org/officeDocument/2006/customXml" ds:itemID="{39E1CEEB-8ACA-484A-AF8D-20065438D364}">
   <ds:schemaRefs>
     <ds:schemaRef ds:uri="http://schemas.openxmlformats.org/officeDocument/2006/bibliography"/>
   </ds:schemaRefs>

--- a/Books/RPG_Books/TheWonderManAndHisLovelyAssistant/Notes_TheWonderManAndHisLovelyAssistant.docx
+++ b/Books/RPG_Books/TheWonderManAndHisLovelyAssistant/Notes_TheWonderManAndHisLovelyAssistant.docx
@@ -7,15 +7,20 @@
         <w:pStyle w:val="H3"/>
       </w:pPr>
       <w:r>
-        <w:t>Synopsis</w:t>
-      </w:r>
-    </w:p>
-    <w:p>
-      <w:r>
-        <w:t>He who Hunts Monsters – will eventually become on</w:t>
-      </w:r>
-      <w:r>
-        <w:t>e</w:t>
+        <w:t>Title</w:t>
+      </w:r>
+    </w:p>
+    <w:p>
+      <w:r>
+        <w:t>The Wonder Man and his Lovely Assistant – Embrace your Mulligan</w:t>
+      </w:r>
+    </w:p>
+    <w:p>
+      <w:pPr>
+        <w:pStyle w:val="H3"/>
+      </w:pPr>
+      <w:r>
+        <w:t>Summary</w:t>
       </w:r>
     </w:p>
     <w:p>
@@ -35,34 +40,164 @@
     </w:p>
     <w:p>
       <w:r>
-        <w:t xml:space="preserve">That’s when Jason’s gate exploded out, sweeping me and thousands of government people and </w:t>
-      </w:r>
-      <w:r>
-        <w:t>uninvited civilians into a new and exciting world.</w:t>
-      </w:r>
-    </w:p>
-    <w:p>
-      <w:r>
-        <w:t xml:space="preserve">No, I’ll never be a hero or world shaker. Yes, the </w:t>
-      </w:r>
-      <w:r>
-        <w:t xml:space="preserve">new </w:t>
-      </w:r>
-      <w:r>
-        <w:t>world is filled with monsters and scary shadows.</w:t>
-      </w:r>
-    </w:p>
-    <w:p>
-      <w:r>
-        <w:t xml:space="preserve">However, </w:t>
-      </w:r>
-      <w:r>
-        <w:t>in this world magic is a birthright, not a privilege for the elite.</w:t>
+        <w:t>That’s when Jason’s gate exploded out, sweeping me and thousands of government people and uninvited civilians into a new and exciting world.</w:t>
+      </w:r>
+    </w:p>
+    <w:p>
+      <w:r>
+        <w:t>No, I’ll never be a one-man army. Yes, the new world is filled with monsters, scary shadows and overpowered people.</w:t>
+      </w:r>
+    </w:p>
+    <w:p>
+      <w:r>
+        <w:t>So what’s my place in this world? It’s to sprinkle a little wonder into the lives of people in need, to show the world how amazing magi</w:t>
+      </w:r>
+      <w:r>
+        <w:t>c really is, to invite people to embrace their own Mulligan</w:t>
+      </w:r>
+    </w:p>
+    <w:p>
+      <w:pPr>
+        <w:pStyle w:val="H3"/>
+      </w:pPr>
+      <w:r>
+        <w:t>He who fights with monsters</w:t>
+      </w:r>
+    </w:p>
+    <w:p>
+      <w:r>
+        <w:t>This story takes place in the universe of Jason Asano. I chose this world because I liked the magic system and because I wanted to try my hand at a Fan Fiction.</w:t>
+      </w:r>
+      <w:r>
+        <w:t xml:space="preserve"> We meet Jason occasionally, but only as a guest appearance.</w:t>
+      </w:r>
+    </w:p>
+    <w:p>
+      <w:pPr>
+        <w:pStyle w:val="H3"/>
+      </w:pPr>
+      <w:r>
+        <w:lastRenderedPageBreak/>
+        <w:t>What to expect</w:t>
+      </w:r>
+    </w:p>
+    <w:p>
+      <w:pPr>
+        <w:pStyle w:val="ListParagraph"/>
+        <w:numPr>
+          <w:ilvl w:val="0"/>
+          <w:numId w:val="35"/>
+        </w:numPr>
+      </w:pPr>
+      <w:r>
+        <w:t>Slow burn</w:t>
+      </w:r>
+    </w:p>
+    <w:p>
+      <w:pPr>
+        <w:pStyle w:val="ListParagraph"/>
+        <w:numPr>
+          <w:ilvl w:val="0"/>
+          <w:numId w:val="35"/>
+        </w:numPr>
+      </w:pPr>
+      <w:r>
+        <w:t>Some romance</w:t>
+      </w:r>
+    </w:p>
+    <w:p>
+      <w:pPr>
+        <w:pStyle w:val="ListParagraph"/>
+        <w:numPr>
+          <w:ilvl w:val="0"/>
+          <w:numId w:val="35"/>
+        </w:numPr>
+      </w:pPr>
+      <w:r>
+        <w:t>Two main characters</w:t>
+      </w:r>
+    </w:p>
+    <w:p>
+      <w:pPr>
+        <w:pStyle w:val="ListParagraph"/>
+        <w:numPr>
+          <w:ilvl w:val="0"/>
+          <w:numId w:val="35"/>
+        </w:numPr>
+      </w:pPr>
+      <w:r>
+        <w:t xml:space="preserve">Gender-bender – the </w:t>
+      </w:r>
+      <w:r>
+        <w:t>male lead</w:t>
+      </w:r>
+      <w:r>
+        <w:t xml:space="preserve"> can inhabit a female </w:t>
+      </w:r>
+      <w:r>
+        <w:t>body</w:t>
+      </w:r>
+    </w:p>
+    <w:p>
+      <w:pPr>
+        <w:pStyle w:val="ListParagraph"/>
+        <w:numPr>
+          <w:ilvl w:val="0"/>
+          <w:numId w:val="35"/>
+        </w:numPr>
+      </w:pPr>
+      <w:r>
+        <w:t>No overpowered MC who has mountains shaped like his head, no battling gods</w:t>
+      </w:r>
+    </w:p>
+    <w:p>
+      <w:pPr>
+        <w:pStyle w:val="ListParagraph"/>
+        <w:numPr>
+          <w:ilvl w:val="0"/>
+          <w:numId w:val="35"/>
+        </w:numPr>
+      </w:pPr>
+      <w:r>
+        <w:t xml:space="preserve">A travelling performer who travels through the world, bringing joy to people and doom to monsters </w:t>
       </w:r>
     </w:p>
     <w:p/>
     <w:p>
       <w:r>
+        <w:rPr>
+          <w:rFonts w:ascii="MS Gothic" w:eastAsia="MS Gothic" w:hAnsi="MS Gothic" w:cs="MS Gothic" w:hint="eastAsia"/>
+        </w:rPr>
+        <w:t>━━━━━━━━━━━━</w:t>
+      </w:r>
+      <w:r>
+        <w:rPr>
+          <w:rFonts w:ascii="Calibri" w:hAnsi="Calibri" w:cs="Calibri"/>
+        </w:rPr>
+        <w:t xml:space="preserve"> ◦ </w:t>
+      </w:r>
+      <w:r>
+        <w:rPr>
+          <w:rFonts w:ascii="MS Gothic" w:eastAsia="MS Gothic" w:hAnsi="MS Gothic" w:cs="MS Gothic" w:hint="eastAsia"/>
+        </w:rPr>
+        <w:t>❖</w:t>
+      </w:r>
+      <w:r>
+        <w:rPr>
+          <w:rFonts w:ascii="Calibri" w:hAnsi="Calibri" w:cs="Calibri"/>
+        </w:rPr>
+        <w:t xml:space="preserve"> ◦ </w:t>
+      </w:r>
+      <w:r>
+        <w:rPr>
+          <w:rFonts w:ascii="MS Gothic" w:eastAsia="MS Gothic" w:hAnsi="MS Gothic" w:cs="MS Gothic" w:hint="eastAsia"/>
+        </w:rPr>
+        <w:t>━━━━━━━━━━━━</w:t>
+      </w:r>
+    </w:p>
+    <w:p/>
+    <w:p>
+      <w:r>
         <w:t>A god is the manifestation of the human heart. They reflect people’s hopes and fears, desires and wants.</w:t>
       </w:r>
     </w:p>
@@ -74,55 +209,23 @@
     <w:p/>
     <w:p>
       <w:r>
-        <w:rPr>
-          <w:rFonts w:ascii="MS Gothic" w:eastAsia="MS Gothic" w:hAnsi="MS Gothic" w:cs="MS Gothic" w:hint="eastAsia"/>
+        <w:t>Magic Society Badge</w:t>
+      </w:r>
+    </w:p>
+    <w:p>
+      <w:r>
+        <w:t>Adventurer Society Badge</w:t>
+      </w:r>
+    </w:p>
+    <w:p>
+      <w:pPr>
+        <w:pStyle w:val="StatusMessage"/>
+      </w:pPr>
+      <w:r>
+        <w:rPr>
+          <w:noProof/>
         </w:rPr>
         <w:lastRenderedPageBreak/>
-        <w:t>━━━━━━━━━━━━</w:t>
-      </w:r>
-      <w:r>
-        <w:rPr>
-          <w:rFonts w:ascii="Calibri" w:hAnsi="Calibri" w:cs="Calibri"/>
-        </w:rPr>
-        <w:t xml:space="preserve"> ◦ </w:t>
-      </w:r>
-      <w:r>
-        <w:rPr>
-          <w:rFonts w:ascii="MS Gothic" w:eastAsia="MS Gothic" w:hAnsi="MS Gothic" w:cs="MS Gothic" w:hint="eastAsia"/>
-        </w:rPr>
-        <w:t>❖</w:t>
-      </w:r>
-      <w:r>
-        <w:rPr>
-          <w:rFonts w:ascii="Calibri" w:hAnsi="Calibri" w:cs="Calibri"/>
-        </w:rPr>
-        <w:t xml:space="preserve"> ◦ </w:t>
-      </w:r>
-      <w:r>
-        <w:rPr>
-          <w:rFonts w:ascii="MS Gothic" w:eastAsia="MS Gothic" w:hAnsi="MS Gothic" w:cs="MS Gothic" w:hint="eastAsia"/>
-        </w:rPr>
-        <w:t>━━━━━━━━━━━━</w:t>
-      </w:r>
-    </w:p>
-    <w:p>
-      <w:r>
-        <w:t>Magic Society Badge</w:t>
-      </w:r>
-    </w:p>
-    <w:p>
-      <w:r>
-        <w:t>Adventurer Society Badge</w:t>
-      </w:r>
-    </w:p>
-    <w:p>
-      <w:pPr>
-        <w:jc w:val="center"/>
-      </w:pPr>
-      <w:r>
-        <w:rPr>
-          <w:noProof/>
-        </w:rPr>
         <w:drawing>
           <wp:inline distT="0" distB="0" distL="0" distR="0">
             <wp:extent cx="292972" cy="113169"/>
@@ -283,11 +386,9 @@
             <w:tcW w:w="2934" w:type="dxa"/>
           </w:tcPr>
           <w:p>
-            <w:proofErr w:type="spellStart"/>
             <w:r>
               <w:t>Celestines</w:t>
             </w:r>
-            <w:proofErr w:type="spellEnd"/>
           </w:p>
         </w:tc>
         <w:tc>
@@ -487,9 +588,16 @@
       </w:r>
     </w:p>
     <w:p>
-      <w:r>
-        <w:lastRenderedPageBreak/>
+      <w:pPr>
+        <w:tabs>
+          <w:tab w:val="left" w:pos="6688"/>
+        </w:tabs>
+      </w:pPr>
+      <w:r>
         <w:t>God: A manifestation of the human spirit</w:t>
+      </w:r>
+      <w:r>
+        <w:tab/>
       </w:r>
     </w:p>
     <w:p>
@@ -531,65 +639,38 @@
                   <w:color w:val="0000FF"/>
                   <w:u w:val="single"/>
                 </w:rPr>
-                <w:t xml:space="preserve">Rufus </w:t>
+                <w:t>Rufus Remore</w:t>
               </w:r>
-              <w:proofErr w:type="spellStart"/>
+            </w:hyperlink>
+          </w:p>
+        </w:tc>
+        <w:tc>
+          <w:tcPr>
+            <w:tcW w:w="3912" w:type="dxa"/>
+          </w:tcPr>
+          <w:p/>
+        </w:tc>
+        <w:tc>
+          <w:tcPr>
+            <w:tcW w:w="3912" w:type="dxa"/>
+          </w:tcPr>
+          <w:p/>
+        </w:tc>
+      </w:tr>
+      <w:tr>
+        <w:tc>
+          <w:tcPr>
+            <w:tcW w:w="3912" w:type="dxa"/>
+          </w:tcPr>
+          <w:p>
+            <w:hyperlink r:id="rId10" w:history="1">
               <w:r>
                 <w:rPr>
                   <w:color w:val="0000FF"/>
                   <w:u w:val="single"/>
                 </w:rPr>
-                <w:t>Remore</w:t>
+                <w:t>Farrah Hurin</w:t>
               </w:r>
-              <w:proofErr w:type="spellEnd"/>
-            </w:hyperlink>
-          </w:p>
-        </w:tc>
-        <w:tc>
-          <w:tcPr>
-            <w:tcW w:w="3912" w:type="dxa"/>
-          </w:tcPr>
-          <w:p/>
-        </w:tc>
-        <w:tc>
-          <w:tcPr>
-            <w:tcW w:w="3912" w:type="dxa"/>
-          </w:tcPr>
-          <w:p/>
-        </w:tc>
-      </w:tr>
-      <w:tr>
-        <w:tc>
-          <w:tcPr>
-            <w:tcW w:w="3912" w:type="dxa"/>
-          </w:tcPr>
-          <w:p>
-            <w:hyperlink r:id="rId10" w:history="1">
-              <w:proofErr w:type="spellStart"/>
-              <w:r>
-                <w:rPr>
-                  <w:color w:val="0000FF"/>
-                  <w:u w:val="single"/>
-                </w:rPr>
-                <w:t>Farrah</w:t>
-              </w:r>
-              <w:proofErr w:type="spellEnd"/>
-              <w:r>
-                <w:rPr>
-                  <w:color w:val="0000FF"/>
-                  <w:u w:val="single"/>
-                </w:rPr>
-                <w:t xml:space="preserve"> </w:t>
-              </w:r>
-              <w:proofErr w:type="spellStart"/>
-              <w:r>
-                <w:rPr>
-                  <w:color w:val="0000FF"/>
-                  <w:u w:val="single"/>
-                </w:rPr>
-                <w:t>Hurin</w:t>
-              </w:r>
-              <w:proofErr w:type="spellEnd"/>
             </w:hyperlink>
           </w:p>
         </w:tc>
@@ -666,7 +747,6 @@
                 </w:rPr>
                 <w:t xml:space="preserve">Humphrey </w:t>
               </w:r>
-              <w:proofErr w:type="spellStart"/>
               <w:r>
                 <w:rPr>
                   <w:color w:val="0000FF"/>
@@ -674,7 +754,6 @@
                 </w:rPr>
                 <w:t>Remore</w:t>
               </w:r>
-              <w:proofErr w:type="spellEnd"/>
             </w:hyperlink>
           </w:p>
         </w:tc>
@@ -737,11 +816,9 @@
             <w:tcW w:w="3912" w:type="dxa"/>
           </w:tcPr>
           <w:p>
-            <w:proofErr w:type="spellStart"/>
             <w:r>
               <w:t>Heidel</w:t>
             </w:r>
-            <w:proofErr w:type="spellEnd"/>
           </w:p>
         </w:tc>
         <w:tc>
@@ -764,13 +841,8 @@
           </w:tcPr>
           <w:p>
             <w:r>
-              <w:t xml:space="preserve"> </w:t>
+              <w:t xml:space="preserve"> Shab</w:t>
             </w:r>
-            <w:proofErr w:type="spellStart"/>
-            <w:r>
-              <w:t>Shab</w:t>
-            </w:r>
-            <w:proofErr w:type="spellEnd"/>
           </w:p>
         </w:tc>
         <w:tc>
@@ -887,7 +959,6 @@
           </w:tcPr>
           <w:p>
             <w:r>
-              <w:lastRenderedPageBreak/>
               <w:t>3</w:t>
             </w:r>
           </w:p>
@@ -1126,6 +1197,7 @@
           </w:tcPr>
           <w:p>
             <w:r>
+              <w:lastRenderedPageBreak/>
               <w:t>10</w:t>
             </w:r>
           </w:p>
@@ -1155,7 +1227,7 @@
         <w:pStyle w:val="H3"/>
       </w:pPr>
       <w:r>
-        <w:t xml:space="preserve">Trailer Park </w:t>
+        <w:t>Trailer Park</w:t>
       </w:r>
     </w:p>
     <w:tbl>
@@ -1270,13 +1342,8 @@
       <w:pPr>
         <w:pStyle w:val="H3"/>
       </w:pPr>
-      <w:proofErr w:type="spellStart"/>
-      <w:r>
-        <w:t>Refuge</w:t>
-      </w:r>
-      <w:proofErr w:type="spellEnd"/>
-      <w:r>
-        <w:t xml:space="preserve"> Camp Helpers</w:t>
+      <w:r>
+        <w:t>Refuge Camp Helpers</w:t>
       </w:r>
     </w:p>
     <w:tbl>
@@ -1390,11 +1457,9 @@
             <w:tcW w:w="4476" w:type="dxa"/>
           </w:tcPr>
           <w:p>
-            <w:proofErr w:type="spellStart"/>
             <w:r>
               <w:t>Warlo</w:t>
             </w:r>
-            <w:proofErr w:type="spellEnd"/>
           </w:p>
         </w:tc>
         <w:tc>
@@ -1473,7 +1538,6 @@
         <w:pStyle w:val="H3"/>
       </w:pPr>
       <w:r>
-        <w:lastRenderedPageBreak/>
         <w:t>Government people</w:t>
       </w:r>
     </w:p>
@@ -1585,13 +1649,8 @@
               <w:t xml:space="preserve">Bruce </w:t>
             </w:r>
             <w:r>
-              <w:t xml:space="preserve"> </w:t>
+              <w:t xml:space="preserve"> Vixel</w:t>
             </w:r>
-            <w:proofErr w:type="spellStart"/>
-            <w:r>
-              <w:t>Vixel</w:t>
-            </w:r>
-            <w:proofErr w:type="spellEnd"/>
           </w:p>
         </w:tc>
         <w:tc>
@@ -1617,6 +1676,7 @@
         <w:pStyle w:val="H3"/>
       </w:pPr>
       <w:r>
+        <w:lastRenderedPageBreak/>
         <w:t>Adventurers from Earth – 42</w:t>
       </w:r>
     </w:p>
@@ -1686,11 +1746,9 @@
             <w:r>
               <w:t xml:space="preserve">Luke </w:t>
             </w:r>
-            <w:proofErr w:type="spellStart"/>
             <w:r>
               <w:t>Aetheren</w:t>
             </w:r>
-            <w:proofErr w:type="spellEnd"/>
           </w:p>
         </w:tc>
         <w:tc>
@@ -1997,7 +2055,6 @@
           </w:tcPr>
           <w:p>
             <w:r>
-              <w:lastRenderedPageBreak/>
               <w:t>Training:</w:t>
             </w:r>
           </w:p>
@@ -2081,6 +2138,7 @@
         <w:pStyle w:val="H3"/>
       </w:pPr>
       <w:r>
+        <w:lastRenderedPageBreak/>
         <w:t>Magic Society</w:t>
       </w:r>
     </w:p>
@@ -2223,11 +2281,9 @@
             <w:tcW w:w="1230" w:type="dxa"/>
           </w:tcPr>
           <w:p>
-            <w:proofErr w:type="spellStart"/>
             <w:r>
               <w:t>Centoids</w:t>
             </w:r>
-            <w:proofErr w:type="spellEnd"/>
           </w:p>
         </w:tc>
         <w:tc>
@@ -2400,7 +2456,14 @@
         </w:tc>
       </w:tr>
     </w:tbl>
-    <w:p/>
+    <w:p>
+      <w:pPr>
+        <w:pStyle w:val="H3"/>
+      </w:pPr>
+      <w:r>
+        <w:t>Common loot drops</w:t>
+      </w:r>
+    </w:p>
     <w:p>
       <w:pPr>
         <w:pStyle w:val="ListParagraph"/>
@@ -2410,7 +2473,6 @@
         </w:numPr>
       </w:pPr>
       <w:r>
-        <w:lastRenderedPageBreak/>
         <w:t>Minor healing unguent</w:t>
       </w:r>
     </w:p>
@@ -2428,19 +2490,10 @@
     </w:p>
     <w:p>
       <w:pPr>
-        <w:pStyle w:val="ListParagraph"/>
-        <w:numPr>
-          <w:ilvl w:val="0"/>
-          <w:numId w:val="14"/>
-        </w:numPr>
-      </w:pPr>
-    </w:p>
-    <w:p/>
-    <w:p>
-      <w:pPr>
         <w:pStyle w:val="H2"/>
       </w:pPr>
       <w:r>
+        <w:lastRenderedPageBreak/>
         <w:t>Luke</w:t>
       </w:r>
     </w:p>
@@ -2480,13 +2533,8 @@
         <w:t>Luke</w:t>
       </w:r>
       <w:r>
-        <w:t xml:space="preserve"> </w:t>
-      </w:r>
-      <w:proofErr w:type="spellStart"/>
-      <w:r>
-        <w:t>Aetheren</w:t>
-      </w:r>
-      <w:proofErr w:type="spellEnd"/>
+        <w:t xml:space="preserve"> Aetheren</w:t>
+      </w:r>
     </w:p>
     <w:p>
       <w:pPr>
@@ -2515,11 +2563,9 @@
       <w:r>
         <w:tab/>
       </w:r>
-      <w:proofErr w:type="spellStart"/>
       <w:r>
         <w:t>Outworlders</w:t>
       </w:r>
-      <w:proofErr w:type="spellEnd"/>
     </w:p>
     <w:p>
       <w:pPr>
@@ -2668,7 +2714,6 @@
         </w:numPr>
       </w:pPr>
       <w:r>
-        <w:lastRenderedPageBreak/>
         <w:t>Astral Affinity</w:t>
       </w:r>
     </w:p>
@@ -2773,6 +2818,7 @@
         <w:ind w:left="567"/>
       </w:pPr>
       <w:r>
+        <w:lastRenderedPageBreak/>
         <w:t>Immunity to tracking</w:t>
       </w:r>
       <w:r>
@@ -2806,15 +2852,24 @@
         <w:t>Attributes – Luke</w:t>
       </w:r>
       <w:r>
-        <w:t xml:space="preserve"> </w:t>
-      </w:r>
-      <w:proofErr w:type="spellStart"/>
-      <w:r>
-        <w:t>Aetheren</w:t>
-      </w:r>
-      <w:proofErr w:type="spellEnd"/>
+        <w:t xml:space="preserve"> Aetheren</w:t>
+      </w:r>
       <w:r>
         <w:t xml:space="preserve"> (Star Wanderer)</w:t>
+      </w:r>
+    </w:p>
+    <w:p>
+      <w:r>
+        <w:t>Old Name:</w:t>
+      </w:r>
+      <w:r>
+        <w:tab/>
+      </w:r>
+      <w:r>
+        <w:rPr>
+          <w:lang w:val="en-CA"/>
+        </w:rPr>
+        <w:t>Andrew Miller, Age 67</w:t>
       </w:r>
     </w:p>
     <w:p>
@@ -2932,6 +2987,89 @@
           <w:color w:val="FF0000"/>
         </w:rPr>
       </w:pPr>
+      <w:r>
+        <w:rPr>
+          <w:color w:val="FF0000"/>
+        </w:rPr>
+        <w:t>Aura Disguise</w:t>
+      </w:r>
+      <w:r>
+        <w:rPr>
+          <w:color w:val="FF0000"/>
+        </w:rPr>
+        <w:t xml:space="preserve"> (</w:t>
+      </w:r>
+      <w:r>
+        <w:rPr>
+          <w:color w:val="FF0000"/>
+        </w:rPr>
+        <w:t>Awakening Stone of Concealment</w:t>
+      </w:r>
+      <w:r>
+        <w:rPr>
+          <w:color w:val="FF0000"/>
+        </w:rPr>
+        <w:t>)</w:t>
+      </w:r>
+    </w:p>
+    <w:p>
+      <w:pPr>
+        <w:pStyle w:val="StatusUser"/>
+        <w:numPr>
+          <w:ilvl w:val="2"/>
+          <w:numId w:val="25"/>
+        </w:numPr>
+        <w:tabs>
+          <w:tab w:val="clear" w:pos="1701"/>
+          <w:tab w:val="left" w:pos="1418"/>
+        </w:tabs>
+        <w:ind w:left="1418"/>
+        <w:rPr>
+          <w:color w:val="FF0000"/>
+        </w:rPr>
+      </w:pPr>
+      <w:r>
+        <w:rPr>
+          <w:color w:val="FF0000"/>
+        </w:rPr>
+        <w:t>Create a unique aura signature for each</w:t>
+      </w:r>
+      <w:r>
+        <w:rPr>
+          <w:color w:val="FF0000"/>
+        </w:rPr>
+        <w:t xml:space="preserve"> assistant created by </w:t>
+      </w:r>
+      <w:r>
+        <w:rPr>
+          <w:color w:val="FF0000"/>
+        </w:rPr>
+        <w:tab/>
+        <w:t>Lovely Assistant</w:t>
+      </w:r>
+    </w:p>
+    <w:p>
+      <w:pPr>
+        <w:pStyle w:val="StatusUser"/>
+        <w:numPr>
+          <w:ilvl w:val="2"/>
+          <w:numId w:val="25"/>
+        </w:numPr>
+        <w:tabs>
+          <w:tab w:val="clear" w:pos="1701"/>
+          <w:tab w:val="left" w:pos="1418"/>
+        </w:tabs>
+        <w:ind w:left="1418"/>
+        <w:rPr>
+          <w:color w:val="FF0000"/>
+        </w:rPr>
+      </w:pPr>
+      <w:r>
+        <w:rPr>
+          <w:color w:val="FF0000"/>
+        </w:rPr>
+        <w:t>Disguise unbreakable for those with weaker auras</w:t>
+      </w:r>
     </w:p>
     <w:p>
       <w:pPr>
@@ -2989,65 +3127,6 @@
       <w:pPr>
         <w:pStyle w:val="StatusUser"/>
         <w:numPr>
-          <w:ilvl w:val="0"/>
-          <w:numId w:val="25"/>
-        </w:numPr>
-      </w:pPr>
-      <w:r>
-        <w:t>Magic</w:t>
-      </w:r>
-      <w:r>
-        <w:t>, bound to Power</w:t>
-      </w:r>
-    </w:p>
-    <w:p>
-      <w:pPr>
-        <w:pStyle w:val="StatusUser"/>
-        <w:numPr>
-          <w:ilvl w:val="1"/>
-          <w:numId w:val="31"/>
-        </w:numPr>
-      </w:pPr>
-      <w:r>
-        <w:t>Enact Ritual – (Ritual Magic)</w:t>
-      </w:r>
-    </w:p>
-    <w:p>
-      <w:pPr>
-        <w:pStyle w:val="StatusUser"/>
-        <w:numPr>
-          <w:ilvl w:val="2"/>
-          <w:numId w:val="25"/>
-        </w:numPr>
-        <w:tabs>
-          <w:tab w:val="left" w:pos="1418"/>
-        </w:tabs>
-        <w:ind w:left="1418"/>
-      </w:pPr>
-      <w:r>
-        <w:t>Effect (iron): Manifest lines of magic to draw out ritual diagrams. Materials required for a ritual may be used directly from a dimensional storage space instead of being placed within the diagram.</w:t>
-      </w:r>
-    </w:p>
-    <w:p>
-      <w:pPr>
-        <w:pStyle w:val="StatusUser"/>
-        <w:numPr>
-          <w:ilvl w:val="2"/>
-          <w:numId w:val="25"/>
-        </w:numPr>
-        <w:tabs>
-          <w:tab w:val="left" w:pos="1418"/>
-        </w:tabs>
-        <w:ind w:left="1418"/>
-      </w:pPr>
-      <w:r>
-        <w:t>Effect (bronze): Create simple ritual diagrams to alter the parameters of magical items.</w:t>
-      </w:r>
-    </w:p>
-    <w:p>
-      <w:pPr>
-        <w:pStyle w:val="StatusUser"/>
-        <w:numPr>
           <w:ilvl w:val="2"/>
           <w:numId w:val="25"/>
         </w:numPr>
@@ -3058,6 +3137,117 @@
         <w:ind w:left="1418"/>
       </w:pPr>
       <w:r>
+        <w:t>I</w:t>
+      </w:r>
+      <w:r>
+        <w:t>ron: Teleport using shadows as a portal. You must be able to see the destination shadow. This effect is a special ability with a low manna cost and no cooldown.</w:t>
+      </w:r>
+    </w:p>
+    <w:p>
+      <w:pPr>
+        <w:pStyle w:val="StatusUser"/>
+        <w:numPr>
+          <w:ilvl w:val="1"/>
+          <w:numId w:val="28"/>
+        </w:numPr>
+        <w:rPr>
+          <w:color w:val="FF0000"/>
+        </w:rPr>
+      </w:pPr>
+      <w:hyperlink r:id="rId17" w:history="1">
+        <w:r>
+          <w:rPr>
+            <w:rStyle w:val="Hyperlink"/>
+          </w:rPr>
+          <w:t>Hand of the Rea</w:t>
+        </w:r>
+        <w:r>
+          <w:rPr>
+            <w:rStyle w:val="Hyperlink"/>
+          </w:rPr>
+          <w:t>p</w:t>
+        </w:r>
+        <w:r>
+          <w:rPr>
+            <w:rStyle w:val="Hyperlink"/>
+          </w:rPr>
+          <w:t>er</w:t>
+        </w:r>
+      </w:hyperlink>
+    </w:p>
+    <w:p>
+      <w:pPr>
+        <w:pStyle w:val="StatusUser"/>
+        <w:numPr>
+          <w:ilvl w:val="0"/>
+          <w:numId w:val="25"/>
+        </w:numPr>
+      </w:pPr>
+      <w:r>
+        <w:t>Magic</w:t>
+      </w:r>
+      <w:r>
+        <w:t>, bound to Power</w:t>
+      </w:r>
+    </w:p>
+    <w:p>
+      <w:pPr>
+        <w:pStyle w:val="StatusUser"/>
+        <w:numPr>
+          <w:ilvl w:val="1"/>
+          <w:numId w:val="31"/>
+        </w:numPr>
+      </w:pPr>
+      <w:r>
+        <w:t>Enact Ritual – (Ritual Magic)</w:t>
+      </w:r>
+    </w:p>
+    <w:p>
+      <w:pPr>
+        <w:pStyle w:val="StatusUser"/>
+        <w:numPr>
+          <w:ilvl w:val="2"/>
+          <w:numId w:val="25"/>
+        </w:numPr>
+        <w:tabs>
+          <w:tab w:val="left" w:pos="1418"/>
+        </w:tabs>
+        <w:ind w:left="1418"/>
+      </w:pPr>
+      <w:r>
+        <w:t>Effect (iron): Manifest lines of magic to draw out ritual diagrams. Materials required for a ritual may be used directly from a dimensional storage space instead of being placed within the diagram.</w:t>
+      </w:r>
+    </w:p>
+    <w:p>
+      <w:pPr>
+        <w:pStyle w:val="StatusUser"/>
+        <w:numPr>
+          <w:ilvl w:val="2"/>
+          <w:numId w:val="25"/>
+        </w:numPr>
+        <w:tabs>
+          <w:tab w:val="left" w:pos="1418"/>
+        </w:tabs>
+        <w:ind w:left="1418"/>
+      </w:pPr>
+      <w:r>
+        <w:t>Effect (bronze): Create simple ritual diagrams to alter the parameters of magical items.</w:t>
+      </w:r>
+    </w:p>
+    <w:p>
+      <w:pPr>
+        <w:pStyle w:val="StatusUser"/>
+        <w:numPr>
+          <w:ilvl w:val="2"/>
+          <w:numId w:val="25"/>
+        </w:numPr>
+        <w:tabs>
+          <w:tab w:val="clear" w:pos="1701"/>
+          <w:tab w:val="left" w:pos="1418"/>
+        </w:tabs>
+        <w:ind w:left="1418"/>
+      </w:pPr>
+      <w:r>
         <w:lastRenderedPageBreak/>
         <w:t xml:space="preserve">Effect (silver): Conjure manna lamps with enhanced efficiency and accumulation rate. Refined manna from the lamps can be used to enhance ritual magic. </w:t>
       </w:r>
@@ -3082,7 +3272,7 @@
       <w:r>
         <w:t xml:space="preserve"> </w:t>
       </w:r>
-      <w:hyperlink r:id="rId17" w:history="1">
+      <w:hyperlink r:id="rId18" w:history="1">
         <w:r>
           <w:rPr>
             <w:rStyle w:val="Hyperlink"/>
@@ -3098,24 +3288,6 @@
       <w:pPr>
         <w:pStyle w:val="StatusUser"/>
         <w:numPr>
-          <w:ilvl w:val="1"/>
-          <w:numId w:val="31"/>
-        </w:numPr>
-        <w:rPr>
-          <w:color w:val="FF0000"/>
-        </w:rPr>
-      </w:pPr>
-      <w:r>
-        <w:rPr>
-          <w:color w:val="FF0000"/>
-        </w:rPr>
-        <w:t>Amplify</w:t>
-      </w:r>
-    </w:p>
-    <w:p>
-      <w:pPr>
-        <w:pStyle w:val="StatusUser"/>
-        <w:numPr>
           <w:ilvl w:val="2"/>
           <w:numId w:val="25"/>
         </w:numPr>
@@ -3132,7 +3304,19 @@
         <w:rPr>
           <w:color w:val="FF0000"/>
         </w:rPr>
-        <w:t>Amplified the effects of essence abilities.</w:t>
+        <w:t xml:space="preserve">Iron: </w:t>
+      </w:r>
+      <w:r>
+        <w:rPr>
+          <w:color w:val="FF0000"/>
+        </w:rPr>
+        <w:t>Utilize specialty mag</w:t>
+      </w:r>
+      <w:r>
+        <w:rPr>
+          <w:color w:val="FF0000"/>
+        </w:rPr>
+        <w:t>ic tools, vehicles and weapons.</w:t>
       </w:r>
     </w:p>
     <w:p>
@@ -3155,7 +3339,13 @@
         <w:rPr>
           <w:color w:val="FF0000"/>
         </w:rPr>
-        <w:t>Ability cannot be shared</w:t>
+        <w:t xml:space="preserve">Bronze: </w:t>
+      </w:r>
+      <w:r>
+        <w:rPr>
+          <w:color w:val="FF0000"/>
+        </w:rPr>
+        <w:t>Use a ritual circle to enhance the magical attack of a staff or wand. This variant requires high manna.</w:t>
       </w:r>
     </w:p>
     <w:p>
@@ -3173,13 +3363,7 @@
         <w:rPr>
           <w:color w:val="FF0000"/>
         </w:rPr>
-        <w:t>Kitchen Magic</w:t>
-      </w:r>
-      <w:r>
-        <w:rPr>
-          <w:color w:val="FF0000"/>
-        </w:rPr>
-        <w:t xml:space="preserve"> (Awakening stone of the hearth)</w:t>
+        <w:t>Amplify</w:t>
       </w:r>
     </w:p>
     <w:p>
@@ -3202,7 +3386,7 @@
         <w:rPr>
           <w:color w:val="FF0000"/>
         </w:rPr>
-        <w:t>Create foods with various buffs</w:t>
+        <w:t>Amplified the effects of essence abilities.</w:t>
       </w:r>
     </w:p>
     <w:p>
@@ -3225,7 +3409,7 @@
         <w:rPr>
           <w:color w:val="FF0000"/>
         </w:rPr>
-        <w:t>Creates drinks with various buffs</w:t>
+        <w:t>Ability cannot be shared</w:t>
       </w:r>
     </w:p>
     <w:p>
@@ -3236,41 +3420,16 @@
           <w:numId w:val="31"/>
         </w:numPr>
         <w:rPr>
-          <w:color w:val="FF0000"/>
-        </w:rPr>
-      </w:pPr>
-      <w:r>
-        <w:rPr>
-          <w:color w:val="FF0000"/>
-        </w:rPr>
-        <w:t>Construct</w:t>
-      </w:r>
-    </w:p>
-    <w:p>
-      <w:pPr>
-        <w:pStyle w:val="StatusUser"/>
-        <w:numPr>
-          <w:ilvl w:val="0"/>
-          <w:numId w:val="25"/>
-        </w:numPr>
-      </w:pPr>
-      <w:r>
-        <w:t>Astral tech</w:t>
-      </w:r>
-      <w:r>
-        <w:t>, bound to Spirit</w:t>
-      </w:r>
-    </w:p>
-    <w:p>
-      <w:pPr>
-        <w:pStyle w:val="StatusUser"/>
-        <w:numPr>
-          <w:ilvl w:val="1"/>
-          <w:numId w:val="29"/>
-        </w:numPr>
-      </w:pPr>
-      <w:r>
-        <w:t>Vessel</w:t>
+          <w:strike/>
+          <w:color w:val="FF0000"/>
+        </w:rPr>
+      </w:pPr>
+      <w:r>
+        <w:rPr>
+          <w:strike/>
+          <w:color w:val="FF0000"/>
+        </w:rPr>
+        <w:t>Magic Sight</w:t>
       </w:r>
     </w:p>
     <w:p>
@@ -3285,21 +3444,41 @@
           <w:tab w:val="left" w:pos="1418"/>
         </w:tabs>
         <w:ind w:left="1418"/>
-      </w:pPr>
-      <w:r>
-        <w:t xml:space="preserve">Can create inhabitable vessels </w:t>
-      </w:r>
-      <w:r>
-        <w:t>3</w:t>
-      </w:r>
-      <w:r>
-        <w:t xml:space="preserve">, </w:t>
-      </w:r>
-      <w:r>
-        <w:t>47</w:t>
-      </w:r>
-      <w:r>
-        <w:t>%</w:t>
+        <w:rPr>
+          <w:strike/>
+          <w:color w:val="FF0000"/>
+        </w:rPr>
+      </w:pPr>
+      <w:r>
+        <w:rPr>
+          <w:strike/>
+          <w:color w:val="FF0000"/>
+        </w:rPr>
+        <w:t>Iron: Make magic within items and the world visible. Must be in direct line of sight</w:t>
+      </w:r>
+    </w:p>
+    <w:p>
+      <w:pPr>
+        <w:pStyle w:val="StatusUser"/>
+        <w:numPr>
+          <w:ilvl w:val="1"/>
+          <w:numId w:val="31"/>
+        </w:numPr>
+        <w:rPr>
+          <w:color w:val="FF0000"/>
+        </w:rPr>
+      </w:pPr>
+      <w:r>
+        <w:rPr>
+          <w:color w:val="FF0000"/>
+        </w:rPr>
+        <w:t>Kitchen Magic</w:t>
+      </w:r>
+      <w:r>
+        <w:rPr>
+          <w:color w:val="FF0000"/>
+        </w:rPr>
+        <w:t xml:space="preserve"> (Awakening stone of the hearth)</w:t>
       </w:r>
     </w:p>
     <w:p>
@@ -3314,27 +3493,15 @@
           <w:tab w:val="left" w:pos="1418"/>
         </w:tabs>
         <w:ind w:left="1418"/>
-      </w:pPr>
-      <w:r>
-        <w:rPr>
-          <w:lang w:val="en-CA"/>
-        </w:rPr>
-        <w:t>Range (Iron - 2 kilometer/level)</w:t>
-      </w:r>
-    </w:p>
-    <w:p>
-      <w:pPr>
-        <w:pStyle w:val="StatusUser"/>
-        <w:numPr>
-          <w:ilvl w:val="1"/>
-          <w:numId w:val="29"/>
-        </w:numPr>
-      </w:pPr>
-      <w:r>
-        <w:t>Split mind</w:t>
-      </w:r>
-      <w:r>
-        <w:t xml:space="preserve"> (Mind of the astral being)</w:t>
+        <w:rPr>
+          <w:color w:val="FF0000"/>
+        </w:rPr>
+      </w:pPr>
+      <w:r>
+        <w:rPr>
+          <w:color w:val="FF0000"/>
+        </w:rPr>
+        <w:t>Create foods with various buffs</w:t>
       </w:r>
     </w:p>
     <w:p>
@@ -3349,33 +3516,42 @@
           <w:tab w:val="left" w:pos="1418"/>
         </w:tabs>
         <w:ind w:left="1418"/>
-      </w:pPr>
-      <w:r>
-        <w:t>Divides a stream of consciousness into two</w:t>
-      </w:r>
-      <w:r>
-        <w:rPr>
-          <w:lang w:val="en-CA"/>
-        </w:rPr>
-        <w:t>,</w:t>
-      </w:r>
-      <w:r>
-        <w:rPr>
-          <w:lang w:val="en-CA"/>
-        </w:rPr>
-        <w:t xml:space="preserve"> </w:t>
-      </w:r>
-      <w:r>
-        <w:rPr>
-          <w:lang w:val="en-CA"/>
-        </w:rPr>
-        <w:t xml:space="preserve">allowing for </w:t>
-      </w:r>
-      <w:r>
-        <w:rPr>
-          <w:lang w:val="en-CA"/>
-        </w:rPr>
-        <w:t>two unrelated thoughts to be expressed at the same time</w:t>
+        <w:rPr>
+          <w:color w:val="FF0000"/>
+        </w:rPr>
+      </w:pPr>
+      <w:r>
+        <w:rPr>
+          <w:color w:val="FF0000"/>
+        </w:rPr>
+        <w:t>Creates drinks with various buffs</w:t>
+      </w:r>
+    </w:p>
+    <w:p>
+      <w:pPr>
+        <w:pStyle w:val="StatusUser"/>
+        <w:numPr>
+          <w:ilvl w:val="0"/>
+          <w:numId w:val="25"/>
+        </w:numPr>
+      </w:pPr>
+      <w:r>
+        <w:t>Astral tech</w:t>
+      </w:r>
+      <w:r>
+        <w:t>, bound to Spirit</w:t>
+      </w:r>
+    </w:p>
+    <w:p>
+      <w:pPr>
+        <w:pStyle w:val="StatusUser"/>
+        <w:numPr>
+          <w:ilvl w:val="1"/>
+          <w:numId w:val="29"/>
+        </w:numPr>
+      </w:pPr>
+      <w:r>
+        <w:t>Vessel</w:t>
       </w:r>
     </w:p>
     <w:p>
@@ -3392,58 +3568,19 @@
         <w:ind w:left="1418"/>
       </w:pPr>
       <w:r>
-        <w:rPr>
-          <w:lang w:val="en-CA"/>
-        </w:rPr>
-        <w:t>Lovely Assistant cannot use Split Mind</w:t>
-      </w:r>
-    </w:p>
-    <w:p>
-      <w:pPr>
-        <w:pStyle w:val="StatusUser"/>
-        <w:numPr>
-          <w:ilvl w:val="1"/>
-          <w:numId w:val="29"/>
-        </w:numPr>
-        <w:rPr>
-          <w:color w:val="FF0000"/>
-        </w:rPr>
-      </w:pPr>
-    </w:p>
-    <w:p>
-      <w:pPr>
-        <w:pStyle w:val="StatusUser"/>
-        <w:numPr>
-          <w:ilvl w:val="1"/>
-          <w:numId w:val="29"/>
-        </w:numPr>
-        <w:rPr>
-          <w:color w:val="FF0000"/>
-        </w:rPr>
-      </w:pPr>
-    </w:p>
-    <w:p>
-      <w:pPr>
-        <w:pStyle w:val="StatusUser"/>
-        <w:numPr>
-          <w:ilvl w:val="1"/>
-          <w:numId w:val="29"/>
-        </w:numPr>
-        <w:rPr>
-          <w:color w:val="FF0000"/>
-        </w:rPr>
-      </w:pPr>
-      <w:r>
-        <w:rPr>
-          <w:color w:val="FF0000"/>
-        </w:rPr>
-        <w:t xml:space="preserve">Astral </w:t>
-      </w:r>
-      <w:r>
-        <w:rPr>
-          <w:color w:val="FF0000"/>
-        </w:rPr>
-        <w:t>Travel</w:t>
+        <w:t xml:space="preserve">Can create inhabitable vessels </w:t>
+      </w:r>
+      <w:r>
+        <w:t>3</w:t>
+      </w:r>
+      <w:r>
+        <w:t xml:space="preserve">, </w:t>
+      </w:r>
+      <w:r>
+        <w:t>47</w:t>
+      </w:r>
+      <w:r>
+        <w:t>%</w:t>
       </w:r>
     </w:p>
     <w:p>
@@ -3458,21 +3595,30 @@
           <w:tab w:val="left" w:pos="1418"/>
         </w:tabs>
         <w:ind w:left="1418"/>
-        <w:rPr>
-          <w:color w:val="FF0000"/>
-        </w:rPr>
-      </w:pPr>
-      <w:r>
-        <w:rPr>
-          <w:color w:val="FF0000"/>
-        </w:rPr>
-        <w:t xml:space="preserve">Iron: </w:t>
-      </w:r>
-      <w:r>
-        <w:rPr>
-          <w:color w:val="FF0000"/>
-        </w:rPr>
-        <w:t>Allows your mind to wander throughout the world</w:t>
+      </w:pPr>
+      <w:r>
+        <w:rPr>
+          <w:lang w:val="en-CA"/>
+        </w:rPr>
+        <w:t>Range (Iron - 2 kilometer/level)</w:t>
+      </w:r>
+    </w:p>
+    <w:p>
+      <w:pPr>
+        <w:pStyle w:val="StatusUser"/>
+        <w:numPr>
+          <w:ilvl w:val="1"/>
+          <w:numId w:val="29"/>
+        </w:numPr>
+      </w:pPr>
+      <w:r>
+        <w:t>Split mind</w:t>
+      </w:r>
+      <w:r>
+        <w:t xml:space="preserve"> (Mind of the astral being)</w:t>
+      </w:r>
+      <w:r>
+        <w:t xml:space="preserve"> – Level 4, 56% to 5</w:t>
       </w:r>
     </w:p>
     <w:p>
@@ -3487,15 +3633,33 @@
           <w:tab w:val="left" w:pos="1418"/>
         </w:tabs>
         <w:ind w:left="1418"/>
-        <w:rPr>
-          <w:color w:val="FF0000"/>
-        </w:rPr>
-      </w:pPr>
-      <w:r>
-        <w:rPr>
-          <w:color w:val="FF0000"/>
-        </w:rPr>
-        <w:t>Range (Iron - 2 kilometer/level)</w:t>
+      </w:pPr>
+      <w:r>
+        <w:t>Divides a stream of consciousness into two</w:t>
+      </w:r>
+      <w:r>
+        <w:rPr>
+          <w:lang w:val="en-CA"/>
+        </w:rPr>
+        <w:t>,</w:t>
+      </w:r>
+      <w:r>
+        <w:rPr>
+          <w:lang w:val="en-CA"/>
+        </w:rPr>
+        <w:t xml:space="preserve"> </w:t>
+      </w:r>
+      <w:r>
+        <w:rPr>
+          <w:lang w:val="en-CA"/>
+        </w:rPr>
+        <w:t xml:space="preserve">allowing for </w:t>
+      </w:r>
+      <w:r>
+        <w:rPr>
+          <w:lang w:val="en-CA"/>
+        </w:rPr>
+        <w:t>two unrelated thoughts to be expressed at the same time</w:t>
       </w:r>
     </w:p>
     <w:p>
@@ -3510,30 +3674,12 @@
           <w:tab w:val="left" w:pos="1418"/>
         </w:tabs>
         <w:ind w:left="1418"/>
-        <w:rPr>
-          <w:color w:val="FF0000"/>
-        </w:rPr>
-      </w:pPr>
-      <w:r>
-        <w:rPr>
-          <w:color w:val="FF0000"/>
-        </w:rPr>
-        <w:t>Bronze: Travel into astral spaces</w:t>
-      </w:r>
-    </w:p>
-    <w:p>
-      <w:pPr>
-        <w:pStyle w:val="StatusUser"/>
-        <w:numPr>
-          <w:ilvl w:val="0"/>
-          <w:numId w:val="25"/>
-        </w:numPr>
-      </w:pPr>
-      <w:r>
-        <w:t>Wonder (Confluence)</w:t>
-      </w:r>
-      <w:r>
-        <w:t>, bound to Recovery</w:t>
+      </w:pPr>
+      <w:r>
+        <w:rPr>
+          <w:lang w:val="en-CA"/>
+        </w:rPr>
+        <w:t>Lovely Assistant cannot use Split Mind</w:t>
       </w:r>
     </w:p>
     <w:p>
@@ -3541,11 +3687,23 @@
         <w:pStyle w:val="StatusUser"/>
         <w:numPr>
           <w:ilvl w:val="1"/>
-          <w:numId w:val="30"/>
-        </w:numPr>
-      </w:pPr>
-      <w:r>
-        <w:t>Lovely Assistant</w:t>
+          <w:numId w:val="29"/>
+        </w:numPr>
+        <w:rPr>
+          <w:color w:val="FF0000"/>
+        </w:rPr>
+      </w:pPr>
+      <w:r>
+        <w:rPr>
+          <w:color w:val="FF0000"/>
+        </w:rPr>
+        <w:t xml:space="preserve">Astral </w:t>
+      </w:r>
+      <w:r>
+        <w:rPr>
+          <w:color w:val="FF0000"/>
+        </w:rPr>
+        <w:t>Travel</w:t>
       </w:r>
     </w:p>
     <w:p>
@@ -3560,18 +3718,15 @@
           <w:tab w:val="left" w:pos="1418"/>
         </w:tabs>
         <w:ind w:left="1418"/>
-      </w:pPr>
-      <w:r>
-        <w:t>Vinnie</w:t>
-      </w:r>
-      <w:r>
-        <w:t xml:space="preserve"> - </w:t>
-      </w:r>
-      <w:r>
-        <w:rPr>
-          <w:lang w:val="en-CA"/>
-        </w:rPr>
-        <w:t>black pin-striped fedora with a tie, cigar</w:t>
+        <w:rPr>
+          <w:color w:val="FF0000"/>
+        </w:rPr>
+      </w:pPr>
+      <w:r>
+        <w:rPr>
+          <w:color w:val="FF0000"/>
+        </w:rPr>
+        <w:t>Iron: Allows your mind to wander throughout the world</w:t>
       </w:r>
     </w:p>
     <w:p>
@@ -3586,9 +3741,15 @@
           <w:tab w:val="left" w:pos="1418"/>
         </w:tabs>
         <w:ind w:left="1418"/>
-      </w:pPr>
-      <w:r>
-        <w:t>Strawberry</w:t>
+        <w:rPr>
+          <w:color w:val="FF0000"/>
+        </w:rPr>
+      </w:pPr>
+      <w:r>
+        <w:rPr>
+          <w:color w:val="FF0000"/>
+        </w:rPr>
+        <w:t>Range (Iron - 2 kilometer/level)</w:t>
       </w:r>
     </w:p>
     <w:p>
@@ -3603,10 +3764,15 @@
           <w:tab w:val="left" w:pos="1418"/>
         </w:tabs>
         <w:ind w:left="1418"/>
-      </w:pPr>
-      <w:r>
-        <w:lastRenderedPageBreak/>
-        <w:t>Ability cannot be shared</w:t>
+        <w:rPr>
+          <w:color w:val="FF0000"/>
+        </w:rPr>
+      </w:pPr>
+      <w:r>
+        <w:rPr>
+          <w:color w:val="FF0000"/>
+        </w:rPr>
+        <w:t>Bronze: Travel into astral spaces</w:t>
       </w:r>
     </w:p>
     <w:p>
@@ -3614,20 +3780,29 @@
         <w:pStyle w:val="StatusUser"/>
         <w:numPr>
           <w:ilvl w:val="1"/>
-          <w:numId w:val="30"/>
-        </w:numPr>
-      </w:pPr>
-      <w:r>
-        <w:t>Theatre (</w:t>
-      </w:r>
-      <w:r>
-        <w:t>Aura</w:t>
-      </w:r>
-      <w:r>
-        <w:t>)</w:t>
-      </w:r>
-      <w:r>
-        <w:t xml:space="preserve"> – “Let the show begin”</w:t>
+          <w:numId w:val="29"/>
+        </w:numPr>
+        <w:rPr>
+          <w:color w:val="FF0000"/>
+        </w:rPr>
+      </w:pPr>
+    </w:p>
+    <w:p>
+      <w:pPr>
+        <w:pStyle w:val="StatusUser"/>
+        <w:numPr>
+          <w:ilvl w:val="1"/>
+          <w:numId w:val="29"/>
+        </w:numPr>
+        <w:rPr>
+          <w:color w:val="FF0000"/>
+        </w:rPr>
+      </w:pPr>
+      <w:r>
+        <w:rPr>
+          <w:color w:val="FF0000"/>
+        </w:rPr>
+        <w:t>Channel Magic</w:t>
       </w:r>
     </w:p>
     <w:p>
@@ -3642,12 +3817,27 @@
           <w:tab w:val="left" w:pos="1418"/>
         </w:tabs>
         <w:ind w:left="1418"/>
-      </w:pPr>
-      <w:r>
-        <w:t xml:space="preserve">Iron: </w:t>
-      </w:r>
-      <w:r>
-        <w:t>Amplifies the aura effects of cast members on audience</w:t>
+        <w:rPr>
+          <w:color w:val="FF0000"/>
+        </w:rPr>
+      </w:pPr>
+      <w:r>
+        <w:rPr>
+          <w:color w:val="FF0000"/>
+        </w:rPr>
+        <w:t xml:space="preserve">Channels a tiny amount of magic from </w:t>
+      </w:r>
+      <w:r>
+        <w:rPr>
+          <w:color w:val="FF0000"/>
+        </w:rPr>
+        <w:t>beyond</w:t>
+      </w:r>
+      <w:r>
+        <w:rPr>
+          <w:color w:val="FF0000"/>
+        </w:rPr>
+        <w:t>.</w:t>
       </w:r>
     </w:p>
     <w:p>
@@ -3662,12 +3852,16 @@
           <w:tab w:val="left" w:pos="1418"/>
         </w:tabs>
         <w:ind w:left="1418"/>
-      </w:pPr>
-      <w:r>
-        <w:t xml:space="preserve">Iron: </w:t>
-      </w:r>
-      <w:r>
-        <w:t>Amplifies the essence effect of cast members on audience</w:t>
+        <w:rPr>
+          <w:color w:val="FF0000"/>
+        </w:rPr>
+      </w:pPr>
+      <w:r>
+        <w:rPr>
+          <w:color w:val="FF0000"/>
+        </w:rPr>
+        <w:lastRenderedPageBreak/>
+        <w:t>Cannot be shared</w:t>
       </w:r>
     </w:p>
     <w:p>
@@ -3682,9 +3876,42 @@
           <w:tab w:val="left" w:pos="1418"/>
         </w:tabs>
         <w:ind w:left="1418"/>
-      </w:pPr>
-      <w:r>
-        <w:t>Effects amplified with audience engagement</w:t>
+        <w:rPr>
+          <w:color w:val="FF0000"/>
+        </w:rPr>
+      </w:pPr>
+      <w:r>
+        <w:rPr>
+          <w:color w:val="FF0000"/>
+        </w:rPr>
+        <w:t>Iron: Allows for the sustained use of one low manna spell</w:t>
+      </w:r>
+    </w:p>
+    <w:p>
+      <w:pPr>
+        <w:pStyle w:val="StatusUser"/>
+        <w:numPr>
+          <w:ilvl w:val="0"/>
+          <w:numId w:val="25"/>
+        </w:numPr>
+      </w:pPr>
+      <w:r>
+        <w:t>Wonder (Confluence)</w:t>
+      </w:r>
+      <w:r>
+        <w:t>, bound to Recovery</w:t>
+      </w:r>
+    </w:p>
+    <w:p>
+      <w:pPr>
+        <w:pStyle w:val="StatusUser"/>
+        <w:numPr>
+          <w:ilvl w:val="1"/>
+          <w:numId w:val="30"/>
+        </w:numPr>
+      </w:pPr>
+      <w:r>
+        <w:t>Lovely Assistant</w:t>
       </w:r>
     </w:p>
     <w:p>
@@ -3701,7 +3928,7 @@
         <w:ind w:left="1418"/>
       </w:pPr>
       <w:r>
-        <w:t>Ability cannot be shared</w:t>
+        <w:t>Create a female avatar you may control as a second body</w:t>
       </w:r>
     </w:p>
     <w:p>
@@ -3718,25 +3945,7 @@
         <w:ind w:left="1418"/>
       </w:pPr>
       <w:r>
-        <w:t>Bronze: Creates status effects proportional to audience engagement</w:t>
-      </w:r>
-    </w:p>
-    <w:p>
-      <w:pPr>
-        <w:pStyle w:val="StatusUser"/>
-        <w:numPr>
-          <w:ilvl w:val="1"/>
-          <w:numId w:val="30"/>
-        </w:numPr>
-        <w:rPr>
-          <w:color w:val="FF0000"/>
-        </w:rPr>
-      </w:pPr>
-      <w:r>
-        <w:rPr>
-          <w:color w:val="FF0000"/>
-        </w:rPr>
-        <w:t>Glamour</w:t>
+        <w:t>Can be customized upon creation</w:t>
       </w:r>
     </w:p>
     <w:p>
@@ -3751,21 +3960,27 @@
           <w:tab w:val="left" w:pos="1418"/>
         </w:tabs>
         <w:ind w:left="1418"/>
-        <w:rPr>
-          <w:color w:val="FF0000"/>
-        </w:rPr>
-      </w:pPr>
-      <w:r>
-        <w:rPr>
-          <w:color w:val="FF0000"/>
-        </w:rPr>
-        <w:t>Iron: C</w:t>
-      </w:r>
-      <w:r>
-        <w:rPr>
-          <w:color w:val="FF0000"/>
-        </w:rPr>
-        <w:t>reate illusions that evoke emotions in the audience</w:t>
+      </w:pPr>
+      <w:r>
+        <w:t>Requires materials to create body</w:t>
+      </w:r>
+    </w:p>
+    <w:p>
+      <w:pPr>
+        <w:pStyle w:val="StatusUser"/>
+        <w:numPr>
+          <w:ilvl w:val="2"/>
+          <w:numId w:val="25"/>
+        </w:numPr>
+        <w:tabs>
+          <w:tab w:val="clear" w:pos="1701"/>
+          <w:tab w:val="left" w:pos="1418"/>
+        </w:tabs>
+        <w:ind w:left="1411"/>
+        <w:contextualSpacing w:val="0"/>
+      </w:pPr>
+      <w:r>
+        <w:t>Ability cannot be shared</w:t>
       </w:r>
     </w:p>
     <w:p>
@@ -3780,15 +3995,18 @@
           <w:tab w:val="left" w:pos="1418"/>
         </w:tabs>
         <w:ind w:left="1418"/>
-        <w:rPr>
-          <w:color w:val="FF0000"/>
-        </w:rPr>
-      </w:pPr>
-      <w:r>
-        <w:rPr>
-          <w:color w:val="FF0000"/>
-        </w:rPr>
-        <w:t>Bronze: Even a rock can cry</w:t>
+      </w:pPr>
+      <w:r>
+        <w:t>Vinnie</w:t>
+      </w:r>
+      <w:r>
+        <w:t xml:space="preserve"> - </w:t>
+      </w:r>
+      <w:r>
+        <w:rPr>
+          <w:lang w:val="en-CA"/>
+        </w:rPr>
+        <w:t>black pin-striped fedora with a tie, cigar</w:t>
       </w:r>
     </w:p>
     <w:p>
@@ -3803,15 +4021,9 @@
           <w:tab w:val="left" w:pos="1418"/>
         </w:tabs>
         <w:ind w:left="1418"/>
-        <w:rPr>
-          <w:color w:val="FF0000"/>
-        </w:rPr>
-      </w:pPr>
-      <w:r>
-        <w:rPr>
-          <w:color w:val="FF0000"/>
-        </w:rPr>
-        <w:t>Bronze: Sound</w:t>
+      </w:pPr>
+      <w:r>
+        <w:t>Strawberry</w:t>
       </w:r>
     </w:p>
     <w:p>
@@ -3826,15 +4038,39 @@
           <w:tab w:val="left" w:pos="1418"/>
         </w:tabs>
         <w:ind w:left="1418"/>
-        <w:rPr>
-          <w:color w:val="FF0000"/>
-        </w:rPr>
-      </w:pPr>
-      <w:r>
-        <w:rPr>
-          <w:color w:val="FF0000"/>
-        </w:rPr>
-        <w:t>Bronze: Scent</w:t>
+      </w:pPr>
+      <w:r>
+        <w:t>Aelindra</w:t>
+      </w:r>
+      <w:r>
+        <w:t xml:space="preserve"> </w:t>
+      </w:r>
+    </w:p>
+    <w:p>
+      <w:pPr>
+        <w:pStyle w:val="StatusUser"/>
+        <w:numPr>
+          <w:ilvl w:val="1"/>
+          <w:numId w:val="30"/>
+        </w:numPr>
+      </w:pPr>
+      <w:r>
+        <w:t>Theatre (</w:t>
+      </w:r>
+      <w:r>
+        <w:t>Aura</w:t>
+      </w:r>
+      <w:r>
+        <w:t>)</w:t>
+      </w:r>
+      <w:r>
+        <w:t xml:space="preserve"> </w:t>
+      </w:r>
+      <w:r>
+        <w:t xml:space="preserve">Awakening Stone of Wonder) </w:t>
+      </w:r>
+      <w:r>
+        <w:t>– “Let the show begin”</w:t>
       </w:r>
     </w:p>
     <w:p>
@@ -3849,15 +4085,12 @@
           <w:tab w:val="left" w:pos="1418"/>
         </w:tabs>
         <w:ind w:left="1418"/>
-        <w:rPr>
-          <w:color w:val="FF0000"/>
-        </w:rPr>
-      </w:pPr>
-      <w:r>
-        <w:rPr>
-          <w:color w:val="FF0000"/>
-        </w:rPr>
-        <w:t>Silver: Tangible illusions</w:t>
+      </w:pPr>
+      <w:r>
+        <w:t xml:space="preserve">Iron: </w:t>
+      </w:r>
+      <w:r>
+        <w:t>Amplifies the aura effects of cast members on audience</w:t>
       </w:r>
     </w:p>
     <w:p>
@@ -3872,45 +4105,12 @@
           <w:tab w:val="left" w:pos="1418"/>
         </w:tabs>
         <w:ind w:left="1418"/>
-        <w:rPr>
-          <w:color w:val="FF0000"/>
-        </w:rPr>
-      </w:pPr>
-      <w:r>
-        <w:rPr>
-          <w:color w:val="FF0000"/>
-        </w:rPr>
-        <w:t>Ability cannot be shared</w:t>
-      </w:r>
-    </w:p>
-    <w:p>
-      <w:pPr>
-        <w:pStyle w:val="StatusUser"/>
-        <w:numPr>
-          <w:ilvl w:val="1"/>
-          <w:numId w:val="30"/>
-        </w:numPr>
-        <w:rPr>
-          <w:color w:val="FF0000"/>
-        </w:rPr>
-      </w:pPr>
-    </w:p>
-    <w:p>
-      <w:pPr>
-        <w:pStyle w:val="StatusUser"/>
-        <w:numPr>
-          <w:ilvl w:val="1"/>
-          <w:numId w:val="30"/>
-        </w:numPr>
-        <w:rPr>
-          <w:color w:val="FF0000"/>
-        </w:rPr>
-      </w:pPr>
-      <w:r>
-        <w:rPr>
-          <w:color w:val="FF0000"/>
-        </w:rPr>
-        <w:t>Violin</w:t>
+      </w:pPr>
+      <w:r>
+        <w:t xml:space="preserve">Iron: </w:t>
+      </w:r>
+      <w:r>
+        <w:t>Amplifies the essence effect of cast members on audience</w:t>
       </w:r>
     </w:p>
     <w:p>
@@ -3925,15 +4125,9 @@
           <w:tab w:val="left" w:pos="1418"/>
         </w:tabs>
         <w:ind w:left="1418"/>
-        <w:rPr>
-          <w:color w:val="FF0000"/>
-        </w:rPr>
-      </w:pPr>
-      <w:r>
-        <w:rPr>
-          <w:color w:val="FF0000"/>
-        </w:rPr>
-        <w:t>Causes buffs/debuffs depending on the emotions invoked in audience</w:t>
+      </w:pPr>
+      <w:r>
+        <w:t>Effects amplified with audience engagement</w:t>
       </w:r>
     </w:p>
     <w:p>
@@ -3948,19 +4142,320 @@
           <w:tab w:val="left" w:pos="1418"/>
         </w:tabs>
         <w:ind w:left="1418"/>
-        <w:rPr>
-          <w:color w:val="FF0000"/>
-        </w:rPr>
-      </w:pPr>
-      <w:r>
-        <w:rPr>
-          <w:color w:val="FF0000"/>
-        </w:rPr>
+      </w:pPr>
+      <w:r>
         <w:t>Ability cannot be shared</w:t>
       </w:r>
     </w:p>
     <w:p>
       <w:pPr>
+        <w:pStyle w:val="StatusUser"/>
+        <w:numPr>
+          <w:ilvl w:val="2"/>
+          <w:numId w:val="25"/>
+        </w:numPr>
+        <w:tabs>
+          <w:tab w:val="clear" w:pos="1701"/>
+          <w:tab w:val="left" w:pos="1418"/>
+        </w:tabs>
+        <w:ind w:left="1418"/>
+      </w:pPr>
+      <w:r>
+        <w:t>Iron: Maximum of 4 people</w:t>
+      </w:r>
+    </w:p>
+    <w:p>
+      <w:pPr>
+        <w:pStyle w:val="StatusUser"/>
+        <w:numPr>
+          <w:ilvl w:val="2"/>
+          <w:numId w:val="25"/>
+        </w:numPr>
+        <w:tabs>
+          <w:tab w:val="clear" w:pos="1701"/>
+          <w:tab w:val="left" w:pos="1418"/>
+        </w:tabs>
+        <w:ind w:left="1418"/>
+      </w:pPr>
+      <w:r>
+        <w:t>Bronze: Maximum of 16 people</w:t>
+      </w:r>
+    </w:p>
+    <w:p>
+      <w:pPr>
+        <w:pStyle w:val="StatusUser"/>
+        <w:numPr>
+          <w:ilvl w:val="2"/>
+          <w:numId w:val="25"/>
+        </w:numPr>
+        <w:tabs>
+          <w:tab w:val="clear" w:pos="1701"/>
+          <w:tab w:val="left" w:pos="1418"/>
+        </w:tabs>
+        <w:ind w:left="1418"/>
+      </w:pPr>
+      <w:r>
+        <w:t>Bronze: Creates status effects proportional to audience engagement</w:t>
+      </w:r>
+    </w:p>
+    <w:p>
+      <w:pPr>
+        <w:pStyle w:val="StatusUser"/>
+        <w:numPr>
+          <w:ilvl w:val="1"/>
+          <w:numId w:val="30"/>
+        </w:numPr>
+        <w:rPr>
+          <w:color w:val="FF0000"/>
+        </w:rPr>
+      </w:pPr>
+      <w:r>
+        <w:rPr>
+          <w:color w:val="FF0000"/>
+        </w:rPr>
+        <w:t>Glamour</w:t>
+      </w:r>
+    </w:p>
+    <w:p>
+      <w:pPr>
+        <w:pStyle w:val="StatusUser"/>
+        <w:numPr>
+          <w:ilvl w:val="2"/>
+          <w:numId w:val="25"/>
+        </w:numPr>
+        <w:tabs>
+          <w:tab w:val="clear" w:pos="1701"/>
+          <w:tab w:val="left" w:pos="1418"/>
+        </w:tabs>
+        <w:ind w:left="1418"/>
+        <w:rPr>
+          <w:color w:val="FF0000"/>
+        </w:rPr>
+      </w:pPr>
+      <w:r>
+        <w:rPr>
+          <w:color w:val="FF0000"/>
+        </w:rPr>
+        <w:t>Iron: C</w:t>
+      </w:r>
+      <w:r>
+        <w:rPr>
+          <w:color w:val="FF0000"/>
+        </w:rPr>
+        <w:t>reate illusions that evoke emotions in the audience</w:t>
+      </w:r>
+    </w:p>
+    <w:p>
+      <w:pPr>
+        <w:pStyle w:val="StatusUser"/>
+        <w:numPr>
+          <w:ilvl w:val="2"/>
+          <w:numId w:val="25"/>
+        </w:numPr>
+        <w:tabs>
+          <w:tab w:val="clear" w:pos="1701"/>
+          <w:tab w:val="left" w:pos="1418"/>
+        </w:tabs>
+        <w:ind w:left="1418"/>
+        <w:rPr>
+          <w:color w:val="FF0000"/>
+        </w:rPr>
+      </w:pPr>
+      <w:r>
+        <w:rPr>
+          <w:color w:val="FF0000"/>
+        </w:rPr>
+        <w:t>Bronze: Even a rock can cry</w:t>
+      </w:r>
+    </w:p>
+    <w:p>
+      <w:pPr>
+        <w:pStyle w:val="StatusUser"/>
+        <w:numPr>
+          <w:ilvl w:val="2"/>
+          <w:numId w:val="25"/>
+        </w:numPr>
+        <w:tabs>
+          <w:tab w:val="clear" w:pos="1701"/>
+          <w:tab w:val="left" w:pos="1418"/>
+        </w:tabs>
+        <w:ind w:left="1418"/>
+        <w:rPr>
+          <w:color w:val="FF0000"/>
+        </w:rPr>
+      </w:pPr>
+      <w:r>
+        <w:rPr>
+          <w:color w:val="FF0000"/>
+        </w:rPr>
+        <w:t>Bronze: Sound</w:t>
+      </w:r>
+    </w:p>
+    <w:p>
+      <w:pPr>
+        <w:pStyle w:val="StatusUser"/>
+        <w:numPr>
+          <w:ilvl w:val="2"/>
+          <w:numId w:val="25"/>
+        </w:numPr>
+        <w:tabs>
+          <w:tab w:val="clear" w:pos="1701"/>
+          <w:tab w:val="left" w:pos="1418"/>
+        </w:tabs>
+        <w:ind w:left="1418"/>
+        <w:rPr>
+          <w:color w:val="FF0000"/>
+        </w:rPr>
+      </w:pPr>
+      <w:r>
+        <w:rPr>
+          <w:color w:val="FF0000"/>
+        </w:rPr>
+        <w:t>Bronze: Scent</w:t>
+      </w:r>
+    </w:p>
+    <w:p>
+      <w:pPr>
+        <w:pStyle w:val="StatusUser"/>
+        <w:numPr>
+          <w:ilvl w:val="2"/>
+          <w:numId w:val="25"/>
+        </w:numPr>
+        <w:tabs>
+          <w:tab w:val="clear" w:pos="1701"/>
+          <w:tab w:val="left" w:pos="1418"/>
+        </w:tabs>
+        <w:ind w:left="1418"/>
+        <w:rPr>
+          <w:color w:val="FF0000"/>
+        </w:rPr>
+      </w:pPr>
+      <w:r>
+        <w:rPr>
+          <w:color w:val="FF0000"/>
+        </w:rPr>
+        <w:t>Silver: Tangible illusions</w:t>
+      </w:r>
+    </w:p>
+    <w:p>
+      <w:pPr>
+        <w:pStyle w:val="StatusUser"/>
+        <w:numPr>
+          <w:ilvl w:val="2"/>
+          <w:numId w:val="25"/>
+        </w:numPr>
+        <w:tabs>
+          <w:tab w:val="clear" w:pos="1701"/>
+          <w:tab w:val="left" w:pos="1418"/>
+        </w:tabs>
+        <w:ind w:left="1418"/>
+        <w:rPr>
+          <w:color w:val="FF0000"/>
+        </w:rPr>
+      </w:pPr>
+      <w:r>
+        <w:rPr>
+          <w:color w:val="FF0000"/>
+        </w:rPr>
+        <w:t>Ability cannot be shared</w:t>
+      </w:r>
+    </w:p>
+    <w:p>
+      <w:pPr>
+        <w:pStyle w:val="StatusUser"/>
+        <w:numPr>
+          <w:ilvl w:val="1"/>
+          <w:numId w:val="30"/>
+        </w:numPr>
+        <w:rPr>
+          <w:color w:val="FF0000"/>
+        </w:rPr>
+      </w:pPr>
+      <w:r>
+        <w:rPr>
+          <w:color w:val="FF0000"/>
+        </w:rPr>
+        <w:lastRenderedPageBreak/>
+        <w:t xml:space="preserve">Instruments of the </w:t>
+      </w:r>
+      <w:r>
+        <w:rPr>
+          <w:color w:val="FF0000"/>
+        </w:rPr>
+        <w:t>Virtuoso</w:t>
+      </w:r>
+    </w:p>
+    <w:p>
+      <w:pPr>
+        <w:pStyle w:val="StatusUser"/>
+        <w:numPr>
+          <w:ilvl w:val="2"/>
+          <w:numId w:val="25"/>
+        </w:numPr>
+        <w:tabs>
+          <w:tab w:val="clear" w:pos="1701"/>
+          <w:tab w:val="left" w:pos="1418"/>
+        </w:tabs>
+        <w:ind w:left="1418"/>
+        <w:rPr>
+          <w:color w:val="FF0000"/>
+        </w:rPr>
+      </w:pPr>
+      <w:r>
+        <w:rPr>
+          <w:color w:val="FF0000"/>
+        </w:rPr>
+        <w:t>Augments the magical power of musical instruments, including voice</w:t>
+      </w:r>
+    </w:p>
+    <w:p>
+      <w:pPr>
+        <w:pStyle w:val="StatusUser"/>
+        <w:numPr>
+          <w:ilvl w:val="2"/>
+          <w:numId w:val="25"/>
+        </w:numPr>
+        <w:tabs>
+          <w:tab w:val="clear" w:pos="1701"/>
+          <w:tab w:val="left" w:pos="1418"/>
+        </w:tabs>
+        <w:ind w:left="1418"/>
+        <w:rPr>
+          <w:color w:val="FF0000"/>
+        </w:rPr>
+      </w:pPr>
+      <w:r>
+        <w:rPr>
+          <w:color w:val="FF0000"/>
+        </w:rPr>
+        <w:t>Causes buffs/debuffs depending on the emotions invoked in audience</w:t>
+      </w:r>
+    </w:p>
+    <w:p>
+      <w:pPr>
+        <w:pStyle w:val="StatusUser"/>
+        <w:numPr>
+          <w:ilvl w:val="2"/>
+          <w:numId w:val="25"/>
+        </w:numPr>
+        <w:tabs>
+          <w:tab w:val="clear" w:pos="1701"/>
+          <w:tab w:val="left" w:pos="1418"/>
+        </w:tabs>
+        <w:ind w:left="1418"/>
+        <w:rPr>
+          <w:color w:val="FF0000"/>
+        </w:rPr>
+      </w:pPr>
+      <w:r>
+        <w:rPr>
+          <w:color w:val="FF0000"/>
+        </w:rPr>
+        <w:t>Ability cannot be shared</w:t>
+      </w:r>
+    </w:p>
+    <w:p>
+      <w:pPr>
         <w:pStyle w:val="H3"/>
       </w:pPr>
       <w:r>
@@ -4010,7 +4505,6 @@
         <w:pStyle w:val="H3"/>
       </w:pPr>
       <w:r>
-        <w:lastRenderedPageBreak/>
         <w:t>Coin</w:t>
       </w:r>
     </w:p>
@@ -4027,15 +4521,7 @@
     </w:p>
     <w:p>
       <w:r>
-        <w:t>On top is ‘</w:t>
-      </w:r>
-      <w:proofErr w:type="spellStart"/>
-      <w:r>
-        <w:t>Credendo</w:t>
-      </w:r>
-      <w:proofErr w:type="spellEnd"/>
-      <w:r>
-        <w:t xml:space="preserve"> Videsse’ – By believing, one sees. On the bottom is, ‘Embrace your Mulligan’</w:t>
+        <w:t>On top is ‘Credendo Videsse’ – By believing, one sees. On the bottom is, ‘Embrace your Mulligan’</w:t>
       </w:r>
     </w:p>
     <w:p>
@@ -4185,6 +4671,7 @@
         </w:numPr>
       </w:pPr>
       <w:r>
+        <w:lastRenderedPageBreak/>
         <w:t>Mind Palace</w:t>
       </w:r>
     </w:p>
@@ -4318,7 +4805,6 @@
         <w:pStyle w:val="H2"/>
       </w:pPr>
       <w:r>
-        <w:lastRenderedPageBreak/>
         <w:t>Susie</w:t>
       </w:r>
       <w:r>
@@ -4384,11 +4870,9 @@
       <w:r>
         <w:tab/>
       </w:r>
-      <w:proofErr w:type="spellStart"/>
       <w:r>
         <w:t>Outworlders</w:t>
       </w:r>
-      <w:proofErr w:type="spellEnd"/>
     </w:p>
     <w:p>
       <w:pPr>
@@ -4484,6 +4968,7 @@
         </w:numPr>
       </w:pPr>
       <w:r>
+        <w:lastRenderedPageBreak/>
         <w:t>Strength</w:t>
       </w:r>
     </w:p>
@@ -5066,25 +5551,7 @@
         <w:rPr>
           <w:color w:val="FF0000"/>
         </w:rPr>
-        <w:t>Power cannot be shared</w:t>
-      </w:r>
-    </w:p>
-    <w:p>
-      <w:pPr>
-        <w:pStyle w:val="StatusUser"/>
-        <w:numPr>
-          <w:ilvl w:val="1"/>
-          <w:numId w:val="25"/>
-        </w:numPr>
-        <w:rPr>
-          <w:color w:val="FF0000"/>
-        </w:rPr>
-      </w:pPr>
-      <w:r>
-        <w:rPr>
-          <w:color w:val="FF0000"/>
-        </w:rPr>
-        <w:t>Valkyrie Armor</w:t>
+        <w:t>Iron: Maximum of 4 sisters</w:t>
       </w:r>
     </w:p>
     <w:p>
@@ -5099,34 +5566,30 @@
           <w:tab w:val="left" w:pos="1418"/>
         </w:tabs>
         <w:ind w:left="1418"/>
-        <w:rPr>
-          <w:color w:val="FF0000"/>
-        </w:rPr>
-      </w:pPr>
-      <w:r>
-        <w:rPr>
-          <w:color w:val="FF0000"/>
-        </w:rPr>
-        <w:lastRenderedPageBreak/>
-        <w:t>Effect (iron): Conjures a suit of armor that confers strong physical protection</w:t>
-      </w:r>
-      <w:r>
-        <w:rPr>
-          <w:color w:val="FF0000"/>
-        </w:rPr>
-        <w:t xml:space="preserve"> and increases resistance to </w:t>
-      </w:r>
-      <w:r>
-        <w:rPr>
-          <w:color w:val="FF0000"/>
-        </w:rPr>
-        <w:t>unholy aligned elements</w:t>
-      </w:r>
-      <w:r>
-        <w:rPr>
-          <w:color w:val="FF0000"/>
-        </w:rPr>
-        <w:t>.</w:t>
+      </w:pPr>
+      <w:r>
+        <w:rPr>
+          <w:color w:val="FF0000"/>
+        </w:rPr>
+        <w:t>Power cannot be shared</w:t>
+      </w:r>
+    </w:p>
+    <w:p>
+      <w:pPr>
+        <w:pStyle w:val="StatusUser"/>
+        <w:numPr>
+          <w:ilvl w:val="1"/>
+          <w:numId w:val="25"/>
+        </w:numPr>
+        <w:rPr>
+          <w:color w:val="FF0000"/>
+        </w:rPr>
+      </w:pPr>
+      <w:r>
+        <w:rPr>
+          <w:color w:val="FF0000"/>
+        </w:rPr>
+        <w:t>Valkyrie Armor</w:t>
       </w:r>
     </w:p>
     <w:p>
@@ -5149,58 +5612,25 @@
         <w:rPr>
           <w:color w:val="FF0000"/>
         </w:rPr>
-        <w:t>Effect (bronze): Armor confers increased resistance to non-physical damage</w:t>
-      </w:r>
-      <w:r>
-        <w:rPr>
-          <w:color w:val="FF0000"/>
-        </w:rPr>
-        <w:t xml:space="preserve"> and further increased resistance to </w:t>
-      </w:r>
-      <w:r>
-        <w:rPr>
-          <w:color w:val="FF0000"/>
-        </w:rPr>
-        <w:t>unholy aligned</w:t>
+        <w:t>Effect (iron): Conjures a suit of armor that confers strong physical protection</w:t>
+      </w:r>
+      <w:r>
+        <w:rPr>
+          <w:color w:val="FF0000"/>
+        </w:rPr>
+        <w:t xml:space="preserve"> and increases resistance to </w:t>
+      </w:r>
+      <w:r>
+        <w:rPr>
+          <w:color w:val="FF0000"/>
+        </w:rPr>
+        <w:t>unholy aligned elements</w:t>
       </w:r>
       <w:r>
         <w:rPr>
           <w:color w:val="FF0000"/>
         </w:rPr>
         <w:t>.</w:t>
-      </w:r>
-    </w:p>
-    <w:p>
-      <w:pPr>
-        <w:pStyle w:val="StatusUser"/>
-        <w:numPr>
-          <w:ilvl w:val="0"/>
-          <w:numId w:val="25"/>
-        </w:numPr>
-      </w:pPr>
-      <w:r>
-        <w:t>Light, bound to Recovery</w:t>
-      </w:r>
-    </w:p>
-    <w:p>
-      <w:pPr>
-        <w:pStyle w:val="StatusUser"/>
-        <w:numPr>
-          <w:ilvl w:val="1"/>
-          <w:numId w:val="25"/>
-        </w:numPr>
-      </w:pPr>
-      <w:r>
-        <w:t>Healthy Wrath – Aura skill</w:t>
-      </w:r>
-      <w:r>
-        <w:t xml:space="preserve"> - </w:t>
-      </w:r>
-      <w:r>
-        <w:rPr>
-          <w:lang w:val="en-CA"/>
-        </w:rPr>
-        <w:t>“With judgement comes mercy”</w:t>
       </w:r>
     </w:p>
     <w:p>
@@ -5215,9 +5645,66 @@
           <w:tab w:val="left" w:pos="1418"/>
         </w:tabs>
         <w:ind w:left="1418"/>
-      </w:pPr>
-      <w:r>
-        <w:t>Confers healing aura on allies</w:t>
+        <w:rPr>
+          <w:color w:val="FF0000"/>
+        </w:rPr>
+      </w:pPr>
+      <w:r>
+        <w:rPr>
+          <w:color w:val="FF0000"/>
+        </w:rPr>
+        <w:t>Effect (bronze): Armor confers increased resistance to non-physical damage</w:t>
+      </w:r>
+      <w:r>
+        <w:rPr>
+          <w:color w:val="FF0000"/>
+        </w:rPr>
+        <w:t xml:space="preserve"> and further increased resistance to </w:t>
+      </w:r>
+      <w:r>
+        <w:rPr>
+          <w:color w:val="FF0000"/>
+        </w:rPr>
+        <w:t>unholy aligned</w:t>
+      </w:r>
+      <w:r>
+        <w:rPr>
+          <w:color w:val="FF0000"/>
+        </w:rPr>
+        <w:t>.</w:t>
+      </w:r>
+    </w:p>
+    <w:p>
+      <w:pPr>
+        <w:pStyle w:val="StatusUser"/>
+        <w:numPr>
+          <w:ilvl w:val="0"/>
+          <w:numId w:val="25"/>
+        </w:numPr>
+      </w:pPr>
+      <w:r>
+        <w:t>Light, bound to Recovery</w:t>
+      </w:r>
+    </w:p>
+    <w:p>
+      <w:pPr>
+        <w:pStyle w:val="StatusUser"/>
+        <w:numPr>
+          <w:ilvl w:val="1"/>
+          <w:numId w:val="25"/>
+        </w:numPr>
+      </w:pPr>
+      <w:r>
+        <w:t>Healthy Wrath – Aura skill</w:t>
+      </w:r>
+      <w:r>
+        <w:t xml:space="preserve"> - </w:t>
+      </w:r>
+      <w:r>
+        <w:rPr>
+          <w:lang w:val="en-CA"/>
+        </w:rPr>
+        <w:t>“With judgement comes mercy”</w:t>
       </w:r>
     </w:p>
     <w:p>
@@ -5234,7 +5721,10 @@
         <w:ind w:left="1418"/>
       </w:pPr>
       <w:r>
-        <w:t>Confers damaging aura on enemies</w:t>
+        <w:t>Confers healing aura on allies</w:t>
+      </w:r>
+      <w:r>
+        <w:t xml:space="preserve"> – scales with aura strength</w:t>
       </w:r>
     </w:p>
     <w:p>
@@ -5251,7 +5741,10 @@
         <w:ind w:left="1418"/>
       </w:pPr>
       <w:r>
-        <w:t>All attacks on enemies will come with a slight amount of transcendent damage. At the same time, will recover health.</w:t>
+        <w:t>Confers damaging aura on enemies</w:t>
+      </w:r>
+      <w:r>
+        <w:t xml:space="preserve"> – scales with aura strength</w:t>
       </w:r>
     </w:p>
     <w:p>
@@ -5268,73 +5761,7 @@
         <w:ind w:left="1418"/>
       </w:pPr>
       <w:r>
-        <w:t>Ability cannot be shared</w:t>
-      </w:r>
-    </w:p>
-    <w:p>
-      <w:pPr>
-        <w:pStyle w:val="StatusUser"/>
-        <w:numPr>
-          <w:ilvl w:val="1"/>
-          <w:numId w:val="25"/>
-        </w:numPr>
-        <w:tabs>
-          <w:tab w:val="clear" w:pos="1701"/>
-          <w:tab w:val="left" w:pos="1276"/>
-        </w:tabs>
-      </w:pPr>
-      <w:r>
-        <w:t>Keen sight – Allows sharp vision even at a distance</w:t>
-      </w:r>
-    </w:p>
-    <w:p>
-      <w:pPr>
-        <w:pStyle w:val="StatusUser"/>
-        <w:numPr>
-          <w:ilvl w:val="1"/>
-          <w:numId w:val="25"/>
-        </w:numPr>
-        <w:rPr>
-          <w:color w:val="FF0000"/>
-        </w:rPr>
-      </w:pPr>
-    </w:p>
-    <w:p>
-      <w:pPr>
-        <w:pStyle w:val="StatusUser"/>
-        <w:numPr>
-          <w:ilvl w:val="1"/>
-          <w:numId w:val="25"/>
-        </w:numPr>
-        <w:tabs>
-          <w:tab w:val="clear" w:pos="1701"/>
-          <w:tab w:val="left" w:pos="1276"/>
-        </w:tabs>
-        <w:rPr>
-          <w:color w:val="FF0000"/>
-        </w:rPr>
-      </w:pPr>
-    </w:p>
-    <w:p>
-      <w:pPr>
-        <w:pStyle w:val="StatusUser"/>
-        <w:numPr>
-          <w:ilvl w:val="1"/>
-          <w:numId w:val="25"/>
-        </w:numPr>
-        <w:tabs>
-          <w:tab w:val="clear" w:pos="1701"/>
-          <w:tab w:val="left" w:pos="1276"/>
-        </w:tabs>
-        <w:rPr>
-          <w:color w:val="FF0000"/>
-        </w:rPr>
-      </w:pPr>
-      <w:r>
-        <w:rPr>
-          <w:color w:val="FF0000"/>
-        </w:rPr>
-        <w:t>Revealing Light</w:t>
+        <w:t>All attacks on enemies will come with a slight amount of transcendent damage. At the same time, will recover health.</w:t>
       </w:r>
     </w:p>
     <w:p>
@@ -5349,15 +5776,45 @@
           <w:tab w:val="left" w:pos="1418"/>
         </w:tabs>
         <w:ind w:left="1418"/>
-        <w:rPr>
-          <w:color w:val="FF0000"/>
-        </w:rPr>
-      </w:pPr>
-      <w:r>
-        <w:rPr>
-          <w:color w:val="FF0000"/>
-        </w:rPr>
-        <w:t>Cuts through illusions</w:t>
+      </w:pPr>
+      <w:r>
+        <w:t>Ability cannot be shared</w:t>
+      </w:r>
+    </w:p>
+    <w:p>
+      <w:pPr>
+        <w:pStyle w:val="StatusUser"/>
+        <w:numPr>
+          <w:ilvl w:val="1"/>
+          <w:numId w:val="25"/>
+        </w:numPr>
+        <w:tabs>
+          <w:tab w:val="clear" w:pos="1701"/>
+          <w:tab w:val="left" w:pos="1276"/>
+        </w:tabs>
+      </w:pPr>
+      <w:r>
+        <w:t xml:space="preserve">Keen sight </w:t>
+      </w:r>
+      <w:r>
+        <w:t>(</w:t>
+      </w:r>
+      <w:r>
+        <w:rPr>
+          <w:b w:val="0"/>
+          <w:lang w:val="en-CA"/>
+        </w:rPr>
+        <w:t>Awakening Stone of Guiding Light</w:t>
+      </w:r>
+      <w:r>
+        <w:rPr>
+          <w:b w:val="0"/>
+          <w:lang w:val="en-CA"/>
+        </w:rPr>
+        <w:t xml:space="preserve">) </w:t>
+      </w:r>
+      <w:r>
+        <w:t xml:space="preserve">– </w:t>
       </w:r>
     </w:p>
     <w:p>
@@ -5372,27 +5829,9 @@
           <w:tab w:val="left" w:pos="1418"/>
         </w:tabs>
         <w:ind w:left="1418"/>
-        <w:rPr>
-          <w:color w:val="FF0000"/>
-        </w:rPr>
-      </w:pPr>
-      <w:r>
-        <w:rPr>
-          <w:color w:val="FF0000"/>
-        </w:rPr>
-        <w:t>Reveals the hearths of those it shines on to all</w:t>
-      </w:r>
-      <w:r>
-        <w:rPr>
-          <w:color w:val="FF0000"/>
-        </w:rPr>
-        <w:t>, forcing those affected to judge themselves.</w:t>
-      </w:r>
-      <w:r>
-        <w:rPr>
-          <w:color w:val="FF0000"/>
-        </w:rPr>
-        <w:t xml:space="preserve"> This will cause either buffs of debuffs as determined by those affected</w:t>
+      </w:pPr>
+      <w:r>
+        <w:t>Allows sharp vision even at a distance</w:t>
       </w:r>
     </w:p>
     <w:p>
@@ -5407,15 +5846,83 @@
           <w:tab w:val="left" w:pos="1418"/>
         </w:tabs>
         <w:ind w:left="1418"/>
-        <w:rPr>
-          <w:color w:val="FF0000"/>
-        </w:rPr>
-      </w:pPr>
-      <w:r>
-        <w:rPr>
-          <w:color w:val="FF0000"/>
-        </w:rPr>
-        <w:t>Ability cannot be shared</w:t>
+      </w:pPr>
+      <w:r>
+        <w:t>Limited ability to see through obscuring mist</w:t>
+      </w:r>
+    </w:p>
+    <w:p>
+      <w:pPr>
+        <w:pStyle w:val="StatusUser"/>
+        <w:numPr>
+          <w:ilvl w:val="1"/>
+          <w:numId w:val="25"/>
+        </w:numPr>
+        <w:rPr>
+          <w:color w:val="FF0000"/>
+        </w:rPr>
+      </w:pPr>
+    </w:p>
+    <w:p>
+      <w:pPr>
+        <w:pStyle w:val="StatusUser"/>
+        <w:numPr>
+          <w:ilvl w:val="1"/>
+          <w:numId w:val="25"/>
+        </w:numPr>
+        <w:tabs>
+          <w:tab w:val="clear" w:pos="1701"/>
+          <w:tab w:val="left" w:pos="1276"/>
+        </w:tabs>
+        <w:rPr>
+          <w:color w:val="FF0000"/>
+        </w:rPr>
+      </w:pPr>
+    </w:p>
+    <w:p>
+      <w:pPr>
+        <w:pStyle w:val="StatusUser"/>
+        <w:numPr>
+          <w:ilvl w:val="1"/>
+          <w:numId w:val="25"/>
+        </w:numPr>
+        <w:tabs>
+          <w:tab w:val="clear" w:pos="1701"/>
+          <w:tab w:val="left" w:pos="1276"/>
+        </w:tabs>
+        <w:rPr>
+          <w:color w:val="FF0000"/>
+        </w:rPr>
+      </w:pPr>
+    </w:p>
+    <w:p>
+      <w:pPr>
+        <w:pStyle w:val="StatusUser"/>
+        <w:numPr>
+          <w:ilvl w:val="1"/>
+          <w:numId w:val="25"/>
+        </w:numPr>
+        <w:tabs>
+          <w:tab w:val="clear" w:pos="1701"/>
+          <w:tab w:val="left" w:pos="1276"/>
+        </w:tabs>
+        <w:rPr>
+          <w:color w:val="FF0000"/>
+        </w:rPr>
+      </w:pPr>
+      <w:hyperlink r:id="rId19" w:history="1">
+        <w:r>
+          <w:rPr>
+            <w:rStyle w:val="Hyperlink"/>
+          </w:rPr>
+          <w:t>Blessings of Absolution</w:t>
+        </w:r>
+      </w:hyperlink>
+      <w:r>
+        <w:rPr>
+          <w:color w:val="FF0000"/>
+        </w:rPr>
+        <w:t xml:space="preserve"> – “Your sins have been forgiven”</w:t>
       </w:r>
     </w:p>
     <w:p>
@@ -5438,6 +5945,280 @@
         <w:rPr>
           <w:color w:val="FF0000"/>
         </w:rPr>
+        <w:t>Cleanse all curses, diseases, poisons and unholy afflictions from a single target.</w:t>
+      </w:r>
+    </w:p>
+    <w:p>
+      <w:pPr>
+        <w:pStyle w:val="StatusUser"/>
+        <w:numPr>
+          <w:ilvl w:val="2"/>
+          <w:numId w:val="25"/>
+        </w:numPr>
+        <w:tabs>
+          <w:tab w:val="clear" w:pos="1701"/>
+          <w:tab w:val="left" w:pos="1418"/>
+        </w:tabs>
+        <w:ind w:left="1418"/>
+        <w:rPr>
+          <w:color w:val="FF0000"/>
+        </w:rPr>
+      </w:pPr>
+      <w:r>
+        <w:rPr>
+          <w:color w:val="FF0000"/>
+        </w:rPr>
+        <w:t>Additionally cleanse all holy afflictions if the target is an ally.</w:t>
+      </w:r>
+    </w:p>
+    <w:p>
+      <w:pPr>
+        <w:pStyle w:val="StatusUser"/>
+        <w:numPr>
+          <w:ilvl w:val="2"/>
+          <w:numId w:val="25"/>
+        </w:numPr>
+        <w:tabs>
+          <w:tab w:val="clear" w:pos="1701"/>
+          <w:tab w:val="left" w:pos="1418"/>
+        </w:tabs>
+        <w:ind w:left="1418"/>
+        <w:rPr>
+          <w:color w:val="FF0000"/>
+        </w:rPr>
+      </w:pPr>
+      <w:r>
+        <w:rPr>
+          <w:color w:val="FF0000"/>
+        </w:rPr>
+        <w:t>Recover stamina and ma</w:t>
+      </w:r>
+      <w:r>
+        <w:rPr>
+          <w:color w:val="FF0000"/>
+        </w:rPr>
+        <w:t>n</w:t>
+      </w:r>
+      <w:r>
+        <w:rPr>
+          <w:color w:val="FF0000"/>
+        </w:rPr>
+        <w:t>na for each affliction cleansed.</w:t>
+      </w:r>
+    </w:p>
+    <w:p>
+      <w:pPr>
+        <w:pStyle w:val="StatusUser"/>
+        <w:numPr>
+          <w:ilvl w:val="2"/>
+          <w:numId w:val="25"/>
+        </w:numPr>
+        <w:tabs>
+          <w:tab w:val="clear" w:pos="1701"/>
+          <w:tab w:val="left" w:pos="1418"/>
+        </w:tabs>
+        <w:ind w:left="1418"/>
+        <w:rPr>
+          <w:color w:val="FF0000"/>
+        </w:rPr>
+      </w:pPr>
+      <w:r>
+        <w:rPr>
+          <w:color w:val="FF0000"/>
+        </w:rPr>
+        <w:t>This ability circumvents all effects that prevent cleansing.</w:t>
+      </w:r>
+    </w:p>
+    <w:p>
+      <w:pPr>
+        <w:pStyle w:val="StatusUser"/>
+        <w:numPr>
+          <w:ilvl w:val="2"/>
+          <w:numId w:val="25"/>
+        </w:numPr>
+        <w:tabs>
+          <w:tab w:val="clear" w:pos="1701"/>
+          <w:tab w:val="left" w:pos="1418"/>
+        </w:tabs>
+        <w:ind w:left="1418"/>
+        <w:rPr>
+          <w:color w:val="FF0000"/>
+        </w:rPr>
+      </w:pPr>
+      <w:r>
+        <w:rPr>
+          <w:color w:val="FF0000"/>
+        </w:rPr>
+        <w:t xml:space="preserve">This </w:t>
+      </w:r>
+      <w:r>
+        <w:rPr>
+          <w:color w:val="FF0000"/>
+        </w:rPr>
+        <w:t>ability cannot be used on self or connected persons.</w:t>
+      </w:r>
+    </w:p>
+    <w:p>
+      <w:pPr>
+        <w:pStyle w:val="StatusUser"/>
+        <w:numPr>
+          <w:ilvl w:val="1"/>
+          <w:numId w:val="25"/>
+        </w:numPr>
+        <w:tabs>
+          <w:tab w:val="clear" w:pos="1701"/>
+          <w:tab w:val="left" w:pos="1276"/>
+        </w:tabs>
+        <w:rPr>
+          <w:color w:val="FF0000"/>
+        </w:rPr>
+      </w:pPr>
+      <w:hyperlink r:id="rId20" w:history="1">
+        <w:r>
+          <w:rPr>
+            <w:rStyle w:val="Hyperlink"/>
+            <w:i/>
+          </w:rPr>
+          <w:t>Sin Eater</w:t>
+        </w:r>
+      </w:hyperlink>
+      <w:r>
+        <w:rPr>
+          <w:i/>
+          <w:color w:val="FF0000"/>
+        </w:rPr>
+        <w:t xml:space="preserve"> - Passive</w:t>
+      </w:r>
+    </w:p>
+    <w:p>
+      <w:pPr>
+        <w:pStyle w:val="StatusUser"/>
+        <w:numPr>
+          <w:ilvl w:val="1"/>
+          <w:numId w:val="25"/>
+        </w:numPr>
+        <w:tabs>
+          <w:tab w:val="clear" w:pos="1701"/>
+          <w:tab w:val="left" w:pos="1276"/>
+        </w:tabs>
+        <w:rPr>
+          <w:color w:val="FF0000"/>
+        </w:rPr>
+      </w:pPr>
+      <w:r>
+        <w:rPr>
+          <w:color w:val="FF0000"/>
+        </w:rPr>
+        <w:t>Revealing Light</w:t>
+      </w:r>
+      <w:r>
+        <w:rPr>
+          <w:color w:val="FF0000"/>
+        </w:rPr>
+        <w:t xml:space="preserve"> (Aura)</w:t>
+      </w:r>
+    </w:p>
+    <w:p>
+      <w:pPr>
+        <w:pStyle w:val="StatusUser"/>
+        <w:numPr>
+          <w:ilvl w:val="2"/>
+          <w:numId w:val="25"/>
+        </w:numPr>
+        <w:tabs>
+          <w:tab w:val="clear" w:pos="1701"/>
+          <w:tab w:val="left" w:pos="1418"/>
+        </w:tabs>
+        <w:ind w:left="1418"/>
+        <w:rPr>
+          <w:color w:val="FF0000"/>
+        </w:rPr>
+      </w:pPr>
+      <w:r>
+        <w:rPr>
+          <w:color w:val="FF0000"/>
+        </w:rPr>
+        <w:t>Cuts through illusions</w:t>
+      </w:r>
+    </w:p>
+    <w:p>
+      <w:pPr>
+        <w:pStyle w:val="StatusUser"/>
+        <w:numPr>
+          <w:ilvl w:val="2"/>
+          <w:numId w:val="25"/>
+        </w:numPr>
+        <w:tabs>
+          <w:tab w:val="clear" w:pos="1701"/>
+          <w:tab w:val="left" w:pos="1418"/>
+        </w:tabs>
+        <w:ind w:left="1418"/>
+        <w:rPr>
+          <w:color w:val="FF0000"/>
+        </w:rPr>
+      </w:pPr>
+      <w:r>
+        <w:rPr>
+          <w:color w:val="FF0000"/>
+        </w:rPr>
+        <w:t>Reveals the hearths of those it shines on to all</w:t>
+      </w:r>
+      <w:r>
+        <w:rPr>
+          <w:color w:val="FF0000"/>
+        </w:rPr>
+        <w:t>, forcing those affected to judge themselves.</w:t>
+      </w:r>
+      <w:r>
+        <w:rPr>
+          <w:color w:val="FF0000"/>
+        </w:rPr>
+        <w:t xml:space="preserve"> This will cause either buffs of debuffs as determined by those affected</w:t>
+      </w:r>
+    </w:p>
+    <w:p>
+      <w:pPr>
+        <w:pStyle w:val="StatusUser"/>
+        <w:numPr>
+          <w:ilvl w:val="2"/>
+          <w:numId w:val="25"/>
+        </w:numPr>
+        <w:tabs>
+          <w:tab w:val="clear" w:pos="1701"/>
+          <w:tab w:val="left" w:pos="1418"/>
+        </w:tabs>
+        <w:ind w:left="1418"/>
+        <w:rPr>
+          <w:color w:val="FF0000"/>
+        </w:rPr>
+      </w:pPr>
+      <w:r>
+        <w:rPr>
+          <w:color w:val="FF0000"/>
+        </w:rPr>
+        <w:t>Ability cannot be shared</w:t>
+      </w:r>
+    </w:p>
+    <w:p>
+      <w:pPr>
+        <w:pStyle w:val="StatusUser"/>
+        <w:numPr>
+          <w:ilvl w:val="2"/>
+          <w:numId w:val="25"/>
+        </w:numPr>
+        <w:tabs>
+          <w:tab w:val="clear" w:pos="1701"/>
+          <w:tab w:val="left" w:pos="1418"/>
+        </w:tabs>
+        <w:ind w:left="1418"/>
+        <w:rPr>
+          <w:color w:val="FF0000"/>
+        </w:rPr>
+      </w:pPr>
+      <w:r>
+        <w:rPr>
+          <w:color w:val="FF0000"/>
+        </w:rPr>
         <w:t>Bronze: Has cleansing effect on poison</w:t>
       </w:r>
     </w:p>
@@ -5530,7 +6311,6 @@
         </w:numPr>
       </w:pPr>
       <w:r>
-        <w:lastRenderedPageBreak/>
         <w:t>Bonded companion</w:t>
       </w:r>
     </w:p>
@@ -5581,6 +6361,7 @@
         <w:pStyle w:val="H3"/>
       </w:pPr>
       <w:r>
+        <w:lastRenderedPageBreak/>
         <w:t>Crest</w:t>
       </w:r>
     </w:p>
@@ -5608,12 +6389,12 @@
     <w:p/>
     <w:p/>
     <w:sectPr>
-      <w:headerReference w:type="even" r:id="rId18"/>
-      <w:headerReference w:type="default" r:id="rId19"/>
-      <w:footerReference w:type="even" r:id="rId20"/>
-      <w:footerReference w:type="default" r:id="rId21"/>
-      <w:headerReference w:type="first" r:id="rId22"/>
-      <w:footerReference w:type="first" r:id="rId23"/>
+      <w:headerReference w:type="even" r:id="rId21"/>
+      <w:headerReference w:type="default" r:id="rId22"/>
+      <w:footerReference w:type="even" r:id="rId23"/>
+      <w:footerReference w:type="default" r:id="rId24"/>
+      <w:headerReference w:type="first" r:id="rId25"/>
+      <w:footerReference w:type="first" r:id="rId26"/>
       <w:pgSz w:w="12960" w:h="8640" w:orient="landscape"/>
       <w:pgMar w:top="720" w:right="720" w:bottom="720" w:left="720" w:header="720" w:footer="720" w:gutter="0"/>
       <w:cols w:space="720"/>
@@ -5776,7 +6557,7 @@
         <v:path o:extrusionok="f" gradientshapeok="t" o:connecttype="rect"/>
         <o:lock v:ext="edit" aspectratio="t"/>
       </v:shapetype>
-      <v:shape id="_x0000_i2015" type="#_x0000_t75" style="width:3in;height:3in;visibility:visible" o:bullet="t">
+      <v:shape id="_x0000_i1193" type="#_x0000_t75" style="width:3in;height:3in;visibility:visible" o:bullet="t">
         <v:imagedata r:id="rId1" o:title="MC900065312[1]"/>
       </v:shape>
     </w:pict>
@@ -6524,6 +7305,119 @@
     </w:lvl>
   </w:abstractNum>
   <w:abstractNum w:abstractNumId="7">
+    <w:nsid w:val="1C8F3F91"/>
+    <w:multiLevelType w:val="hybridMultilevel"/>
+    <w:tmpl w:val="CE180B5A"/>
+    <w:lvl w:ilvl="0" w:tplc="04090001">
+      <w:start w:val="1"/>
+      <w:numFmt w:val="bullet"/>
+      <w:lvlText w:val=""/>
+      <w:lvlJc w:val="left"/>
+      <w:pPr>
+        <w:ind w:left="360" w:hanging="360"/>
+      </w:pPr>
+      <w:rPr>
+        <w:rFonts w:ascii="Symbol" w:hAnsi="Symbol" w:hint="default"/>
+      </w:rPr>
+    </w:lvl>
+    <w:lvl w:ilvl="1" w:tplc="04090003" w:tentative="1">
+      <w:start w:val="1"/>
+      <w:numFmt w:val="bullet"/>
+      <w:lvlText w:val="o"/>
+      <w:lvlJc w:val="left"/>
+      <w:pPr>
+        <w:ind w:left="1080" w:hanging="360"/>
+      </w:pPr>
+      <w:rPr>
+        <w:rFonts w:ascii="Courier New" w:hAnsi="Courier New" w:cs="Courier New" w:hint="default"/>
+      </w:rPr>
+    </w:lvl>
+    <w:lvl w:ilvl="2" w:tplc="04090005" w:tentative="1">
+      <w:start w:val="1"/>
+      <w:numFmt w:val="bullet"/>
+      <w:lvlText w:val=""/>
+      <w:lvlJc w:val="left"/>
+      <w:pPr>
+        <w:ind w:left="1800" w:hanging="360"/>
+      </w:pPr>
+      <w:rPr>
+        <w:rFonts w:ascii="Wingdings" w:hAnsi="Wingdings" w:hint="default"/>
+      </w:rPr>
+    </w:lvl>
+    <w:lvl w:ilvl="3" w:tplc="04090001" w:tentative="1">
+      <w:start w:val="1"/>
+      <w:numFmt w:val="bullet"/>
+      <w:lvlText w:val=""/>
+      <w:lvlJc w:val="left"/>
+      <w:pPr>
+        <w:ind w:left="2520" w:hanging="360"/>
+      </w:pPr>
+      <w:rPr>
+        <w:rFonts w:ascii="Symbol" w:hAnsi="Symbol" w:hint="default"/>
+      </w:rPr>
+    </w:lvl>
+    <w:lvl w:ilvl="4" w:tplc="04090003" w:tentative="1">
+      <w:start w:val="1"/>
+      <w:numFmt w:val="bullet"/>
+      <w:lvlText w:val="o"/>
+      <w:lvlJc w:val="left"/>
+      <w:pPr>
+        <w:ind w:left="3240" w:hanging="360"/>
+      </w:pPr>
+      <w:rPr>
+        <w:rFonts w:ascii="Courier New" w:hAnsi="Courier New" w:cs="Courier New" w:hint="default"/>
+      </w:rPr>
+    </w:lvl>
+    <w:lvl w:ilvl="5" w:tplc="04090005" w:tentative="1">
+      <w:start w:val="1"/>
+      <w:numFmt w:val="bullet"/>
+      <w:lvlText w:val=""/>
+      <w:lvlJc w:val="left"/>
+      <w:pPr>
+        <w:ind w:left="3960" w:hanging="360"/>
+      </w:pPr>
+      <w:rPr>
+        <w:rFonts w:ascii="Wingdings" w:hAnsi="Wingdings" w:hint="default"/>
+      </w:rPr>
+    </w:lvl>
+    <w:lvl w:ilvl="6" w:tplc="04090001" w:tentative="1">
+      <w:start w:val="1"/>
+      <w:numFmt w:val="bullet"/>
+      <w:lvlText w:val=""/>
+      <w:lvlJc w:val="left"/>
+      <w:pPr>
+        <w:ind w:left="4680" w:hanging="360"/>
+      </w:pPr>
+      <w:rPr>
+        <w:rFonts w:ascii="Symbol" w:hAnsi="Symbol" w:hint="default"/>
+      </w:rPr>
+    </w:lvl>
+    <w:lvl w:ilvl="7" w:tplc="04090003" w:tentative="1">
+      <w:start w:val="1"/>
+      <w:numFmt w:val="bullet"/>
+      <w:lvlText w:val="o"/>
+      <w:lvlJc w:val="left"/>
+      <w:pPr>
+        <w:ind w:left="5400" w:hanging="360"/>
+      </w:pPr>
+      <w:rPr>
+        <w:rFonts w:ascii="Courier New" w:hAnsi="Courier New" w:cs="Courier New" w:hint="default"/>
+      </w:rPr>
+    </w:lvl>
+    <w:lvl w:ilvl="8" w:tplc="04090005" w:tentative="1">
+      <w:start w:val="1"/>
+      <w:numFmt w:val="bullet"/>
+      <w:lvlText w:val=""/>
+      <w:lvlJc w:val="left"/>
+      <w:pPr>
+        <w:ind w:left="6120" w:hanging="360"/>
+      </w:pPr>
+      <w:rPr>
+        <w:rFonts w:ascii="Wingdings" w:hAnsi="Wingdings" w:hint="default"/>
+      </w:rPr>
+    </w:lvl>
+  </w:abstractNum>
+  <w:abstractNum w:abstractNumId="8">
     <w:nsid w:val="22F001F2"/>
     <w:multiLevelType w:val="hybridMultilevel"/>
     <w:tmpl w:val="4C48FB6E"/>
@@ -6636,7 +7530,7 @@
       </w:rPr>
     </w:lvl>
   </w:abstractNum>
-  <w:abstractNum w:abstractNumId="8">
+  <w:abstractNum w:abstractNumId="9">
     <w:nsid w:val="2D8D3AA3"/>
     <w:multiLevelType w:val="hybridMultilevel"/>
     <w:tmpl w:val="9A3C9D2A"/>
@@ -6722,7 +7616,7 @@
       </w:pPr>
     </w:lvl>
   </w:abstractNum>
-  <w:abstractNum w:abstractNumId="9">
+  <w:abstractNum w:abstractNumId="10">
     <w:nsid w:val="2E5B1C1C"/>
     <w:multiLevelType w:val="hybridMultilevel"/>
     <w:tmpl w:val="A41EC3EC"/>
@@ -6808,7 +7702,7 @@
       </w:pPr>
     </w:lvl>
   </w:abstractNum>
-  <w:abstractNum w:abstractNumId="10">
+  <w:abstractNum w:abstractNumId="11">
     <w:nsid w:val="2F227130"/>
     <w:multiLevelType w:val="hybridMultilevel"/>
     <w:tmpl w:val="9A3A4DC2"/>
@@ -6921,7 +7815,7 @@
       </w:rPr>
     </w:lvl>
   </w:abstractNum>
-  <w:abstractNum w:abstractNumId="11">
+  <w:abstractNum w:abstractNumId="12">
     <w:nsid w:val="308350BE"/>
     <w:multiLevelType w:val="hybridMultilevel"/>
     <w:tmpl w:val="81D0AB5C"/>
@@ -7034,7 +7928,7 @@
       </w:rPr>
     </w:lvl>
   </w:abstractNum>
-  <w:abstractNum w:abstractNumId="12">
+  <w:abstractNum w:abstractNumId="13">
     <w:nsid w:val="358C03B8"/>
     <w:multiLevelType w:val="hybridMultilevel"/>
     <w:tmpl w:val="AE50BFEE"/>
@@ -7147,7 +8041,7 @@
       </w:rPr>
     </w:lvl>
   </w:abstractNum>
-  <w:abstractNum w:abstractNumId="13">
+  <w:abstractNum w:abstractNumId="14">
     <w:nsid w:val="37950B46"/>
     <w:multiLevelType w:val="hybridMultilevel"/>
     <w:tmpl w:val="4ED0DF16"/>
@@ -7260,7 +8154,7 @@
       </w:rPr>
     </w:lvl>
   </w:abstractNum>
-  <w:abstractNum w:abstractNumId="14">
+  <w:abstractNum w:abstractNumId="15">
     <w:nsid w:val="3A7E3946"/>
     <w:multiLevelType w:val="hybridMultilevel"/>
     <w:tmpl w:val="F538139A"/>
@@ -7373,7 +8267,7 @@
       </w:rPr>
     </w:lvl>
   </w:abstractNum>
-  <w:abstractNum w:abstractNumId="15">
+  <w:abstractNum w:abstractNumId="16">
     <w:nsid w:val="3C37450C"/>
     <w:multiLevelType w:val="hybridMultilevel"/>
     <w:tmpl w:val="3E12B12E"/>
@@ -7462,7 +8356,7 @@
       </w:pPr>
     </w:lvl>
   </w:abstractNum>
-  <w:abstractNum w:abstractNumId="16">
+  <w:abstractNum w:abstractNumId="17">
     <w:nsid w:val="470D0297"/>
     <w:multiLevelType w:val="hybridMultilevel"/>
     <w:tmpl w:val="FA205D2C"/>
@@ -7575,7 +8469,7 @@
       </w:rPr>
     </w:lvl>
   </w:abstractNum>
-  <w:abstractNum w:abstractNumId="17">
+  <w:abstractNum w:abstractNumId="18">
     <w:nsid w:val="47B772C2"/>
     <w:multiLevelType w:val="hybridMultilevel"/>
     <w:tmpl w:val="AD40F7DE"/>
@@ -7688,7 +8582,7 @@
       </w:rPr>
     </w:lvl>
   </w:abstractNum>
-  <w:abstractNum w:abstractNumId="18">
+  <w:abstractNum w:abstractNumId="19">
     <w:nsid w:val="47CD3AC8"/>
     <w:multiLevelType w:val="hybridMultilevel"/>
     <w:tmpl w:val="9B3CD6AC"/>
@@ -7801,7 +8695,7 @@
       </w:rPr>
     </w:lvl>
   </w:abstractNum>
-  <w:abstractNum w:abstractNumId="19">
+  <w:abstractNum w:abstractNumId="20">
     <w:nsid w:val="4A53212F"/>
     <w:multiLevelType w:val="hybridMultilevel"/>
     <w:tmpl w:val="6CB6E6F2"/>
@@ -7914,7 +8808,7 @@
       </w:rPr>
     </w:lvl>
   </w:abstractNum>
-  <w:abstractNum w:abstractNumId="20">
+  <w:abstractNum w:abstractNumId="21">
     <w:nsid w:val="4BBF15B0"/>
     <w:multiLevelType w:val="hybridMultilevel"/>
     <w:tmpl w:val="48182E9A"/>
@@ -8000,7 +8894,7 @@
       </w:pPr>
     </w:lvl>
   </w:abstractNum>
-  <w:abstractNum w:abstractNumId="21">
+  <w:abstractNum w:abstractNumId="22">
     <w:nsid w:val="572441FC"/>
     <w:multiLevelType w:val="hybridMultilevel"/>
     <w:tmpl w:val="8BF4A7D0"/>
@@ -8089,7 +8983,7 @@
       </w:pPr>
     </w:lvl>
   </w:abstractNum>
-  <w:abstractNum w:abstractNumId="22">
+  <w:abstractNum w:abstractNumId="23">
     <w:nsid w:val="5F522028"/>
     <w:multiLevelType w:val="hybridMultilevel"/>
     <w:tmpl w:val="11985090"/>
@@ -8202,7 +9096,7 @@
       </w:rPr>
     </w:lvl>
   </w:abstractNum>
-  <w:abstractNum w:abstractNumId="23">
+  <w:abstractNum w:abstractNumId="24">
     <w:nsid w:val="609E67BD"/>
     <w:multiLevelType w:val="hybridMultilevel"/>
     <w:tmpl w:val="4D229EF8"/>
@@ -8294,7 +9188,7 @@
       </w:pPr>
     </w:lvl>
   </w:abstractNum>
-  <w:abstractNum w:abstractNumId="24">
+  <w:abstractNum w:abstractNumId="25">
     <w:nsid w:val="62FB14D3"/>
     <w:multiLevelType w:val="hybridMultilevel"/>
     <w:tmpl w:val="50322250"/>
@@ -8407,7 +9301,7 @@
       </w:rPr>
     </w:lvl>
   </w:abstractNum>
-  <w:abstractNum w:abstractNumId="25">
+  <w:abstractNum w:abstractNumId="26">
     <w:nsid w:val="684201E2"/>
     <w:multiLevelType w:val="hybridMultilevel"/>
     <w:tmpl w:val="C1AEC142"/>
@@ -8496,7 +9390,7 @@
       </w:pPr>
     </w:lvl>
   </w:abstractNum>
-  <w:abstractNum w:abstractNumId="26">
+  <w:abstractNum w:abstractNumId="27">
     <w:nsid w:val="68A71F47"/>
     <w:multiLevelType w:val="hybridMultilevel"/>
     <w:tmpl w:val="437E8654"/>
@@ -8585,7 +9479,7 @@
       </w:pPr>
     </w:lvl>
   </w:abstractNum>
-  <w:abstractNum w:abstractNumId="27">
+  <w:abstractNum w:abstractNumId="28">
     <w:nsid w:val="6B613B9D"/>
     <w:multiLevelType w:val="hybridMultilevel"/>
     <w:tmpl w:val="5D52A192"/>
@@ -8698,7 +9592,7 @@
       </w:rPr>
     </w:lvl>
   </w:abstractNum>
-  <w:abstractNum w:abstractNumId="28">
+  <w:abstractNum w:abstractNumId="29">
     <w:nsid w:val="782E51D7"/>
     <w:multiLevelType w:val="hybridMultilevel"/>
     <w:tmpl w:val="BEC6338C"/>
@@ -8811,7 +9705,7 @@
       </w:rPr>
     </w:lvl>
   </w:abstractNum>
-  <w:abstractNum w:abstractNumId="29">
+  <w:abstractNum w:abstractNumId="30">
     <w:nsid w:val="78397D8F"/>
     <w:multiLevelType w:val="multilevel"/>
     <w:tmpl w:val="54F6B2BA"/>
@@ -8960,7 +9854,7 @@
       </w:rPr>
     </w:lvl>
   </w:abstractNum>
-  <w:abstractNum w:abstractNumId="30">
+  <w:abstractNum w:abstractNumId="31">
     <w:nsid w:val="7911435E"/>
     <w:multiLevelType w:val="hybridMultilevel"/>
     <w:tmpl w:val="6406C73C"/>
@@ -9049,7 +9943,7 @@
       </w:pPr>
     </w:lvl>
   </w:abstractNum>
-  <w:abstractNum w:abstractNumId="31">
+  <w:abstractNum w:abstractNumId="32">
     <w:nsid w:val="7B05334F"/>
     <w:multiLevelType w:val="hybridMultilevel"/>
     <w:tmpl w:val="FA66CDB6"/>
@@ -9162,7 +10056,7 @@
       </w:rPr>
     </w:lvl>
   </w:abstractNum>
-  <w:abstractNum w:abstractNumId="32">
+  <w:abstractNum w:abstractNumId="33">
     <w:nsid w:val="7C7849C0"/>
     <w:multiLevelType w:val="hybridMultilevel"/>
     <w:tmpl w:val="018EEAD0"/>
@@ -9251,7 +10145,7 @@
       </w:pPr>
     </w:lvl>
   </w:abstractNum>
-  <w:abstractNum w:abstractNumId="33">
+  <w:abstractNum w:abstractNumId="34">
     <w:nsid w:val="7F326784"/>
     <w:multiLevelType w:val="hybridMultilevel"/>
     <w:tmpl w:val="15BE5720"/>
@@ -9365,10 +10259,10 @@
     </w:lvl>
   </w:abstractNum>
   <w:num w:numId="1">
-    <w:abstractNumId w:val="10"/>
+    <w:abstractNumId w:val="11"/>
   </w:num>
   <w:num w:numId="2">
-    <w:abstractNumId w:val="29"/>
+    <w:abstractNumId w:val="30"/>
   </w:num>
   <w:num w:numId="3">
     <w:abstractNumId w:val="0"/>
@@ -9380,43 +10274,43 @@
     <w:abstractNumId w:val="5"/>
   </w:num>
   <w:num w:numId="6">
-    <w:abstractNumId w:val="20"/>
+    <w:abstractNumId w:val="21"/>
   </w:num>
   <w:num w:numId="7">
-    <w:abstractNumId w:val="31"/>
+    <w:abstractNumId w:val="32"/>
   </w:num>
   <w:num w:numId="8">
     <w:abstractNumId w:val="3"/>
   </w:num>
   <w:num w:numId="9">
-    <w:abstractNumId w:val="9"/>
+    <w:abstractNumId w:val="10"/>
   </w:num>
   <w:num w:numId="10">
-    <w:abstractNumId w:val="26"/>
+    <w:abstractNumId w:val="27"/>
   </w:num>
   <w:num w:numId="11">
     <w:abstractNumId w:val="6"/>
   </w:num>
   <w:num w:numId="12">
-    <w:abstractNumId w:val="21"/>
+    <w:abstractNumId w:val="22"/>
   </w:num>
   <w:num w:numId="13">
-    <w:abstractNumId w:val="30"/>
+    <w:abstractNumId w:val="31"/>
   </w:num>
   <w:num w:numId="14">
-    <w:abstractNumId w:val="27"/>
+    <w:abstractNumId w:val="28"/>
   </w:num>
   <w:num w:numId="15">
-    <w:abstractNumId w:val="14"/>
+    <w:abstractNumId w:val="15"/>
   </w:num>
   <w:num w:numId="16">
-    <w:abstractNumId w:val="8"/>
+    <w:abstractNumId w:val="9"/>
   </w:num>
   <w:num w:numId="17">
-    <w:abstractNumId w:val="23"/>
+    <w:abstractNumId w:val="24"/>
   </w:num>
   <w:num w:numId="18">
-    <w:abstractNumId w:val="28"/>
+    <w:abstractNumId w:val="29"/>
   </w:num>
   <w:num w:numId="19">
     <w:abstractNumId w:val="2"/>
@@ -9425,46 +10319,49 @@
     <w:abstractNumId w:val="1"/>
   </w:num>
   <w:num w:numId="21">
+    <w:abstractNumId w:val="26"/>
+  </w:num>
+  <w:num w:numId="22">
+    <w:abstractNumId w:val="14"/>
+  </w:num>
+  <w:num w:numId="23">
+    <w:abstractNumId w:val="34"/>
+  </w:num>
+  <w:num w:numId="24">
+    <w:abstractNumId w:val="20"/>
+  </w:num>
+  <w:num w:numId="25">
+    <w:abstractNumId w:val="8"/>
+  </w:num>
+  <w:num w:numId="26">
+    <w:abstractNumId w:val="19"/>
+  </w:num>
+  <w:num w:numId="27">
+    <w:abstractNumId w:val="13"/>
+  </w:num>
+  <w:num w:numId="28">
+    <w:abstractNumId w:val="18"/>
+  </w:num>
+  <w:num w:numId="29">
+    <w:abstractNumId w:val="17"/>
+  </w:num>
+  <w:num w:numId="30">
     <w:abstractNumId w:val="25"/>
   </w:num>
-  <w:num w:numId="22">
-    <w:abstractNumId w:val="13"/>
+  <w:num w:numId="31">
+    <w:abstractNumId w:val="23"/>
   </w:num>
-  <w:num w:numId="23">
+  <w:num w:numId="32">
+    <w:abstractNumId w:val="12"/>
+  </w:num>
+  <w:num w:numId="33">
     <w:abstractNumId w:val="33"/>
   </w:num>
-  <w:num w:numId="24">
-    <w:abstractNumId w:val="19"/>
-  </w:num>
-  <w:num w:numId="25">
-    <w:abstractNumId w:val="7"/>
-  </w:num>
-  <w:num w:numId="26">
-    <w:abstractNumId w:val="18"/>
-  </w:num>
-  <w:num w:numId="27">
-    <w:abstractNumId w:val="12"/>
-  </w:num>
-  <w:num w:numId="28">
-    <w:abstractNumId w:val="17"/>
-  </w:num>
-  <w:num w:numId="29">
+  <w:num w:numId="34">
     <w:abstractNumId w:val="16"/>
   </w:num>
-  <w:num w:numId="30">
-    <w:abstractNumId w:val="24"/>
-  </w:num>
-  <w:num w:numId="31">
-    <w:abstractNumId w:val="22"/>
-  </w:num>
-  <w:num w:numId="32">
-    <w:abstractNumId w:val="11"/>
-  </w:num>
-  <w:num w:numId="33">
-    <w:abstractNumId w:val="32"/>
-  </w:num>
-  <w:num w:numId="34">
-    <w:abstractNumId w:val="15"/>
+  <w:num w:numId="35">
+    <w:abstractNumId w:val="7"/>
   </w:num>
 </w:numbering>
 </file>
@@ -10446,7 +11343,7 @@
 </file>
 
 <file path=customXml/itemProps1.xml><?xml version="1.0" encoding="utf-8"?>
-<ds:datastoreItem xmlns:ds="http://schemas.openxmlformats.org/officeDocument/2006/customXml" ds:itemID="{39E1CEEB-8ACA-484A-AF8D-20065438D364}">
+<ds:datastoreItem xmlns:ds="http://schemas.openxmlformats.org/officeDocument/2006/customXml" ds:itemID="{D64A7754-A080-4023-8C2E-82BAEB0DBF20}">
   <ds:schemaRefs>
     <ds:schemaRef ds:uri="http://schemas.openxmlformats.org/officeDocument/2006/bibliography"/>
   </ds:schemaRefs>

--- a/Books/RPG_Books/TheWonderManAndHisLovelyAssistant/Notes_TheWonderManAndHisLovelyAssistant.docx
+++ b/Books/RPG_Books/TheWonderManAndHisLovelyAssistant/Notes_TheWonderManAndHisLovelyAssistant.docx
@@ -386,9 +386,11 @@
             <w:tcW w:w="2934" w:type="dxa"/>
           </w:tcPr>
           <w:p>
+            <w:proofErr w:type="spellStart"/>
             <w:r>
               <w:t>Celestines</w:t>
             </w:r>
+            <w:proofErr w:type="spellEnd"/>
           </w:p>
         </w:tc>
         <w:tc>
@@ -639,38 +641,65 @@
                   <w:color w:val="0000FF"/>
                   <w:u w:val="single"/>
                 </w:rPr>
-                <w:t>Rufus Remore</w:t>
+                <w:t xml:space="preserve">Rufus </w:t>
               </w:r>
-            </w:hyperlink>
-          </w:p>
-        </w:tc>
-        <w:tc>
-          <w:tcPr>
-            <w:tcW w:w="3912" w:type="dxa"/>
-          </w:tcPr>
-          <w:p/>
-        </w:tc>
-        <w:tc>
-          <w:tcPr>
-            <w:tcW w:w="3912" w:type="dxa"/>
-          </w:tcPr>
-          <w:p/>
-        </w:tc>
-      </w:tr>
-      <w:tr>
-        <w:tc>
-          <w:tcPr>
-            <w:tcW w:w="3912" w:type="dxa"/>
-          </w:tcPr>
-          <w:p>
-            <w:hyperlink r:id="rId10" w:history="1">
+              <w:proofErr w:type="spellStart"/>
               <w:r>
                 <w:rPr>
                   <w:color w:val="0000FF"/>
                   <w:u w:val="single"/>
                 </w:rPr>
-                <w:t>Farrah Hurin</w:t>
+                <w:t>Remore</w:t>
               </w:r>
+              <w:proofErr w:type="spellEnd"/>
+            </w:hyperlink>
+          </w:p>
+        </w:tc>
+        <w:tc>
+          <w:tcPr>
+            <w:tcW w:w="3912" w:type="dxa"/>
+          </w:tcPr>
+          <w:p/>
+        </w:tc>
+        <w:tc>
+          <w:tcPr>
+            <w:tcW w:w="3912" w:type="dxa"/>
+          </w:tcPr>
+          <w:p/>
+        </w:tc>
+      </w:tr>
+      <w:tr>
+        <w:tc>
+          <w:tcPr>
+            <w:tcW w:w="3912" w:type="dxa"/>
+          </w:tcPr>
+          <w:p>
+            <w:hyperlink r:id="rId10" w:history="1">
+              <w:proofErr w:type="spellStart"/>
+              <w:r>
+                <w:rPr>
+                  <w:color w:val="0000FF"/>
+                  <w:u w:val="single"/>
+                </w:rPr>
+                <w:t>Farrah</w:t>
+              </w:r>
+              <w:proofErr w:type="spellEnd"/>
+              <w:r>
+                <w:rPr>
+                  <w:color w:val="0000FF"/>
+                  <w:u w:val="single"/>
+                </w:rPr>
+                <w:t xml:space="preserve"> </w:t>
+              </w:r>
+              <w:proofErr w:type="spellStart"/>
+              <w:r>
+                <w:rPr>
+                  <w:color w:val="0000FF"/>
+                  <w:u w:val="single"/>
+                </w:rPr>
+                <w:t>Hurin</w:t>
+              </w:r>
+              <w:proofErr w:type="spellEnd"/>
             </w:hyperlink>
           </w:p>
         </w:tc>
@@ -747,6 +776,7 @@
                 </w:rPr>
                 <w:t xml:space="preserve">Humphrey </w:t>
               </w:r>
+              <w:proofErr w:type="spellStart"/>
               <w:r>
                 <w:rPr>
                   <w:color w:val="0000FF"/>
@@ -754,6 +784,7 @@
                 </w:rPr>
                 <w:t>Remore</w:t>
               </w:r>
+              <w:proofErr w:type="spellEnd"/>
             </w:hyperlink>
           </w:p>
         </w:tc>
@@ -816,9 +847,11 @@
             <w:tcW w:w="3912" w:type="dxa"/>
           </w:tcPr>
           <w:p>
+            <w:proofErr w:type="spellStart"/>
             <w:r>
               <w:t>Heidel</w:t>
             </w:r>
+            <w:proofErr w:type="spellEnd"/>
           </w:p>
         </w:tc>
         <w:tc>
@@ -841,8 +874,13 @@
           </w:tcPr>
           <w:p>
             <w:r>
-              <w:t xml:space="preserve"> Shab</w:t>
+              <w:t xml:space="preserve"> </w:t>
             </w:r>
+            <w:proofErr w:type="spellStart"/>
+            <w:r>
+              <w:t>Shab</w:t>
+            </w:r>
+            <w:proofErr w:type="spellEnd"/>
           </w:p>
         </w:tc>
         <w:tc>
@@ -1342,8 +1380,13 @@
       <w:pPr>
         <w:pStyle w:val="H3"/>
       </w:pPr>
-      <w:r>
-        <w:t>Refuge Camp Helpers</w:t>
+      <w:proofErr w:type="spellStart"/>
+      <w:r>
+        <w:t>Refuge</w:t>
+      </w:r>
+      <w:proofErr w:type="spellEnd"/>
+      <w:r>
+        <w:t xml:space="preserve"> Camp Helpers</w:t>
       </w:r>
     </w:p>
     <w:tbl>
@@ -1457,9 +1500,11 @@
             <w:tcW w:w="4476" w:type="dxa"/>
           </w:tcPr>
           <w:p>
+            <w:proofErr w:type="spellStart"/>
             <w:r>
               <w:t>Warlo</w:t>
             </w:r>
+            <w:proofErr w:type="spellEnd"/>
           </w:p>
         </w:tc>
         <w:tc>
@@ -1649,8 +1694,13 @@
               <w:t xml:space="preserve">Bruce </w:t>
             </w:r>
             <w:r>
-              <w:t xml:space="preserve"> Vixel</w:t>
+              <w:t xml:space="preserve"> </w:t>
             </w:r>
+            <w:proofErr w:type="spellStart"/>
+            <w:r>
+              <w:t>Vixel</w:t>
+            </w:r>
+            <w:proofErr w:type="spellEnd"/>
           </w:p>
         </w:tc>
         <w:tc>
@@ -2163,7 +2213,13 @@
               <w:t>Graham Hardy</w:t>
             </w:r>
             <w:r>
-              <w:t xml:space="preserve"> - Bronze</w:t>
+              <w:t xml:space="preserve"> </w:t>
+            </w:r>
+            <w:r>
+              <w:t>–</w:t>
+            </w:r>
+            <w:r>
+              <w:t xml:space="preserve"> Bronze</w:t>
             </w:r>
           </w:p>
         </w:tc>
@@ -2261,6 +2317,73 @@
         <w:pStyle w:val="H3"/>
       </w:pPr>
       <w:r>
+        <w:t>Skill Books</w:t>
+      </w:r>
+    </w:p>
+    <w:tbl>
+      <w:tblPr>
+        <w:tblStyle w:val="TableGrid"/>
+        <w:tblW w:w="0" w:type="auto"/>
+        <w:tblLook w:val="04A0"/>
+      </w:tblPr>
+      <w:tblGrid>
+        <w:gridCol w:w="3912"/>
+        <w:gridCol w:w="3912"/>
+        <w:gridCol w:w="3912"/>
+      </w:tblGrid>
+      <w:tr>
+        <w:tc>
+          <w:tcPr>
+            <w:tcW w:w="3912" w:type="dxa"/>
+          </w:tcPr>
+          <w:p/>
+        </w:tc>
+        <w:tc>
+          <w:tcPr>
+            <w:tcW w:w="3912" w:type="dxa"/>
+          </w:tcPr>
+          <w:p/>
+        </w:tc>
+        <w:tc>
+          <w:tcPr>
+            <w:tcW w:w="3912" w:type="dxa"/>
+          </w:tcPr>
+          <w:p/>
+        </w:tc>
+      </w:tr>
+      <w:tr>
+        <w:tc>
+          <w:tcPr>
+            <w:tcW w:w="3912" w:type="dxa"/>
+          </w:tcPr>
+          <w:p>
+            <w:r>
+              <w:rPr>
+                <w:lang w:val="en-CA"/>
+              </w:rPr>
+              <w:t>The way of the Dancing Fairy</w:t>
+            </w:r>
+          </w:p>
+        </w:tc>
+        <w:tc>
+          <w:tcPr>
+            <w:tcW w:w="3912" w:type="dxa"/>
+          </w:tcPr>
+          <w:p/>
+        </w:tc>
+        <w:tc>
+          <w:tcPr>
+            <w:tcW w:w="3912" w:type="dxa"/>
+          </w:tcPr>
+          <w:p/>
+        </w:tc>
+      </w:tr>
+    </w:tbl>
+    <w:p>
+      <w:pPr>
+        <w:pStyle w:val="H3"/>
+      </w:pPr>
+      <w:r>
         <w:t>Monsters</w:t>
       </w:r>
     </w:p>
@@ -2281,9 +2404,11 @@
             <w:tcW w:w="1230" w:type="dxa"/>
           </w:tcPr>
           <w:p>
+            <w:proofErr w:type="spellStart"/>
             <w:r>
               <w:t>Centoids</w:t>
             </w:r>
+            <w:proofErr w:type="spellEnd"/>
           </w:p>
         </w:tc>
         <w:tc>
@@ -2975,113 +3100,6 @@
           <w:color w:val="FF0000"/>
         </w:rPr>
       </w:pPr>
-    </w:p>
-    <w:p>
-      <w:pPr>
-        <w:pStyle w:val="StatusUser"/>
-        <w:numPr>
-          <w:ilvl w:val="1"/>
-          <w:numId w:val="28"/>
-        </w:numPr>
-        <w:rPr>
-          <w:color w:val="FF0000"/>
-        </w:rPr>
-      </w:pPr>
-      <w:r>
-        <w:rPr>
-          <w:color w:val="FF0000"/>
-        </w:rPr>
-        <w:t>Aura Disguise</w:t>
-      </w:r>
-      <w:r>
-        <w:rPr>
-          <w:color w:val="FF0000"/>
-        </w:rPr>
-        <w:t xml:space="preserve"> (</w:t>
-      </w:r>
-      <w:r>
-        <w:rPr>
-          <w:color w:val="FF0000"/>
-        </w:rPr>
-        <w:t>Awakening Stone of Concealment</w:t>
-      </w:r>
-      <w:r>
-        <w:rPr>
-          <w:color w:val="FF0000"/>
-        </w:rPr>
-        <w:t>)</w:t>
-      </w:r>
-    </w:p>
-    <w:p>
-      <w:pPr>
-        <w:pStyle w:val="StatusUser"/>
-        <w:numPr>
-          <w:ilvl w:val="2"/>
-          <w:numId w:val="25"/>
-        </w:numPr>
-        <w:tabs>
-          <w:tab w:val="clear" w:pos="1701"/>
-          <w:tab w:val="left" w:pos="1418"/>
-        </w:tabs>
-        <w:ind w:left="1418"/>
-        <w:rPr>
-          <w:color w:val="FF0000"/>
-        </w:rPr>
-      </w:pPr>
-      <w:r>
-        <w:rPr>
-          <w:color w:val="FF0000"/>
-        </w:rPr>
-        <w:t>Create a unique aura signature for each</w:t>
-      </w:r>
-      <w:r>
-        <w:rPr>
-          <w:color w:val="FF0000"/>
-        </w:rPr>
-        <w:t xml:space="preserve"> assistant created by </w:t>
-      </w:r>
-      <w:r>
-        <w:rPr>
-          <w:color w:val="FF0000"/>
-        </w:rPr>
-        <w:tab/>
-        <w:t>Lovely Assistant</w:t>
-      </w:r>
-    </w:p>
-    <w:p>
-      <w:pPr>
-        <w:pStyle w:val="StatusUser"/>
-        <w:numPr>
-          <w:ilvl w:val="2"/>
-          <w:numId w:val="25"/>
-        </w:numPr>
-        <w:tabs>
-          <w:tab w:val="clear" w:pos="1701"/>
-          <w:tab w:val="left" w:pos="1418"/>
-        </w:tabs>
-        <w:ind w:left="1418"/>
-        <w:rPr>
-          <w:color w:val="FF0000"/>
-        </w:rPr>
-      </w:pPr>
-      <w:r>
-        <w:rPr>
-          <w:color w:val="FF0000"/>
-        </w:rPr>
-        <w:t>Disguise unbreakable for those with weaker auras</w:t>
-      </w:r>
-    </w:p>
-    <w:p>
-      <w:pPr>
-        <w:pStyle w:val="StatusUser"/>
-        <w:numPr>
-          <w:ilvl w:val="1"/>
-          <w:numId w:val="28"/>
-        </w:numPr>
-        <w:rPr>
-          <w:color w:val="FF0000"/>
-        </w:rPr>
-      </w:pPr>
       <w:hyperlink r:id="rId15" w:history="1">
         <w:r>
           <w:rPr>
@@ -3154,26 +3172,138 @@
           <w:color w:val="FF0000"/>
         </w:rPr>
       </w:pPr>
+    </w:p>
+    <w:p>
+      <w:pPr>
+        <w:pStyle w:val="StatusUser"/>
+        <w:numPr>
+          <w:ilvl w:val="2"/>
+          <w:numId w:val="25"/>
+        </w:numPr>
+        <w:tabs>
+          <w:tab w:val="clear" w:pos="1701"/>
+          <w:tab w:val="left" w:pos="1418"/>
+        </w:tabs>
+        <w:ind w:left="1418"/>
+        <w:rPr>
+          <w:color w:val="FF0000"/>
+        </w:rPr>
+      </w:pPr>
+    </w:p>
+    <w:p>
+      <w:pPr>
+        <w:pStyle w:val="StatusUser"/>
+        <w:numPr>
+          <w:ilvl w:val="1"/>
+          <w:numId w:val="28"/>
+        </w:numPr>
+        <w:rPr>
+          <w:color w:val="FF0000"/>
+        </w:rPr>
+      </w:pPr>
       <w:hyperlink r:id="rId17" w:history="1">
         <w:r>
           <w:rPr>
             <w:rStyle w:val="Hyperlink"/>
           </w:rPr>
-          <w:t>Hand of the Rea</w:t>
-        </w:r>
-        <w:r>
-          <w:rPr>
-            <w:rStyle w:val="Hyperlink"/>
-          </w:rPr>
-          <w:t>p</w:t>
-        </w:r>
-        <w:r>
-          <w:rPr>
-            <w:rStyle w:val="Hyperlink"/>
-          </w:rPr>
-          <w:t>er</w:t>
+          <w:t>Hand of the Reaper</w:t>
         </w:r>
       </w:hyperlink>
+    </w:p>
+    <w:p>
+      <w:pPr>
+        <w:pStyle w:val="StatusUser"/>
+        <w:numPr>
+          <w:ilvl w:val="1"/>
+          <w:numId w:val="28"/>
+        </w:numPr>
+        <w:rPr>
+          <w:color w:val="FF0000"/>
+        </w:rPr>
+      </w:pPr>
+      <w:r>
+        <w:rPr>
+          <w:color w:val="FF0000"/>
+        </w:rPr>
+        <w:t>Aura Disguise</w:t>
+      </w:r>
+      <w:r>
+        <w:rPr>
+          <w:color w:val="FF0000"/>
+        </w:rPr>
+        <w:t xml:space="preserve"> (</w:t>
+      </w:r>
+      <w:r>
+        <w:rPr>
+          <w:color w:val="FF0000"/>
+        </w:rPr>
+        <w:t>Awakening Stone of Concealment</w:t>
+      </w:r>
+      <w:r>
+        <w:rPr>
+          <w:color w:val="FF0000"/>
+        </w:rPr>
+        <w:t>)</w:t>
+      </w:r>
+    </w:p>
+    <w:p>
+      <w:pPr>
+        <w:pStyle w:val="StatusUser"/>
+        <w:numPr>
+          <w:ilvl w:val="2"/>
+          <w:numId w:val="25"/>
+        </w:numPr>
+        <w:tabs>
+          <w:tab w:val="clear" w:pos="1701"/>
+          <w:tab w:val="left" w:pos="1418"/>
+        </w:tabs>
+        <w:ind w:left="1418"/>
+        <w:rPr>
+          <w:color w:val="FF0000"/>
+        </w:rPr>
+      </w:pPr>
+      <w:r>
+        <w:rPr>
+          <w:color w:val="FF0000"/>
+        </w:rPr>
+        <w:t>Create a unique aura signature for each</w:t>
+      </w:r>
+      <w:r>
+        <w:rPr>
+          <w:color w:val="FF0000"/>
+        </w:rPr>
+        <w:t xml:space="preserve"> assistant created by </w:t>
+      </w:r>
+      <w:r>
+        <w:rPr>
+          <w:color w:val="FF0000"/>
+        </w:rPr>
+        <w:tab/>
+        <w:t>Lovely Assistant</w:t>
+      </w:r>
+    </w:p>
+    <w:p>
+      <w:pPr>
+        <w:pStyle w:val="StatusUser"/>
+        <w:numPr>
+          <w:ilvl w:val="2"/>
+          <w:numId w:val="25"/>
+        </w:numPr>
+        <w:tabs>
+          <w:tab w:val="clear" w:pos="1701"/>
+          <w:tab w:val="left" w:pos="1418"/>
+        </w:tabs>
+        <w:ind w:left="1418"/>
+        <w:rPr>
+          <w:color w:val="FF0000"/>
+        </w:rPr>
+      </w:pPr>
+      <w:r>
+        <w:rPr>
+          <w:color w:val="FF0000"/>
+        </w:rPr>
+        <w:t>Disguise unbreakable for those with weaker auras</w:t>
+      </w:r>
     </w:p>
     <w:p>
       <w:pPr>
@@ -3420,16 +3550,14 @@
           <w:numId w:val="31"/>
         </w:numPr>
         <w:rPr>
-          <w:strike/>
-          <w:color w:val="FF0000"/>
-        </w:rPr>
-      </w:pPr>
-      <w:r>
-        <w:rPr>
-          <w:strike/>
-          <w:color w:val="FF0000"/>
-        </w:rPr>
-        <w:t>Magic Sight</w:t>
+          <w:color w:val="FF0000"/>
+        </w:rPr>
+      </w:pPr>
+      <w:r>
+        <w:rPr>
+          <w:color w:val="FF0000"/>
+        </w:rPr>
+        <w:t>Spell Grimoire</w:t>
       </w:r>
     </w:p>
     <w:p>
@@ -3445,16 +3573,14 @@
         </w:tabs>
         <w:ind w:left="1418"/>
         <w:rPr>
-          <w:strike/>
-          <w:color w:val="FF0000"/>
-        </w:rPr>
-      </w:pPr>
-      <w:r>
-        <w:rPr>
-          <w:strike/>
-          <w:color w:val="FF0000"/>
-        </w:rPr>
-        <w:t>Iron: Make magic within items and the world visible. Must be in direct line of sight</w:t>
+          <w:color w:val="FF0000"/>
+        </w:rPr>
+      </w:pPr>
+      <w:r>
+        <w:rPr>
+          <w:color w:val="FF0000"/>
+        </w:rPr>
+        <w:t>When a spell is mastered it is inscribed into the grimoire. This will allow the casting of the spell with the same speed an essence-ability. However, the manna cost is higher.</w:t>
       </w:r>
     </w:p>
     <w:p>
@@ -3825,6 +3951,7 @@
         <w:rPr>
           <w:color w:val="FF0000"/>
         </w:rPr>
+        <w:lastRenderedPageBreak/>
         <w:t xml:space="preserve">Channels a tiny amount of magic from </w:t>
       </w:r>
       <w:r>
@@ -3860,8 +3987,13 @@
         <w:rPr>
           <w:color w:val="FF0000"/>
         </w:rPr>
-        <w:lastRenderedPageBreak/>
         <w:t>Cannot be shared</w:t>
+      </w:r>
+      <w:r>
+        <w:rPr>
+          <w:color w:val="FF0000"/>
+        </w:rPr>
+        <w:t xml:space="preserve"> outside soul family</w:t>
       </w:r>
     </w:p>
     <w:p>
@@ -3963,6 +4095,57 @@
       </w:pPr>
       <w:r>
         <w:t>Requires materials to create body</w:t>
+      </w:r>
+    </w:p>
+    <w:p>
+      <w:pPr>
+        <w:pStyle w:val="StatusUser"/>
+        <w:numPr>
+          <w:ilvl w:val="2"/>
+          <w:numId w:val="25"/>
+        </w:numPr>
+        <w:tabs>
+          <w:tab w:val="clear" w:pos="1701"/>
+          <w:tab w:val="left" w:pos="1418"/>
+        </w:tabs>
+        <w:ind w:left="1418"/>
+      </w:pPr>
+      <w:r>
+        <w:t>Ability cannot be shared</w:t>
+      </w:r>
+    </w:p>
+    <w:p>
+      <w:pPr>
+        <w:pStyle w:val="StatusUser"/>
+        <w:numPr>
+          <w:ilvl w:val="2"/>
+          <w:numId w:val="25"/>
+        </w:numPr>
+        <w:tabs>
+          <w:tab w:val="clear" w:pos="1701"/>
+          <w:tab w:val="left" w:pos="1418"/>
+        </w:tabs>
+        <w:ind w:left="1418"/>
+      </w:pPr>
+      <w:r>
+        <w:t>Bronze: Allows for more distinct auras and personalities</w:t>
+      </w:r>
+    </w:p>
+    <w:p>
+      <w:pPr>
+        <w:pStyle w:val="StatusUser"/>
+        <w:numPr>
+          <w:ilvl w:val="2"/>
+          <w:numId w:val="25"/>
+        </w:numPr>
+        <w:tabs>
+          <w:tab w:val="clear" w:pos="1701"/>
+          <w:tab w:val="left" w:pos="1418"/>
+        </w:tabs>
+        <w:ind w:left="1418"/>
+      </w:pPr>
+      <w:r>
+        <w:t>Bronze: Allows for separate manna usage</w:t>
       </w:r>
     </w:p>
     <w:p>
@@ -3980,7 +4163,7 @@
         <w:contextualSpacing w:val="0"/>
       </w:pPr>
       <w:r>
-        <w:t>Ability cannot be shared</w:t>
+        <w:t>Silver: Allow bonded companion to summon assistants of her own</w:t>
       </w:r>
     </w:p>
     <w:p>
@@ -4042,9 +4225,6 @@
       <w:r>
         <w:t>Aelindra</w:t>
       </w:r>
-      <w:r>
-        <w:t xml:space="preserve"> </w:t>
-      </w:r>
     </w:p>
     <w:p>
       <w:pPr>
@@ -4067,7 +4247,7 @@
         <w:t xml:space="preserve"> </w:t>
       </w:r>
       <w:r>
-        <w:t xml:space="preserve">Awakening Stone of Wonder) </w:t>
+        <w:t xml:space="preserve">Awakening Stone of Wonder </w:t>
       </w:r>
       <w:r>
         <w:t>– “Let the show begin”</w:t>
@@ -4127,7 +4307,7 @@
         <w:ind w:left="1418"/>
       </w:pPr>
       <w:r>
-        <w:t>Effects amplified with audience engagement</w:t>
+        <w:t>Iron: Maximum of 4 cast members</w:t>
       </w:r>
     </w:p>
     <w:p>
@@ -4144,7 +4324,7 @@
         <w:ind w:left="1418"/>
       </w:pPr>
       <w:r>
-        <w:t>Ability cannot be shared</w:t>
+        <w:t>Effects amplified with audience engagement</w:t>
       </w:r>
     </w:p>
     <w:p>
@@ -4161,7 +4341,7 @@
         <w:ind w:left="1418"/>
       </w:pPr>
       <w:r>
-        <w:t>Iron: Maximum of 4 people</w:t>
+        <w:t>Ability cannot be shared</w:t>
       </w:r>
     </w:p>
     <w:p>
@@ -4178,7 +4358,10 @@
         <w:ind w:left="1418"/>
       </w:pPr>
       <w:r>
-        <w:t>Bronze: Maximum of 16 people</w:t>
+        <w:t xml:space="preserve">Bronze: Maximum of 16 </w:t>
+      </w:r>
+      <w:r>
+        <w:t>cast members</w:t>
       </w:r>
     </w:p>
     <w:p>
@@ -4288,6 +4471,7 @@
         <w:rPr>
           <w:color w:val="FF0000"/>
         </w:rPr>
+        <w:lastRenderedPageBreak/>
         <w:t>Bronze: Sound</w:t>
       </w:r>
     </w:p>
@@ -4375,7 +4559,6 @@
         <w:rPr>
           <w:color w:val="FF0000"/>
         </w:rPr>
-        <w:lastRenderedPageBreak/>
         <w:t xml:space="preserve">Instruments of the </w:t>
       </w:r>
       <w:r>
@@ -4456,6 +4639,90 @@
     </w:p>
     <w:p>
       <w:pPr>
+        <w:pStyle w:val="StatusUser"/>
+        <w:numPr>
+          <w:ilvl w:val="0"/>
+          <w:numId w:val="36"/>
+        </w:numPr>
+        <w:tabs>
+          <w:tab w:val="clear" w:pos="1701"/>
+          <w:tab w:val="left" w:pos="1418"/>
+        </w:tabs>
+        <w:rPr>
+          <w:color w:val="FF0000"/>
+        </w:rPr>
+      </w:pPr>
+      <w:r>
+        <w:rPr>
+          <w:color w:val="FF0000"/>
+        </w:rPr>
+        <w:t>Audience Participation</w:t>
+      </w:r>
+    </w:p>
+    <w:p>
+      <w:pPr>
+        <w:pStyle w:val="StatusUser"/>
+        <w:numPr>
+          <w:ilvl w:val="1"/>
+          <w:numId w:val="36"/>
+        </w:numPr>
+        <w:tabs>
+          <w:tab w:val="clear" w:pos="1701"/>
+          <w:tab w:val="left" w:pos="1418"/>
+        </w:tabs>
+        <w:rPr>
+          <w:color w:val="FF0000"/>
+        </w:rPr>
+      </w:pPr>
+      <w:r>
+        <w:rPr>
+          <w:color w:val="FF0000"/>
+        </w:rPr>
+        <w:t xml:space="preserve">Like all venues, an audience can build themselves into a state of frenzy. This power capitalizes on this effect for a boost in the </w:t>
+      </w:r>
+      <w:r>
+        <w:rPr>
+          <w:color w:val="FF0000"/>
+        </w:rPr>
+        <w:t>p</w:t>
+      </w:r>
+      <w:r>
+        <w:rPr>
+          <w:color w:val="FF0000"/>
+        </w:rPr>
+        <w:t xml:space="preserve">ower of </w:t>
+      </w:r>
+      <w:r>
+        <w:rPr>
+          <w:color w:val="FF0000"/>
+        </w:rPr>
+        <w:t>aura abilities</w:t>
+      </w:r>
+    </w:p>
+    <w:p>
+      <w:pPr>
+        <w:pStyle w:val="StatusUser"/>
+        <w:numPr>
+          <w:ilvl w:val="1"/>
+          <w:numId w:val="36"/>
+        </w:numPr>
+        <w:tabs>
+          <w:tab w:val="clear" w:pos="1701"/>
+          <w:tab w:val="left" w:pos="1418"/>
+        </w:tabs>
+        <w:rPr>
+          <w:color w:val="FF0000"/>
+        </w:rPr>
+      </w:pPr>
+      <w:r>
+        <w:rPr>
+          <w:color w:val="FF0000"/>
+        </w:rPr>
+        <w:t>Cannot be shared</w:t>
+      </w:r>
+    </w:p>
+    <w:p>
+      <w:pPr>
         <w:pStyle w:val="H3"/>
       </w:pPr>
       <w:r>
@@ -4499,6 +4766,21 @@
       <w:r>
         <w:t xml:space="preserve"> is a stream of stars and nebulae that circle him.</w:t>
       </w:r>
+      <w:r>
+        <w:t xml:space="preserve"> </w:t>
+      </w:r>
+      <w:r>
+        <w:t>Behind him, i</w:t>
+      </w:r>
+      <w:r>
+        <w:t>n his shadow, there is the profile of a woman with wings</w:t>
+      </w:r>
+      <w:r>
+        <w:t xml:space="preserve"> and sword</w:t>
+      </w:r>
+      <w:r>
+        <w:t>, guarding his back.</w:t>
+      </w:r>
     </w:p>
     <w:p>
       <w:pPr>
@@ -4521,7 +4803,23 @@
     </w:p>
     <w:p>
       <w:r>
-        <w:t>On top is ‘Credendo Videsse’ – By believing, one sees. On the bottom is, ‘Embrace your Mulligan’</w:t>
+        <w:t>On top is ‘</w:t>
+      </w:r>
+      <w:proofErr w:type="spellStart"/>
+      <w:r>
+        <w:t>Credendo</w:t>
+      </w:r>
+      <w:proofErr w:type="spellEnd"/>
+      <w:r>
+        <w:t xml:space="preserve"> </w:t>
+      </w:r>
+      <w:proofErr w:type="spellStart"/>
+      <w:r>
+        <w:t>Videsse</w:t>
+      </w:r>
+      <w:proofErr w:type="spellEnd"/>
+      <w:r>
+        <w:t>’ – By believing, one sees. On the bottom is, ‘Embrace your Mulligan’</w:t>
       </w:r>
     </w:p>
     <w:p>
@@ -4572,6 +4870,7 @@
         <w:ind w:left="567" w:hanging="283"/>
       </w:pPr>
       <w:r>
+        <w:lastRenderedPageBreak/>
         <w:t>Absolute location sense</w:t>
       </w:r>
     </w:p>
@@ -4671,7 +4970,6 @@
         </w:numPr>
       </w:pPr>
       <w:r>
-        <w:lastRenderedPageBreak/>
         <w:t>Mind Palace</w:t>
       </w:r>
     </w:p>
@@ -4862,6 +5160,7 @@
         <w:pStyle w:val="StatusUser"/>
       </w:pPr>
       <w:r>
+        <w:lastRenderedPageBreak/>
         <w:t>Race</w:t>
       </w:r>
       <w:r>
@@ -4968,7 +5267,6 @@
         </w:numPr>
       </w:pPr>
       <w:r>
-        <w:lastRenderedPageBreak/>
         <w:t>Strength</w:t>
       </w:r>
     </w:p>
@@ -5129,6 +5427,12 @@
           <w:color w:val="FF0000"/>
         </w:rPr>
       </w:pPr>
+      <w:r>
+        <w:rPr>
+          <w:color w:val="FF0000"/>
+        </w:rPr>
+        <w:t>Wind Cutter – Whips a blade of wind at an opponent</w:t>
+      </w:r>
     </w:p>
     <w:p>
       <w:pPr>
@@ -5153,12 +5457,6 @@
           <w:color w:val="FF0000"/>
         </w:rPr>
       </w:pPr>
-      <w:r>
-        <w:rPr>
-          <w:color w:val="FF0000"/>
-        </w:rPr>
-        <w:t>Wind Cutter – Whips a blade of wind at an opponent</w:t>
-      </w:r>
     </w:p>
     <w:p>
       <w:pPr>
@@ -5241,7 +5539,14 @@
         </w:numPr>
       </w:pPr>
       <w:r>
-        <w:t>A weapon that can change blade shape and handle length as needed</w:t>
+        <w:lastRenderedPageBreak/>
+        <w:t xml:space="preserve">A weapon that can change blade shape and handle </w:t>
+      </w:r>
+      <w:r>
+        <w:t>size</w:t>
+      </w:r>
+      <w:r>
+        <w:t xml:space="preserve"> as needed</w:t>
       </w:r>
     </w:p>
     <w:p>
@@ -5354,6 +5659,12 @@
           <w:color w:val="FF0000"/>
         </w:rPr>
       </w:pPr>
+      <w:r>
+        <w:rPr>
+          <w:color w:val="FF0000"/>
+        </w:rPr>
+        <w:t>Sharpness – Increased the cutting power of an attack</w:t>
+      </w:r>
     </w:p>
     <w:p>
       <w:pPr>
@@ -5370,7 +5681,7 @@
         <w:rPr>
           <w:color w:val="FF0000"/>
         </w:rPr>
-        <w:t>Sharpness – Increased the cutting power of an attack</w:t>
+        <w:t>Parry – reflects a portion of damage back to attacker.</w:t>
       </w:r>
     </w:p>
     <w:p>
@@ -5384,24 +5695,6 @@
           <w:color w:val="FF0000"/>
         </w:rPr>
       </w:pPr>
-      <w:r>
-        <w:rPr>
-          <w:color w:val="FF0000"/>
-        </w:rPr>
-        <w:t>Reflect</w:t>
-      </w:r>
-      <w:r>
-        <w:rPr>
-          <w:color w:val="FF0000"/>
-        </w:rPr>
-        <w:t xml:space="preserve"> – reflects a portion of damage back to</w:t>
-      </w:r>
-      <w:r>
-        <w:rPr>
-          <w:color w:val="FF0000"/>
-        </w:rPr>
-        <w:t xml:space="preserve"> attacker.</w:t>
-      </w:r>
     </w:p>
     <w:p>
       <w:pPr>
@@ -5459,35 +5752,11 @@
           <w:color w:val="FF0000"/>
         </w:rPr>
       </w:pPr>
-    </w:p>
-    <w:p>
-      <w:pPr>
-        <w:pStyle w:val="StatusUser"/>
-        <w:numPr>
-          <w:ilvl w:val="1"/>
-          <w:numId w:val="25"/>
-        </w:numPr>
-        <w:rPr>
-          <w:color w:val="FF0000"/>
-        </w:rPr>
-      </w:pPr>
-    </w:p>
-    <w:p>
-      <w:pPr>
-        <w:pStyle w:val="StatusUser"/>
-        <w:numPr>
-          <w:ilvl w:val="1"/>
-          <w:numId w:val="25"/>
-        </w:numPr>
-        <w:rPr>
-          <w:color w:val="FF0000"/>
-        </w:rPr>
-      </w:pPr>
-      <w:r>
-        <w:rPr>
-          <w:color w:val="FF0000"/>
-        </w:rPr>
-        <w:t>Judgment</w:t>
+      <w:r>
+        <w:rPr>
+          <w:color w:val="FF0000"/>
+        </w:rPr>
+        <w:t>Valkyrie Armor</w:t>
       </w:r>
     </w:p>
     <w:p>
@@ -5502,36 +5771,33 @@
           <w:tab w:val="left" w:pos="1418"/>
         </w:tabs>
         <w:ind w:left="1418"/>
-      </w:pPr>
-      <w:r>
-        <w:rPr>
-          <w:color w:val="FF0000"/>
-        </w:rPr>
-        <w:t xml:space="preserve">Each successful attack </w:t>
-      </w:r>
-      <w:r>
-        <w:rPr>
-          <w:color w:val="FF0000"/>
-        </w:rPr>
-        <w:t xml:space="preserve">on an opponent </w:t>
-      </w:r>
-      <w:r>
-        <w:rPr>
-          <w:color w:val="FF0000"/>
-        </w:rPr>
-        <w:t xml:space="preserve">by </w:t>
-      </w:r>
-      <w:r>
-        <w:rPr>
-          <w:color w:val="FF0000"/>
-        </w:rPr>
-        <w:t xml:space="preserve">you or </w:t>
-      </w:r>
-      <w:r>
-        <w:rPr>
-          <w:color w:val="FF0000"/>
-        </w:rPr>
-        <w:t>a sister causes the next attack to increase in potency</w:t>
+        <w:rPr>
+          <w:color w:val="FF0000"/>
+        </w:rPr>
+      </w:pPr>
+      <w:r>
+        <w:rPr>
+          <w:color w:val="FF0000"/>
+        </w:rPr>
+        <w:t>Effect (iron): Conjures a suit of armor that confers strong physical protection</w:t>
+      </w:r>
+      <w:r>
+        <w:rPr>
+          <w:color w:val="FF0000"/>
+        </w:rPr>
+        <w:t xml:space="preserve"> and increases resistance to </w:t>
+      </w:r>
+      <w:r>
+        <w:rPr>
+          <w:color w:val="FF0000"/>
+        </w:rPr>
+        <w:t>unholy aligned elements</w:t>
+      </w:r>
+      <w:r>
+        <w:rPr>
+          <w:color w:val="FF0000"/>
+        </w:rPr>
+        <w:t>.</w:t>
       </w:r>
     </w:p>
     <w:p>
@@ -5546,12 +5812,39 @@
           <w:tab w:val="left" w:pos="1418"/>
         </w:tabs>
         <w:ind w:left="1418"/>
-      </w:pPr>
-      <w:r>
-        <w:rPr>
-          <w:color w:val="FF0000"/>
-        </w:rPr>
-        <w:t>Iron: Maximum of 4 sisters</w:t>
+        <w:rPr>
+          <w:color w:val="FF0000"/>
+        </w:rPr>
+      </w:pPr>
+      <w:r>
+        <w:rPr>
+          <w:color w:val="FF0000"/>
+        </w:rPr>
+        <w:t>Effect (bronze): Armor confers increased resistance to non-physical damage</w:t>
+      </w:r>
+      <w:r>
+        <w:rPr>
+          <w:color w:val="FF0000"/>
+        </w:rPr>
+        <w:t xml:space="preserve"> and further increased resistance to unholy aligned.</w:t>
+      </w:r>
+    </w:p>
+    <w:p>
+      <w:pPr>
+        <w:pStyle w:val="StatusUser"/>
+        <w:numPr>
+          <w:ilvl w:val="1"/>
+          <w:numId w:val="25"/>
+        </w:numPr>
+        <w:rPr>
+          <w:color w:val="FF0000"/>
+        </w:rPr>
+      </w:pPr>
+      <w:r>
+        <w:rPr>
+          <w:color w:val="FF0000"/>
+        </w:rPr>
+        <w:t>Judgment</w:t>
       </w:r>
     </w:p>
     <w:p>
@@ -5571,25 +5864,31 @@
         <w:rPr>
           <w:color w:val="FF0000"/>
         </w:rPr>
-        <w:t>Power cannot be shared</w:t>
-      </w:r>
-    </w:p>
-    <w:p>
-      <w:pPr>
-        <w:pStyle w:val="StatusUser"/>
-        <w:numPr>
-          <w:ilvl w:val="1"/>
-          <w:numId w:val="25"/>
-        </w:numPr>
-        <w:rPr>
-          <w:color w:val="FF0000"/>
-        </w:rPr>
-      </w:pPr>
-      <w:r>
-        <w:rPr>
-          <w:color w:val="FF0000"/>
-        </w:rPr>
-        <w:t>Valkyrie Armor</w:t>
+        <w:t xml:space="preserve">Each successful attack </w:t>
+      </w:r>
+      <w:r>
+        <w:rPr>
+          <w:color w:val="FF0000"/>
+        </w:rPr>
+        <w:t xml:space="preserve">on an opponent </w:t>
+      </w:r>
+      <w:r>
+        <w:rPr>
+          <w:color w:val="FF0000"/>
+        </w:rPr>
+        <w:t xml:space="preserve">by </w:t>
+      </w:r>
+      <w:r>
+        <w:rPr>
+          <w:color w:val="FF0000"/>
+        </w:rPr>
+        <w:t xml:space="preserve">you or </w:t>
+      </w:r>
+      <w:r>
+        <w:rPr>
+          <w:color w:val="FF0000"/>
+        </w:rPr>
+        <w:t>a sister causes the next attack to increase in potency</w:t>
       </w:r>
     </w:p>
     <w:p>
@@ -5604,33 +5903,12 @@
           <w:tab w:val="left" w:pos="1418"/>
         </w:tabs>
         <w:ind w:left="1418"/>
-        <w:rPr>
-          <w:color w:val="FF0000"/>
-        </w:rPr>
-      </w:pPr>
-      <w:r>
-        <w:rPr>
-          <w:color w:val="FF0000"/>
-        </w:rPr>
-        <w:t>Effect (iron): Conjures a suit of armor that confers strong physical protection</w:t>
-      </w:r>
-      <w:r>
-        <w:rPr>
-          <w:color w:val="FF0000"/>
-        </w:rPr>
-        <w:t xml:space="preserve"> and increases resistance to </w:t>
-      </w:r>
-      <w:r>
-        <w:rPr>
-          <w:color w:val="FF0000"/>
-        </w:rPr>
-        <w:t>unholy aligned elements</w:t>
-      </w:r>
-      <w:r>
-        <w:rPr>
-          <w:color w:val="FF0000"/>
-        </w:rPr>
-        <w:t>.</w:t>
+      </w:pPr>
+      <w:r>
+        <w:rPr>
+          <w:color w:val="FF0000"/>
+        </w:rPr>
+        <w:t>Iron: Maximum of 4 sisters</w:t>
       </w:r>
     </w:p>
     <w:p>
@@ -5645,34 +5923,37 @@
           <w:tab w:val="left" w:pos="1418"/>
         </w:tabs>
         <w:ind w:left="1418"/>
-        <w:rPr>
-          <w:color w:val="FF0000"/>
-        </w:rPr>
-      </w:pPr>
-      <w:r>
-        <w:rPr>
-          <w:color w:val="FF0000"/>
-        </w:rPr>
-        <w:t>Effect (bronze): Armor confers increased resistance to non-physical damage</w:t>
-      </w:r>
-      <w:r>
-        <w:rPr>
-          <w:color w:val="FF0000"/>
-        </w:rPr>
-        <w:t xml:space="preserve"> and further increased resistance to </w:t>
-      </w:r>
-      <w:r>
-        <w:rPr>
-          <w:color w:val="FF0000"/>
-        </w:rPr>
-        <w:t>unholy aligned</w:t>
-      </w:r>
-      <w:r>
-        <w:rPr>
-          <w:color w:val="FF0000"/>
-        </w:rPr>
-        <w:t>.</w:t>
-      </w:r>
+      </w:pPr>
+      <w:r>
+        <w:rPr>
+          <w:color w:val="FF0000"/>
+        </w:rPr>
+        <w:t>Power cannot be shared</w:t>
+      </w:r>
+    </w:p>
+    <w:p>
+      <w:pPr>
+        <w:pStyle w:val="StatusUser"/>
+        <w:numPr>
+          <w:ilvl w:val="1"/>
+          <w:numId w:val="25"/>
+        </w:numPr>
+        <w:rPr>
+          <w:color w:val="FF0000"/>
+        </w:rPr>
+      </w:pPr>
+    </w:p>
+    <w:p>
+      <w:pPr>
+        <w:pStyle w:val="StatusUser"/>
+        <w:numPr>
+          <w:ilvl w:val="1"/>
+          <w:numId w:val="25"/>
+        </w:numPr>
+        <w:rPr>
+          <w:color w:val="FF0000"/>
+        </w:rPr>
+      </w:pPr>
     </w:p>
     <w:p>
       <w:pPr>
@@ -5695,10 +5976,16 @@
         </w:numPr>
       </w:pPr>
       <w:r>
-        <w:t>Healthy Wrath – Aura skill</w:t>
-      </w:r>
-      <w:r>
-        <w:t xml:space="preserve"> - </w:t>
+        <w:t>Healthy Wrath</w:t>
+      </w:r>
+      <w:r>
+        <w:t xml:space="preserve"> (Aura)</w:t>
+      </w:r>
+      <w:r>
+        <w:t xml:space="preserve"> </w:t>
+      </w:r>
+      <w:r>
+        <w:t xml:space="preserve">– </w:t>
       </w:r>
       <w:r>
         <w:rPr>
@@ -5721,6 +6008,7 @@
         <w:ind w:left="1418"/>
       </w:pPr>
       <w:r>
+        <w:lastRenderedPageBreak/>
         <w:t>Confers healing aura on allies</w:t>
       </w:r>
       <w:r>
@@ -5794,27 +6082,7 @@
         </w:tabs>
       </w:pPr>
       <w:r>
-        <w:t xml:space="preserve">Keen sight </w:t>
-      </w:r>
-      <w:r>
-        <w:t>(</w:t>
-      </w:r>
-      <w:r>
-        <w:rPr>
-          <w:b w:val="0"/>
-          <w:lang w:val="en-CA"/>
-        </w:rPr>
-        <w:t>Awakening Stone of Guiding Light</w:t>
-      </w:r>
-      <w:r>
-        <w:rPr>
-          <w:b w:val="0"/>
-          <w:lang w:val="en-CA"/>
-        </w:rPr>
-        <w:t xml:space="preserve">) </w:t>
-      </w:r>
-      <w:r>
-        <w:t xml:space="preserve">– </w:t>
+        <w:t>Holy Afflictions – “You shall be judged”</w:t>
       </w:r>
     </w:p>
     <w:p>
@@ -5831,7 +6099,57 @@
         <w:ind w:left="1418"/>
       </w:pPr>
       <w:r>
-        <w:t>Allows sharp vision even at a distance</w:t>
+        <w:t>Every attack on marked target will include a holy affliction</w:t>
+      </w:r>
+    </w:p>
+    <w:p>
+      <w:pPr>
+        <w:pStyle w:val="StatusUser"/>
+        <w:numPr>
+          <w:ilvl w:val="1"/>
+          <w:numId w:val="25"/>
+        </w:numPr>
+        <w:tabs>
+          <w:tab w:val="clear" w:pos="1701"/>
+          <w:tab w:val="left" w:pos="1276"/>
+        </w:tabs>
+        <w:rPr>
+          <w:color w:val="FF0000"/>
+        </w:rPr>
+      </w:pPr>
+      <w:r>
+        <w:rPr>
+          <w:color w:val="FF0000"/>
+        </w:rPr>
+        <w:t xml:space="preserve">Keen sight </w:t>
+      </w:r>
+      <w:r>
+        <w:rPr>
+          <w:color w:val="FF0000"/>
+        </w:rPr>
+        <w:t>(</w:t>
+      </w:r>
+      <w:r>
+        <w:rPr>
+          <w:b w:val="0"/>
+          <w:color w:val="FF0000"/>
+          <w:lang w:val="en-CA"/>
+        </w:rPr>
+        <w:t>Awakening stone of the Adventurer</w:t>
+      </w:r>
+      <w:r>
+        <w:rPr>
+          <w:b w:val="0"/>
+          <w:color w:val="FF0000"/>
+          <w:lang w:val="en-CA"/>
+        </w:rPr>
+        <w:t xml:space="preserve">) </w:t>
+      </w:r>
+      <w:r>
+        <w:rPr>
+          <w:color w:val="FF0000"/>
+        </w:rPr>
+        <w:t xml:space="preserve">– </w:t>
       </w:r>
     </w:p>
     <w:p>
@@ -5846,54 +6164,39 @@
           <w:tab w:val="left" w:pos="1418"/>
         </w:tabs>
         <w:ind w:left="1418"/>
-      </w:pPr>
-      <w:r>
-        <w:t>Limited ability to see through obscuring mist</w:t>
-      </w:r>
-    </w:p>
-    <w:p>
-      <w:pPr>
-        <w:pStyle w:val="StatusUser"/>
-        <w:numPr>
-          <w:ilvl w:val="1"/>
-          <w:numId w:val="25"/>
-        </w:numPr>
-        <w:rPr>
-          <w:color w:val="FF0000"/>
-        </w:rPr>
-      </w:pPr>
-    </w:p>
-    <w:p>
-      <w:pPr>
-        <w:pStyle w:val="StatusUser"/>
-        <w:numPr>
-          <w:ilvl w:val="1"/>
+        <w:rPr>
+          <w:color w:val="FF0000"/>
+        </w:rPr>
+      </w:pPr>
+      <w:r>
+        <w:rPr>
+          <w:color w:val="FF0000"/>
+        </w:rPr>
+        <w:t>Allows sharp vision even at a distance</w:t>
+      </w:r>
+    </w:p>
+    <w:p>
+      <w:pPr>
+        <w:pStyle w:val="StatusUser"/>
+        <w:numPr>
+          <w:ilvl w:val="2"/>
           <w:numId w:val="25"/>
         </w:numPr>
         <w:tabs>
           <w:tab w:val="clear" w:pos="1701"/>
-          <w:tab w:val="left" w:pos="1276"/>
+          <w:tab w:val="left" w:pos="1418"/>
         </w:tabs>
-        <w:rPr>
-          <w:color w:val="FF0000"/>
-        </w:rPr>
-      </w:pPr>
-    </w:p>
-    <w:p>
-      <w:pPr>
-        <w:pStyle w:val="StatusUser"/>
-        <w:numPr>
-          <w:ilvl w:val="1"/>
-          <w:numId w:val="25"/>
-        </w:numPr>
-        <w:tabs>
-          <w:tab w:val="clear" w:pos="1701"/>
-          <w:tab w:val="left" w:pos="1276"/>
-        </w:tabs>
-        <w:rPr>
-          <w:color w:val="FF0000"/>
-        </w:rPr>
-      </w:pPr>
+        <w:ind w:left="1418"/>
+        <w:rPr>
+          <w:color w:val="FF0000"/>
+        </w:rPr>
+      </w:pPr>
+      <w:r>
+        <w:rPr>
+          <w:color w:val="FF0000"/>
+        </w:rPr>
+        <w:t>Limited ability to see through obscuring mist</w:t>
+      </w:r>
     </w:p>
     <w:p>
       <w:pPr>
@@ -6073,49 +6376,11 @@
           <w:color w:val="FF0000"/>
         </w:rPr>
       </w:pPr>
-      <w:hyperlink r:id="rId20" w:history="1">
-        <w:r>
-          <w:rPr>
-            <w:rStyle w:val="Hyperlink"/>
-            <w:i/>
-          </w:rPr>
-          <w:t>Sin Eater</w:t>
-        </w:r>
-      </w:hyperlink>
-      <w:r>
-        <w:rPr>
-          <w:i/>
-          <w:color w:val="FF0000"/>
-        </w:rPr>
-        <w:t xml:space="preserve"> - Passive</w:t>
-      </w:r>
-    </w:p>
-    <w:p>
-      <w:pPr>
-        <w:pStyle w:val="StatusUser"/>
-        <w:numPr>
-          <w:ilvl w:val="1"/>
-          <w:numId w:val="25"/>
-        </w:numPr>
-        <w:tabs>
-          <w:tab w:val="clear" w:pos="1701"/>
-          <w:tab w:val="left" w:pos="1276"/>
-        </w:tabs>
-        <w:rPr>
-          <w:color w:val="FF0000"/>
-        </w:rPr>
-      </w:pPr>
-      <w:r>
-        <w:rPr>
-          <w:color w:val="FF0000"/>
-        </w:rPr>
-        <w:t>Revealing Light</w:t>
-      </w:r>
-      <w:r>
-        <w:rPr>
-          <w:color w:val="FF0000"/>
-        </w:rPr>
-        <w:t xml:space="preserve"> (Aura)</w:t>
+      <w:r>
+        <w:rPr>
+          <w:color w:val="FF0000"/>
+        </w:rPr>
+        <w:t>Revealing Light (Aura)</w:t>
       </w:r>
     </w:p>
     <w:p>
@@ -6161,19 +6426,7 @@
         <w:rPr>
           <w:color w:val="FF0000"/>
         </w:rPr>
-        <w:t>Reveals the hearths of those it shines on to all</w:t>
-      </w:r>
-      <w:r>
-        <w:rPr>
-          <w:color w:val="FF0000"/>
-        </w:rPr>
-        <w:t>, forcing those affected to judge themselves.</w:t>
-      </w:r>
-      <w:r>
-        <w:rPr>
-          <w:color w:val="FF0000"/>
-        </w:rPr>
-        <w:t xml:space="preserve"> This will cause either buffs of debuffs as determined by those affected</w:t>
+        <w:t>Reveals the hearths of those it shines on to all, forcing those affected to judge themselves. This will cause either buffs of debuffs as determined by those affected</w:t>
       </w:r>
     </w:p>
     <w:p>
@@ -6287,6 +6540,7 @@
         </w:numPr>
       </w:pPr>
       <w:r>
+        <w:lastRenderedPageBreak/>
         <w:t>Light Affinity</w:t>
       </w:r>
     </w:p>
@@ -6311,6 +6565,24 @@
         </w:numPr>
       </w:pPr>
       <w:r>
+        <w:t>Valkyrie</w:t>
+      </w:r>
+      <w:r>
+        <w:t xml:space="preserve"> </w:t>
+      </w:r>
+      <w:r>
+        <w:t>affinity</w:t>
+      </w:r>
+    </w:p>
+    <w:p>
+      <w:pPr>
+        <w:pStyle w:val="StatusUser"/>
+        <w:numPr>
+          <w:ilvl w:val="0"/>
+          <w:numId w:val="21"/>
+        </w:numPr>
+      </w:pPr>
+      <w:r>
         <w:t>Bonded companion</w:t>
       </w:r>
     </w:p>
@@ -6321,6 +6593,7 @@
           <w:ilvl w:val="1"/>
           <w:numId w:val="21"/>
         </w:numPr>
+        <w:ind w:left="720"/>
       </w:pPr>
       <w:r>
         <w:t>Become eternally bonded to Luke</w:t>
@@ -6333,6 +6606,7 @@
           <w:ilvl w:val="1"/>
           <w:numId w:val="21"/>
         </w:numPr>
+        <w:ind w:left="720"/>
       </w:pPr>
       <w:r>
         <w:t>When killed, Luke can re-summon you</w:t>
@@ -6340,39 +6614,39 @@
     </w:p>
     <w:p>
       <w:pPr>
-        <w:pStyle w:val="StatusUser"/>
-        <w:numPr>
-          <w:ilvl w:val="0"/>
-          <w:numId w:val="21"/>
-        </w:numPr>
-      </w:pPr>
-      <w:r>
-        <w:t>Valkyrie</w:t>
-      </w:r>
-      <w:r>
-        <w:t xml:space="preserve"> </w:t>
-      </w:r>
-      <w:r>
-        <w:t>affinity</w:t>
-      </w:r>
-    </w:p>
-    <w:p>
-      <w:pPr>
         <w:pStyle w:val="H3"/>
       </w:pPr>
       <w:r>
-        <w:lastRenderedPageBreak/>
         <w:t>Crest</w:t>
       </w:r>
     </w:p>
     <w:p>
       <w:r>
-        <w:t>A warrior woman with glowing wings stands on a rock, surrounded by monsters. She is guarding a small figure in a tux, cape, and top hat. Surrounding her is a field of stars</w:t>
-      </w:r>
-      <w:r>
-        <w:t xml:space="preserve"> and nebula</w:t>
-      </w:r>
-    </w:p>
+        <w:t xml:space="preserve">Crest consists of the </w:t>
+      </w:r>
+      <w:r>
+        <w:t>profile</w:t>
+      </w:r>
+      <w:r>
+        <w:t xml:space="preserve"> of a</w:t>
+      </w:r>
+      <w:r>
+        <w:t xml:space="preserve"> warrior woman with glowing wings stand</w:t>
+      </w:r>
+      <w:r>
+        <w:t>ing</w:t>
+      </w:r>
+      <w:r>
+        <w:t xml:space="preserve"> on a rock, surrounded by monsters.</w:t>
+      </w:r>
+      <w:r>
+        <w:t xml:space="preserve"> Behind her stands the shadowy figure of a magician holding a golf ball.  Spewing forth from the golf ball is a stream of stars and nebulae that circle him. The warrior is in the magician’s shadow.</w:t>
+      </w:r>
+    </w:p>
+    <w:p/>
+    <w:p/>
+    <w:p/>
+    <w:p/>
     <w:p/>
     <w:p/>
     <w:p/>
@@ -6389,12 +6663,12 @@
     <w:p/>
     <w:p/>
     <w:sectPr>
-      <w:headerReference w:type="even" r:id="rId21"/>
-      <w:headerReference w:type="default" r:id="rId22"/>
-      <w:footerReference w:type="even" r:id="rId23"/>
-      <w:footerReference w:type="default" r:id="rId24"/>
-      <w:headerReference w:type="first" r:id="rId25"/>
-      <w:footerReference w:type="first" r:id="rId26"/>
+      <w:headerReference w:type="even" r:id="rId20"/>
+      <w:headerReference w:type="default" r:id="rId21"/>
+      <w:footerReference w:type="even" r:id="rId22"/>
+      <w:footerReference w:type="default" r:id="rId23"/>
+      <w:headerReference w:type="first" r:id="rId24"/>
+      <w:footerReference w:type="first" r:id="rId25"/>
       <w:pgSz w:w="12960" w:h="8640" w:orient="landscape"/>
       <w:pgMar w:top="720" w:right="720" w:bottom="720" w:left="720" w:header="720" w:footer="720" w:gutter="0"/>
       <w:cols w:space="720"/>
@@ -6557,7 +6831,7 @@
         <v:path o:extrusionok="f" gradientshapeok="t" o:connecttype="rect"/>
         <o:lock v:ext="edit" aspectratio="t"/>
       </v:shapetype>
-      <v:shape id="_x0000_i1193" type="#_x0000_t75" style="width:3in;height:3in;visibility:visible" o:bullet="t">
+      <v:shape id="_x0000_i1099" type="#_x0000_t75" style="width:3in;height:3in;visibility:visible" o:bullet="t">
         <v:imagedata r:id="rId1" o:title="MC900065312[1]"/>
       </v:shape>
     </w:pict>
@@ -8895,6 +9169,98 @@
     </w:lvl>
   </w:abstractNum>
   <w:abstractNum w:abstractNumId="22">
+    <w:nsid w:val="4DF747A7"/>
+    <w:multiLevelType w:val="hybridMultilevel"/>
+    <w:tmpl w:val="D54C6F84"/>
+    <w:lvl w:ilvl="0" w:tplc="28164ED4">
+      <w:start w:val="5"/>
+      <w:numFmt w:val="decimal"/>
+      <w:lvlText w:val="%1."/>
+      <w:lvlJc w:val="left"/>
+      <w:pPr>
+        <w:ind w:left="1080" w:hanging="360"/>
+      </w:pPr>
+      <w:rPr>
+        <w:rFonts w:hint="default"/>
+      </w:rPr>
+    </w:lvl>
+    <w:lvl w:ilvl="1" w:tplc="04090005">
+      <w:start w:val="1"/>
+      <w:numFmt w:val="bullet"/>
+      <w:lvlText w:val=""/>
+      <w:lvlJc w:val="left"/>
+      <w:pPr>
+        <w:ind w:left="1440" w:hanging="360"/>
+      </w:pPr>
+      <w:rPr>
+        <w:rFonts w:ascii="Wingdings" w:hAnsi="Wingdings" w:hint="default"/>
+      </w:rPr>
+    </w:lvl>
+    <w:lvl w:ilvl="2" w:tplc="0409001B" w:tentative="1">
+      <w:start w:val="1"/>
+      <w:numFmt w:val="lowerRoman"/>
+      <w:lvlText w:val="%3."/>
+      <w:lvlJc w:val="right"/>
+      <w:pPr>
+        <w:ind w:left="2160" w:hanging="180"/>
+      </w:pPr>
+    </w:lvl>
+    <w:lvl w:ilvl="3" w:tplc="0409000F" w:tentative="1">
+      <w:start w:val="1"/>
+      <w:numFmt w:val="decimal"/>
+      <w:lvlText w:val="%4."/>
+      <w:lvlJc w:val="left"/>
+      <w:pPr>
+        <w:ind w:left="2880" w:hanging="360"/>
+      </w:pPr>
+    </w:lvl>
+    <w:lvl w:ilvl="4" w:tplc="04090019" w:tentative="1">
+      <w:start w:val="1"/>
+      <w:numFmt w:val="lowerLetter"/>
+      <w:lvlText w:val="%5."/>
+      <w:lvlJc w:val="left"/>
+      <w:pPr>
+        <w:ind w:left="3600" w:hanging="360"/>
+      </w:pPr>
+    </w:lvl>
+    <w:lvl w:ilvl="5" w:tplc="0409001B" w:tentative="1">
+      <w:start w:val="1"/>
+      <w:numFmt w:val="lowerRoman"/>
+      <w:lvlText w:val="%6."/>
+      <w:lvlJc w:val="right"/>
+      <w:pPr>
+        <w:ind w:left="4320" w:hanging="180"/>
+      </w:pPr>
+    </w:lvl>
+    <w:lvl w:ilvl="6" w:tplc="0409000F" w:tentative="1">
+      <w:start w:val="1"/>
+      <w:numFmt w:val="decimal"/>
+      <w:lvlText w:val="%7."/>
+      <w:lvlJc w:val="left"/>
+      <w:pPr>
+        <w:ind w:left="5040" w:hanging="360"/>
+      </w:pPr>
+    </w:lvl>
+    <w:lvl w:ilvl="7" w:tplc="04090019" w:tentative="1">
+      <w:start w:val="1"/>
+      <w:numFmt w:val="lowerLetter"/>
+      <w:lvlText w:val="%8."/>
+      <w:lvlJc w:val="left"/>
+      <w:pPr>
+        <w:ind w:left="5760" w:hanging="360"/>
+      </w:pPr>
+    </w:lvl>
+    <w:lvl w:ilvl="8" w:tplc="0409001B" w:tentative="1">
+      <w:start w:val="1"/>
+      <w:numFmt w:val="lowerRoman"/>
+      <w:lvlText w:val="%9."/>
+      <w:lvlJc w:val="right"/>
+      <w:pPr>
+        <w:ind w:left="6480" w:hanging="180"/>
+      </w:pPr>
+    </w:lvl>
+  </w:abstractNum>
+  <w:abstractNum w:abstractNumId="23">
     <w:nsid w:val="572441FC"/>
     <w:multiLevelType w:val="hybridMultilevel"/>
     <w:tmpl w:val="8BF4A7D0"/>
@@ -8983,7 +9349,7 @@
       </w:pPr>
     </w:lvl>
   </w:abstractNum>
-  <w:abstractNum w:abstractNumId="23">
+  <w:abstractNum w:abstractNumId="24">
     <w:nsid w:val="5F522028"/>
     <w:multiLevelType w:val="hybridMultilevel"/>
     <w:tmpl w:val="11985090"/>
@@ -9096,7 +9462,7 @@
       </w:rPr>
     </w:lvl>
   </w:abstractNum>
-  <w:abstractNum w:abstractNumId="24">
+  <w:abstractNum w:abstractNumId="25">
     <w:nsid w:val="609E67BD"/>
     <w:multiLevelType w:val="hybridMultilevel"/>
     <w:tmpl w:val="4D229EF8"/>
@@ -9188,7 +9554,7 @@
       </w:pPr>
     </w:lvl>
   </w:abstractNum>
-  <w:abstractNum w:abstractNumId="25">
+  <w:abstractNum w:abstractNumId="26">
     <w:nsid w:val="62FB14D3"/>
     <w:multiLevelType w:val="hybridMultilevel"/>
     <w:tmpl w:val="50322250"/>
@@ -9301,7 +9667,7 @@
       </w:rPr>
     </w:lvl>
   </w:abstractNum>
-  <w:abstractNum w:abstractNumId="26">
+  <w:abstractNum w:abstractNumId="27">
     <w:nsid w:val="684201E2"/>
     <w:multiLevelType w:val="hybridMultilevel"/>
     <w:tmpl w:val="C1AEC142"/>
@@ -9390,7 +9756,7 @@
       </w:pPr>
     </w:lvl>
   </w:abstractNum>
-  <w:abstractNum w:abstractNumId="27">
+  <w:abstractNum w:abstractNumId="28">
     <w:nsid w:val="68A71F47"/>
     <w:multiLevelType w:val="hybridMultilevel"/>
     <w:tmpl w:val="437E8654"/>
@@ -9479,7 +9845,7 @@
       </w:pPr>
     </w:lvl>
   </w:abstractNum>
-  <w:abstractNum w:abstractNumId="28">
+  <w:abstractNum w:abstractNumId="29">
     <w:nsid w:val="6B613B9D"/>
     <w:multiLevelType w:val="hybridMultilevel"/>
     <w:tmpl w:val="5D52A192"/>
@@ -9592,7 +9958,7 @@
       </w:rPr>
     </w:lvl>
   </w:abstractNum>
-  <w:abstractNum w:abstractNumId="29">
+  <w:abstractNum w:abstractNumId="30">
     <w:nsid w:val="782E51D7"/>
     <w:multiLevelType w:val="hybridMultilevel"/>
     <w:tmpl w:val="BEC6338C"/>
@@ -9705,7 +10071,7 @@
       </w:rPr>
     </w:lvl>
   </w:abstractNum>
-  <w:abstractNum w:abstractNumId="30">
+  <w:abstractNum w:abstractNumId="31">
     <w:nsid w:val="78397D8F"/>
     <w:multiLevelType w:val="multilevel"/>
     <w:tmpl w:val="54F6B2BA"/>
@@ -9854,7 +10220,7 @@
       </w:rPr>
     </w:lvl>
   </w:abstractNum>
-  <w:abstractNum w:abstractNumId="31">
+  <w:abstractNum w:abstractNumId="32">
     <w:nsid w:val="7911435E"/>
     <w:multiLevelType w:val="hybridMultilevel"/>
     <w:tmpl w:val="6406C73C"/>
@@ -9943,7 +10309,7 @@
       </w:pPr>
     </w:lvl>
   </w:abstractNum>
-  <w:abstractNum w:abstractNumId="32">
+  <w:abstractNum w:abstractNumId="33">
     <w:nsid w:val="7B05334F"/>
     <w:multiLevelType w:val="hybridMultilevel"/>
     <w:tmpl w:val="FA66CDB6"/>
@@ -10056,7 +10422,7 @@
       </w:rPr>
     </w:lvl>
   </w:abstractNum>
-  <w:abstractNum w:abstractNumId="33">
+  <w:abstractNum w:abstractNumId="34">
     <w:nsid w:val="7C7849C0"/>
     <w:multiLevelType w:val="hybridMultilevel"/>
     <w:tmpl w:val="018EEAD0"/>
@@ -10145,7 +10511,7 @@
       </w:pPr>
     </w:lvl>
   </w:abstractNum>
-  <w:abstractNum w:abstractNumId="34">
+  <w:abstractNum w:abstractNumId="35">
     <w:nsid w:val="7F326784"/>
     <w:multiLevelType w:val="hybridMultilevel"/>
     <w:tmpl w:val="15BE5720"/>
@@ -10262,7 +10628,7 @@
     <w:abstractNumId w:val="11"/>
   </w:num>
   <w:num w:numId="2">
-    <w:abstractNumId w:val="30"/>
+    <w:abstractNumId w:val="31"/>
   </w:num>
   <w:num w:numId="3">
     <w:abstractNumId w:val="0"/>
@@ -10277,7 +10643,7 @@
     <w:abstractNumId w:val="21"/>
   </w:num>
   <w:num w:numId="7">
-    <w:abstractNumId w:val="32"/>
+    <w:abstractNumId w:val="33"/>
   </w:num>
   <w:num w:numId="8">
     <w:abstractNumId w:val="3"/>
@@ -10286,19 +10652,19 @@
     <w:abstractNumId w:val="10"/>
   </w:num>
   <w:num w:numId="10">
-    <w:abstractNumId w:val="27"/>
+    <w:abstractNumId w:val="28"/>
   </w:num>
   <w:num w:numId="11">
     <w:abstractNumId w:val="6"/>
   </w:num>
   <w:num w:numId="12">
-    <w:abstractNumId w:val="22"/>
+    <w:abstractNumId w:val="23"/>
   </w:num>
   <w:num w:numId="13">
-    <w:abstractNumId w:val="31"/>
+    <w:abstractNumId w:val="32"/>
   </w:num>
   <w:num w:numId="14">
-    <w:abstractNumId w:val="28"/>
+    <w:abstractNumId w:val="29"/>
   </w:num>
   <w:num w:numId="15">
     <w:abstractNumId w:val="15"/>
@@ -10307,10 +10673,10 @@
     <w:abstractNumId w:val="9"/>
   </w:num>
   <w:num w:numId="17">
-    <w:abstractNumId w:val="24"/>
+    <w:abstractNumId w:val="25"/>
   </w:num>
   <w:num w:numId="18">
-    <w:abstractNumId w:val="29"/>
+    <w:abstractNumId w:val="30"/>
   </w:num>
   <w:num w:numId="19">
     <w:abstractNumId w:val="2"/>
@@ -10319,13 +10685,13 @@
     <w:abstractNumId w:val="1"/>
   </w:num>
   <w:num w:numId="21">
-    <w:abstractNumId w:val="26"/>
+    <w:abstractNumId w:val="27"/>
   </w:num>
   <w:num w:numId="22">
     <w:abstractNumId w:val="14"/>
   </w:num>
   <w:num w:numId="23">
-    <w:abstractNumId w:val="34"/>
+    <w:abstractNumId w:val="35"/>
   </w:num>
   <w:num w:numId="24">
     <w:abstractNumId w:val="20"/>
@@ -10346,22 +10712,25 @@
     <w:abstractNumId w:val="17"/>
   </w:num>
   <w:num w:numId="30">
-    <w:abstractNumId w:val="25"/>
+    <w:abstractNumId w:val="26"/>
   </w:num>
   <w:num w:numId="31">
-    <w:abstractNumId w:val="23"/>
+    <w:abstractNumId w:val="24"/>
   </w:num>
   <w:num w:numId="32">
     <w:abstractNumId w:val="12"/>
   </w:num>
   <w:num w:numId="33">
-    <w:abstractNumId w:val="33"/>
+    <w:abstractNumId w:val="34"/>
   </w:num>
   <w:num w:numId="34">
     <w:abstractNumId w:val="16"/>
   </w:num>
   <w:num w:numId="35">
     <w:abstractNumId w:val="7"/>
+  </w:num>
+  <w:num w:numId="36">
+    <w:abstractNumId w:val="22"/>
   </w:num>
 </w:numbering>
 </file>
@@ -11343,7 +11712,7 @@
 </file>
 
 <file path=customXml/itemProps1.xml><?xml version="1.0" encoding="utf-8"?>
-<ds:datastoreItem xmlns:ds="http://schemas.openxmlformats.org/officeDocument/2006/customXml" ds:itemID="{D64A7754-A080-4023-8C2E-82BAEB0DBF20}">
+<ds:datastoreItem xmlns:ds="http://schemas.openxmlformats.org/officeDocument/2006/customXml" ds:itemID="{A016F739-A83F-4213-9B46-15DD6068D0B1}">
   <ds:schemaRefs>
     <ds:schemaRef ds:uri="http://schemas.openxmlformats.org/officeDocument/2006/bibliography"/>
   </ds:schemaRefs>

--- a/Books/RPG_Books/TheWonderManAndHisLovelyAssistant/Notes_TheWonderManAndHisLovelyAssistant.docx
+++ b/Books/RPG_Books/TheWonderManAndHisLovelyAssistant/Notes_TheWonderManAndHisLovelyAssistant.docx
@@ -1625,10 +1625,113 @@
           <w:p/>
         </w:tc>
       </w:tr>
+    </w:tbl>
+    <w:p>
+      <w:pPr>
+        <w:pStyle w:val="H3"/>
+      </w:pPr>
+      <w:r>
+        <w:t>Adventurers from Earth – 42</w:t>
+      </w:r>
+    </w:p>
+    <w:tbl>
+      <w:tblPr>
+        <w:tblStyle w:val="TableGrid"/>
+        <w:tblW w:w="0" w:type="auto"/>
+        <w:tblLook w:val="04A0"/>
+      </w:tblPr>
+      <w:tblGrid>
+        <w:gridCol w:w="3912"/>
+        <w:gridCol w:w="3912"/>
+        <w:gridCol w:w="3912"/>
+      </w:tblGrid>
       <w:tr>
-        <w:tc>
-          <w:tcPr>
-            <w:tcW w:w="2808" w:type="dxa"/>
+        <w:trPr>
+          <w:trHeight w:val="820"/>
+        </w:trPr>
+        <w:tc>
+          <w:tcPr>
+            <w:tcW w:w="3912" w:type="dxa"/>
+          </w:tcPr>
+          <w:p>
+            <w:pPr>
+              <w:tabs>
+                <w:tab w:val="left" w:pos="998"/>
+              </w:tabs>
+            </w:pPr>
+            <w:r>
+              <w:t>Susie Wu</w:t>
+            </w:r>
+          </w:p>
+        </w:tc>
+        <w:tc>
+          <w:tcPr>
+            <w:tcW w:w="3912" w:type="dxa"/>
+          </w:tcPr>
+          <w:p>
+            <w:r>
+              <w:t>17</w:t>
+            </w:r>
+          </w:p>
+        </w:tc>
+        <w:tc>
+          <w:tcPr>
+            <w:tcW w:w="3912" w:type="dxa"/>
+          </w:tcPr>
+          <w:p>
+            <w:r>
+              <w:t>Dad – 143 years old</w:t>
+            </w:r>
+          </w:p>
+          <w:p/>
+          <w:p>
+            <w:r>
+              <w:t>Sister Jamie</w:t>
+            </w:r>
+          </w:p>
+        </w:tc>
+      </w:tr>
+      <w:tr>
+        <w:tc>
+          <w:tcPr>
+            <w:tcW w:w="3912" w:type="dxa"/>
+          </w:tcPr>
+          <w:p>
+            <w:r>
+              <w:lastRenderedPageBreak/>
+              <w:t xml:space="preserve">Luke </w:t>
+            </w:r>
+            <w:r>
+              <w:t>Aetheren</w:t>
+            </w:r>
+          </w:p>
+        </w:tc>
+        <w:tc>
+          <w:tcPr>
+            <w:tcW w:w="3912" w:type="dxa"/>
+          </w:tcPr>
+          <w:p>
+            <w:r>
+              <w:t>18 years old</w:t>
+            </w:r>
+          </w:p>
+          <w:p>
+            <w:r>
+              <w:t>67 previously</w:t>
+            </w:r>
+          </w:p>
+        </w:tc>
+        <w:tc>
+          <w:tcPr>
+            <w:tcW w:w="3912" w:type="dxa"/>
+          </w:tcPr>
+          <w:p/>
+        </w:tc>
+      </w:tr>
+      <w:tr>
+        <w:tc>
+          <w:tcPr>
+            <w:tcW w:w="3912" w:type="dxa"/>
           </w:tcPr>
           <w:p>
             <w:r>
@@ -1638,7 +1741,7 @@
         </w:tc>
         <w:tc>
           <w:tcPr>
-            <w:tcW w:w="1980" w:type="dxa"/>
+            <w:tcW w:w="3912" w:type="dxa"/>
           </w:tcPr>
           <w:p>
             <w:r>
@@ -1648,7 +1751,7 @@
         </w:tc>
         <w:tc>
           <w:tcPr>
-            <w:tcW w:w="6948" w:type="dxa"/>
+            <w:tcW w:w="3912" w:type="dxa"/>
           </w:tcPr>
           <w:p/>
         </w:tc>
@@ -1656,7 +1759,7 @@
       <w:tr>
         <w:tc>
           <w:tcPr>
-            <w:tcW w:w="2808" w:type="dxa"/>
+            <w:tcW w:w="3912" w:type="dxa"/>
           </w:tcPr>
           <w:p>
             <w:r>
@@ -1666,7 +1769,7 @@
         </w:tc>
         <w:tc>
           <w:tcPr>
-            <w:tcW w:w="1980" w:type="dxa"/>
+            <w:tcW w:w="3912" w:type="dxa"/>
           </w:tcPr>
           <w:p>
             <w:r>
@@ -1676,7 +1779,7 @@
         </w:tc>
         <w:tc>
           <w:tcPr>
-            <w:tcW w:w="6948" w:type="dxa"/>
+            <w:tcW w:w="3912" w:type="dxa"/>
           </w:tcPr>
           <w:p/>
         </w:tc>
@@ -1684,7 +1787,7 @@
       <w:tr>
         <w:tc>
           <w:tcPr>
-            <w:tcW w:w="2808" w:type="dxa"/>
+            <w:tcW w:w="3912" w:type="dxa"/>
           </w:tcPr>
           <w:p>
             <w:r>
@@ -1705,114 +1808,11 @@
         </w:tc>
         <w:tc>
           <w:tcPr>
-            <w:tcW w:w="1980" w:type="dxa"/>
+            <w:tcW w:w="3912" w:type="dxa"/>
           </w:tcPr>
           <w:p>
             <w:r>
               <w:t>Silver</w:t>
-            </w:r>
-          </w:p>
-        </w:tc>
-        <w:tc>
-          <w:tcPr>
-            <w:tcW w:w="6948" w:type="dxa"/>
-          </w:tcPr>
-          <w:p/>
-        </w:tc>
-      </w:tr>
-    </w:tbl>
-    <w:p>
-      <w:pPr>
-        <w:pStyle w:val="H3"/>
-      </w:pPr>
-      <w:r>
-        <w:lastRenderedPageBreak/>
-        <w:t>Adventurers from Earth – 42</w:t>
-      </w:r>
-    </w:p>
-    <w:tbl>
-      <w:tblPr>
-        <w:tblStyle w:val="TableGrid"/>
-        <w:tblW w:w="0" w:type="auto"/>
-        <w:tblLook w:val="04A0"/>
-      </w:tblPr>
-      <w:tblGrid>
-        <w:gridCol w:w="3912"/>
-        <w:gridCol w:w="3912"/>
-        <w:gridCol w:w="3912"/>
-      </w:tblGrid>
-      <w:tr>
-        <w:trPr>
-          <w:trHeight w:val="820"/>
-        </w:trPr>
-        <w:tc>
-          <w:tcPr>
-            <w:tcW w:w="3912" w:type="dxa"/>
-          </w:tcPr>
-          <w:p>
-            <w:pPr>
-              <w:tabs>
-                <w:tab w:val="left" w:pos="998"/>
-              </w:tabs>
-            </w:pPr>
-            <w:r>
-              <w:t>Susie Wu</w:t>
-            </w:r>
-          </w:p>
-        </w:tc>
-        <w:tc>
-          <w:tcPr>
-            <w:tcW w:w="3912" w:type="dxa"/>
-          </w:tcPr>
-          <w:p>
-            <w:r>
-              <w:t>17</w:t>
-            </w:r>
-          </w:p>
-        </w:tc>
-        <w:tc>
-          <w:tcPr>
-            <w:tcW w:w="3912" w:type="dxa"/>
-          </w:tcPr>
-          <w:p>
-            <w:r>
-              <w:t>Dad – 143 years old</w:t>
-            </w:r>
-          </w:p>
-          <w:p/>
-          <w:p>
-            <w:r>
-              <w:t>Sister Jamie</w:t>
-            </w:r>
-          </w:p>
-        </w:tc>
-      </w:tr>
-      <w:tr>
-        <w:tc>
-          <w:tcPr>
-            <w:tcW w:w="3912" w:type="dxa"/>
-          </w:tcPr>
-          <w:p>
-            <w:r>
-              <w:t xml:space="preserve">Luke </w:t>
-            </w:r>
-            <w:r>
-              <w:t>Aetheren</w:t>
-            </w:r>
-          </w:p>
-        </w:tc>
-        <w:tc>
-          <w:tcPr>
-            <w:tcW w:w="3912" w:type="dxa"/>
-          </w:tcPr>
-          <w:p>
-            <w:r>
-              <w:t>18 years old</w:t>
-            </w:r>
-          </w:p>
-          <w:p>
-            <w:r>
-              <w:t>67 previously</w:t>
             </w:r>
           </w:p>
         </w:tc>
@@ -3153,12 +3153,15 @@
           <w:tab w:val="left" w:pos="1418"/>
         </w:tabs>
         <w:ind w:left="1418"/>
-      </w:pPr>
-      <w:r>
-        <w:t>I</w:t>
-      </w:r>
-      <w:r>
-        <w:t>ron: Teleport using shadows as a portal. You must be able to see the destination shadow. This effect is a special ability with a low manna cost and no cooldown.</w:t>
+        <w:rPr>
+          <w:color w:val="FF0000"/>
+        </w:rPr>
+      </w:pPr>
+      <w:r>
+        <w:rPr>
+          <w:color w:val="FF0000"/>
+        </w:rPr>
+        <w:t>Iron: Teleport using shadows as a portal. You must be able to see the destination shadow. This effect is a special ability with a low manna cost and no cooldown.</w:t>
       </w:r>
     </w:p>
     <w:p>
@@ -3397,7 +3400,13 @@
         <w:rPr>
           <w:color w:val="FF0000"/>
         </w:rPr>
-        <w:t>Awakening stone of the Adventurer:</w:t>
+        <w:t>Awakening Stone of the Magister</w:t>
+      </w:r>
+      <w:r>
+        <w:rPr>
+          <w:color w:val="FF0000"/>
+        </w:rPr>
+        <w:t>:</w:t>
       </w:r>
       <w:r>
         <w:t xml:space="preserve"> </w:t>
@@ -3989,12 +3998,6 @@
         </w:rPr>
         <w:t>Cannot be shared</w:t>
       </w:r>
-      <w:r>
-        <w:rPr>
-          <w:color w:val="FF0000"/>
-        </w:rPr>
-        <w:t xml:space="preserve"> outside soul family</w:t>
-      </w:r>
     </w:p>
     <w:p>
       <w:pPr>
@@ -4792,6 +4795,9 @@
     </w:p>
     <w:p>
       <w:r>
+        <w:t xml:space="preserve">Query: </w:t>
+      </w:r>
+      <w:r>
         <w:t xml:space="preserve">A </w:t>
       </w:r>
       <w:r>
@@ -4803,23 +4809,37 @@
     </w:p>
     <w:p>
       <w:r>
-        <w:t>On top is ‘</w:t>
-      </w:r>
-      <w:proofErr w:type="spellStart"/>
-      <w:r>
-        <w:t>Credendo</w:t>
-      </w:r>
-      <w:proofErr w:type="spellEnd"/>
-      <w:r>
-        <w:t xml:space="preserve"> </w:t>
-      </w:r>
-      <w:proofErr w:type="spellStart"/>
-      <w:r>
-        <w:t>Videsse</w:t>
-      </w:r>
-      <w:proofErr w:type="spellEnd"/>
-      <w:r>
-        <w:t>’ – By believing, one sees. On the bottom is, ‘Embrace your Mulligan’</w:t>
+        <w:t xml:space="preserve">Front: </w:t>
+      </w:r>
+      <w:r>
+        <w:rPr>
+          <w:lang w:val="en-CA"/>
+        </w:rPr>
+        <w:t xml:space="preserve">The coin had </w:t>
+      </w:r>
+      <w:r>
+        <w:t>the image of a grinning teenage boy holding up a peace sign. The boy had bright red short messy hair and sparkling blue eyes</w:t>
+      </w:r>
+      <w:r>
+        <w:rPr>
+          <w:lang w:val="en-CA"/>
+        </w:rPr>
+        <w:t>.</w:t>
+      </w:r>
+    </w:p>
+    <w:p>
+      <w:r>
+        <w:lastRenderedPageBreak/>
+        <w:t xml:space="preserve">Back: The back has </w:t>
+      </w:r>
+      <w:r>
+        <w:rPr>
+          <w:lang w:val="en-CA"/>
+        </w:rPr>
+        <w:t>a golf ball with swirling streams of nebulas emerging. Above the golf ball, words read, ‘Mysteries abound</w:t>
+      </w:r>
+      <w:r>
+        <w:t>’. Below, words read, ‘Embrace your Mulligan’.</w:t>
       </w:r>
     </w:p>
     <w:p>
@@ -4870,7 +4890,6 @@
         <w:ind w:left="567" w:hanging="283"/>
       </w:pPr>
       <w:r>
-        <w:lastRenderedPageBreak/>
         <w:t>Absolute location sense</w:t>
       </w:r>
     </w:p>
@@ -5103,6 +5122,7 @@
         <w:pStyle w:val="H2"/>
       </w:pPr>
       <w:r>
+        <w:lastRenderedPageBreak/>
         <w:t>Susie</w:t>
       </w:r>
       <w:r>
@@ -5160,7 +5180,6 @@
         <w:pStyle w:val="StatusUser"/>
       </w:pPr>
       <w:r>
-        <w:lastRenderedPageBreak/>
         <w:t>Race</w:t>
       </w:r>
       <w:r>
@@ -5431,7 +5450,44 @@
         <w:rPr>
           <w:color w:val="FF0000"/>
         </w:rPr>
-        <w:t>Wind Cutter – Whips a blade of wind at an opponent</w:t>
+        <w:lastRenderedPageBreak/>
+        <w:t>Wind Cutter – “Slice”</w:t>
+      </w:r>
+    </w:p>
+    <w:p>
+      <w:pPr>
+        <w:pStyle w:val="StatusUser"/>
+        <w:numPr>
+          <w:ilvl w:val="2"/>
+          <w:numId w:val="25"/>
+        </w:numPr>
+        <w:rPr>
+          <w:color w:val="FF0000"/>
+        </w:rPr>
+      </w:pPr>
+      <w:r>
+        <w:rPr>
+          <w:color w:val="FF0000"/>
+        </w:rPr>
+        <w:t>Whips a blade of wind at an opponent</w:t>
+      </w:r>
+    </w:p>
+    <w:p>
+      <w:pPr>
+        <w:pStyle w:val="StatusUser"/>
+        <w:numPr>
+          <w:ilvl w:val="2"/>
+          <w:numId w:val="25"/>
+        </w:numPr>
+        <w:rPr>
+          <w:color w:val="FF0000"/>
+        </w:rPr>
+      </w:pPr>
+      <w:r>
+        <w:rPr>
+          <w:color w:val="FF0000"/>
+        </w:rPr>
+        <w:t>Increased effect when launched from a weapon</w:t>
       </w:r>
     </w:p>
     <w:p>
@@ -5445,6 +5501,84 @@
           <w:color w:val="FF0000"/>
         </w:rPr>
       </w:pPr>
+      <w:r>
+        <w:rPr>
+          <w:color w:val="FF0000"/>
+        </w:rPr>
+        <w:t>Bellow</w:t>
+      </w:r>
+    </w:p>
+    <w:p>
+      <w:pPr>
+        <w:pStyle w:val="StatusUser"/>
+        <w:numPr>
+          <w:ilvl w:val="2"/>
+          <w:numId w:val="25"/>
+        </w:numPr>
+        <w:rPr>
+          <w:color w:val="FF0000"/>
+        </w:rPr>
+      </w:pPr>
+      <w:r>
+        <w:rPr>
+          <w:color w:val="FF0000"/>
+        </w:rPr>
+        <w:t>Activates my bellowing</w:t>
+      </w:r>
+    </w:p>
+    <w:p>
+      <w:pPr>
+        <w:pStyle w:val="StatusUser"/>
+        <w:numPr>
+          <w:ilvl w:val="2"/>
+          <w:numId w:val="25"/>
+        </w:numPr>
+        <w:rPr>
+          <w:color w:val="FF0000"/>
+        </w:rPr>
+      </w:pPr>
+      <w:r>
+        <w:rPr>
+          <w:color w:val="FF0000"/>
+        </w:rPr>
+        <w:t>Launches a sound attack within a narrow cone</w:t>
+      </w:r>
+    </w:p>
+    <w:p>
+      <w:pPr>
+        <w:pStyle w:val="StatusUser"/>
+        <w:numPr>
+          <w:ilvl w:val="2"/>
+          <w:numId w:val="25"/>
+        </w:numPr>
+        <w:rPr>
+          <w:color w:val="FF0000"/>
+        </w:rPr>
+      </w:pPr>
+      <w:r>
+        <w:rPr>
+          <w:color w:val="FF0000"/>
+        </w:rPr>
+        <w:t>Causes disorientation, hearing loss</w:t>
+      </w:r>
+    </w:p>
+    <w:p>
+      <w:pPr>
+        <w:pStyle w:val="StatusUser"/>
+        <w:numPr>
+          <w:ilvl w:val="2"/>
+          <w:numId w:val="25"/>
+        </w:numPr>
+        <w:rPr>
+          <w:color w:val="FF0000"/>
+        </w:rPr>
+      </w:pPr>
+      <w:r>
+        <w:rPr>
+          <w:color w:val="FF0000"/>
+        </w:rPr>
+        <w:t>Blunt force damage</w:t>
+      </w:r>
     </w:p>
     <w:p>
       <w:pPr>
@@ -5457,6 +5591,36 @@
           <w:color w:val="FF0000"/>
         </w:rPr>
       </w:pPr>
+      <w:r>
+        <w:rPr>
+          <w:color w:val="FF0000"/>
+        </w:rPr>
+        <w:t xml:space="preserve">Singing </w:t>
+      </w:r>
+      <w:r>
+        <w:rPr>
+          <w:color w:val="FF0000"/>
+        </w:rPr>
+        <w:t>Voice</w:t>
+      </w:r>
+    </w:p>
+    <w:p>
+      <w:pPr>
+        <w:pStyle w:val="StatusUser"/>
+        <w:numPr>
+          <w:ilvl w:val="2"/>
+          <w:numId w:val="25"/>
+        </w:numPr>
+        <w:rPr>
+          <w:color w:val="FF0000"/>
+        </w:rPr>
+      </w:pPr>
+      <w:r>
+        <w:rPr>
+          <w:color w:val="FF0000"/>
+        </w:rPr>
+        <w:t>a voice that can cause buffs to allies and debuffs to enemies</w:t>
+      </w:r>
     </w:p>
     <w:p>
       <w:pPr>
@@ -5473,13 +5637,7 @@
         <w:rPr>
           <w:color w:val="FF0000"/>
         </w:rPr>
-        <w:t xml:space="preserve">Singing </w:t>
-      </w:r>
-      <w:r>
-        <w:rPr>
-          <w:color w:val="FF0000"/>
-        </w:rPr>
-        <w:t>Voice</w:t>
+        <w:t>Cyclone</w:t>
       </w:r>
     </w:p>
     <w:p>
@@ -5493,12 +5651,6 @@
           <w:color w:val="FF0000"/>
         </w:rPr>
       </w:pPr>
-      <w:r>
-        <w:rPr>
-          <w:color w:val="FF0000"/>
-        </w:rPr>
-        <w:t>a voice that can cause buffs to allies and debuffs to enemies</w:t>
-      </w:r>
     </w:p>
     <w:p>
       <w:pPr>
@@ -5539,7 +5691,6 @@
         </w:numPr>
       </w:pPr>
       <w:r>
-        <w:lastRenderedPageBreak/>
         <w:t xml:space="preserve">A weapon that can change blade shape and handle </w:t>
       </w:r>
       <w:r>
@@ -5663,7 +5814,43 @@
         <w:rPr>
           <w:color w:val="FF0000"/>
         </w:rPr>
-        <w:t>Sharpness – Increased the cutting power of an attack</w:t>
+        <w:t>Sharpness</w:t>
+      </w:r>
+    </w:p>
+    <w:p>
+      <w:pPr>
+        <w:pStyle w:val="StatusUser"/>
+        <w:numPr>
+          <w:ilvl w:val="2"/>
+          <w:numId w:val="25"/>
+        </w:numPr>
+        <w:rPr>
+          <w:color w:val="FF0000"/>
+        </w:rPr>
+      </w:pPr>
+      <w:r>
+        <w:rPr>
+          <w:color w:val="FF0000"/>
+        </w:rPr>
+        <w:t>Increase</w:t>
+      </w:r>
+      <w:r>
+        <w:rPr>
+          <w:color w:val="FF0000"/>
+        </w:rPr>
+        <w:t>s</w:t>
+      </w:r>
+      <w:r>
+        <w:rPr>
+          <w:color w:val="FF0000"/>
+        </w:rPr>
+        <w:t xml:space="preserve"> the cutting power of an attack</w:t>
+      </w:r>
+      <w:r>
+        <w:rPr>
+          <w:color w:val="FF0000"/>
+        </w:rPr>
+        <w:t xml:space="preserve"> from a bladed weapon</w:t>
       </w:r>
     </w:p>
     <w:p>
@@ -5681,7 +5868,43 @@
         <w:rPr>
           <w:color w:val="FF0000"/>
         </w:rPr>
-        <w:t>Parry – reflects a portion of damage back to attacker.</w:t>
+        <w:t>Parry</w:t>
+      </w:r>
+    </w:p>
+    <w:p>
+      <w:pPr>
+        <w:pStyle w:val="StatusUser"/>
+        <w:numPr>
+          <w:ilvl w:val="2"/>
+          <w:numId w:val="25"/>
+        </w:numPr>
+        <w:rPr>
+          <w:color w:val="FF0000"/>
+        </w:rPr>
+      </w:pPr>
+      <w:r>
+        <w:rPr>
+          <w:color w:val="FF0000"/>
+        </w:rPr>
+        <w:t>Reflects a portion of damage back to attacker.</w:t>
+      </w:r>
+    </w:p>
+    <w:p>
+      <w:pPr>
+        <w:pStyle w:val="StatusUser"/>
+        <w:numPr>
+          <w:ilvl w:val="2"/>
+          <w:numId w:val="25"/>
+        </w:numPr>
+        <w:rPr>
+          <w:color w:val="FF0000"/>
+        </w:rPr>
+      </w:pPr>
+      <w:r>
+        <w:rPr>
+          <w:color w:val="FF0000"/>
+        </w:rPr>
+        <w:t>Increased effectiveness with a weapon</w:t>
       </w:r>
     </w:p>
     <w:p>
@@ -5942,56 +6165,11 @@
           <w:color w:val="FF0000"/>
         </w:rPr>
       </w:pPr>
-    </w:p>
-    <w:p>
-      <w:pPr>
-        <w:pStyle w:val="StatusUser"/>
-        <w:numPr>
-          <w:ilvl w:val="1"/>
-          <w:numId w:val="25"/>
-        </w:numPr>
-        <w:rPr>
-          <w:color w:val="FF0000"/>
-        </w:rPr>
-      </w:pPr>
-    </w:p>
-    <w:p>
-      <w:pPr>
-        <w:pStyle w:val="StatusUser"/>
-        <w:numPr>
-          <w:ilvl w:val="0"/>
-          <w:numId w:val="25"/>
-        </w:numPr>
-      </w:pPr>
-      <w:r>
-        <w:t>Light, bound to Recovery</w:t>
-      </w:r>
-    </w:p>
-    <w:p>
-      <w:pPr>
-        <w:pStyle w:val="StatusUser"/>
-        <w:numPr>
-          <w:ilvl w:val="1"/>
-          <w:numId w:val="25"/>
-        </w:numPr>
-      </w:pPr>
-      <w:r>
-        <w:t>Healthy Wrath</w:t>
-      </w:r>
-      <w:r>
-        <w:t xml:space="preserve"> (Aura)</w:t>
-      </w:r>
-      <w:r>
-        <w:t xml:space="preserve"> </w:t>
-      </w:r>
-      <w:r>
-        <w:t xml:space="preserve">– </w:t>
-      </w:r>
-      <w:r>
-        <w:rPr>
-          <w:lang w:val="en-CA"/>
-        </w:rPr>
-        <w:t>“With judgement comes mercy”</w:t>
+      <w:r>
+        <w:rPr>
+          <w:color w:val="FF0000"/>
+        </w:rPr>
+        <w:t>Feathery Death</w:t>
       </w:r>
     </w:p>
     <w:p>
@@ -6006,13 +6184,72 @@
           <w:tab w:val="left" w:pos="1418"/>
         </w:tabs>
         <w:ind w:left="1418"/>
-      </w:pPr>
-      <w:r>
-        <w:lastRenderedPageBreak/>
-        <w:t>Confers healing aura on allies</w:t>
-      </w:r>
-      <w:r>
-        <w:t xml:space="preserve"> – scales with aura strength</w:t>
+        <w:rPr>
+          <w:color w:val="FF0000"/>
+        </w:rPr>
+      </w:pPr>
+      <w:r>
+        <w:rPr>
+          <w:color w:val="FF0000"/>
+        </w:rPr>
+        <w:t xml:space="preserve">Launch feathers like arrows from wings, causing </w:t>
+      </w:r>
+      <w:r>
+        <w:rPr>
+          <w:color w:val="FF0000"/>
+        </w:rPr>
+        <w:t>bleeding status</w:t>
+      </w:r>
+    </w:p>
+    <w:p>
+      <w:pPr>
+        <w:pStyle w:val="StatusUser"/>
+        <w:numPr>
+          <w:ilvl w:val="1"/>
+          <w:numId w:val="25"/>
+        </w:numPr>
+        <w:rPr>
+          <w:color w:val="FF0000"/>
+        </w:rPr>
+      </w:pPr>
+    </w:p>
+    <w:p>
+      <w:pPr>
+        <w:pStyle w:val="StatusUser"/>
+        <w:numPr>
+          <w:ilvl w:val="0"/>
+          <w:numId w:val="25"/>
+        </w:numPr>
+      </w:pPr>
+      <w:r>
+        <w:t>Light, bound to Recovery</w:t>
+      </w:r>
+    </w:p>
+    <w:p>
+      <w:pPr>
+        <w:pStyle w:val="StatusUser"/>
+        <w:numPr>
+          <w:ilvl w:val="1"/>
+          <w:numId w:val="25"/>
+        </w:numPr>
+      </w:pPr>
+      <w:r>
+        <w:t>Healthy Wrath</w:t>
+      </w:r>
+      <w:r>
+        <w:t xml:space="preserve"> (Aura)</w:t>
+      </w:r>
+      <w:r>
+        <w:t xml:space="preserve"> </w:t>
+      </w:r>
+      <w:r>
+        <w:t xml:space="preserve">– </w:t>
+      </w:r>
+      <w:r>
+        <w:rPr>
+          <w:lang w:val="en-CA"/>
+        </w:rPr>
+        <w:t>“With judgement comes mercy”</w:t>
       </w:r>
     </w:p>
     <w:p>
@@ -6029,7 +6266,7 @@
         <w:ind w:left="1418"/>
       </w:pPr>
       <w:r>
-        <w:t>Confers damaging aura on enemies</w:t>
+        <w:t>Confers healing aura on allies</w:t>
       </w:r>
       <w:r>
         <w:t xml:space="preserve"> – scales with aura strength</w:t>
@@ -6049,7 +6286,10 @@
         <w:ind w:left="1418"/>
       </w:pPr>
       <w:r>
-        <w:t>All attacks on enemies will come with a slight amount of transcendent damage. At the same time, will recover health.</w:t>
+        <w:t>Confers damaging aura on enemies</w:t>
+      </w:r>
+      <w:r>
+        <w:t xml:space="preserve"> – scales with aura strength</w:t>
       </w:r>
     </w:p>
     <w:p>
@@ -6066,23 +6306,7 @@
         <w:ind w:left="1418"/>
       </w:pPr>
       <w:r>
-        <w:t>Ability cannot be shared</w:t>
-      </w:r>
-    </w:p>
-    <w:p>
-      <w:pPr>
-        <w:pStyle w:val="StatusUser"/>
-        <w:numPr>
-          <w:ilvl w:val="1"/>
-          <w:numId w:val="25"/>
-        </w:numPr>
-        <w:tabs>
-          <w:tab w:val="clear" w:pos="1701"/>
-          <w:tab w:val="left" w:pos="1276"/>
-        </w:tabs>
-      </w:pPr>
-      <w:r>
-        <w:t>Holy Afflictions – “You shall be judged”</w:t>
+        <w:t>All attacks on enemies will come with a slight amount of transcendent damage. At the same time, will recover health.</w:t>
       </w:r>
     </w:p>
     <w:p>
@@ -6099,7 +6323,7 @@
         <w:ind w:left="1418"/>
       </w:pPr>
       <w:r>
-        <w:t>Every attack on marked target will include a holy affliction</w:t>
+        <w:t>Ability cannot be shared</w:t>
       </w:r>
     </w:p>
     <w:p>
@@ -6113,43 +6337,9 @@
           <w:tab w:val="clear" w:pos="1701"/>
           <w:tab w:val="left" w:pos="1276"/>
         </w:tabs>
-        <w:rPr>
-          <w:color w:val="FF0000"/>
-        </w:rPr>
-      </w:pPr>
-      <w:r>
-        <w:rPr>
-          <w:color w:val="FF0000"/>
-        </w:rPr>
-        <w:t xml:space="preserve">Keen sight </w:t>
-      </w:r>
-      <w:r>
-        <w:rPr>
-          <w:color w:val="FF0000"/>
-        </w:rPr>
-        <w:t>(</w:t>
-      </w:r>
-      <w:r>
-        <w:rPr>
-          <w:b w:val="0"/>
-          <w:color w:val="FF0000"/>
-          <w:lang w:val="en-CA"/>
-        </w:rPr>
-        <w:t>Awakening stone of the Adventurer</w:t>
-      </w:r>
-      <w:r>
-        <w:rPr>
-          <w:b w:val="0"/>
-          <w:color w:val="FF0000"/>
-          <w:lang w:val="en-CA"/>
-        </w:rPr>
-        <w:t xml:space="preserve">) </w:t>
-      </w:r>
-      <w:r>
-        <w:rPr>
-          <w:color w:val="FF0000"/>
-        </w:rPr>
-        <w:t xml:space="preserve">– </w:t>
+      </w:pPr>
+      <w:r>
+        <w:t>Holy Afflictions – “You shall be judged”</w:t>
       </w:r>
     </w:p>
     <w:p>
@@ -6164,15 +6354,31 @@
           <w:tab w:val="left" w:pos="1418"/>
         </w:tabs>
         <w:ind w:left="1418"/>
-        <w:rPr>
-          <w:color w:val="FF0000"/>
-        </w:rPr>
-      </w:pPr>
-      <w:r>
-        <w:rPr>
-          <w:color w:val="FF0000"/>
-        </w:rPr>
-        <w:t>Allows sharp vision even at a distance</w:t>
+      </w:pPr>
+      <w:r>
+        <w:t>Every attack on marked target will include a holy affliction</w:t>
+      </w:r>
+    </w:p>
+    <w:p>
+      <w:pPr>
+        <w:pStyle w:val="StatusUser"/>
+        <w:numPr>
+          <w:ilvl w:val="1"/>
+          <w:numId w:val="25"/>
+        </w:numPr>
+        <w:tabs>
+          <w:tab w:val="clear" w:pos="1701"/>
+          <w:tab w:val="left" w:pos="1276"/>
+        </w:tabs>
+        <w:rPr>
+          <w:color w:val="FF0000"/>
+        </w:rPr>
+      </w:pPr>
+      <w:r>
+        <w:rPr>
+          <w:color w:val="FF0000"/>
+        </w:rPr>
+        <w:t xml:space="preserve">Healing light </w:t>
       </w:r>
     </w:p>
     <w:p>
@@ -6195,7 +6401,30 @@
         <w:rPr>
           <w:color w:val="FF0000"/>
         </w:rPr>
-        <w:t>Limited ability to see through obscuring mist</w:t>
+        <w:t>Heals injuries on a single target</w:t>
+      </w:r>
+    </w:p>
+    <w:p>
+      <w:pPr>
+        <w:pStyle w:val="StatusUser"/>
+        <w:numPr>
+          <w:ilvl w:val="2"/>
+          <w:numId w:val="25"/>
+        </w:numPr>
+        <w:tabs>
+          <w:tab w:val="clear" w:pos="1701"/>
+          <w:tab w:val="left" w:pos="1418"/>
+        </w:tabs>
+        <w:ind w:left="1418"/>
+        <w:rPr>
+          <w:color w:val="FF0000"/>
+        </w:rPr>
+      </w:pPr>
+      <w:r>
+        <w:rPr>
+          <w:color w:val="FF0000"/>
+        </w:rPr>
+        <w:t>Counters status effects</w:t>
       </w:r>
     </w:p>
     <w:p>
@@ -6380,7 +6609,7 @@
         <w:rPr>
           <w:color w:val="FF0000"/>
         </w:rPr>
-        <w:t>Revealing Light (Aura)</w:t>
+        <w:t>Revealing Light (Aura) – “May your heart be revealed”</w:t>
       </w:r>
     </w:p>
     <w:p>
@@ -6477,6 +6706,112 @@
     </w:p>
     <w:p>
       <w:pPr>
+        <w:pStyle w:val="StatusUser"/>
+        <w:numPr>
+          <w:ilvl w:val="1"/>
+          <w:numId w:val="25"/>
+        </w:numPr>
+        <w:tabs>
+          <w:tab w:val="clear" w:pos="1701"/>
+          <w:tab w:val="left" w:pos="1276"/>
+        </w:tabs>
+        <w:rPr>
+          <w:vanish/>
+          <w:color w:val="FF0000"/>
+        </w:rPr>
+      </w:pPr>
+      <w:r>
+        <w:rPr>
+          <w:vanish/>
+          <w:color w:val="FF0000"/>
+        </w:rPr>
+        <w:t xml:space="preserve">Keen sight </w:t>
+      </w:r>
+      <w:r>
+        <w:rPr>
+          <w:vanish/>
+          <w:color w:val="FF0000"/>
+        </w:rPr>
+        <w:t>(</w:t>
+      </w:r>
+      <w:r>
+        <w:rPr>
+          <w:b w:val="0"/>
+          <w:vanish/>
+          <w:color w:val="FF0000"/>
+          <w:lang w:val="en-CA"/>
+        </w:rPr>
+        <w:t>Awakening stone of the Adventurer</w:t>
+      </w:r>
+      <w:r>
+        <w:rPr>
+          <w:b w:val="0"/>
+          <w:vanish/>
+          <w:color w:val="FF0000"/>
+          <w:lang w:val="en-CA"/>
+        </w:rPr>
+        <w:t xml:space="preserve">) </w:t>
+      </w:r>
+      <w:r>
+        <w:rPr>
+          <w:vanish/>
+          <w:color w:val="FF0000"/>
+        </w:rPr>
+        <w:t xml:space="preserve">– </w:t>
+      </w:r>
+    </w:p>
+    <w:p>
+      <w:pPr>
+        <w:pStyle w:val="StatusUser"/>
+        <w:numPr>
+          <w:ilvl w:val="2"/>
+          <w:numId w:val="25"/>
+        </w:numPr>
+        <w:tabs>
+          <w:tab w:val="clear" w:pos="1701"/>
+          <w:tab w:val="left" w:pos="1418"/>
+        </w:tabs>
+        <w:ind w:left="1418"/>
+        <w:rPr>
+          <w:vanish/>
+          <w:color w:val="FF0000"/>
+        </w:rPr>
+      </w:pPr>
+      <w:r>
+        <w:rPr>
+          <w:vanish/>
+          <w:color w:val="FF0000"/>
+        </w:rPr>
+        <w:t>Allows sharp vision even at a distance</w:t>
+      </w:r>
+    </w:p>
+    <w:p>
+      <w:pPr>
+        <w:pStyle w:val="StatusUser"/>
+        <w:numPr>
+          <w:ilvl w:val="2"/>
+          <w:numId w:val="25"/>
+        </w:numPr>
+        <w:tabs>
+          <w:tab w:val="clear" w:pos="1701"/>
+          <w:tab w:val="left" w:pos="1418"/>
+        </w:tabs>
+        <w:ind w:left="1418"/>
+        <w:rPr>
+          <w:vanish/>
+          <w:color w:val="FF0000"/>
+        </w:rPr>
+      </w:pPr>
+      <w:r>
+        <w:rPr>
+          <w:vanish/>
+          <w:color w:val="FF0000"/>
+        </w:rPr>
+        <w:t>Limited ability to see through obscuring mist</w:t>
+      </w:r>
+    </w:p>
+    <w:p>
+      <w:pPr>
         <w:pStyle w:val="H3"/>
       </w:pPr>
       <w:r>
@@ -6540,7 +6875,6 @@
         </w:numPr>
       </w:pPr>
       <w:r>
-        <w:lastRenderedPageBreak/>
         <w:t>Light Affinity</w:t>
       </w:r>
     </w:p>
@@ -6617,6 +6951,7 @@
         <w:pStyle w:val="H3"/>
       </w:pPr>
       <w:r>
+        <w:lastRenderedPageBreak/>
         <w:t>Crest</w:t>
       </w:r>
     </w:p>
@@ -6831,7 +7166,7 @@
         <v:path o:extrusionok="f" gradientshapeok="t" o:connecttype="rect"/>
         <o:lock v:ext="edit" aspectratio="t"/>
       </v:shapetype>
-      <v:shape id="_x0000_i1099" type="#_x0000_t75" style="width:3in;height:3in;visibility:visible" o:bullet="t">
+      <v:shape id="_x0000_i1088" type="#_x0000_t75" style="width:3in;height:3in;visibility:visible" o:bullet="t">
         <v:imagedata r:id="rId1" o:title="MC900065312[1]"/>
       </v:shape>
     </w:pict>
@@ -11712,7 +12047,7 @@
 </file>
 
 <file path=customXml/itemProps1.xml><?xml version="1.0" encoding="utf-8"?>
-<ds:datastoreItem xmlns:ds="http://schemas.openxmlformats.org/officeDocument/2006/customXml" ds:itemID="{A016F739-A83F-4213-9B46-15DD6068D0B1}">
+<ds:datastoreItem xmlns:ds="http://schemas.openxmlformats.org/officeDocument/2006/customXml" ds:itemID="{F7FC5659-1CB7-47BF-BC12-5B2C9EC7CC30}">
   <ds:schemaRefs>
     <ds:schemaRef ds:uri="http://schemas.openxmlformats.org/officeDocument/2006/bibliography"/>
   </ds:schemaRefs>

--- a/Books/RPG_Books/TheWonderManAndHisLovelyAssistant/Notes_TheWonderManAndHisLovelyAssistant.docx
+++ b/Books/RPG_Books/TheWonderManAndHisLovelyAssistant/Notes_TheWonderManAndHisLovelyAssistant.docx
@@ -3029,13 +3029,13 @@
         </w:r>
       </w:hyperlink>
       <w:r>
-        <w:t xml:space="preserve"> – Create garments that embody the look of the heavenly skies and nebulas - </w:t>
+        <w:t xml:space="preserve"> - </w:t>
       </w:r>
       <w:r>
         <w:rPr>
           <w:lang w:val="en-CA"/>
         </w:rPr>
-        <w:t>3/10</w:t>
+        <w:t>Iron 4, 27% to next level</w:t>
       </w:r>
     </w:p>
     <w:p>
@@ -3052,7 +3052,13 @@
         <w:ind w:left="1418"/>
       </w:pPr>
       <w:r>
-        <w:t>Water walking</w:t>
+        <w:t xml:space="preserve">Create garments that embody the look of the heavenly skies and nebulas - </w:t>
+      </w:r>
+      <w:r>
+        <w:rPr>
+          <w:lang w:val="en-CA"/>
+        </w:rPr>
+        <w:t>3/10</w:t>
       </w:r>
     </w:p>
     <w:p>
@@ -3069,7 +3075,7 @@
         <w:ind w:left="1418"/>
       </w:pPr>
       <w:r>
-        <w:t>Reduce gravity</w:t>
+        <w:t>Water walking</w:t>
       </w:r>
     </w:p>
     <w:p>
@@ -3086,6 +3092,23 @@
         <w:ind w:left="1418"/>
       </w:pPr>
       <w:r>
+        <w:t>Reduce gravity</w:t>
+      </w:r>
+    </w:p>
+    <w:p>
+      <w:pPr>
+        <w:pStyle w:val="StatusUser"/>
+        <w:numPr>
+          <w:ilvl w:val="2"/>
+          <w:numId w:val="25"/>
+        </w:numPr>
+        <w:tabs>
+          <w:tab w:val="clear" w:pos="1701"/>
+          <w:tab w:val="left" w:pos="1418"/>
+        </w:tabs>
+        <w:ind w:left="1418"/>
+      </w:pPr>
+      <w:r>
         <w:t>Slight armor effect</w:t>
       </w:r>
     </w:p>
@@ -3101,6 +3124,166 @@
         </w:rPr>
       </w:pPr>
       <w:hyperlink r:id="rId15" w:history="1">
+        <w:r>
+          <w:rPr>
+            <w:rStyle w:val="Hyperlink"/>
+          </w:rPr>
+          <w:t>Ha</w:t>
+        </w:r>
+        <w:r>
+          <w:rPr>
+            <w:rStyle w:val="Hyperlink"/>
+          </w:rPr>
+          <w:t>n</w:t>
+        </w:r>
+        <w:r>
+          <w:rPr>
+            <w:rStyle w:val="Hyperlink"/>
+          </w:rPr>
+          <w:t xml:space="preserve">d of the </w:t>
+        </w:r>
+        <w:r>
+          <w:rPr>
+            <w:rStyle w:val="Hyperlink"/>
+          </w:rPr>
+          <w:t>Shadow</w:t>
+        </w:r>
+      </w:hyperlink>
+    </w:p>
+    <w:p>
+      <w:pPr>
+        <w:pStyle w:val="StatusUser"/>
+        <w:numPr>
+          <w:ilvl w:val="2"/>
+          <w:numId w:val="25"/>
+        </w:numPr>
+        <w:tabs>
+          <w:tab w:val="clear" w:pos="1701"/>
+          <w:tab w:val="left" w:pos="1418"/>
+        </w:tabs>
+        <w:ind w:left="1418"/>
+        <w:rPr>
+          <w:color w:val="FF0000"/>
+        </w:rPr>
+      </w:pPr>
+      <w:r>
+        <w:rPr>
+          <w:color w:val="FF0000"/>
+        </w:rPr>
+        <w:t>Conjure a highly flexible, semi-substantial shadow-arm that can extend or shrink.</w:t>
+      </w:r>
+    </w:p>
+    <w:p>
+      <w:pPr>
+        <w:pStyle w:val="StatusUser"/>
+        <w:numPr>
+          <w:ilvl w:val="2"/>
+          <w:numId w:val="25"/>
+        </w:numPr>
+        <w:tabs>
+          <w:tab w:val="clear" w:pos="1701"/>
+          <w:tab w:val="left" w:pos="1418"/>
+        </w:tabs>
+        <w:ind w:left="1418"/>
+        <w:rPr>
+          <w:color w:val="FF0000"/>
+        </w:rPr>
+      </w:pPr>
+      <w:r>
+        <w:rPr>
+          <w:color w:val="FF0000"/>
+        </w:rPr>
+        <w:t>Conjured items can be conjured into the shadow hand.</w:t>
+      </w:r>
+    </w:p>
+    <w:p>
+      <w:pPr>
+        <w:pStyle w:val="StatusUser"/>
+        <w:numPr>
+          <w:ilvl w:val="2"/>
+          <w:numId w:val="25"/>
+        </w:numPr>
+        <w:tabs>
+          <w:tab w:val="clear" w:pos="1701"/>
+          <w:tab w:val="left" w:pos="1418"/>
+        </w:tabs>
+        <w:ind w:left="1418"/>
+        <w:rPr>
+          <w:color w:val="FF0000"/>
+        </w:rPr>
+      </w:pPr>
+      <w:r>
+        <w:rPr>
+          <w:color w:val="FF0000"/>
+        </w:rPr>
+        <w:t>Can be used</w:t>
+      </w:r>
+      <w:r>
+        <w:rPr>
+          <w:color w:val="FF0000"/>
+        </w:rPr>
+        <w:t xml:space="preserve"> to channel magic spells.</w:t>
+      </w:r>
+    </w:p>
+    <w:p>
+      <w:pPr>
+        <w:pStyle w:val="StatusUser"/>
+        <w:numPr>
+          <w:ilvl w:val="2"/>
+          <w:numId w:val="25"/>
+        </w:numPr>
+        <w:tabs>
+          <w:tab w:val="clear" w:pos="1701"/>
+          <w:tab w:val="left" w:pos="1418"/>
+        </w:tabs>
+        <w:ind w:left="1418"/>
+        <w:rPr>
+          <w:color w:val="FF0000"/>
+        </w:rPr>
+      </w:pPr>
+      <w:r>
+        <w:rPr>
+          <w:color w:val="FF0000"/>
+        </w:rPr>
+        <w:t>Bronze: Create two hands</w:t>
+      </w:r>
+    </w:p>
+    <w:p>
+      <w:pPr>
+        <w:pStyle w:val="StatusUser"/>
+        <w:numPr>
+          <w:ilvl w:val="1"/>
+          <w:numId w:val="28"/>
+        </w:numPr>
+        <w:rPr>
+          <w:color w:val="FF0000"/>
+        </w:rPr>
+      </w:pPr>
+    </w:p>
+    <w:p>
+      <w:pPr>
+        <w:pStyle w:val="StatusUser"/>
+        <w:numPr>
+          <w:ilvl w:val="1"/>
+          <w:numId w:val="28"/>
+        </w:numPr>
+        <w:rPr>
+          <w:color w:val="FF0000"/>
+        </w:rPr>
+      </w:pPr>
+    </w:p>
+    <w:p>
+      <w:pPr>
+        <w:pStyle w:val="StatusUser"/>
+        <w:numPr>
+          <w:ilvl w:val="1"/>
+          <w:numId w:val="28"/>
+        </w:numPr>
+        <w:rPr>
+          <w:color w:val="FF0000"/>
+        </w:rPr>
+      </w:pPr>
+      <w:hyperlink r:id="rId16" w:history="1">
         <w:r>
           <w:rPr>
             <w:rStyle w:val="Hyperlink"/>
@@ -3126,7 +3309,7 @@
           <w:color w:val="FF0000"/>
         </w:rPr>
       </w:pPr>
-      <w:hyperlink r:id="rId16" w:history="1">
+      <w:hyperlink r:id="rId17" w:history="1">
         <w:r>
           <w:rPr>
             <w:rStyle w:val="Hyperlink"/>
@@ -3175,6 +3358,12 @@
           <w:color w:val="FF0000"/>
         </w:rPr>
       </w:pPr>
+      <w:r>
+        <w:rPr>
+          <w:color w:val="FF0000"/>
+        </w:rPr>
+        <w:t>Disguise</w:t>
+      </w:r>
     </w:p>
     <w:p>
       <w:pPr>
@@ -3204,26 +3393,6 @@
           <w:color w:val="FF0000"/>
         </w:rPr>
       </w:pPr>
-      <w:hyperlink r:id="rId17" w:history="1">
-        <w:r>
-          <w:rPr>
-            <w:rStyle w:val="Hyperlink"/>
-          </w:rPr>
-          <w:t>Hand of the Reaper</w:t>
-        </w:r>
-      </w:hyperlink>
-    </w:p>
-    <w:p>
-      <w:pPr>
-        <w:pStyle w:val="StatusUser"/>
-        <w:numPr>
-          <w:ilvl w:val="1"/>
-          <w:numId w:val="28"/>
-        </w:numPr>
-        <w:rPr>
-          <w:color w:val="FF0000"/>
-        </w:rPr>
-      </w:pPr>
       <w:r>
         <w:rPr>
           <w:color w:val="FF0000"/>
@@ -3269,6 +3438,7 @@
         <w:rPr>
           <w:color w:val="FF0000"/>
         </w:rPr>
+        <w:lastRenderedPageBreak/>
         <w:t>Create a unique aura signature for each</w:t>
       </w:r>
       <w:r>
@@ -3381,8 +3551,10 @@
         <w:ind w:left="1418"/>
       </w:pPr>
       <w:r>
-        <w:lastRenderedPageBreak/>
-        <w:t xml:space="preserve">Effect (silver): Conjure manna lamps with enhanced efficiency and accumulation rate. Refined manna from the lamps can be used to enhance ritual magic. </w:t>
+        <w:t>Effect (silver): Conjure manna lamps with enhanced efficiency and accumulation rate. Refined manna from the lamps can b</w:t>
+      </w:r>
+      <w:r>
+        <w:t>e used to enhance ritual magic.</w:t>
       </w:r>
     </w:p>
     <w:p>
@@ -3566,7 +3738,7 @@
         <w:rPr>
           <w:color w:val="FF0000"/>
         </w:rPr>
-        <w:t>Spell Grimoire</w:t>
+        <w:t>Grimoire</w:t>
       </w:r>
     </w:p>
     <w:p>
@@ -3596,30 +3768,6 @@
       <w:pPr>
         <w:pStyle w:val="StatusUser"/>
         <w:numPr>
-          <w:ilvl w:val="1"/>
-          <w:numId w:val="31"/>
-        </w:numPr>
-        <w:rPr>
-          <w:color w:val="FF0000"/>
-        </w:rPr>
-      </w:pPr>
-      <w:r>
-        <w:rPr>
-          <w:color w:val="FF0000"/>
-        </w:rPr>
-        <w:t>Kitchen Magic</w:t>
-      </w:r>
-      <w:r>
-        <w:rPr>
-          <w:color w:val="FF0000"/>
-        </w:rPr>
-        <w:t xml:space="preserve"> (Awakening stone of the hearth)</w:t>
-      </w:r>
-    </w:p>
-    <w:p>
-      <w:pPr>
-        <w:pStyle w:val="StatusUser"/>
-        <w:numPr>
           <w:ilvl w:val="2"/>
           <w:numId w:val="25"/>
         </w:numPr>
@@ -3636,7 +3784,31 @@
         <w:rPr>
           <w:color w:val="FF0000"/>
         </w:rPr>
-        <w:t>Create foods with various buffs</w:t>
+        <w:t>Bronze: Allow knowledge to be grouped and organized.</w:t>
+      </w:r>
+    </w:p>
+    <w:p>
+      <w:pPr>
+        <w:pStyle w:val="StatusUser"/>
+        <w:numPr>
+          <w:ilvl w:val="1"/>
+          <w:numId w:val="31"/>
+        </w:numPr>
+        <w:rPr>
+          <w:color w:val="FF0000"/>
+        </w:rPr>
+      </w:pPr>
+      <w:r>
+        <w:rPr>
+          <w:color w:val="FF0000"/>
+        </w:rPr>
+        <w:t>Kitchen Magic</w:t>
+      </w:r>
+      <w:r>
+        <w:rPr>
+          <w:color w:val="FF0000"/>
+        </w:rPr>
+        <w:t xml:space="preserve"> (Awakening stone of the hearth)</w:t>
       </w:r>
     </w:p>
     <w:p>
@@ -3659,34 +3831,7 @@
         <w:rPr>
           <w:color w:val="FF0000"/>
         </w:rPr>
-        <w:t>Creates drinks with various buffs</w:t>
-      </w:r>
-    </w:p>
-    <w:p>
-      <w:pPr>
-        <w:pStyle w:val="StatusUser"/>
-        <w:numPr>
-          <w:ilvl w:val="0"/>
-          <w:numId w:val="25"/>
-        </w:numPr>
-      </w:pPr>
-      <w:r>
-        <w:t>Astral tech</w:t>
-      </w:r>
-      <w:r>
-        <w:t>, bound to Spirit</w:t>
-      </w:r>
-    </w:p>
-    <w:p>
-      <w:pPr>
-        <w:pStyle w:val="StatusUser"/>
-        <w:numPr>
-          <w:ilvl w:val="1"/>
-          <w:numId w:val="29"/>
-        </w:numPr>
-      </w:pPr>
-      <w:r>
-        <w:t>Vessel</w:t>
+        <w:t>Create foods with various buffs</w:t>
       </w:r>
     </w:p>
     <w:p>
@@ -3701,21 +3846,60 @@
           <w:tab w:val="left" w:pos="1418"/>
         </w:tabs>
         <w:ind w:left="1418"/>
-      </w:pPr>
-      <w:r>
-        <w:t xml:space="preserve">Can create inhabitable vessels </w:t>
-      </w:r>
-      <w:r>
-        <w:t>3</w:t>
+        <w:rPr>
+          <w:color w:val="FF0000"/>
+        </w:rPr>
+      </w:pPr>
+      <w:r>
+        <w:rPr>
+          <w:color w:val="FF0000"/>
+        </w:rPr>
+        <w:t>Creates drinks with various buffs</w:t>
+      </w:r>
+    </w:p>
+    <w:p>
+      <w:pPr>
+        <w:pStyle w:val="StatusUser"/>
+        <w:numPr>
+          <w:ilvl w:val="0"/>
+          <w:numId w:val="25"/>
+        </w:numPr>
+      </w:pPr>
+      <w:r>
+        <w:t>Astral tech</w:t>
+      </w:r>
+      <w:r>
+        <w:t>, bound to Spirit</w:t>
+      </w:r>
+    </w:p>
+    <w:p>
+      <w:pPr>
+        <w:pStyle w:val="StatusUser"/>
+        <w:numPr>
+          <w:ilvl w:val="1"/>
+          <w:numId w:val="29"/>
+        </w:numPr>
+      </w:pPr>
+      <w:r>
+        <w:t>Vessel</w:t>
+      </w:r>
+      <w:r>
+        <w:t xml:space="preserve"> - Iron 7</w:t>
       </w:r>
       <w:r>
         <w:t xml:space="preserve">, </w:t>
       </w:r>
       <w:r>
-        <w:t>47</w:t>
+        <w:t>67</w:t>
       </w:r>
       <w:r>
         <w:t>%</w:t>
+      </w:r>
+      <w:r>
+        <w:rPr>
+          <w:lang w:val="en-CA"/>
+        </w:rPr>
+        <w:t xml:space="preserve"> to next level</w:t>
       </w:r>
     </w:p>
     <w:p>
@@ -3732,28 +3916,7 @@
         <w:ind w:left="1418"/>
       </w:pPr>
       <w:r>
-        <w:rPr>
-          <w:lang w:val="en-CA"/>
-        </w:rPr>
-        <w:t>Range (Iron - 2 kilometer/level)</w:t>
-      </w:r>
-    </w:p>
-    <w:p>
-      <w:pPr>
-        <w:pStyle w:val="StatusUser"/>
-        <w:numPr>
-          <w:ilvl w:val="1"/>
-          <w:numId w:val="29"/>
-        </w:numPr>
-      </w:pPr>
-      <w:r>
-        <w:t>Split mind</w:t>
-      </w:r>
-      <w:r>
-        <w:t xml:space="preserve"> (Mind of the astral being)</w:t>
-      </w:r>
-      <w:r>
-        <w:t xml:space="preserve"> – Level 4, 56% to 5</w:t>
+        <w:t>Can create inhabitable vessels</w:t>
       </w:r>
     </w:p>
     <w:p>
@@ -3770,31 +3933,37 @@
         <w:ind w:left="1418"/>
       </w:pPr>
       <w:r>
-        <w:t>Divides a stream of consciousness into two</w:t>
-      </w:r>
-      <w:r>
         <w:rPr>
           <w:lang w:val="en-CA"/>
         </w:rPr>
-        <w:t>,</w:t>
+        <w:t>Range (Iron - 2 kilometer/level)</w:t>
+      </w:r>
+    </w:p>
+    <w:p>
+      <w:pPr>
+        <w:pStyle w:val="StatusUser"/>
+        <w:numPr>
+          <w:ilvl w:val="1"/>
+          <w:numId w:val="29"/>
+        </w:numPr>
+      </w:pPr>
+      <w:r>
+        <w:t>Split mind</w:t>
+      </w:r>
+      <w:r>
+        <w:t xml:space="preserve"> (Mind of the astral being)</w:t>
+      </w:r>
+      <w:r>
+        <w:t xml:space="preserve"> – </w:t>
+      </w:r>
+      <w:r>
+        <w:t>Iron 7, 76%</w:t>
       </w:r>
       <w:r>
         <w:rPr>
           <w:lang w:val="en-CA"/>
         </w:rPr>
-        <w:t xml:space="preserve"> </w:t>
-      </w:r>
-      <w:r>
-        <w:rPr>
-          <w:lang w:val="en-CA"/>
-        </w:rPr>
-        <w:t xml:space="preserve">allowing for </w:t>
-      </w:r>
-      <w:r>
-        <w:rPr>
-          <w:lang w:val="en-CA"/>
-        </w:rPr>
-        <w:t>two unrelated thoughts to be expressed at the same time</w:t>
+        <w:t xml:space="preserve"> to next level</w:t>
       </w:r>
     </w:p>
     <w:p>
@@ -3811,34 +3980,32 @@
         <w:ind w:left="1418"/>
       </w:pPr>
       <w:r>
+        <w:lastRenderedPageBreak/>
+        <w:t>Divides a stream of consciousness into two</w:t>
+      </w:r>
+      <w:r>
         <w:rPr>
           <w:lang w:val="en-CA"/>
         </w:rPr>
-        <w:t>Lovely Assistant cannot use Split Mind</w:t>
-      </w:r>
-    </w:p>
-    <w:p>
-      <w:pPr>
-        <w:pStyle w:val="StatusUser"/>
-        <w:numPr>
-          <w:ilvl w:val="1"/>
-          <w:numId w:val="29"/>
-        </w:numPr>
-        <w:rPr>
-          <w:color w:val="FF0000"/>
-        </w:rPr>
-      </w:pPr>
-      <w:r>
-        <w:rPr>
-          <w:color w:val="FF0000"/>
-        </w:rPr>
-        <w:t xml:space="preserve">Astral </w:t>
-      </w:r>
-      <w:r>
-        <w:rPr>
-          <w:color w:val="FF0000"/>
-        </w:rPr>
-        <w:t>Travel</w:t>
+        <w:t>,</w:t>
+      </w:r>
+      <w:r>
+        <w:rPr>
+          <w:lang w:val="en-CA"/>
+        </w:rPr>
+        <w:t xml:space="preserve"> </w:t>
+      </w:r>
+      <w:r>
+        <w:rPr>
+          <w:lang w:val="en-CA"/>
+        </w:rPr>
+        <w:t xml:space="preserve">allowing for </w:t>
+      </w:r>
+      <w:r>
+        <w:rPr>
+          <w:lang w:val="en-CA"/>
+        </w:rPr>
+        <w:t>two unrelated thoughts to be expressed at the same time</w:t>
       </w:r>
     </w:p>
     <w:p>
@@ -3853,15 +4020,36 @@
           <w:tab w:val="left" w:pos="1418"/>
         </w:tabs>
         <w:ind w:left="1418"/>
-        <w:rPr>
-          <w:color w:val="FF0000"/>
-        </w:rPr>
-      </w:pPr>
-      <w:r>
-        <w:rPr>
-          <w:color w:val="FF0000"/>
-        </w:rPr>
-        <w:t>Iron: Allows your mind to wander throughout the world</w:t>
+      </w:pPr>
+      <w:r>
+        <w:rPr>
+          <w:lang w:val="en-CA"/>
+        </w:rPr>
+        <w:t>Lovely Assistant cannot use Split Mind</w:t>
+      </w:r>
+    </w:p>
+    <w:p>
+      <w:pPr>
+        <w:pStyle w:val="StatusUser"/>
+        <w:numPr>
+          <w:ilvl w:val="1"/>
+          <w:numId w:val="29"/>
+        </w:numPr>
+        <w:rPr>
+          <w:color w:val="FF0000"/>
+        </w:rPr>
+      </w:pPr>
+      <w:r>
+        <w:rPr>
+          <w:color w:val="FF0000"/>
+        </w:rPr>
+        <w:t xml:space="preserve">Astral </w:t>
+      </w:r>
+      <w:r>
+        <w:rPr>
+          <w:color w:val="FF0000"/>
+        </w:rPr>
+        <w:t>Travel</w:t>
       </w:r>
     </w:p>
     <w:p>
@@ -3884,7 +4072,7 @@
         <w:rPr>
           <w:color w:val="FF0000"/>
         </w:rPr>
-        <w:t>Range (Iron - 2 kilometer/level)</w:t>
+        <w:t>Iron: Allows your mind to wander throughout the world</w:t>
       </w:r>
     </w:p>
     <w:p>
@@ -3907,37 +4095,7 @@
         <w:rPr>
           <w:color w:val="FF0000"/>
         </w:rPr>
-        <w:t>Bronze: Travel into astral spaces</w:t>
-      </w:r>
-    </w:p>
-    <w:p>
-      <w:pPr>
-        <w:pStyle w:val="StatusUser"/>
-        <w:numPr>
-          <w:ilvl w:val="1"/>
-          <w:numId w:val="29"/>
-        </w:numPr>
-        <w:rPr>
-          <w:color w:val="FF0000"/>
-        </w:rPr>
-      </w:pPr>
-    </w:p>
-    <w:p>
-      <w:pPr>
-        <w:pStyle w:val="StatusUser"/>
-        <w:numPr>
-          <w:ilvl w:val="1"/>
-          <w:numId w:val="29"/>
-        </w:numPr>
-        <w:rPr>
-          <w:color w:val="FF0000"/>
-        </w:rPr>
-      </w:pPr>
-      <w:r>
-        <w:rPr>
-          <w:color w:val="FF0000"/>
-        </w:rPr>
-        <w:t>Channel Magic</w:t>
+        <w:t>Range (Iron - 2 kilometer/level)</w:t>
       </w:r>
     </w:p>
     <w:p>
@@ -3960,20 +4118,37 @@
         <w:rPr>
           <w:color w:val="FF0000"/>
         </w:rPr>
-        <w:lastRenderedPageBreak/>
-        <w:t xml:space="preserve">Channels a tiny amount of magic from </w:t>
-      </w:r>
-      <w:r>
-        <w:rPr>
-          <w:color w:val="FF0000"/>
-        </w:rPr>
-        <w:t>beyond</w:t>
-      </w:r>
-      <w:r>
-        <w:rPr>
-          <w:color w:val="FF0000"/>
-        </w:rPr>
-        <w:t>.</w:t>
+        <w:t>Bronze: Travel into astral spaces</w:t>
+      </w:r>
+    </w:p>
+    <w:p>
+      <w:pPr>
+        <w:pStyle w:val="StatusUser"/>
+        <w:numPr>
+          <w:ilvl w:val="1"/>
+          <w:numId w:val="29"/>
+        </w:numPr>
+        <w:rPr>
+          <w:color w:val="FF0000"/>
+        </w:rPr>
+      </w:pPr>
+    </w:p>
+    <w:p>
+      <w:pPr>
+        <w:pStyle w:val="StatusUser"/>
+        <w:numPr>
+          <w:ilvl w:val="1"/>
+          <w:numId w:val="29"/>
+        </w:numPr>
+        <w:rPr>
+          <w:color w:val="FF0000"/>
+        </w:rPr>
+      </w:pPr>
+      <w:r>
+        <w:rPr>
+          <w:color w:val="FF0000"/>
+        </w:rPr>
+        <w:t>Channel Magic</w:t>
       </w:r>
     </w:p>
     <w:p>
@@ -3996,7 +4171,19 @@
         <w:rPr>
           <w:color w:val="FF0000"/>
         </w:rPr>
-        <w:t>Cannot be shared</w:t>
+        <w:t xml:space="preserve">Channels a tiny amount of magic from </w:t>
+      </w:r>
+      <w:r>
+        <w:rPr>
+          <w:color w:val="FF0000"/>
+        </w:rPr>
+        <w:t>beyond</w:t>
+      </w:r>
+      <w:r>
+        <w:rPr>
+          <w:color w:val="FF0000"/>
+        </w:rPr>
+        <w:t>.</w:t>
       </w:r>
     </w:p>
     <w:p>
@@ -4019,7 +4206,36 @@
         <w:rPr>
           <w:color w:val="FF0000"/>
         </w:rPr>
+        <w:t>Cannot be shared</w:t>
+      </w:r>
+    </w:p>
+    <w:p>
+      <w:pPr>
+        <w:pStyle w:val="StatusUser"/>
+        <w:numPr>
+          <w:ilvl w:val="2"/>
+          <w:numId w:val="25"/>
+        </w:numPr>
+        <w:tabs>
+          <w:tab w:val="clear" w:pos="1701"/>
+          <w:tab w:val="left" w:pos="1418"/>
+        </w:tabs>
+        <w:ind w:left="1418"/>
+        <w:rPr>
+          <w:color w:val="FF0000"/>
+        </w:rPr>
+      </w:pPr>
+      <w:r>
+        <w:rPr>
+          <w:color w:val="FF0000"/>
+        </w:rPr>
         <w:t>Iron: Allows for the sustained use of one low manna spell</w:t>
+      </w:r>
+      <w:r>
+        <w:rPr>
+          <w:color w:val="FF0000"/>
+        </w:rPr>
+        <w:t>, above and beyond normal manna use</w:t>
       </w:r>
     </w:p>
     <w:p>
@@ -4047,6 +4263,9 @@
       </w:pPr>
       <w:r>
         <w:t>Lovely Assistant</w:t>
+      </w:r>
+      <w:r>
+        <w:t xml:space="preserve"> – Iron 7, 36%</w:t>
       </w:r>
     </w:p>
     <w:p>
@@ -4247,13 +4466,7 @@
         <w:t>)</w:t>
       </w:r>
       <w:r>
-        <w:t xml:space="preserve"> </w:t>
-      </w:r>
-      <w:r>
-        <w:t xml:space="preserve">Awakening Stone of Wonder </w:t>
-      </w:r>
-      <w:r>
-        <w:t>– “Let the show begin”</w:t>
+        <w:t xml:space="preserve"> - </w:t>
       </w:r>
     </w:p>
     <w:p>
@@ -4270,10 +4483,7 @@
         <w:ind w:left="1418"/>
       </w:pPr>
       <w:r>
-        <w:t xml:space="preserve">Iron: </w:t>
-      </w:r>
-      <w:r>
-        <w:t>Amplifies the aura effects of cast members on audience</w:t>
+        <w:t>Awakening Stone of Wonder – “Let the show begin”</w:t>
       </w:r>
     </w:p>
     <w:p>
@@ -4293,7 +4503,7 @@
         <w:t xml:space="preserve">Iron: </w:t>
       </w:r>
       <w:r>
-        <w:t>Amplifies the essence effect of cast members on audience</w:t>
+        <w:t>Amplifies the aura effects of cast members on audience</w:t>
       </w:r>
     </w:p>
     <w:p>
@@ -4310,7 +4520,11 @@
         <w:ind w:left="1418"/>
       </w:pPr>
       <w:r>
-        <w:t>Iron: Maximum of 4 cast members</w:t>
+        <w:lastRenderedPageBreak/>
+        <w:t xml:space="preserve">Iron: </w:t>
+      </w:r>
+      <w:r>
+        <w:t>Amplifies the essence effect of cast members on audience</w:t>
       </w:r>
     </w:p>
     <w:p>
@@ -4327,7 +4541,7 @@
         <w:ind w:left="1418"/>
       </w:pPr>
       <w:r>
-        <w:t>Effects amplified with audience engagement</w:t>
+        <w:t>Iron: Maximum of 4 cast members</w:t>
       </w:r>
     </w:p>
     <w:p>
@@ -4344,7 +4558,7 @@
         <w:ind w:left="1418"/>
       </w:pPr>
       <w:r>
-        <w:t>Ability cannot be shared</w:t>
+        <w:t>Effects amplified with audience engagement</w:t>
       </w:r>
     </w:p>
     <w:p>
@@ -4361,10 +4575,7 @@
         <w:ind w:left="1418"/>
       </w:pPr>
       <w:r>
-        <w:t xml:space="preserve">Bronze: Maximum of 16 </w:t>
-      </w:r>
-      <w:r>
-        <w:t>cast members</w:t>
+        <w:t>Ability cannot be shared</w:t>
       </w:r>
     </w:p>
     <w:p>
@@ -4381,25 +4592,10 @@
         <w:ind w:left="1418"/>
       </w:pPr>
       <w:r>
-        <w:t>Bronze: Creates status effects proportional to audience engagement</w:t>
-      </w:r>
-    </w:p>
-    <w:p>
-      <w:pPr>
-        <w:pStyle w:val="StatusUser"/>
-        <w:numPr>
-          <w:ilvl w:val="1"/>
-          <w:numId w:val="30"/>
-        </w:numPr>
-        <w:rPr>
-          <w:color w:val="FF0000"/>
-        </w:rPr>
-      </w:pPr>
-      <w:r>
-        <w:rPr>
-          <w:color w:val="FF0000"/>
-        </w:rPr>
-        <w:t>Glamour</w:t>
+        <w:t xml:space="preserve">Bronze: Maximum of 16 </w:t>
+      </w:r>
+      <w:r>
+        <w:t>cast members</w:t>
       </w:r>
     </w:p>
     <w:p>
@@ -4414,21 +4610,27 @@
           <w:tab w:val="left" w:pos="1418"/>
         </w:tabs>
         <w:ind w:left="1418"/>
-        <w:rPr>
-          <w:color w:val="FF0000"/>
-        </w:rPr>
-      </w:pPr>
-      <w:r>
-        <w:rPr>
-          <w:color w:val="FF0000"/>
-        </w:rPr>
-        <w:t>Iron: C</w:t>
-      </w:r>
-      <w:r>
-        <w:rPr>
-          <w:color w:val="FF0000"/>
-        </w:rPr>
-        <w:t>reate illusions that evoke emotions in the audience</w:t>
+      </w:pPr>
+      <w:r>
+        <w:t>Bronze: Creates status effects proportional to audience engagement</w:t>
+      </w:r>
+    </w:p>
+    <w:p>
+      <w:pPr>
+        <w:pStyle w:val="StatusUser"/>
+        <w:numPr>
+          <w:ilvl w:val="1"/>
+          <w:numId w:val="30"/>
+        </w:numPr>
+        <w:rPr>
+          <w:color w:val="FF0000"/>
+        </w:rPr>
+      </w:pPr>
+      <w:r>
+        <w:rPr>
+          <w:color w:val="FF0000"/>
+        </w:rPr>
+        <w:t>Glamour</w:t>
       </w:r>
     </w:p>
     <w:p>
@@ -4451,7 +4653,13 @@
         <w:rPr>
           <w:color w:val="FF0000"/>
         </w:rPr>
-        <w:t>Bronze: Even a rock can cry</w:t>
+        <w:t>Iron: C</w:t>
+      </w:r>
+      <w:r>
+        <w:rPr>
+          <w:color w:val="FF0000"/>
+        </w:rPr>
+        <w:t>reate illusions that evoke emotions in the audience</w:t>
       </w:r>
     </w:p>
     <w:p>
@@ -4474,8 +4682,7 @@
         <w:rPr>
           <w:color w:val="FF0000"/>
         </w:rPr>
-        <w:lastRenderedPageBreak/>
-        <w:t>Bronze: Sound</w:t>
+        <w:t>Bronze: Even a rock can cry</w:t>
       </w:r>
     </w:p>
     <w:p>
@@ -4498,7 +4705,7 @@
         <w:rPr>
           <w:color w:val="FF0000"/>
         </w:rPr>
-        <w:t>Bronze: Scent</w:t>
+        <w:t>Bronze: Sound</w:t>
       </w:r>
     </w:p>
     <w:p>
@@ -4521,7 +4728,7 @@
         <w:rPr>
           <w:color w:val="FF0000"/>
         </w:rPr>
-        <w:t>Silver: Tangible illusions</w:t>
+        <w:t>Bronze: Scent</w:t>
       </w:r>
     </w:p>
     <w:p>
@@ -4544,31 +4751,7 @@
         <w:rPr>
           <w:color w:val="FF0000"/>
         </w:rPr>
-        <w:t>Ability cannot be shared</w:t>
-      </w:r>
-    </w:p>
-    <w:p>
-      <w:pPr>
-        <w:pStyle w:val="StatusUser"/>
-        <w:numPr>
-          <w:ilvl w:val="1"/>
-          <w:numId w:val="30"/>
-        </w:numPr>
-        <w:rPr>
-          <w:color w:val="FF0000"/>
-        </w:rPr>
-      </w:pPr>
-      <w:r>
-        <w:rPr>
-          <w:color w:val="FF0000"/>
-        </w:rPr>
-        <w:t xml:space="preserve">Instruments of the </w:t>
-      </w:r>
-      <w:r>
-        <w:rPr>
-          <w:color w:val="FF0000"/>
-        </w:rPr>
-        <w:t>Virtuoso</w:t>
+        <w:t>Silver: Tangible illusions</w:t>
       </w:r>
     </w:p>
     <w:p>
@@ -4591,7 +4774,31 @@
         <w:rPr>
           <w:color w:val="FF0000"/>
         </w:rPr>
-        <w:t>Augments the magical power of musical instruments, including voice</w:t>
+        <w:t>Ability cannot be shared</w:t>
+      </w:r>
+    </w:p>
+    <w:p>
+      <w:pPr>
+        <w:pStyle w:val="StatusUser"/>
+        <w:numPr>
+          <w:ilvl w:val="1"/>
+          <w:numId w:val="30"/>
+        </w:numPr>
+        <w:rPr>
+          <w:color w:val="FF0000"/>
+        </w:rPr>
+      </w:pPr>
+      <w:r>
+        <w:rPr>
+          <w:color w:val="FF0000"/>
+        </w:rPr>
+        <w:t xml:space="preserve">Instruments of the </w:t>
+      </w:r>
+      <w:r>
+        <w:rPr>
+          <w:color w:val="FF0000"/>
+        </w:rPr>
+        <w:t>Virtuoso</w:t>
       </w:r>
     </w:p>
     <w:p>
@@ -4614,7 +4821,7 @@
         <w:rPr>
           <w:color w:val="FF0000"/>
         </w:rPr>
-        <w:t>Causes buffs/debuffs depending on the emotions invoked in audience</w:t>
+        <w:t>Augments the magical power of musical instruments, including voice</w:t>
       </w:r>
     </w:p>
     <w:p>
@@ -4637,36 +4844,37 @@
         <w:rPr>
           <w:color w:val="FF0000"/>
         </w:rPr>
-        <w:t>Ability cannot be shared</w:t>
-      </w:r>
-    </w:p>
-    <w:p>
-      <w:pPr>
-        <w:pStyle w:val="StatusUser"/>
-        <w:numPr>
-          <w:ilvl w:val="0"/>
-          <w:numId w:val="36"/>
+        <w:t>Causes buffs/debuffs depending on the emotions invoked in audience</w:t>
+      </w:r>
+    </w:p>
+    <w:p>
+      <w:pPr>
+        <w:pStyle w:val="StatusUser"/>
+        <w:numPr>
+          <w:ilvl w:val="2"/>
+          <w:numId w:val="25"/>
         </w:numPr>
         <w:tabs>
           <w:tab w:val="clear" w:pos="1701"/>
           <w:tab w:val="left" w:pos="1418"/>
         </w:tabs>
-        <w:rPr>
-          <w:color w:val="FF0000"/>
-        </w:rPr>
-      </w:pPr>
-      <w:r>
-        <w:rPr>
-          <w:color w:val="FF0000"/>
-        </w:rPr>
-        <w:t>Audience Participation</w:t>
-      </w:r>
-    </w:p>
-    <w:p>
-      <w:pPr>
-        <w:pStyle w:val="StatusUser"/>
-        <w:numPr>
-          <w:ilvl w:val="1"/>
+        <w:ind w:left="1418"/>
+        <w:rPr>
+          <w:color w:val="FF0000"/>
+        </w:rPr>
+      </w:pPr>
+      <w:r>
+        <w:rPr>
+          <w:color w:val="FF0000"/>
+        </w:rPr>
+        <w:t>Ability cannot be shared</w:t>
+      </w:r>
+    </w:p>
+    <w:p>
+      <w:pPr>
+        <w:pStyle w:val="StatusUser"/>
+        <w:numPr>
+          <w:ilvl w:val="0"/>
           <w:numId w:val="36"/>
         </w:numPr>
         <w:tabs>
@@ -4681,25 +4889,7 @@
         <w:rPr>
           <w:color w:val="FF0000"/>
         </w:rPr>
-        <w:t xml:space="preserve">Like all venues, an audience can build themselves into a state of frenzy. This power capitalizes on this effect for a boost in the </w:t>
-      </w:r>
-      <w:r>
-        <w:rPr>
-          <w:color w:val="FF0000"/>
-        </w:rPr>
-        <w:t>p</w:t>
-      </w:r>
-      <w:r>
-        <w:rPr>
-          <w:color w:val="FF0000"/>
-        </w:rPr>
-        <w:t xml:space="preserve">ower of </w:t>
-      </w:r>
-      <w:r>
-        <w:rPr>
-          <w:color w:val="FF0000"/>
-        </w:rPr>
-        <w:t>aura abilities</w:t>
+        <w:t>Audience Participation</w:t>
       </w:r>
     </w:p>
     <w:p>
@@ -4721,7 +4911,47 @@
         <w:rPr>
           <w:color w:val="FF0000"/>
         </w:rPr>
-        <w:t>Cannot be shared</w:t>
+        <w:t xml:space="preserve">Like all venues, an audience can build themselves into a state of frenzy. This power capitalizes on this effect for a boost in the </w:t>
+      </w:r>
+      <w:r>
+        <w:rPr>
+          <w:color w:val="FF0000"/>
+        </w:rPr>
+        <w:t>p</w:t>
+      </w:r>
+      <w:r>
+        <w:rPr>
+          <w:color w:val="FF0000"/>
+        </w:rPr>
+        <w:t xml:space="preserve">ower of </w:t>
+      </w:r>
+      <w:r>
+        <w:rPr>
+          <w:color w:val="FF0000"/>
+        </w:rPr>
+        <w:t>aura abilities</w:t>
+      </w:r>
+    </w:p>
+    <w:p>
+      <w:pPr>
+        <w:pStyle w:val="StatusUser"/>
+        <w:numPr>
+          <w:ilvl w:val="1"/>
+          <w:numId w:val="36"/>
+        </w:numPr>
+        <w:tabs>
+          <w:tab w:val="clear" w:pos="1701"/>
+          <w:tab w:val="left" w:pos="1418"/>
+        </w:tabs>
+        <w:rPr>
+          <w:color w:val="FF0000"/>
+        </w:rPr>
+      </w:pPr>
+      <w:r>
+        <w:rPr>
+          <w:color w:val="FF0000"/>
+        </w:rPr>
+        <w:t>Ability cannot be shared</w:t>
       </w:r>
     </w:p>
     <w:p>
@@ -4790,6 +5020,7 @@
         <w:pStyle w:val="H3"/>
       </w:pPr>
       <w:r>
+        <w:lastRenderedPageBreak/>
         <w:t>Coin</w:t>
       </w:r>
     </w:p>
@@ -4829,7 +5060,6 @@
     </w:p>
     <w:p>
       <w:r>
-        <w:lastRenderedPageBreak/>
         <w:t xml:space="preserve">Back: The back has </w:t>
       </w:r>
       <w:r>
@@ -5053,6 +5283,7 @@
         </w:numPr>
       </w:pPr>
       <w:r>
+        <w:lastRenderedPageBreak/>
         <w:t>Magical Stranger</w:t>
       </w:r>
     </w:p>
@@ -5122,7 +5353,6 @@
         <w:pStyle w:val="H2"/>
       </w:pPr>
       <w:r>
-        <w:lastRenderedPageBreak/>
         <w:t>Susie</w:t>
       </w:r>
       <w:r>
@@ -5358,6 +5588,7 @@
         </w:numPr>
       </w:pPr>
       <w:r>
+        <w:lastRenderedPageBreak/>
         <w:t>Language adaptation</w:t>
       </w:r>
     </w:p>
@@ -5420,7 +5651,10 @@
         </w:numPr>
       </w:pPr>
       <w:r>
-        <w:t>Wind, bound to Speed</w:t>
+        <w:t>Storm</w:t>
+      </w:r>
+      <w:r>
+        <w:t>, bound to Speed</w:t>
       </w:r>
     </w:p>
     <w:p>
@@ -5450,340 +5684,358 @@
         <w:rPr>
           <w:color w:val="FF0000"/>
         </w:rPr>
+        <w:t>Wind Cutter – “Slice”</w:t>
+      </w:r>
+    </w:p>
+    <w:p>
+      <w:pPr>
+        <w:pStyle w:val="StatusUser"/>
+        <w:numPr>
+          <w:ilvl w:val="2"/>
+          <w:numId w:val="25"/>
+        </w:numPr>
+        <w:rPr>
+          <w:color w:val="FF0000"/>
+        </w:rPr>
+      </w:pPr>
+      <w:r>
+        <w:rPr>
+          <w:color w:val="FF0000"/>
+        </w:rPr>
+        <w:t>Whips a blade of wind at an opponent</w:t>
+      </w:r>
+    </w:p>
+    <w:p>
+      <w:pPr>
+        <w:pStyle w:val="StatusUser"/>
+        <w:numPr>
+          <w:ilvl w:val="2"/>
+          <w:numId w:val="25"/>
+        </w:numPr>
+        <w:rPr>
+          <w:color w:val="FF0000"/>
+        </w:rPr>
+      </w:pPr>
+      <w:r>
+        <w:rPr>
+          <w:color w:val="FF0000"/>
+        </w:rPr>
+        <w:t>Increased effect when launched from a weapon</w:t>
+      </w:r>
+    </w:p>
+    <w:p>
+      <w:pPr>
+        <w:pStyle w:val="StatusUser"/>
+        <w:numPr>
+          <w:ilvl w:val="1"/>
+          <w:numId w:val="25"/>
+        </w:numPr>
+        <w:rPr>
+          <w:color w:val="FF0000"/>
+        </w:rPr>
+      </w:pPr>
+      <w:r>
+        <w:rPr>
+          <w:color w:val="FF0000"/>
+        </w:rPr>
+        <w:t xml:space="preserve">Singing </w:t>
+      </w:r>
+      <w:r>
+        <w:rPr>
+          <w:color w:val="FF0000"/>
+        </w:rPr>
+        <w:t>Voice</w:t>
+      </w:r>
+    </w:p>
+    <w:p>
+      <w:pPr>
+        <w:pStyle w:val="StatusUser"/>
+        <w:numPr>
+          <w:ilvl w:val="2"/>
+          <w:numId w:val="25"/>
+        </w:numPr>
+        <w:rPr>
+          <w:color w:val="FF0000"/>
+        </w:rPr>
+      </w:pPr>
+      <w:r>
+        <w:rPr>
+          <w:color w:val="FF0000"/>
+        </w:rPr>
+        <w:t>a voice that can cause buffs to allies and debuffs to enemies</w:t>
+      </w:r>
+    </w:p>
+    <w:p>
+      <w:pPr>
+        <w:pStyle w:val="StatusUser"/>
+        <w:numPr>
+          <w:ilvl w:val="1"/>
+          <w:numId w:val="25"/>
+        </w:numPr>
+        <w:rPr>
+          <w:color w:val="FF0000"/>
+        </w:rPr>
+      </w:pPr>
+      <w:r>
+        <w:rPr>
+          <w:color w:val="FF0000"/>
+        </w:rPr>
+        <w:t>Thunder</w:t>
+      </w:r>
+    </w:p>
+    <w:p>
+      <w:pPr>
+        <w:pStyle w:val="StatusUser"/>
+        <w:numPr>
+          <w:ilvl w:val="2"/>
+          <w:numId w:val="25"/>
+        </w:numPr>
+        <w:rPr>
+          <w:color w:val="FF0000"/>
+        </w:rPr>
+      </w:pPr>
+      <w:r>
+        <w:rPr>
+          <w:color w:val="FF0000"/>
+        </w:rPr>
+        <w:t xml:space="preserve">Activates </w:t>
+      </w:r>
+      <w:r>
+        <w:rPr>
+          <w:color w:val="FF0000"/>
+        </w:rPr>
+        <w:t>b</w:t>
+      </w:r>
+      <w:r>
+        <w:rPr>
+          <w:color w:val="FF0000"/>
+        </w:rPr>
+        <w:t>y bellowing</w:t>
+      </w:r>
+    </w:p>
+    <w:p>
+      <w:pPr>
+        <w:pStyle w:val="StatusUser"/>
+        <w:numPr>
+          <w:ilvl w:val="2"/>
+          <w:numId w:val="25"/>
+        </w:numPr>
+        <w:rPr>
+          <w:color w:val="FF0000"/>
+        </w:rPr>
+      </w:pPr>
+      <w:r>
+        <w:rPr>
+          <w:color w:val="FF0000"/>
+        </w:rPr>
+        <w:t>Launches a sound attack within a narrow cone</w:t>
+      </w:r>
+    </w:p>
+    <w:p>
+      <w:pPr>
+        <w:pStyle w:val="StatusUser"/>
+        <w:numPr>
+          <w:ilvl w:val="2"/>
+          <w:numId w:val="25"/>
+        </w:numPr>
+        <w:rPr>
+          <w:color w:val="FF0000"/>
+        </w:rPr>
+      </w:pPr>
+      <w:r>
+        <w:rPr>
+          <w:color w:val="FF0000"/>
+        </w:rPr>
+        <w:t>Causes disorientation, hearing loss</w:t>
+      </w:r>
+    </w:p>
+    <w:p>
+      <w:pPr>
+        <w:pStyle w:val="StatusUser"/>
+        <w:numPr>
+          <w:ilvl w:val="2"/>
+          <w:numId w:val="25"/>
+        </w:numPr>
+        <w:rPr>
+          <w:color w:val="FF0000"/>
+        </w:rPr>
+      </w:pPr>
+      <w:r>
+        <w:rPr>
+          <w:color w:val="FF0000"/>
+        </w:rPr>
+        <w:t>Blunt force damage</w:t>
+      </w:r>
+    </w:p>
+    <w:p>
+      <w:pPr>
+        <w:pStyle w:val="StatusUser"/>
+        <w:numPr>
+          <w:ilvl w:val="1"/>
+          <w:numId w:val="25"/>
+        </w:numPr>
+        <w:rPr>
+          <w:color w:val="FF0000"/>
+        </w:rPr>
+      </w:pPr>
+      <w:r>
+        <w:rPr>
+          <w:color w:val="FF0000"/>
+        </w:rPr>
+        <w:t>Lightning</w:t>
+      </w:r>
+    </w:p>
+    <w:p>
+      <w:pPr>
+        <w:pStyle w:val="StatusUser"/>
+        <w:numPr>
+          <w:ilvl w:val="2"/>
+          <w:numId w:val="25"/>
+        </w:numPr>
+        <w:rPr>
+          <w:color w:val="FF0000"/>
+        </w:rPr>
+      </w:pPr>
+      <w:r>
+        <w:rPr>
+          <w:color w:val="FF0000"/>
+        </w:rPr>
+        <w:t>Channel the power of lightning in every strike</w:t>
+      </w:r>
+    </w:p>
+    <w:p>
+      <w:pPr>
+        <w:pStyle w:val="StatusUser"/>
+        <w:numPr>
+          <w:ilvl w:val="0"/>
+          <w:numId w:val="25"/>
+        </w:numPr>
+      </w:pPr>
+      <w:r>
+        <w:t>Warrior, bound to Power</w:t>
+      </w:r>
+    </w:p>
+    <w:p>
+      <w:pPr>
+        <w:pStyle w:val="StatusUser"/>
+        <w:numPr>
+          <w:ilvl w:val="1"/>
+          <w:numId w:val="25"/>
+        </w:numPr>
+      </w:pPr>
+      <w:r>
+        <w:rPr>
+          <w:lang w:val="en-CA"/>
+        </w:rPr>
+        <w:t xml:space="preserve">Eviscerating </w:t>
+      </w:r>
+      <w:r>
+        <w:t>Sword</w:t>
+      </w:r>
+    </w:p>
+    <w:p>
+      <w:pPr>
+        <w:pStyle w:val="StatusUser"/>
+        <w:numPr>
+          <w:ilvl w:val="2"/>
+          <w:numId w:val="25"/>
+        </w:numPr>
+      </w:pPr>
+      <w:r>
+        <w:t xml:space="preserve">A weapon that can change blade shape and handle </w:t>
+      </w:r>
+      <w:r>
+        <w:t>size</w:t>
+      </w:r>
+      <w:r>
+        <w:t xml:space="preserve"> as needed</w:t>
+      </w:r>
+    </w:p>
+    <w:p>
+      <w:pPr>
+        <w:pStyle w:val="StatusUser"/>
+        <w:numPr>
+          <w:ilvl w:val="2"/>
+          <w:numId w:val="25"/>
+        </w:numPr>
+      </w:pPr>
+      <w:r>
+        <w:rPr>
+          <w:lang w:val="en-CA"/>
+        </w:rPr>
+        <w:t>Causes bleeding effect</w:t>
+      </w:r>
+    </w:p>
+    <w:p>
+      <w:pPr>
+        <w:pStyle w:val="StatusUser"/>
+        <w:numPr>
+          <w:ilvl w:val="1"/>
+          <w:numId w:val="25"/>
+        </w:numPr>
+      </w:pPr>
+      <w:r>
+        <w:t>Sister in arms (Siblings in Arms)</w:t>
+      </w:r>
+    </w:p>
+    <w:p>
+      <w:pPr>
+        <w:pStyle w:val="StatusUser"/>
+        <w:numPr>
+          <w:ilvl w:val="2"/>
+          <w:numId w:val="25"/>
+        </w:numPr>
+      </w:pPr>
+      <w:r>
+        <w:t>S</w:t>
+      </w:r>
+      <w:r>
+        <w:t>hares essence abilities with all sisters</w:t>
+      </w:r>
+    </w:p>
+    <w:p>
+      <w:pPr>
+        <w:pStyle w:val="StatusUser"/>
+        <w:numPr>
+          <w:ilvl w:val="2"/>
+          <w:numId w:val="25"/>
+        </w:numPr>
+      </w:pPr>
+      <w:r>
+        <w:t>S</w:t>
+      </w:r>
+      <w:r>
+        <w:t xml:space="preserve">hares </w:t>
+      </w:r>
+      <w:r>
+        <w:t>racial</w:t>
+      </w:r>
+      <w:r>
+        <w:t xml:space="preserve"> abilities with all sisters</w:t>
+      </w:r>
+    </w:p>
+    <w:p>
+      <w:pPr>
+        <w:pStyle w:val="StatusUser"/>
+        <w:numPr>
+          <w:ilvl w:val="2"/>
+          <w:numId w:val="25"/>
+        </w:numPr>
+      </w:pPr>
+      <w:r>
+        <w:t>All sisters can train up the powers</w:t>
+      </w:r>
+    </w:p>
+    <w:p>
+      <w:pPr>
+        <w:pStyle w:val="StatusUser"/>
+        <w:numPr>
+          <w:ilvl w:val="2"/>
+          <w:numId w:val="25"/>
+        </w:numPr>
+      </w:pPr>
+      <w:r>
         <w:lastRenderedPageBreak/>
-        <w:t>Wind Cutter – “Slice”</w:t>
-      </w:r>
-    </w:p>
-    <w:p>
-      <w:pPr>
-        <w:pStyle w:val="StatusUser"/>
-        <w:numPr>
-          <w:ilvl w:val="2"/>
-          <w:numId w:val="25"/>
-        </w:numPr>
-        <w:rPr>
-          <w:color w:val="FF0000"/>
-        </w:rPr>
-      </w:pPr>
-      <w:r>
-        <w:rPr>
-          <w:color w:val="FF0000"/>
-        </w:rPr>
-        <w:t>Whips a blade of wind at an opponent</w:t>
-      </w:r>
-    </w:p>
-    <w:p>
-      <w:pPr>
-        <w:pStyle w:val="StatusUser"/>
-        <w:numPr>
-          <w:ilvl w:val="2"/>
-          <w:numId w:val="25"/>
-        </w:numPr>
-        <w:rPr>
-          <w:color w:val="FF0000"/>
-        </w:rPr>
-      </w:pPr>
-      <w:r>
-        <w:rPr>
-          <w:color w:val="FF0000"/>
-        </w:rPr>
-        <w:t>Increased effect when launched from a weapon</w:t>
-      </w:r>
-    </w:p>
-    <w:p>
-      <w:pPr>
-        <w:pStyle w:val="StatusUser"/>
-        <w:numPr>
-          <w:ilvl w:val="1"/>
-          <w:numId w:val="25"/>
-        </w:numPr>
-        <w:rPr>
-          <w:color w:val="FF0000"/>
-        </w:rPr>
-      </w:pPr>
-      <w:r>
-        <w:rPr>
-          <w:color w:val="FF0000"/>
-        </w:rPr>
-        <w:t>Bellow</w:t>
-      </w:r>
-    </w:p>
-    <w:p>
-      <w:pPr>
-        <w:pStyle w:val="StatusUser"/>
-        <w:numPr>
-          <w:ilvl w:val="2"/>
-          <w:numId w:val="25"/>
-        </w:numPr>
-        <w:rPr>
-          <w:color w:val="FF0000"/>
-        </w:rPr>
-      </w:pPr>
-      <w:r>
-        <w:rPr>
-          <w:color w:val="FF0000"/>
-        </w:rPr>
-        <w:t>Activates my bellowing</w:t>
-      </w:r>
-    </w:p>
-    <w:p>
-      <w:pPr>
-        <w:pStyle w:val="StatusUser"/>
-        <w:numPr>
-          <w:ilvl w:val="2"/>
-          <w:numId w:val="25"/>
-        </w:numPr>
-        <w:rPr>
-          <w:color w:val="FF0000"/>
-        </w:rPr>
-      </w:pPr>
-      <w:r>
-        <w:rPr>
-          <w:color w:val="FF0000"/>
-        </w:rPr>
-        <w:t>Launches a sound attack within a narrow cone</w:t>
-      </w:r>
-    </w:p>
-    <w:p>
-      <w:pPr>
-        <w:pStyle w:val="StatusUser"/>
-        <w:numPr>
-          <w:ilvl w:val="2"/>
-          <w:numId w:val="25"/>
-        </w:numPr>
-        <w:rPr>
-          <w:color w:val="FF0000"/>
-        </w:rPr>
-      </w:pPr>
-      <w:r>
-        <w:rPr>
-          <w:color w:val="FF0000"/>
-        </w:rPr>
-        <w:t>Causes disorientation, hearing loss</w:t>
-      </w:r>
-    </w:p>
-    <w:p>
-      <w:pPr>
-        <w:pStyle w:val="StatusUser"/>
-        <w:numPr>
-          <w:ilvl w:val="2"/>
-          <w:numId w:val="25"/>
-        </w:numPr>
-        <w:rPr>
-          <w:color w:val="FF0000"/>
-        </w:rPr>
-      </w:pPr>
-      <w:r>
-        <w:rPr>
-          <w:color w:val="FF0000"/>
-        </w:rPr>
-        <w:t>Blunt force damage</w:t>
-      </w:r>
-    </w:p>
-    <w:p>
-      <w:pPr>
-        <w:pStyle w:val="StatusUser"/>
-        <w:numPr>
-          <w:ilvl w:val="1"/>
-          <w:numId w:val="25"/>
-        </w:numPr>
-        <w:rPr>
-          <w:color w:val="FF0000"/>
-        </w:rPr>
-      </w:pPr>
-      <w:r>
-        <w:rPr>
-          <w:color w:val="FF0000"/>
-        </w:rPr>
-        <w:t xml:space="preserve">Singing </w:t>
-      </w:r>
-      <w:r>
-        <w:rPr>
-          <w:color w:val="FF0000"/>
-        </w:rPr>
-        <w:t>Voice</w:t>
-      </w:r>
-    </w:p>
-    <w:p>
-      <w:pPr>
-        <w:pStyle w:val="StatusUser"/>
-        <w:numPr>
-          <w:ilvl w:val="2"/>
-          <w:numId w:val="25"/>
-        </w:numPr>
-        <w:rPr>
-          <w:color w:val="FF0000"/>
-        </w:rPr>
-      </w:pPr>
-      <w:r>
-        <w:rPr>
-          <w:color w:val="FF0000"/>
-        </w:rPr>
-        <w:t>a voice that can cause buffs to allies and debuffs to enemies</w:t>
-      </w:r>
-    </w:p>
-    <w:p>
-      <w:pPr>
-        <w:pStyle w:val="StatusUser"/>
-        <w:numPr>
-          <w:ilvl w:val="1"/>
-          <w:numId w:val="25"/>
-        </w:numPr>
-        <w:rPr>
-          <w:color w:val="FF0000"/>
-        </w:rPr>
-      </w:pPr>
-      <w:r>
-        <w:rPr>
-          <w:color w:val="FF0000"/>
-        </w:rPr>
-        <w:t>Cyclone</w:t>
-      </w:r>
-    </w:p>
-    <w:p>
-      <w:pPr>
-        <w:pStyle w:val="StatusUser"/>
-        <w:numPr>
-          <w:ilvl w:val="2"/>
-          <w:numId w:val="25"/>
-        </w:numPr>
-        <w:rPr>
-          <w:color w:val="FF0000"/>
-        </w:rPr>
-      </w:pPr>
-    </w:p>
-    <w:p>
-      <w:pPr>
-        <w:pStyle w:val="StatusUser"/>
-        <w:numPr>
-          <w:ilvl w:val="0"/>
-          <w:numId w:val="25"/>
-        </w:numPr>
-      </w:pPr>
-      <w:r>
-        <w:t>Warrior, bound to Power</w:t>
-      </w:r>
-    </w:p>
-    <w:p>
-      <w:pPr>
-        <w:pStyle w:val="StatusUser"/>
-        <w:numPr>
-          <w:ilvl w:val="1"/>
-          <w:numId w:val="25"/>
-        </w:numPr>
-      </w:pPr>
-      <w:r>
-        <w:rPr>
-          <w:lang w:val="en-CA"/>
-        </w:rPr>
-        <w:t xml:space="preserve">Eviscerating </w:t>
-      </w:r>
-      <w:r>
-        <w:t>Sword</w:t>
-      </w:r>
-    </w:p>
-    <w:p>
-      <w:pPr>
-        <w:pStyle w:val="StatusUser"/>
-        <w:numPr>
-          <w:ilvl w:val="2"/>
-          <w:numId w:val="25"/>
-        </w:numPr>
-      </w:pPr>
-      <w:r>
-        <w:t xml:space="preserve">A weapon that can change blade shape and handle </w:t>
-      </w:r>
-      <w:r>
-        <w:t>size</w:t>
-      </w:r>
-      <w:r>
-        <w:t xml:space="preserve"> as needed</w:t>
-      </w:r>
-    </w:p>
-    <w:p>
-      <w:pPr>
-        <w:pStyle w:val="StatusUser"/>
-        <w:numPr>
-          <w:ilvl w:val="2"/>
-          <w:numId w:val="25"/>
-        </w:numPr>
-      </w:pPr>
-      <w:r>
-        <w:rPr>
-          <w:lang w:val="en-CA"/>
-        </w:rPr>
-        <w:t>Causes bleeding effect</w:t>
-      </w:r>
-    </w:p>
-    <w:p>
-      <w:pPr>
-        <w:pStyle w:val="StatusUser"/>
-        <w:numPr>
-          <w:ilvl w:val="1"/>
-          <w:numId w:val="25"/>
-        </w:numPr>
-      </w:pPr>
-      <w:r>
-        <w:t>Sister in arms (Siblings in Arms)</w:t>
-      </w:r>
-    </w:p>
-    <w:p>
-      <w:pPr>
-        <w:pStyle w:val="StatusUser"/>
-        <w:numPr>
-          <w:ilvl w:val="2"/>
-          <w:numId w:val="25"/>
-        </w:numPr>
-      </w:pPr>
-      <w:r>
-        <w:t>S</w:t>
-      </w:r>
-      <w:r>
-        <w:t>hares essence abilities with all sisters</w:t>
-      </w:r>
-    </w:p>
-    <w:p>
-      <w:pPr>
-        <w:pStyle w:val="StatusUser"/>
-        <w:numPr>
-          <w:ilvl w:val="2"/>
-          <w:numId w:val="25"/>
-        </w:numPr>
-      </w:pPr>
-      <w:r>
-        <w:t>S</w:t>
-      </w:r>
-      <w:r>
-        <w:t xml:space="preserve">hares </w:t>
-      </w:r>
-      <w:r>
-        <w:t>racial</w:t>
-      </w:r>
-      <w:r>
-        <w:t xml:space="preserve"> abilities with all sisters</w:t>
-      </w:r>
-    </w:p>
-    <w:p>
-      <w:pPr>
-        <w:pStyle w:val="StatusUser"/>
-        <w:numPr>
-          <w:ilvl w:val="2"/>
-          <w:numId w:val="25"/>
-        </w:numPr>
-      </w:pPr>
-      <w:r>
-        <w:t>All sisters can train up the powers</w:t>
-      </w:r>
-    </w:p>
-    <w:p>
-      <w:pPr>
-        <w:pStyle w:val="StatusUser"/>
-        <w:numPr>
-          <w:ilvl w:val="2"/>
-          <w:numId w:val="25"/>
-        </w:numPr>
-      </w:pPr>
-      <w:r>
         <w:t>Strength of abilities scale with bond</w:t>
       </w:r>
     </w:p>
@@ -6306,6 +6558,7 @@
         <w:ind w:left="1418"/>
       </w:pPr>
       <w:r>
+        <w:lastRenderedPageBreak/>
         <w:t>All attacks on enemies will come with a slight amount of transcendent damage. At the same time, will recover health.</w:t>
       </w:r>
     </w:p>
@@ -6378,7 +6631,7 @@
         <w:rPr>
           <w:color w:val="FF0000"/>
         </w:rPr>
-        <w:t xml:space="preserve">Healing light </w:t>
+        <w:t>Healing light</w:t>
       </w:r>
     </w:p>
     <w:p>
@@ -6917,6 +7170,7 @@
         </w:numPr>
       </w:pPr>
       <w:r>
+        <w:lastRenderedPageBreak/>
         <w:t>Bonded companion</w:t>
       </w:r>
     </w:p>
@@ -6951,7 +7205,6 @@
         <w:pStyle w:val="H3"/>
       </w:pPr>
       <w:r>
-        <w:lastRenderedPageBreak/>
         <w:t>Crest</w:t>
       </w:r>
     </w:p>
@@ -7166,7 +7419,7 @@
         <v:path o:extrusionok="f" gradientshapeok="t" o:connecttype="rect"/>
         <o:lock v:ext="edit" aspectratio="t"/>
       </v:shapetype>
-      <v:shape id="_x0000_i1088" type="#_x0000_t75" style="width:3in;height:3in;visibility:visible" o:bullet="t">
+      <v:shape id="_x0000_i1037" type="#_x0000_t75" style="width:3in;height:3in;visibility:visible" o:bullet="t">
         <v:imagedata r:id="rId1" o:title="MC900065312[1]"/>
       </v:shape>
     </w:pict>
@@ -12047,7 +12300,7 @@
 </file>
 
 <file path=customXml/itemProps1.xml><?xml version="1.0" encoding="utf-8"?>
-<ds:datastoreItem xmlns:ds="http://schemas.openxmlformats.org/officeDocument/2006/customXml" ds:itemID="{F7FC5659-1CB7-47BF-BC12-5B2C9EC7CC30}">
+<ds:datastoreItem xmlns:ds="http://schemas.openxmlformats.org/officeDocument/2006/customXml" ds:itemID="{9C99BD7E-915E-45B8-94F7-348D5AAE51A9}">
   <ds:schemaRefs>
     <ds:schemaRef ds:uri="http://schemas.openxmlformats.org/officeDocument/2006/bibliography"/>
   </ds:schemaRefs>

--- a/Books/RPG_Books/TheWonderManAndHisLovelyAssistant/Notes_TheWonderManAndHisLovelyAssistant.docx
+++ b/Books/RPG_Books/TheWonderManAndHisLovelyAssistant/Notes_TheWonderManAndHisLovelyAssistant.docx
@@ -3052,13 +3052,10 @@
         <w:ind w:left="1418"/>
       </w:pPr>
       <w:r>
-        <w:t xml:space="preserve">Create garments that embody the look of the heavenly skies and nebulas - </w:t>
-      </w:r>
-      <w:r>
-        <w:rPr>
-          <w:lang w:val="en-CA"/>
-        </w:rPr>
-        <w:t>3/10</w:t>
+        <w:t>Create garments that embody the look of t</w:t>
+      </w:r>
+      <w:r>
+        <w:t>he heavenly skies and nebulas</w:t>
       </w:r>
     </w:p>
     <w:p>
@@ -3128,19 +3125,7 @@
           <w:rPr>
             <w:rStyle w:val="Hyperlink"/>
           </w:rPr>
-          <w:t>Ha</w:t>
-        </w:r>
-        <w:r>
-          <w:rPr>
-            <w:rStyle w:val="Hyperlink"/>
-          </w:rPr>
-          <w:t>n</w:t>
-        </w:r>
-        <w:r>
-          <w:rPr>
-            <w:rStyle w:val="Hyperlink"/>
-          </w:rPr>
-          <w:t xml:space="preserve">d of the </w:t>
+          <w:t xml:space="preserve">Hand of the </w:t>
         </w:r>
         <w:r>
           <w:rPr>
@@ -3259,30 +3244,6 @@
           <w:color w:val="FF0000"/>
         </w:rPr>
       </w:pPr>
-    </w:p>
-    <w:p>
-      <w:pPr>
-        <w:pStyle w:val="StatusUser"/>
-        <w:numPr>
-          <w:ilvl w:val="1"/>
-          <w:numId w:val="28"/>
-        </w:numPr>
-        <w:rPr>
-          <w:color w:val="FF0000"/>
-        </w:rPr>
-      </w:pPr>
-    </w:p>
-    <w:p>
-      <w:pPr>
-        <w:pStyle w:val="StatusUser"/>
-        <w:numPr>
-          <w:ilvl w:val="1"/>
-          <w:numId w:val="28"/>
-        </w:numPr>
-        <w:rPr>
-          <w:color w:val="FF0000"/>
-        </w:rPr>
-      </w:pPr>
       <w:hyperlink r:id="rId16" w:history="1">
         <w:r>
           <w:rPr>
@@ -3386,102 +3347,6 @@
       <w:pPr>
         <w:pStyle w:val="StatusUser"/>
         <w:numPr>
-          <w:ilvl w:val="1"/>
-          <w:numId w:val="28"/>
-        </w:numPr>
-        <w:rPr>
-          <w:color w:val="FF0000"/>
-        </w:rPr>
-      </w:pPr>
-      <w:r>
-        <w:rPr>
-          <w:color w:val="FF0000"/>
-        </w:rPr>
-        <w:t>Aura Disguise</w:t>
-      </w:r>
-      <w:r>
-        <w:rPr>
-          <w:color w:val="FF0000"/>
-        </w:rPr>
-        <w:t xml:space="preserve"> (</w:t>
-      </w:r>
-      <w:r>
-        <w:rPr>
-          <w:color w:val="FF0000"/>
-        </w:rPr>
-        <w:t>Awakening Stone of Concealment</w:t>
-      </w:r>
-      <w:r>
-        <w:rPr>
-          <w:color w:val="FF0000"/>
-        </w:rPr>
-        <w:t>)</w:t>
-      </w:r>
-    </w:p>
-    <w:p>
-      <w:pPr>
-        <w:pStyle w:val="StatusUser"/>
-        <w:numPr>
-          <w:ilvl w:val="2"/>
-          <w:numId w:val="25"/>
-        </w:numPr>
-        <w:tabs>
-          <w:tab w:val="clear" w:pos="1701"/>
-          <w:tab w:val="left" w:pos="1418"/>
-        </w:tabs>
-        <w:ind w:left="1418"/>
-        <w:rPr>
-          <w:color w:val="FF0000"/>
-        </w:rPr>
-      </w:pPr>
-      <w:r>
-        <w:rPr>
-          <w:color w:val="FF0000"/>
-        </w:rPr>
-        <w:lastRenderedPageBreak/>
-        <w:t>Create a unique aura signature for each</w:t>
-      </w:r>
-      <w:r>
-        <w:rPr>
-          <w:color w:val="FF0000"/>
-        </w:rPr>
-        <w:t xml:space="preserve"> assistant created by </w:t>
-      </w:r>
-      <w:r>
-        <w:rPr>
-          <w:color w:val="FF0000"/>
-        </w:rPr>
-        <w:tab/>
-        <w:t>Lovely Assistant</w:t>
-      </w:r>
-    </w:p>
-    <w:p>
-      <w:pPr>
-        <w:pStyle w:val="StatusUser"/>
-        <w:numPr>
-          <w:ilvl w:val="2"/>
-          <w:numId w:val="25"/>
-        </w:numPr>
-        <w:tabs>
-          <w:tab w:val="clear" w:pos="1701"/>
-          <w:tab w:val="left" w:pos="1418"/>
-        </w:tabs>
-        <w:ind w:left="1418"/>
-        <w:rPr>
-          <w:color w:val="FF0000"/>
-        </w:rPr>
-      </w:pPr>
-      <w:r>
-        <w:rPr>
-          <w:color w:val="FF0000"/>
-        </w:rPr>
-        <w:t>Disguise unbreakable for those with weaker auras</w:t>
-      </w:r>
-    </w:p>
-    <w:p>
-      <w:pPr>
-        <w:pStyle w:val="StatusUser"/>
-        <w:numPr>
           <w:ilvl w:val="0"/>
           <w:numId w:val="25"/>
         </w:numPr>
@@ -3518,6 +3383,7 @@
         <w:ind w:left="1418"/>
       </w:pPr>
       <w:r>
+        <w:lastRenderedPageBreak/>
         <w:t>Effect (iron): Manifest lines of magic to draw out ritual diagrams. Materials required for a ritual may be used directly from a dimensional storage space instead of being placed within the diagram.</w:t>
       </w:r>
     </w:p>
@@ -3720,7 +3586,7 @@
         <w:rPr>
           <w:color w:val="FF0000"/>
         </w:rPr>
-        <w:t>Ability cannot be shared</w:t>
+        <w:t>Only one instance allowed</w:t>
       </w:r>
     </w:p>
     <w:p>
@@ -3980,7 +3846,6 @@
         <w:ind w:left="1418"/>
       </w:pPr>
       <w:r>
-        <w:lastRenderedPageBreak/>
         <w:t>Divides a stream of consciousness into two</w:t>
       </w:r>
       <w:r>
@@ -4095,6 +3960,7 @@
         <w:rPr>
           <w:color w:val="FF0000"/>
         </w:rPr>
+        <w:lastRenderedPageBreak/>
         <w:t>Range (Iron - 2 kilometer/level)</w:t>
       </w:r>
     </w:p>
@@ -4132,18 +3998,6 @@
           <w:color w:val="FF0000"/>
         </w:rPr>
       </w:pPr>
-    </w:p>
-    <w:p>
-      <w:pPr>
-        <w:pStyle w:val="StatusUser"/>
-        <w:numPr>
-          <w:ilvl w:val="1"/>
-          <w:numId w:val="29"/>
-        </w:numPr>
-        <w:rPr>
-          <w:color w:val="FF0000"/>
-        </w:rPr>
-      </w:pPr>
       <w:r>
         <w:rPr>
           <w:color w:val="FF0000"/>
@@ -4171,19 +4025,7 @@
         <w:rPr>
           <w:color w:val="FF0000"/>
         </w:rPr>
-        <w:t xml:space="preserve">Channels a tiny amount of magic from </w:t>
-      </w:r>
-      <w:r>
-        <w:rPr>
-          <w:color w:val="FF0000"/>
-        </w:rPr>
-        <w:t>beyond</w:t>
-      </w:r>
-      <w:r>
-        <w:rPr>
-          <w:color w:val="FF0000"/>
-        </w:rPr>
-        <w:t>.</w:t>
+        <w:t>Channels a tiny amount of magic from beyond.</w:t>
       </w:r>
     </w:p>
     <w:p>
@@ -4206,7 +4048,7 @@
         <w:rPr>
           <w:color w:val="FF0000"/>
         </w:rPr>
-        <w:t>Cannot be shared</w:t>
+        <w:t>Only one instance allowed</w:t>
       </w:r>
     </w:p>
     <w:p>
@@ -4229,13 +4071,48 @@
         <w:rPr>
           <w:color w:val="FF0000"/>
         </w:rPr>
-        <w:t>Iron: Allows for the sustained use of one low manna spell</w:t>
-      </w:r>
-      <w:r>
-        <w:rPr>
-          <w:color w:val="FF0000"/>
-        </w:rPr>
-        <w:t>, above and beyond normal manna use</w:t>
+        <w:t>Iron: Allows for the sustained use of one low manna spell, above and beyond normal manna use</w:t>
+      </w:r>
+    </w:p>
+    <w:p>
+      <w:pPr>
+        <w:pStyle w:val="StatusUser"/>
+        <w:numPr>
+          <w:ilvl w:val="1"/>
+          <w:numId w:val="29"/>
+        </w:numPr>
+        <w:rPr>
+          <w:color w:val="FF0000"/>
+        </w:rPr>
+      </w:pPr>
+      <w:r>
+        <w:rPr>
+          <w:color w:val="FF0000"/>
+        </w:rPr>
+        <w:t>Transcendent Damage</w:t>
+      </w:r>
+    </w:p>
+    <w:p>
+      <w:pPr>
+        <w:pStyle w:val="StatusUser"/>
+        <w:numPr>
+          <w:ilvl w:val="2"/>
+          <w:numId w:val="25"/>
+        </w:numPr>
+        <w:tabs>
+          <w:tab w:val="clear" w:pos="1701"/>
+          <w:tab w:val="left" w:pos="1418"/>
+        </w:tabs>
+        <w:ind w:left="1418"/>
+        <w:rPr>
+          <w:color w:val="FF0000"/>
+        </w:rPr>
+      </w:pPr>
+      <w:r>
+        <w:rPr>
+          <w:color w:val="FF0000"/>
+        </w:rPr>
+        <w:t>Attacks on enemies will come with a slight amount of transcendent damage</w:t>
       </w:r>
     </w:p>
     <w:p>
@@ -4520,7 +4397,6 @@
         <w:ind w:left="1418"/>
       </w:pPr>
       <w:r>
-        <w:lastRenderedPageBreak/>
         <w:t xml:space="preserve">Iron: </w:t>
       </w:r>
       <w:r>
@@ -4575,7 +4451,8 @@
         <w:ind w:left="1418"/>
       </w:pPr>
       <w:r>
-        <w:t>Ability cannot be shared</w:t>
+        <w:lastRenderedPageBreak/>
+        <w:t>Only one instance allowed</w:t>
       </w:r>
     </w:p>
     <w:p>
@@ -4867,7 +4744,7 @@
         <w:rPr>
           <w:color w:val="FF0000"/>
         </w:rPr>
-        <w:t>Ability cannot be shared</w:t>
+        <w:t>Only one instance allowed</w:t>
       </w:r>
     </w:p>
     <w:p>
@@ -4951,7 +4828,7 @@
         <w:rPr>
           <w:color w:val="FF0000"/>
         </w:rPr>
-        <w:t>Ability cannot be shared</w:t>
+        <w:t>Only one instance allowed</w:t>
       </w:r>
     </w:p>
     <w:p>
@@ -6170,6 +6047,30 @@
           <w:color w:val="FF0000"/>
         </w:rPr>
       </w:pPr>
+      <w:r>
+        <w:rPr>
+          <w:color w:val="FF0000"/>
+        </w:rPr>
+        <w:t>Strike</w:t>
+      </w:r>
+    </w:p>
+    <w:p>
+      <w:pPr>
+        <w:pStyle w:val="StatusUser"/>
+        <w:numPr>
+          <w:ilvl w:val="2"/>
+          <w:numId w:val="25"/>
+        </w:numPr>
+        <w:rPr>
+          <w:color w:val="FF0000"/>
+        </w:rPr>
+      </w:pPr>
+      <w:r>
+        <w:rPr>
+          <w:color w:val="FF0000"/>
+        </w:rPr>
+        <w:t>Every attack is experienced as  a double attack</w:t>
+      </w:r>
     </w:p>
     <w:p>
       <w:pPr>
@@ -6213,6 +6114,18 @@
         </w:numPr>
       </w:pPr>
       <w:r>
+        <w:t>Iron 4, 57% to next level</w:t>
+      </w:r>
+    </w:p>
+    <w:p>
+      <w:pPr>
+        <w:pStyle w:val="StatusUser"/>
+        <w:numPr>
+          <w:ilvl w:val="2"/>
+          <w:numId w:val="25"/>
+        </w:numPr>
+      </w:pPr>
+      <w:r>
         <w:t>Angelic wings that grant the power of flight</w:t>
       </w:r>
     </w:p>
@@ -6231,7 +6144,7 @@
         <w:rPr>
           <w:color w:val="FF0000"/>
         </w:rPr>
-        <w:t>Valkyrie Armor</w:t>
+        <w:t>Armor</w:t>
       </w:r>
     </w:p>
     <w:p>
@@ -6383,7 +6296,19 @@
         <w:rPr>
           <w:color w:val="FF0000"/>
         </w:rPr>
-        <w:t>Iron: Maximum of 4 sisters</w:t>
+        <w:t xml:space="preserve">Iron: Maximum of </w:t>
+      </w:r>
+      <w:r>
+        <w:rPr>
+          <w:color w:val="FF0000"/>
+        </w:rPr>
+        <w:t>4</w:t>
+      </w:r>
+      <w:r>
+        <w:rPr>
+          <w:color w:val="FF0000"/>
+        </w:rPr>
+        <w:t xml:space="preserve"> sisters</w:t>
       </w:r>
     </w:p>
     <w:p>
@@ -6444,64 +6369,7 @@
         <w:rPr>
           <w:color w:val="FF0000"/>
         </w:rPr>
-        <w:t xml:space="preserve">Launch feathers like arrows from wings, causing </w:t>
-      </w:r>
-      <w:r>
-        <w:rPr>
-          <w:color w:val="FF0000"/>
-        </w:rPr>
-        <w:t>bleeding status</w:t>
-      </w:r>
-    </w:p>
-    <w:p>
-      <w:pPr>
-        <w:pStyle w:val="StatusUser"/>
-        <w:numPr>
-          <w:ilvl w:val="1"/>
-          <w:numId w:val="25"/>
-        </w:numPr>
-        <w:rPr>
-          <w:color w:val="FF0000"/>
-        </w:rPr>
-      </w:pPr>
-    </w:p>
-    <w:p>
-      <w:pPr>
-        <w:pStyle w:val="StatusUser"/>
-        <w:numPr>
-          <w:ilvl w:val="0"/>
-          <w:numId w:val="25"/>
-        </w:numPr>
-      </w:pPr>
-      <w:r>
-        <w:t>Light, bound to Recovery</w:t>
-      </w:r>
-    </w:p>
-    <w:p>
-      <w:pPr>
-        <w:pStyle w:val="StatusUser"/>
-        <w:numPr>
-          <w:ilvl w:val="1"/>
-          <w:numId w:val="25"/>
-        </w:numPr>
-      </w:pPr>
-      <w:r>
-        <w:t>Healthy Wrath</w:t>
-      </w:r>
-      <w:r>
-        <w:t xml:space="preserve"> (Aura)</w:t>
-      </w:r>
-      <w:r>
-        <w:t xml:space="preserve"> </w:t>
-      </w:r>
-      <w:r>
-        <w:t xml:space="preserve">– </w:t>
-      </w:r>
-      <w:r>
-        <w:rPr>
-          <w:lang w:val="en-CA"/>
-        </w:rPr>
-        <w:t>“With judgement comes mercy”</w:t>
+        <w:t>Launch feathers like arrows from wings</w:t>
       </w:r>
     </w:p>
     <w:p>
@@ -6516,12 +6384,57 @@
           <w:tab w:val="left" w:pos="1418"/>
         </w:tabs>
         <w:ind w:left="1418"/>
-      </w:pPr>
-      <w:r>
-        <w:t>Confers healing aura on allies</w:t>
-      </w:r>
-      <w:r>
-        <w:t xml:space="preserve"> – scales with aura strength</w:t>
+        <w:rPr>
+          <w:color w:val="FF0000"/>
+        </w:rPr>
+      </w:pPr>
+      <w:r>
+        <w:rPr>
+          <w:color w:val="FF0000"/>
+        </w:rPr>
+        <w:t>C</w:t>
+      </w:r>
+      <w:r>
+        <w:rPr>
+          <w:color w:val="FF0000"/>
+        </w:rPr>
+        <w:t>aus</w:t>
+      </w:r>
+      <w:r>
+        <w:rPr>
+          <w:color w:val="FF0000"/>
+        </w:rPr>
+        <w:t>es</w:t>
+      </w:r>
+      <w:r>
+        <w:rPr>
+          <w:color w:val="FF0000"/>
+        </w:rPr>
+        <w:t xml:space="preserve"> </w:t>
+      </w:r>
+      <w:r>
+        <w:rPr>
+          <w:color w:val="FF0000"/>
+        </w:rPr>
+        <w:t>bleeding status</w:t>
+      </w:r>
+    </w:p>
+    <w:p>
+      <w:pPr>
+        <w:pStyle w:val="StatusUser"/>
+        <w:numPr>
+          <w:ilvl w:val="1"/>
+          <w:numId w:val="25"/>
+        </w:numPr>
+        <w:rPr>
+          <w:color w:val="FF0000"/>
+        </w:rPr>
+      </w:pPr>
+      <w:r>
+        <w:rPr>
+          <w:color w:val="FF0000"/>
+        </w:rPr>
+        <w:t>Feather Storm</w:t>
       </w:r>
     </w:p>
     <w:p>
@@ -6536,12 +6449,27 @@
           <w:tab w:val="left" w:pos="1418"/>
         </w:tabs>
         <w:ind w:left="1418"/>
-      </w:pPr>
-      <w:r>
-        <w:t>Confers damaging aura on enemies</w:t>
-      </w:r>
-      <w:r>
-        <w:t xml:space="preserve"> – scales with aura strength</w:t>
+        <w:rPr>
+          <w:color w:val="FF0000"/>
+        </w:rPr>
+      </w:pPr>
+      <w:r>
+        <w:rPr>
+          <w:color w:val="FF0000"/>
+        </w:rPr>
+        <w:t>Causes a storm of feathers to swirl around, slicing enemies and pass</w:t>
+      </w:r>
+      <w:r>
+        <w:rPr>
+          <w:color w:val="FF0000"/>
+        </w:rPr>
+        <w:t>ing</w:t>
+      </w:r>
+      <w:r>
+        <w:rPr>
+          <w:color w:val="FF0000"/>
+        </w:rPr>
+        <w:t xml:space="preserve"> harmlessly through allies</w:t>
       </w:r>
     </w:p>
     <w:p>
@@ -6556,9 +6484,135 @@
           <w:tab w:val="left" w:pos="1418"/>
         </w:tabs>
         <w:ind w:left="1418"/>
-      </w:pPr>
-      <w:r>
+        <w:rPr>
+          <w:color w:val="FF0000"/>
+        </w:rPr>
+      </w:pPr>
+      <w:r>
+        <w:rPr>
+          <w:color w:val="FF0000"/>
+        </w:rPr>
         <w:lastRenderedPageBreak/>
+        <w:t>C</w:t>
+      </w:r>
+      <w:r>
+        <w:rPr>
+          <w:color w:val="FF0000"/>
+        </w:rPr>
+        <w:t>aus</w:t>
+      </w:r>
+      <w:r>
+        <w:rPr>
+          <w:color w:val="FF0000"/>
+        </w:rPr>
+        <w:t>es</w:t>
+      </w:r>
+      <w:r>
+        <w:rPr>
+          <w:color w:val="FF0000"/>
+        </w:rPr>
+        <w:t xml:space="preserve"> </w:t>
+      </w:r>
+      <w:r>
+        <w:rPr>
+          <w:color w:val="FF0000"/>
+        </w:rPr>
+        <w:t>bleeding status</w:t>
+      </w:r>
+    </w:p>
+    <w:p>
+      <w:pPr>
+        <w:pStyle w:val="StatusUser"/>
+        <w:numPr>
+          <w:ilvl w:val="0"/>
+          <w:numId w:val="25"/>
+        </w:numPr>
+      </w:pPr>
+      <w:r>
+        <w:t>Light, bound to Recovery</w:t>
+      </w:r>
+    </w:p>
+    <w:p>
+      <w:pPr>
+        <w:pStyle w:val="StatusUser"/>
+        <w:numPr>
+          <w:ilvl w:val="1"/>
+          <w:numId w:val="25"/>
+        </w:numPr>
+      </w:pPr>
+      <w:r>
+        <w:t>Healthy Wrath</w:t>
+      </w:r>
+      <w:r>
+        <w:t xml:space="preserve"> (Aura)</w:t>
+      </w:r>
+      <w:r>
+        <w:t xml:space="preserve"> </w:t>
+      </w:r>
+      <w:r>
+        <w:t xml:space="preserve">– </w:t>
+      </w:r>
+      <w:r>
+        <w:rPr>
+          <w:lang w:val="en-CA"/>
+        </w:rPr>
+        <w:t>“With judgement comes mercy”</w:t>
+      </w:r>
+    </w:p>
+    <w:p>
+      <w:pPr>
+        <w:pStyle w:val="StatusUser"/>
+        <w:numPr>
+          <w:ilvl w:val="2"/>
+          <w:numId w:val="25"/>
+        </w:numPr>
+        <w:tabs>
+          <w:tab w:val="clear" w:pos="1701"/>
+          <w:tab w:val="left" w:pos="1418"/>
+        </w:tabs>
+        <w:ind w:left="1418"/>
+      </w:pPr>
+      <w:r>
+        <w:t>Confers healing aura on allies</w:t>
+      </w:r>
+      <w:r>
+        <w:t xml:space="preserve"> – scales with aura strength</w:t>
+      </w:r>
+    </w:p>
+    <w:p>
+      <w:pPr>
+        <w:pStyle w:val="StatusUser"/>
+        <w:numPr>
+          <w:ilvl w:val="2"/>
+          <w:numId w:val="25"/>
+        </w:numPr>
+        <w:tabs>
+          <w:tab w:val="clear" w:pos="1701"/>
+          <w:tab w:val="left" w:pos="1418"/>
+        </w:tabs>
+        <w:ind w:left="1418"/>
+      </w:pPr>
+      <w:r>
+        <w:t>Confers damaging aura on enemies</w:t>
+      </w:r>
+      <w:r>
+        <w:t xml:space="preserve"> – scales with aura strength</w:t>
+      </w:r>
+    </w:p>
+    <w:p>
+      <w:pPr>
+        <w:pStyle w:val="StatusUser"/>
+        <w:numPr>
+          <w:ilvl w:val="2"/>
+          <w:numId w:val="25"/>
+        </w:numPr>
+        <w:tabs>
+          <w:tab w:val="clear" w:pos="1701"/>
+          <w:tab w:val="left" w:pos="1418"/>
+        </w:tabs>
+        <w:ind w:left="1418"/>
+      </w:pPr>
+      <w:r>
         <w:t>All attacks on enemies will come with a slight amount of transcendent damage. At the same time, will recover health.</w:t>
       </w:r>
     </w:p>
@@ -6862,7 +6916,7 @@
         <w:rPr>
           <w:color w:val="FF0000"/>
         </w:rPr>
-        <w:t>Revealing Light (Aura) – “May your heart be revealed”</w:t>
+        <w:t>Revealing Light – “May your heart be revealed”</w:t>
       </w:r>
     </w:p>
     <w:p>
@@ -6885,7 +6939,7 @@
         <w:rPr>
           <w:color w:val="FF0000"/>
         </w:rPr>
-        <w:t>Cuts through illusions</w:t>
+        <w:t>Radiates a soft gentle light</w:t>
       </w:r>
     </w:p>
     <w:p>
@@ -6908,7 +6962,7 @@
         <w:rPr>
           <w:color w:val="FF0000"/>
         </w:rPr>
-        <w:t>Reveals the hearths of those it shines on to all, forcing those affected to judge themselves. This will cause either buffs of debuffs as determined by those affected</w:t>
+        <w:t>Cuts through illusions</w:t>
       </w:r>
     </w:p>
     <w:p>
@@ -6931,7 +6985,7 @@
         <w:rPr>
           <w:color w:val="FF0000"/>
         </w:rPr>
-        <w:t>Ability cannot be shared</w:t>
+        <w:t>Reveals the hearths of those it shines on to all, forcing those affected to judge themselves. This will cause either buffs of debuffs as determined by those affected</w:t>
       </w:r>
     </w:p>
     <w:p>
@@ -6954,63 +7008,7 @@
         <w:rPr>
           <w:color w:val="FF0000"/>
         </w:rPr>
-        <w:t>Bronze: Has cleansing effect on poison</w:t>
-      </w:r>
-    </w:p>
-    <w:p>
-      <w:pPr>
-        <w:pStyle w:val="StatusUser"/>
-        <w:numPr>
-          <w:ilvl w:val="1"/>
-          <w:numId w:val="25"/>
-        </w:numPr>
-        <w:tabs>
-          <w:tab w:val="clear" w:pos="1701"/>
-          <w:tab w:val="left" w:pos="1276"/>
-        </w:tabs>
-        <w:rPr>
-          <w:vanish/>
-          <w:color w:val="FF0000"/>
-        </w:rPr>
-      </w:pPr>
-      <w:r>
-        <w:rPr>
-          <w:vanish/>
-          <w:color w:val="FF0000"/>
-        </w:rPr>
-        <w:t xml:space="preserve">Keen sight </w:t>
-      </w:r>
-      <w:r>
-        <w:rPr>
-          <w:vanish/>
-          <w:color w:val="FF0000"/>
-        </w:rPr>
-        <w:t>(</w:t>
-      </w:r>
-      <w:r>
-        <w:rPr>
-          <w:b w:val="0"/>
-          <w:vanish/>
-          <w:color w:val="FF0000"/>
-          <w:lang w:val="en-CA"/>
-        </w:rPr>
-        <w:t>Awakening stone of the Adventurer</w:t>
-      </w:r>
-      <w:r>
-        <w:rPr>
-          <w:b w:val="0"/>
-          <w:vanish/>
-          <w:color w:val="FF0000"/>
-          <w:lang w:val="en-CA"/>
-        </w:rPr>
-        <w:t xml:space="preserve">) </w:t>
-      </w:r>
-      <w:r>
-        <w:rPr>
-          <w:vanish/>
-          <w:color w:val="FF0000"/>
-        </w:rPr>
-        <w:t xml:space="preserve">– </w:t>
+        <w:t>Ability cannot be shared</w:t>
       </w:r>
     </w:p>
     <w:p>
@@ -7026,6 +7024,28 @@
         </w:tabs>
         <w:ind w:left="1418"/>
         <w:rPr>
+          <w:color w:val="FF0000"/>
+        </w:rPr>
+      </w:pPr>
+      <w:r>
+        <w:rPr>
+          <w:color w:val="FF0000"/>
+        </w:rPr>
+        <w:t>Bronze: Has cleansing effect on poison</w:t>
+      </w:r>
+    </w:p>
+    <w:p>
+      <w:pPr>
+        <w:pStyle w:val="StatusUser"/>
+        <w:numPr>
+          <w:ilvl w:val="1"/>
+          <w:numId w:val="25"/>
+        </w:numPr>
+        <w:tabs>
+          <w:tab w:val="clear" w:pos="1701"/>
+          <w:tab w:val="left" w:pos="1276"/>
+        </w:tabs>
+        <w:rPr>
           <w:vanish/>
           <w:color w:val="FF0000"/>
         </w:rPr>
@@ -7035,7 +7055,40 @@
           <w:vanish/>
           <w:color w:val="FF0000"/>
         </w:rPr>
-        <w:t>Allows sharp vision even at a distance</w:t>
+        <w:lastRenderedPageBreak/>
+        <w:t xml:space="preserve">Keen sight </w:t>
+      </w:r>
+      <w:r>
+        <w:rPr>
+          <w:vanish/>
+          <w:color w:val="FF0000"/>
+        </w:rPr>
+        <w:t>(</w:t>
+      </w:r>
+      <w:r>
+        <w:rPr>
+          <w:b w:val="0"/>
+          <w:vanish/>
+          <w:color w:val="FF0000"/>
+          <w:lang w:val="en-CA"/>
+        </w:rPr>
+        <w:t>Awakening stone of the Adventurer</w:t>
+      </w:r>
+      <w:r>
+        <w:rPr>
+          <w:b w:val="0"/>
+          <w:vanish/>
+          <w:color w:val="FF0000"/>
+          <w:lang w:val="en-CA"/>
+        </w:rPr>
+        <w:t xml:space="preserve">) </w:t>
+      </w:r>
+      <w:r>
+        <w:rPr>
+          <w:vanish/>
+          <w:color w:val="FF0000"/>
+        </w:rPr>
+        <w:t xml:space="preserve">– </w:t>
       </w:r>
     </w:p>
     <w:p>
@@ -7060,6 +7113,31 @@
           <w:vanish/>
           <w:color w:val="FF0000"/>
         </w:rPr>
+        <w:t>Allows sharp vision even at a distance</w:t>
+      </w:r>
+    </w:p>
+    <w:p>
+      <w:pPr>
+        <w:pStyle w:val="StatusUser"/>
+        <w:numPr>
+          <w:ilvl w:val="2"/>
+          <w:numId w:val="25"/>
+        </w:numPr>
+        <w:tabs>
+          <w:tab w:val="clear" w:pos="1701"/>
+          <w:tab w:val="left" w:pos="1418"/>
+        </w:tabs>
+        <w:ind w:left="1418"/>
+        <w:rPr>
+          <w:vanish/>
+          <w:color w:val="FF0000"/>
+        </w:rPr>
+      </w:pPr>
+      <w:r>
+        <w:rPr>
+          <w:vanish/>
+          <w:color w:val="FF0000"/>
+        </w:rPr>
         <w:t>Limited ability to see through obscuring mist</w:t>
       </w:r>
     </w:p>
@@ -7170,7 +7248,6 @@
         </w:numPr>
       </w:pPr>
       <w:r>
-        <w:lastRenderedPageBreak/>
         <w:t>Bonded companion</w:t>
       </w:r>
     </w:p>
@@ -7419,7 +7496,7 @@
         <v:path o:extrusionok="f" gradientshapeok="t" o:connecttype="rect"/>
         <o:lock v:ext="edit" aspectratio="t"/>
       </v:shapetype>
-      <v:shape id="_x0000_i1037" type="#_x0000_t75" style="width:3in;height:3in;visibility:visible" o:bullet="t">
+      <v:shape id="_x0000_i1082" type="#_x0000_t75" style="width:3in;height:3in;visibility:visible" o:bullet="t">
         <v:imagedata r:id="rId1" o:title="MC900065312[1]"/>
       </v:shape>
     </w:pict>
@@ -12300,7 +12377,7 @@
 </file>
 
 <file path=customXml/itemProps1.xml><?xml version="1.0" encoding="utf-8"?>
-<ds:datastoreItem xmlns:ds="http://schemas.openxmlformats.org/officeDocument/2006/customXml" ds:itemID="{9C99BD7E-915E-45B8-94F7-348D5AAE51A9}">
+<ds:datastoreItem xmlns:ds="http://schemas.openxmlformats.org/officeDocument/2006/customXml" ds:itemID="{93BE5532-57CD-4721-9466-99C73D62BB7E}">
   <ds:schemaRefs>
     <ds:schemaRef ds:uri="http://schemas.openxmlformats.org/officeDocument/2006/bibliography"/>
   </ds:schemaRefs>

--- a/Books/RPG_Books/TheWonderManAndHisLovelyAssistant/Notes_TheWonderManAndHisLovelyAssistant.docx
+++ b/Books/RPG_Books/TheWonderManAndHisLovelyAssistant/Notes_TheWonderManAndHisLovelyAssistant.docx
@@ -3823,7 +3823,19 @@
         <w:t xml:space="preserve"> – </w:t>
       </w:r>
       <w:r>
-        <w:t>Iron 7, 76%</w:t>
+        <w:t xml:space="preserve">Iron </w:t>
+      </w:r>
+      <w:r>
+        <w:t>8</w:t>
+      </w:r>
+      <w:r>
+        <w:t xml:space="preserve">, </w:t>
+      </w:r>
+      <w:r>
+        <w:t>27</w:t>
+      </w:r>
+      <w:r>
+        <w:t>%</w:t>
       </w:r>
       <w:r>
         <w:rPr>
@@ -4142,7 +4154,19 @@
         <w:t>Lovely Assistant</w:t>
       </w:r>
       <w:r>
-        <w:t xml:space="preserve"> – Iron 7, 36%</w:t>
+        <w:t xml:space="preserve"> – Iron </w:t>
+      </w:r>
+      <w:r>
+        <w:t>8</w:t>
+      </w:r>
+      <w:r>
+        <w:t xml:space="preserve">, </w:t>
+      </w:r>
+      <w:r>
+        <w:t>17</w:t>
+      </w:r>
+      <w:r>
+        <w:t>%</w:t>
       </w:r>
     </w:p>
     <w:p>
@@ -7496,7 +7520,7 @@
         <v:path o:extrusionok="f" gradientshapeok="t" o:connecttype="rect"/>
         <o:lock v:ext="edit" aspectratio="t"/>
       </v:shapetype>
-      <v:shape id="_x0000_i1082" type="#_x0000_t75" style="width:3in;height:3in;visibility:visible" o:bullet="t">
+      <v:shape id="_x0000_i1089" type="#_x0000_t75" style="width:3in;height:3in;visibility:visible" o:bullet="t">
         <v:imagedata r:id="rId1" o:title="MC900065312[1]"/>
       </v:shape>
     </w:pict>
@@ -12377,7 +12401,7 @@
 </file>
 
 <file path=customXml/itemProps1.xml><?xml version="1.0" encoding="utf-8"?>
-<ds:datastoreItem xmlns:ds="http://schemas.openxmlformats.org/officeDocument/2006/customXml" ds:itemID="{93BE5532-57CD-4721-9466-99C73D62BB7E}">
+<ds:datastoreItem xmlns:ds="http://schemas.openxmlformats.org/officeDocument/2006/customXml" ds:itemID="{49BF1763-91FA-4D02-86D7-1893D7E60E1E}">
   <ds:schemaRefs>
     <ds:schemaRef ds:uri="http://schemas.openxmlformats.org/officeDocument/2006/bibliography"/>
   </ds:schemaRefs>

--- a/Books/RPG_Books/TheWonderManAndHisLovelyAssistant/Notes_TheWonderManAndHisLovelyAssistant.docx
+++ b/Books/RPG_Books/TheWonderManAndHisLovelyAssistant/Notes_TheWonderManAndHisLovelyAssistant.docx
@@ -3035,7 +3035,31 @@
         <w:rPr>
           <w:lang w:val="en-CA"/>
         </w:rPr>
-        <w:t>Iron 4, 27% to next level</w:t>
+        <w:t xml:space="preserve">Iron </w:t>
+      </w:r>
+      <w:r>
+        <w:rPr>
+          <w:lang w:val="en-CA"/>
+        </w:rPr>
+        <w:t>7</w:t>
+      </w:r>
+      <w:r>
+        <w:rPr>
+          <w:lang w:val="en-CA"/>
+        </w:rPr>
+        <w:t xml:space="preserve">, </w:t>
+      </w:r>
+      <w:r>
+        <w:rPr>
+          <w:lang w:val="en-CA"/>
+        </w:rPr>
+        <w:t>46</w:t>
+      </w:r>
+      <w:r>
+        <w:rPr>
+          <w:lang w:val="en-CA"/>
+        </w:rPr>
+        <w:t>% to next level</w:t>
       </w:r>
     </w:p>
     <w:p>
@@ -7520,7 +7544,7 @@
         <v:path o:extrusionok="f" gradientshapeok="t" o:connecttype="rect"/>
         <o:lock v:ext="edit" aspectratio="t"/>
       </v:shapetype>
-      <v:shape id="_x0000_i1089" type="#_x0000_t75" style="width:3in;height:3in;visibility:visible" o:bullet="t">
+      <v:shape id="_x0000_i1041" type="#_x0000_t75" style="width:3in;height:3in;visibility:visible" o:bullet="t">
         <v:imagedata r:id="rId1" o:title="MC900065312[1]"/>
       </v:shape>
     </w:pict>
@@ -12401,7 +12425,7 @@
 </file>
 
 <file path=customXml/itemProps1.xml><?xml version="1.0" encoding="utf-8"?>
-<ds:datastoreItem xmlns:ds="http://schemas.openxmlformats.org/officeDocument/2006/customXml" ds:itemID="{49BF1763-91FA-4D02-86D7-1893D7E60E1E}">
+<ds:datastoreItem xmlns:ds="http://schemas.openxmlformats.org/officeDocument/2006/customXml" ds:itemID="{9620FA6C-ED21-4D85-B501-8BAE03C303C4}">
   <ds:schemaRefs>
     <ds:schemaRef ds:uri="http://schemas.openxmlformats.org/officeDocument/2006/bibliography"/>
   </ds:schemaRefs>
